--- a/EXPORTS/DOCX/published/niveau2/English/ArubaBonaireCuracao.docx
+++ b/EXPORTS/DOCX/published/niveau2/English/ArubaBonaireCuracao.docx
@@ -195,7 +195,7 @@
           <w:rFonts w:ascii="Charis SIL Regular" w:hAnsi="Charis SIL Regular" w:eastAsia="Charis SIL Regular"/>
           <w:b w:val="0"/>
           <w:i w:val="0"/>
-          <w:color w:val="0066CC"/>
+          <w:color w:val="0000FF"/>
           <w:sz w:val="24"/>
           <w:u w:val="single"/>
         </w:rPr>
@@ -213,7 +213,7 @@
           <w:rFonts w:ascii="Charis SIL Regular" w:hAnsi="Charis SIL Regular" w:eastAsia="Charis SIL Regular"/>
           <w:b w:val="0"/>
           <w:i w:val="0"/>
-          <w:color w:val="0066CC"/>
+          <w:color w:val="0000FF"/>
           <w:sz w:val="24"/>
           <w:u w:val="single"/>
         </w:rPr>
@@ -224,7 +224,7 @@
           <w:rFonts w:ascii="Charis SIL Regular" w:hAnsi="Charis SIL Regular" w:eastAsia="Charis SIL Regular"/>
           <w:b w:val="0"/>
           <w:i w:val="0"/>
-          <w:color w:val="0066CC"/>
+          <w:color w:val="0000FF"/>
           <w:sz w:val="24"/>
           <w:u w:val="single"/>
         </w:rPr>
@@ -242,7 +242,7 @@
           <w:rFonts w:ascii="Charis SIL Regular" w:hAnsi="Charis SIL Regular" w:eastAsia="Charis SIL Regular"/>
           <w:b w:val="0"/>
           <w:i w:val="0"/>
-          <w:color w:val="0066CC"/>
+          <w:color w:val="0000FF"/>
           <w:sz w:val="24"/>
           <w:u w:val="single"/>
         </w:rPr>
@@ -253,7 +253,7 @@
           <w:rFonts w:ascii="Charis SIL Regular" w:hAnsi="Charis SIL Regular" w:eastAsia="Charis SIL Regular"/>
           <w:b w:val="0"/>
           <w:i w:val="0"/>
-          <w:color w:val="0066CC"/>
+          <w:color w:val="0000FF"/>
           <w:sz w:val="24"/>
           <w:u w:val="single"/>
         </w:rPr>
@@ -271,7 +271,7 @@
           <w:rFonts w:ascii="Charis SIL Regular" w:hAnsi="Charis SIL Regular" w:eastAsia="Charis SIL Regular"/>
           <w:b w:val="0"/>
           <w:i w:val="0"/>
-          <w:color w:val="0066CC"/>
+          <w:color w:val="0000FF"/>
           <w:sz w:val="24"/>
           <w:u w:val="single"/>
         </w:rPr>
@@ -282,7 +282,7 @@
           <w:rFonts w:ascii="Charis SIL Regular" w:hAnsi="Charis SIL Regular" w:eastAsia="Charis SIL Regular"/>
           <w:b w:val="0"/>
           <w:i w:val="0"/>
-          <w:color w:val="0066CC"/>
+          <w:color w:val="0000FF"/>
           <w:sz w:val="24"/>
           <w:u w:val="single"/>
         </w:rPr>
@@ -317,7 +317,7 @@
       </w:r>
       <w:r>
         <w:rPr>
-          <w:u w:val="single" w:color="0066cc"/>
+          <w:u w:val="single" w:color="0000ff"/>
           <w:rFonts w:ascii="Charis SIL Regular" w:hAnsi="Charis SIL Regular" w:eastAsia="Charis SIL Regular"/>
           <w:b w:val="0"/>
           <w:i w:val="0"/>
@@ -335,7 +335,7 @@
       </w:r>
       <w:r>
         <w:rPr>
-          <w:u w:val="single" w:color="0066cc"/>
+          <w:u w:val="single" w:color="0000ff"/>
           <w:rFonts w:ascii="Charis SIL Regular" w:hAnsi="Charis SIL Regular" w:eastAsia="Charis SIL Regular"/>
           <w:b w:val="0"/>
           <w:i w:val="0"/>
@@ -346,7 +346,7 @@
       </w:r>
       <w:r>
         <w:rPr>
-          <w:u w:val="single" w:color="0066cc"/>
+          <w:u w:val="single" w:color="0000ff"/>
           <w:rFonts w:ascii="Charis SIL Regular" w:hAnsi="Charis SIL Regular" w:eastAsia="Charis SIL Regular"/>
           <w:b w:val="0"/>
           <w:i w:val="0"/>
@@ -364,7 +364,7 @@
       </w:r>
       <w:r>
         <w:rPr>
-          <w:u w:val="single" w:color="0066cc"/>
+          <w:u w:val="single" w:color="0000ff"/>
           <w:rFonts w:ascii="Charis SIL Regular" w:hAnsi="Charis SIL Regular" w:eastAsia="Charis SIL Regular"/>
           <w:b w:val="0"/>
           <w:i w:val="0"/>
@@ -382,7 +382,7 @@
       </w:r>
       <w:r>
         <w:rPr>
-          <w:u w:val="single" w:color="0066cc"/>
+          <w:u w:val="single" w:color="0000ff"/>
           <w:rFonts w:ascii="Charis SIL Regular" w:hAnsi="Charis SIL Regular" w:eastAsia="Charis SIL Regular"/>
           <w:b w:val="0"/>
           <w:i w:val="0"/>
@@ -400,7 +400,7 @@
       </w:r>
       <w:r>
         <w:rPr>
-          <w:u w:val="single" w:color="0066cc"/>
+          <w:u w:val="single" w:color="0000ff"/>
           <w:rFonts w:ascii="Charis SIL Regular" w:hAnsi="Charis SIL Regular" w:eastAsia="Charis SIL Regular"/>
           <w:b w:val="0"/>
           <w:i w:val="0"/>
@@ -501,7 +501,7 @@
           <w:rFonts w:ascii="Charis SIL Regular" w:hAnsi="Charis SIL Regular" w:eastAsia="Charis SIL Regular"/>
           <w:b w:val="0"/>
           <w:i w:val="0"/>
-          <w:color w:val="0066CC"/>
+          <w:color w:val="0000FF"/>
           <w:sz w:val="24"/>
           <w:u w:val="single"/>
         </w:rPr>
@@ -519,7 +519,7 @@
           <w:rFonts w:ascii="Charis SIL Regular" w:hAnsi="Charis SIL Regular" w:eastAsia="Charis SIL Regular"/>
           <w:b w:val="0"/>
           <w:i w:val="0"/>
-          <w:color w:val="0066CC"/>
+          <w:color w:val="0000FF"/>
           <w:sz w:val="24"/>
           <w:u w:val="single"/>
         </w:rPr>
@@ -530,7 +530,7 @@
           <w:rFonts w:ascii="Charis SIL Regular" w:hAnsi="Charis SIL Regular" w:eastAsia="Charis SIL Regular"/>
           <w:b w:val="0"/>
           <w:i w:val="0"/>
-          <w:color w:val="0066CC"/>
+          <w:color w:val="0000FF"/>
           <w:sz w:val="24"/>
           <w:u w:val="single"/>
         </w:rPr>
@@ -548,7 +548,7 @@
           <w:rFonts w:ascii="Charis SIL Regular" w:hAnsi="Charis SIL Regular" w:eastAsia="Charis SIL Regular"/>
           <w:b w:val="0"/>
           <w:i w:val="0"/>
-          <w:color w:val="0066CC"/>
+          <w:color w:val="0000FF"/>
           <w:sz w:val="24"/>
           <w:u w:val="single"/>
         </w:rPr>
@@ -559,7 +559,7 @@
           <w:rFonts w:ascii="Charis SIL Regular" w:hAnsi="Charis SIL Regular" w:eastAsia="Charis SIL Regular"/>
           <w:b w:val="0"/>
           <w:i w:val="0"/>
-          <w:color w:val="0066CC"/>
+          <w:color w:val="0000FF"/>
           <w:sz w:val="24"/>
           <w:u w:val="single"/>
         </w:rPr>
@@ -577,7 +577,7 @@
           <w:rFonts w:ascii="Charis SIL Regular" w:hAnsi="Charis SIL Regular" w:eastAsia="Charis SIL Regular"/>
           <w:b w:val="0"/>
           <w:i w:val="0"/>
-          <w:color w:val="0066CC"/>
+          <w:color w:val="0000FF"/>
           <w:sz w:val="24"/>
           <w:u w:val="single"/>
         </w:rPr>
@@ -588,7 +588,7 @@
           <w:rFonts w:ascii="Charis SIL Regular" w:hAnsi="Charis SIL Regular" w:eastAsia="Charis SIL Regular"/>
           <w:b w:val="0"/>
           <w:i w:val="0"/>
-          <w:color w:val="0066CC"/>
+          <w:color w:val="0000FF"/>
           <w:sz w:val="24"/>
           <w:u w:val="single"/>
         </w:rPr>
@@ -606,7 +606,7 @@
           <w:rFonts w:ascii="Charis SIL Regular" w:hAnsi="Charis SIL Regular" w:eastAsia="Charis SIL Regular"/>
           <w:b w:val="0"/>
           <w:i w:val="0"/>
-          <w:color w:val="0066CC"/>
+          <w:color w:val="0000FF"/>
           <w:sz w:val="24"/>
           <w:u w:val="single"/>
         </w:rPr>
@@ -617,7 +617,7 @@
           <w:rFonts w:ascii="Charis SIL Regular" w:hAnsi="Charis SIL Regular" w:eastAsia="Charis SIL Regular"/>
           <w:b w:val="0"/>
           <w:i w:val="0"/>
-          <w:color w:val="0066CC"/>
+          <w:color w:val="0000FF"/>
           <w:sz w:val="24"/>
           <w:u w:val="single"/>
         </w:rPr>
@@ -652,7 +652,7 @@
       </w:r>
       <w:r>
         <w:rPr>
-          <w:u w:val="single" w:color="0066cc"/>
+          <w:u w:val="single" w:color="0000ff"/>
           <w:rFonts w:ascii="Charis SIL Regular" w:hAnsi="Charis SIL Regular" w:eastAsia="Charis SIL Regular"/>
           <w:b w:val="0"/>
           <w:i w:val="0"/>
@@ -670,7 +670,7 @@
       </w:r>
       <w:r>
         <w:rPr>
-          <w:u w:val="single" w:color="0066cc"/>
+          <w:u w:val="single" w:color="0000ff"/>
           <w:rFonts w:ascii="Charis SIL Regular" w:hAnsi="Charis SIL Regular" w:eastAsia="Charis SIL Regular"/>
           <w:b w:val="0"/>
           <w:i w:val="0"/>
@@ -688,7 +688,7 @@
       </w:r>
       <w:r>
         <w:rPr>
-          <w:u w:val="single" w:color="0066cc"/>
+          <w:u w:val="single" w:color="0000ff"/>
           <w:rFonts w:ascii="Charis SIL Regular" w:hAnsi="Charis SIL Regular" w:eastAsia="Charis SIL Regular"/>
           <w:b w:val="0"/>
           <w:i w:val="0"/>
@@ -706,7 +706,7 @@
       </w:r>
       <w:r>
         <w:rPr>
-          <w:u w:val="single" w:color="0066cc"/>
+          <w:u w:val="single" w:color="0000ff"/>
           <w:rFonts w:ascii="Charis SIL Regular" w:hAnsi="Charis SIL Regular" w:eastAsia="Charis SIL Regular"/>
           <w:b w:val="0"/>
           <w:i w:val="0"/>
@@ -724,7 +724,7 @@
       </w:r>
       <w:r>
         <w:rPr>
-          <w:u w:val="single" w:color="0066cc"/>
+          <w:u w:val="single" w:color="0000ff"/>
           <w:rFonts w:ascii="Charis SIL Regular" w:hAnsi="Charis SIL Regular" w:eastAsia="Charis SIL Regular"/>
           <w:b w:val="0"/>
           <w:i w:val="0"/>
@@ -742,6 +742,7 @@
       </w:r>
       <w:r>
         <w:rPr>
+          <w:u w:val="single" w:color="0000ff"/>
           <w:rFonts w:ascii="Charis SIL Regular" w:hAnsi="Charis SIL Regular" w:eastAsia="Charis SIL Regular"/>
           <w:b w:val="0"/>
           <w:i w:val="0"/>
@@ -752,7 +753,7 @@
       </w:r>
       <w:r>
         <w:rPr>
-          <w:u w:val="single" w:color="0066cc"/>
+          <w:u w:val="single" w:color="0000ff"/>
           <w:rFonts w:ascii="Charis SIL Regular" w:hAnsi="Charis SIL Regular" w:eastAsia="Charis SIL Regular"/>
           <w:b w:val="0"/>
           <w:i w:val="0"/>
@@ -903,7 +904,7 @@
           <w:rFonts w:ascii="Charis SIL Regular" w:hAnsi="Charis SIL Regular" w:eastAsia="Charis SIL Regular"/>
           <w:b w:val="0"/>
           <w:i w:val="0"/>
-          <w:color w:val="0066CC"/>
+          <w:color w:val="0000FF"/>
           <w:sz w:val="24"/>
           <w:u w:val="single"/>
         </w:rPr>
@@ -938,7 +939,7 @@
       </w:r>
       <w:r>
         <w:rPr>
-          <w:u w:val="single" w:color="0066cc"/>
+          <w:u w:val="single" w:color="0000ff"/>
           <w:rFonts w:ascii="Charis SIL Regular" w:hAnsi="Charis SIL Regular" w:eastAsia="Charis SIL Regular"/>
           <w:b w:val="0"/>
           <w:i w:val="0"/>
@@ -956,24 +957,13 @@
       </w:r>
       <w:r>
         <w:rPr>
-          <w:u w:val="single" w:color="0066cc"/>
-          <w:rFonts w:ascii="Charis SIL Regular" w:hAnsi="Charis SIL Regular" w:eastAsia="Charis SIL Regular"/>
-          <w:b w:val="0"/>
-          <w:i w:val="0"/>
-          <w:color w:val="000000"/>
-          <w:sz w:val="24"/>
-        </w:rPr>
-        <w:t xml:space="preserve"> </w:t>
-      </w:r>
-      <w:r>
-        <w:rPr>
-          <w:rFonts w:ascii="Charis SIL Regular" w:hAnsi="Charis SIL Regular" w:eastAsia="Charis SIL Regular"/>
-          <w:b w:val="0"/>
-          <w:i w:val="0"/>
-          <w:color w:val="000000"/>
-          <w:sz w:val="24"/>
-        </w:rPr>
-        <w:t xml:space="preserve">rule. Under Dutch rule, especially after </w:t>
+          <w:rFonts w:ascii="Charis SIL Regular" w:hAnsi="Charis SIL Regular" w:eastAsia="Charis SIL Regular"/>
+          <w:b w:val="0"/>
+          <w:i w:val="0"/>
+          <w:color w:val="000000"/>
+          <w:sz w:val="24"/>
+        </w:rPr>
+        <w:t xml:space="preserve"> rule. Under Dutch rule, especially after </w:t>
       </w:r>
       <w:r>
         <w:rPr>
@@ -990,7 +980,7 @@
           <w:rFonts w:ascii="Charis SIL Italic" w:hAnsi="Charis SIL Italic" w:eastAsia="Charis SIL Italic"/>
           <w:b w:val="0"/>
           <w:i/>
-          <w:color w:val="0066CC"/>
+          <w:color w:val="0000FF"/>
           <w:sz w:val="24"/>
           <w:u w:val="single"/>
         </w:rPr>
@@ -1008,7 +998,7 @@
           <w:rFonts w:ascii="Charis SIL Italic" w:hAnsi="Charis SIL Italic" w:eastAsia="Charis SIL Italic"/>
           <w:b w:val="0"/>
           <w:i/>
-          <w:color w:val="0066CC"/>
+          <w:color w:val="0000FF"/>
           <w:sz w:val="24"/>
           <w:u w:val="single"/>
         </w:rPr>
@@ -1019,7 +1009,7 @@
           <w:rFonts w:ascii="Charis SIL Italic" w:hAnsi="Charis SIL Italic" w:eastAsia="Charis SIL Italic"/>
           <w:b w:val="0"/>
           <w:i/>
-          <w:color w:val="0066CC"/>
+          <w:color w:val="0000FF"/>
           <w:sz w:val="24"/>
           <w:u w:val="single"/>
         </w:rPr>
@@ -1037,7 +1027,7 @@
           <w:rFonts w:ascii="Charis SIL Italic" w:hAnsi="Charis SIL Italic" w:eastAsia="Charis SIL Italic"/>
           <w:b w:val="0"/>
           <w:i/>
-          <w:color w:val="0066CC"/>
+          <w:color w:val="0000FF"/>
           <w:sz w:val="24"/>
           <w:u w:val="single"/>
         </w:rPr>
@@ -1048,7 +1038,7 @@
           <w:rFonts w:ascii="Charis SIL Italic" w:hAnsi="Charis SIL Italic" w:eastAsia="Charis SIL Italic"/>
           <w:b w:val="0"/>
           <w:i/>
-          <w:color w:val="0066CC"/>
+          <w:color w:val="0000FF"/>
           <w:sz w:val="24"/>
           <w:u w:val="single"/>
         </w:rPr>
@@ -1083,7 +1073,7 @@
       </w:r>
       <w:r>
         <w:rPr>
-          <w:u w:val="single" w:color="0066cc"/>
+          <w:u w:val="single" w:color="0000ff"/>
           <w:rFonts w:ascii="Charis SIL Regular" w:hAnsi="Charis SIL Regular" w:eastAsia="Charis SIL Regular"/>
           <w:b w:val="0"/>
           <w:i w:val="0"/>
@@ -1101,7 +1091,7 @@
       </w:r>
       <w:r>
         <w:rPr>
-          <w:u w:val="single" w:color="0066cc"/>
+          <w:u w:val="single" w:color="0000ff"/>
           <w:rFonts w:ascii="Charis SIL Regular" w:hAnsi="Charis SIL Regular" w:eastAsia="Charis SIL Regular"/>
           <w:b w:val="0"/>
           <w:i w:val="0"/>
@@ -1119,7 +1109,7 @@
       </w:r>
       <w:r>
         <w:rPr>
-          <w:u w:val="single" w:color="0066cc"/>
+          <w:u w:val="single" w:color="0000ff"/>
           <w:rFonts w:ascii="Charis SIL Regular" w:hAnsi="Charis SIL Regular" w:eastAsia="Charis SIL Regular"/>
           <w:b w:val="0"/>
           <w:i w:val="0"/>
@@ -1137,7 +1127,7 @@
       </w:r>
       <w:r>
         <w:rPr>
-          <w:u w:val="single" w:color="0066cc"/>
+          <w:u w:val="single" w:color="0000ff"/>
           <w:rFonts w:ascii="Charis SIL Regular" w:hAnsi="Charis SIL Regular" w:eastAsia="Charis SIL Regular"/>
           <w:b w:val="0"/>
           <w:i w:val="0"/>
@@ -1155,7 +1145,7 @@
       </w:r>
       <w:r>
         <w:rPr>
-          <w:u w:val="single" w:color="0066cc"/>
+          <w:u w:val="single" w:color="0000ff"/>
           <w:rFonts w:ascii="Charis SIL Regular" w:hAnsi="Charis SIL Regular" w:eastAsia="Charis SIL Regular"/>
           <w:b w:val="0"/>
           <w:i w:val="0"/>
@@ -1173,7 +1163,7 @@
       </w:r>
       <w:r>
         <w:rPr>
-          <w:u w:val="single" w:color="0066cc"/>
+          <w:u w:val="single" w:color="0000ff"/>
           <w:rFonts w:ascii="Charis SIL Regular" w:hAnsi="Charis SIL Regular" w:eastAsia="Charis SIL Regular"/>
           <w:b w:val="0"/>
           <w:i w:val="0"/>
@@ -1207,7 +1197,7 @@
           <w:rFonts w:ascii="Charis SIL Regular" w:hAnsi="Charis SIL Regular" w:eastAsia="Charis SIL Regular"/>
           <w:b w:val="0"/>
           <w:i w:val="0"/>
-          <w:color w:val="0066CC"/>
+          <w:color w:val="0000FF"/>
           <w:sz w:val="24"/>
           <w:u w:val="single"/>
         </w:rPr>
@@ -1225,7 +1215,7 @@
           <w:rFonts w:ascii="Charis SIL Regular" w:hAnsi="Charis SIL Regular" w:eastAsia="Charis SIL Regular"/>
           <w:b w:val="0"/>
           <w:i w:val="0"/>
-          <w:color w:val="0066CC"/>
+          <w:color w:val="0000FF"/>
           <w:sz w:val="24"/>
           <w:u w:val="single"/>
         </w:rPr>
@@ -1236,7 +1226,7 @@
           <w:rFonts w:ascii="Charis SIL Regular" w:hAnsi="Charis SIL Regular" w:eastAsia="Charis SIL Regular"/>
           <w:b w:val="0"/>
           <w:i w:val="0"/>
-          <w:color w:val="0066CC"/>
+          <w:color w:val="0000FF"/>
           <w:sz w:val="24"/>
           <w:u w:val="single"/>
         </w:rPr>
@@ -1271,7 +1261,7 @@
       </w:r>
       <w:r>
         <w:rPr>
-          <w:u w:val="single" w:color="0066cc"/>
+          <w:u w:val="single" w:color="0000ff"/>
           <w:rFonts w:ascii="Charis SIL Regular" w:hAnsi="Charis SIL Regular" w:eastAsia="Charis SIL Regular"/>
           <w:b w:val="0"/>
           <w:i w:val="0"/>
@@ -1289,7 +1279,7 @@
       </w:r>
       <w:r>
         <w:rPr>
-          <w:u w:val="single" w:color="0066cc"/>
+          <w:u w:val="single" w:color="0000ff"/>
           <w:rFonts w:ascii="Charis SIL Regular" w:hAnsi="Charis SIL Regular" w:eastAsia="Charis SIL Regular"/>
           <w:b w:val="0"/>
           <w:i w:val="0"/>
@@ -1307,7 +1297,7 @@
       </w:r>
       <w:r>
         <w:rPr>
-          <w:u w:val="single" w:color="0066cc"/>
+          <w:u w:val="single" w:color="0000ff"/>
           <w:rFonts w:ascii="Charis SIL Regular" w:hAnsi="Charis SIL Regular" w:eastAsia="Charis SIL Regular"/>
           <w:b w:val="0"/>
           <w:i w:val="0"/>
@@ -1401,7 +1391,7 @@
           <w:rFonts w:ascii="Charis SIL Regular" w:hAnsi="Charis SIL Regular" w:eastAsia="Charis SIL Regular"/>
           <w:b w:val="0"/>
           <w:i w:val="0"/>
-          <w:color w:val="0066CC"/>
+          <w:color w:val="0000FF"/>
           <w:sz w:val="24"/>
           <w:u w:val="single"/>
         </w:rPr>
@@ -1419,7 +1409,7 @@
           <w:rFonts w:ascii="Charis SIL Regular" w:hAnsi="Charis SIL Regular" w:eastAsia="Charis SIL Regular"/>
           <w:b w:val="0"/>
           <w:i w:val="0"/>
-          <w:color w:val="0066CC"/>
+          <w:color w:val="0000FF"/>
           <w:sz w:val="24"/>
           <w:u w:val="single"/>
         </w:rPr>
@@ -1437,7 +1427,7 @@
           <w:rFonts w:ascii="Charis SIL Regular" w:hAnsi="Charis SIL Regular" w:eastAsia="Charis SIL Regular"/>
           <w:b w:val="0"/>
           <w:i w:val="0"/>
-          <w:color w:val="0066CC"/>
+          <w:color w:val="0000FF"/>
           <w:sz w:val="24"/>
           <w:u w:val="single"/>
         </w:rPr>
@@ -1455,7 +1445,7 @@
           <w:rFonts w:ascii="Charis SIL Regular" w:hAnsi="Charis SIL Regular" w:eastAsia="Charis SIL Regular"/>
           <w:b w:val="0"/>
           <w:i w:val="0"/>
-          <w:color w:val="0066CC"/>
+          <w:color w:val="0000FF"/>
           <w:sz w:val="24"/>
         </w:rPr>
         <w:hyperlink r:id="rId14" w:history="1">
@@ -1472,7 +1462,7 @@
           <w:rFonts w:ascii="Charis SIL Regular" w:hAnsi="Charis SIL Regular" w:eastAsia="Charis SIL Regular"/>
           <w:b w:val="0"/>
           <w:i w:val="0"/>
-          <w:color w:val="0066CC"/>
+          <w:color w:val="0000FF"/>
           <w:sz w:val="24"/>
         </w:rPr>
         <w:t>rs</w:t>
@@ -1482,7 +1472,7 @@
           <w:rFonts w:ascii="Charis SIL Regular" w:hAnsi="Charis SIL Regular" w:eastAsia="Charis SIL Regular"/>
           <w:b w:val="0"/>
           <w:i w:val="0"/>
-          <w:color w:val="0066CC"/>
+          <w:color w:val="0000FF"/>
           <w:sz w:val="24"/>
           <w:u w:val="single"/>
         </w:rPr>
@@ -1493,7 +1483,7 @@
           <w:rFonts w:ascii="Charis SIL Regular" w:hAnsi="Charis SIL Regular" w:eastAsia="Charis SIL Regular"/>
           <w:b w:val="0"/>
           <w:i w:val="0"/>
-          <w:color w:val="0066CC"/>
+          <w:color w:val="0000FF"/>
           <w:sz w:val="24"/>
           <w:u w:val="single"/>
         </w:rPr>
@@ -1511,7 +1501,7 @@
           <w:rFonts w:ascii="Charis SIL Regular" w:hAnsi="Charis SIL Regular" w:eastAsia="Charis SIL Regular"/>
           <w:b w:val="0"/>
           <w:i w:val="0"/>
-          <w:color w:val="0066CC"/>
+          <w:color w:val="0000FF"/>
           <w:sz w:val="24"/>
           <w:u w:val="single"/>
         </w:rPr>
@@ -1522,7 +1512,7 @@
           <w:rFonts w:ascii="Charis SIL Regular" w:hAnsi="Charis SIL Regular" w:eastAsia="Charis SIL Regular"/>
           <w:b w:val="0"/>
           <w:i w:val="0"/>
-          <w:color w:val="0066CC"/>
+          <w:color w:val="0000FF"/>
           <w:sz w:val="24"/>
           <w:u w:val="single"/>
         </w:rPr>
@@ -1540,7 +1530,7 @@
           <w:rFonts w:ascii="Charis SIL Regular" w:hAnsi="Charis SIL Regular" w:eastAsia="Charis SIL Regular"/>
           <w:b w:val="0"/>
           <w:i w:val="0"/>
-          <w:color w:val="0066CC"/>
+          <w:color w:val="0000FF"/>
           <w:sz w:val="24"/>
           <w:u w:val="single"/>
         </w:rPr>
@@ -1551,7 +1541,7 @@
           <w:rFonts w:ascii="Charis SIL Regular" w:hAnsi="Charis SIL Regular" w:eastAsia="Charis SIL Regular"/>
           <w:b w:val="0"/>
           <w:i w:val="0"/>
-          <w:color w:val="0066CC"/>
+          <w:color w:val="0000FF"/>
           <w:sz w:val="24"/>
           <w:u w:val="single"/>
         </w:rPr>
@@ -1569,7 +1559,7 @@
           <w:rFonts w:ascii="Charis SIL Regular" w:hAnsi="Charis SIL Regular" w:eastAsia="Charis SIL Regular"/>
           <w:b w:val="0"/>
           <w:i w:val="0"/>
-          <w:color w:val="0066CC"/>
+          <w:color w:val="0000FF"/>
           <w:sz w:val="24"/>
           <w:u w:val="single"/>
         </w:rPr>
@@ -1580,7 +1570,7 @@
           <w:rFonts w:ascii="Charis SIL Regular" w:hAnsi="Charis SIL Regular" w:eastAsia="Charis SIL Regular"/>
           <w:b w:val="0"/>
           <w:i w:val="0"/>
-          <w:color w:val="0066CC"/>
+          <w:color w:val="0000FF"/>
           <w:sz w:val="24"/>
           <w:u w:val="single"/>
         </w:rPr>
@@ -1598,7 +1588,7 @@
           <w:rFonts w:ascii="Charis SIL Regular" w:hAnsi="Charis SIL Regular" w:eastAsia="Charis SIL Regular"/>
           <w:b w:val="0"/>
           <w:i w:val="0"/>
-          <w:color w:val="0066CC"/>
+          <w:color w:val="0000FF"/>
           <w:sz w:val="24"/>
           <w:u w:val="single"/>
         </w:rPr>
@@ -1609,7 +1599,7 @@
           <w:rFonts w:ascii="Charis SIL Regular" w:hAnsi="Charis SIL Regular" w:eastAsia="Charis SIL Regular"/>
           <w:b w:val="0"/>
           <w:i w:val="0"/>
-          <w:color w:val="0066CC"/>
+          <w:color w:val="0000FF"/>
           <w:sz w:val="24"/>
           <w:u w:val="single"/>
         </w:rPr>
@@ -1627,7 +1617,7 @@
           <w:rFonts w:ascii="Charis SIL Regular" w:hAnsi="Charis SIL Regular" w:eastAsia="Charis SIL Regular"/>
           <w:b w:val="0"/>
           <w:i w:val="0"/>
-          <w:color w:val="0066CC"/>
+          <w:color w:val="0000FF"/>
           <w:sz w:val="24"/>
           <w:u w:val="single"/>
         </w:rPr>
@@ -1638,7 +1628,7 @@
           <w:rFonts w:ascii="Charis SIL Regular" w:hAnsi="Charis SIL Regular" w:eastAsia="Charis SIL Regular"/>
           <w:b w:val="0"/>
           <w:i w:val="0"/>
-          <w:color w:val="0066CC"/>
+          <w:color w:val="0000FF"/>
           <w:sz w:val="24"/>
           <w:u w:val="single"/>
         </w:rPr>
@@ -1656,7 +1646,7 @@
           <w:rFonts w:ascii="Charis SIL Regular" w:hAnsi="Charis SIL Regular" w:eastAsia="Charis SIL Regular"/>
           <w:b w:val="0"/>
           <w:i w:val="0"/>
-          <w:color w:val="0066CC"/>
+          <w:color w:val="0000FF"/>
           <w:sz w:val="24"/>
           <w:u w:val="single"/>
         </w:rPr>
@@ -1667,7 +1657,7 @@
           <w:rFonts w:ascii="Charis SIL Regular" w:hAnsi="Charis SIL Regular" w:eastAsia="Charis SIL Regular"/>
           <w:b w:val="0"/>
           <w:i w:val="0"/>
-          <w:color w:val="0066CC"/>
+          <w:color w:val="0000FF"/>
           <w:sz w:val="24"/>
           <w:u w:val="single"/>
         </w:rPr>
@@ -1685,7 +1675,7 @@
           <w:rFonts w:ascii="Charis SIL Regular" w:hAnsi="Charis SIL Regular" w:eastAsia="Charis SIL Regular"/>
           <w:b w:val="0"/>
           <w:i w:val="0"/>
-          <w:color w:val="0066CC"/>
+          <w:color w:val="0000FF"/>
           <w:sz w:val="24"/>
           <w:u w:val="single"/>
         </w:rPr>
@@ -1696,7 +1686,7 @@
           <w:rFonts w:ascii="Charis SIL Regular" w:hAnsi="Charis SIL Regular" w:eastAsia="Charis SIL Regular"/>
           <w:b w:val="0"/>
           <w:i w:val="0"/>
-          <w:color w:val="0066CC"/>
+          <w:color w:val="0000FF"/>
           <w:sz w:val="24"/>
           <w:u w:val="single"/>
         </w:rPr>
@@ -1714,7 +1704,7 @@
           <w:rFonts w:ascii="Charis SIL Regular" w:hAnsi="Charis SIL Regular" w:eastAsia="Charis SIL Regular"/>
           <w:b w:val="0"/>
           <w:i w:val="0"/>
-          <w:color w:val="0066CC"/>
+          <w:color w:val="0000FF"/>
           <w:sz w:val="24"/>
           <w:u w:val="single"/>
         </w:rPr>
@@ -1725,7 +1715,7 @@
           <w:rFonts w:ascii="Charis SIL Regular" w:hAnsi="Charis SIL Regular" w:eastAsia="Charis SIL Regular"/>
           <w:b w:val="0"/>
           <w:i w:val="0"/>
-          <w:color w:val="0066CC"/>
+          <w:color w:val="0000FF"/>
           <w:sz w:val="24"/>
           <w:u w:val="single"/>
         </w:rPr>
@@ -1743,7 +1733,7 @@
           <w:rFonts w:ascii="Charis SIL Regular" w:hAnsi="Charis SIL Regular" w:eastAsia="Charis SIL Regular"/>
           <w:b w:val="0"/>
           <w:i w:val="0"/>
-          <w:color w:val="0066CC"/>
+          <w:color w:val="0000FF"/>
           <w:sz w:val="24"/>
           <w:u w:val="single"/>
         </w:rPr>
@@ -1754,7 +1744,7 @@
           <w:rFonts w:ascii="Charis SIL Regular" w:hAnsi="Charis SIL Regular" w:eastAsia="Charis SIL Regular"/>
           <w:b w:val="0"/>
           <w:i w:val="0"/>
-          <w:color w:val="0066CC"/>
+          <w:color w:val="0000FF"/>
           <w:sz w:val="24"/>
           <w:u w:val="single"/>
         </w:rPr>
@@ -1779,7 +1769,7 @@
       </w:r>
       <w:r>
         <w:rPr>
-          <w:u w:val="single" w:color="0066cc"/>
+          <w:u w:val="single" w:color="0000ff"/>
           <w:rFonts w:ascii="Charis SIL Regular" w:hAnsi="Charis SIL Regular" w:eastAsia="Charis SIL Regular"/>
           <w:b w:val="0"/>
           <w:i w:val="0"/>
@@ -1797,7 +1787,7 @@
       </w:r>
       <w:r>
         <w:rPr>
-          <w:u w:val="single" w:color="0066cc"/>
+          <w:u w:val="single" w:color="0000ff"/>
           <w:rFonts w:ascii="Charis SIL Regular" w:hAnsi="Charis SIL Regular" w:eastAsia="Charis SIL Regular"/>
           <w:b w:val="0"/>
           <w:i w:val="0"/>
@@ -1894,7 +1884,7 @@
           <w:rFonts w:ascii="Charis SIL Regular" w:hAnsi="Charis SIL Regular" w:eastAsia="Charis SIL Regular"/>
           <w:b w:val="0"/>
           <w:i w:val="0"/>
-          <w:color w:val="0066CC"/>
+          <w:color w:val="0000FF"/>
           <w:sz w:val="24"/>
           <w:u w:val="single"/>
         </w:rPr>
@@ -1912,7 +1902,7 @@
           <w:rFonts w:ascii="Charis SIL Regular" w:hAnsi="Charis SIL Regular" w:eastAsia="Charis SIL Regular"/>
           <w:b w:val="0"/>
           <w:i w:val="0"/>
-          <w:color w:val="0066CC"/>
+          <w:color w:val="0000FF"/>
           <w:sz w:val="24"/>
           <w:u w:val="single"/>
         </w:rPr>
@@ -1923,7 +1913,7 @@
           <w:rFonts w:ascii="Charis SIL Regular" w:hAnsi="Charis SIL Regular" w:eastAsia="Charis SIL Regular"/>
           <w:b w:val="0"/>
           <w:i w:val="0"/>
-          <w:color w:val="0066CC"/>
+          <w:color w:val="0000FF"/>
           <w:sz w:val="24"/>
           <w:u w:val="single"/>
         </w:rPr>
@@ -1941,7 +1931,7 @@
           <w:rFonts w:ascii="Charis SIL Regular" w:hAnsi="Charis SIL Regular" w:eastAsia="Charis SIL Regular"/>
           <w:b w:val="0"/>
           <w:i w:val="0"/>
-          <w:color w:val="0066CC"/>
+          <w:color w:val="0000FF"/>
           <w:sz w:val="24"/>
           <w:u w:val="single"/>
         </w:rPr>
@@ -1952,7 +1942,7 @@
           <w:rFonts w:ascii="Charis SIL Regular" w:hAnsi="Charis SIL Regular" w:eastAsia="Charis SIL Regular"/>
           <w:b w:val="0"/>
           <w:i w:val="0"/>
-          <w:color w:val="0066CC"/>
+          <w:color w:val="0000FF"/>
           <w:sz w:val="24"/>
           <w:u w:val="single"/>
         </w:rPr>
@@ -1970,7 +1960,7 @@
           <w:rFonts w:ascii="Charis SIL Regular" w:hAnsi="Charis SIL Regular" w:eastAsia="Charis SIL Regular"/>
           <w:b w:val="0"/>
           <w:i w:val="0"/>
-          <w:color w:val="0066CC"/>
+          <w:color w:val="0000FF"/>
           <w:sz w:val="24"/>
           <w:u w:val="single"/>
         </w:rPr>
@@ -1981,7 +1971,7 @@
           <w:rFonts w:ascii="Charis SIL Regular" w:hAnsi="Charis SIL Regular" w:eastAsia="Charis SIL Regular"/>
           <w:b w:val="0"/>
           <w:i w:val="0"/>
-          <w:color w:val="0066CC"/>
+          <w:color w:val="0000FF"/>
           <w:sz w:val="24"/>
           <w:u w:val="single"/>
         </w:rPr>
@@ -1999,7 +1989,7 @@
           <w:rFonts w:ascii="Charis SIL Regular" w:hAnsi="Charis SIL Regular" w:eastAsia="Charis SIL Regular"/>
           <w:b w:val="0"/>
           <w:i w:val="0"/>
-          <w:color w:val="0066CC"/>
+          <w:color w:val="0000FF"/>
           <w:sz w:val="24"/>
           <w:u w:val="single"/>
         </w:rPr>
@@ -2010,7 +2000,7 @@
           <w:rFonts w:ascii="Charis SIL Regular" w:hAnsi="Charis SIL Regular" w:eastAsia="Charis SIL Regular"/>
           <w:b w:val="0"/>
           <w:i w:val="0"/>
-          <w:color w:val="0066CC"/>
+          <w:color w:val="0000FF"/>
           <w:sz w:val="24"/>
           <w:u w:val="single"/>
         </w:rPr>
@@ -2028,7 +2018,7 @@
           <w:rFonts w:ascii="Charis SIL Regular" w:hAnsi="Charis SIL Regular" w:eastAsia="Charis SIL Regular"/>
           <w:b w:val="0"/>
           <w:i w:val="0"/>
-          <w:color w:val="0066CC"/>
+          <w:color w:val="0000FF"/>
           <w:sz w:val="24"/>
           <w:u w:val="single"/>
         </w:rPr>
@@ -2039,7 +2029,7 @@
           <w:rFonts w:ascii="Charis SIL Regular" w:hAnsi="Charis SIL Regular" w:eastAsia="Charis SIL Regular"/>
           <w:b w:val="0"/>
           <w:i w:val="0"/>
-          <w:color w:val="0066CC"/>
+          <w:color w:val="0000FF"/>
           <w:sz w:val="24"/>
           <w:u w:val="single"/>
         </w:rPr>
@@ -2057,7 +2047,7 @@
           <w:rFonts w:ascii="Charis SIL Regular" w:hAnsi="Charis SIL Regular" w:eastAsia="Charis SIL Regular"/>
           <w:b w:val="0"/>
           <w:i w:val="0"/>
-          <w:color w:val="0066CC"/>
+          <w:color w:val="0000FF"/>
           <w:sz w:val="24"/>
           <w:u w:val="single"/>
         </w:rPr>
@@ -2068,7 +2058,7 @@
           <w:rFonts w:ascii="Charis SIL Regular" w:hAnsi="Charis SIL Regular" w:eastAsia="Charis SIL Regular"/>
           <w:b w:val="0"/>
           <w:i w:val="0"/>
-          <w:color w:val="0066CC"/>
+          <w:color w:val="0000FF"/>
           <w:sz w:val="24"/>
           <w:u w:val="single"/>
         </w:rPr>
@@ -2086,7 +2076,7 @@
           <w:rFonts w:ascii="Charis SIL Regular" w:hAnsi="Charis SIL Regular" w:eastAsia="Charis SIL Regular"/>
           <w:b w:val="0"/>
           <w:i w:val="0"/>
-          <w:color w:val="0066CC"/>
+          <w:color w:val="0000FF"/>
           <w:sz w:val="24"/>
           <w:u w:val="single"/>
         </w:rPr>
@@ -2097,7 +2087,7 @@
           <w:rFonts w:ascii="Charis SIL Regular" w:hAnsi="Charis SIL Regular" w:eastAsia="Charis SIL Regular"/>
           <w:b w:val="0"/>
           <w:i w:val="0"/>
-          <w:color w:val="0066CC"/>
+          <w:color w:val="0000FF"/>
           <w:sz w:val="24"/>
           <w:u w:val="single"/>
         </w:rPr>
@@ -2115,7 +2105,7 @@
           <w:rFonts w:ascii="Charis SIL Regular" w:hAnsi="Charis SIL Regular" w:eastAsia="Charis SIL Regular"/>
           <w:b w:val="0"/>
           <w:i w:val="0"/>
-          <w:color w:val="0066CC"/>
+          <w:color w:val="0000FF"/>
           <w:sz w:val="24"/>
           <w:u w:val="single"/>
         </w:rPr>
@@ -2126,7 +2116,7 @@
           <w:rFonts w:ascii="Charis SIL Regular" w:hAnsi="Charis SIL Regular" w:eastAsia="Charis SIL Regular"/>
           <w:b w:val="0"/>
           <w:i w:val="0"/>
-          <w:color w:val="0066CC"/>
+          <w:color w:val="0000FF"/>
           <w:sz w:val="24"/>
           <w:u w:val="single"/>
         </w:rPr>
@@ -2144,7 +2134,7 @@
           <w:rFonts w:ascii="Charis SIL Regular" w:hAnsi="Charis SIL Regular" w:eastAsia="Charis SIL Regular"/>
           <w:b w:val="0"/>
           <w:i w:val="0"/>
-          <w:color w:val="0066CC"/>
+          <w:color w:val="0000FF"/>
           <w:sz w:val="24"/>
           <w:u w:val="single"/>
         </w:rPr>
@@ -2155,7 +2145,7 @@
           <w:rFonts w:ascii="Charis SIL Regular" w:hAnsi="Charis SIL Regular" w:eastAsia="Charis SIL Regular"/>
           <w:b w:val="0"/>
           <w:i w:val="0"/>
-          <w:color w:val="0066CC"/>
+          <w:color w:val="0000FF"/>
           <w:sz w:val="24"/>
           <w:u w:val="single"/>
         </w:rPr>
@@ -2173,7 +2163,7 @@
           <w:rFonts w:ascii="Charis SIL Regular" w:hAnsi="Charis SIL Regular" w:eastAsia="Charis SIL Regular"/>
           <w:b w:val="0"/>
           <w:i w:val="0"/>
-          <w:color w:val="0066CC"/>
+          <w:color w:val="0000FF"/>
           <w:sz w:val="24"/>
           <w:u w:val="single"/>
         </w:rPr>
@@ -2184,7 +2174,7 @@
           <w:rFonts w:ascii="Charis SIL Regular" w:hAnsi="Charis SIL Regular" w:eastAsia="Charis SIL Regular"/>
           <w:b w:val="0"/>
           <w:i w:val="0"/>
-          <w:color w:val="0066CC"/>
+          <w:color w:val="0000FF"/>
           <w:sz w:val="24"/>
           <w:u w:val="single"/>
         </w:rPr>
@@ -2219,7 +2209,7 @@
       </w:r>
       <w:r>
         <w:rPr>
-          <w:u w:val="single" w:color="0066cc"/>
+          <w:u w:val="single" w:color="0000ff"/>
           <w:rFonts w:ascii="Charis SIL Regular" w:hAnsi="Charis SIL Regular" w:eastAsia="Charis SIL Regular"/>
           <w:b w:val="0"/>
           <w:i w:val="0"/>
@@ -2237,7 +2227,7 @@
       </w:r>
       <w:r>
         <w:rPr>
-          <w:u w:val="single" w:color="0066cc"/>
+          <w:u w:val="single" w:color="0000ff"/>
           <w:rFonts w:ascii="Charis SIL Regular" w:hAnsi="Charis SIL Regular" w:eastAsia="Charis SIL Regular"/>
           <w:b w:val="0"/>
           <w:i w:val="0"/>
@@ -2255,7 +2245,7 @@
       </w:r>
       <w:r>
         <w:rPr>
-          <w:u w:val="single" w:color="0066cc"/>
+          <w:u w:val="single" w:color="0000ff"/>
           <w:rFonts w:ascii="Charis SIL Regular" w:hAnsi="Charis SIL Regular" w:eastAsia="Charis SIL Regular"/>
           <w:b w:val="0"/>
           <w:i w:val="0"/>
@@ -2273,7 +2263,7 @@
       </w:r>
       <w:r>
         <w:rPr>
-          <w:u w:val="single" w:color="0066cc"/>
+          <w:u w:val="single" w:color="0000ff"/>
           <w:rFonts w:ascii="Charis SIL Regular" w:hAnsi="Charis SIL Regular" w:eastAsia="Charis SIL Regular"/>
           <w:b w:val="0"/>
           <w:i w:val="0"/>
@@ -2291,7 +2281,7 @@
       </w:r>
       <w:r>
         <w:rPr>
-          <w:u w:val="single" w:color="0066cc"/>
+          <w:u w:val="single" w:color="0000ff"/>
           <w:rFonts w:ascii="Charis SIL Regular" w:hAnsi="Charis SIL Regular" w:eastAsia="Charis SIL Regular"/>
           <w:b w:val="0"/>
           <w:i w:val="0"/>
@@ -2309,7 +2299,7 @@
       </w:r>
       <w:r>
         <w:rPr>
-          <w:u w:val="single" w:color="0066cc"/>
+          <w:u w:val="single" w:color="0000ff"/>
           <w:rFonts w:ascii="Charis SIL Regular" w:hAnsi="Charis SIL Regular" w:eastAsia="Charis SIL Regular"/>
           <w:b w:val="0"/>
           <w:i w:val="0"/>
@@ -2327,7 +2317,7 @@
       </w:r>
       <w:r>
         <w:rPr>
-          <w:u w:val="single" w:color="0066cc"/>
+          <w:u w:val="single" w:color="0000ff"/>
           <w:rFonts w:ascii="Charis SIL Regular" w:hAnsi="Charis SIL Regular" w:eastAsia="Charis SIL Regular"/>
           <w:b w:val="0"/>
           <w:i w:val="0"/>
@@ -2345,7 +2335,7 @@
       </w:r>
       <w:r>
         <w:rPr>
-          <w:u w:val="single" w:color="0066cc"/>
+          <w:u w:val="single" w:color="0000ff"/>
           <w:rFonts w:ascii="Charis SIL Regular" w:hAnsi="Charis SIL Regular" w:eastAsia="Charis SIL Regular"/>
           <w:b w:val="0"/>
           <w:i w:val="0"/>
@@ -2363,7 +2353,7 @@
       </w:r>
       <w:r>
         <w:rPr>
-          <w:u w:val="single" w:color="0066cc"/>
+          <w:u w:val="single" w:color="0000ff"/>
           <w:rFonts w:ascii="Charis SIL Regular" w:hAnsi="Charis SIL Regular" w:eastAsia="Charis SIL Regular"/>
           <w:b w:val="0"/>
           <w:i w:val="0"/>
@@ -2381,7 +2371,7 @@
       </w:r>
       <w:r>
         <w:rPr>
-          <w:u w:val="single" w:color="0066cc"/>
+          <w:u w:val="single" w:color="0000ff"/>
           <w:rFonts w:ascii="Charis SIL Regular" w:hAnsi="Charis SIL Regular" w:eastAsia="Charis SIL Regular"/>
           <w:b w:val="0"/>
           <w:i w:val="0"/>
@@ -2399,7 +2389,7 @@
       </w:r>
       <w:r>
         <w:rPr>
-          <w:u w:val="single" w:color="0066cc"/>
+          <w:u w:val="single" w:color="0000ff"/>
           <w:rFonts w:ascii="Charis SIL Regular" w:hAnsi="Charis SIL Regular" w:eastAsia="Charis SIL Regular"/>
           <w:b w:val="0"/>
           <w:i w:val="0"/>
@@ -2417,7 +2407,7 @@
       </w:r>
       <w:r>
         <w:rPr>
-          <w:u w:val="single" w:color="0066cc"/>
+          <w:u w:val="single" w:color="0000ff"/>
           <w:rFonts w:ascii="Charis SIL Regular" w:hAnsi="Charis SIL Regular" w:eastAsia="Charis SIL Regular"/>
           <w:b w:val="0"/>
           <w:i w:val="0"/>
@@ -2435,7 +2425,7 @@
       </w:r>
       <w:r>
         <w:rPr>
-          <w:u w:val="single" w:color="0066cc"/>
+          <w:u w:val="single" w:color="0000ff"/>
           <w:rFonts w:ascii="Charis SIL Regular" w:hAnsi="Charis SIL Regular" w:eastAsia="Charis SIL Regular"/>
           <w:b w:val="0"/>
           <w:i w:val="0"/>
@@ -2453,7 +2443,7 @@
       </w:r>
       <w:r>
         <w:rPr>
-          <w:u w:val="single" w:color="0066cc"/>
+          <w:u w:val="single" w:color="0000ff"/>
           <w:rFonts w:ascii="Charis SIL Regular" w:hAnsi="Charis SIL Regular" w:eastAsia="Charis SIL Regular"/>
           <w:b w:val="0"/>
           <w:i w:val="0"/>
@@ -2471,7 +2461,7 @@
       </w:r>
       <w:r>
         <w:rPr>
-          <w:u w:val="single" w:color="0066cc"/>
+          <w:u w:val="single" w:color="0000ff"/>
           <w:rFonts w:ascii="Charis SIL Regular" w:hAnsi="Charis SIL Regular" w:eastAsia="Charis SIL Regular"/>
           <w:b w:val="0"/>
           <w:i w:val="0"/>
@@ -2692,7 +2682,7 @@
           <w:rFonts w:ascii="Charis SIL Regular" w:hAnsi="Charis SIL Regular" w:eastAsia="Charis SIL Regular"/>
           <w:b w:val="0"/>
           <w:i w:val="0"/>
-          <w:color w:val="0066CC"/>
+          <w:color w:val="0000FF"/>
           <w:sz w:val="24"/>
           <w:u w:val="single"/>
         </w:rPr>
@@ -2710,7 +2700,7 @@
           <w:rFonts w:ascii="Charis SIL Regular" w:hAnsi="Charis SIL Regular" w:eastAsia="Charis SIL Regular"/>
           <w:b w:val="0"/>
           <w:i w:val="0"/>
-          <w:color w:val="0066CC"/>
+          <w:color w:val="0000FF"/>
           <w:sz w:val="24"/>
           <w:u w:val="single"/>
         </w:rPr>
@@ -2721,7 +2711,7 @@
           <w:rFonts w:ascii="Charis SIL Regular" w:hAnsi="Charis SIL Regular" w:eastAsia="Charis SIL Regular"/>
           <w:b w:val="0"/>
           <w:i w:val="0"/>
-          <w:color w:val="0066CC"/>
+          <w:color w:val="0000FF"/>
           <w:sz w:val="24"/>
           <w:u w:val="single"/>
         </w:rPr>
@@ -2739,7 +2729,7 @@
           <w:rFonts w:ascii="Charis SIL Regular" w:hAnsi="Charis SIL Regular" w:eastAsia="Charis SIL Regular"/>
           <w:b w:val="0"/>
           <w:i w:val="0"/>
-          <w:color w:val="0066CC"/>
+          <w:color w:val="0000FF"/>
           <w:sz w:val="24"/>
           <w:u w:val="single"/>
         </w:rPr>
@@ -2750,7 +2740,7 @@
           <w:rFonts w:ascii="Charis SIL Regular" w:hAnsi="Charis SIL Regular" w:eastAsia="Charis SIL Regular"/>
           <w:b w:val="0"/>
           <w:i w:val="0"/>
-          <w:color w:val="0066CC"/>
+          <w:color w:val="0000FF"/>
           <w:sz w:val="24"/>
           <w:u w:val="single"/>
         </w:rPr>
@@ -2768,7 +2758,7 @@
           <w:rFonts w:ascii="Charis SIL Regular" w:hAnsi="Charis SIL Regular" w:eastAsia="Charis SIL Regular"/>
           <w:b w:val="0"/>
           <w:i w:val="0"/>
-          <w:color w:val="0066CC"/>
+          <w:color w:val="0000FF"/>
           <w:sz w:val="24"/>
           <w:u w:val="single"/>
         </w:rPr>
@@ -2779,7 +2769,7 @@
           <w:rFonts w:ascii="Charis SIL Regular" w:hAnsi="Charis SIL Regular" w:eastAsia="Charis SIL Regular"/>
           <w:b w:val="0"/>
           <w:i w:val="0"/>
-          <w:color w:val="0066CC"/>
+          <w:color w:val="0000FF"/>
           <w:sz w:val="24"/>
           <w:u w:val="single"/>
         </w:rPr>
@@ -2797,7 +2787,7 @@
           <w:rFonts w:ascii="Charis SIL Regular" w:hAnsi="Charis SIL Regular" w:eastAsia="Charis SIL Regular"/>
           <w:b w:val="0"/>
           <w:i w:val="0"/>
-          <w:color w:val="0066CC"/>
+          <w:color w:val="0000FF"/>
           <w:sz w:val="24"/>
           <w:u w:val="single"/>
         </w:rPr>
@@ -2822,7 +2812,7 @@
       </w:r>
       <w:r>
         <w:rPr>
-          <w:u w:val="single" w:color="0066cc"/>
+          <w:u w:val="single" w:color="0000ff"/>
           <w:rFonts w:ascii="Charis SIL Regular" w:hAnsi="Charis SIL Regular" w:eastAsia="Charis SIL Regular"/>
           <w:b w:val="0"/>
           <w:i w:val="0"/>
@@ -2850,7 +2840,7 @@
       </w:r>
       <w:r>
         <w:rPr>
-          <w:u w:val="single" w:color="0066cc"/>
+          <w:u w:val="single" w:color="0000ff"/>
           <w:rFonts w:ascii="Charis SIL Regular" w:hAnsi="Charis SIL Regular" w:eastAsia="Charis SIL Regular"/>
           <w:b w:val="0"/>
           <w:i w:val="0"/>
@@ -2868,7 +2858,7 @@
       </w:r>
       <w:r>
         <w:rPr>
-          <w:u w:val="single" w:color="0066cc"/>
+          <w:u w:val="single" w:color="0000ff"/>
           <w:rFonts w:ascii="Charis SIL Regular" w:hAnsi="Charis SIL Regular" w:eastAsia="Charis SIL Regular"/>
           <w:b w:val="0"/>
           <w:i w:val="0"/>
@@ -2886,7 +2876,7 @@
       </w:r>
       <w:r>
         <w:rPr>
-          <w:u w:val="single" w:color="0066cc"/>
+          <w:u w:val="single" w:color="0000ff"/>
           <w:rFonts w:ascii="Charis SIL Regular" w:hAnsi="Charis SIL Regular" w:eastAsia="Charis SIL Regular"/>
           <w:b w:val="0"/>
           <w:i w:val="0"/>
@@ -2904,7 +2894,7 @@
       </w:r>
       <w:r>
         <w:rPr>
-          <w:u w:val="single" w:color="0066cc"/>
+          <w:u w:val="single" w:color="0000ff"/>
           <w:rFonts w:ascii="Charis SIL Regular" w:hAnsi="Charis SIL Regular" w:eastAsia="Charis SIL Regular"/>
           <w:b w:val="0"/>
           <w:i w:val="0"/>
@@ -2932,7 +2922,7 @@
       </w:r>
       <w:r>
         <w:rPr>
-          <w:u w:val="single" w:color="0066cc"/>
+          <w:u w:val="single" w:color="0000ff"/>
           <w:rFonts w:ascii="Charis SIL Regular" w:hAnsi="Charis SIL Regular" w:eastAsia="Charis SIL Regular"/>
           <w:b w:val="0"/>
           <w:i w:val="0"/>
@@ -2963,7 +2953,7 @@
           <w:rFonts w:ascii="Charis SIL Regular" w:hAnsi="Charis SIL Regular" w:eastAsia="Charis SIL Regular"/>
           <w:b w:val="0"/>
           <w:i w:val="0"/>
-          <w:color w:val="0066CC"/>
+          <w:color w:val="0000FF"/>
           <w:sz w:val="24"/>
           <w:u w:val="single"/>
         </w:rPr>
@@ -3071,7 +3061,7 @@
           <w:rFonts w:ascii="Charis SIL Regular" w:hAnsi="Charis SIL Regular" w:eastAsia="Charis SIL Regular"/>
           <w:b w:val="0"/>
           <w:i w:val="0"/>
-          <w:color w:val="0066CC"/>
+          <w:color w:val="0000FF"/>
           <w:sz w:val="24"/>
           <w:u w:val="single"/>
         </w:rPr>
@@ -3089,7 +3079,7 @@
           <w:rFonts w:ascii="Charis SIL Regular" w:hAnsi="Charis SIL Regular" w:eastAsia="Charis SIL Regular"/>
           <w:b w:val="0"/>
           <w:i w:val="0"/>
-          <w:color w:val="0066CC"/>
+          <w:color w:val="0000FF"/>
           <w:sz w:val="24"/>
           <w:u w:val="single"/>
         </w:rPr>
@@ -3100,7 +3090,7 @@
           <w:rFonts w:ascii="Charis SIL Regular" w:hAnsi="Charis SIL Regular" w:eastAsia="Charis SIL Regular"/>
           <w:b w:val="0"/>
           <w:i w:val="0"/>
-          <w:color w:val="0066CC"/>
+          <w:color w:val="0000FF"/>
           <w:sz w:val="24"/>
           <w:u w:val="single"/>
         </w:rPr>
@@ -3118,7 +3108,7 @@
           <w:rFonts w:ascii="Charis SIL Regular" w:hAnsi="Charis SIL Regular" w:eastAsia="Charis SIL Regular"/>
           <w:b w:val="0"/>
           <w:i w:val="0"/>
-          <w:color w:val="0066CC"/>
+          <w:color w:val="0000FF"/>
           <w:sz w:val="24"/>
           <w:u w:val="single"/>
         </w:rPr>
@@ -3129,7 +3119,7 @@
           <w:rFonts w:ascii="Charis SIL Regular" w:hAnsi="Charis SIL Regular" w:eastAsia="Charis SIL Regular"/>
           <w:b w:val="0"/>
           <w:i w:val="0"/>
-          <w:color w:val="0066CC"/>
+          <w:color w:val="0000FF"/>
           <w:sz w:val="24"/>
           <w:u w:val="single"/>
         </w:rPr>
@@ -3157,7 +3147,7 @@
           <w:rFonts w:ascii="Charis SIL Regular" w:hAnsi="Charis SIL Regular" w:eastAsia="Charis SIL Regular"/>
           <w:b w:val="0"/>
           <w:i w:val="0"/>
-          <w:color w:val="0066CC"/>
+          <w:color w:val="0000FF"/>
           <w:sz w:val="24"/>
           <w:u w:val="single"/>
         </w:rPr>
@@ -3175,7 +3165,7 @@
           <w:rFonts w:ascii="Charis SIL Regular" w:hAnsi="Charis SIL Regular" w:eastAsia="Charis SIL Regular"/>
           <w:b w:val="0"/>
           <w:i w:val="0"/>
-          <w:color w:val="0066CC"/>
+          <w:color w:val="0000FF"/>
           <w:sz w:val="24"/>
           <w:u w:val="single"/>
         </w:rPr>
@@ -3186,7 +3176,7 @@
           <w:rFonts w:ascii="Charis SIL Regular" w:hAnsi="Charis SIL Regular" w:eastAsia="Charis SIL Regular"/>
           <w:b w:val="0"/>
           <w:i w:val="0"/>
-          <w:color w:val="0066CC"/>
+          <w:color w:val="0000FF"/>
           <w:sz w:val="24"/>
           <w:u w:val="single"/>
         </w:rPr>
@@ -3204,7 +3194,7 @@
           <w:rFonts w:ascii="Charis SIL Regular" w:hAnsi="Charis SIL Regular" w:eastAsia="Charis SIL Regular"/>
           <w:b w:val="0"/>
           <w:i w:val="0"/>
-          <w:color w:val="0066CC"/>
+          <w:color w:val="0000FF"/>
           <w:sz w:val="24"/>
           <w:u w:val="single"/>
         </w:rPr>
@@ -3215,7 +3205,7 @@
           <w:rFonts w:ascii="Charis SIL Regular" w:hAnsi="Charis SIL Regular" w:eastAsia="Charis SIL Regular"/>
           <w:b w:val="0"/>
           <w:i w:val="0"/>
-          <w:color w:val="0066CC"/>
+          <w:color w:val="0000FF"/>
           <w:sz w:val="24"/>
           <w:u w:val="single"/>
         </w:rPr>
@@ -3230,7 +3220,7 @@
       </w:r>
       <w:r>
         <w:rPr>
-          <w:u w:val="single" w:color="0066cc"/>
+          <w:u w:val="single" w:color="0000ff"/>
           <w:rFonts w:ascii="Charis SIL Regular" w:hAnsi="Charis SIL Regular" w:eastAsia="Charis SIL Regular"/>
           <w:b w:val="0"/>
           <w:i w:val="0"/>
@@ -3248,21 +3238,28 @@
       </w:r>
       <w:r>
         <w:rPr>
-          <w:u w:val="single" w:color="0066cc"/>
-          <w:rFonts w:ascii="Charis SIL Regular" w:hAnsi="Charis SIL Regular" w:eastAsia="Charis SIL Regular"/>
-          <w:b w:val="0"/>
-          <w:i w:val="0"/>
-          <w:color w:val="000000"/>
-          <w:sz w:val="24"/>
-        </w:rPr>
-        <w:t xml:space="preserve"> the </w:t>
-      </w:r>
-      <w:r>
-        <w:rPr>
-          <w:rFonts w:ascii="Charis SIL Regular" w:hAnsi="Charis SIL Regular" w:eastAsia="Charis SIL Regular"/>
-          <w:b w:val="0"/>
-          <w:i w:val="0"/>
-          <w:color w:val="0066CC"/>
+          <w:u w:val="single" w:color="0000ff"/>
+          <w:rFonts w:ascii="Charis SIL Regular" w:hAnsi="Charis SIL Regular" w:eastAsia="Charis SIL Regular"/>
+          <w:b w:val="0"/>
+          <w:i w:val="0"/>
+          <w:color w:val="000000"/>
+          <w:sz w:val="24"/>
+        </w:rPr>
+        <w:hyperlink r:id="rId18" w:history="1">
+          <w:r>
+            <w:rPr>
+              <w:rStyle w:val="Hyperlink"/>
+            </w:rPr>
+            <w:t xml:space="preserve"> the </w:t>
+          </w:r>
+        </w:hyperlink>
+      </w:r>
+      <w:r>
+        <w:rPr>
+          <w:rFonts w:ascii="Charis SIL Regular" w:hAnsi="Charis SIL Regular" w:eastAsia="Charis SIL Regular"/>
+          <w:b w:val="0"/>
+          <w:i w:val="0"/>
+          <w:color w:val="0000FF"/>
           <w:sz w:val="24"/>
           <w:u w:val="single"/>
         </w:rPr>
@@ -3280,7 +3277,7 @@
           <w:rFonts w:ascii="Charis SIL Regular" w:hAnsi="Charis SIL Regular" w:eastAsia="Charis SIL Regular"/>
           <w:b w:val="0"/>
           <w:i w:val="0"/>
-          <w:color w:val="0066CC"/>
+          <w:color w:val="0000FF"/>
           <w:sz w:val="24"/>
           <w:u w:val="single"/>
         </w:rPr>
@@ -3298,7 +3295,7 @@
           <w:rFonts w:ascii="Charis SIL Regular" w:hAnsi="Charis SIL Regular" w:eastAsia="Charis SIL Regular"/>
           <w:b w:val="0"/>
           <w:i w:val="0"/>
-          <w:color w:val="0066CC"/>
+          <w:color w:val="0000FF"/>
           <w:sz w:val="24"/>
           <w:u w:val="single"/>
         </w:rPr>
@@ -3316,7 +3313,7 @@
           <w:rFonts w:ascii="Charis SIL Regular" w:hAnsi="Charis SIL Regular" w:eastAsia="Charis SIL Regular"/>
           <w:b w:val="0"/>
           <w:i w:val="0"/>
-          <w:color w:val="0066CC"/>
+          <w:color w:val="0000FF"/>
           <w:sz w:val="24"/>
           <w:u w:val="single"/>
         </w:rPr>
@@ -3327,7 +3324,7 @@
           <w:rFonts w:ascii="Charis SIL Regular" w:hAnsi="Charis SIL Regular" w:eastAsia="Charis SIL Regular"/>
           <w:b w:val="0"/>
           <w:i w:val="0"/>
-          <w:color w:val="0066CC"/>
+          <w:color w:val="0000FF"/>
           <w:sz w:val="24"/>
           <w:u w:val="single"/>
         </w:rPr>
@@ -3345,7 +3342,7 @@
           <w:rFonts w:ascii="Charis SIL Regular" w:hAnsi="Charis SIL Regular" w:eastAsia="Charis SIL Regular"/>
           <w:b w:val="0"/>
           <w:i w:val="0"/>
-          <w:color w:val="0066CC"/>
+          <w:color w:val="0000FF"/>
           <w:sz w:val="24"/>
           <w:u w:val="single"/>
         </w:rPr>
@@ -3363,7 +3360,7 @@
           <w:rFonts w:ascii="Charis SIL Regular" w:hAnsi="Charis SIL Regular" w:eastAsia="Charis SIL Regular"/>
           <w:b w:val="0"/>
           <w:i w:val="0"/>
-          <w:color w:val="0066CC"/>
+          <w:color w:val="0000FF"/>
           <w:sz w:val="24"/>
           <w:u w:val="single"/>
         </w:rPr>
@@ -3374,7 +3371,7 @@
           <w:rFonts w:ascii="Charis SIL Regular" w:hAnsi="Charis SIL Regular" w:eastAsia="Charis SIL Regular"/>
           <w:b w:val="0"/>
           <w:i w:val="0"/>
-          <w:color w:val="0066CC"/>
+          <w:color w:val="0000FF"/>
           <w:sz w:val="24"/>
           <w:u w:val="single"/>
         </w:rPr>
@@ -3399,7 +3396,7 @@
       </w:r>
       <w:r>
         <w:rPr>
-          <w:u w:val="single" w:color="0066cc"/>
+          <w:u w:val="single" w:color="0000ff"/>
           <w:rFonts w:ascii="Charis SIL Regular" w:hAnsi="Charis SIL Regular" w:eastAsia="Charis SIL Regular"/>
           <w:b w:val="0"/>
           <w:i w:val="0"/>
@@ -3417,7 +3414,7 @@
       </w:r>
       <w:r>
         <w:rPr>
-          <w:u w:val="single" w:color="0066cc"/>
+          <w:u w:val="single" w:color="0000ff"/>
           <w:rFonts w:ascii="Charis SIL Regular" w:hAnsi="Charis SIL Regular" w:eastAsia="Charis SIL Regular"/>
           <w:b w:val="0"/>
           <w:i w:val="0"/>
@@ -3435,7 +3432,7 @@
       </w:r>
       <w:r>
         <w:rPr>
-          <w:u w:val="single" w:color="0066cc"/>
+          <w:u w:val="single" w:color="0000ff"/>
           <w:rFonts w:ascii="Charis SIL Regular" w:hAnsi="Charis SIL Regular" w:eastAsia="Charis SIL Regular"/>
           <w:b w:val="0"/>
           <w:i w:val="0"/>
@@ -3453,7 +3450,7 @@
       </w:r>
       <w:r>
         <w:rPr>
-          <w:u w:val="single" w:color="0066cc"/>
+          <w:u w:val="single" w:color="0000ff"/>
           <w:rFonts w:ascii="Charis SIL Regular" w:hAnsi="Charis SIL Regular" w:eastAsia="Charis SIL Regular"/>
           <w:b w:val="0"/>
           <w:i w:val="0"/>
@@ -3471,7 +3468,7 @@
       </w:r>
       <w:r>
         <w:rPr>
-          <w:u w:val="single" w:color="0066cc"/>
+          <w:u w:val="single" w:color="0000ff"/>
           <w:rFonts w:ascii="Charis SIL Regular" w:hAnsi="Charis SIL Regular" w:eastAsia="Charis SIL Regular"/>
           <w:b w:val="0"/>
           <w:i w:val="0"/>
@@ -3509,7 +3506,7 @@
       </w:r>
       <w:r>
         <w:rPr>
-          <w:u w:val="single" w:color="0066cc"/>
+          <w:u w:val="single" w:color="0000ff"/>
           <w:rFonts w:ascii="Charis SIL Regular" w:hAnsi="Charis SIL Regular" w:eastAsia="Charis SIL Regular"/>
           <w:b w:val="0"/>
           <w:i w:val="0"/>
@@ -3527,7 +3524,7 @@
       </w:r>
       <w:r>
         <w:rPr>
-          <w:u w:val="single" w:color="0066cc"/>
+          <w:u w:val="single" w:color="0000ff"/>
           <w:rFonts w:ascii="Charis SIL Regular" w:hAnsi="Charis SIL Regular" w:eastAsia="Charis SIL Regular"/>
           <w:b w:val="0"/>
           <w:i w:val="0"/>
@@ -3545,7 +3542,7 @@
       </w:r>
       <w:r>
         <w:rPr>
-          <w:u w:val="single" w:color="0066cc"/>
+          <w:u w:val="single" w:color="0000ff"/>
           <w:rFonts w:ascii="Charis SIL Regular" w:hAnsi="Charis SIL Regular" w:eastAsia="Charis SIL Regular"/>
           <w:b w:val="0"/>
           <w:i w:val="0"/>
@@ -3563,7 +3560,7 @@
       </w:r>
       <w:r>
         <w:rPr>
-          <w:u w:val="single" w:color="0066cc"/>
+          <w:u w:val="single" w:color="0000ff"/>
           <w:rFonts w:ascii="Charis SIL Regular" w:hAnsi="Charis SIL Regular" w:eastAsia="Charis SIL Regular"/>
           <w:b w:val="0"/>
           <w:i w:val="0"/>
@@ -3581,7 +3578,7 @@
       </w:r>
       <w:r>
         <w:rPr>
-          <w:u w:val="single" w:color="0066cc"/>
+          <w:u w:val="single" w:color="0000ff"/>
           <w:rFonts w:ascii="Charis SIL Regular" w:hAnsi="Charis SIL Regular" w:eastAsia="Charis SIL Regular"/>
           <w:b w:val="0"/>
           <w:i w:val="0"/>
@@ -3612,7 +3609,7 @@
           <w:rFonts w:ascii="Charis SIL Regular" w:hAnsi="Charis SIL Regular" w:eastAsia="Charis SIL Regular"/>
           <w:b w:val="0"/>
           <w:i w:val="0"/>
-          <w:color w:val="0066CC"/>
+          <w:color w:val="0000FF"/>
           <w:sz w:val="24"/>
           <w:u w:val="single"/>
         </w:rPr>
@@ -3630,7 +3627,7 @@
           <w:rFonts w:ascii="Charis SIL Regular" w:hAnsi="Charis SIL Regular" w:eastAsia="Charis SIL Regular"/>
           <w:b w:val="0"/>
           <w:i w:val="0"/>
-          <w:color w:val="0066CC"/>
+          <w:color w:val="0000FF"/>
           <w:sz w:val="24"/>
           <w:u w:val="single"/>
         </w:rPr>
@@ -3641,7 +3638,7 @@
           <w:rFonts w:ascii="Charis SIL Regular" w:hAnsi="Charis SIL Regular" w:eastAsia="Charis SIL Regular"/>
           <w:b w:val="0"/>
           <w:i w:val="0"/>
-          <w:color w:val="0066CC"/>
+          <w:color w:val="0000FF"/>
           <w:sz w:val="24"/>
           <w:u w:val="single"/>
         </w:rPr>
@@ -3659,7 +3656,7 @@
           <w:rFonts w:ascii="Charis SIL Regular" w:hAnsi="Charis SIL Regular" w:eastAsia="Charis SIL Regular"/>
           <w:b w:val="0"/>
           <w:i w:val="0"/>
-          <w:color w:val="0066CC"/>
+          <w:color w:val="0000FF"/>
           <w:sz w:val="24"/>
           <w:u w:val="single"/>
         </w:rPr>
@@ -3670,7 +3667,7 @@
           <w:rFonts w:ascii="Charis SIL Regular" w:hAnsi="Charis SIL Regular" w:eastAsia="Charis SIL Regular"/>
           <w:b w:val="0"/>
           <w:i w:val="0"/>
-          <w:color w:val="0066CC"/>
+          <w:color w:val="0000FF"/>
           <w:sz w:val="24"/>
           <w:u w:val="single"/>
         </w:rPr>
@@ -3688,7 +3685,7 @@
           <w:rFonts w:ascii="Charis SIL Regular" w:hAnsi="Charis SIL Regular" w:eastAsia="Charis SIL Regular"/>
           <w:b w:val="0"/>
           <w:i w:val="0"/>
-          <w:color w:val="0066CC"/>
+          <w:color w:val="0000FF"/>
           <w:sz w:val="24"/>
           <w:u w:val="single"/>
         </w:rPr>
@@ -3699,7 +3696,7 @@
           <w:rFonts w:ascii="Charis SIL Regular" w:hAnsi="Charis SIL Regular" w:eastAsia="Charis SIL Regular"/>
           <w:b w:val="0"/>
           <w:i w:val="0"/>
-          <w:color w:val="0066CC"/>
+          <w:color w:val="0000FF"/>
           <w:sz w:val="24"/>
           <w:u w:val="single"/>
         </w:rPr>
@@ -3717,7 +3714,7 @@
           <w:rFonts w:ascii="Charis SIL Regular" w:hAnsi="Charis SIL Regular" w:eastAsia="Charis SIL Regular"/>
           <w:b w:val="0"/>
           <w:i w:val="0"/>
-          <w:color w:val="0066CC"/>
+          <w:color w:val="0000FF"/>
           <w:sz w:val="24"/>
           <w:u w:val="single"/>
         </w:rPr>
@@ -3745,7 +3742,7 @@
           <w:rFonts w:ascii="Charis SIL Regular" w:hAnsi="Charis SIL Regular" w:eastAsia="Charis SIL Regular"/>
           <w:b w:val="0"/>
           <w:i w:val="0"/>
-          <w:color w:val="0066CC"/>
+          <w:color w:val="0000FF"/>
           <w:sz w:val="24"/>
           <w:u w:val="single"/>
         </w:rPr>
@@ -3770,7 +3767,7 @@
       </w:r>
       <w:r>
         <w:rPr>
-          <w:u w:val="single" w:color="0066cc"/>
+          <w:u w:val="single" w:color="0000ff"/>
           <w:rFonts w:ascii="Charis SIL Regular" w:hAnsi="Charis SIL Regular" w:eastAsia="Charis SIL Regular"/>
           <w:b w:val="0"/>
           <w:i w:val="0"/>
@@ -3788,7 +3785,7 @@
       </w:r>
       <w:r>
         <w:rPr>
-          <w:u w:val="single" w:color="0066cc"/>
+          <w:u w:val="single" w:color="0000ff"/>
           <w:rFonts w:ascii="Charis SIL Regular" w:hAnsi="Charis SIL Regular" w:eastAsia="Charis SIL Regular"/>
           <w:b w:val="0"/>
           <w:i w:val="0"/>
@@ -3806,7 +3803,7 @@
       </w:r>
       <w:r>
         <w:rPr>
-          <w:u w:val="single" w:color="0066cc"/>
+          <w:u w:val="single" w:color="0000ff"/>
           <w:rFonts w:ascii="Charis SIL Regular" w:hAnsi="Charis SIL Regular" w:eastAsia="Charis SIL Regular"/>
           <w:b w:val="0"/>
           <w:i w:val="0"/>
@@ -3824,7 +3821,7 @@
       </w:r>
       <w:r>
         <w:rPr>
-          <w:u w:val="single" w:color="0066cc"/>
+          <w:u w:val="single" w:color="0000ff"/>
           <w:rFonts w:ascii="Charis SIL Regular" w:hAnsi="Charis SIL Regular" w:eastAsia="Charis SIL Regular"/>
           <w:b w:val="0"/>
           <w:i w:val="0"/>
@@ -3842,7 +3839,7 @@
       </w:r>
       <w:r>
         <w:rPr>
-          <w:u w:val="single" w:color="0066cc"/>
+          <w:u w:val="single" w:color="0000ff"/>
           <w:rFonts w:ascii="Charis SIL Regular" w:hAnsi="Charis SIL Regular" w:eastAsia="Charis SIL Regular"/>
           <w:b w:val="0"/>
           <w:i w:val="0"/>
@@ -3860,22 +3857,39 @@
       </w:r>
       <w:r>
         <w:rPr>
-          <w:rFonts w:ascii="Charis SIL Regular" w:hAnsi="Charis SIL Regular" w:eastAsia="Charis SIL Regular"/>
-          <w:b w:val="0"/>
-          <w:i w:val="0"/>
-          <w:color w:val="000000"/>
-          <w:sz w:val="24"/>
-        </w:rPr>
-        <w:t xml:space="preserve">Netherlands. There is also a specific </w:t>
-      </w:r>
-      <w:r>
-        <w:rPr>
-          <w:rFonts w:ascii="Charis SIL Regular" w:hAnsi="Charis SIL Regular" w:eastAsia="Charis SIL Regular"/>
-          <w:b w:val="0"/>
-          <w:i w:val="0"/>
-          <w:color w:val="0066CC"/>
-          <w:sz w:val="24"/>
-          <w:u w:val="single"/>
+          <w:u w:val="single" w:color="0000ff"/>
+          <w:rFonts w:ascii="Charis SIL Regular" w:hAnsi="Charis SIL Regular" w:eastAsia="Charis SIL Regular"/>
+          <w:b w:val="0"/>
+          <w:i w:val="0"/>
+          <w:color w:val="000000"/>
+          <w:sz w:val="24"/>
+        </w:rPr>
+        <w:hyperlink r:id="rId21" w:history="1">
+          <w:r>
+            <w:rPr>
+              <w:rStyle w:val="Hyperlink"/>
+            </w:rPr>
+            <w:t>Netherlands</w:t>
+          </w:r>
+        </w:hyperlink>
+      </w:r>
+      <w:r>
+        <w:rPr>
+          <w:rFonts w:ascii="Charis SIL Regular" w:hAnsi="Charis SIL Regular" w:eastAsia="Charis SIL Regular"/>
+          <w:b w:val="0"/>
+          <w:i w:val="0"/>
+          <w:color w:val="000000"/>
+          <w:sz w:val="24"/>
+        </w:rPr>
+        <w:t xml:space="preserve">. There is also a specific </w:t>
+      </w:r>
+      <w:r>
+        <w:rPr>
+          <w:rFonts w:ascii="Charis SIL Regular" w:hAnsi="Charis SIL Regular" w:eastAsia="Charis SIL Regular"/>
+          <w:b w:val="0"/>
+          <w:i w:val="0"/>
+          <w:color w:val="0000FF"/>
+          <w:sz w:val="24"/>
         </w:rPr>
         <w:hyperlink r:id="rId23" w:history="1">
           <w:r>
@@ -3891,7 +3905,7 @@
           <w:rFonts w:ascii="Charis SIL Regular" w:hAnsi="Charis SIL Regular" w:eastAsia="Charis SIL Regular"/>
           <w:b w:val="0"/>
           <w:i w:val="0"/>
-          <w:color w:val="0066CC"/>
+          <w:color w:val="0000FF"/>
           <w:sz w:val="24"/>
           <w:u w:val="single"/>
         </w:rPr>
@@ -3909,7 +3923,7 @@
           <w:rFonts w:ascii="Charis SIL Regular" w:hAnsi="Charis SIL Regular" w:eastAsia="Charis SIL Regular"/>
           <w:b w:val="0"/>
           <w:i w:val="0"/>
-          <w:color w:val="0066CC"/>
+          <w:color w:val="0000FF"/>
           <w:sz w:val="24"/>
           <w:u w:val="single"/>
         </w:rPr>
@@ -3920,7 +3934,7 @@
           <w:rFonts w:ascii="Charis SIL Regular" w:hAnsi="Charis SIL Regular" w:eastAsia="Charis SIL Regular"/>
           <w:b w:val="0"/>
           <w:i w:val="0"/>
-          <w:color w:val="0066CC"/>
+          <w:color w:val="0000FF"/>
           <w:sz w:val="24"/>
           <w:u w:val="single"/>
         </w:rPr>
@@ -3955,7 +3969,7 @@
       </w:r>
       <w:r>
         <w:rPr>
-          <w:u w:val="single" w:color="0066cc"/>
+          <w:u w:val="single" w:color="0000ff"/>
           <w:rFonts w:ascii="Charis SIL Regular" w:hAnsi="Charis SIL Regular" w:eastAsia="Charis SIL Regular"/>
           <w:b w:val="0"/>
           <w:i w:val="0"/>
@@ -3973,7 +3987,7 @@
       </w:r>
       <w:r>
         <w:rPr>
-          <w:u w:val="single" w:color="0066cc"/>
+          <w:u w:val="single" w:color="0000ff"/>
           <w:rFonts w:ascii="Charis SIL Regular" w:hAnsi="Charis SIL Regular" w:eastAsia="Charis SIL Regular"/>
           <w:b w:val="0"/>
           <w:i w:val="0"/>
@@ -4047,7 +4061,7 @@
           <w:rFonts w:ascii="Charis SIL Regular" w:hAnsi="Charis SIL Regular" w:eastAsia="Charis SIL Regular"/>
           <w:b w:val="0"/>
           <w:i w:val="0"/>
-          <w:color w:val="0066CC"/>
+          <w:color w:val="0000FF"/>
           <w:sz w:val="24"/>
           <w:u w:val="single"/>
         </w:rPr>
@@ -4065,7 +4079,7 @@
           <w:rFonts w:ascii="Charis SIL Regular" w:hAnsi="Charis SIL Regular" w:eastAsia="Charis SIL Regular"/>
           <w:b w:val="0"/>
           <w:i w:val="0"/>
-          <w:color w:val="0066CC"/>
+          <w:color w:val="0000FF"/>
           <w:sz w:val="24"/>
           <w:u w:val="single"/>
         </w:rPr>
@@ -4076,7 +4090,7 @@
           <w:rFonts w:ascii="Charis SIL Regular" w:hAnsi="Charis SIL Regular" w:eastAsia="Charis SIL Regular"/>
           <w:b w:val="0"/>
           <w:i w:val="0"/>
-          <w:color w:val="0066CC"/>
+          <w:color w:val="0000FF"/>
           <w:sz w:val="24"/>
           <w:u w:val="single"/>
         </w:rPr>
@@ -4094,7 +4108,7 @@
           <w:rFonts w:ascii="Charis SIL Regular" w:hAnsi="Charis SIL Regular" w:eastAsia="Charis SIL Regular"/>
           <w:b w:val="0"/>
           <w:i w:val="0"/>
-          <w:color w:val="0066CC"/>
+          <w:color w:val="0000FF"/>
           <w:sz w:val="24"/>
           <w:u w:val="single"/>
         </w:rPr>
@@ -4105,7 +4119,7 @@
           <w:rFonts w:ascii="Charis SIL Regular" w:hAnsi="Charis SIL Regular" w:eastAsia="Charis SIL Regular"/>
           <w:b w:val="0"/>
           <w:i w:val="0"/>
-          <w:color w:val="0066CC"/>
+          <w:color w:val="0000FF"/>
           <w:sz w:val="24"/>
           <w:u w:val="single"/>
         </w:rPr>
@@ -4136,11 +4150,11 @@
           <w:rFonts w:ascii="Charis SIL Regular" w:hAnsi="Charis SIL Regular" w:eastAsia="Charis SIL Regular"/>
           <w:b w:val="0"/>
           <w:i w:val="0"/>
-          <w:color w:val="0066CC"/>
+          <w:color w:val="0000FF"/>
           <w:sz w:val="24"/>
           <w:u w:val="single"/>
         </w:rPr>
-        <w:hyperlink r:id="rId25" w:history="1">
+        <w:hyperlink r:id="rId24" w:history="1">
           <w:r>
             <w:rPr>
               <w:rStyle w:val="Hyperlink"/>
@@ -4154,7 +4168,7 @@
           <w:rFonts w:ascii="Charis SIL Regular" w:hAnsi="Charis SIL Regular" w:eastAsia="Charis SIL Regular"/>
           <w:b w:val="0"/>
           <w:i w:val="0"/>
-          <w:color w:val="0066CC"/>
+          <w:color w:val="0000FF"/>
           <w:sz w:val="24"/>
           <w:u w:val="single"/>
         </w:rPr>
@@ -4165,25 +4179,18 @@
           <w:rFonts w:ascii="Charis SIL Regular" w:hAnsi="Charis SIL Regular" w:eastAsia="Charis SIL Regular"/>
           <w:b w:val="0"/>
           <w:i w:val="0"/>
-          <w:color w:val="0066CC"/>
+          <w:color w:val="0000FF"/>
           <w:sz w:val="24"/>
           <w:u w:val="single"/>
         </w:rPr>
-        <w:hyperlink r:id="rId25" w:history="1">
-          <w:r>
-            <w:rPr>
-              <w:rStyle w:val="Hyperlink"/>
-            </w:rPr>
-            <w:t>A</w:t>
-          </w:r>
-        </w:hyperlink>
-      </w:r>
-      <w:r>
-        <w:rPr>
-          <w:rFonts w:ascii="Charis SIL Regular" w:hAnsi="Charis SIL Regular" w:eastAsia="Charis SIL Regular"/>
-          <w:b w:val="0"/>
-          <w:i w:val="0"/>
-          <w:color w:val="0066CC"/>
+        <w:t>A</w:t>
+      </w:r>
+      <w:r>
+        <w:rPr>
+          <w:rFonts w:ascii="Charis SIL Regular" w:hAnsi="Charis SIL Regular" w:eastAsia="Charis SIL Regular"/>
+          <w:b w:val="0"/>
+          <w:i w:val="0"/>
+          <w:color w:val="0000FF"/>
           <w:sz w:val="24"/>
           <w:u w:val="single"/>
         </w:rPr>
@@ -4201,7 +4208,7 @@
           <w:rFonts w:ascii="Charis SIL Regular" w:hAnsi="Charis SIL Regular" w:eastAsia="Charis SIL Regular"/>
           <w:b w:val="0"/>
           <w:i w:val="0"/>
-          <w:color w:val="0066CC"/>
+          <w:color w:val="0000FF"/>
           <w:sz w:val="24"/>
           <w:u w:val="single"/>
         </w:rPr>
@@ -4219,7 +4226,7 @@
           <w:rFonts w:ascii="Charis SIL Regular" w:hAnsi="Charis SIL Regular" w:eastAsia="Charis SIL Regular"/>
           <w:b w:val="0"/>
           <w:i w:val="0"/>
-          <w:color w:val="0066CC"/>
+          <w:color w:val="0000FF"/>
           <w:sz w:val="24"/>
           <w:u w:val="single"/>
         </w:rPr>
@@ -4230,7 +4237,7 @@
           <w:rFonts w:ascii="Charis SIL Regular" w:hAnsi="Charis SIL Regular" w:eastAsia="Charis SIL Regular"/>
           <w:b w:val="0"/>
           <w:i w:val="0"/>
-          <w:color w:val="0066CC"/>
+          <w:color w:val="0000FF"/>
           <w:sz w:val="24"/>
           <w:u w:val="single"/>
         </w:rPr>
@@ -4248,7 +4255,7 @@
           <w:rFonts w:ascii="Charis SIL Regular" w:hAnsi="Charis SIL Regular" w:eastAsia="Charis SIL Regular"/>
           <w:b w:val="0"/>
           <w:i w:val="0"/>
-          <w:color w:val="0066CC"/>
+          <w:color w:val="0000FF"/>
           <w:sz w:val="24"/>
           <w:u w:val="single"/>
         </w:rPr>
@@ -4266,7 +4273,7 @@
           <w:rFonts w:ascii="Charis SIL Regular" w:hAnsi="Charis SIL Regular" w:eastAsia="Charis SIL Regular"/>
           <w:b w:val="0"/>
           <w:i w:val="0"/>
-          <w:color w:val="0066CC"/>
+          <w:color w:val="0000FF"/>
           <w:sz w:val="24"/>
           <w:u w:val="single"/>
         </w:rPr>
@@ -4277,7 +4284,7 @@
           <w:rFonts w:ascii="Charis SIL Regular" w:hAnsi="Charis SIL Regular" w:eastAsia="Charis SIL Regular"/>
           <w:b w:val="0"/>
           <w:i w:val="0"/>
-          <w:color w:val="0066CC"/>
+          <w:color w:val="0000FF"/>
           <w:sz w:val="24"/>
           <w:u w:val="single"/>
         </w:rPr>
@@ -4305,7 +4312,7 @@
       </w:r>
       <w:r>
         <w:rPr>
-          <w:u w:val="single" w:color="0066cc"/>
+          <w:u w:val="single" w:color="0000ff"/>
           <w:rFonts w:ascii="Charis SIL Regular" w:hAnsi="Charis SIL Regular" w:eastAsia="Charis SIL Regular"/>
           <w:b w:val="0"/>
           <w:i w:val="0"/>
@@ -4323,7 +4330,7 @@
       </w:r>
       <w:r>
         <w:rPr>
-          <w:u w:val="single" w:color="0066cc"/>
+          <w:u w:val="single" w:color="0000ff"/>
           <w:rFonts w:ascii="Charis SIL Regular" w:hAnsi="Charis SIL Regular" w:eastAsia="Charis SIL Regular"/>
           <w:b w:val="0"/>
           <w:i w:val="0"/>
@@ -4341,7 +4348,7 @@
       </w:r>
       <w:r>
         <w:rPr>
-          <w:u w:val="single" w:color="0066cc"/>
+          <w:u w:val="single" w:color="0000ff"/>
           <w:rFonts w:ascii="Charis SIL Regular" w:hAnsi="Charis SIL Regular" w:eastAsia="Charis SIL Regular"/>
           <w:b w:val="0"/>
           <w:i w:val="0"/>
@@ -4362,7 +4369,7 @@
           <w:rFonts w:ascii="Charis SIL Regular" w:hAnsi="Charis SIL Regular" w:eastAsia="Charis SIL Regular"/>
           <w:b w:val="0"/>
           <w:i w:val="0"/>
-          <w:color w:val="0066CC"/>
+          <w:color w:val="0000FF"/>
           <w:sz w:val="24"/>
           <w:u w:val="single"/>
         </w:rPr>
@@ -4380,7 +4387,7 @@
           <w:rFonts w:ascii="Charis SIL Regular" w:hAnsi="Charis SIL Regular" w:eastAsia="Charis SIL Regular"/>
           <w:b w:val="0"/>
           <w:i w:val="0"/>
-          <w:color w:val="0066CC"/>
+          <w:color w:val="0000FF"/>
           <w:sz w:val="24"/>
           <w:u w:val="single"/>
         </w:rPr>
@@ -4398,7 +4405,7 @@
           <w:rFonts w:ascii="Charis SIL Regular" w:hAnsi="Charis SIL Regular" w:eastAsia="Charis SIL Regular"/>
           <w:b w:val="0"/>
           <w:i w:val="0"/>
-          <w:color w:val="0066CC"/>
+          <w:color w:val="0000FF"/>
           <w:sz w:val="24"/>
           <w:u w:val="single"/>
         </w:rPr>
@@ -4416,7 +4423,7 @@
           <w:rFonts w:ascii="Charis SIL Regular" w:hAnsi="Charis SIL Regular" w:eastAsia="Charis SIL Regular"/>
           <w:b w:val="0"/>
           <w:i w:val="0"/>
-          <w:color w:val="0066CC"/>
+          <w:color w:val="0000FF"/>
           <w:sz w:val="24"/>
           <w:u w:val="single"/>
         </w:rPr>
@@ -4427,11 +4434,11 @@
           <w:rFonts w:ascii="Charis SIL Regular" w:hAnsi="Charis SIL Regular" w:eastAsia="Charis SIL Regular"/>
           <w:b w:val="0"/>
           <w:i w:val="0"/>
-          <w:color w:val="0066CC"/>
+          <w:color w:val="0000FF"/>
           <w:sz w:val="24"/>
           <w:u w:val="single"/>
         </w:rPr>
-        <w:hyperlink r:id="rId25" w:history="1">
+        <w:hyperlink r:id="rId13" w:history="1">
           <w:r>
             <w:rPr>
               <w:rStyle w:val="Hyperlink"/>
@@ -4445,7 +4452,7 @@
           <w:rFonts w:ascii="Charis SIL Regular" w:hAnsi="Charis SIL Regular" w:eastAsia="Charis SIL Regular"/>
           <w:b w:val="0"/>
           <w:i w:val="0"/>
-          <w:color w:val="0066CC"/>
+          <w:color w:val="0000FF"/>
           <w:sz w:val="24"/>
           <w:u w:val="single"/>
         </w:rPr>
@@ -4456,11 +4463,11 @@
           <w:rFonts w:ascii="Charis SIL Regular" w:hAnsi="Charis SIL Regular" w:eastAsia="Charis SIL Regular"/>
           <w:b w:val="0"/>
           <w:i w:val="0"/>
-          <w:color w:val="0066CC"/>
+          <w:color w:val="0000FF"/>
           <w:sz w:val="24"/>
           <w:u w:val="single"/>
         </w:rPr>
-        <w:hyperlink r:id="rId25" w:history="1">
+        <w:hyperlink r:id="rId13" w:history="1">
           <w:r>
             <w:rPr>
               <w:rStyle w:val="Hyperlink"/>
@@ -4474,11 +4481,11 @@
           <w:rFonts w:ascii="Charis SIL Regular" w:hAnsi="Charis SIL Regular" w:eastAsia="Charis SIL Regular"/>
           <w:b w:val="0"/>
           <w:i w:val="0"/>
-          <w:color w:val="0066CC"/>
+          <w:color w:val="0000FF"/>
           <w:sz w:val="24"/>
           <w:u w:val="single"/>
         </w:rPr>
-        <w:hyperlink r:id="rId25" w:history="1">
+        <w:hyperlink r:id="rId13" w:history="1">
           <w:r>
             <w:rPr>
               <w:rStyle w:val="Hyperlink"/>
@@ -4492,11 +4499,11 @@
           <w:rFonts w:ascii="Charis SIL Regular" w:hAnsi="Charis SIL Regular" w:eastAsia="Charis SIL Regular"/>
           <w:b w:val="0"/>
           <w:i w:val="0"/>
-          <w:color w:val="0066CC"/>
+          <w:color w:val="0000FF"/>
           <w:sz w:val="24"/>
           <w:u w:val="single"/>
         </w:rPr>
-        <w:hyperlink r:id="rId25" w:history="1">
+        <w:hyperlink r:id="rId13" w:history="1">
           <w:r>
             <w:rPr>
               <w:rStyle w:val="Hyperlink"/>
@@ -4507,7 +4514,7 @@
       </w:r>
       <w:r>
         <w:rPr>
-          <w:u w:val="single" w:color="0066cc"/>
+          <w:u w:val="single" w:color="0000ff"/>
           <w:rFonts w:ascii="Charis SIL Regular" w:hAnsi="Charis SIL Regular" w:eastAsia="Charis SIL Regular"/>
           <w:b w:val="0"/>
           <w:i w:val="0"/>
@@ -4538,7 +4545,7 @@
       </w:r>
       <w:r>
         <w:rPr>
-          <w:u w:val="single" w:color="0066cc"/>
+          <w:u w:val="single" w:color="0000ff"/>
           <w:rFonts w:ascii="Charis SIL Regular" w:hAnsi="Charis SIL Regular" w:eastAsia="Charis SIL Regular"/>
           <w:b w:val="0"/>
           <w:i w:val="0"/>
@@ -4556,7 +4563,7 @@
       </w:r>
       <w:r>
         <w:rPr>
-          <w:u w:val="single" w:color="0066cc"/>
+          <w:u w:val="single" w:color="0000ff"/>
           <w:rFonts w:ascii="Charis SIL Regular" w:hAnsi="Charis SIL Regular" w:eastAsia="Charis SIL Regular"/>
           <w:b w:val="0"/>
           <w:i w:val="0"/>
@@ -4574,7 +4581,7 @@
       </w:r>
       <w:r>
         <w:rPr>
-          <w:u w:val="single" w:color="0066cc"/>
+          <w:u w:val="single" w:color="0000ff"/>
           <w:rFonts w:ascii="Charis SIL Regular" w:hAnsi="Charis SIL Regular" w:eastAsia="Charis SIL Regular"/>
           <w:b w:val="0"/>
           <w:i w:val="0"/>
@@ -4592,7 +4599,7 @@
       </w:r>
       <w:r>
         <w:rPr>
-          <w:u w:val="single" w:color="0066cc"/>
+          <w:u w:val="single" w:color="0000ff"/>
           <w:rFonts w:ascii="Charis SIL Regular" w:hAnsi="Charis SIL Regular" w:eastAsia="Charis SIL Regular"/>
           <w:b w:val="0"/>
           <w:i w:val="0"/>
@@ -4646,7 +4653,7 @@
           <w:rFonts w:ascii="Charis SIL Regular" w:hAnsi="Charis SIL Regular" w:eastAsia="Charis SIL Regular"/>
           <w:b w:val="0"/>
           <w:i w:val="0"/>
-          <w:color w:val="0066CC"/>
+          <w:color w:val="0000FF"/>
           <w:sz w:val="24"/>
           <w:u w:val="single"/>
         </w:rPr>
@@ -4681,7 +4688,7 @@
       </w:r>
       <w:r>
         <w:rPr>
-          <w:u w:val="single" w:color="0066cc"/>
+          <w:u w:val="single" w:color="0000ff"/>
           <w:rFonts w:ascii="Charis SIL Regular" w:hAnsi="Charis SIL Regular" w:eastAsia="Charis SIL Regular"/>
           <w:b w:val="0"/>
           <w:i w:val="0"/>
@@ -4692,7 +4699,7 @@
       </w:r>
       <w:r>
         <w:rPr>
-          <w:u w:val="single" w:color="0066cc"/>
+          <w:u w:val="single" w:color="0000ff"/>
           <w:rFonts w:ascii="Charis SIL Regular" w:hAnsi="Charis SIL Regular" w:eastAsia="Charis SIL Regular"/>
           <w:b w:val="0"/>
           <w:i w:val="0"/>
@@ -4743,7 +4750,7 @@
           <w:rFonts w:ascii="Charis SIL Regular" w:hAnsi="Charis SIL Regular" w:eastAsia="Charis SIL Regular"/>
           <w:b w:val="0"/>
           <w:i w:val="0"/>
-          <w:color w:val="0066CC"/>
+          <w:color w:val="0000FF"/>
           <w:sz w:val="24"/>
         </w:rPr>
         <w:hyperlink r:id="rId27" w:history="1">
@@ -4760,7 +4767,7 @@
           <w:rFonts w:ascii="Charis SIL Regular" w:hAnsi="Charis SIL Regular" w:eastAsia="Charis SIL Regular"/>
           <w:b w:val="0"/>
           <w:i w:val="0"/>
-          <w:color w:val="0066CC"/>
+          <w:color w:val="0000FF"/>
           <w:sz w:val="24"/>
         </w:rPr>
         <w:t xml:space="preserve"> </w:t>
@@ -4770,7 +4777,7 @@
           <w:rFonts w:ascii="Charis SIL Regular" w:hAnsi="Charis SIL Regular" w:eastAsia="Charis SIL Regular"/>
           <w:b w:val="0"/>
           <w:i w:val="0"/>
-          <w:color w:val="0066CC"/>
+          <w:color w:val="0000FF"/>
           <w:sz w:val="24"/>
         </w:rPr>
         <w:hyperlink r:id="rId27" w:history="1">
@@ -4787,7 +4794,7 @@
           <w:rFonts w:ascii="Charis SIL Regular" w:hAnsi="Charis SIL Regular" w:eastAsia="Charis SIL Regular"/>
           <w:b w:val="0"/>
           <w:i w:val="0"/>
-          <w:color w:val="0066CC"/>
+          <w:color w:val="0000FF"/>
           <w:sz w:val="24"/>
         </w:rPr>
         <w:t xml:space="preserve"> </w:t>
@@ -4797,7 +4804,7 @@
           <w:rFonts w:ascii="Charis SIL Regular" w:hAnsi="Charis SIL Regular" w:eastAsia="Charis SIL Regular"/>
           <w:b w:val="0"/>
           <w:i w:val="0"/>
-          <w:color w:val="0066CC"/>
+          <w:color w:val="0000FF"/>
           <w:sz w:val="24"/>
         </w:rPr>
         <w:hyperlink r:id="rId27" w:history="1">
@@ -4814,7 +4821,7 @@
           <w:rFonts w:ascii="Charis SIL Regular" w:hAnsi="Charis SIL Regular" w:eastAsia="Charis SIL Regular"/>
           <w:b w:val="0"/>
           <w:i w:val="0"/>
-          <w:color w:val="0066CC"/>
+          <w:color w:val="0000FF"/>
           <w:sz w:val="24"/>
         </w:rPr>
         <w:t xml:space="preserve"> </w:t>
@@ -4824,7 +4831,7 @@
           <w:rFonts w:ascii="Charis SIL Regular" w:hAnsi="Charis SIL Regular" w:eastAsia="Charis SIL Regular"/>
           <w:b w:val="0"/>
           <w:i w:val="0"/>
-          <w:color w:val="0066CC"/>
+          <w:color w:val="0000FF"/>
           <w:sz w:val="24"/>
         </w:rPr>
         <w:hyperlink r:id="rId27" w:history="1">
@@ -4841,7 +4848,7 @@
           <w:rFonts w:ascii="Charis SIL Regular" w:hAnsi="Charis SIL Regular" w:eastAsia="Charis SIL Regular"/>
           <w:b w:val="0"/>
           <w:i w:val="0"/>
-          <w:color w:val="0066CC"/>
+          <w:color w:val="0000FF"/>
           <w:sz w:val="24"/>
         </w:rPr>
         <w:t xml:space="preserve"> </w:t>
@@ -4851,7 +4858,7 @@
           <w:rFonts w:ascii="Charis SIL Regular" w:hAnsi="Charis SIL Regular" w:eastAsia="Charis SIL Regular"/>
           <w:b w:val="0"/>
           <w:i w:val="0"/>
-          <w:color w:val="0066CC"/>
+          <w:color w:val="0000FF"/>
           <w:sz w:val="24"/>
         </w:rPr>
         <w:hyperlink r:id="rId27" w:history="1">
@@ -4868,7 +4875,7 @@
           <w:rFonts w:ascii="Charis SIL Regular" w:hAnsi="Charis SIL Regular" w:eastAsia="Charis SIL Regular"/>
           <w:b w:val="0"/>
           <w:i w:val="0"/>
-          <w:color w:val="0066CC"/>
+          <w:color w:val="0000FF"/>
           <w:sz w:val="24"/>
         </w:rPr>
         <w:t xml:space="preserve"> </w:t>
@@ -4878,7 +4885,7 @@
           <w:rFonts w:ascii="Charis SIL Regular" w:hAnsi="Charis SIL Regular" w:eastAsia="Charis SIL Regular"/>
           <w:b w:val="0"/>
           <w:i w:val="0"/>
-          <w:color w:val="0066CC"/>
+          <w:color w:val="0000FF"/>
           <w:sz w:val="24"/>
         </w:rPr>
         <w:hyperlink r:id="rId27" w:history="1">
@@ -4895,7 +4902,7 @@
           <w:rFonts w:ascii="Charis SIL Regular" w:hAnsi="Charis SIL Regular" w:eastAsia="Charis SIL Regular"/>
           <w:b w:val="0"/>
           <w:i w:val="0"/>
-          <w:color w:val="0066CC"/>
+          <w:color w:val="0000FF"/>
           <w:sz w:val="24"/>
         </w:rPr>
         <w:t xml:space="preserve"> </w:t>
@@ -4905,7 +4912,7 @@
           <w:rFonts w:ascii="Charis SIL Regular" w:hAnsi="Charis SIL Regular" w:eastAsia="Charis SIL Regular"/>
           <w:b w:val="0"/>
           <w:i w:val="0"/>
-          <w:color w:val="0066CC"/>
+          <w:color w:val="0000FF"/>
           <w:sz w:val="24"/>
         </w:rPr>
         <w:hyperlink r:id="rId27" w:history="1">
@@ -4922,7 +4929,7 @@
           <w:rFonts w:ascii="Charis SIL Regular" w:hAnsi="Charis SIL Regular" w:eastAsia="Charis SIL Regular"/>
           <w:b w:val="0"/>
           <w:i w:val="0"/>
-          <w:color w:val="0066CC"/>
+          <w:color w:val="0000FF"/>
           <w:sz w:val="24"/>
         </w:rPr>
         <w:t xml:space="preserve"> </w:t>
@@ -4932,7 +4939,7 @@
           <w:rFonts w:ascii="Charis SIL Regular" w:hAnsi="Charis SIL Regular" w:eastAsia="Charis SIL Regular"/>
           <w:b w:val="0"/>
           <w:i w:val="0"/>
-          <w:color w:val="0066CC"/>
+          <w:color w:val="0000FF"/>
           <w:sz w:val="24"/>
         </w:rPr>
         <w:hyperlink r:id="rId27" w:history="1">
@@ -4949,7 +4956,7 @@
           <w:rFonts w:ascii="Charis SIL Regular" w:hAnsi="Charis SIL Regular" w:eastAsia="Charis SIL Regular"/>
           <w:b w:val="0"/>
           <w:i w:val="0"/>
-          <w:color w:val="0066CC"/>
+          <w:color w:val="0000FF"/>
           <w:sz w:val="24"/>
         </w:rPr>
         <w:t xml:space="preserve"> </w:t>
@@ -4959,7 +4966,7 @@
           <w:rFonts w:ascii="Charis SIL Regular" w:hAnsi="Charis SIL Regular" w:eastAsia="Charis SIL Regular"/>
           <w:b w:val="0"/>
           <w:i w:val="0"/>
-          <w:color w:val="0066CC"/>
+          <w:color w:val="0000FF"/>
           <w:sz w:val="24"/>
         </w:rPr>
         <w:hyperlink r:id="rId27" w:history="1">
@@ -4976,7 +4983,7 @@
           <w:rFonts w:ascii="Charis SIL Regular" w:hAnsi="Charis SIL Regular" w:eastAsia="Charis SIL Regular"/>
           <w:b w:val="0"/>
           <w:i w:val="0"/>
-          <w:color w:val="0066CC"/>
+          <w:color w:val="0000FF"/>
           <w:sz w:val="24"/>
         </w:rPr>
         <w:t xml:space="preserve"> </w:t>
@@ -4986,7 +4993,7 @@
           <w:rFonts w:ascii="Charis SIL Regular" w:hAnsi="Charis SIL Regular" w:eastAsia="Charis SIL Regular"/>
           <w:b w:val="0"/>
           <w:i w:val="0"/>
-          <w:color w:val="0066CC"/>
+          <w:color w:val="0000FF"/>
           <w:sz w:val="24"/>
         </w:rPr>
         <w:hyperlink r:id="rId27" w:history="1">
@@ -5003,7 +5010,7 @@
           <w:rFonts w:ascii="Charis SIL Regular" w:hAnsi="Charis SIL Regular" w:eastAsia="Charis SIL Regular"/>
           <w:b w:val="0"/>
           <w:i w:val="0"/>
-          <w:color w:val="0066CC"/>
+          <w:color w:val="0000FF"/>
           <w:sz w:val="24"/>
         </w:rPr>
         <w:t xml:space="preserve"> </w:t>
@@ -5013,7 +5020,7 @@
           <w:rFonts w:ascii="Charis SIL Regular" w:hAnsi="Charis SIL Regular" w:eastAsia="Charis SIL Regular"/>
           <w:b w:val="0"/>
           <w:i w:val="0"/>
-          <w:color w:val="0066CC"/>
+          <w:color w:val="0000FF"/>
           <w:sz w:val="24"/>
         </w:rPr>
         <w:hyperlink r:id="rId27" w:history="1">
@@ -5030,7 +5037,7 @@
           <w:rFonts w:ascii="Charis SIL Regular" w:hAnsi="Charis SIL Regular" w:eastAsia="Charis SIL Regular"/>
           <w:b w:val="0"/>
           <w:i w:val="0"/>
-          <w:color w:val="0066CC"/>
+          <w:color w:val="0000FF"/>
           <w:sz w:val="24"/>
         </w:rPr>
         <w:t xml:space="preserve"> </w:t>
@@ -5040,7 +5047,7 @@
           <w:rFonts w:ascii="Charis SIL Regular" w:hAnsi="Charis SIL Regular" w:eastAsia="Charis SIL Regular"/>
           <w:b w:val="0"/>
           <w:i w:val="0"/>
-          <w:color w:val="0066CC"/>
+          <w:color w:val="0000FF"/>
           <w:sz w:val="24"/>
         </w:rPr>
         <w:hyperlink r:id="rId27" w:history="1">
@@ -5057,7 +5064,7 @@
           <w:rFonts w:ascii="Charis SIL Regular" w:hAnsi="Charis SIL Regular" w:eastAsia="Charis SIL Regular"/>
           <w:b w:val="0"/>
           <w:i w:val="0"/>
-          <w:color w:val="0066CC"/>
+          <w:color w:val="0000FF"/>
           <w:sz w:val="24"/>
           <w:u w:val="single"/>
         </w:rPr>
@@ -5078,7 +5085,153 @@
           <w:color w:val="000000"/>
           <w:sz w:val="24"/>
         </w:rPr>
-        <w:t xml:space="preserve">' by historian Adi Martis describes the </w:t>
+        <w:t>' b</w:t>
+      </w:r>
+      <w:r>
+        <w:rPr>
+          <w:rFonts w:ascii="Charis SIL Regular" w:hAnsi="Charis SIL Regular" w:eastAsia="Charis SIL Regular"/>
+          <w:b w:val="0"/>
+          <w:i w:val="0"/>
+          <w:color w:val="000000"/>
+          <w:sz w:val="24"/>
+        </w:rPr>
+        <w:hyperlink r:id="rId27" w:history="1">
+          <w:r>
+            <w:rPr>
+              <w:rStyle w:val="Hyperlink"/>
+            </w:rPr>
+            <w:t>y h</w:t>
+          </w:r>
+        </w:hyperlink>
+      </w:r>
+      <w:r>
+        <w:rPr>
+          <w:rFonts w:ascii="Charis SIL Regular" w:hAnsi="Charis SIL Regular" w:eastAsia="Charis SIL Regular"/>
+          <w:b w:val="0"/>
+          <w:i w:val="0"/>
+          <w:color w:val="000000"/>
+          <w:sz w:val="24"/>
+        </w:rPr>
+        <w:hyperlink r:id="rId27" w:history="1">
+          <w:r>
+            <w:rPr>
+              <w:rStyle w:val="Hyperlink"/>
+            </w:rPr>
+            <w:t xml:space="preserve">istorian Adi </w:t>
+          </w:r>
+        </w:hyperlink>
+      </w:r>
+      <w:r>
+        <w:rPr>
+          <w:rFonts w:ascii="Charis SIL Regular" w:hAnsi="Charis SIL Regular" w:eastAsia="Charis SIL Regular"/>
+          <w:b w:val="0"/>
+          <w:i w:val="0"/>
+          <w:color w:val="000000"/>
+          <w:sz w:val="24"/>
+        </w:rPr>
+        <w:t>M</w:t>
+      </w:r>
+      <w:r>
+        <w:rPr>
+          <w:rFonts w:ascii="Charis SIL Regular" w:hAnsi="Charis SIL Regular" w:eastAsia="Charis SIL Regular"/>
+          <w:b w:val="0"/>
+          <w:i w:val="0"/>
+          <w:color w:val="000000"/>
+          <w:sz w:val="24"/>
+        </w:rPr>
+        <w:hyperlink r:id="rId27" w:history="1">
+          <w:r>
+            <w:rPr>
+              <w:rStyle w:val="Hyperlink"/>
+            </w:rPr>
+            <w:t>art</w:t>
+          </w:r>
+        </w:hyperlink>
+      </w:r>
+      <w:r>
+        <w:rPr>
+          <w:rFonts w:ascii="Charis SIL Regular" w:hAnsi="Charis SIL Regular" w:eastAsia="Charis SIL Regular"/>
+          <w:b w:val="0"/>
+          <w:i w:val="0"/>
+          <w:color w:val="000000"/>
+          <w:sz w:val="24"/>
+        </w:rPr>
+        <w:hyperlink r:id="rId27" w:history="1">
+          <w:r>
+            <w:rPr>
+              <w:rStyle w:val="Hyperlink"/>
+            </w:rPr>
+            <w:t>i</w:t>
+          </w:r>
+        </w:hyperlink>
+      </w:r>
+      <w:r>
+        <w:rPr>
+          <w:rFonts w:ascii="Charis SIL Regular" w:hAnsi="Charis SIL Regular" w:eastAsia="Charis SIL Regular"/>
+          <w:b w:val="0"/>
+          <w:i w:val="0"/>
+          <w:color w:val="000000"/>
+          <w:sz w:val="24"/>
+        </w:rPr>
+        <w:hyperlink r:id="rId27" w:history="1">
+          <w:r>
+            <w:rPr>
+              <w:rStyle w:val="Hyperlink"/>
+            </w:rPr>
+            <w:t>s desc</w:t>
+          </w:r>
+        </w:hyperlink>
+      </w:r>
+      <w:r>
+        <w:rPr>
+          <w:rFonts w:ascii="Charis SIL Regular" w:hAnsi="Charis SIL Regular" w:eastAsia="Charis SIL Regular"/>
+          <w:b w:val="0"/>
+          <w:i w:val="0"/>
+          <w:color w:val="000000"/>
+          <w:sz w:val="24"/>
+        </w:rPr>
+        <w:hyperlink r:id="rId27" w:history="1">
+          <w:r>
+            <w:rPr>
+              <w:rStyle w:val="Hyperlink"/>
+            </w:rPr>
+            <w:t>r</w:t>
+          </w:r>
+        </w:hyperlink>
+      </w:r>
+      <w:r>
+        <w:rPr>
+          <w:rFonts w:ascii="Charis SIL Regular" w:hAnsi="Charis SIL Regular" w:eastAsia="Charis SIL Regular"/>
+          <w:b w:val="0"/>
+          <w:i w:val="0"/>
+          <w:color w:val="000000"/>
+          <w:sz w:val="24"/>
+        </w:rPr>
+        <w:hyperlink r:id="rId27" w:history="1">
+          <w:r>
+            <w:rPr>
+              <w:rStyle w:val="Hyperlink"/>
+            </w:rPr>
+            <w:t>ibe</w:t>
+          </w:r>
+        </w:hyperlink>
+      </w:r>
+      <w:r>
+        <w:rPr>
+          <w:rFonts w:ascii="Charis SIL Regular" w:hAnsi="Charis SIL Regular" w:eastAsia="Charis SIL Regular"/>
+          <w:b w:val="0"/>
+          <w:i w:val="0"/>
+          <w:color w:val="000000"/>
+          <w:sz w:val="24"/>
+        </w:rPr>
+        <w:hyperlink r:id="rId27" w:history="1">
+          <w:r>
+            <w:rPr>
+              <w:rStyle w:val="Hyperlink"/>
+            </w:rPr>
+            <w:t xml:space="preserve">s the </w:t>
+          </w:r>
+        </w:hyperlink>
       </w:r>
       <w:r>
         <w:rPr>
@@ -5238,7 +5391,7 @@
       </w:r>
       <w:r>
         <w:rPr>
-          <w:u w:val="single" w:color="0066cc"/>
+          <w:u w:val="single" w:color="0000ff"/>
           <w:rFonts w:ascii="Charis SIL Regular" w:hAnsi="Charis SIL Regular" w:eastAsia="Charis SIL Regular"/>
           <w:b w:val="0"/>
           <w:i w:val="0"/>
@@ -5299,7 +5452,7 @@
           <w:rFonts w:ascii="Charis SIL Regular" w:hAnsi="Charis SIL Regular" w:eastAsia="Charis SIL Regular"/>
           <w:b w:val="0"/>
           <w:i w:val="0"/>
-          <w:color w:val="0066CC"/>
+          <w:color w:val="0000FF"/>
           <w:sz w:val="24"/>
           <w:u w:val="single"/>
         </w:rPr>
@@ -5317,7 +5470,7 @@
           <w:rFonts w:ascii="Charis SIL Regular" w:hAnsi="Charis SIL Regular" w:eastAsia="Charis SIL Regular"/>
           <w:b w:val="0"/>
           <w:i w:val="0"/>
-          <w:color w:val="0066CC"/>
+          <w:color w:val="0000FF"/>
           <w:sz w:val="24"/>
           <w:u w:val="single"/>
         </w:rPr>
@@ -5328,7 +5481,7 @@
           <w:rFonts w:ascii="Charis SIL Regular" w:hAnsi="Charis SIL Regular" w:eastAsia="Charis SIL Regular"/>
           <w:b w:val="0"/>
           <w:i w:val="0"/>
-          <w:color w:val="0066CC"/>
+          <w:color w:val="0000FF"/>
           <w:sz w:val="24"/>
           <w:u w:val="single"/>
         </w:rPr>
@@ -5346,7 +5499,7 @@
           <w:rFonts w:ascii="Charis SIL Regular" w:hAnsi="Charis SIL Regular" w:eastAsia="Charis SIL Regular"/>
           <w:b w:val="0"/>
           <w:i w:val="0"/>
-          <w:color w:val="0066CC"/>
+          <w:color w:val="0000FF"/>
           <w:sz w:val="24"/>
           <w:u w:val="single"/>
         </w:rPr>
@@ -5357,7 +5510,7 @@
           <w:rFonts w:ascii="Charis SIL Regular" w:hAnsi="Charis SIL Regular" w:eastAsia="Charis SIL Regular"/>
           <w:b w:val="0"/>
           <w:i w:val="0"/>
-          <w:color w:val="0066CC"/>
+          <w:color w:val="0000FF"/>
           <w:sz w:val="24"/>
           <w:u w:val="single"/>
         </w:rPr>
@@ -5375,7 +5528,7 @@
           <w:rFonts w:ascii="Charis SIL Regular" w:hAnsi="Charis SIL Regular" w:eastAsia="Charis SIL Regular"/>
           <w:b w:val="0"/>
           <w:i w:val="0"/>
-          <w:color w:val="0066CC"/>
+          <w:color w:val="0000FF"/>
           <w:sz w:val="24"/>
           <w:u w:val="single"/>
         </w:rPr>
@@ -5386,7 +5539,7 @@
           <w:rFonts w:ascii="Charis SIL Regular" w:hAnsi="Charis SIL Regular" w:eastAsia="Charis SIL Regular"/>
           <w:b w:val="0"/>
           <w:i w:val="0"/>
-          <w:color w:val="0066CC"/>
+          <w:color w:val="0000FF"/>
           <w:sz w:val="24"/>
           <w:u w:val="single"/>
         </w:rPr>
@@ -5421,7 +5574,7 @@
       </w:r>
       <w:r>
         <w:rPr>
-          <w:u w:val="single" w:color="0066cc"/>
+          <w:u w:val="single" w:color="0000ff"/>
           <w:rFonts w:ascii="Charis SIL Regular" w:hAnsi="Charis SIL Regular" w:eastAsia="Charis SIL Regular"/>
           <w:b w:val="0"/>
           <w:i w:val="0"/>
@@ -5433,13 +5586,29 @@
             <w:rPr>
               <w:rStyle w:val="Hyperlink"/>
             </w:rPr>
-            <w:t>eritage fie</w:t>
+            <w:t>eritage fi</w:t>
           </w:r>
         </w:hyperlink>
       </w:r>
       <w:r>
         <w:rPr>
-          <w:u w:val="single" w:color="0066cc"/>
+          <w:rFonts w:ascii="Charis SIL Regular" w:hAnsi="Charis SIL Regular" w:eastAsia="Charis SIL Regular"/>
+          <w:b w:val="0"/>
+          <w:i w:val="0"/>
+          <w:color w:val="000000"/>
+          <w:sz w:val="24"/>
+        </w:rPr>
+        <w:hyperlink r:id="rId28" w:history="1">
+          <w:r>
+            <w:rPr>
+              <w:rStyle w:val="Hyperlink"/>
+            </w:rPr>
+            <w:t>e</w:t>
+          </w:r>
+        </w:hyperlink>
+      </w:r>
+      <w:r>
+        <w:rPr>
           <w:rFonts w:ascii="Charis SIL Regular" w:hAnsi="Charis SIL Regular" w:eastAsia="Charis SIL Regular"/>
           <w:b w:val="0"/>
           <w:i w:val="0"/>
@@ -5450,7 +5619,7 @@
       </w:r>
       <w:r>
         <w:rPr>
-          <w:u w:val="single" w:color="0066cc"/>
+          <w:u w:val="single" w:color="0000ff"/>
           <w:rFonts w:ascii="Charis SIL Regular" w:hAnsi="Charis SIL Regular" w:eastAsia="Charis SIL Regular"/>
           <w:b w:val="0"/>
           <w:i w:val="0"/>
@@ -5468,7 +5637,7 @@
       </w:r>
       <w:r>
         <w:rPr>
-          <w:u w:val="single" w:color="0066cc"/>
+          <w:u w:val="single" w:color="0000ff"/>
           <w:rFonts w:ascii="Charis SIL Regular" w:hAnsi="Charis SIL Regular" w:eastAsia="Charis SIL Regular"/>
           <w:b w:val="0"/>
           <w:i w:val="0"/>
@@ -5486,7 +5655,7 @@
       </w:r>
       <w:r>
         <w:rPr>
-          <w:u w:val="single" w:color="0066cc"/>
+          <w:u w:val="single" w:color="0000ff"/>
           <w:rFonts w:ascii="Charis SIL Regular" w:hAnsi="Charis SIL Regular" w:eastAsia="Charis SIL Regular"/>
           <w:b w:val="0"/>
           <w:i w:val="0"/>
@@ -5504,7 +5673,7 @@
       </w:r>
       <w:r>
         <w:rPr>
-          <w:u w:val="single" w:color="0066cc"/>
+          <w:u w:val="single" w:color="0000ff"/>
           <w:rFonts w:ascii="Charis SIL Regular" w:hAnsi="Charis SIL Regular" w:eastAsia="Charis SIL Regular"/>
           <w:b w:val="0"/>
           <w:i w:val="0"/>
@@ -5522,7 +5691,7 @@
       </w:r>
       <w:r>
         <w:rPr>
-          <w:u w:val="single" w:color="0066cc"/>
+          <w:u w:val="single" w:color="0000ff"/>
           <w:rFonts w:ascii="Charis SIL Regular" w:hAnsi="Charis SIL Regular" w:eastAsia="Charis SIL Regular"/>
           <w:b w:val="0"/>
           <w:i w:val="0"/>
@@ -5534,7 +5703,7 @@
             <w:rPr>
               <w:rStyle w:val="Hyperlink"/>
             </w:rPr>
-            <w:t>98, the f</w:t>
+            <w:t>98, the fo</w:t>
           </w:r>
         </w:hyperlink>
       </w:r>
@@ -5546,7 +5715,7 @@
           <w:color w:val="000000"/>
           <w:sz w:val="24"/>
         </w:rPr>
-        <w:t xml:space="preserve">oundation aims to document, collect and </w:t>
+        <w:t xml:space="preserve">undation aims to document, collect and </w:t>
       </w:r>
       <w:r>
         <w:rPr>
@@ -5573,7 +5742,7 @@
           <w:rFonts w:ascii="Charis SIL Regular" w:hAnsi="Charis SIL Regular" w:eastAsia="Charis SIL Regular"/>
           <w:b w:val="0"/>
           <w:i w:val="0"/>
-          <w:color w:val="0066CC"/>
+          <w:color w:val="0000FF"/>
           <w:sz w:val="24"/>
           <w:u w:val="single"/>
         </w:rPr>
@@ -5591,7 +5760,7 @@
           <w:rFonts w:ascii="Charis SIL Regular" w:hAnsi="Charis SIL Regular" w:eastAsia="Charis SIL Regular"/>
           <w:b w:val="0"/>
           <w:i w:val="0"/>
-          <w:color w:val="0066CC"/>
+          <w:color w:val="0000FF"/>
           <w:sz w:val="24"/>
           <w:u w:val="single"/>
         </w:rPr>
@@ -5602,7 +5771,7 @@
           <w:rFonts w:ascii="Charis SIL Regular" w:hAnsi="Charis SIL Regular" w:eastAsia="Charis SIL Regular"/>
           <w:b w:val="0"/>
           <w:i w:val="0"/>
-          <w:color w:val="0066CC"/>
+          <w:color w:val="0000FF"/>
           <w:sz w:val="24"/>
           <w:u w:val="single"/>
         </w:rPr>
@@ -5630,7 +5799,7 @@
           <w:rFonts w:ascii="Charis SIL Regular" w:hAnsi="Charis SIL Regular" w:eastAsia="Charis SIL Regular"/>
           <w:b w:val="0"/>
           <w:i w:val="0"/>
-          <w:color w:val="0066CC"/>
+          <w:color w:val="0000FF"/>
           <w:sz w:val="24"/>
           <w:u w:val="single"/>
         </w:rPr>
@@ -5648,7 +5817,7 @@
           <w:rFonts w:ascii="Charis SIL Regular" w:hAnsi="Charis SIL Regular" w:eastAsia="Charis SIL Regular"/>
           <w:b w:val="0"/>
           <w:i w:val="0"/>
-          <w:color w:val="0066CC"/>
+          <w:color w:val="0000FF"/>
           <w:sz w:val="24"/>
           <w:u w:val="single"/>
         </w:rPr>
@@ -5659,7 +5828,7 @@
           <w:rFonts w:ascii="Charis SIL Regular" w:hAnsi="Charis SIL Regular" w:eastAsia="Charis SIL Regular"/>
           <w:b w:val="0"/>
           <w:i w:val="0"/>
-          <w:color w:val="0066CC"/>
+          <w:color w:val="0000FF"/>
           <w:sz w:val="24"/>
           <w:u w:val="single"/>
         </w:rPr>
@@ -5677,7 +5846,7 @@
           <w:rFonts w:ascii="Charis SIL Regular" w:hAnsi="Charis SIL Regular" w:eastAsia="Charis SIL Regular"/>
           <w:b w:val="0"/>
           <w:i w:val="0"/>
-          <w:color w:val="0066CC"/>
+          <w:color w:val="0000FF"/>
           <w:sz w:val="24"/>
           <w:u w:val="single"/>
         </w:rPr>
@@ -5688,7 +5857,7 @@
           <w:rFonts w:ascii="Charis SIL Regular" w:hAnsi="Charis SIL Regular" w:eastAsia="Charis SIL Regular"/>
           <w:b w:val="0"/>
           <w:i w:val="0"/>
-          <w:color w:val="0066CC"/>
+          <w:color w:val="0000FF"/>
           <w:sz w:val="24"/>
           <w:u w:val="single"/>
         </w:rPr>
@@ -5706,7 +5875,7 @@
           <w:rFonts w:ascii="Charis SIL Regular" w:hAnsi="Charis SIL Regular" w:eastAsia="Charis SIL Regular"/>
           <w:b w:val="0"/>
           <w:i w:val="0"/>
-          <w:color w:val="0066CC"/>
+          <w:color w:val="0000FF"/>
           <w:sz w:val="24"/>
           <w:u w:val="single"/>
         </w:rPr>
@@ -5717,7 +5886,7 @@
           <w:rFonts w:ascii="Charis SIL Regular" w:hAnsi="Charis SIL Regular" w:eastAsia="Charis SIL Regular"/>
           <w:b w:val="0"/>
           <w:i w:val="0"/>
-          <w:color w:val="0066CC"/>
+          <w:color w:val="0000FF"/>
           <w:sz w:val="24"/>
           <w:u w:val="single"/>
         </w:rPr>
@@ -5847,7 +6016,7 @@
           <w:rFonts w:ascii="Charis SIL Regular" w:hAnsi="Charis SIL Regular" w:eastAsia="Charis SIL Regular"/>
           <w:b w:val="0"/>
           <w:i w:val="0"/>
-          <w:color w:val="0066CC"/>
+          <w:color w:val="0000FF"/>
           <w:sz w:val="24"/>
           <w:u w:val="single"/>
         </w:rPr>
@@ -5865,7 +6034,7 @@
           <w:rFonts w:ascii="Charis SIL Regular" w:hAnsi="Charis SIL Regular" w:eastAsia="Charis SIL Regular"/>
           <w:b w:val="0"/>
           <w:i w:val="0"/>
-          <w:color w:val="0066CC"/>
+          <w:color w:val="0000FF"/>
           <w:sz w:val="24"/>
           <w:u w:val="single"/>
         </w:rPr>
@@ -5876,7 +6045,7 @@
           <w:rFonts w:ascii="Charis SIL Regular" w:hAnsi="Charis SIL Regular" w:eastAsia="Charis SIL Regular"/>
           <w:b w:val="0"/>
           <w:i w:val="0"/>
-          <w:color w:val="0066CC"/>
+          <w:color w:val="0000FF"/>
           <w:sz w:val="24"/>
           <w:u w:val="single"/>
         </w:rPr>
@@ -5894,7 +6063,7 @@
           <w:rFonts w:ascii="Charis SIL Regular" w:hAnsi="Charis SIL Regular" w:eastAsia="Charis SIL Regular"/>
           <w:b w:val="0"/>
           <w:i w:val="0"/>
-          <w:color w:val="0066CC"/>
+          <w:color w:val="0000FF"/>
           <w:sz w:val="24"/>
           <w:u w:val="single"/>
         </w:rPr>
@@ -5905,7 +6074,7 @@
           <w:rFonts w:ascii="Charis SIL Regular" w:hAnsi="Charis SIL Regular" w:eastAsia="Charis SIL Regular"/>
           <w:b w:val="0"/>
           <w:i w:val="0"/>
-          <w:color w:val="0066CC"/>
+          <w:color w:val="0000FF"/>
           <w:sz w:val="24"/>
           <w:u w:val="single"/>
         </w:rPr>
@@ -5940,7 +6109,7 @@
       </w:r>
       <w:r>
         <w:rPr>
-          <w:u w:val="single" w:color="0066cc"/>
+          <w:u w:val="single" w:color="0000ff"/>
           <w:rFonts w:ascii="Charis SIL Regular" w:hAnsi="Charis SIL Regular" w:eastAsia="Charis SIL Regular"/>
           <w:b w:val="0"/>
           <w:i w:val="0"/>
@@ -5958,7 +6127,7 @@
       </w:r>
       <w:r>
         <w:rPr>
-          <w:u w:val="single" w:color="0066cc"/>
+          <w:u w:val="single" w:color="0000ff"/>
           <w:rFonts w:ascii="Charis SIL Regular" w:hAnsi="Charis SIL Regular" w:eastAsia="Charis SIL Regular"/>
           <w:b w:val="0"/>
           <w:i w:val="0"/>
@@ -5976,7 +6145,7 @@
       </w:r>
       <w:r>
         <w:rPr>
-          <w:u w:val="single" w:color="0066cc"/>
+          <w:u w:val="single" w:color="0000ff"/>
           <w:rFonts w:ascii="Charis SIL Regular" w:hAnsi="Charis SIL Regular" w:eastAsia="Charis SIL Regular"/>
           <w:b w:val="0"/>
           <w:i w:val="0"/>
@@ -5994,7 +6163,7 @@
       </w:r>
       <w:r>
         <w:rPr>
-          <w:u w:val="single" w:color="0066cc"/>
+          <w:u w:val="single" w:color="0000ff"/>
           <w:rFonts w:ascii="Charis SIL Regular" w:hAnsi="Charis SIL Regular" w:eastAsia="Charis SIL Regular"/>
           <w:b w:val="0"/>
           <w:i w:val="0"/>
@@ -6048,7 +6217,7 @@
           <w:rFonts w:ascii="Charis SIL Regular" w:hAnsi="Charis SIL Regular" w:eastAsia="Charis SIL Regular"/>
           <w:b w:val="0"/>
           <w:i w:val="0"/>
-          <w:color w:val="0066CC"/>
+          <w:color w:val="0000FF"/>
           <w:sz w:val="24"/>
           <w:u w:val="single"/>
         </w:rPr>
@@ -6066,7 +6235,7 @@
           <w:rFonts w:ascii="Charis SIL Regular" w:hAnsi="Charis SIL Regular" w:eastAsia="Charis SIL Regular"/>
           <w:b w:val="0"/>
           <w:i w:val="0"/>
-          <w:color w:val="0066CC"/>
+          <w:color w:val="0000FF"/>
           <w:sz w:val="24"/>
           <w:u w:val="single"/>
         </w:rPr>
@@ -6077,7 +6246,7 @@
           <w:rFonts w:ascii="Charis SIL Regular" w:hAnsi="Charis SIL Regular" w:eastAsia="Charis SIL Regular"/>
           <w:b w:val="0"/>
           <w:i w:val="0"/>
-          <w:color w:val="0066CC"/>
+          <w:color w:val="0000FF"/>
           <w:sz w:val="24"/>
           <w:u w:val="single"/>
         </w:rPr>
@@ -6112,7 +6281,7 @@
       </w:r>
       <w:r>
         <w:rPr>
-          <w:u w:val="single" w:color="0066cc"/>
+          <w:u w:val="single" w:color="0000ff"/>
           <w:rFonts w:ascii="Charis SIL Regular" w:hAnsi="Charis SIL Regular" w:eastAsia="Charis SIL Regular"/>
           <w:b w:val="0"/>
           <w:i w:val="0"/>
@@ -6130,7 +6299,7 @@
       </w:r>
       <w:r>
         <w:rPr>
-          <w:u w:val="single" w:color="0066cc"/>
+          <w:u w:val="single" w:color="0000ff"/>
           <w:rFonts w:ascii="Charis SIL Regular" w:hAnsi="Charis SIL Regular" w:eastAsia="Charis SIL Regular"/>
           <w:b w:val="0"/>
           <w:i w:val="0"/>
@@ -6141,7 +6310,7 @@
       </w:r>
       <w:r>
         <w:rPr>
-          <w:u w:val="single" w:color="0066cc"/>
+          <w:u w:val="single" w:color="0000ff"/>
           <w:rFonts w:ascii="Charis SIL Regular" w:hAnsi="Charis SIL Regular" w:eastAsia="Charis SIL Regular"/>
           <w:b w:val="0"/>
           <w:i w:val="0"/>
@@ -6195,7 +6364,7 @@
           <w:rFonts w:ascii="Charis SIL Regular" w:hAnsi="Charis SIL Regular" w:eastAsia="Charis SIL Regular"/>
           <w:b w:val="0"/>
           <w:i w:val="0"/>
-          <w:color w:val="0066CC"/>
+          <w:color w:val="0000FF"/>
           <w:sz w:val="24"/>
           <w:u w:val="single"/>
         </w:rPr>
@@ -6230,7 +6399,7 @@
       </w:r>
       <w:r>
         <w:rPr>
-          <w:u w:val="single" w:color="0066cc"/>
+          <w:u w:val="single" w:color="0000ff"/>
           <w:rFonts w:ascii="Charis SIL Regular" w:hAnsi="Charis SIL Regular" w:eastAsia="Charis SIL Regular"/>
           <w:b w:val="0"/>
           <w:i w:val="0"/>
@@ -6248,24 +6417,13 @@
       </w:r>
       <w:r>
         <w:rPr>
-          <w:u w:val="single" w:color="0066cc"/>
-          <w:rFonts w:ascii="Charis SIL Regular" w:hAnsi="Charis SIL Regular" w:eastAsia="Charis SIL Regular"/>
-          <w:b w:val="0"/>
-          <w:i w:val="0"/>
-          <w:color w:val="000000"/>
-          <w:sz w:val="24"/>
-        </w:rPr>
-        <w:t>v</w:t>
-      </w:r>
-      <w:r>
-        <w:rPr>
-          <w:rFonts w:ascii="Charis SIL Regular" w:hAnsi="Charis SIL Regular" w:eastAsia="Charis SIL Regular"/>
-          <w:b w:val="0"/>
-          <w:i w:val="0"/>
-          <w:color w:val="000000"/>
-          <w:sz w:val="24"/>
-        </w:rPr>
-        <w:t>ant information regarding Aruba, Bonaire and Curaçao.</w:t>
+          <w:rFonts w:ascii="Charis SIL Regular" w:hAnsi="Charis SIL Regular" w:eastAsia="Charis SIL Regular"/>
+          <w:b w:val="0"/>
+          <w:i w:val="0"/>
+          <w:color w:val="000000"/>
+          <w:sz w:val="24"/>
+        </w:rPr>
+        <w:t>vant information regarding Aruba, Bonaire and Curaçao.</w:t>
       </w:r>
     </w:p>
     <w:p>
@@ -6322,7 +6480,7 @@
           <w:rFonts w:ascii="Charis SIL Regular" w:hAnsi="Charis SIL Regular" w:eastAsia="Charis SIL Regular"/>
           <w:b w:val="0"/>
           <w:i w:val="0"/>
-          <w:color w:val="0066CC"/>
+          <w:color w:val="0000FF"/>
           <w:sz w:val="24"/>
           <w:u w:val="single"/>
         </w:rPr>
@@ -6340,7 +6498,7 @@
           <w:rFonts w:ascii="Charis SIL Regular" w:hAnsi="Charis SIL Regular" w:eastAsia="Charis SIL Regular"/>
           <w:b w:val="0"/>
           <w:i w:val="0"/>
-          <w:color w:val="0066CC"/>
+          <w:color w:val="0000FF"/>
           <w:sz w:val="24"/>
           <w:u w:val="single"/>
         </w:rPr>
@@ -6358,7 +6516,7 @@
           <w:rFonts w:ascii="Charis SIL Regular" w:hAnsi="Charis SIL Regular" w:eastAsia="Charis SIL Regular"/>
           <w:b w:val="0"/>
           <w:i w:val="0"/>
-          <w:color w:val="0066CC"/>
+          <w:color w:val="0000FF"/>
           <w:sz w:val="24"/>
           <w:u w:val="single"/>
         </w:rPr>
@@ -6369,7 +6527,7 @@
           <w:rFonts w:ascii="Charis SIL Regular" w:hAnsi="Charis SIL Regular" w:eastAsia="Charis SIL Regular"/>
           <w:b w:val="0"/>
           <w:i w:val="0"/>
-          <w:color w:val="0066CC"/>
+          <w:color w:val="0000FF"/>
           <w:sz w:val="24"/>
           <w:u w:val="single"/>
         </w:rPr>
@@ -6394,7 +6552,7 @@
       </w:r>
       <w:r>
         <w:rPr>
-          <w:u w:val="single" w:color="0066cc"/>
+          <w:u w:val="single" w:color="0000ff"/>
           <w:rFonts w:ascii="Charis SIL Regular" w:hAnsi="Charis SIL Regular" w:eastAsia="Charis SIL Regular"/>
           <w:b w:val="0"/>
           <w:i w:val="0"/>
@@ -6412,7 +6570,7 @@
       </w:r>
       <w:r>
         <w:rPr>
-          <w:u w:val="single" w:color="0066cc"/>
+          <w:u w:val="single" w:color="0000ff"/>
           <w:rFonts w:ascii="Charis SIL Regular" w:hAnsi="Charis SIL Regular" w:eastAsia="Charis SIL Regular"/>
           <w:b w:val="0"/>
           <w:i w:val="0"/>
@@ -6430,7 +6588,7 @@
       </w:r>
       <w:r>
         <w:rPr>
-          <w:u w:val="single" w:color="0066cc"/>
+          <w:u w:val="single" w:color="0000ff"/>
           <w:rFonts w:ascii="Charis SIL Regular" w:hAnsi="Charis SIL Regular" w:eastAsia="Charis SIL Regular"/>
           <w:b w:val="0"/>
           <w:i w:val="0"/>
@@ -6448,7 +6606,7 @@
       </w:r>
       <w:r>
         <w:rPr>
-          <w:u w:val="single" w:color="0066cc"/>
+          <w:u w:val="single" w:color="0000ff"/>
           <w:rFonts w:ascii="Charis SIL Regular" w:hAnsi="Charis SIL Regular" w:eastAsia="Charis SIL Regular"/>
           <w:b w:val="0"/>
           <w:i w:val="0"/>
@@ -6479,7 +6637,7 @@
           <w:rFonts w:ascii="Charis SIL Regular" w:hAnsi="Charis SIL Regular" w:eastAsia="Charis SIL Regular"/>
           <w:b w:val="0"/>
           <w:i w:val="0"/>
-          <w:color w:val="0066CC"/>
+          <w:color w:val="0000FF"/>
           <w:sz w:val="24"/>
           <w:u w:val="single"/>
         </w:rPr>
@@ -6497,7 +6655,7 @@
           <w:rFonts w:ascii="Charis SIL Regular" w:hAnsi="Charis SIL Regular" w:eastAsia="Charis SIL Regular"/>
           <w:b w:val="0"/>
           <w:i w:val="0"/>
-          <w:color w:val="0066CC"/>
+          <w:color w:val="0000FF"/>
           <w:sz w:val="24"/>
           <w:u w:val="single"/>
         </w:rPr>
@@ -6508,7 +6666,7 @@
           <w:rFonts w:ascii="Charis SIL Regular" w:hAnsi="Charis SIL Regular" w:eastAsia="Charis SIL Regular"/>
           <w:b w:val="0"/>
           <w:i w:val="0"/>
-          <w:color w:val="0066CC"/>
+          <w:color w:val="0000FF"/>
           <w:sz w:val="24"/>
           <w:u w:val="single"/>
         </w:rPr>
@@ -6526,7 +6684,7 @@
           <w:rFonts w:ascii="Charis SIL Regular" w:hAnsi="Charis SIL Regular" w:eastAsia="Charis SIL Regular"/>
           <w:b w:val="0"/>
           <w:i w:val="0"/>
-          <w:color w:val="0066CC"/>
+          <w:color w:val="0000FF"/>
           <w:sz w:val="24"/>
           <w:u w:val="single"/>
         </w:rPr>
@@ -6537,7 +6695,7 @@
           <w:rFonts w:ascii="Charis SIL Regular" w:hAnsi="Charis SIL Regular" w:eastAsia="Charis SIL Regular"/>
           <w:b w:val="0"/>
           <w:i w:val="0"/>
-          <w:color w:val="0066CC"/>
+          <w:color w:val="0000FF"/>
           <w:sz w:val="24"/>
           <w:u w:val="single"/>
         </w:rPr>
@@ -6555,7 +6713,7 @@
           <w:rFonts w:ascii="Charis SIL Regular" w:hAnsi="Charis SIL Regular" w:eastAsia="Charis SIL Regular"/>
           <w:b w:val="0"/>
           <w:i w:val="0"/>
-          <w:color w:val="0066CC"/>
+          <w:color w:val="0000FF"/>
           <w:sz w:val="24"/>
           <w:u w:val="single"/>
         </w:rPr>
@@ -6566,7 +6724,7 @@
           <w:rFonts w:ascii="Charis SIL Regular" w:hAnsi="Charis SIL Regular" w:eastAsia="Charis SIL Regular"/>
           <w:b w:val="0"/>
           <w:i w:val="0"/>
-          <w:color w:val="0066CC"/>
+          <w:color w:val="0000FF"/>
           <w:sz w:val="24"/>
           <w:u w:val="single"/>
         </w:rPr>
@@ -6584,7 +6742,7 @@
           <w:rFonts w:ascii="Charis SIL Regular" w:hAnsi="Charis SIL Regular" w:eastAsia="Charis SIL Regular"/>
           <w:b w:val="0"/>
           <w:i w:val="0"/>
-          <w:color w:val="0066CC"/>
+          <w:color w:val="0000FF"/>
           <w:sz w:val="24"/>
           <w:u w:val="single"/>
         </w:rPr>
@@ -6595,7 +6753,7 @@
           <w:rFonts w:ascii="Charis SIL Regular" w:hAnsi="Charis SIL Regular" w:eastAsia="Charis SIL Regular"/>
           <w:b w:val="0"/>
           <w:i w:val="0"/>
-          <w:color w:val="0066CC"/>
+          <w:color w:val="0000FF"/>
           <w:sz w:val="24"/>
           <w:u w:val="single"/>
         </w:rPr>
@@ -6613,7 +6771,7 @@
           <w:rFonts w:ascii="Charis SIL Regular" w:hAnsi="Charis SIL Regular" w:eastAsia="Charis SIL Regular"/>
           <w:b w:val="0"/>
           <w:i w:val="0"/>
-          <w:color w:val="0066CC"/>
+          <w:color w:val="0000FF"/>
           <w:sz w:val="24"/>
           <w:u w:val="single"/>
         </w:rPr>
@@ -6624,7 +6782,7 @@
           <w:rFonts w:ascii="Charis SIL Regular" w:hAnsi="Charis SIL Regular" w:eastAsia="Charis SIL Regular"/>
           <w:b w:val="0"/>
           <w:i w:val="0"/>
-          <w:color w:val="0066CC"/>
+          <w:color w:val="0000FF"/>
           <w:sz w:val="24"/>
           <w:u w:val="single"/>
         </w:rPr>
@@ -6652,7 +6810,7 @@
           <w:rFonts w:ascii="Charis SIL Regular" w:hAnsi="Charis SIL Regular" w:eastAsia="Charis SIL Regular"/>
           <w:b w:val="0"/>
           <w:i w:val="0"/>
-          <w:color w:val="0066CC"/>
+          <w:color w:val="0000FF"/>
           <w:sz w:val="24"/>
           <w:u w:val="single"/>
         </w:rPr>
@@ -6670,7 +6828,7 @@
           <w:rFonts w:ascii="Charis SIL Regular" w:hAnsi="Charis SIL Regular" w:eastAsia="Charis SIL Regular"/>
           <w:b w:val="0"/>
           <w:i w:val="0"/>
-          <w:color w:val="0066CC"/>
+          <w:color w:val="0000FF"/>
           <w:sz w:val="24"/>
           <w:u w:val="single"/>
         </w:rPr>
@@ -6681,7 +6839,7 @@
           <w:rFonts w:ascii="Charis SIL Regular" w:hAnsi="Charis SIL Regular" w:eastAsia="Charis SIL Regular"/>
           <w:b w:val="0"/>
           <w:i w:val="0"/>
-          <w:color w:val="0066CC"/>
+          <w:color w:val="0000FF"/>
           <w:sz w:val="24"/>
           <w:u w:val="single"/>
         </w:rPr>
@@ -6699,7 +6857,7 @@
           <w:rFonts w:ascii="Charis SIL Regular" w:hAnsi="Charis SIL Regular" w:eastAsia="Charis SIL Regular"/>
           <w:b w:val="0"/>
           <w:i w:val="0"/>
-          <w:color w:val="0066CC"/>
+          <w:color w:val="0000FF"/>
           <w:sz w:val="24"/>
           <w:u w:val="single"/>
         </w:rPr>
@@ -6710,7 +6868,7 @@
           <w:rFonts w:ascii="Charis SIL Regular" w:hAnsi="Charis SIL Regular" w:eastAsia="Charis SIL Regular"/>
           <w:b w:val="0"/>
           <w:i w:val="0"/>
-          <w:color w:val="0066CC"/>
+          <w:color w:val="0000FF"/>
           <w:sz w:val="24"/>
           <w:u w:val="single"/>
         </w:rPr>
@@ -6728,7 +6886,7 @@
           <w:rFonts w:ascii="Charis SIL Regular" w:hAnsi="Charis SIL Regular" w:eastAsia="Charis SIL Regular"/>
           <w:b w:val="0"/>
           <w:i w:val="0"/>
-          <w:color w:val="0066CC"/>
+          <w:color w:val="0000FF"/>
           <w:sz w:val="24"/>
           <w:u w:val="single"/>
         </w:rPr>
@@ -6739,7 +6897,7 @@
           <w:rFonts w:ascii="Charis SIL Regular" w:hAnsi="Charis SIL Regular" w:eastAsia="Charis SIL Regular"/>
           <w:b w:val="0"/>
           <w:i w:val="0"/>
-          <w:color w:val="0066CC"/>
+          <w:color w:val="0000FF"/>
           <w:sz w:val="24"/>
           <w:u w:val="single"/>
         </w:rPr>
@@ -6757,7 +6915,7 @@
           <w:rFonts w:ascii="Charis SIL Regular" w:hAnsi="Charis SIL Regular" w:eastAsia="Charis SIL Regular"/>
           <w:b w:val="0"/>
           <w:i w:val="0"/>
-          <w:color w:val="0066CC"/>
+          <w:color w:val="0000FF"/>
           <w:sz w:val="24"/>
           <w:u w:val="single"/>
         </w:rPr>
@@ -6768,7 +6926,7 @@
           <w:rFonts w:ascii="Charis SIL Regular" w:hAnsi="Charis SIL Regular" w:eastAsia="Charis SIL Regular"/>
           <w:b w:val="0"/>
           <w:i w:val="0"/>
-          <w:color w:val="0066CC"/>
+          <w:color w:val="0000FF"/>
           <w:sz w:val="24"/>
           <w:u w:val="single"/>
         </w:rPr>
@@ -6786,11 +6944,11 @@
           <w:rFonts w:ascii="Charis SIL Regular" w:hAnsi="Charis SIL Regular" w:eastAsia="Charis SIL Regular"/>
           <w:b w:val="0"/>
           <w:i w:val="0"/>
-          <w:color w:val="0066CC"/>
+          <w:color w:val="0000FF"/>
           <w:sz w:val="24"/>
           <w:u w:val="single"/>
         </w:rPr>
-        <w:hyperlink r:id="rId33" w:history="1">
+        <w:hyperlink r:id="rId32" w:history="1">
           <w:r>
             <w:rPr>
               <w:rStyle w:val="Hyperlink"/>
@@ -6804,11 +6962,11 @@
           <w:rFonts w:ascii="Charis SIL Regular" w:hAnsi="Charis SIL Regular" w:eastAsia="Charis SIL Regular"/>
           <w:b w:val="0"/>
           <w:i w:val="0"/>
-          <w:color w:val="0066CC"/>
+          <w:color w:val="0000FF"/>
           <w:sz w:val="24"/>
           <w:u w:val="single"/>
         </w:rPr>
-        <w:hyperlink r:id="rId33" w:history="1">
+        <w:hyperlink r:id="rId32" w:history="1">
           <w:r>
             <w:rPr>
               <w:rStyle w:val="Hyperlink"/>
@@ -6822,11 +6980,11 @@
           <w:rFonts w:ascii="Charis SIL Regular" w:hAnsi="Charis SIL Regular" w:eastAsia="Charis SIL Regular"/>
           <w:b w:val="0"/>
           <w:i w:val="0"/>
-          <w:color w:val="0066CC"/>
+          <w:color w:val="0000FF"/>
           <w:sz w:val="24"/>
           <w:u w:val="single"/>
         </w:rPr>
-        <w:hyperlink r:id="rId33" w:history="1">
+        <w:hyperlink r:id="rId32" w:history="1">
           <w:r>
             <w:rPr>
               <w:rStyle w:val="Hyperlink"/>
@@ -6840,7 +6998,7 @@
           <w:rFonts w:ascii="Charis SIL Regular" w:hAnsi="Charis SIL Regular" w:eastAsia="Charis SIL Regular"/>
           <w:b w:val="0"/>
           <w:i w:val="0"/>
-          <w:color w:val="0066CC"/>
+          <w:color w:val="0000FF"/>
           <w:sz w:val="24"/>
           <w:u w:val="single"/>
         </w:rPr>
@@ -6851,11 +7009,11 @@
           <w:rFonts w:ascii="Charis SIL Regular" w:hAnsi="Charis SIL Regular" w:eastAsia="Charis SIL Regular"/>
           <w:b w:val="0"/>
           <w:i w:val="0"/>
-          <w:color w:val="0066CC"/>
+          <w:color w:val="0000FF"/>
           <w:sz w:val="24"/>
           <w:u w:val="single"/>
         </w:rPr>
-        <w:hyperlink r:id="rId33" w:history="1">
+        <w:hyperlink r:id="rId32" w:history="1">
           <w:r>
             <w:rPr>
               <w:rStyle w:val="Hyperlink"/>
@@ -6869,11 +7027,11 @@
           <w:rFonts w:ascii="Charis SIL Regular" w:hAnsi="Charis SIL Regular" w:eastAsia="Charis SIL Regular"/>
           <w:b w:val="0"/>
           <w:i w:val="0"/>
-          <w:color w:val="0066CC"/>
+          <w:color w:val="0000FF"/>
           <w:sz w:val="24"/>
           <w:u w:val="single"/>
         </w:rPr>
-        <w:hyperlink r:id="rId33" w:history="1">
+        <w:hyperlink r:id="rId32" w:history="1">
           <w:r>
             <w:rPr>
               <w:rStyle w:val="Hyperlink"/>
@@ -6887,11 +7045,11 @@
           <w:rFonts w:ascii="Charis SIL Regular" w:hAnsi="Charis SIL Regular" w:eastAsia="Charis SIL Regular"/>
           <w:b w:val="0"/>
           <w:i w:val="0"/>
-          <w:color w:val="0066CC"/>
+          <w:color w:val="0000FF"/>
           <w:sz w:val="24"/>
           <w:u w:val="single"/>
         </w:rPr>
-        <w:hyperlink r:id="rId33" w:history="1">
+        <w:hyperlink r:id="rId32" w:history="1">
           <w:r>
             <w:rPr>
               <w:rStyle w:val="Hyperlink"/>
@@ -6905,11 +7063,11 @@
           <w:rFonts w:ascii="Charis SIL Regular" w:hAnsi="Charis SIL Regular" w:eastAsia="Charis SIL Regular"/>
           <w:b w:val="0"/>
           <w:i w:val="0"/>
-          <w:color w:val="0066CC"/>
+          <w:color w:val="0000FF"/>
           <w:sz w:val="24"/>
           <w:u w:val="single"/>
         </w:rPr>
-        <w:hyperlink r:id="rId33" w:history="1">
+        <w:hyperlink r:id="rId32" w:history="1">
           <w:r>
             <w:rPr>
               <w:rStyle w:val="Hyperlink"/>
@@ -6920,7 +7078,7 @@
       </w:r>
       <w:r>
         <w:rPr>
-          <w:u w:val="single" w:color="0066cc"/>
+          <w:u w:val="single" w:color="0000ff"/>
           <w:rFonts w:ascii="Charis SIL Regular" w:hAnsi="Charis SIL Regular" w:eastAsia="Charis SIL Regular"/>
           <w:b w:val="0"/>
           <w:i w:val="0"/>
@@ -6938,7 +7096,7 @@
       </w:r>
       <w:r>
         <w:rPr>
-          <w:u w:val="single" w:color="0066cc"/>
+          <w:u w:val="single" w:color="0000ff"/>
           <w:rFonts w:ascii="Charis SIL Regular" w:hAnsi="Charis SIL Regular" w:eastAsia="Charis SIL Regular"/>
           <w:b w:val="0"/>
           <w:i w:val="0"/>
@@ -6956,7 +7114,7 @@
       </w:r>
       <w:r>
         <w:rPr>
-          <w:u w:val="single" w:color="0066cc"/>
+          <w:u w:val="single" w:color="0000ff"/>
           <w:rFonts w:ascii="Charis SIL Regular" w:hAnsi="Charis SIL Regular" w:eastAsia="Charis SIL Regular"/>
           <w:b w:val="0"/>
           <w:i w:val="0"/>
@@ -6974,7 +7132,7 @@
       </w:r>
       <w:r>
         <w:rPr>
-          <w:u w:val="single" w:color="0066cc"/>
+          <w:u w:val="single" w:color="0000ff"/>
           <w:rFonts w:ascii="Charis SIL Regular" w:hAnsi="Charis SIL Regular" w:eastAsia="Charis SIL Regular"/>
           <w:b w:val="0"/>
           <w:i w:val="0"/>
@@ -6985,7 +7143,7 @@
       </w:r>
       <w:r>
         <w:rPr>
-          <w:u w:val="single" w:color="0066cc"/>
+          <w:u w:val="single" w:color="0000ff"/>
           <w:rFonts w:ascii="Charis SIL Regular" w:hAnsi="Charis SIL Regular" w:eastAsia="Charis SIL Regular"/>
           <w:b w:val="0"/>
           <w:i w:val="0"/>
@@ -7013,7 +7171,7 @@
       </w:r>
       <w:r>
         <w:rPr>
-          <w:u w:val="single" w:color="0066cc"/>
+          <w:u w:val="single" w:color="0000ff"/>
           <w:rFonts w:ascii="Charis SIL Regular" w:hAnsi="Charis SIL Regular" w:eastAsia="Charis SIL Regular"/>
           <w:b w:val="0"/>
           <w:i w:val="0"/>
@@ -7024,7 +7182,7 @@
       </w:r>
       <w:r>
         <w:rPr>
-          <w:u w:val="single" w:color="0066cc"/>
+          <w:u w:val="single" w:color="0000ff"/>
           <w:rFonts w:ascii="Charis SIL Regular" w:hAnsi="Charis SIL Regular" w:eastAsia="Charis SIL Regular"/>
           <w:b w:val="0"/>
           <w:i w:val="0"/>
@@ -7042,7 +7200,7 @@
       </w:r>
       <w:r>
         <w:rPr>
-          <w:u w:val="single" w:color="0066cc"/>
+          <w:u w:val="single" w:color="0000ff"/>
           <w:rFonts w:ascii="Charis SIL Regular" w:hAnsi="Charis SIL Regular" w:eastAsia="Charis SIL Regular"/>
           <w:b w:val="0"/>
           <w:i w:val="0"/>
@@ -7060,7 +7218,7 @@
       </w:r>
       <w:r>
         <w:rPr>
-          <w:u w:val="single" w:color="0066cc"/>
+          <w:u w:val="single" w:color="0000ff"/>
           <w:rFonts w:ascii="Charis SIL Regular" w:hAnsi="Charis SIL Regular" w:eastAsia="Charis SIL Regular"/>
           <w:b w:val="0"/>
           <w:i w:val="0"/>
@@ -7078,7 +7236,7 @@
       </w:r>
       <w:r>
         <w:rPr>
-          <w:u w:val="single" w:color="0066cc"/>
+          <w:u w:val="single" w:color="0000ff"/>
           <w:rFonts w:ascii="Charis SIL Regular" w:hAnsi="Charis SIL Regular" w:eastAsia="Charis SIL Regular"/>
           <w:b w:val="0"/>
           <w:i w:val="0"/>
@@ -7089,7 +7247,7 @@
       </w:r>
       <w:r>
         <w:rPr>
-          <w:u w:val="single" w:color="0066cc"/>
+          <w:u w:val="single" w:color="0000ff"/>
           <w:rFonts w:ascii="Charis SIL Regular" w:hAnsi="Charis SIL Regular" w:eastAsia="Charis SIL Regular"/>
           <w:b w:val="0"/>
           <w:i w:val="0"/>
@@ -7107,7 +7265,7 @@
       </w:r>
       <w:r>
         <w:rPr>
-          <w:u w:val="single" w:color="0066cc"/>
+          <w:u w:val="single" w:color="0000ff"/>
           <w:rFonts w:ascii="Charis SIL Regular" w:hAnsi="Charis SIL Regular" w:eastAsia="Charis SIL Regular"/>
           <w:b w:val="0"/>
           <w:i w:val="0"/>
@@ -7125,7 +7283,7 @@
       </w:r>
       <w:r>
         <w:rPr>
-          <w:u w:val="single" w:color="0066cc"/>
+          <w:u w:val="single" w:color="0000ff"/>
           <w:rFonts w:ascii="Charis SIL Regular" w:hAnsi="Charis SIL Regular" w:eastAsia="Charis SIL Regular"/>
           <w:b w:val="0"/>
           <w:i w:val="0"/>
@@ -7143,7 +7301,7 @@
       </w:r>
       <w:r>
         <w:rPr>
-          <w:u w:val="single" w:color="0066cc"/>
+          <w:u w:val="single" w:color="0000ff"/>
           <w:rFonts w:ascii="Charis SIL Regular" w:hAnsi="Charis SIL Regular" w:eastAsia="Charis SIL Regular"/>
           <w:b w:val="0"/>
           <w:i w:val="0"/>
@@ -7161,7 +7319,7 @@
       </w:r>
       <w:r>
         <w:rPr>
-          <w:u w:val="single" w:color="0066cc"/>
+          <w:u w:val="single" w:color="0000ff"/>
           <w:rFonts w:ascii="Charis SIL Regular" w:hAnsi="Charis SIL Regular" w:eastAsia="Charis SIL Regular"/>
           <w:b w:val="0"/>
           <w:i w:val="0"/>
@@ -7202,7 +7360,7 @@
           <w:rFonts w:ascii="Charis SIL Regular" w:hAnsi="Charis SIL Regular" w:eastAsia="Charis SIL Regular"/>
           <w:b w:val="0"/>
           <w:i w:val="0"/>
-          <w:color w:val="0066CC"/>
+          <w:color w:val="0000FF"/>
           <w:sz w:val="24"/>
           <w:u w:val="single"/>
         </w:rPr>
@@ -7220,7 +7378,7 @@
           <w:rFonts w:ascii="Charis SIL Regular" w:hAnsi="Charis SIL Regular" w:eastAsia="Charis SIL Regular"/>
           <w:b w:val="0"/>
           <w:i w:val="0"/>
-          <w:color w:val="0066CC"/>
+          <w:color w:val="0000FF"/>
           <w:sz w:val="24"/>
           <w:u w:val="single"/>
         </w:rPr>
@@ -7231,7 +7389,7 @@
           <w:rFonts w:ascii="Charis SIL Regular" w:hAnsi="Charis SIL Regular" w:eastAsia="Charis SIL Regular"/>
           <w:b w:val="0"/>
           <w:i w:val="0"/>
-          <w:color w:val="0066CC"/>
+          <w:color w:val="0000FF"/>
           <w:sz w:val="24"/>
           <w:u w:val="single"/>
         </w:rPr>
@@ -7266,7 +7424,7 @@
       </w:r>
       <w:r>
         <w:rPr>
-          <w:u w:val="single" w:color="0066cc"/>
+          <w:u w:val="single" w:color="0000ff"/>
           <w:rFonts w:ascii="Charis SIL Regular" w:hAnsi="Charis SIL Regular" w:eastAsia="Charis SIL Regular"/>
           <w:b w:val="0"/>
           <w:i w:val="0"/>
@@ -7284,7 +7442,7 @@
       </w:r>
       <w:r>
         <w:rPr>
-          <w:u w:val="single" w:color="0066cc"/>
+          <w:u w:val="single" w:color="0000ff"/>
           <w:rFonts w:ascii="Charis SIL Regular" w:hAnsi="Charis SIL Regular" w:eastAsia="Charis SIL Regular"/>
           <w:b w:val="0"/>
           <w:i w:val="0"/>
@@ -7302,7 +7460,7 @@
       </w:r>
       <w:r>
         <w:rPr>
-          <w:u w:val="single" w:color="0066cc"/>
+          <w:u w:val="single" w:color="0000ff"/>
           <w:rFonts w:ascii="Charis SIL Regular" w:hAnsi="Charis SIL Regular" w:eastAsia="Charis SIL Regular"/>
           <w:b w:val="0"/>
           <w:i w:val="0"/>
@@ -7333,7 +7491,7 @@
           <w:rFonts w:ascii="Charis SIL Regular" w:hAnsi="Charis SIL Regular" w:eastAsia="Charis SIL Regular"/>
           <w:b w:val="0"/>
           <w:i w:val="0"/>
-          <w:color w:val="0066CC"/>
+          <w:color w:val="0000FF"/>
           <w:sz w:val="24"/>
           <w:u w:val="single"/>
         </w:rPr>
@@ -7351,7 +7509,7 @@
           <w:rFonts w:ascii="Charis SIL Regular" w:hAnsi="Charis SIL Regular" w:eastAsia="Charis SIL Regular"/>
           <w:b w:val="0"/>
           <w:i w:val="0"/>
-          <w:color w:val="0066CC"/>
+          <w:color w:val="0000FF"/>
           <w:sz w:val="24"/>
           <w:u w:val="single"/>
         </w:rPr>
@@ -7362,7 +7520,7 @@
           <w:rFonts w:ascii="Charis SIL Regular" w:hAnsi="Charis SIL Regular" w:eastAsia="Charis SIL Regular"/>
           <w:b w:val="0"/>
           <w:i w:val="0"/>
-          <w:color w:val="0066CC"/>
+          <w:color w:val="0000FF"/>
           <w:sz w:val="24"/>
           <w:u w:val="single"/>
         </w:rPr>
@@ -7380,7 +7538,7 @@
           <w:rFonts w:ascii="Charis SIL Regular" w:hAnsi="Charis SIL Regular" w:eastAsia="Charis SIL Regular"/>
           <w:b w:val="0"/>
           <w:i w:val="0"/>
-          <w:color w:val="0066CC"/>
+          <w:color w:val="0000FF"/>
           <w:sz w:val="24"/>
           <w:u w:val="single"/>
         </w:rPr>
@@ -7391,7 +7549,7 @@
           <w:rFonts w:ascii="Charis SIL Regular" w:hAnsi="Charis SIL Regular" w:eastAsia="Charis SIL Regular"/>
           <w:b w:val="0"/>
           <w:i w:val="0"/>
-          <w:color w:val="0066CC"/>
+          <w:color w:val="0000FF"/>
           <w:sz w:val="24"/>
           <w:u w:val="single"/>
         </w:rPr>
@@ -7409,7 +7567,7 @@
           <w:rFonts w:ascii="Charis SIL Regular" w:hAnsi="Charis SIL Regular" w:eastAsia="Charis SIL Regular"/>
           <w:b w:val="0"/>
           <w:i w:val="0"/>
-          <w:color w:val="0066CC"/>
+          <w:color w:val="0000FF"/>
           <w:sz w:val="24"/>
           <w:u w:val="single"/>
         </w:rPr>
@@ -7480,7 +7638,7 @@
           <w:rFonts w:ascii="Charis SIL Regular" w:hAnsi="Charis SIL Regular" w:eastAsia="Charis SIL Regular"/>
           <w:b w:val="0"/>
           <w:i w:val="0"/>
-          <w:color w:val="0066CC"/>
+          <w:color w:val="0000FF"/>
           <w:sz w:val="24"/>
           <w:u w:val="single"/>
         </w:rPr>
@@ -7515,7 +7673,7 @@
       </w:r>
       <w:r>
         <w:rPr>
-          <w:u w:val="single" w:color="0066cc"/>
+          <w:u w:val="single" w:color="0000ff"/>
           <w:rFonts w:ascii="Charis SIL Regular" w:hAnsi="Charis SIL Regular" w:eastAsia="Charis SIL Regular"/>
           <w:b w:val="0"/>
           <w:i w:val="0"/>
@@ -7533,24 +7691,13 @@
       </w:r>
       <w:r>
         <w:rPr>
-          <w:u w:val="single" w:color="0066cc"/>
-          <w:rFonts w:ascii="Charis SIL Regular" w:hAnsi="Charis SIL Regular" w:eastAsia="Charis SIL Regular"/>
-          <w:b w:val="0"/>
-          <w:i w:val="0"/>
-          <w:color w:val="000000"/>
-          <w:sz w:val="24"/>
-        </w:rPr>
-        <w:t>v</w:t>
-      </w:r>
-      <w:r>
-        <w:rPr>
-          <w:rFonts w:ascii="Charis SIL Regular" w:hAnsi="Charis SIL Regular" w:eastAsia="Charis SIL Regular"/>
-          <w:b w:val="0"/>
-          <w:i w:val="0"/>
-          <w:color w:val="000000"/>
-          <w:sz w:val="24"/>
-        </w:rPr>
-        <w:t>ant information regarding Aruba, Bonaire and Curaçao.</w:t>
+          <w:rFonts w:ascii="Charis SIL Regular" w:hAnsi="Charis SIL Regular" w:eastAsia="Charis SIL Regular"/>
+          <w:b w:val="0"/>
+          <w:i w:val="0"/>
+          <w:color w:val="000000"/>
+          <w:sz w:val="24"/>
+        </w:rPr>
+        <w:t>vant information regarding Aruba, Bonaire and Curaçao.</w:t>
       </w:r>
     </w:p>
     <w:p>
@@ -7580,7 +7727,7 @@
           <w:rFonts w:ascii="Charis SIL Regular" w:hAnsi="Charis SIL Regular" w:eastAsia="Charis SIL Regular"/>
           <w:b w:val="0"/>
           <w:i w:val="0"/>
-          <w:color w:val="0066CC"/>
+          <w:color w:val="0000FF"/>
           <w:sz w:val="24"/>
           <w:u w:val="single"/>
         </w:rPr>
@@ -7598,7 +7745,7 @@
           <w:rFonts w:ascii="Charis SIL Regular" w:hAnsi="Charis SIL Regular" w:eastAsia="Charis SIL Regular"/>
           <w:b w:val="0"/>
           <w:i w:val="0"/>
-          <w:color w:val="0066CC"/>
+          <w:color w:val="0000FF"/>
           <w:sz w:val="24"/>
           <w:u w:val="single"/>
         </w:rPr>
@@ -7609,7 +7756,7 @@
           <w:rFonts w:ascii="Charis SIL Regular" w:hAnsi="Charis SIL Regular" w:eastAsia="Charis SIL Regular"/>
           <w:b w:val="0"/>
           <w:i w:val="0"/>
-          <w:color w:val="0066CC"/>
+          <w:color w:val="0000FF"/>
           <w:sz w:val="24"/>
           <w:u w:val="single"/>
         </w:rPr>
@@ -7644,7 +7791,7 @@
       </w:r>
       <w:r>
         <w:rPr>
-          <w:u w:val="single" w:color="0066cc"/>
+          <w:u w:val="single" w:color="0000ff"/>
           <w:rFonts w:ascii="Charis SIL Regular" w:hAnsi="Charis SIL Regular" w:eastAsia="Charis SIL Regular"/>
           <w:b w:val="0"/>
           <w:i w:val="0"/>
@@ -7655,7 +7802,7 @@
       </w:r>
       <w:r>
         <w:rPr>
-          <w:u w:val="single" w:color="0066cc"/>
+          <w:u w:val="single" w:color="0000ff"/>
           <w:rFonts w:ascii="Charis SIL Regular" w:hAnsi="Charis SIL Regular" w:eastAsia="Charis SIL Regular"/>
           <w:b w:val="0"/>
           <w:i w:val="0"/>
@@ -7673,7 +7820,7 @@
       </w:r>
       <w:r>
         <w:rPr>
-          <w:u w:val="single" w:color="0066cc"/>
+          <w:u w:val="single" w:color="0000ff"/>
           <w:rFonts w:ascii="Charis SIL Regular" w:hAnsi="Charis SIL Regular" w:eastAsia="Charis SIL Regular"/>
           <w:b w:val="0"/>
           <w:i w:val="0"/>
@@ -7727,7 +7874,7 @@
           <w:rFonts w:ascii="Charis SIL Regular" w:hAnsi="Charis SIL Regular" w:eastAsia="Charis SIL Regular"/>
           <w:b w:val="0"/>
           <w:i w:val="0"/>
-          <w:color w:val="0066CC"/>
+          <w:color w:val="0000FF"/>
           <w:sz w:val="24"/>
           <w:u w:val="single"/>
         </w:rPr>
@@ -7745,7 +7892,7 @@
           <w:rFonts w:ascii="Charis SIL Regular" w:hAnsi="Charis SIL Regular" w:eastAsia="Charis SIL Regular"/>
           <w:b w:val="0"/>
           <w:i w:val="0"/>
-          <w:color w:val="0066CC"/>
+          <w:color w:val="0000FF"/>
           <w:sz w:val="24"/>
           <w:u w:val="single"/>
         </w:rPr>
@@ -7756,7 +7903,7 @@
           <w:rFonts w:ascii="Charis SIL Regular" w:hAnsi="Charis SIL Regular" w:eastAsia="Charis SIL Regular"/>
           <w:b w:val="0"/>
           <w:i w:val="0"/>
-          <w:color w:val="0066CC"/>
+          <w:color w:val="0000FF"/>
           <w:sz w:val="24"/>
           <w:u w:val="single"/>
         </w:rPr>
@@ -7774,7 +7921,7 @@
           <w:rFonts w:ascii="Charis SIL Regular" w:hAnsi="Charis SIL Regular" w:eastAsia="Charis SIL Regular"/>
           <w:b w:val="0"/>
           <w:i w:val="0"/>
-          <w:color w:val="0066CC"/>
+          <w:color w:val="0000FF"/>
           <w:sz w:val="24"/>
           <w:u w:val="single"/>
         </w:rPr>
@@ -7785,7 +7932,7 @@
           <w:rFonts w:ascii="Charis SIL Regular" w:hAnsi="Charis SIL Regular" w:eastAsia="Charis SIL Regular"/>
           <w:b w:val="0"/>
           <w:i w:val="0"/>
-          <w:color w:val="0066CC"/>
+          <w:color w:val="0000FF"/>
           <w:sz w:val="24"/>
           <w:u w:val="single"/>
         </w:rPr>
@@ -7803,7 +7950,7 @@
           <w:rFonts w:ascii="Charis SIL Regular" w:hAnsi="Charis SIL Regular" w:eastAsia="Charis SIL Regular"/>
           <w:b w:val="0"/>
           <w:i w:val="0"/>
-          <w:color w:val="0066CC"/>
+          <w:color w:val="0000FF"/>
           <w:sz w:val="24"/>
           <w:u w:val="single"/>
         </w:rPr>
@@ -7814,7 +7961,7 @@
           <w:rFonts w:ascii="Charis SIL Regular" w:hAnsi="Charis SIL Regular" w:eastAsia="Charis SIL Regular"/>
           <w:b w:val="0"/>
           <w:i w:val="0"/>
-          <w:color w:val="0066CC"/>
+          <w:color w:val="0000FF"/>
           <w:sz w:val="24"/>
           <w:u w:val="single"/>
         </w:rPr>
@@ -7832,7 +7979,7 @@
           <w:rFonts w:ascii="Charis SIL Regular" w:hAnsi="Charis SIL Regular" w:eastAsia="Charis SIL Regular"/>
           <w:b w:val="0"/>
           <w:i w:val="0"/>
-          <w:color w:val="0066CC"/>
+          <w:color w:val="0000FF"/>
           <w:sz w:val="24"/>
           <w:u w:val="single"/>
         </w:rPr>
@@ -7843,7 +7990,7 @@
           <w:rFonts w:ascii="Charis SIL Regular" w:hAnsi="Charis SIL Regular" w:eastAsia="Charis SIL Regular"/>
           <w:b w:val="0"/>
           <w:i w:val="0"/>
-          <w:color w:val="0066CC"/>
+          <w:color w:val="0000FF"/>
           <w:sz w:val="24"/>
           <w:u w:val="single"/>
         </w:rPr>
@@ -7861,7 +8008,7 @@
           <w:rFonts w:ascii="Charis SIL Regular" w:hAnsi="Charis SIL Regular" w:eastAsia="Charis SIL Regular"/>
           <w:b w:val="0"/>
           <w:i w:val="0"/>
-          <w:color w:val="0066CC"/>
+          <w:color w:val="0000FF"/>
           <w:sz w:val="24"/>
           <w:u w:val="single"/>
         </w:rPr>
@@ -7872,7 +8019,7 @@
           <w:rFonts w:ascii="Charis SIL Regular" w:hAnsi="Charis SIL Regular" w:eastAsia="Charis SIL Regular"/>
           <w:b w:val="0"/>
           <w:i w:val="0"/>
-          <w:color w:val="0066CC"/>
+          <w:color w:val="0000FF"/>
           <w:sz w:val="24"/>
           <w:u w:val="single"/>
         </w:rPr>
@@ -7890,7 +8037,7 @@
           <w:rFonts w:ascii="Charis SIL Regular" w:hAnsi="Charis SIL Regular" w:eastAsia="Charis SIL Regular"/>
           <w:b w:val="0"/>
           <w:i w:val="0"/>
-          <w:color w:val="0066CC"/>
+          <w:color w:val="0000FF"/>
           <w:sz w:val="24"/>
           <w:u w:val="single"/>
         </w:rPr>
@@ -7901,7 +8048,7 @@
           <w:rFonts w:ascii="Charis SIL Regular" w:hAnsi="Charis SIL Regular" w:eastAsia="Charis SIL Regular"/>
           <w:b w:val="0"/>
           <w:i w:val="0"/>
-          <w:color w:val="0066CC"/>
+          <w:color w:val="0000FF"/>
           <w:sz w:val="24"/>
           <w:u w:val="single"/>
         </w:rPr>
@@ -7936,7 +8083,7 @@
       </w:r>
       <w:r>
         <w:rPr>
-          <w:u w:val="single" w:color="0066cc"/>
+          <w:u w:val="single" w:color="0000ff"/>
           <w:rFonts w:ascii="Charis SIL Regular" w:hAnsi="Charis SIL Regular" w:eastAsia="Charis SIL Regular"/>
           <w:b w:val="0"/>
           <w:i w:val="0"/>
@@ -7997,7 +8144,7 @@
           <w:rFonts w:ascii="Charis SIL Regular" w:hAnsi="Charis SIL Regular" w:eastAsia="Charis SIL Regular"/>
           <w:b w:val="0"/>
           <w:i w:val="0"/>
-          <w:color w:val="0066CC"/>
+          <w:color w:val="0000FF"/>
           <w:sz w:val="24"/>
           <w:u w:val="single"/>
         </w:rPr>
@@ -8021,7 +8168,7 @@
           <w:rFonts w:ascii="Charis SIL Regular" w:hAnsi="Charis SIL Regular" w:eastAsia="Charis SIL Regular"/>
           <w:b w:val="0"/>
           <w:i w:val="0"/>
-          <w:color w:val="0066CC"/>
+          <w:color w:val="0000FF"/>
           <w:sz w:val="24"/>
           <w:u w:val="single"/>
         </w:rPr>
@@ -8045,22 +8192,22 @@
           <w:rFonts w:ascii="Charis SIL Regular" w:hAnsi="Charis SIL Regular" w:eastAsia="Charis SIL Regular"/>
           <w:b w:val="0"/>
           <w:i w:val="0"/>
-          <w:color w:val="0066CC"/>
+          <w:color w:val="0000FF"/>
           <w:sz w:val="24"/>
           <w:u w:val="single"/>
         </w:rPr>
-        <w:t>Civil ser</w:t>
-      </w:r>
-      <w:r>
-        <w:rPr>
-          <w:rFonts w:ascii="Charis SIL Regular" w:hAnsi="Charis SIL Regular" w:eastAsia="Charis SIL Regular"/>
-          <w:b w:val="0"/>
-          <w:i w:val="0"/>
-          <w:color w:val="0066CC"/>
+        <w:t>Civil se</w:t>
+      </w:r>
+      <w:r>
+        <w:rPr>
+          <w:rFonts w:ascii="Charis SIL Regular" w:hAnsi="Charis SIL Regular" w:eastAsia="Charis SIL Regular"/>
+          <w:b w:val="0"/>
+          <w:i w:val="0"/>
+          <w:color w:val="0000FF"/>
           <w:sz w:val="24"/>
           <w:u w:val="single"/>
         </w:rPr>
-        <w:t>vants</w:t>
+        <w:t>rvants</w:t>
       </w:r>
       <w:r>
         <w:br/>
@@ -8080,7 +8227,7 @@
           <w:rFonts w:ascii="Charis SIL Regular" w:hAnsi="Charis SIL Regular" w:eastAsia="Charis SIL Regular"/>
           <w:b w:val="0"/>
           <w:i w:val="0"/>
-          <w:color w:val="0066CC"/>
+          <w:color w:val="0000FF"/>
           <w:sz w:val="24"/>
           <w:u w:val="single"/>
         </w:rPr>
@@ -8091,7 +8238,7 @@
           <w:rFonts w:ascii="Charis SIL Regular" w:hAnsi="Charis SIL Regular" w:eastAsia="Charis SIL Regular"/>
           <w:b w:val="0"/>
           <w:i w:val="0"/>
-          <w:color w:val="0066CC"/>
+          <w:color w:val="0000FF"/>
           <w:sz w:val="24"/>
           <w:u w:val="single"/>
         </w:rPr>
@@ -8115,7 +8262,7 @@
           <w:rFonts w:ascii="Charis SIL Regular" w:hAnsi="Charis SIL Regular" w:eastAsia="Charis SIL Regular"/>
           <w:b w:val="0"/>
           <w:i w:val="0"/>
-          <w:color w:val="0066CC"/>
+          <w:color w:val="0000FF"/>
           <w:sz w:val="24"/>
           <w:u w:val="single"/>
         </w:rPr>
@@ -8126,7 +8273,7 @@
           <w:rFonts w:ascii="Charis SIL Regular" w:hAnsi="Charis SIL Regular" w:eastAsia="Charis SIL Regular"/>
           <w:b w:val="0"/>
           <w:i w:val="0"/>
-          <w:color w:val="0066CC"/>
+          <w:color w:val="0000FF"/>
           <w:sz w:val="24"/>
         </w:rPr>
         <w:t>s Institute of Southeast Asian and Caribbean Studies (KITLV)</w:t>
@@ -8146,7 +8293,7 @@
           <w:rFonts w:ascii="Charis SIL Regular" w:hAnsi="Charis SIL Regular" w:eastAsia="Charis SIL Regular"/>
           <w:b w:val="0"/>
           <w:i w:val="0"/>
-          <w:color w:val="0066CC"/>
+          <w:color w:val="0000FF"/>
           <w:sz w:val="24"/>
           <w:u w:val="single"/>
         </w:rPr>
@@ -8170,7 +8317,7 @@
           <w:rFonts w:ascii="Charis SIL Regular" w:hAnsi="Charis SIL Regular" w:eastAsia="Charis SIL Regular"/>
           <w:b w:val="0"/>
           <w:i w:val="0"/>
-          <w:color w:val="0066CC"/>
+          <w:color w:val="0000FF"/>
           <w:sz w:val="24"/>
           <w:u w:val="single"/>
         </w:rPr>
@@ -8181,7 +8328,7 @@
           <w:rFonts w:ascii="Charis SIL Regular" w:hAnsi="Charis SIL Regular" w:eastAsia="Charis SIL Regular"/>
           <w:b w:val="0"/>
           <w:i w:val="0"/>
-          <w:color w:val="0066CC"/>
+          <w:color w:val="0000FF"/>
           <w:sz w:val="24"/>
           <w:u w:val="single"/>
         </w:rPr>
@@ -8205,7 +8352,7 @@
           <w:rFonts w:ascii="Charis SIL Regular" w:hAnsi="Charis SIL Regular" w:eastAsia="Charis SIL Regular"/>
           <w:b w:val="0"/>
           <w:i w:val="0"/>
-          <w:color w:val="0066CC"/>
+          <w:color w:val="0000FF"/>
           <w:sz w:val="24"/>
           <w:u w:val="single"/>
         </w:rPr>
@@ -8229,7 +8376,7 @@
           <w:rFonts w:ascii="Charis SIL Regular" w:hAnsi="Charis SIL Regular" w:eastAsia="Charis SIL Regular"/>
           <w:b w:val="0"/>
           <w:i w:val="0"/>
-          <w:color w:val="0066CC"/>
+          <w:color w:val="0000FF"/>
           <w:sz w:val="24"/>
           <w:u w:val="single"/>
         </w:rPr>
@@ -8240,7 +8387,7 @@
           <w:rFonts w:ascii="Charis SIL Regular" w:hAnsi="Charis SIL Regular" w:eastAsia="Charis SIL Regular"/>
           <w:b w:val="0"/>
           <w:i w:val="0"/>
-          <w:color w:val="0066CC"/>
+          <w:color w:val="0000FF"/>
           <w:sz w:val="24"/>
           <w:u w:val="single"/>
         </w:rPr>
@@ -8403,7 +8550,7 @@
           <w:rFonts w:ascii="Charis SIL Regular" w:hAnsi="Charis SIL Regular" w:eastAsia="Charis SIL Regular"/>
           <w:b w:val="0"/>
           <w:i w:val="0"/>
-          <w:color w:val="0066CC"/>
+          <w:color w:val="0000FF"/>
           <w:sz w:val="24"/>
           <w:u w:val="single"/>
         </w:rPr>
@@ -8421,7 +8568,7 @@
           <w:rFonts w:ascii="Charis SIL Regular" w:hAnsi="Charis SIL Regular" w:eastAsia="Charis SIL Regular"/>
           <w:b w:val="0"/>
           <w:i w:val="0"/>
-          <w:color w:val="0066CC"/>
+          <w:color w:val="0000FF"/>
           <w:sz w:val="24"/>
           <w:u w:val="single"/>
         </w:rPr>
@@ -8439,7 +8586,7 @@
           <w:rFonts w:ascii="Charis SIL Regular" w:hAnsi="Charis SIL Regular" w:eastAsia="Charis SIL Regular"/>
           <w:b w:val="0"/>
           <w:i w:val="0"/>
-          <w:color w:val="0066CC"/>
+          <w:color w:val="0000FF"/>
           <w:sz w:val="24"/>
           <w:u w:val="single"/>
         </w:rPr>
@@ -8547,7 +8694,7 @@
           <w:rFonts w:ascii="Charis SIL Regular" w:hAnsi="Charis SIL Regular" w:eastAsia="Charis SIL Regular"/>
           <w:b w:val="0"/>
           <w:i w:val="0"/>
-          <w:color w:val="0066CC"/>
+          <w:color w:val="0000FF"/>
           <w:sz w:val="24"/>
           <w:u w:val="single"/>
         </w:rPr>
@@ -8565,7 +8712,7 @@
           <w:rFonts w:ascii="Charis SIL Regular" w:hAnsi="Charis SIL Regular" w:eastAsia="Charis SIL Regular"/>
           <w:b w:val="0"/>
           <w:i w:val="0"/>
-          <w:color w:val="0066CC"/>
+          <w:color w:val="0000FF"/>
           <w:sz w:val="24"/>
           <w:u w:val="single"/>
         </w:rPr>
@@ -8583,7 +8730,7 @@
           <w:rFonts w:ascii="Charis SIL Regular" w:hAnsi="Charis SIL Regular" w:eastAsia="Charis SIL Regular"/>
           <w:b w:val="0"/>
           <w:i w:val="0"/>
-          <w:color w:val="0066CC"/>
+          <w:color w:val="0000FF"/>
           <w:sz w:val="24"/>
           <w:u w:val="single"/>
         </w:rPr>
@@ -8681,7 +8828,7 @@
           <w:rFonts w:ascii="Charis SIL Regular" w:hAnsi="Charis SIL Regular" w:eastAsia="Charis SIL Regular"/>
           <w:b w:val="0"/>
           <w:i w:val="0"/>
-          <w:color w:val="0066CC"/>
+          <w:color w:val="0000FF"/>
           <w:sz w:val="24"/>
           <w:u w:val="single"/>
         </w:rPr>
@@ -8699,7 +8846,7 @@
           <w:rFonts w:ascii="Charis SIL Regular" w:hAnsi="Charis SIL Regular" w:eastAsia="Charis SIL Regular"/>
           <w:b w:val="0"/>
           <w:i w:val="0"/>
-          <w:color w:val="0066CC"/>
+          <w:color w:val="0000FF"/>
           <w:sz w:val="24"/>
           <w:u w:val="single"/>
         </w:rPr>
@@ -8717,7 +8864,7 @@
           <w:rFonts w:ascii="Charis SIL Regular" w:hAnsi="Charis SIL Regular" w:eastAsia="Charis SIL Regular"/>
           <w:b w:val="0"/>
           <w:i w:val="0"/>
-          <w:color w:val="0066CC"/>
+          <w:color w:val="0000FF"/>
           <w:sz w:val="24"/>
           <w:u w:val="single"/>
         </w:rPr>
@@ -8735,7 +8882,7 @@
           <w:rFonts w:ascii="Charis SIL Regular" w:hAnsi="Charis SIL Regular" w:eastAsia="Charis SIL Regular"/>
           <w:b w:val="0"/>
           <w:i w:val="0"/>
-          <w:color w:val="0066CC"/>
+          <w:color w:val="0000FF"/>
           <w:sz w:val="24"/>
           <w:u w:val="single"/>
         </w:rPr>
@@ -8753,7 +8900,7 @@
           <w:rFonts w:ascii="Charis SIL Regular" w:hAnsi="Charis SIL Regular" w:eastAsia="Charis SIL Regular"/>
           <w:b w:val="0"/>
           <w:i w:val="0"/>
-          <w:color w:val="0066CC"/>
+          <w:color w:val="0000FF"/>
           <w:sz w:val="24"/>
           <w:u w:val="single"/>
         </w:rPr>
@@ -8891,7 +9038,7 @@
           <w:rFonts w:ascii="Charis SIL Regular" w:hAnsi="Charis SIL Regular" w:eastAsia="Charis SIL Regular"/>
           <w:b w:val="0"/>
           <w:i w:val="0"/>
-          <w:color w:val="0066CC"/>
+          <w:color w:val="0000FF"/>
           <w:sz w:val="24"/>
         </w:rPr>
         <w:hyperlink r:id="rId40" w:history="1">
@@ -8908,7 +9055,7 @@
           <w:rFonts w:ascii="Charis SIL Regular" w:hAnsi="Charis SIL Regular" w:eastAsia="Charis SIL Regular"/>
           <w:b w:val="0"/>
           <w:i w:val="0"/>
-          <w:color w:val="0066CC"/>
+          <w:color w:val="0000FF"/>
           <w:sz w:val="24"/>
         </w:rPr>
         <w:hyperlink r:id="rId40" w:history="1">
@@ -8925,7 +9072,7 @@
           <w:rFonts w:ascii="Charis SIL Regular" w:hAnsi="Charis SIL Regular" w:eastAsia="Charis SIL Regular"/>
           <w:b w:val="0"/>
           <w:i w:val="0"/>
-          <w:color w:val="0066CC"/>
+          <w:color w:val="0000FF"/>
           <w:sz w:val="24"/>
         </w:rPr>
         <w:hyperlink r:id="rId40" w:history="1">
@@ -8942,7 +9089,7 @@
           <w:rFonts w:ascii="Charis SIL Regular" w:hAnsi="Charis SIL Regular" w:eastAsia="Charis SIL Regular"/>
           <w:b w:val="0"/>
           <w:i w:val="0"/>
-          <w:color w:val="0066CC"/>
+          <w:color w:val="0000FF"/>
           <w:sz w:val="24"/>
         </w:rPr>
         <w:hyperlink r:id="rId40" w:history="1">
@@ -9039,7 +9186,7 @@
           <w:rFonts w:ascii="Charis SIL Regular" w:hAnsi="Charis SIL Regular" w:eastAsia="Charis SIL Regular"/>
           <w:b w:val="0"/>
           <w:i w:val="0"/>
-          <w:color w:val="0066CC"/>
+          <w:color w:val="0000FF"/>
           <w:sz w:val="24"/>
           <w:u w:val="single"/>
         </w:rPr>
@@ -9057,7 +9204,7 @@
           <w:rFonts w:ascii="Charis SIL Regular" w:hAnsi="Charis SIL Regular" w:eastAsia="Charis SIL Regular"/>
           <w:b w:val="0"/>
           <w:i w:val="0"/>
-          <w:color w:val="0066CC"/>
+          <w:color w:val="0000FF"/>
           <w:sz w:val="24"/>
           <w:u w:val="single"/>
         </w:rPr>
@@ -9075,7 +9222,7 @@
           <w:rFonts w:ascii="Charis SIL Regular" w:hAnsi="Charis SIL Regular" w:eastAsia="Charis SIL Regular"/>
           <w:b w:val="0"/>
           <w:i w:val="0"/>
-          <w:color w:val="0066CC"/>
+          <w:color w:val="0000FF"/>
           <w:sz w:val="24"/>
           <w:u w:val="single"/>
         </w:rPr>
@@ -9176,7 +9323,7 @@
           <w:rFonts w:ascii="Charis SIL Regular" w:hAnsi="Charis SIL Regular" w:eastAsia="Charis SIL Regular"/>
           <w:b w:val="0"/>
           <w:i w:val="0"/>
-          <w:color w:val="0066CC"/>
+          <w:color w:val="0000FF"/>
           <w:sz w:val="24"/>
           <w:u w:val="single"/>
         </w:rPr>
@@ -9194,7 +9341,7 @@
           <w:rFonts w:ascii="Charis SIL Regular" w:hAnsi="Charis SIL Regular" w:eastAsia="Charis SIL Regular"/>
           <w:b w:val="0"/>
           <w:i w:val="0"/>
-          <w:color w:val="0066CC"/>
+          <w:color w:val="0000FF"/>
           <w:sz w:val="24"/>
           <w:u w:val="single"/>
         </w:rPr>
@@ -9212,7 +9359,7 @@
           <w:rFonts w:ascii="Charis SIL Regular" w:hAnsi="Charis SIL Regular" w:eastAsia="Charis SIL Regular"/>
           <w:b w:val="0"/>
           <w:i w:val="0"/>
-          <w:color w:val="0066CC"/>
+          <w:color w:val="0000FF"/>
           <w:sz w:val="24"/>
           <w:u w:val="single"/>
         </w:rPr>
@@ -9349,7 +9496,7 @@
           <w:rFonts w:ascii="Charis SIL Regular" w:hAnsi="Charis SIL Regular" w:eastAsia="Charis SIL Regular"/>
           <w:b w:val="0"/>
           <w:i w:val="0"/>
-          <w:color w:val="0066CC"/>
+          <w:color w:val="0000FF"/>
           <w:sz w:val="24"/>
           <w:u w:val="single"/>
         </w:rPr>
@@ -9367,7 +9514,7 @@
           <w:rFonts w:ascii="Charis SIL Regular" w:hAnsi="Charis SIL Regular" w:eastAsia="Charis SIL Regular"/>
           <w:b w:val="0"/>
           <w:i w:val="0"/>
-          <w:color w:val="0066CC"/>
+          <w:color w:val="0000FF"/>
           <w:sz w:val="24"/>
           <w:u w:val="single"/>
         </w:rPr>
@@ -9385,7 +9532,7 @@
           <w:rFonts w:ascii="Charis SIL Regular" w:hAnsi="Charis SIL Regular" w:eastAsia="Charis SIL Regular"/>
           <w:b w:val="0"/>
           <w:i w:val="0"/>
-          <w:color w:val="0066CC"/>
+          <w:color w:val="0000FF"/>
           <w:sz w:val="24"/>
           <w:u w:val="single"/>
         </w:rPr>
@@ -9403,7 +9550,7 @@
           <w:rFonts w:ascii="Charis SIL Regular" w:hAnsi="Charis SIL Regular" w:eastAsia="Charis SIL Regular"/>
           <w:b w:val="0"/>
           <w:i w:val="0"/>
-          <w:color w:val="0066CC"/>
+          <w:color w:val="0000FF"/>
           <w:sz w:val="24"/>
           <w:u w:val="single"/>
         </w:rPr>

--- a/EXPORTS/DOCX/published/niveau2/English/ArubaBonaireCuracao.docx
+++ b/EXPORTS/DOCX/published/niveau2/English/ArubaBonaireCuracao.docx
@@ -742,7 +742,6 @@
       </w:r>
       <w:r>
         <w:rPr>
-          <w:u w:val="single" w:color="0000ff"/>
           <w:rFonts w:ascii="Charis SIL Regular" w:hAnsi="Charis SIL Regular" w:eastAsia="Charis SIL Regular"/>
           <w:b w:val="0"/>
           <w:i w:val="0"/>
@@ -3220,39 +3219,13 @@
       </w:r>
       <w:r>
         <w:rPr>
-          <w:u w:val="single" w:color="0000ff"/>
-          <w:rFonts w:ascii="Charis SIL Regular" w:hAnsi="Charis SIL Regular" w:eastAsia="Charis SIL Regular"/>
-          <w:b w:val="0"/>
-          <w:i w:val="0"/>
-          <w:color w:val="000000"/>
-          <w:sz w:val="24"/>
-        </w:rPr>
-        <w:hyperlink r:id="rId18" w:history="1">
-          <w:r>
-            <w:rPr>
-              <w:rStyle w:val="Hyperlink"/>
-            </w:rPr>
-            <w:t>and</w:t>
-          </w:r>
-        </w:hyperlink>
-      </w:r>
-      <w:r>
-        <w:rPr>
-          <w:u w:val="single" w:color="0000ff"/>
-          <w:rFonts w:ascii="Charis SIL Regular" w:hAnsi="Charis SIL Regular" w:eastAsia="Charis SIL Regular"/>
-          <w:b w:val="0"/>
-          <w:i w:val="0"/>
-          <w:color w:val="000000"/>
-          <w:sz w:val="24"/>
-        </w:rPr>
-        <w:hyperlink r:id="rId18" w:history="1">
-          <w:r>
-            <w:rPr>
-              <w:rStyle w:val="Hyperlink"/>
-            </w:rPr>
-            <w:t xml:space="preserve"> the </w:t>
-          </w:r>
-        </w:hyperlink>
+          <w:rFonts w:ascii="Charis SIL Regular" w:hAnsi="Charis SIL Regular" w:eastAsia="Charis SIL Regular"/>
+          <w:b w:val="0"/>
+          <w:i w:val="0"/>
+          <w:color w:val="000000"/>
+          <w:sz w:val="24"/>
+        </w:rPr>
+        <w:t xml:space="preserve">and the </w:t>
       </w:r>
       <w:r>
         <w:rPr>
@@ -4181,7 +4154,6 @@
           <w:i w:val="0"/>
           <w:color w:val="0000FF"/>
           <w:sz w:val="24"/>
-          <w:u w:val="single"/>
         </w:rPr>
         <w:t>A</w:t>
       </w:r>
@@ -4308,61 +4280,7 @@
           <w:color w:val="000000"/>
           <w:sz w:val="24"/>
         </w:rPr>
-        <w:t xml:space="preserve">•  </w:t>
-      </w:r>
-      <w:r>
-        <w:rPr>
-          <w:u w:val="single" w:color="0000ff"/>
-          <w:rFonts w:ascii="Charis SIL Regular" w:hAnsi="Charis SIL Regular" w:eastAsia="Charis SIL Regular"/>
-          <w:b w:val="0"/>
-          <w:i w:val="0"/>
-          <w:color w:val="000000"/>
-          <w:sz w:val="24"/>
-        </w:rPr>
-        <w:hyperlink r:id="rId25" w:history="1">
-          <w:r>
-            <w:rPr>
-              <w:rStyle w:val="Hyperlink"/>
-            </w:rPr>
-            <w:t>The re</w:t>
-          </w:r>
-        </w:hyperlink>
-      </w:r>
-      <w:r>
-        <w:rPr>
-          <w:u w:val="single" w:color="0000ff"/>
-          <w:rFonts w:ascii="Charis SIL Regular" w:hAnsi="Charis SIL Regular" w:eastAsia="Charis SIL Regular"/>
-          <w:b w:val="0"/>
-          <w:i w:val="0"/>
-          <w:color w:val="000000"/>
-          <w:sz w:val="24"/>
-        </w:rPr>
-        <w:hyperlink r:id="rId25" w:history="1">
-          <w:r>
-            <w:rPr>
-              <w:rStyle w:val="Hyperlink"/>
-            </w:rPr>
-            <w:t>s</w:t>
-          </w:r>
-        </w:hyperlink>
-      </w:r>
-      <w:r>
-        <w:rPr>
-          <w:u w:val="single" w:color="0000ff"/>
-          <w:rFonts w:ascii="Charis SIL Regular" w:hAnsi="Charis SIL Regular" w:eastAsia="Charis SIL Regular"/>
-          <w:b w:val="0"/>
-          <w:i w:val="0"/>
-          <w:color w:val="000000"/>
-          <w:sz w:val="24"/>
-        </w:rPr>
-        <w:hyperlink r:id="rId25" w:history="1">
-          <w:r>
-            <w:rPr>
-              <w:rStyle w:val="Hyperlink"/>
-            </w:rPr>
-            <w:t xml:space="preserve">earch aid </w:t>
-          </w:r>
-        </w:hyperlink>
+        <w:t xml:space="preserve">•  The research aid </w:t>
       </w:r>
       <w:r>
         <w:rPr>
@@ -4438,7 +4356,7 @@
           <w:sz w:val="24"/>
           <w:u w:val="single"/>
         </w:rPr>
-        <w:hyperlink r:id="rId13" w:history="1">
+        <w:hyperlink r:id="rId25" w:history="1">
           <w:r>
             <w:rPr>
               <w:rStyle w:val="Hyperlink"/>
@@ -4467,7 +4385,7 @@
           <w:sz w:val="24"/>
           <w:u w:val="single"/>
         </w:rPr>
-        <w:hyperlink r:id="rId13" w:history="1">
+        <w:hyperlink r:id="rId25" w:history="1">
           <w:r>
             <w:rPr>
               <w:rStyle w:val="Hyperlink"/>
@@ -4485,7 +4403,7 @@
           <w:sz w:val="24"/>
           <w:u w:val="single"/>
         </w:rPr>
-        <w:hyperlink r:id="rId13" w:history="1">
+        <w:hyperlink r:id="rId25" w:history="1">
           <w:r>
             <w:rPr>
               <w:rStyle w:val="Hyperlink"/>
@@ -4503,7 +4421,7 @@
           <w:sz w:val="24"/>
           <w:u w:val="single"/>
         </w:rPr>
-        <w:hyperlink r:id="rId13" w:history="1">
+        <w:hyperlink r:id="rId25" w:history="1">
           <w:r>
             <w:rPr>
               <w:rStyle w:val="Hyperlink"/>
@@ -5586,29 +5504,13 @@
             <w:rPr>
               <w:rStyle w:val="Hyperlink"/>
             </w:rPr>
-            <w:t>eritage fi</w:t>
+            <w:t>eritage fie</w:t>
           </w:r>
         </w:hyperlink>
       </w:r>
       <w:r>
         <w:rPr>
-          <w:rFonts w:ascii="Charis SIL Regular" w:hAnsi="Charis SIL Regular" w:eastAsia="Charis SIL Regular"/>
-          <w:b w:val="0"/>
-          <w:i w:val="0"/>
-          <w:color w:val="000000"/>
-          <w:sz w:val="24"/>
-        </w:rPr>
-        <w:hyperlink r:id="rId28" w:history="1">
-          <w:r>
-            <w:rPr>
-              <w:rStyle w:val="Hyperlink"/>
-            </w:rPr>
-            <w:t>e</w:t>
-          </w:r>
-        </w:hyperlink>
-      </w:r>
-      <w:r>
-        <w:rPr>
+          <w:u w:val="single" w:color="0000ff"/>
           <w:rFonts w:ascii="Charis SIL Regular" w:hAnsi="Charis SIL Regular" w:eastAsia="Charis SIL Regular"/>
           <w:b w:val="0"/>
           <w:i w:val="0"/>
@@ -5703,7 +5605,7 @@
             <w:rPr>
               <w:rStyle w:val="Hyperlink"/>
             </w:rPr>
-            <w:t>98, the fo</w:t>
+            <w:t>98, the f</w:t>
           </w:r>
         </w:hyperlink>
       </w:r>
@@ -5715,7 +5617,7 @@
           <w:color w:val="000000"/>
           <w:sz w:val="24"/>
         </w:rPr>
-        <w:t xml:space="preserve">undation aims to document, collect and </w:t>
+        <w:t xml:space="preserve">oundation aims to document, collect and </w:t>
       </w:r>
       <w:r>
         <w:rPr>
@@ -6948,7 +6850,7 @@
           <w:sz w:val="24"/>
           <w:u w:val="single"/>
         </w:rPr>
-        <w:hyperlink r:id="rId32" w:history="1">
+        <w:hyperlink r:id="rId33" w:history="1">
           <w:r>
             <w:rPr>
               <w:rStyle w:val="Hyperlink"/>
@@ -6966,7 +6868,7 @@
           <w:sz w:val="24"/>
           <w:u w:val="single"/>
         </w:rPr>
-        <w:hyperlink r:id="rId32" w:history="1">
+        <w:hyperlink r:id="rId33" w:history="1">
           <w:r>
             <w:rPr>
               <w:rStyle w:val="Hyperlink"/>
@@ -6984,7 +6886,7 @@
           <w:sz w:val="24"/>
           <w:u w:val="single"/>
         </w:rPr>
-        <w:hyperlink r:id="rId32" w:history="1">
+        <w:hyperlink r:id="rId33" w:history="1">
           <w:r>
             <w:rPr>
               <w:rStyle w:val="Hyperlink"/>
@@ -7013,7 +6915,7 @@
           <w:sz w:val="24"/>
           <w:u w:val="single"/>
         </w:rPr>
-        <w:hyperlink r:id="rId32" w:history="1">
+        <w:hyperlink r:id="rId33" w:history="1">
           <w:r>
             <w:rPr>
               <w:rStyle w:val="Hyperlink"/>
@@ -7031,7 +6933,7 @@
           <w:sz w:val="24"/>
           <w:u w:val="single"/>
         </w:rPr>
-        <w:hyperlink r:id="rId32" w:history="1">
+        <w:hyperlink r:id="rId33" w:history="1">
           <w:r>
             <w:rPr>
               <w:rStyle w:val="Hyperlink"/>
@@ -7049,7 +6951,7 @@
           <w:sz w:val="24"/>
           <w:u w:val="single"/>
         </w:rPr>
-        <w:hyperlink r:id="rId32" w:history="1">
+        <w:hyperlink r:id="rId33" w:history="1">
           <w:r>
             <w:rPr>
               <w:rStyle w:val="Hyperlink"/>
@@ -7067,7 +6969,7 @@
           <w:sz w:val="24"/>
           <w:u w:val="single"/>
         </w:rPr>
-        <w:hyperlink r:id="rId32" w:history="1">
+        <w:hyperlink r:id="rId33" w:history="1">
           <w:r>
             <w:rPr>
               <w:rStyle w:val="Hyperlink"/>

--- a/EXPORTS/DOCX/published/niveau2/English/ArubaBonaireCuracao.docx
+++ b/EXPORTS/DOCX/published/niveau2/English/ArubaBonaireCuracao.docx
@@ -2829,6 +2829,7 @@
       </w:r>
       <w:r>
         <w:rPr>
+          <w:u w:val="single" w:color="0000ff"/>
           <w:rFonts w:ascii="Charis SIL Regular" w:hAnsi="Charis SIL Regular" w:eastAsia="Charis SIL Regular"/>
           <w:b w:val="0"/>
           <w:i w:val="0"/>
@@ -3219,13 +3220,39 @@
       </w:r>
       <w:r>
         <w:rPr>
-          <w:rFonts w:ascii="Charis SIL Regular" w:hAnsi="Charis SIL Regular" w:eastAsia="Charis SIL Regular"/>
-          <w:b w:val="0"/>
-          <w:i w:val="0"/>
-          <w:color w:val="000000"/>
-          <w:sz w:val="24"/>
-        </w:rPr>
-        <w:t xml:space="preserve">and the </w:t>
+          <w:u w:val="single" w:color="0000ff"/>
+          <w:rFonts w:ascii="Charis SIL Regular" w:hAnsi="Charis SIL Regular" w:eastAsia="Charis SIL Regular"/>
+          <w:b w:val="0"/>
+          <w:i w:val="0"/>
+          <w:color w:val="000000"/>
+          <w:sz w:val="24"/>
+        </w:rPr>
+        <w:hyperlink r:id="rId18" w:history="1">
+          <w:r>
+            <w:rPr>
+              <w:rStyle w:val="Hyperlink"/>
+            </w:rPr>
+            <w:t>and</w:t>
+          </w:r>
+        </w:hyperlink>
+      </w:r>
+      <w:r>
+        <w:rPr>
+          <w:u w:val="single" w:color="0000ff"/>
+          <w:rFonts w:ascii="Charis SIL Regular" w:hAnsi="Charis SIL Regular" w:eastAsia="Charis SIL Regular"/>
+          <w:b w:val="0"/>
+          <w:i w:val="0"/>
+          <w:color w:val="000000"/>
+          <w:sz w:val="24"/>
+        </w:rPr>
+        <w:hyperlink r:id="rId18" w:history="1">
+          <w:r>
+            <w:rPr>
+              <w:rStyle w:val="Hyperlink"/>
+            </w:rPr>
+            <w:t xml:space="preserve"> the </w:t>
+          </w:r>
+        </w:hyperlink>
       </w:r>
       <w:r>
         <w:rPr>
@@ -3863,6 +3890,7 @@
           <w:i w:val="0"/>
           <w:color w:val="0000FF"/>
           <w:sz w:val="24"/>
+          <w:u w:val="single"/>
         </w:rPr>
         <w:hyperlink r:id="rId23" w:history="1">
           <w:r>
@@ -4125,37 +4153,8 @@
           <w:i w:val="0"/>
           <w:color w:val="0000FF"/>
           <w:sz w:val="24"/>
-          <w:u w:val="single"/>
-        </w:rPr>
-        <w:hyperlink r:id="rId24" w:history="1">
-          <w:r>
-            <w:rPr>
-              <w:rStyle w:val="Hyperlink"/>
-            </w:rPr>
-            <w:t>Museo</w:t>
-          </w:r>
-        </w:hyperlink>
-      </w:r>
-      <w:r>
-        <w:rPr>
-          <w:rFonts w:ascii="Charis SIL Regular" w:hAnsi="Charis SIL Regular" w:eastAsia="Charis SIL Regular"/>
-          <w:b w:val="0"/>
-          <w:i w:val="0"/>
-          <w:color w:val="0000FF"/>
-          <w:sz w:val="24"/>
-          <w:u w:val="single"/>
-        </w:rPr>
-        <w:t xml:space="preserve"> </w:t>
-      </w:r>
-      <w:r>
-        <w:rPr>
-          <w:rFonts w:ascii="Charis SIL Regular" w:hAnsi="Charis SIL Regular" w:eastAsia="Charis SIL Regular"/>
-          <w:b w:val="0"/>
-          <w:i w:val="0"/>
-          <w:color w:val="0000FF"/>
-          <w:sz w:val="24"/>
-        </w:rPr>
-        <w:t>A</w:t>
+        </w:rPr>
+        <w:t>Museo A</w:t>
       </w:r>
       <w:r>
         <w:rPr>
@@ -4280,7 +4279,61 @@
           <w:color w:val="000000"/>
           <w:sz w:val="24"/>
         </w:rPr>
-        <w:t xml:space="preserve">•  The research aid </w:t>
+        <w:t xml:space="preserve">•  </w:t>
+      </w:r>
+      <w:r>
+        <w:rPr>
+          <w:u w:val="single" w:color="0000ff"/>
+          <w:rFonts w:ascii="Charis SIL Regular" w:hAnsi="Charis SIL Regular" w:eastAsia="Charis SIL Regular"/>
+          <w:b w:val="0"/>
+          <w:i w:val="0"/>
+          <w:color w:val="000000"/>
+          <w:sz w:val="24"/>
+        </w:rPr>
+        <w:hyperlink r:id="rId25" w:history="1">
+          <w:r>
+            <w:rPr>
+              <w:rStyle w:val="Hyperlink"/>
+            </w:rPr>
+            <w:t>The re</w:t>
+          </w:r>
+        </w:hyperlink>
+      </w:r>
+      <w:r>
+        <w:rPr>
+          <w:u w:val="single" w:color="0000ff"/>
+          <w:rFonts w:ascii="Charis SIL Regular" w:hAnsi="Charis SIL Regular" w:eastAsia="Charis SIL Regular"/>
+          <w:b w:val="0"/>
+          <w:i w:val="0"/>
+          <w:color w:val="000000"/>
+          <w:sz w:val="24"/>
+        </w:rPr>
+        <w:hyperlink r:id="rId25" w:history="1">
+          <w:r>
+            <w:rPr>
+              <w:rStyle w:val="Hyperlink"/>
+            </w:rPr>
+            <w:t>s</w:t>
+          </w:r>
+        </w:hyperlink>
+      </w:r>
+      <w:r>
+        <w:rPr>
+          <w:u w:val="single" w:color="0000ff"/>
+          <w:rFonts w:ascii="Charis SIL Regular" w:hAnsi="Charis SIL Regular" w:eastAsia="Charis SIL Regular"/>
+          <w:b w:val="0"/>
+          <w:i w:val="0"/>
+          <w:color w:val="000000"/>
+          <w:sz w:val="24"/>
+        </w:rPr>
+        <w:hyperlink r:id="rId25" w:history="1">
+          <w:r>
+            <w:rPr>
+              <w:rStyle w:val="Hyperlink"/>
+            </w:rPr>
+            <w:t xml:space="preserve">earch aid </w:t>
+          </w:r>
+        </w:hyperlink>
       </w:r>
       <w:r>
         <w:rPr>

--- a/EXPORTS/DOCX/published/niveau2/English/ArubaBonaireCuracao.docx
+++ b/EXPORTS/DOCX/published/niveau2/English/ArubaBonaireCuracao.docx
@@ -2829,7 +2829,6 @@
       </w:r>
       <w:r>
         <w:rPr>
-          <w:u w:val="single" w:color="0000ff"/>
           <w:rFonts w:ascii="Charis SIL Regular" w:hAnsi="Charis SIL Regular" w:eastAsia="Charis SIL Regular"/>
           <w:b w:val="0"/>
           <w:i w:val="0"/>
@@ -3227,32 +3226,7 @@
           <w:color w:val="000000"/>
           <w:sz w:val="24"/>
         </w:rPr>
-        <w:hyperlink r:id="rId18" w:history="1">
-          <w:r>
-            <w:rPr>
-              <w:rStyle w:val="Hyperlink"/>
-            </w:rPr>
-            <w:t>and</w:t>
-          </w:r>
-        </w:hyperlink>
-      </w:r>
-      <w:r>
-        <w:rPr>
-          <w:u w:val="single" w:color="0000ff"/>
-          <w:rFonts w:ascii="Charis SIL Regular" w:hAnsi="Charis SIL Regular" w:eastAsia="Charis SIL Regular"/>
-          <w:b w:val="0"/>
-          <w:i w:val="0"/>
-          <w:color w:val="000000"/>
-          <w:sz w:val="24"/>
-        </w:rPr>
-        <w:hyperlink r:id="rId18" w:history="1">
-          <w:r>
-            <w:rPr>
-              <w:rStyle w:val="Hyperlink"/>
-            </w:rPr>
-            <w:t xml:space="preserve"> the </w:t>
-          </w:r>
-        </w:hyperlink>
+        <w:t xml:space="preserve">and the </w:t>
       </w:r>
       <w:r>
         <w:rPr>
@@ -3857,31 +3831,13 @@
       </w:r>
       <w:r>
         <w:rPr>
-          <w:u w:val="single" w:color="0000ff"/>
-          <w:rFonts w:ascii="Charis SIL Regular" w:hAnsi="Charis SIL Regular" w:eastAsia="Charis SIL Regular"/>
-          <w:b w:val="0"/>
-          <w:i w:val="0"/>
-          <w:color w:val="000000"/>
-          <w:sz w:val="24"/>
-        </w:rPr>
-        <w:hyperlink r:id="rId21" w:history="1">
-          <w:r>
-            <w:rPr>
-              <w:rStyle w:val="Hyperlink"/>
-            </w:rPr>
-            <w:t>Netherlands</w:t>
-          </w:r>
-        </w:hyperlink>
-      </w:r>
-      <w:r>
-        <w:rPr>
-          <w:rFonts w:ascii="Charis SIL Regular" w:hAnsi="Charis SIL Regular" w:eastAsia="Charis SIL Regular"/>
-          <w:b w:val="0"/>
-          <w:i w:val="0"/>
-          <w:color w:val="000000"/>
-          <w:sz w:val="24"/>
-        </w:rPr>
-        <w:t xml:space="preserve">. There is also a specific </w:t>
+          <w:rFonts w:ascii="Charis SIL Regular" w:hAnsi="Charis SIL Regular" w:eastAsia="Charis SIL Regular"/>
+          <w:b w:val="0"/>
+          <w:i w:val="0"/>
+          <w:color w:val="000000"/>
+          <w:sz w:val="24"/>
+        </w:rPr>
+        <w:t xml:space="preserve">Netherlands. There is also a specific </w:t>
       </w:r>
       <w:r>
         <w:rPr>
@@ -4153,8 +4109,37 @@
           <w:i w:val="0"/>
           <w:color w:val="0000FF"/>
           <w:sz w:val="24"/>
-        </w:rPr>
-        <w:t>Museo A</w:t>
+          <w:u w:val="single"/>
+        </w:rPr>
+        <w:hyperlink r:id="rId24" w:history="1">
+          <w:r>
+            <w:rPr>
+              <w:rStyle w:val="Hyperlink"/>
+            </w:rPr>
+            <w:t>Museo</w:t>
+          </w:r>
+        </w:hyperlink>
+      </w:r>
+      <w:r>
+        <w:rPr>
+          <w:rFonts w:ascii="Charis SIL Regular" w:hAnsi="Charis SIL Regular" w:eastAsia="Charis SIL Regular"/>
+          <w:b w:val="0"/>
+          <w:i w:val="0"/>
+          <w:color w:val="0000FF"/>
+          <w:sz w:val="24"/>
+          <w:u w:val="single"/>
+        </w:rPr>
+        <w:t xml:space="preserve"> </w:t>
+      </w:r>
+      <w:r>
+        <w:rPr>
+          <w:rFonts w:ascii="Charis SIL Regular" w:hAnsi="Charis SIL Regular" w:eastAsia="Charis SIL Regular"/>
+          <w:b w:val="0"/>
+          <w:i w:val="0"/>
+          <w:color w:val="0000FF"/>
+          <w:sz w:val="24"/>
+        </w:rPr>
+        <w:t>A</w:t>
       </w:r>
       <w:r>
         <w:rPr>

--- a/EXPORTS/DOCX/published/niveau2/English/ArubaBonaireCuracao.docx
+++ b/EXPORTS/DOCX/published/niveau2/English/ArubaBonaireCuracao.docx
@@ -1435,7 +1435,7 @@
             <w:rPr>
               <w:rStyle w:val="Hyperlink"/>
             </w:rPr>
-            <w:t>offi</w:t>
+            <w:t>office</w:t>
           </w:r>
         </w:hyperlink>
       </w:r>
@@ -1446,23 +1446,7 @@
           <w:i w:val="0"/>
           <w:color w:val="0000FF"/>
           <w:sz w:val="24"/>
-        </w:rPr>
-        <w:hyperlink r:id="rId14" w:history="1">
-          <w:r>
-            <w:rPr>
-              <w:rStyle w:val="Hyperlink"/>
-            </w:rPr>
-            <w:t>ce</w:t>
-          </w:r>
-        </w:hyperlink>
-      </w:r>
-      <w:r>
-        <w:rPr>
-          <w:rFonts w:ascii="Charis SIL Regular" w:hAnsi="Charis SIL Regular" w:eastAsia="Charis SIL Regular"/>
-          <w:b w:val="0"/>
-          <w:i w:val="0"/>
-          <w:color w:val="0000FF"/>
-          <w:sz w:val="24"/>
+          <w:u w:val="single"/>
         </w:rPr>
         <w:t>rs</w:t>
       </w:r>
@@ -1752,9 +1736,19 @@
             <w:rPr>
               <w:rStyle w:val="Hyperlink"/>
             </w:rPr>
-            <w:t>1815-1950</w:t>
+            <w:t>1815-19</w:t>
           </w:r>
         </w:hyperlink>
+      </w:r>
+      <w:r>
+        <w:rPr>
+          <w:rFonts w:ascii="Charis SIL Regular" w:hAnsi="Charis SIL Regular" w:eastAsia="Charis SIL Regular"/>
+          <w:b w:val="0"/>
+          <w:i w:val="0"/>
+          <w:color w:val="0000FF"/>
+          <w:sz w:val="24"/>
+        </w:rPr>
+        <w:t>50</w:t>
       </w:r>
       <w:r>
         <w:rPr>
@@ -2829,6 +2823,7 @@
       </w:r>
       <w:r>
         <w:rPr>
+          <w:u w:val="single" w:color="0000ff"/>
           <w:rFonts w:ascii="Charis SIL Regular" w:hAnsi="Charis SIL Regular" w:eastAsia="Charis SIL Regular"/>
           <w:b w:val="0"/>
           <w:i w:val="0"/>
@@ -3226,7 +3221,32 @@
           <w:color w:val="000000"/>
           <w:sz w:val="24"/>
         </w:rPr>
-        <w:t xml:space="preserve">and the </w:t>
+        <w:hyperlink r:id="rId18" w:history="1">
+          <w:r>
+            <w:rPr>
+              <w:rStyle w:val="Hyperlink"/>
+            </w:rPr>
+            <w:t>and</w:t>
+          </w:r>
+        </w:hyperlink>
+      </w:r>
+      <w:r>
+        <w:rPr>
+          <w:u w:val="single" w:color="0000ff"/>
+          <w:rFonts w:ascii="Charis SIL Regular" w:hAnsi="Charis SIL Regular" w:eastAsia="Charis SIL Regular"/>
+          <w:b w:val="0"/>
+          <w:i w:val="0"/>
+          <w:color w:val="000000"/>
+          <w:sz w:val="24"/>
+        </w:rPr>
+        <w:hyperlink r:id="rId18" w:history="1">
+          <w:r>
+            <w:rPr>
+              <w:rStyle w:val="Hyperlink"/>
+            </w:rPr>
+            <w:t xml:space="preserve"> the </w:t>
+          </w:r>
+        </w:hyperlink>
       </w:r>
       <w:r>
         <w:rPr>
@@ -3831,13 +3851,31 @@
       </w:r>
       <w:r>
         <w:rPr>
-          <w:rFonts w:ascii="Charis SIL Regular" w:hAnsi="Charis SIL Regular" w:eastAsia="Charis SIL Regular"/>
-          <w:b w:val="0"/>
-          <w:i w:val="0"/>
-          <w:color w:val="000000"/>
-          <w:sz w:val="24"/>
-        </w:rPr>
-        <w:t xml:space="preserve">Netherlands. There is also a specific </w:t>
+          <w:u w:val="single" w:color="0000ff"/>
+          <w:rFonts w:ascii="Charis SIL Regular" w:hAnsi="Charis SIL Regular" w:eastAsia="Charis SIL Regular"/>
+          <w:b w:val="0"/>
+          <w:i w:val="0"/>
+          <w:color w:val="000000"/>
+          <w:sz w:val="24"/>
+        </w:rPr>
+        <w:hyperlink r:id="rId21" w:history="1">
+          <w:r>
+            <w:rPr>
+              <w:rStyle w:val="Hyperlink"/>
+            </w:rPr>
+            <w:t>Netherlands</w:t>
+          </w:r>
+        </w:hyperlink>
+      </w:r>
+      <w:r>
+        <w:rPr>
+          <w:rFonts w:ascii="Charis SIL Regular" w:hAnsi="Charis SIL Regular" w:eastAsia="Charis SIL Regular"/>
+          <w:b w:val="0"/>
+          <w:i w:val="0"/>
+          <w:color w:val="000000"/>
+          <w:sz w:val="24"/>
+        </w:rPr>
+        <w:t xml:space="preserve">. There is also a specific </w:t>
       </w:r>
       <w:r>
         <w:rPr>
@@ -6888,7 +6926,7 @@
           <w:sz w:val="24"/>
           <w:u w:val="single"/>
         </w:rPr>
-        <w:hyperlink r:id="rId33" w:history="1">
+        <w:hyperlink r:id="rId32" w:history="1">
           <w:r>
             <w:rPr>
               <w:rStyle w:val="Hyperlink"/>
@@ -6906,7 +6944,7 @@
           <w:sz w:val="24"/>
           <w:u w:val="single"/>
         </w:rPr>
-        <w:hyperlink r:id="rId33" w:history="1">
+        <w:hyperlink r:id="rId32" w:history="1">
           <w:r>
             <w:rPr>
               <w:rStyle w:val="Hyperlink"/>
@@ -6971,7 +7009,7 @@
           <w:sz w:val="24"/>
           <w:u w:val="single"/>
         </w:rPr>
-        <w:hyperlink r:id="rId33" w:history="1">
+        <w:hyperlink r:id="rId32" w:history="1">
           <w:r>
             <w:rPr>
               <w:rStyle w:val="Hyperlink"/>
@@ -6989,7 +7027,7 @@
           <w:sz w:val="24"/>
           <w:u w:val="single"/>
         </w:rPr>
-        <w:hyperlink r:id="rId33" w:history="1">
+        <w:hyperlink r:id="rId32" w:history="1">
           <w:r>
             <w:rPr>
               <w:rStyle w:val="Hyperlink"/>
@@ -7007,7 +7045,7 @@
           <w:sz w:val="24"/>
           <w:u w:val="single"/>
         </w:rPr>
-        <w:hyperlink r:id="rId33" w:history="1">
+        <w:hyperlink r:id="rId32" w:history="1">
           <w:r>
             <w:rPr>
               <w:rStyle w:val="Hyperlink"/>

--- a/EXPORTS/DOCX/published/niveau2/English/ArubaBonaireCuracao.docx
+++ b/EXPORTS/DOCX/published/niveau2/English/ArubaBonaireCuracao.docx
@@ -1504,9 +1504,19 @@
             <w:rPr>
               <w:rStyle w:val="Hyperlink"/>
             </w:rPr>
-            <w:t>soldiers</w:t>
+            <w:t>soldie</w:t>
           </w:r>
         </w:hyperlink>
+      </w:r>
+      <w:r>
+        <w:rPr>
+          <w:rFonts w:ascii="Charis SIL Regular" w:hAnsi="Charis SIL Regular" w:eastAsia="Charis SIL Regular"/>
+          <w:b w:val="0"/>
+          <w:i w:val="0"/>
+          <w:color w:val="0000FF"/>
+          <w:sz w:val="24"/>
+        </w:rPr>
+        <w:t>rs</w:t>
       </w:r>
       <w:r>
         <w:rPr>
@@ -1736,19 +1746,9 @@
             <w:rPr>
               <w:rStyle w:val="Hyperlink"/>
             </w:rPr>
-            <w:t>1815-19</w:t>
+            <w:t>1815-1950</w:t>
           </w:r>
         </w:hyperlink>
-      </w:r>
-      <w:r>
-        <w:rPr>
-          <w:rFonts w:ascii="Charis SIL Regular" w:hAnsi="Charis SIL Regular" w:eastAsia="Charis SIL Regular"/>
-          <w:b w:val="0"/>
-          <w:i w:val="0"/>
-          <w:color w:val="0000FF"/>
-          <w:sz w:val="24"/>
-        </w:rPr>
-        <w:t>50</w:t>
       </w:r>
       <w:r>
         <w:rPr>
@@ -2801,118 +2801,7 @@
           <w:color w:val="000000"/>
           <w:sz w:val="24"/>
         </w:rPr>
-        <w:t xml:space="preserve"> contains a lot of useful information regarding the uni</w:t>
-      </w:r>
-      <w:r>
-        <w:rPr>
-          <w:u w:val="single" w:color="0000ff"/>
-          <w:rFonts w:ascii="Charis SIL Regular" w:hAnsi="Charis SIL Regular" w:eastAsia="Charis SIL Regular"/>
-          <w:b w:val="0"/>
-          <w:i w:val="0"/>
-          <w:color w:val="000000"/>
-          <w:sz w:val="24"/>
-        </w:rPr>
-        <w:hyperlink r:id="rId16" w:history="1">
-          <w:r>
-            <w:rPr>
-              <w:rStyle w:val="Hyperlink"/>
-            </w:rPr>
-            <w:t>versity</w:t>
-          </w:r>
-        </w:hyperlink>
-      </w:r>
-      <w:r>
-        <w:rPr>
-          <w:u w:val="single" w:color="0000ff"/>
-          <w:rFonts w:ascii="Charis SIL Regular" w:hAnsi="Charis SIL Regular" w:eastAsia="Charis SIL Regular"/>
-          <w:b w:val="0"/>
-          <w:i w:val="0"/>
-          <w:color w:val="000000"/>
-          <w:sz w:val="24"/>
-        </w:rPr>
-        <w:t>’</w:t>
-      </w:r>
-      <w:r>
-        <w:rPr>
-          <w:u w:val="single" w:color="0000ff"/>
-          <w:rFonts w:ascii="Charis SIL Regular" w:hAnsi="Charis SIL Regular" w:eastAsia="Charis SIL Regular"/>
-          <w:b w:val="0"/>
-          <w:i w:val="0"/>
-          <w:color w:val="000000"/>
-          <w:sz w:val="24"/>
-        </w:rPr>
-        <w:hyperlink r:id="rId16" w:history="1">
-          <w:r>
-            <w:rPr>
-              <w:rStyle w:val="Hyperlink"/>
-            </w:rPr>
-            <w:t>s Cari</w:t>
-          </w:r>
-        </w:hyperlink>
-      </w:r>
-      <w:r>
-        <w:rPr>
-          <w:u w:val="single" w:color="0000ff"/>
-          <w:rFonts w:ascii="Charis SIL Regular" w:hAnsi="Charis SIL Regular" w:eastAsia="Charis SIL Regular"/>
-          <w:b w:val="0"/>
-          <w:i w:val="0"/>
-          <w:color w:val="000000"/>
-          <w:sz w:val="24"/>
-        </w:rPr>
-        <w:hyperlink r:id="rId16" w:history="1">
-          <w:r>
-            <w:rPr>
-              <w:rStyle w:val="Hyperlink"/>
-            </w:rPr>
-            <w:t>b</w:t>
-          </w:r>
-        </w:hyperlink>
-      </w:r>
-      <w:r>
-        <w:rPr>
-          <w:u w:val="single" w:color="0000ff"/>
-          <w:rFonts w:ascii="Charis SIL Regular" w:hAnsi="Charis SIL Regular" w:eastAsia="Charis SIL Regular"/>
-          <w:b w:val="0"/>
-          <w:i w:val="0"/>
-          <w:color w:val="000000"/>
-          <w:sz w:val="24"/>
-        </w:rPr>
-        <w:hyperlink r:id="rId16" w:history="1">
-          <w:r>
-            <w:rPr>
-              <w:rStyle w:val="Hyperlink"/>
-            </w:rPr>
-            <w:t>be</w:t>
-          </w:r>
-        </w:hyperlink>
-      </w:r>
-      <w:r>
-        <w:rPr>
-          <w:u w:val="single" w:color="0000ff"/>
-          <w:rFonts w:ascii="Charis SIL Regular" w:hAnsi="Charis SIL Regular" w:eastAsia="Charis SIL Regular"/>
-          <w:b w:val="0"/>
-          <w:i w:val="0"/>
-          <w:color w:val="000000"/>
-          <w:sz w:val="24"/>
-        </w:rPr>
-        <w:hyperlink r:id="rId16" w:history="1">
-          <w:r>
-            <w:rPr>
-              <w:rStyle w:val="Hyperlink"/>
-            </w:rPr>
-            <w:t>an c</w:t>
-          </w:r>
-        </w:hyperlink>
-      </w:r>
-      <w:r>
-        <w:rPr>
-          <w:rFonts w:ascii="Charis SIL Regular" w:hAnsi="Charis SIL Regular" w:eastAsia="Charis SIL Regular"/>
-          <w:b w:val="0"/>
-          <w:i w:val="0"/>
-          <w:color w:val="000000"/>
-          <w:sz w:val="24"/>
-        </w:rPr>
-        <w:t xml:space="preserve">ollection </w:t>
+        <w:t xml:space="preserve"> contains a lot of useful information regarding the university’s Caribbean collection </w:t>
       </w:r>
       <w:r>
         <w:rPr>
@@ -3884,7 +3773,6 @@
           <w:i w:val="0"/>
           <w:color w:val="0000FF"/>
           <w:sz w:val="24"/>
-          <w:u w:val="single"/>
         </w:rPr>
         <w:hyperlink r:id="rId23" w:history="1">
           <w:r>
@@ -4302,61 +4190,7 @@
           <w:color w:val="000000"/>
           <w:sz w:val="24"/>
         </w:rPr>
-        <w:t xml:space="preserve">•  </w:t>
-      </w:r>
-      <w:r>
-        <w:rPr>
-          <w:u w:val="single" w:color="0000ff"/>
-          <w:rFonts w:ascii="Charis SIL Regular" w:hAnsi="Charis SIL Regular" w:eastAsia="Charis SIL Regular"/>
-          <w:b w:val="0"/>
-          <w:i w:val="0"/>
-          <w:color w:val="000000"/>
-          <w:sz w:val="24"/>
-        </w:rPr>
-        <w:hyperlink r:id="rId25" w:history="1">
-          <w:r>
-            <w:rPr>
-              <w:rStyle w:val="Hyperlink"/>
-            </w:rPr>
-            <w:t>The re</w:t>
-          </w:r>
-        </w:hyperlink>
-      </w:r>
-      <w:r>
-        <w:rPr>
-          <w:u w:val="single" w:color="0000ff"/>
-          <w:rFonts w:ascii="Charis SIL Regular" w:hAnsi="Charis SIL Regular" w:eastAsia="Charis SIL Regular"/>
-          <w:b w:val="0"/>
-          <w:i w:val="0"/>
-          <w:color w:val="000000"/>
-          <w:sz w:val="24"/>
-        </w:rPr>
-        <w:hyperlink r:id="rId25" w:history="1">
-          <w:r>
-            <w:rPr>
-              <w:rStyle w:val="Hyperlink"/>
-            </w:rPr>
-            <w:t>s</w:t>
-          </w:r>
-        </w:hyperlink>
-      </w:r>
-      <w:r>
-        <w:rPr>
-          <w:u w:val="single" w:color="0000ff"/>
-          <w:rFonts w:ascii="Charis SIL Regular" w:hAnsi="Charis SIL Regular" w:eastAsia="Charis SIL Regular"/>
-          <w:b w:val="0"/>
-          <w:i w:val="0"/>
-          <w:color w:val="000000"/>
-          <w:sz w:val="24"/>
-        </w:rPr>
-        <w:hyperlink r:id="rId25" w:history="1">
-          <w:r>
-            <w:rPr>
-              <w:rStyle w:val="Hyperlink"/>
-            </w:rPr>
-            <w:t xml:space="preserve">earch aid </w:t>
-          </w:r>
-        </w:hyperlink>
+        <w:t xml:space="preserve">•  The research aid </w:t>
       </w:r>
       <w:r>
         <w:rPr>
@@ -6962,7 +6796,7 @@
           <w:sz w:val="24"/>
           <w:u w:val="single"/>
         </w:rPr>
-        <w:hyperlink r:id="rId33" w:history="1">
+        <w:hyperlink r:id="rId32" w:history="1">
           <w:r>
             <w:rPr>
               <w:rStyle w:val="Hyperlink"/>
@@ -6991,7 +6825,7 @@
           <w:sz w:val="24"/>
           <w:u w:val="single"/>
         </w:rPr>
-        <w:hyperlink r:id="rId33" w:history="1">
+        <w:hyperlink r:id="rId32" w:history="1">
           <w:r>
             <w:rPr>
               <w:rStyle w:val="Hyperlink"/>

--- a/EXPORTS/DOCX/published/niveau2/English/ArubaBonaireCuracao.docx
+++ b/EXPORTS/DOCX/published/niveau2/English/ArubaBonaireCuracao.docx
@@ -1435,7 +1435,7 @@
             <w:rPr>
               <w:rStyle w:val="Hyperlink"/>
             </w:rPr>
-            <w:t>office</w:t>
+            <w:t>offic</w:t>
           </w:r>
         </w:hyperlink>
       </w:r>
@@ -1448,7 +1448,7 @@
           <w:sz w:val="24"/>
           <w:u w:val="single"/>
         </w:rPr>
-        <w:t>rs</w:t>
+        <w:t>er</w:t>
       </w:r>
       <w:r>
         <w:rPr>
@@ -1457,9 +1457,8 @@
           <w:i w:val="0"/>
           <w:color w:val="0000FF"/>
           <w:sz w:val="24"/>
-          <w:u w:val="single"/>
-        </w:rPr>
-        <w:t xml:space="preserve"> </w:t>
+        </w:rPr>
+        <w:t xml:space="preserve">s </w:t>
       </w:r>
       <w:r>
         <w:rPr>
@@ -1504,19 +1503,9 @@
             <w:rPr>
               <w:rStyle w:val="Hyperlink"/>
             </w:rPr>
-            <w:t>soldie</w:t>
+            <w:t>soldiers</w:t>
           </w:r>
         </w:hyperlink>
-      </w:r>
-      <w:r>
-        <w:rPr>
-          <w:rFonts w:ascii="Charis SIL Regular" w:hAnsi="Charis SIL Regular" w:eastAsia="Charis SIL Regular"/>
-          <w:b w:val="0"/>
-          <w:i w:val="0"/>
-          <w:color w:val="0000FF"/>
-          <w:sz w:val="24"/>
-        </w:rPr>
-        <w:t>rs</w:t>
       </w:r>
       <w:r>
         <w:rPr>
@@ -2801,7 +2790,118 @@
           <w:color w:val="000000"/>
           <w:sz w:val="24"/>
         </w:rPr>
-        <w:t xml:space="preserve"> contains a lot of useful information regarding the university’s Caribbean collection </w:t>
+        <w:t xml:space="preserve"> contains a lot of useful information regarding the uni</w:t>
+      </w:r>
+      <w:r>
+        <w:rPr>
+          <w:u w:val="single" w:color="0000ff"/>
+          <w:rFonts w:ascii="Charis SIL Regular" w:hAnsi="Charis SIL Regular" w:eastAsia="Charis SIL Regular"/>
+          <w:b w:val="0"/>
+          <w:i w:val="0"/>
+          <w:color w:val="000000"/>
+          <w:sz w:val="24"/>
+        </w:rPr>
+        <w:hyperlink r:id="rId16" w:history="1">
+          <w:r>
+            <w:rPr>
+              <w:rStyle w:val="Hyperlink"/>
+            </w:rPr>
+            <w:t>versity</w:t>
+          </w:r>
+        </w:hyperlink>
+      </w:r>
+      <w:r>
+        <w:rPr>
+          <w:u w:val="single" w:color="0000ff"/>
+          <w:rFonts w:ascii="Charis SIL Regular" w:hAnsi="Charis SIL Regular" w:eastAsia="Charis SIL Regular"/>
+          <w:b w:val="0"/>
+          <w:i w:val="0"/>
+          <w:color w:val="000000"/>
+          <w:sz w:val="24"/>
+        </w:rPr>
+        <w:t>’</w:t>
+      </w:r>
+      <w:r>
+        <w:rPr>
+          <w:u w:val="single" w:color="0000ff"/>
+          <w:rFonts w:ascii="Charis SIL Regular" w:hAnsi="Charis SIL Regular" w:eastAsia="Charis SIL Regular"/>
+          <w:b w:val="0"/>
+          <w:i w:val="0"/>
+          <w:color w:val="000000"/>
+          <w:sz w:val="24"/>
+        </w:rPr>
+        <w:hyperlink r:id="rId16" w:history="1">
+          <w:r>
+            <w:rPr>
+              <w:rStyle w:val="Hyperlink"/>
+            </w:rPr>
+            <w:t>s Cari</w:t>
+          </w:r>
+        </w:hyperlink>
+      </w:r>
+      <w:r>
+        <w:rPr>
+          <w:u w:val="single" w:color="0000ff"/>
+          <w:rFonts w:ascii="Charis SIL Regular" w:hAnsi="Charis SIL Regular" w:eastAsia="Charis SIL Regular"/>
+          <w:b w:val="0"/>
+          <w:i w:val="0"/>
+          <w:color w:val="000000"/>
+          <w:sz w:val="24"/>
+        </w:rPr>
+        <w:hyperlink r:id="rId16" w:history="1">
+          <w:r>
+            <w:rPr>
+              <w:rStyle w:val="Hyperlink"/>
+            </w:rPr>
+            <w:t>b</w:t>
+          </w:r>
+        </w:hyperlink>
+      </w:r>
+      <w:r>
+        <w:rPr>
+          <w:u w:val="single" w:color="0000ff"/>
+          <w:rFonts w:ascii="Charis SIL Regular" w:hAnsi="Charis SIL Regular" w:eastAsia="Charis SIL Regular"/>
+          <w:b w:val="0"/>
+          <w:i w:val="0"/>
+          <w:color w:val="000000"/>
+          <w:sz w:val="24"/>
+        </w:rPr>
+        <w:hyperlink r:id="rId16" w:history="1">
+          <w:r>
+            <w:rPr>
+              <w:rStyle w:val="Hyperlink"/>
+            </w:rPr>
+            <w:t>be</w:t>
+          </w:r>
+        </w:hyperlink>
+      </w:r>
+      <w:r>
+        <w:rPr>
+          <w:u w:val="single" w:color="0000ff"/>
+          <w:rFonts w:ascii="Charis SIL Regular" w:hAnsi="Charis SIL Regular" w:eastAsia="Charis SIL Regular"/>
+          <w:b w:val="0"/>
+          <w:i w:val="0"/>
+          <w:color w:val="000000"/>
+          <w:sz w:val="24"/>
+        </w:rPr>
+        <w:hyperlink r:id="rId16" w:history="1">
+          <w:r>
+            <w:rPr>
+              <w:rStyle w:val="Hyperlink"/>
+            </w:rPr>
+            <w:t>an c</w:t>
+          </w:r>
+        </w:hyperlink>
+      </w:r>
+      <w:r>
+        <w:rPr>
+          <w:rFonts w:ascii="Charis SIL Regular" w:hAnsi="Charis SIL Regular" w:eastAsia="Charis SIL Regular"/>
+          <w:b w:val="0"/>
+          <w:i w:val="0"/>
+          <w:color w:val="000000"/>
+          <w:sz w:val="24"/>
+        </w:rPr>
+        <w:t xml:space="preserve">ollection </w:t>
       </w:r>
       <w:r>
         <w:rPr>
@@ -3773,6 +3873,7 @@
           <w:i w:val="0"/>
           <w:color w:val="0000FF"/>
           <w:sz w:val="24"/>
+          <w:u w:val="single"/>
         </w:rPr>
         <w:hyperlink r:id="rId23" w:history="1">
           <w:r>
@@ -4037,7 +4138,7 @@
           <w:sz w:val="24"/>
           <w:u w:val="single"/>
         </w:rPr>
-        <w:hyperlink r:id="rId24" w:history="1">
+        <w:hyperlink r:id="rId25" w:history="1">
           <w:r>
             <w:rPr>
               <w:rStyle w:val="Hyperlink"/>
@@ -4064,8 +4165,34 @@
           <w:i w:val="0"/>
           <w:color w:val="0000FF"/>
           <w:sz w:val="24"/>
-        </w:rPr>
-        <w:t>A</w:t>
+          <w:u w:val="single"/>
+        </w:rPr>
+        <w:hyperlink r:id="rId25" w:history="1">
+          <w:r>
+            <w:rPr>
+              <w:rStyle w:val="Hyperlink"/>
+            </w:rPr>
+            <w:t>A</w:t>
+          </w:r>
+        </w:hyperlink>
+      </w:r>
+      <w:r>
+        <w:rPr>
+          <w:rFonts w:ascii="Charis SIL Regular" w:hAnsi="Charis SIL Regular" w:eastAsia="Charis SIL Regular"/>
+          <w:b w:val="0"/>
+          <w:i w:val="0"/>
+          <w:color w:val="0000FF"/>
+          <w:sz w:val="24"/>
+          <w:u w:val="single"/>
+        </w:rPr>
+        <w:hyperlink r:id="rId25" w:history="1">
+          <w:r>
+            <w:rPr>
+              <w:rStyle w:val="Hyperlink"/>
+            </w:rPr>
+            <w:t>rkeologi</w:t>
+          </w:r>
+        </w:hyperlink>
       </w:r>
       <w:r>
         <w:rPr>
@@ -4081,7 +4208,7 @@
             <w:rPr>
               <w:rStyle w:val="Hyperlink"/>
             </w:rPr>
-            <w:t>rkeologic</w:t>
+            <w:t>c</w:t>
           </w:r>
         </w:hyperlink>
       </w:r>
@@ -4190,7 +4317,61 @@
           <w:color w:val="000000"/>
           <w:sz w:val="24"/>
         </w:rPr>
-        <w:t xml:space="preserve">•  The research aid </w:t>
+        <w:t xml:space="preserve">•  </w:t>
+      </w:r>
+      <w:r>
+        <w:rPr>
+          <w:u w:val="single" w:color="0000ff"/>
+          <w:rFonts w:ascii="Charis SIL Regular" w:hAnsi="Charis SIL Regular" w:eastAsia="Charis SIL Regular"/>
+          <w:b w:val="0"/>
+          <w:i w:val="0"/>
+          <w:color w:val="000000"/>
+          <w:sz w:val="24"/>
+        </w:rPr>
+        <w:hyperlink r:id="rId25" w:history="1">
+          <w:r>
+            <w:rPr>
+              <w:rStyle w:val="Hyperlink"/>
+            </w:rPr>
+            <w:t>The re</w:t>
+          </w:r>
+        </w:hyperlink>
+      </w:r>
+      <w:r>
+        <w:rPr>
+          <w:u w:val="single" w:color="0000ff"/>
+          <w:rFonts w:ascii="Charis SIL Regular" w:hAnsi="Charis SIL Regular" w:eastAsia="Charis SIL Regular"/>
+          <w:b w:val="0"/>
+          <w:i w:val="0"/>
+          <w:color w:val="000000"/>
+          <w:sz w:val="24"/>
+        </w:rPr>
+        <w:hyperlink r:id="rId25" w:history="1">
+          <w:r>
+            <w:rPr>
+              <w:rStyle w:val="Hyperlink"/>
+            </w:rPr>
+            <w:t>s</w:t>
+          </w:r>
+        </w:hyperlink>
+      </w:r>
+      <w:r>
+        <w:rPr>
+          <w:u w:val="single" w:color="0000ff"/>
+          <w:rFonts w:ascii="Charis SIL Regular" w:hAnsi="Charis SIL Regular" w:eastAsia="Charis SIL Regular"/>
+          <w:b w:val="0"/>
+          <w:i w:val="0"/>
+          <w:color w:val="000000"/>
+          <w:sz w:val="24"/>
+        </w:rPr>
+        <w:hyperlink r:id="rId25" w:history="1">
+          <w:r>
+            <w:rPr>
+              <w:rStyle w:val="Hyperlink"/>
+            </w:rPr>
+            <w:t xml:space="preserve">earch aid </w:t>
+          </w:r>
+        </w:hyperlink>
       </w:r>
       <w:r>
         <w:rPr>
@@ -6760,7 +6941,7 @@
           <w:sz w:val="24"/>
           <w:u w:val="single"/>
         </w:rPr>
-        <w:hyperlink r:id="rId32" w:history="1">
+        <w:hyperlink r:id="rId33" w:history="1">
           <w:r>
             <w:rPr>
               <w:rStyle w:val="Hyperlink"/>
@@ -6778,7 +6959,7 @@
           <w:sz w:val="24"/>
           <w:u w:val="single"/>
         </w:rPr>
-        <w:hyperlink r:id="rId32" w:history="1">
+        <w:hyperlink r:id="rId33" w:history="1">
           <w:r>
             <w:rPr>
               <w:rStyle w:val="Hyperlink"/>
@@ -6796,7 +6977,7 @@
           <w:sz w:val="24"/>
           <w:u w:val="single"/>
         </w:rPr>
-        <w:hyperlink r:id="rId32" w:history="1">
+        <w:hyperlink r:id="rId33" w:history="1">
           <w:r>
             <w:rPr>
               <w:rStyle w:val="Hyperlink"/>
@@ -6825,7 +7006,7 @@
           <w:sz w:val="24"/>
           <w:u w:val="single"/>
         </w:rPr>
-        <w:hyperlink r:id="rId32" w:history="1">
+        <w:hyperlink r:id="rId33" w:history="1">
           <w:r>
             <w:rPr>
               <w:rStyle w:val="Hyperlink"/>
@@ -6843,7 +7024,7 @@
           <w:sz w:val="24"/>
           <w:u w:val="single"/>
         </w:rPr>
-        <w:hyperlink r:id="rId32" w:history="1">
+        <w:hyperlink r:id="rId33" w:history="1">
           <w:r>
             <w:rPr>
               <w:rStyle w:val="Hyperlink"/>
@@ -6861,7 +7042,7 @@
           <w:sz w:val="24"/>
           <w:u w:val="single"/>
         </w:rPr>
-        <w:hyperlink r:id="rId32" w:history="1">
+        <w:hyperlink r:id="rId33" w:history="1">
           <w:r>
             <w:rPr>
               <w:rStyle w:val="Hyperlink"/>
@@ -6879,7 +7060,7 @@
           <w:sz w:val="24"/>
           <w:u w:val="single"/>
         </w:rPr>
-        <w:hyperlink r:id="rId32" w:history="1">
+        <w:hyperlink r:id="rId33" w:history="1">
           <w:r>
             <w:rPr>
               <w:rStyle w:val="Hyperlink"/>

--- a/EXPORTS/DOCX/published/niveau2/English/ArubaBonaireCuracao.docx
+++ b/EXPORTS/DOCX/published/niveau2/English/ArubaBonaireCuracao.docx
@@ -648,43 +648,7 @@
           <w:color w:val="000000"/>
           <w:sz w:val="24"/>
         </w:rPr>
-        <w:t>islands under the authority of the newly found</w:t>
-      </w:r>
-      <w:r>
-        <w:rPr>
-          <w:u w:val="single" w:color="0000ff"/>
-          <w:rFonts w:ascii="Charis SIL Regular" w:hAnsi="Charis SIL Regular" w:eastAsia="Charis SIL Regular"/>
-          <w:b w:val="0"/>
-          <w:i w:val="0"/>
-          <w:color w:val="000000"/>
-          <w:sz w:val="24"/>
-        </w:rPr>
-        <w:hyperlink r:id="rId10" w:history="1">
-          <w:r>
-            <w:rPr>
-              <w:rStyle w:val="Hyperlink"/>
-            </w:rPr>
-            <w:t>ed Kin</w:t>
-          </w:r>
-        </w:hyperlink>
-      </w:r>
-      <w:r>
-        <w:rPr>
-          <w:u w:val="single" w:color="0000ff"/>
-          <w:rFonts w:ascii="Charis SIL Regular" w:hAnsi="Charis SIL Regular" w:eastAsia="Charis SIL Regular"/>
-          <w:b w:val="0"/>
-          <w:i w:val="0"/>
-          <w:color w:val="000000"/>
-          <w:sz w:val="24"/>
-        </w:rPr>
-        <w:hyperlink r:id="rId10" w:history="1">
-          <w:r>
-            <w:rPr>
-              <w:rStyle w:val="Hyperlink"/>
-            </w:rPr>
-            <w:t>gd</w:t>
-          </w:r>
-        </w:hyperlink>
+        <w:t>islands under the authority of the newly founded Kingd</w:t>
       </w:r>
       <w:r>
         <w:rPr>
@@ -1435,7 +1399,7 @@
             <w:rPr>
               <w:rStyle w:val="Hyperlink"/>
             </w:rPr>
-            <w:t>offic</w:t>
+            <w:t>offi</w:t>
           </w:r>
         </w:hyperlink>
       </w:r>
@@ -1446,19 +1410,36 @@
           <w:i w:val="0"/>
           <w:color w:val="0000FF"/>
           <w:sz w:val="24"/>
+        </w:rPr>
+        <w:hyperlink r:id="rId14" w:history="1">
+          <w:r>
+            <w:rPr>
+              <w:rStyle w:val="Hyperlink"/>
+            </w:rPr>
+            <w:t>ce</w:t>
+          </w:r>
+        </w:hyperlink>
+      </w:r>
+      <w:r>
+        <w:rPr>
+          <w:rFonts w:ascii="Charis SIL Regular" w:hAnsi="Charis SIL Regular" w:eastAsia="Charis SIL Regular"/>
+          <w:b w:val="0"/>
+          <w:i w:val="0"/>
+          <w:color w:val="0000FF"/>
+          <w:sz w:val="24"/>
+        </w:rPr>
+        <w:t>rs</w:t>
+      </w:r>
+      <w:r>
+        <w:rPr>
+          <w:rFonts w:ascii="Charis SIL Regular" w:hAnsi="Charis SIL Regular" w:eastAsia="Charis SIL Regular"/>
+          <w:b w:val="0"/>
+          <w:i w:val="0"/>
+          <w:color w:val="0000FF"/>
+          <w:sz w:val="24"/>
           <w:u w:val="single"/>
         </w:rPr>
-        <w:t>er</w:t>
-      </w:r>
-      <w:r>
-        <w:rPr>
-          <w:rFonts w:ascii="Charis SIL Regular" w:hAnsi="Charis SIL Regular" w:eastAsia="Charis SIL Regular"/>
-          <w:b w:val="0"/>
-          <w:i w:val="0"/>
-          <w:color w:val="0000FF"/>
-          <w:sz w:val="24"/>
-        </w:rPr>
-        <w:t xml:space="preserve">s </w:t>
+        <w:t xml:space="preserve"> </w:t>
       </w:r>
       <w:r>
         <w:rPr>
@@ -3873,7 +3854,6 @@
           <w:i w:val="0"/>
           <w:color w:val="0000FF"/>
           <w:sz w:val="24"/>
-          <w:u w:val="single"/>
         </w:rPr>
         <w:hyperlink r:id="rId23" w:history="1">
           <w:r>
@@ -4138,7 +4118,7 @@
           <w:sz w:val="24"/>
           <w:u w:val="single"/>
         </w:rPr>
-        <w:hyperlink r:id="rId25" w:history="1">
+        <w:hyperlink r:id="rId24" w:history="1">
           <w:r>
             <w:rPr>
               <w:rStyle w:val="Hyperlink"/>
@@ -4167,32 +4147,7 @@
           <w:sz w:val="24"/>
           <w:u w:val="single"/>
         </w:rPr>
-        <w:hyperlink r:id="rId25" w:history="1">
-          <w:r>
-            <w:rPr>
-              <w:rStyle w:val="Hyperlink"/>
-            </w:rPr>
-            <w:t>A</w:t>
-          </w:r>
-        </w:hyperlink>
-      </w:r>
-      <w:r>
-        <w:rPr>
-          <w:rFonts w:ascii="Charis SIL Regular" w:hAnsi="Charis SIL Regular" w:eastAsia="Charis SIL Regular"/>
-          <w:b w:val="0"/>
-          <w:i w:val="0"/>
-          <w:color w:val="0000FF"/>
-          <w:sz w:val="24"/>
-          <w:u w:val="single"/>
-        </w:rPr>
-        <w:hyperlink r:id="rId25" w:history="1">
-          <w:r>
-            <w:rPr>
-              <w:rStyle w:val="Hyperlink"/>
-            </w:rPr>
-            <w:t>rkeologi</w:t>
-          </w:r>
-        </w:hyperlink>
+        <w:t>A</w:t>
       </w:r>
       <w:r>
         <w:rPr>
@@ -4208,7 +4163,7 @@
             <w:rPr>
               <w:rStyle w:val="Hyperlink"/>
             </w:rPr>
-            <w:t>c</w:t>
+            <w:t>rkeologic</w:t>
           </w:r>
         </w:hyperlink>
       </w:r>
@@ -4328,50 +4283,7 @@
           <w:color w:val="000000"/>
           <w:sz w:val="24"/>
         </w:rPr>
-        <w:hyperlink r:id="rId25" w:history="1">
-          <w:r>
-            <w:rPr>
-              <w:rStyle w:val="Hyperlink"/>
-            </w:rPr>
-            <w:t>The re</w:t>
-          </w:r>
-        </w:hyperlink>
-      </w:r>
-      <w:r>
-        <w:rPr>
-          <w:u w:val="single" w:color="0000ff"/>
-          <w:rFonts w:ascii="Charis SIL Regular" w:hAnsi="Charis SIL Regular" w:eastAsia="Charis SIL Regular"/>
-          <w:b w:val="0"/>
-          <w:i w:val="0"/>
-          <w:color w:val="000000"/>
-          <w:sz w:val="24"/>
-        </w:rPr>
-        <w:hyperlink r:id="rId25" w:history="1">
-          <w:r>
-            <w:rPr>
-              <w:rStyle w:val="Hyperlink"/>
-            </w:rPr>
-            <w:t>s</w:t>
-          </w:r>
-        </w:hyperlink>
-      </w:r>
-      <w:r>
-        <w:rPr>
-          <w:u w:val="single" w:color="0000ff"/>
-          <w:rFonts w:ascii="Charis SIL Regular" w:hAnsi="Charis SIL Regular" w:eastAsia="Charis SIL Regular"/>
-          <w:b w:val="0"/>
-          <w:i w:val="0"/>
-          <w:color w:val="000000"/>
-          <w:sz w:val="24"/>
-        </w:rPr>
-        <w:hyperlink r:id="rId25" w:history="1">
-          <w:r>
-            <w:rPr>
-              <w:rStyle w:val="Hyperlink"/>
-            </w:rPr>
-            <w:t xml:space="preserve">earch aid </w:t>
-          </w:r>
-        </w:hyperlink>
+        <w:t xml:space="preserve">The research aid </w:t>
       </w:r>
       <w:r>
         <w:rPr>
@@ -6941,7 +6853,7 @@
           <w:sz w:val="24"/>
           <w:u w:val="single"/>
         </w:rPr>
-        <w:hyperlink r:id="rId33" w:history="1">
+        <w:hyperlink r:id="rId32" w:history="1">
           <w:r>
             <w:rPr>
               <w:rStyle w:val="Hyperlink"/>
@@ -6959,7 +6871,7 @@
           <w:sz w:val="24"/>
           <w:u w:val="single"/>
         </w:rPr>
-        <w:hyperlink r:id="rId33" w:history="1">
+        <w:hyperlink r:id="rId32" w:history="1">
           <w:r>
             <w:rPr>
               <w:rStyle w:val="Hyperlink"/>
@@ -6977,7 +6889,7 @@
           <w:sz w:val="24"/>
           <w:u w:val="single"/>
         </w:rPr>
-        <w:hyperlink r:id="rId33" w:history="1">
+        <w:hyperlink r:id="rId32" w:history="1">
           <w:r>
             <w:rPr>
               <w:rStyle w:val="Hyperlink"/>
@@ -7006,7 +6918,7 @@
           <w:sz w:val="24"/>
           <w:u w:val="single"/>
         </w:rPr>
-        <w:hyperlink r:id="rId33" w:history="1">
+        <w:hyperlink r:id="rId32" w:history="1">
           <w:r>
             <w:rPr>
               <w:rStyle w:val="Hyperlink"/>
@@ -7024,7 +6936,7 @@
           <w:sz w:val="24"/>
           <w:u w:val="single"/>
         </w:rPr>
-        <w:hyperlink r:id="rId33" w:history="1">
+        <w:hyperlink r:id="rId32" w:history="1">
           <w:r>
             <w:rPr>
               <w:rStyle w:val="Hyperlink"/>
@@ -7042,7 +6954,7 @@
           <w:sz w:val="24"/>
           <w:u w:val="single"/>
         </w:rPr>
-        <w:hyperlink r:id="rId33" w:history="1">
+        <w:hyperlink r:id="rId32" w:history="1">
           <w:r>
             <w:rPr>
               <w:rStyle w:val="Hyperlink"/>
@@ -7060,7 +6972,7 @@
           <w:sz w:val="24"/>
           <w:u w:val="single"/>
         </w:rPr>
-        <w:hyperlink r:id="rId33" w:history="1">
+        <w:hyperlink r:id="rId32" w:history="1">
           <w:r>
             <w:rPr>
               <w:rStyle w:val="Hyperlink"/>

--- a/EXPORTS/DOCX/published/niveau2/English/ArubaBonaireCuracao.docx
+++ b/EXPORTS/DOCX/published/niveau2/English/ArubaBonaireCuracao.docx
@@ -313,54 +313,7 @@
           <w:color w:val="000000"/>
           <w:sz w:val="24"/>
         </w:rPr>
-        <w:t>occupying</w:t>
-      </w:r>
-      <w:r>
-        <w:rPr>
-          <w:u w:val="single" w:color="0000ff"/>
-          <w:rFonts w:ascii="Charis SIL Regular" w:hAnsi="Charis SIL Regular" w:eastAsia="Charis SIL Regular"/>
-          <w:b w:val="0"/>
-          <w:i w:val="0"/>
-          <w:color w:val="000000"/>
-          <w:sz w:val="24"/>
-        </w:rPr>
-        <w:hyperlink r:id="rId9" w:history="1">
-          <w:r>
-            <w:rPr>
-              <w:rStyle w:val="Hyperlink"/>
-            </w:rPr>
-            <w:t xml:space="preserve"> force</w:t>
-          </w:r>
-        </w:hyperlink>
-      </w:r>
-      <w:r>
-        <w:rPr>
-          <w:u w:val="single" w:color="0000ff"/>
-          <w:rFonts w:ascii="Charis SIL Regular" w:hAnsi="Charis SIL Regular" w:eastAsia="Charis SIL Regular"/>
-          <w:b w:val="0"/>
-          <w:i w:val="0"/>
-          <w:color w:val="000000"/>
-          <w:sz w:val="24"/>
-        </w:rPr>
-        <w:t xml:space="preserve"> </w:t>
-      </w:r>
-      <w:r>
-        <w:rPr>
-          <w:u w:val="single" w:color="0000ff"/>
-          <w:rFonts w:ascii="Charis SIL Regular" w:hAnsi="Charis SIL Regular" w:eastAsia="Charis SIL Regular"/>
-          <w:b w:val="0"/>
-          <w:i w:val="0"/>
-          <w:color w:val="000000"/>
-          <w:sz w:val="24"/>
-        </w:rPr>
-        <w:hyperlink r:id="rId9" w:history="1">
-          <w:r>
-            <w:rPr>
-              <w:rStyle w:val="Hyperlink"/>
-            </w:rPr>
-            <w:t>and d</w:t>
-          </w:r>
-        </w:hyperlink>
+        <w:t>occupying force and d</w:t>
       </w:r>
       <w:r>
         <w:rPr>
@@ -648,7 +601,43 @@
           <w:color w:val="000000"/>
           <w:sz w:val="24"/>
         </w:rPr>
-        <w:t>islands under the authority of the newly founded Kingd</w:t>
+        <w:t>islands under the authority of the newly found</w:t>
+      </w:r>
+      <w:r>
+        <w:rPr>
+          <w:u w:val="single" w:color="0000ff"/>
+          <w:rFonts w:ascii="Charis SIL Regular" w:hAnsi="Charis SIL Regular" w:eastAsia="Charis SIL Regular"/>
+          <w:b w:val="0"/>
+          <w:i w:val="0"/>
+          <w:color w:val="000000"/>
+          <w:sz w:val="24"/>
+        </w:rPr>
+        <w:hyperlink r:id="rId10" w:history="1">
+          <w:r>
+            <w:rPr>
+              <w:rStyle w:val="Hyperlink"/>
+            </w:rPr>
+            <w:t>ed Kin</w:t>
+          </w:r>
+        </w:hyperlink>
+      </w:r>
+      <w:r>
+        <w:rPr>
+          <w:u w:val="single" w:color="0000ff"/>
+          <w:rFonts w:ascii="Charis SIL Regular" w:hAnsi="Charis SIL Regular" w:eastAsia="Charis SIL Regular"/>
+          <w:b w:val="0"/>
+          <w:i w:val="0"/>
+          <w:color w:val="000000"/>
+          <w:sz w:val="24"/>
+        </w:rPr>
+        <w:hyperlink r:id="rId10" w:history="1">
+          <w:r>
+            <w:rPr>
+              <w:rStyle w:val="Hyperlink"/>
+            </w:rPr>
+            <w:t>gd</w:t>
+          </w:r>
+        </w:hyperlink>
       </w:r>
       <w:r>
         <w:rPr>
@@ -1399,7 +1388,7 @@
             <w:rPr>
               <w:rStyle w:val="Hyperlink"/>
             </w:rPr>
-            <w:t>offi</w:t>
+            <w:t>office</w:t>
           </w:r>
         </w:hyperlink>
       </w:r>
@@ -1410,13 +1399,36 @@
           <w:i w:val="0"/>
           <w:color w:val="0000FF"/>
           <w:sz w:val="24"/>
+          <w:u w:val="single"/>
+        </w:rPr>
+        <w:t>rs</w:t>
+      </w:r>
+      <w:r>
+        <w:rPr>
+          <w:rFonts w:ascii="Charis SIL Regular" w:hAnsi="Charis SIL Regular" w:eastAsia="Charis SIL Regular"/>
+          <w:b w:val="0"/>
+          <w:i w:val="0"/>
+          <w:color w:val="0000FF"/>
+          <w:sz w:val="24"/>
+          <w:u w:val="single"/>
+        </w:rPr>
+        <w:t xml:space="preserve"> </w:t>
+      </w:r>
+      <w:r>
+        <w:rPr>
+          <w:rFonts w:ascii="Charis SIL Regular" w:hAnsi="Charis SIL Regular" w:eastAsia="Charis SIL Regular"/>
+          <w:b w:val="0"/>
+          <w:i w:val="0"/>
+          <w:color w:val="0000FF"/>
+          <w:sz w:val="24"/>
+          <w:u w:val="single"/>
         </w:rPr>
         <w:hyperlink r:id="rId14" w:history="1">
           <w:r>
             <w:rPr>
               <w:rStyle w:val="Hyperlink"/>
             </w:rPr>
-            <w:t>ce</w:t>
+            <w:t>a</w:t>
           </w:r>
         </w:hyperlink>
       </w:r>
@@ -1428,36 +1440,7 @@
           <w:color w:val="0000FF"/>
           <w:sz w:val="24"/>
         </w:rPr>
-        <w:t>rs</w:t>
-      </w:r>
-      <w:r>
-        <w:rPr>
-          <w:rFonts w:ascii="Charis SIL Regular" w:hAnsi="Charis SIL Regular" w:eastAsia="Charis SIL Regular"/>
-          <w:b w:val="0"/>
-          <w:i w:val="0"/>
-          <w:color w:val="0000FF"/>
-          <w:sz w:val="24"/>
-          <w:u w:val="single"/>
-        </w:rPr>
-        <w:t xml:space="preserve"> </w:t>
-      </w:r>
-      <w:r>
-        <w:rPr>
-          <w:rFonts w:ascii="Charis SIL Regular" w:hAnsi="Charis SIL Regular" w:eastAsia="Charis SIL Regular"/>
-          <w:b w:val="0"/>
-          <w:i w:val="0"/>
-          <w:color w:val="0000FF"/>
-          <w:sz w:val="24"/>
-          <w:u w:val="single"/>
-        </w:rPr>
-        <w:hyperlink r:id="rId14" w:history="1">
-          <w:r>
-            <w:rPr>
-              <w:rStyle w:val="Hyperlink"/>
-            </w:rPr>
-            <w:t>and</w:t>
-          </w:r>
-        </w:hyperlink>
+        <w:t>nd</w:t>
       </w:r>
       <w:r>
         <w:rPr>
@@ -3184,39 +3167,13 @@
       </w:r>
       <w:r>
         <w:rPr>
-          <w:u w:val="single" w:color="0000ff"/>
-          <w:rFonts w:ascii="Charis SIL Regular" w:hAnsi="Charis SIL Regular" w:eastAsia="Charis SIL Regular"/>
-          <w:b w:val="0"/>
-          <w:i w:val="0"/>
-          <w:color w:val="000000"/>
-          <w:sz w:val="24"/>
-        </w:rPr>
-        <w:hyperlink r:id="rId18" w:history="1">
-          <w:r>
-            <w:rPr>
-              <w:rStyle w:val="Hyperlink"/>
-            </w:rPr>
-            <w:t>and</w:t>
-          </w:r>
-        </w:hyperlink>
-      </w:r>
-      <w:r>
-        <w:rPr>
-          <w:u w:val="single" w:color="0000ff"/>
-          <w:rFonts w:ascii="Charis SIL Regular" w:hAnsi="Charis SIL Regular" w:eastAsia="Charis SIL Regular"/>
-          <w:b w:val="0"/>
-          <w:i w:val="0"/>
-          <w:color w:val="000000"/>
-          <w:sz w:val="24"/>
-        </w:rPr>
-        <w:hyperlink r:id="rId18" w:history="1">
-          <w:r>
-            <w:rPr>
-              <w:rStyle w:val="Hyperlink"/>
-            </w:rPr>
-            <w:t xml:space="preserve"> the </w:t>
-          </w:r>
-        </w:hyperlink>
+          <w:rFonts w:ascii="Charis SIL Regular" w:hAnsi="Charis SIL Regular" w:eastAsia="Charis SIL Regular"/>
+          <w:b w:val="0"/>
+          <w:i w:val="0"/>
+          <w:color w:val="000000"/>
+          <w:sz w:val="24"/>
+        </w:rPr>
+        <w:t xml:space="preserve">and the </w:t>
       </w:r>
       <w:r>
         <w:rPr>
@@ -3738,68 +3695,7 @@
           <w:color w:val="000000"/>
           <w:sz w:val="24"/>
         </w:rPr>
-        <w:hyperlink r:id="rId21" w:history="1">
-          <w:r>
-            <w:rPr>
-              <w:rStyle w:val="Hyperlink"/>
-            </w:rPr>
-            <w:t>other ins</w:t>
-          </w:r>
-        </w:hyperlink>
-      </w:r>
-      <w:r>
-        <w:rPr>
-          <w:u w:val="single" w:color="0000ff"/>
-          <w:rFonts w:ascii="Charis SIL Regular" w:hAnsi="Charis SIL Regular" w:eastAsia="Charis SIL Regular"/>
-          <w:b w:val="0"/>
-          <w:i w:val="0"/>
-          <w:color w:val="000000"/>
-          <w:sz w:val="24"/>
-        </w:rPr>
-        <w:hyperlink r:id="rId21" w:history="1">
-          <w:r>
-            <w:rPr>
-              <w:rStyle w:val="Hyperlink"/>
-            </w:rPr>
-            <w:t>t</w:t>
-          </w:r>
-        </w:hyperlink>
-      </w:r>
-      <w:r>
-        <w:rPr>
-          <w:u w:val="single" w:color="0000ff"/>
-          <w:rFonts w:ascii="Charis SIL Regular" w:hAnsi="Charis SIL Regular" w:eastAsia="Charis SIL Regular"/>
-          <w:b w:val="0"/>
-          <w:i w:val="0"/>
-          <w:color w:val="000000"/>
-          <w:sz w:val="24"/>
-        </w:rPr>
-        <w:hyperlink r:id="rId21" w:history="1">
-          <w:r>
-            <w:rPr>
-              <w:rStyle w:val="Hyperlink"/>
-            </w:rPr>
-            <w:t>itutions i</w:t>
-          </w:r>
-        </w:hyperlink>
-      </w:r>
-      <w:r>
-        <w:rPr>
-          <w:u w:val="single" w:color="0000ff"/>
-          <w:rFonts w:ascii="Charis SIL Regular" w:hAnsi="Charis SIL Regular" w:eastAsia="Charis SIL Regular"/>
-          <w:b w:val="0"/>
-          <w:i w:val="0"/>
-          <w:color w:val="000000"/>
-          <w:sz w:val="24"/>
-        </w:rPr>
-        <w:hyperlink r:id="rId21" w:history="1">
-          <w:r>
-            <w:rPr>
-              <w:rStyle w:val="Hyperlink"/>
-            </w:rPr>
-            <w:t>n t</w:t>
-          </w:r>
-        </w:hyperlink>
+        <w:t>other institutions in t</w:t>
       </w:r>
       <w:r>
         <w:rPr>
@@ -3854,6 +3750,7 @@
           <w:i w:val="0"/>
           <w:color w:val="0000FF"/>
           <w:sz w:val="24"/>
+          <w:u w:val="single"/>
         </w:rPr>
         <w:hyperlink r:id="rId23" w:history="1">
           <w:r>
@@ -3873,7 +3770,7 @@
           <w:sz w:val="24"/>
           <w:u w:val="single"/>
         </w:rPr>
-        <w:hyperlink r:id="rId22" w:history="1">
+        <w:hyperlink r:id="rId23" w:history="1">
           <w:r>
             <w:rPr>
               <w:rStyle w:val="Hyperlink"/>
@@ -4118,36 +4015,25 @@
           <w:sz w:val="24"/>
           <w:u w:val="single"/>
         </w:rPr>
+        <w:t>Museo A</w:t>
+      </w:r>
+      <w:r>
+        <w:rPr>
+          <w:rFonts w:ascii="Charis SIL Regular" w:hAnsi="Charis SIL Regular" w:eastAsia="Charis SIL Regular"/>
+          <w:b w:val="0"/>
+          <w:i w:val="0"/>
+          <w:color w:val="0000FF"/>
+          <w:sz w:val="24"/>
+          <w:u w:val="single"/>
+        </w:rPr>
         <w:hyperlink r:id="rId24" w:history="1">
           <w:r>
             <w:rPr>
               <w:rStyle w:val="Hyperlink"/>
             </w:rPr>
-            <w:t>Museo</w:t>
+            <w:t>rkeologi</w:t>
           </w:r>
         </w:hyperlink>
-      </w:r>
-      <w:r>
-        <w:rPr>
-          <w:rFonts w:ascii="Charis SIL Regular" w:hAnsi="Charis SIL Regular" w:eastAsia="Charis SIL Regular"/>
-          <w:b w:val="0"/>
-          <w:i w:val="0"/>
-          <w:color w:val="0000FF"/>
-          <w:sz w:val="24"/>
-          <w:u w:val="single"/>
-        </w:rPr>
-        <w:t xml:space="preserve"> </w:t>
-      </w:r>
-      <w:r>
-        <w:rPr>
-          <w:rFonts w:ascii="Charis SIL Regular" w:hAnsi="Charis SIL Regular" w:eastAsia="Charis SIL Regular"/>
-          <w:b w:val="0"/>
-          <w:i w:val="0"/>
-          <w:color w:val="0000FF"/>
-          <w:sz w:val="24"/>
-          <w:u w:val="single"/>
-        </w:rPr>
-        <w:t>A</w:t>
       </w:r>
       <w:r>
         <w:rPr>
@@ -4163,7 +4049,7 @@
             <w:rPr>
               <w:rStyle w:val="Hyperlink"/>
             </w:rPr>
-            <w:t>rkeologic</w:t>
+            <w:t>c</w:t>
           </w:r>
         </w:hyperlink>
       </w:r>
@@ -4205,7 +4091,7 @@
           <w:sz w:val="24"/>
           <w:u w:val="single"/>
         </w:rPr>
-        <w:hyperlink r:id="rId24" w:history="1">
+        <w:hyperlink r:id="rId25" w:history="1">
           <w:r>
             <w:rPr>
               <w:rStyle w:val="Hyperlink"/>
@@ -4272,18 +4158,7 @@
           <w:color w:val="000000"/>
           <w:sz w:val="24"/>
         </w:rPr>
-        <w:t xml:space="preserve">•  </w:t>
-      </w:r>
-      <w:r>
-        <w:rPr>
-          <w:u w:val="single" w:color="0000ff"/>
-          <w:rFonts w:ascii="Charis SIL Regular" w:hAnsi="Charis SIL Regular" w:eastAsia="Charis SIL Regular"/>
-          <w:b w:val="0"/>
-          <w:i w:val="0"/>
-          <w:color w:val="000000"/>
-          <w:sz w:val="24"/>
-        </w:rPr>
-        <w:t xml:space="preserve">The research aid </w:t>
+        <w:t xml:space="preserve">•  The research aid </w:t>
       </w:r>
       <w:r>
         <w:rPr>
@@ -4294,7 +4169,7 @@
           <w:sz w:val="24"/>
           <w:u w:val="single"/>
         </w:rPr>
-        <w:hyperlink r:id="rId25" w:history="1">
+        <w:hyperlink r:id="rId13" w:history="1">
           <w:r>
             <w:rPr>
               <w:rStyle w:val="Hyperlink"/>
@@ -4473,14 +4348,7 @@
           <w:color w:val="000000"/>
           <w:sz w:val="24"/>
         </w:rPr>
-        <w:hyperlink r:id="rId13" w:history="1">
-          <w:r>
-            <w:rPr>
-              <w:rStyle w:val="Hyperlink"/>
-            </w:rPr>
-            <w:t xml:space="preserve"> inform</w:t>
-          </w:r>
-        </w:hyperlink>
+        <w:t xml:space="preserve"> inform</w:t>
       </w:r>
       <w:r>
         <w:rPr>
@@ -5006,24 +4874,7 @@
           <w:color w:val="000000"/>
           <w:sz w:val="24"/>
         </w:rPr>
-        <w:t>' b</w:t>
-      </w:r>
-      <w:r>
-        <w:rPr>
-          <w:rFonts w:ascii="Charis SIL Regular" w:hAnsi="Charis SIL Regular" w:eastAsia="Charis SIL Regular"/>
-          <w:b w:val="0"/>
-          <w:i w:val="0"/>
-          <w:color w:val="000000"/>
-          <w:sz w:val="24"/>
-        </w:rPr>
-        <w:hyperlink r:id="rId27" w:history="1">
-          <w:r>
-            <w:rPr>
-              <w:rStyle w:val="Hyperlink"/>
-            </w:rPr>
-            <w:t>y h</w:t>
-          </w:r>
-        </w:hyperlink>
+        <w:t>' by h</w:t>
       </w:r>
       <w:r>
         <w:rPr>
@@ -5507,13 +5358,29 @@
             <w:rPr>
               <w:rStyle w:val="Hyperlink"/>
             </w:rPr>
-            <w:t>eritage fie</w:t>
+            <w:t>eritage fi</w:t>
           </w:r>
         </w:hyperlink>
       </w:r>
       <w:r>
         <w:rPr>
-          <w:u w:val="single" w:color="0000ff"/>
+          <w:rFonts w:ascii="Charis SIL Regular" w:hAnsi="Charis SIL Regular" w:eastAsia="Charis SIL Regular"/>
+          <w:b w:val="0"/>
+          <w:i w:val="0"/>
+          <w:color w:val="000000"/>
+          <w:sz w:val="24"/>
+        </w:rPr>
+        <w:hyperlink r:id="rId28" w:history="1">
+          <w:r>
+            <w:rPr>
+              <w:rStyle w:val="Hyperlink"/>
+            </w:rPr>
+            <w:t>e</w:t>
+          </w:r>
+        </w:hyperlink>
+      </w:r>
+      <w:r>
+        <w:rPr>
           <w:rFonts w:ascii="Charis SIL Regular" w:hAnsi="Charis SIL Regular" w:eastAsia="Charis SIL Regular"/>
           <w:b w:val="0"/>
           <w:i w:val="0"/>
@@ -5608,7 +5475,7 @@
             <w:rPr>
               <w:rStyle w:val="Hyperlink"/>
             </w:rPr>
-            <w:t>98, the f</w:t>
+            <w:t>98, the fo</w:t>
           </w:r>
         </w:hyperlink>
       </w:r>
@@ -5620,7 +5487,7 @@
           <w:color w:val="000000"/>
           <w:sz w:val="24"/>
         </w:rPr>
-        <w:t xml:space="preserve">oundation aims to document, collect and </w:t>
+        <w:t xml:space="preserve">undation aims to document, collect and </w:t>
       </w:r>
       <w:r>
         <w:rPr>
@@ -6475,67 +6342,13 @@
       </w:r>
       <w:r>
         <w:rPr>
-          <w:u w:val="single" w:color="0000ff"/>
-          <w:rFonts w:ascii="Charis SIL Regular" w:hAnsi="Charis SIL Regular" w:eastAsia="Charis SIL Regular"/>
-          <w:b w:val="0"/>
-          <w:i w:val="0"/>
-          <w:color w:val="000000"/>
-          <w:sz w:val="24"/>
-        </w:rPr>
-        <w:hyperlink r:id="rId13" w:history="1">
-          <w:r>
-            <w:rPr>
-              <w:rStyle w:val="Hyperlink"/>
-            </w:rPr>
-            <w:t>h</w:t>
-          </w:r>
-        </w:hyperlink>
-      </w:r>
-      <w:r>
-        <w:rPr>
-          <w:u w:val="single" w:color="0000ff"/>
-          <w:rFonts w:ascii="Charis SIL Regular" w:hAnsi="Charis SIL Regular" w:eastAsia="Charis SIL Regular"/>
-          <w:b w:val="0"/>
-          <w:i w:val="0"/>
-          <w:color w:val="000000"/>
-          <w:sz w:val="24"/>
-        </w:rPr>
-        <w:hyperlink r:id="rId13" w:history="1">
-          <w:r>
-            <w:rPr>
-              <w:rStyle w:val="Hyperlink"/>
-            </w:rPr>
-            <w:t>i</w:t>
-          </w:r>
-        </w:hyperlink>
-      </w:r>
-      <w:r>
-        <w:rPr>
-          <w:u w:val="single" w:color="0000ff"/>
-          <w:rFonts w:ascii="Charis SIL Regular" w:hAnsi="Charis SIL Regular" w:eastAsia="Charis SIL Regular"/>
-          <w:b w:val="0"/>
-          <w:i w:val="0"/>
-          <w:color w:val="000000"/>
-          <w:sz w:val="24"/>
-        </w:rPr>
-        <w:hyperlink r:id="rId13" w:history="1">
-          <w:r>
-            <w:rPr>
-              <w:rStyle w:val="Hyperlink"/>
-            </w:rPr>
-            <w:t xml:space="preserve">story of </w:t>
-          </w:r>
-        </w:hyperlink>
-      </w:r>
-      <w:r>
-        <w:rPr>
-          <w:rFonts w:ascii="Charis SIL Regular" w:hAnsi="Charis SIL Regular" w:eastAsia="Charis SIL Regular"/>
-          <w:b w:val="0"/>
-          <w:i w:val="0"/>
-          <w:color w:val="000000"/>
-          <w:sz w:val="24"/>
-        </w:rPr>
-        <w:t xml:space="preserve">Curaçao. The research aids </w:t>
+          <w:rFonts w:ascii="Charis SIL Regular" w:hAnsi="Charis SIL Regular" w:eastAsia="Charis SIL Regular"/>
+          <w:b w:val="0"/>
+          <w:i w:val="0"/>
+          <w:color w:val="000000"/>
+          <w:sz w:val="24"/>
+        </w:rPr>
+        <w:t xml:space="preserve">history of Curaçao. The research aids </w:t>
       </w:r>
       <w:r>
         <w:rPr>

--- a/EXPORTS/DOCX/published/niveau2/English/ArubaBonaireCuracao.docx
+++ b/EXPORTS/DOCX/published/niveau2/English/ArubaBonaireCuracao.docx
@@ -313,7 +313,54 @@
           <w:color w:val="000000"/>
           <w:sz w:val="24"/>
         </w:rPr>
-        <w:t>occupying force and d</w:t>
+        <w:t>occupying</w:t>
+      </w:r>
+      <w:r>
+        <w:rPr>
+          <w:u w:val="single" w:color="0000ff"/>
+          <w:rFonts w:ascii="Charis SIL Regular" w:hAnsi="Charis SIL Regular" w:eastAsia="Charis SIL Regular"/>
+          <w:b w:val="0"/>
+          <w:i w:val="0"/>
+          <w:color w:val="000000"/>
+          <w:sz w:val="24"/>
+        </w:rPr>
+        <w:hyperlink r:id="rId9" w:history="1">
+          <w:r>
+            <w:rPr>
+              <w:rStyle w:val="Hyperlink"/>
+            </w:rPr>
+            <w:t xml:space="preserve"> force</w:t>
+          </w:r>
+        </w:hyperlink>
+      </w:r>
+      <w:r>
+        <w:rPr>
+          <w:u w:val="single" w:color="0000ff"/>
+          <w:rFonts w:ascii="Charis SIL Regular" w:hAnsi="Charis SIL Regular" w:eastAsia="Charis SIL Regular"/>
+          <w:b w:val="0"/>
+          <w:i w:val="0"/>
+          <w:color w:val="000000"/>
+          <w:sz w:val="24"/>
+        </w:rPr>
+        <w:t xml:space="preserve"> </w:t>
+      </w:r>
+      <w:r>
+        <w:rPr>
+          <w:u w:val="single" w:color="0000ff"/>
+          <w:rFonts w:ascii="Charis SIL Regular" w:hAnsi="Charis SIL Regular" w:eastAsia="Charis SIL Regular"/>
+          <w:b w:val="0"/>
+          <w:i w:val="0"/>
+          <w:color w:val="000000"/>
+          <w:sz w:val="24"/>
+        </w:rPr>
+        <w:hyperlink r:id="rId9" w:history="1">
+          <w:r>
+            <w:rPr>
+              <w:rStyle w:val="Hyperlink"/>
+            </w:rPr>
+            <w:t>and d</w:t>
+          </w:r>
+        </w:hyperlink>
       </w:r>
       <w:r>
         <w:rPr>
@@ -1388,7 +1435,7 @@
             <w:rPr>
               <w:rStyle w:val="Hyperlink"/>
             </w:rPr>
-            <w:t>office</w:t>
+            <w:t>offi</w:t>
           </w:r>
         </w:hyperlink>
       </w:r>
@@ -1399,36 +1446,13 @@
           <w:i w:val="0"/>
           <w:color w:val="0000FF"/>
           <w:sz w:val="24"/>
-          <w:u w:val="single"/>
-        </w:rPr>
-        <w:t>rs</w:t>
-      </w:r>
-      <w:r>
-        <w:rPr>
-          <w:rFonts w:ascii="Charis SIL Regular" w:hAnsi="Charis SIL Regular" w:eastAsia="Charis SIL Regular"/>
-          <w:b w:val="0"/>
-          <w:i w:val="0"/>
-          <w:color w:val="0000FF"/>
-          <w:sz w:val="24"/>
-          <w:u w:val="single"/>
-        </w:rPr>
-        <w:t xml:space="preserve"> </w:t>
-      </w:r>
-      <w:r>
-        <w:rPr>
-          <w:rFonts w:ascii="Charis SIL Regular" w:hAnsi="Charis SIL Regular" w:eastAsia="Charis SIL Regular"/>
-          <w:b w:val="0"/>
-          <w:i w:val="0"/>
-          <w:color w:val="0000FF"/>
-          <w:sz w:val="24"/>
-          <w:u w:val="single"/>
         </w:rPr>
         <w:hyperlink r:id="rId14" w:history="1">
           <w:r>
             <w:rPr>
               <w:rStyle w:val="Hyperlink"/>
             </w:rPr>
-            <w:t>a</w:t>
+            <w:t>ce</w:t>
           </w:r>
         </w:hyperlink>
       </w:r>
@@ -1440,7 +1464,36 @@
           <w:color w:val="0000FF"/>
           <w:sz w:val="24"/>
         </w:rPr>
-        <w:t>nd</w:t>
+        <w:t>rs</w:t>
+      </w:r>
+      <w:r>
+        <w:rPr>
+          <w:rFonts w:ascii="Charis SIL Regular" w:hAnsi="Charis SIL Regular" w:eastAsia="Charis SIL Regular"/>
+          <w:b w:val="0"/>
+          <w:i w:val="0"/>
+          <w:color w:val="0000FF"/>
+          <w:sz w:val="24"/>
+          <w:u w:val="single"/>
+        </w:rPr>
+        <w:t xml:space="preserve"> </w:t>
+      </w:r>
+      <w:r>
+        <w:rPr>
+          <w:rFonts w:ascii="Charis SIL Regular" w:hAnsi="Charis SIL Regular" w:eastAsia="Charis SIL Regular"/>
+          <w:b w:val="0"/>
+          <w:i w:val="0"/>
+          <w:color w:val="0000FF"/>
+          <w:sz w:val="24"/>
+          <w:u w:val="single"/>
+        </w:rPr>
+        <w:hyperlink r:id="rId14" w:history="1">
+          <w:r>
+            <w:rPr>
+              <w:rStyle w:val="Hyperlink"/>
+            </w:rPr>
+            <w:t>and</w:t>
+          </w:r>
+        </w:hyperlink>
       </w:r>
       <w:r>
         <w:rPr>
@@ -3167,13 +3220,39 @@
       </w:r>
       <w:r>
         <w:rPr>
-          <w:rFonts w:ascii="Charis SIL Regular" w:hAnsi="Charis SIL Regular" w:eastAsia="Charis SIL Regular"/>
-          <w:b w:val="0"/>
-          <w:i w:val="0"/>
-          <w:color w:val="000000"/>
-          <w:sz w:val="24"/>
-        </w:rPr>
-        <w:t xml:space="preserve">and the </w:t>
+          <w:u w:val="single" w:color="0000ff"/>
+          <w:rFonts w:ascii="Charis SIL Regular" w:hAnsi="Charis SIL Regular" w:eastAsia="Charis SIL Regular"/>
+          <w:b w:val="0"/>
+          <w:i w:val="0"/>
+          <w:color w:val="000000"/>
+          <w:sz w:val="24"/>
+        </w:rPr>
+        <w:hyperlink r:id="rId18" w:history="1">
+          <w:r>
+            <w:rPr>
+              <w:rStyle w:val="Hyperlink"/>
+            </w:rPr>
+            <w:t>and</w:t>
+          </w:r>
+        </w:hyperlink>
+      </w:r>
+      <w:r>
+        <w:rPr>
+          <w:u w:val="single" w:color="0000ff"/>
+          <w:rFonts w:ascii="Charis SIL Regular" w:hAnsi="Charis SIL Regular" w:eastAsia="Charis SIL Regular"/>
+          <w:b w:val="0"/>
+          <w:i w:val="0"/>
+          <w:color w:val="000000"/>
+          <w:sz w:val="24"/>
+        </w:rPr>
+        <w:hyperlink r:id="rId18" w:history="1">
+          <w:r>
+            <w:rPr>
+              <w:rStyle w:val="Hyperlink"/>
+            </w:rPr>
+            <w:t xml:space="preserve"> the </w:t>
+          </w:r>
+        </w:hyperlink>
       </w:r>
       <w:r>
         <w:rPr>
@@ -3695,7 +3774,68 @@
           <w:color w:val="000000"/>
           <w:sz w:val="24"/>
         </w:rPr>
-        <w:t>other institutions in t</w:t>
+        <w:hyperlink r:id="rId21" w:history="1">
+          <w:r>
+            <w:rPr>
+              <w:rStyle w:val="Hyperlink"/>
+            </w:rPr>
+            <w:t>other ins</w:t>
+          </w:r>
+        </w:hyperlink>
+      </w:r>
+      <w:r>
+        <w:rPr>
+          <w:u w:val="single" w:color="0000ff"/>
+          <w:rFonts w:ascii="Charis SIL Regular" w:hAnsi="Charis SIL Regular" w:eastAsia="Charis SIL Regular"/>
+          <w:b w:val="0"/>
+          <w:i w:val="0"/>
+          <w:color w:val="000000"/>
+          <w:sz w:val="24"/>
+        </w:rPr>
+        <w:hyperlink r:id="rId21" w:history="1">
+          <w:r>
+            <w:rPr>
+              <w:rStyle w:val="Hyperlink"/>
+            </w:rPr>
+            <w:t>t</w:t>
+          </w:r>
+        </w:hyperlink>
+      </w:r>
+      <w:r>
+        <w:rPr>
+          <w:u w:val="single" w:color="0000ff"/>
+          <w:rFonts w:ascii="Charis SIL Regular" w:hAnsi="Charis SIL Regular" w:eastAsia="Charis SIL Regular"/>
+          <w:b w:val="0"/>
+          <w:i w:val="0"/>
+          <w:color w:val="000000"/>
+          <w:sz w:val="24"/>
+        </w:rPr>
+        <w:hyperlink r:id="rId21" w:history="1">
+          <w:r>
+            <w:rPr>
+              <w:rStyle w:val="Hyperlink"/>
+            </w:rPr>
+            <w:t>itutions i</w:t>
+          </w:r>
+        </w:hyperlink>
+      </w:r>
+      <w:r>
+        <w:rPr>
+          <w:u w:val="single" w:color="0000ff"/>
+          <w:rFonts w:ascii="Charis SIL Regular" w:hAnsi="Charis SIL Regular" w:eastAsia="Charis SIL Regular"/>
+          <w:b w:val="0"/>
+          <w:i w:val="0"/>
+          <w:color w:val="000000"/>
+          <w:sz w:val="24"/>
+        </w:rPr>
+        <w:hyperlink r:id="rId21" w:history="1">
+          <w:r>
+            <w:rPr>
+              <w:rStyle w:val="Hyperlink"/>
+            </w:rPr>
+            <w:t>n t</w:t>
+          </w:r>
+        </w:hyperlink>
       </w:r>
       <w:r>
         <w:rPr>
@@ -3750,7 +3890,6 @@
           <w:i w:val="0"/>
           <w:color w:val="0000FF"/>
           <w:sz w:val="24"/>
-          <w:u w:val="single"/>
         </w:rPr>
         <w:hyperlink r:id="rId23" w:history="1">
           <w:r>
@@ -3770,7 +3909,7 @@
           <w:sz w:val="24"/>
           <w:u w:val="single"/>
         </w:rPr>
-        <w:hyperlink r:id="rId23" w:history="1">
+        <w:hyperlink r:id="rId22" w:history="1">
           <w:r>
             <w:rPr>
               <w:rStyle w:val="Hyperlink"/>
@@ -4015,25 +4154,35 @@
           <w:sz w:val="24"/>
           <w:u w:val="single"/>
         </w:rPr>
-        <w:t>Museo A</w:t>
-      </w:r>
-      <w:r>
-        <w:rPr>
-          <w:rFonts w:ascii="Charis SIL Regular" w:hAnsi="Charis SIL Regular" w:eastAsia="Charis SIL Regular"/>
-          <w:b w:val="0"/>
-          <w:i w:val="0"/>
-          <w:color w:val="0000FF"/>
-          <w:sz w:val="24"/>
-          <w:u w:val="single"/>
-        </w:rPr>
         <w:hyperlink r:id="rId24" w:history="1">
           <w:r>
             <w:rPr>
               <w:rStyle w:val="Hyperlink"/>
             </w:rPr>
-            <w:t>rkeologi</w:t>
+            <w:t>Museo</w:t>
           </w:r>
         </w:hyperlink>
+      </w:r>
+      <w:r>
+        <w:rPr>
+          <w:rFonts w:ascii="Charis SIL Regular" w:hAnsi="Charis SIL Regular" w:eastAsia="Charis SIL Regular"/>
+          <w:b w:val="0"/>
+          <w:i w:val="0"/>
+          <w:color w:val="0000FF"/>
+          <w:sz w:val="24"/>
+          <w:u w:val="single"/>
+        </w:rPr>
+        <w:t xml:space="preserve"> </w:t>
+      </w:r>
+      <w:r>
+        <w:rPr>
+          <w:rFonts w:ascii="Charis SIL Regular" w:hAnsi="Charis SIL Regular" w:eastAsia="Charis SIL Regular"/>
+          <w:b w:val="0"/>
+          <w:i w:val="0"/>
+          <w:color w:val="0000FF"/>
+          <w:sz w:val="24"/>
+        </w:rPr>
+        <w:t>A</w:t>
       </w:r>
       <w:r>
         <w:rPr>
@@ -4049,7 +4198,7 @@
             <w:rPr>
               <w:rStyle w:val="Hyperlink"/>
             </w:rPr>
-            <w:t>c</w:t>
+            <w:t>rkeologic</w:t>
           </w:r>
         </w:hyperlink>
       </w:r>
@@ -4091,7 +4240,7 @@
           <w:sz w:val="24"/>
           <w:u w:val="single"/>
         </w:rPr>
-        <w:hyperlink r:id="rId25" w:history="1">
+        <w:hyperlink r:id="rId24" w:history="1">
           <w:r>
             <w:rPr>
               <w:rStyle w:val="Hyperlink"/>
@@ -4158,7 +4307,61 @@
           <w:color w:val="000000"/>
           <w:sz w:val="24"/>
         </w:rPr>
-        <w:t xml:space="preserve">•  The research aid </w:t>
+        <w:t xml:space="preserve">•  </w:t>
+      </w:r>
+      <w:r>
+        <w:rPr>
+          <w:u w:val="single" w:color="0000ff"/>
+          <w:rFonts w:ascii="Charis SIL Regular" w:hAnsi="Charis SIL Regular" w:eastAsia="Charis SIL Regular"/>
+          <w:b w:val="0"/>
+          <w:i w:val="0"/>
+          <w:color w:val="000000"/>
+          <w:sz w:val="24"/>
+        </w:rPr>
+        <w:hyperlink r:id="rId25" w:history="1">
+          <w:r>
+            <w:rPr>
+              <w:rStyle w:val="Hyperlink"/>
+            </w:rPr>
+            <w:t>The re</w:t>
+          </w:r>
+        </w:hyperlink>
+      </w:r>
+      <w:r>
+        <w:rPr>
+          <w:u w:val="single" w:color="0000ff"/>
+          <w:rFonts w:ascii="Charis SIL Regular" w:hAnsi="Charis SIL Regular" w:eastAsia="Charis SIL Regular"/>
+          <w:b w:val="0"/>
+          <w:i w:val="0"/>
+          <w:color w:val="000000"/>
+          <w:sz w:val="24"/>
+        </w:rPr>
+        <w:hyperlink r:id="rId25" w:history="1">
+          <w:r>
+            <w:rPr>
+              <w:rStyle w:val="Hyperlink"/>
+            </w:rPr>
+            <w:t>s</w:t>
+          </w:r>
+        </w:hyperlink>
+      </w:r>
+      <w:r>
+        <w:rPr>
+          <w:u w:val="single" w:color="0000ff"/>
+          <w:rFonts w:ascii="Charis SIL Regular" w:hAnsi="Charis SIL Regular" w:eastAsia="Charis SIL Regular"/>
+          <w:b w:val="0"/>
+          <w:i w:val="0"/>
+          <w:color w:val="000000"/>
+          <w:sz w:val="24"/>
+        </w:rPr>
+        <w:hyperlink r:id="rId25" w:history="1">
+          <w:r>
+            <w:rPr>
+              <w:rStyle w:val="Hyperlink"/>
+            </w:rPr>
+            <w:t xml:space="preserve">earch aid </w:t>
+          </w:r>
+        </w:hyperlink>
       </w:r>
       <w:r>
         <w:rPr>
@@ -4169,7 +4372,7 @@
           <w:sz w:val="24"/>
           <w:u w:val="single"/>
         </w:rPr>
-        <w:hyperlink r:id="rId13" w:history="1">
+        <w:hyperlink r:id="rId25" w:history="1">
           <w:r>
             <w:rPr>
               <w:rStyle w:val="Hyperlink"/>
@@ -4348,7 +4551,14 @@
           <w:color w:val="000000"/>
           <w:sz w:val="24"/>
         </w:rPr>
-        <w:t xml:space="preserve"> inform</w:t>
+        <w:hyperlink r:id="rId13" w:history="1">
+          <w:r>
+            <w:rPr>
+              <w:rStyle w:val="Hyperlink"/>
+            </w:rPr>
+            <w:t xml:space="preserve"> inform</w:t>
+          </w:r>
+        </w:hyperlink>
       </w:r>
       <w:r>
         <w:rPr>
@@ -4874,7 +5084,24 @@
           <w:color w:val="000000"/>
           <w:sz w:val="24"/>
         </w:rPr>
-        <w:t>' by h</w:t>
+        <w:t>' b</w:t>
+      </w:r>
+      <w:r>
+        <w:rPr>
+          <w:rFonts w:ascii="Charis SIL Regular" w:hAnsi="Charis SIL Regular" w:eastAsia="Charis SIL Regular"/>
+          <w:b w:val="0"/>
+          <w:i w:val="0"/>
+          <w:color w:val="000000"/>
+          <w:sz w:val="24"/>
+        </w:rPr>
+        <w:hyperlink r:id="rId27" w:history="1">
+          <w:r>
+            <w:rPr>
+              <w:rStyle w:val="Hyperlink"/>
+            </w:rPr>
+            <w:t>y h</w:t>
+          </w:r>
+        </w:hyperlink>
       </w:r>
       <w:r>
         <w:rPr>
@@ -5358,29 +5585,13 @@
             <w:rPr>
               <w:rStyle w:val="Hyperlink"/>
             </w:rPr>
-            <w:t>eritage fi</w:t>
+            <w:t>eritage fie</w:t>
           </w:r>
         </w:hyperlink>
       </w:r>
       <w:r>
         <w:rPr>
-          <w:rFonts w:ascii="Charis SIL Regular" w:hAnsi="Charis SIL Regular" w:eastAsia="Charis SIL Regular"/>
-          <w:b w:val="0"/>
-          <w:i w:val="0"/>
-          <w:color w:val="000000"/>
-          <w:sz w:val="24"/>
-        </w:rPr>
-        <w:hyperlink r:id="rId28" w:history="1">
-          <w:r>
-            <w:rPr>
-              <w:rStyle w:val="Hyperlink"/>
-            </w:rPr>
-            <w:t>e</w:t>
-          </w:r>
-        </w:hyperlink>
-      </w:r>
-      <w:r>
-        <w:rPr>
+          <w:u w:val="single" w:color="0000ff"/>
           <w:rFonts w:ascii="Charis SIL Regular" w:hAnsi="Charis SIL Regular" w:eastAsia="Charis SIL Regular"/>
           <w:b w:val="0"/>
           <w:i w:val="0"/>
@@ -5421,9 +5632,19 @@
             <w:rPr>
               <w:rStyle w:val="Hyperlink"/>
             </w:rPr>
-            <w:t>. Establis</w:t>
+            <w:t>. Establi</w:t>
           </w:r>
         </w:hyperlink>
+      </w:r>
+      <w:r>
+        <w:rPr>
+          <w:rFonts w:ascii="Charis SIL Regular" w:hAnsi="Charis SIL Regular" w:eastAsia="Charis SIL Regular"/>
+          <w:b w:val="0"/>
+          <w:i w:val="0"/>
+          <w:color w:val="000000"/>
+          <w:sz w:val="24"/>
+        </w:rPr>
+        <w:t>s</w:t>
       </w:r>
       <w:r>
         <w:rPr>
@@ -6342,13 +6563,67 @@
       </w:r>
       <w:r>
         <w:rPr>
-          <w:rFonts w:ascii="Charis SIL Regular" w:hAnsi="Charis SIL Regular" w:eastAsia="Charis SIL Regular"/>
-          <w:b w:val="0"/>
-          <w:i w:val="0"/>
-          <w:color w:val="000000"/>
-          <w:sz w:val="24"/>
-        </w:rPr>
-        <w:t xml:space="preserve">history of Curaçao. The research aids </w:t>
+          <w:u w:val="single" w:color="0000ff"/>
+          <w:rFonts w:ascii="Charis SIL Regular" w:hAnsi="Charis SIL Regular" w:eastAsia="Charis SIL Regular"/>
+          <w:b w:val="0"/>
+          <w:i w:val="0"/>
+          <w:color w:val="000000"/>
+          <w:sz w:val="24"/>
+        </w:rPr>
+        <w:hyperlink r:id="rId13" w:history="1">
+          <w:r>
+            <w:rPr>
+              <w:rStyle w:val="Hyperlink"/>
+            </w:rPr>
+            <w:t>h</w:t>
+          </w:r>
+        </w:hyperlink>
+      </w:r>
+      <w:r>
+        <w:rPr>
+          <w:u w:val="single" w:color="0000ff"/>
+          <w:rFonts w:ascii="Charis SIL Regular" w:hAnsi="Charis SIL Regular" w:eastAsia="Charis SIL Regular"/>
+          <w:b w:val="0"/>
+          <w:i w:val="0"/>
+          <w:color w:val="000000"/>
+          <w:sz w:val="24"/>
+        </w:rPr>
+        <w:hyperlink r:id="rId13" w:history="1">
+          <w:r>
+            <w:rPr>
+              <w:rStyle w:val="Hyperlink"/>
+            </w:rPr>
+            <w:t>i</w:t>
+          </w:r>
+        </w:hyperlink>
+      </w:r>
+      <w:r>
+        <w:rPr>
+          <w:u w:val="single" w:color="0000ff"/>
+          <w:rFonts w:ascii="Charis SIL Regular" w:hAnsi="Charis SIL Regular" w:eastAsia="Charis SIL Regular"/>
+          <w:b w:val="0"/>
+          <w:i w:val="0"/>
+          <w:color w:val="000000"/>
+          <w:sz w:val="24"/>
+        </w:rPr>
+        <w:hyperlink r:id="rId13" w:history="1">
+          <w:r>
+            <w:rPr>
+              <w:rStyle w:val="Hyperlink"/>
+            </w:rPr>
+            <w:t xml:space="preserve">story of </w:t>
+          </w:r>
+        </w:hyperlink>
+      </w:r>
+      <w:r>
+        <w:rPr>
+          <w:rFonts w:ascii="Charis SIL Regular" w:hAnsi="Charis SIL Regular" w:eastAsia="Charis SIL Regular"/>
+          <w:b w:val="0"/>
+          <w:i w:val="0"/>
+          <w:color w:val="000000"/>
+          <w:sz w:val="24"/>
+        </w:rPr>
+        <w:t xml:space="preserve">Curaçao. The research aids </w:t>
       </w:r>
       <w:r>
         <w:rPr>
@@ -6666,7 +6941,7 @@
           <w:sz w:val="24"/>
           <w:u w:val="single"/>
         </w:rPr>
-        <w:hyperlink r:id="rId32" w:history="1">
+        <w:hyperlink r:id="rId33" w:history="1">
           <w:r>
             <w:rPr>
               <w:rStyle w:val="Hyperlink"/>
@@ -6684,7 +6959,7 @@
           <w:sz w:val="24"/>
           <w:u w:val="single"/>
         </w:rPr>
-        <w:hyperlink r:id="rId32" w:history="1">
+        <w:hyperlink r:id="rId33" w:history="1">
           <w:r>
             <w:rPr>
               <w:rStyle w:val="Hyperlink"/>
@@ -6702,7 +6977,7 @@
           <w:sz w:val="24"/>
           <w:u w:val="single"/>
         </w:rPr>
-        <w:hyperlink r:id="rId32" w:history="1">
+        <w:hyperlink r:id="rId33" w:history="1">
           <w:r>
             <w:rPr>
               <w:rStyle w:val="Hyperlink"/>
@@ -6731,7 +7006,7 @@
           <w:sz w:val="24"/>
           <w:u w:val="single"/>
         </w:rPr>
-        <w:hyperlink r:id="rId32" w:history="1">
+        <w:hyperlink r:id="rId33" w:history="1">
           <w:r>
             <w:rPr>
               <w:rStyle w:val="Hyperlink"/>
@@ -6749,7 +7024,7 @@
           <w:sz w:val="24"/>
           <w:u w:val="single"/>
         </w:rPr>
-        <w:hyperlink r:id="rId32" w:history="1">
+        <w:hyperlink r:id="rId33" w:history="1">
           <w:r>
             <w:rPr>
               <w:rStyle w:val="Hyperlink"/>
@@ -6767,7 +7042,7 @@
           <w:sz w:val="24"/>
           <w:u w:val="single"/>
         </w:rPr>
-        <w:hyperlink r:id="rId32" w:history="1">
+        <w:hyperlink r:id="rId33" w:history="1">
           <w:r>
             <w:rPr>
               <w:rStyle w:val="Hyperlink"/>
@@ -6785,7 +7060,7 @@
           <w:sz w:val="24"/>
           <w:u w:val="single"/>
         </w:rPr>
-        <w:hyperlink r:id="rId32" w:history="1">
+        <w:hyperlink r:id="rId33" w:history="1">
           <w:r>
             <w:rPr>
               <w:rStyle w:val="Hyperlink"/>

--- a/EXPORTS/DOCX/published/niveau2/English/ArubaBonaireCuracao.docx
+++ b/EXPORTS/DOCX/published/niveau2/English/ArubaBonaireCuracao.docx
@@ -648,25 +648,7 @@
           <w:color w:val="000000"/>
           <w:sz w:val="24"/>
         </w:rPr>
-        <w:t>islands under the authority of the newly found</w:t>
-      </w:r>
-      <w:r>
-        <w:rPr>
-          <w:u w:val="single" w:color="0000ff"/>
-          <w:rFonts w:ascii="Charis SIL Regular" w:hAnsi="Charis SIL Regular" w:eastAsia="Charis SIL Regular"/>
-          <w:b w:val="0"/>
-          <w:i w:val="0"/>
-          <w:color w:val="000000"/>
-          <w:sz w:val="24"/>
-        </w:rPr>
-        <w:hyperlink r:id="rId10" w:history="1">
-          <w:r>
-            <w:rPr>
-              <w:rStyle w:val="Hyperlink"/>
-            </w:rPr>
-            <w:t>ed Kin</w:t>
-          </w:r>
-        </w:hyperlink>
+        <w:t>islands under the authority of the newly founded Kin</w:t>
       </w:r>
       <w:r>
         <w:rPr>
@@ -2305,104 +2287,7 @@
           <w:color w:val="000000"/>
           <w:sz w:val="24"/>
         </w:rPr>
-        <w:hyperlink r:id="rId15" w:history="1">
-          <w:r>
-            <w:rPr>
-              <w:rStyle w:val="Hyperlink"/>
-            </w:rPr>
-            <w:t>utc</w:t>
-          </w:r>
-        </w:hyperlink>
-      </w:r>
-      <w:r>
-        <w:rPr>
-          <w:u w:val="single" w:color="0000ff"/>
-          <w:rFonts w:ascii="Charis SIL Regular" w:hAnsi="Charis SIL Regular" w:eastAsia="Charis SIL Regular"/>
-          <w:b w:val="0"/>
-          <w:i w:val="0"/>
-          <w:color w:val="000000"/>
-          <w:sz w:val="24"/>
-        </w:rPr>
-        <w:hyperlink r:id="rId15" w:history="1">
-          <w:r>
-            <w:rPr>
-              <w:rStyle w:val="Hyperlink"/>
-            </w:rPr>
-            <w:t>h</w:t>
-          </w:r>
-        </w:hyperlink>
-      </w:r>
-      <w:r>
-        <w:rPr>
-          <w:u w:val="single" w:color="0000ff"/>
-          <w:rFonts w:ascii="Charis SIL Regular" w:hAnsi="Charis SIL Regular" w:eastAsia="Charis SIL Regular"/>
-          <w:b w:val="0"/>
-          <w:i w:val="0"/>
-          <w:color w:val="000000"/>
-          <w:sz w:val="24"/>
-        </w:rPr>
-        <w:hyperlink r:id="rId15" w:history="1">
-          <w:r>
-            <w:rPr>
-              <w:rStyle w:val="Hyperlink"/>
-            </w:rPr>
-            <w:t xml:space="preserve"> colo</w:t>
-          </w:r>
-        </w:hyperlink>
-      </w:r>
-      <w:r>
-        <w:rPr>
-          <w:u w:val="single" w:color="0000ff"/>
-          <w:rFonts w:ascii="Charis SIL Regular" w:hAnsi="Charis SIL Regular" w:eastAsia="Charis SIL Regular"/>
-          <w:b w:val="0"/>
-          <w:i w:val="0"/>
-          <w:color w:val="000000"/>
-          <w:sz w:val="24"/>
-        </w:rPr>
-        <w:hyperlink r:id="rId15" w:history="1">
-          <w:r>
-            <w:rPr>
-              <w:rStyle w:val="Hyperlink"/>
-            </w:rPr>
-            <w:t>nial civ</w:t>
-          </w:r>
-        </w:hyperlink>
-      </w:r>
-      <w:r>
-        <w:rPr>
-          <w:u w:val="single" w:color="0000ff"/>
-          <w:rFonts w:ascii="Charis SIL Regular" w:hAnsi="Charis SIL Regular" w:eastAsia="Charis SIL Regular"/>
-          <w:b w:val="0"/>
-          <w:i w:val="0"/>
-          <w:color w:val="000000"/>
-          <w:sz w:val="24"/>
-        </w:rPr>
-        <w:hyperlink r:id="rId15" w:history="1">
-          <w:r>
-            <w:rPr>
-              <w:rStyle w:val="Hyperlink"/>
-            </w:rPr>
-            <w:t>il servants</w:t>
-          </w:r>
-        </w:hyperlink>
-      </w:r>
-      <w:r>
-        <w:rPr>
-          <w:u w:val="single" w:color="0000ff"/>
-          <w:rFonts w:ascii="Charis SIL Regular" w:hAnsi="Charis SIL Regular" w:eastAsia="Charis SIL Regular"/>
-          <w:b w:val="0"/>
-          <w:i w:val="0"/>
-          <w:color w:val="000000"/>
-          <w:sz w:val="24"/>
-        </w:rPr>
-        <w:hyperlink r:id="rId15" w:history="1">
-          <w:r>
-            <w:rPr>
-              <w:rStyle w:val="Hyperlink"/>
-            </w:rPr>
-            <w:t xml:space="preserve"> in S</w:t>
-          </w:r>
-        </w:hyperlink>
+        <w:t>utch colonial civil servants in S</w:t>
       </w:r>
       <w:r>
         <w:rPr>
@@ -2836,79 +2721,7 @@
           <w:color w:val="000000"/>
           <w:sz w:val="24"/>
         </w:rPr>
-        <w:t>’</w:t>
-      </w:r>
-      <w:r>
-        <w:rPr>
-          <w:u w:val="single" w:color="0000ff"/>
-          <w:rFonts w:ascii="Charis SIL Regular" w:hAnsi="Charis SIL Regular" w:eastAsia="Charis SIL Regular"/>
-          <w:b w:val="0"/>
-          <w:i w:val="0"/>
-          <w:color w:val="000000"/>
-          <w:sz w:val="24"/>
-        </w:rPr>
-        <w:hyperlink r:id="rId16" w:history="1">
-          <w:r>
-            <w:rPr>
-              <w:rStyle w:val="Hyperlink"/>
-            </w:rPr>
-            <w:t>s Cari</w:t>
-          </w:r>
-        </w:hyperlink>
-      </w:r>
-      <w:r>
-        <w:rPr>
-          <w:u w:val="single" w:color="0000ff"/>
-          <w:rFonts w:ascii="Charis SIL Regular" w:hAnsi="Charis SIL Regular" w:eastAsia="Charis SIL Regular"/>
-          <w:b w:val="0"/>
-          <w:i w:val="0"/>
-          <w:color w:val="000000"/>
-          <w:sz w:val="24"/>
-        </w:rPr>
-        <w:hyperlink r:id="rId16" w:history="1">
-          <w:r>
-            <w:rPr>
-              <w:rStyle w:val="Hyperlink"/>
-            </w:rPr>
-            <w:t>b</w:t>
-          </w:r>
-        </w:hyperlink>
-      </w:r>
-      <w:r>
-        <w:rPr>
-          <w:u w:val="single" w:color="0000ff"/>
-          <w:rFonts w:ascii="Charis SIL Regular" w:hAnsi="Charis SIL Regular" w:eastAsia="Charis SIL Regular"/>
-          <w:b w:val="0"/>
-          <w:i w:val="0"/>
-          <w:color w:val="000000"/>
-          <w:sz w:val="24"/>
-        </w:rPr>
-        <w:hyperlink r:id="rId16" w:history="1">
-          <w:r>
-            <w:rPr>
-              <w:rStyle w:val="Hyperlink"/>
-            </w:rPr>
-            <w:t>be</w:t>
-          </w:r>
-        </w:hyperlink>
-      </w:r>
-      <w:r>
-        <w:rPr>
-          <w:u w:val="single" w:color="0000ff"/>
-          <w:rFonts w:ascii="Charis SIL Regular" w:hAnsi="Charis SIL Regular" w:eastAsia="Charis SIL Regular"/>
-          <w:b w:val="0"/>
-          <w:i w:val="0"/>
-          <w:color w:val="000000"/>
-          <w:sz w:val="24"/>
-        </w:rPr>
-        <w:hyperlink r:id="rId16" w:history="1">
-          <w:r>
-            <w:rPr>
-              <w:rStyle w:val="Hyperlink"/>
-            </w:rPr>
-            <w:t>an c</w:t>
-          </w:r>
-        </w:hyperlink>
+        <w:t>’s Caribbean c</w:t>
       </w:r>
       <w:r>
         <w:rPr>
@@ -3281,7 +3094,7 @@
           <w:sz w:val="24"/>
           <w:u w:val="single"/>
         </w:rPr>
-        <w:hyperlink r:id="rId18" w:history="1">
+        <w:hyperlink r:id="rId20" w:history="1">
           <w:r>
             <w:rPr>
               <w:rStyle w:val="Hyperlink"/>
@@ -3328,7 +3141,7 @@
           <w:sz w:val="24"/>
           <w:u w:val="single"/>
         </w:rPr>
-        <w:hyperlink r:id="rId18" w:history="1">
+        <w:hyperlink r:id="rId20" w:history="1">
           <w:r>
             <w:rPr>
               <w:rStyle w:val="Hyperlink"/>
@@ -3774,68 +3587,7 @@
           <w:color w:val="000000"/>
           <w:sz w:val="24"/>
         </w:rPr>
-        <w:hyperlink r:id="rId21" w:history="1">
-          <w:r>
-            <w:rPr>
-              <w:rStyle w:val="Hyperlink"/>
-            </w:rPr>
-            <w:t>other ins</w:t>
-          </w:r>
-        </w:hyperlink>
-      </w:r>
-      <w:r>
-        <w:rPr>
-          <w:u w:val="single" w:color="0000ff"/>
-          <w:rFonts w:ascii="Charis SIL Regular" w:hAnsi="Charis SIL Regular" w:eastAsia="Charis SIL Regular"/>
-          <w:b w:val="0"/>
-          <w:i w:val="0"/>
-          <w:color w:val="000000"/>
-          <w:sz w:val="24"/>
-        </w:rPr>
-        <w:hyperlink r:id="rId21" w:history="1">
-          <w:r>
-            <w:rPr>
-              <w:rStyle w:val="Hyperlink"/>
-            </w:rPr>
-            <w:t>t</w:t>
-          </w:r>
-        </w:hyperlink>
-      </w:r>
-      <w:r>
-        <w:rPr>
-          <w:u w:val="single" w:color="0000ff"/>
-          <w:rFonts w:ascii="Charis SIL Regular" w:hAnsi="Charis SIL Regular" w:eastAsia="Charis SIL Regular"/>
-          <w:b w:val="0"/>
-          <w:i w:val="0"/>
-          <w:color w:val="000000"/>
-          <w:sz w:val="24"/>
-        </w:rPr>
-        <w:hyperlink r:id="rId21" w:history="1">
-          <w:r>
-            <w:rPr>
-              <w:rStyle w:val="Hyperlink"/>
-            </w:rPr>
-            <w:t>itutions i</w:t>
-          </w:r>
-        </w:hyperlink>
-      </w:r>
-      <w:r>
-        <w:rPr>
-          <w:u w:val="single" w:color="0000ff"/>
-          <w:rFonts w:ascii="Charis SIL Regular" w:hAnsi="Charis SIL Regular" w:eastAsia="Charis SIL Regular"/>
-          <w:b w:val="0"/>
-          <w:i w:val="0"/>
-          <w:color w:val="000000"/>
-          <w:sz w:val="24"/>
-        </w:rPr>
-        <w:hyperlink r:id="rId21" w:history="1">
-          <w:r>
-            <w:rPr>
-              <w:rStyle w:val="Hyperlink"/>
-            </w:rPr>
-            <w:t>n t</w:t>
-          </w:r>
-        </w:hyperlink>
+        <w:t>other institutions in t</w:t>
       </w:r>
       <w:r>
         <w:rPr>
@@ -3890,6 +3642,7 @@
           <w:i w:val="0"/>
           <w:color w:val="0000FF"/>
           <w:sz w:val="24"/>
+          <w:u w:val="single"/>
         </w:rPr>
         <w:hyperlink r:id="rId23" w:history="1">
           <w:r>
@@ -3909,7 +3662,7 @@
           <w:sz w:val="24"/>
           <w:u w:val="single"/>
         </w:rPr>
-        <w:hyperlink r:id="rId22" w:history="1">
+        <w:hyperlink r:id="rId23" w:history="1">
           <w:r>
             <w:rPr>
               <w:rStyle w:val="Hyperlink"/>
@@ -3938,7 +3691,7 @@
           <w:sz w:val="24"/>
           <w:u w:val="single"/>
         </w:rPr>
-        <w:hyperlink r:id="rId22" w:history="1">
+        <w:hyperlink r:id="rId23" w:history="1">
           <w:r>
             <w:rPr>
               <w:rStyle w:val="Hyperlink"/>
@@ -4181,8 +3934,34 @@
           <w:i w:val="0"/>
           <w:color w:val="0000FF"/>
           <w:sz w:val="24"/>
-        </w:rPr>
-        <w:t>A</w:t>
+          <w:u w:val="single"/>
+        </w:rPr>
+        <w:hyperlink r:id="rId25" w:history="1">
+          <w:r>
+            <w:rPr>
+              <w:rStyle w:val="Hyperlink"/>
+            </w:rPr>
+            <w:t>A</w:t>
+          </w:r>
+        </w:hyperlink>
+      </w:r>
+      <w:r>
+        <w:rPr>
+          <w:rFonts w:ascii="Charis SIL Regular" w:hAnsi="Charis SIL Regular" w:eastAsia="Charis SIL Regular"/>
+          <w:b w:val="0"/>
+          <w:i w:val="0"/>
+          <w:color w:val="0000FF"/>
+          <w:sz w:val="24"/>
+          <w:u w:val="single"/>
+        </w:rPr>
+        <w:hyperlink r:id="rId25" w:history="1">
+          <w:r>
+            <w:rPr>
+              <w:rStyle w:val="Hyperlink"/>
+            </w:rPr>
+            <w:t>rkeologi</w:t>
+          </w:r>
+        </w:hyperlink>
       </w:r>
       <w:r>
         <w:rPr>
@@ -4198,7 +3977,7 @@
             <w:rPr>
               <w:rStyle w:val="Hyperlink"/>
             </w:rPr>
-            <w:t>rkeologic</w:t>
+            <w:t>c</w:t>
           </w:r>
         </w:hyperlink>
       </w:r>
@@ -4211,7 +3990,7 @@
           <w:sz w:val="24"/>
           <w:u w:val="single"/>
         </w:rPr>
-        <w:hyperlink r:id="rId24" w:history="1">
+        <w:hyperlink r:id="rId25" w:history="1">
           <w:r>
             <w:rPr>
               <w:rStyle w:val="Hyperlink"/>
@@ -4466,7 +4245,7 @@
           <w:sz w:val="24"/>
           <w:u w:val="single"/>
         </w:rPr>
-        <w:hyperlink r:id="rId25" w:history="1">
+        <w:hyperlink r:id="rId13" w:history="1">
           <w:r>
             <w:rPr>
               <w:rStyle w:val="Hyperlink"/>
@@ -4484,7 +4263,7 @@
           <w:sz w:val="24"/>
           <w:u w:val="single"/>
         </w:rPr>
-        <w:hyperlink r:id="rId25" w:history="1">
+        <w:hyperlink r:id="rId13" w:history="1">
           <w:r>
             <w:rPr>
               <w:rStyle w:val="Hyperlink"/>
@@ -4502,7 +4281,7 @@
           <w:sz w:val="24"/>
           <w:u w:val="single"/>
         </w:rPr>
-        <w:hyperlink r:id="rId25" w:history="1">
+        <w:hyperlink r:id="rId13" w:history="1">
           <w:r>
             <w:rPr>
               <w:rStyle w:val="Hyperlink"/>
@@ -4551,14 +4330,7 @@
           <w:color w:val="000000"/>
           <w:sz w:val="24"/>
         </w:rPr>
-        <w:hyperlink r:id="rId13" w:history="1">
-          <w:r>
-            <w:rPr>
-              <w:rStyle w:val="Hyperlink"/>
-            </w:rPr>
-            <w:t xml:space="preserve"> inform</w:t>
-          </w:r>
-        </w:hyperlink>
+        <w:t xml:space="preserve"> inform</w:t>
       </w:r>
       <w:r>
         <w:rPr>
@@ -5111,24 +4883,7 @@
           <w:color w:val="000000"/>
           <w:sz w:val="24"/>
         </w:rPr>
-        <w:hyperlink r:id="rId27" w:history="1">
-          <w:r>
-            <w:rPr>
-              <w:rStyle w:val="Hyperlink"/>
-            </w:rPr>
-            <w:t xml:space="preserve">istorian Adi </w:t>
-          </w:r>
-        </w:hyperlink>
-      </w:r>
-      <w:r>
-        <w:rPr>
-          <w:rFonts w:ascii="Charis SIL Regular" w:hAnsi="Charis SIL Regular" w:eastAsia="Charis SIL Regular"/>
-          <w:b w:val="0"/>
-          <w:i w:val="0"/>
-          <w:color w:val="000000"/>
-          <w:sz w:val="24"/>
-        </w:rPr>
-        <w:t>M</w:t>
+        <w:t>istorian Adi M</w:t>
       </w:r>
       <w:r>
         <w:rPr>
@@ -5206,31 +4961,7 @@
           <w:color w:val="000000"/>
           <w:sz w:val="24"/>
         </w:rPr>
-        <w:hyperlink r:id="rId27" w:history="1">
-          <w:r>
-            <w:rPr>
-              <w:rStyle w:val="Hyperlink"/>
-            </w:rPr>
-            <w:t>ibe</w:t>
-          </w:r>
-        </w:hyperlink>
-      </w:r>
-      <w:r>
-        <w:rPr>
-          <w:rFonts w:ascii="Charis SIL Regular" w:hAnsi="Charis SIL Regular" w:eastAsia="Charis SIL Regular"/>
-          <w:b w:val="0"/>
-          <w:i w:val="0"/>
-          <w:color w:val="000000"/>
-          <w:sz w:val="24"/>
-        </w:rPr>
-        <w:hyperlink r:id="rId27" w:history="1">
-          <w:r>
-            <w:rPr>
-              <w:rStyle w:val="Hyperlink"/>
-            </w:rPr>
-            <w:t xml:space="preserve">s the </w:t>
-          </w:r>
-        </w:hyperlink>
+        <w:t xml:space="preserve">ibes the </w:t>
       </w:r>
       <w:r>
         <w:rPr>
@@ -5291,31 +5022,7 @@
           <w:color w:val="000000"/>
           <w:sz w:val="24"/>
         </w:rPr>
-        <w:hyperlink r:id="rId27" w:history="1">
-          <w:r>
-            <w:rPr>
-              <w:rStyle w:val="Hyperlink"/>
-            </w:rPr>
-            <w:t>l</w:t>
-          </w:r>
-        </w:hyperlink>
-      </w:r>
-      <w:r>
-        <w:rPr>
-          <w:rFonts w:ascii="Charis SIL Regular" w:hAnsi="Charis SIL Regular" w:eastAsia="Charis SIL Regular"/>
-          <w:b w:val="0"/>
-          <w:i w:val="0"/>
-          <w:color w:val="000000"/>
-          <w:sz w:val="24"/>
-        </w:rPr>
-        <w:hyperlink r:id="rId27" w:history="1">
-          <w:r>
-            <w:rPr>
-              <w:rStyle w:val="Hyperlink"/>
-            </w:rPr>
-            <w:t>onial history</w:t>
-          </w:r>
-        </w:hyperlink>
+        <w:t>lonial history</w:t>
       </w:r>
       <w:r>
         <w:rPr>
@@ -5580,71 +5287,35 @@
           <w:color w:val="000000"/>
           <w:sz w:val="24"/>
         </w:rPr>
+        <w:t>eritage fiel</w:t>
+      </w:r>
+      <w:r>
+        <w:rPr>
+          <w:rFonts w:ascii="Charis SIL Regular" w:hAnsi="Charis SIL Regular" w:eastAsia="Charis SIL Regular"/>
+          <w:b w:val="0"/>
+          <w:i w:val="0"/>
+          <w:color w:val="000000"/>
+          <w:sz w:val="24"/>
+        </w:rPr>
+        <w:t>d</w:t>
+      </w:r>
+      <w:r>
+        <w:rPr>
+          <w:u w:val="single" w:color="0000ff"/>
+          <w:rFonts w:ascii="Charis SIL Regular" w:hAnsi="Charis SIL Regular" w:eastAsia="Charis SIL Regular"/>
+          <w:b w:val="0"/>
+          <w:i w:val="0"/>
+          <w:color w:val="000000"/>
+          <w:sz w:val="24"/>
+        </w:rPr>
         <w:hyperlink r:id="rId28" w:history="1">
           <w:r>
             <w:rPr>
               <w:rStyle w:val="Hyperlink"/>
             </w:rPr>
-            <w:t>eritage fie</w:t>
+            <w:t>. Establis</w:t>
           </w:r>
         </w:hyperlink>
-      </w:r>
-      <w:r>
-        <w:rPr>
-          <w:u w:val="single" w:color="0000ff"/>
-          <w:rFonts w:ascii="Charis SIL Regular" w:hAnsi="Charis SIL Regular" w:eastAsia="Charis SIL Regular"/>
-          <w:b w:val="0"/>
-          <w:i w:val="0"/>
-          <w:color w:val="000000"/>
-          <w:sz w:val="24"/>
-        </w:rPr>
-        <w:t>l</w:t>
-      </w:r>
-      <w:r>
-        <w:rPr>
-          <w:u w:val="single" w:color="0000ff"/>
-          <w:rFonts w:ascii="Charis SIL Regular" w:hAnsi="Charis SIL Regular" w:eastAsia="Charis SIL Regular"/>
-          <w:b w:val="0"/>
-          <w:i w:val="0"/>
-          <w:color w:val="000000"/>
-          <w:sz w:val="24"/>
-        </w:rPr>
-        <w:hyperlink r:id="rId28" w:history="1">
-          <w:r>
-            <w:rPr>
-              <w:rStyle w:val="Hyperlink"/>
-            </w:rPr>
-            <w:t>d</w:t>
-          </w:r>
-        </w:hyperlink>
-      </w:r>
-      <w:r>
-        <w:rPr>
-          <w:u w:val="single" w:color="0000ff"/>
-          <w:rFonts w:ascii="Charis SIL Regular" w:hAnsi="Charis SIL Regular" w:eastAsia="Charis SIL Regular"/>
-          <w:b w:val="0"/>
-          <w:i w:val="0"/>
-          <w:color w:val="000000"/>
-          <w:sz w:val="24"/>
-        </w:rPr>
-        <w:hyperlink r:id="rId28" w:history="1">
-          <w:r>
-            <w:rPr>
-              <w:rStyle w:val="Hyperlink"/>
-            </w:rPr>
-            <w:t>. Establi</w:t>
-          </w:r>
-        </w:hyperlink>
-      </w:r>
-      <w:r>
-        <w:rPr>
-          <w:rFonts w:ascii="Charis SIL Regular" w:hAnsi="Charis SIL Regular" w:eastAsia="Charis SIL Regular"/>
-          <w:b w:val="0"/>
-          <w:i w:val="0"/>
-          <w:color w:val="000000"/>
-          <w:sz w:val="24"/>
-        </w:rPr>
-        <w:t>s</w:t>
       </w:r>
       <w:r>
         <w:rPr>
@@ -6941,7 +6612,7 @@
           <w:sz w:val="24"/>
           <w:u w:val="single"/>
         </w:rPr>
-        <w:hyperlink r:id="rId33" w:history="1">
+        <w:hyperlink r:id="rId32" w:history="1">
           <w:r>
             <w:rPr>
               <w:rStyle w:val="Hyperlink"/>
@@ -6959,7 +6630,7 @@
           <w:sz w:val="24"/>
           <w:u w:val="single"/>
         </w:rPr>
-        <w:hyperlink r:id="rId33" w:history="1">
+        <w:hyperlink r:id="rId32" w:history="1">
           <w:r>
             <w:rPr>
               <w:rStyle w:val="Hyperlink"/>
@@ -6977,7 +6648,7 @@
           <w:sz w:val="24"/>
           <w:u w:val="single"/>
         </w:rPr>
-        <w:hyperlink r:id="rId33" w:history="1">
+        <w:hyperlink r:id="rId32" w:history="1">
           <w:r>
             <w:rPr>
               <w:rStyle w:val="Hyperlink"/>
@@ -7006,7 +6677,7 @@
           <w:sz w:val="24"/>
           <w:u w:val="single"/>
         </w:rPr>
-        <w:hyperlink r:id="rId33" w:history="1">
+        <w:hyperlink r:id="rId32" w:history="1">
           <w:r>
             <w:rPr>
               <w:rStyle w:val="Hyperlink"/>
@@ -7024,7 +6695,7 @@
           <w:sz w:val="24"/>
           <w:u w:val="single"/>
         </w:rPr>
-        <w:hyperlink r:id="rId33" w:history="1">
+        <w:hyperlink r:id="rId32" w:history="1">
           <w:r>
             <w:rPr>
               <w:rStyle w:val="Hyperlink"/>
@@ -7042,7 +6713,7 @@
           <w:sz w:val="24"/>
           <w:u w:val="single"/>
         </w:rPr>
-        <w:hyperlink r:id="rId33" w:history="1">
+        <w:hyperlink r:id="rId32" w:history="1">
           <w:r>
             <w:rPr>
               <w:rStyle w:val="Hyperlink"/>
@@ -7060,7 +6731,7 @@
           <w:sz w:val="24"/>
           <w:u w:val="single"/>
         </w:rPr>
-        <w:hyperlink r:id="rId33" w:history="1">
+        <w:hyperlink r:id="rId32" w:history="1">
           <w:r>
             <w:rPr>
               <w:rStyle w:val="Hyperlink"/>

--- a/EXPORTS/DOCX/published/niveau2/English/ArubaBonaireCuracao.docx
+++ b/EXPORTS/DOCX/published/niveau2/English/ArubaBonaireCuracao.docx
@@ -648,7 +648,25 @@
           <w:color w:val="000000"/>
           <w:sz w:val="24"/>
         </w:rPr>
-        <w:t>islands under the authority of the newly founded Kin</w:t>
+        <w:t>islands under the authority of the newly found</w:t>
+      </w:r>
+      <w:r>
+        <w:rPr>
+          <w:u w:val="single" w:color="0000ff"/>
+          <w:rFonts w:ascii="Charis SIL Regular" w:hAnsi="Charis SIL Regular" w:eastAsia="Charis SIL Regular"/>
+          <w:b w:val="0"/>
+          <w:i w:val="0"/>
+          <w:color w:val="000000"/>
+          <w:sz w:val="24"/>
+        </w:rPr>
+        <w:hyperlink r:id="rId10" w:history="1">
+          <w:r>
+            <w:rPr>
+              <w:rStyle w:val="Hyperlink"/>
+            </w:rPr>
+            <w:t>ed Kin</w:t>
+          </w:r>
+        </w:hyperlink>
       </w:r>
       <w:r>
         <w:rPr>
@@ -724,6 +742,7 @@
       </w:r>
       <w:r>
         <w:rPr>
+          <w:u w:val="single" w:color="0000ff"/>
           <w:rFonts w:ascii="Charis SIL Regular" w:hAnsi="Charis SIL Regular" w:eastAsia="Charis SIL Regular"/>
           <w:b w:val="0"/>
           <w:i w:val="0"/>
@@ -1428,15 +1447,9 @@
           <w:i w:val="0"/>
           <w:color w:val="0000FF"/>
           <w:sz w:val="24"/>
-        </w:rPr>
-        <w:hyperlink r:id="rId14" w:history="1">
-          <w:r>
-            <w:rPr>
-              <w:rStyle w:val="Hyperlink"/>
-            </w:rPr>
-            <w:t>ce</w:t>
-          </w:r>
-        </w:hyperlink>
+          <w:u w:val="single"/>
+        </w:rPr>
+        <w:t>ce</w:t>
       </w:r>
       <w:r>
         <w:rPr>
@@ -2287,7 +2300,104 @@
           <w:color w:val="000000"/>
           <w:sz w:val="24"/>
         </w:rPr>
-        <w:t>utch colonial civil servants in S</w:t>
+        <w:hyperlink r:id="rId15" w:history="1">
+          <w:r>
+            <w:rPr>
+              <w:rStyle w:val="Hyperlink"/>
+            </w:rPr>
+            <w:t>utc</w:t>
+          </w:r>
+        </w:hyperlink>
+      </w:r>
+      <w:r>
+        <w:rPr>
+          <w:u w:val="single" w:color="0000ff"/>
+          <w:rFonts w:ascii="Charis SIL Regular" w:hAnsi="Charis SIL Regular" w:eastAsia="Charis SIL Regular"/>
+          <w:b w:val="0"/>
+          <w:i w:val="0"/>
+          <w:color w:val="000000"/>
+          <w:sz w:val="24"/>
+        </w:rPr>
+        <w:hyperlink r:id="rId15" w:history="1">
+          <w:r>
+            <w:rPr>
+              <w:rStyle w:val="Hyperlink"/>
+            </w:rPr>
+            <w:t>h</w:t>
+          </w:r>
+        </w:hyperlink>
+      </w:r>
+      <w:r>
+        <w:rPr>
+          <w:u w:val="single" w:color="0000ff"/>
+          <w:rFonts w:ascii="Charis SIL Regular" w:hAnsi="Charis SIL Regular" w:eastAsia="Charis SIL Regular"/>
+          <w:b w:val="0"/>
+          <w:i w:val="0"/>
+          <w:color w:val="000000"/>
+          <w:sz w:val="24"/>
+        </w:rPr>
+        <w:hyperlink r:id="rId15" w:history="1">
+          <w:r>
+            <w:rPr>
+              <w:rStyle w:val="Hyperlink"/>
+            </w:rPr>
+            <w:t xml:space="preserve"> colo</w:t>
+          </w:r>
+        </w:hyperlink>
+      </w:r>
+      <w:r>
+        <w:rPr>
+          <w:u w:val="single" w:color="0000ff"/>
+          <w:rFonts w:ascii="Charis SIL Regular" w:hAnsi="Charis SIL Regular" w:eastAsia="Charis SIL Regular"/>
+          <w:b w:val="0"/>
+          <w:i w:val="0"/>
+          <w:color w:val="000000"/>
+          <w:sz w:val="24"/>
+        </w:rPr>
+        <w:hyperlink r:id="rId15" w:history="1">
+          <w:r>
+            <w:rPr>
+              <w:rStyle w:val="Hyperlink"/>
+            </w:rPr>
+            <w:t>nial civ</w:t>
+          </w:r>
+        </w:hyperlink>
+      </w:r>
+      <w:r>
+        <w:rPr>
+          <w:u w:val="single" w:color="0000ff"/>
+          <w:rFonts w:ascii="Charis SIL Regular" w:hAnsi="Charis SIL Regular" w:eastAsia="Charis SIL Regular"/>
+          <w:b w:val="0"/>
+          <w:i w:val="0"/>
+          <w:color w:val="000000"/>
+          <w:sz w:val="24"/>
+        </w:rPr>
+        <w:hyperlink r:id="rId15" w:history="1">
+          <w:r>
+            <w:rPr>
+              <w:rStyle w:val="Hyperlink"/>
+            </w:rPr>
+            <w:t>il servants</w:t>
+          </w:r>
+        </w:hyperlink>
+      </w:r>
+      <w:r>
+        <w:rPr>
+          <w:u w:val="single" w:color="0000ff"/>
+          <w:rFonts w:ascii="Charis SIL Regular" w:hAnsi="Charis SIL Regular" w:eastAsia="Charis SIL Regular"/>
+          <w:b w:val="0"/>
+          <w:i w:val="0"/>
+          <w:color w:val="000000"/>
+          <w:sz w:val="24"/>
+        </w:rPr>
+        <w:hyperlink r:id="rId15" w:history="1">
+          <w:r>
+            <w:rPr>
+              <w:rStyle w:val="Hyperlink"/>
+            </w:rPr>
+            <w:t xml:space="preserve"> in S</w:t>
+          </w:r>
+        </w:hyperlink>
       </w:r>
       <w:r>
         <w:rPr>
@@ -2714,6 +2824,16 @@
       </w:r>
       <w:r>
         <w:rPr>
+          <w:rFonts w:ascii="Charis SIL Regular" w:hAnsi="Charis SIL Regular" w:eastAsia="Charis SIL Regular"/>
+          <w:b w:val="0"/>
+          <w:i w:val="0"/>
+          <w:color w:val="000000"/>
+          <w:sz w:val="24"/>
+        </w:rPr>
+        <w:t>’</w:t>
+      </w:r>
+      <w:r>
+        <w:rPr>
           <w:u w:val="single" w:color="0000ff"/>
           <w:rFonts w:ascii="Charis SIL Regular" w:hAnsi="Charis SIL Regular" w:eastAsia="Charis SIL Regular"/>
           <w:b w:val="0"/>
@@ -2721,7 +2841,68 @@
           <w:color w:val="000000"/>
           <w:sz w:val="24"/>
         </w:rPr>
-        <w:t>’s Caribbean c</w:t>
+        <w:hyperlink r:id="rId16" w:history="1">
+          <w:r>
+            <w:rPr>
+              <w:rStyle w:val="Hyperlink"/>
+            </w:rPr>
+            <w:t>s Cari</w:t>
+          </w:r>
+        </w:hyperlink>
+      </w:r>
+      <w:r>
+        <w:rPr>
+          <w:u w:val="single" w:color="0000ff"/>
+          <w:rFonts w:ascii="Charis SIL Regular" w:hAnsi="Charis SIL Regular" w:eastAsia="Charis SIL Regular"/>
+          <w:b w:val="0"/>
+          <w:i w:val="0"/>
+          <w:color w:val="000000"/>
+          <w:sz w:val="24"/>
+        </w:rPr>
+        <w:hyperlink r:id="rId16" w:history="1">
+          <w:r>
+            <w:rPr>
+              <w:rStyle w:val="Hyperlink"/>
+            </w:rPr>
+            <w:t>b</w:t>
+          </w:r>
+        </w:hyperlink>
+      </w:r>
+      <w:r>
+        <w:rPr>
+          <w:u w:val="single" w:color="0000ff"/>
+          <w:rFonts w:ascii="Charis SIL Regular" w:hAnsi="Charis SIL Regular" w:eastAsia="Charis SIL Regular"/>
+          <w:b w:val="0"/>
+          <w:i w:val="0"/>
+          <w:color w:val="000000"/>
+          <w:sz w:val="24"/>
+        </w:rPr>
+        <w:hyperlink r:id="rId16" w:history="1">
+          <w:r>
+            <w:rPr>
+              <w:rStyle w:val="Hyperlink"/>
+            </w:rPr>
+            <w:t>be</w:t>
+          </w:r>
+        </w:hyperlink>
+      </w:r>
+      <w:r>
+        <w:rPr>
+          <w:u w:val="single" w:color="0000ff"/>
+          <w:rFonts w:ascii="Charis SIL Regular" w:hAnsi="Charis SIL Regular" w:eastAsia="Charis SIL Regular"/>
+          <w:b w:val="0"/>
+          <w:i w:val="0"/>
+          <w:color w:val="000000"/>
+          <w:sz w:val="24"/>
+        </w:rPr>
+        <w:hyperlink r:id="rId16" w:history="1">
+          <w:r>
+            <w:rPr>
+              <w:rStyle w:val="Hyperlink"/>
+            </w:rPr>
+            <w:t>an c</w:t>
+          </w:r>
+        </w:hyperlink>
       </w:r>
       <w:r>
         <w:rPr>
@@ -3094,7 +3275,7 @@
           <w:sz w:val="24"/>
           <w:u w:val="single"/>
         </w:rPr>
-        <w:hyperlink r:id="rId20" w:history="1">
+        <w:hyperlink r:id="rId18" w:history="1">
           <w:r>
             <w:rPr>
               <w:rStyle w:val="Hyperlink"/>
@@ -3141,7 +3322,7 @@
           <w:sz w:val="24"/>
           <w:u w:val="single"/>
         </w:rPr>
-        <w:hyperlink r:id="rId20" w:history="1">
+        <w:hyperlink r:id="rId18" w:history="1">
           <w:r>
             <w:rPr>
               <w:rStyle w:val="Hyperlink"/>
@@ -3587,7 +3768,68 @@
           <w:color w:val="000000"/>
           <w:sz w:val="24"/>
         </w:rPr>
-        <w:t>other institutions in t</w:t>
+        <w:hyperlink r:id="rId21" w:history="1">
+          <w:r>
+            <w:rPr>
+              <w:rStyle w:val="Hyperlink"/>
+            </w:rPr>
+            <w:t>other ins</w:t>
+          </w:r>
+        </w:hyperlink>
+      </w:r>
+      <w:r>
+        <w:rPr>
+          <w:u w:val="single" w:color="0000ff"/>
+          <w:rFonts w:ascii="Charis SIL Regular" w:hAnsi="Charis SIL Regular" w:eastAsia="Charis SIL Regular"/>
+          <w:b w:val="0"/>
+          <w:i w:val="0"/>
+          <w:color w:val="000000"/>
+          <w:sz w:val="24"/>
+        </w:rPr>
+        <w:hyperlink r:id="rId21" w:history="1">
+          <w:r>
+            <w:rPr>
+              <w:rStyle w:val="Hyperlink"/>
+            </w:rPr>
+            <w:t>t</w:t>
+          </w:r>
+        </w:hyperlink>
+      </w:r>
+      <w:r>
+        <w:rPr>
+          <w:u w:val="single" w:color="0000ff"/>
+          <w:rFonts w:ascii="Charis SIL Regular" w:hAnsi="Charis SIL Regular" w:eastAsia="Charis SIL Regular"/>
+          <w:b w:val="0"/>
+          <w:i w:val="0"/>
+          <w:color w:val="000000"/>
+          <w:sz w:val="24"/>
+        </w:rPr>
+        <w:hyperlink r:id="rId21" w:history="1">
+          <w:r>
+            <w:rPr>
+              <w:rStyle w:val="Hyperlink"/>
+            </w:rPr>
+            <w:t>itutions i</w:t>
+          </w:r>
+        </w:hyperlink>
+      </w:r>
+      <w:r>
+        <w:rPr>
+          <w:u w:val="single" w:color="0000ff"/>
+          <w:rFonts w:ascii="Charis SIL Regular" w:hAnsi="Charis SIL Regular" w:eastAsia="Charis SIL Regular"/>
+          <w:b w:val="0"/>
+          <w:i w:val="0"/>
+          <w:color w:val="000000"/>
+          <w:sz w:val="24"/>
+        </w:rPr>
+        <w:hyperlink r:id="rId21" w:history="1">
+          <w:r>
+            <w:rPr>
+              <w:rStyle w:val="Hyperlink"/>
+            </w:rPr>
+            <w:t>n t</w:t>
+          </w:r>
+        </w:hyperlink>
       </w:r>
       <w:r>
         <w:rPr>
@@ -3609,31 +3851,13 @@
       </w:r>
       <w:r>
         <w:rPr>
-          <w:u w:val="single" w:color="0000ff"/>
-          <w:rFonts w:ascii="Charis SIL Regular" w:hAnsi="Charis SIL Regular" w:eastAsia="Charis SIL Regular"/>
-          <w:b w:val="0"/>
-          <w:i w:val="0"/>
-          <w:color w:val="000000"/>
-          <w:sz w:val="24"/>
-        </w:rPr>
-        <w:hyperlink r:id="rId21" w:history="1">
-          <w:r>
-            <w:rPr>
-              <w:rStyle w:val="Hyperlink"/>
-            </w:rPr>
-            <w:t>Netherlands</w:t>
-          </w:r>
-        </w:hyperlink>
-      </w:r>
-      <w:r>
-        <w:rPr>
-          <w:rFonts w:ascii="Charis SIL Regular" w:hAnsi="Charis SIL Regular" w:eastAsia="Charis SIL Regular"/>
-          <w:b w:val="0"/>
-          <w:i w:val="0"/>
-          <w:color w:val="000000"/>
-          <w:sz w:val="24"/>
-        </w:rPr>
-        <w:t xml:space="preserve">. There is also a specific </w:t>
+          <w:rFonts w:ascii="Charis SIL Regular" w:hAnsi="Charis SIL Regular" w:eastAsia="Charis SIL Regular"/>
+          <w:b w:val="0"/>
+          <w:i w:val="0"/>
+          <w:color w:val="000000"/>
+          <w:sz w:val="24"/>
+        </w:rPr>
+        <w:t xml:space="preserve">Netherlands. There is also a specific </w:t>
       </w:r>
       <w:r>
         <w:rPr>
@@ -3662,7 +3886,7 @@
           <w:sz w:val="24"/>
           <w:u w:val="single"/>
         </w:rPr>
-        <w:hyperlink r:id="rId23" w:history="1">
+        <w:hyperlink r:id="rId22" w:history="1">
           <w:r>
             <w:rPr>
               <w:rStyle w:val="Hyperlink"/>
@@ -3691,7 +3915,7 @@
           <w:sz w:val="24"/>
           <w:u w:val="single"/>
         </w:rPr>
-        <w:hyperlink r:id="rId23" w:history="1">
+        <w:hyperlink r:id="rId22" w:history="1">
           <w:r>
             <w:rPr>
               <w:rStyle w:val="Hyperlink"/>
@@ -3936,32 +4160,7 @@
           <w:sz w:val="24"/>
           <w:u w:val="single"/>
         </w:rPr>
-        <w:hyperlink r:id="rId25" w:history="1">
-          <w:r>
-            <w:rPr>
-              <w:rStyle w:val="Hyperlink"/>
-            </w:rPr>
-            <w:t>A</w:t>
-          </w:r>
-        </w:hyperlink>
-      </w:r>
-      <w:r>
-        <w:rPr>
-          <w:rFonts w:ascii="Charis SIL Regular" w:hAnsi="Charis SIL Regular" w:eastAsia="Charis SIL Regular"/>
-          <w:b w:val="0"/>
-          <w:i w:val="0"/>
-          <w:color w:val="0000FF"/>
-          <w:sz w:val="24"/>
-          <w:u w:val="single"/>
-        </w:rPr>
-        <w:hyperlink r:id="rId25" w:history="1">
-          <w:r>
-            <w:rPr>
-              <w:rStyle w:val="Hyperlink"/>
-            </w:rPr>
-            <w:t>rkeologi</w:t>
-          </w:r>
-        </w:hyperlink>
+        <w:t>A</w:t>
       </w:r>
       <w:r>
         <w:rPr>
@@ -3977,7 +4176,7 @@
             <w:rPr>
               <w:rStyle w:val="Hyperlink"/>
             </w:rPr>
-            <w:t>c</w:t>
+            <w:t>rkeologic</w:t>
           </w:r>
         </w:hyperlink>
       </w:r>
@@ -3990,7 +4189,7 @@
           <w:sz w:val="24"/>
           <w:u w:val="single"/>
         </w:rPr>
-        <w:hyperlink r:id="rId25" w:history="1">
+        <w:hyperlink r:id="rId24" w:history="1">
           <w:r>
             <w:rPr>
               <w:rStyle w:val="Hyperlink"/>
@@ -4019,7 +4218,7 @@
           <w:sz w:val="24"/>
           <w:u w:val="single"/>
         </w:rPr>
-        <w:hyperlink r:id="rId24" w:history="1">
+        <w:hyperlink r:id="rId25" w:history="1">
           <w:r>
             <w:rPr>
               <w:rStyle w:val="Hyperlink"/>
@@ -4097,50 +4296,7 @@
           <w:color w:val="000000"/>
           <w:sz w:val="24"/>
         </w:rPr>
-        <w:hyperlink r:id="rId25" w:history="1">
-          <w:r>
-            <w:rPr>
-              <w:rStyle w:val="Hyperlink"/>
-            </w:rPr>
-            <w:t>The re</w:t>
-          </w:r>
-        </w:hyperlink>
-      </w:r>
-      <w:r>
-        <w:rPr>
-          <w:u w:val="single" w:color="0000ff"/>
-          <w:rFonts w:ascii="Charis SIL Regular" w:hAnsi="Charis SIL Regular" w:eastAsia="Charis SIL Regular"/>
-          <w:b w:val="0"/>
-          <w:i w:val="0"/>
-          <w:color w:val="000000"/>
-          <w:sz w:val="24"/>
-        </w:rPr>
-        <w:hyperlink r:id="rId25" w:history="1">
-          <w:r>
-            <w:rPr>
-              <w:rStyle w:val="Hyperlink"/>
-            </w:rPr>
-            <w:t>s</w:t>
-          </w:r>
-        </w:hyperlink>
-      </w:r>
-      <w:r>
-        <w:rPr>
-          <w:u w:val="single" w:color="0000ff"/>
-          <w:rFonts w:ascii="Charis SIL Regular" w:hAnsi="Charis SIL Regular" w:eastAsia="Charis SIL Regular"/>
-          <w:b w:val="0"/>
-          <w:i w:val="0"/>
-          <w:color w:val="000000"/>
-          <w:sz w:val="24"/>
-        </w:rPr>
-        <w:hyperlink r:id="rId25" w:history="1">
-          <w:r>
-            <w:rPr>
-              <w:rStyle w:val="Hyperlink"/>
-            </w:rPr>
-            <w:t xml:space="preserve">earch aid </w:t>
-          </w:r>
-        </w:hyperlink>
+        <w:t xml:space="preserve">The research aid </w:t>
       </w:r>
       <w:r>
         <w:rPr>
@@ -4151,7 +4307,7 @@
           <w:sz w:val="24"/>
           <w:u w:val="single"/>
         </w:rPr>
-        <w:hyperlink r:id="rId25" w:history="1">
+        <w:hyperlink r:id="rId13" w:history="1">
           <w:r>
             <w:rPr>
               <w:rStyle w:val="Hyperlink"/>
@@ -4169,7 +4325,7 @@
           <w:sz w:val="24"/>
           <w:u w:val="single"/>
         </w:rPr>
-        <w:hyperlink r:id="rId25" w:history="1">
+        <w:hyperlink r:id="rId13" w:history="1">
           <w:r>
             <w:rPr>
               <w:rStyle w:val="Hyperlink"/>
@@ -4245,7 +4401,7 @@
           <w:sz w:val="24"/>
           <w:u w:val="single"/>
         </w:rPr>
-        <w:hyperlink r:id="rId13" w:history="1">
+        <w:hyperlink r:id="rId25" w:history="1">
           <w:r>
             <w:rPr>
               <w:rStyle w:val="Hyperlink"/>
@@ -4263,7 +4419,7 @@
           <w:sz w:val="24"/>
           <w:u w:val="single"/>
         </w:rPr>
-        <w:hyperlink r:id="rId13" w:history="1">
+        <w:hyperlink r:id="rId25" w:history="1">
           <w:r>
             <w:rPr>
               <w:rStyle w:val="Hyperlink"/>
@@ -4281,7 +4437,7 @@
           <w:sz w:val="24"/>
           <w:u w:val="single"/>
         </w:rPr>
-        <w:hyperlink r:id="rId13" w:history="1">
+        <w:hyperlink r:id="rId25" w:history="1">
           <w:r>
             <w:rPr>
               <w:rStyle w:val="Hyperlink"/>
@@ -4330,7 +4486,14 @@
           <w:color w:val="000000"/>
           <w:sz w:val="24"/>
         </w:rPr>
-        <w:t xml:space="preserve"> inform</w:t>
+        <w:hyperlink r:id="rId13" w:history="1">
+          <w:r>
+            <w:rPr>
+              <w:rStyle w:val="Hyperlink"/>
+            </w:rPr>
+            <w:t xml:space="preserve"> inform</w:t>
+          </w:r>
+        </w:hyperlink>
       </w:r>
       <w:r>
         <w:rPr>
@@ -4883,7 +5046,24 @@
           <w:color w:val="000000"/>
           <w:sz w:val="24"/>
         </w:rPr>
-        <w:t>istorian Adi M</w:t>
+        <w:hyperlink r:id="rId27" w:history="1">
+          <w:r>
+            <w:rPr>
+              <w:rStyle w:val="Hyperlink"/>
+            </w:rPr>
+            <w:t xml:space="preserve">istorian Adi </w:t>
+          </w:r>
+        </w:hyperlink>
+      </w:r>
+      <w:r>
+        <w:rPr>
+          <w:rFonts w:ascii="Charis SIL Regular" w:hAnsi="Charis SIL Regular" w:eastAsia="Charis SIL Regular"/>
+          <w:b w:val="0"/>
+          <w:i w:val="0"/>
+          <w:color w:val="000000"/>
+          <w:sz w:val="24"/>
+        </w:rPr>
+        <w:t>M</w:t>
       </w:r>
       <w:r>
         <w:rPr>
@@ -4961,7 +5141,31 @@
           <w:color w:val="000000"/>
           <w:sz w:val="24"/>
         </w:rPr>
-        <w:t xml:space="preserve">ibes the </w:t>
+        <w:hyperlink r:id="rId27" w:history="1">
+          <w:r>
+            <w:rPr>
+              <w:rStyle w:val="Hyperlink"/>
+            </w:rPr>
+            <w:t>ibe</w:t>
+          </w:r>
+        </w:hyperlink>
+      </w:r>
+      <w:r>
+        <w:rPr>
+          <w:rFonts w:ascii="Charis SIL Regular" w:hAnsi="Charis SIL Regular" w:eastAsia="Charis SIL Regular"/>
+          <w:b w:val="0"/>
+          <w:i w:val="0"/>
+          <w:color w:val="000000"/>
+          <w:sz w:val="24"/>
+        </w:rPr>
+        <w:hyperlink r:id="rId27" w:history="1">
+          <w:r>
+            <w:rPr>
+              <w:rStyle w:val="Hyperlink"/>
+            </w:rPr>
+            <w:t xml:space="preserve">s the </w:t>
+          </w:r>
+        </w:hyperlink>
       </w:r>
       <w:r>
         <w:rPr>
@@ -5022,7 +5226,31 @@
           <w:color w:val="000000"/>
           <w:sz w:val="24"/>
         </w:rPr>
-        <w:t>lonial history</w:t>
+        <w:hyperlink r:id="rId27" w:history="1">
+          <w:r>
+            <w:rPr>
+              <w:rStyle w:val="Hyperlink"/>
+            </w:rPr>
+            <w:t>l</w:t>
+          </w:r>
+        </w:hyperlink>
+      </w:r>
+      <w:r>
+        <w:rPr>
+          <w:rFonts w:ascii="Charis SIL Regular" w:hAnsi="Charis SIL Regular" w:eastAsia="Charis SIL Regular"/>
+          <w:b w:val="0"/>
+          <w:i w:val="0"/>
+          <w:color w:val="000000"/>
+          <w:sz w:val="24"/>
+        </w:rPr>
+        <w:hyperlink r:id="rId27" w:history="1">
+          <w:r>
+            <w:rPr>
+              <w:rStyle w:val="Hyperlink"/>
+            </w:rPr>
+            <w:t>onial history</w:t>
+          </w:r>
+        </w:hyperlink>
       </w:r>
       <w:r>
         <w:rPr>
@@ -5287,17 +5515,43 @@
           <w:color w:val="000000"/>
           <w:sz w:val="24"/>
         </w:rPr>
-        <w:t>eritage fiel</w:t>
-      </w:r>
-      <w:r>
-        <w:rPr>
-          <w:rFonts w:ascii="Charis SIL Regular" w:hAnsi="Charis SIL Regular" w:eastAsia="Charis SIL Regular"/>
-          <w:b w:val="0"/>
-          <w:i w:val="0"/>
-          <w:color w:val="000000"/>
-          <w:sz w:val="24"/>
-        </w:rPr>
-        <w:t>d</w:t>
+        <w:hyperlink r:id="rId28" w:history="1">
+          <w:r>
+            <w:rPr>
+              <w:rStyle w:val="Hyperlink"/>
+            </w:rPr>
+            <w:t>eritage fie</w:t>
+          </w:r>
+        </w:hyperlink>
+      </w:r>
+      <w:r>
+        <w:rPr>
+          <w:u w:val="single" w:color="0000ff"/>
+          <w:rFonts w:ascii="Charis SIL Regular" w:hAnsi="Charis SIL Regular" w:eastAsia="Charis SIL Regular"/>
+          <w:b w:val="0"/>
+          <w:i w:val="0"/>
+          <w:color w:val="000000"/>
+          <w:sz w:val="24"/>
+        </w:rPr>
+        <w:t>l</w:t>
+      </w:r>
+      <w:r>
+        <w:rPr>
+          <w:u w:val="single" w:color="0000ff"/>
+          <w:rFonts w:ascii="Charis SIL Regular" w:hAnsi="Charis SIL Regular" w:eastAsia="Charis SIL Regular"/>
+          <w:b w:val="0"/>
+          <w:i w:val="0"/>
+          <w:color w:val="000000"/>
+          <w:sz w:val="24"/>
+        </w:rPr>
+        <w:hyperlink r:id="rId28" w:history="1">
+          <w:r>
+            <w:rPr>
+              <w:rStyle w:val="Hyperlink"/>
+            </w:rPr>
+            <w:t>d</w:t>
+          </w:r>
+        </w:hyperlink>
       </w:r>
       <w:r>
         <w:rPr>
@@ -5367,7 +5621,7 @@
             <w:rPr>
               <w:rStyle w:val="Hyperlink"/>
             </w:rPr>
-            <w:t>98, the fo</w:t>
+            <w:t>98, the f</w:t>
           </w:r>
         </w:hyperlink>
       </w:r>
@@ -5379,7 +5633,7 @@
           <w:color w:val="000000"/>
           <w:sz w:val="24"/>
         </w:rPr>
-        <w:t xml:space="preserve">undation aims to document, collect and </w:t>
+        <w:t xml:space="preserve">oundation aims to document, collect and </w:t>
       </w:r>
       <w:r>
         <w:rPr>

--- a/EXPORTS/DOCX/published/niveau2/English/ArubaBonaireCuracao.docx
+++ b/EXPORTS/DOCX/published/niveau2/English/ArubaBonaireCuracao.docx
@@ -742,7 +742,6 @@
       </w:r>
       <w:r>
         <w:rPr>
-          <w:u w:val="single" w:color="0000ff"/>
           <w:rFonts w:ascii="Charis SIL Regular" w:hAnsi="Charis SIL Regular" w:eastAsia="Charis SIL Regular"/>
           <w:b w:val="0"/>
           <w:i w:val="0"/>
@@ -1436,7 +1435,7 @@
             <w:rPr>
               <w:rStyle w:val="Hyperlink"/>
             </w:rPr>
-            <w:t>offi</w:t>
+            <w:t>office</w:t>
           </w:r>
         </w:hyperlink>
       </w:r>
@@ -1448,16 +1447,6 @@
           <w:color w:val="0000FF"/>
           <w:sz w:val="24"/>
           <w:u w:val="single"/>
-        </w:rPr>
-        <w:t>ce</w:t>
-      </w:r>
-      <w:r>
-        <w:rPr>
-          <w:rFonts w:ascii="Charis SIL Regular" w:hAnsi="Charis SIL Regular" w:eastAsia="Charis SIL Regular"/>
-          <w:b w:val="0"/>
-          <w:i w:val="0"/>
-          <w:color w:val="0000FF"/>
-          <w:sz w:val="24"/>
         </w:rPr>
         <w:t>rs</w:t>
       </w:r>
@@ -1747,9 +1736,19 @@
             <w:rPr>
               <w:rStyle w:val="Hyperlink"/>
             </w:rPr>
-            <w:t>1815-1950</w:t>
+            <w:t>1815-19</w:t>
           </w:r>
         </w:hyperlink>
+      </w:r>
+      <w:r>
+        <w:rPr>
+          <w:rFonts w:ascii="Charis SIL Regular" w:hAnsi="Charis SIL Regular" w:eastAsia="Charis SIL Regular"/>
+          <w:b w:val="0"/>
+          <w:i w:val="0"/>
+          <w:color w:val="0000FF"/>
+          <w:sz w:val="24"/>
+        </w:rPr>
+        <w:t>50</w:t>
       </w:r>
       <w:r>
         <w:rPr>
@@ -2824,6 +2823,7 @@
       </w:r>
       <w:r>
         <w:rPr>
+          <w:u w:val="single" w:color="0000ff"/>
           <w:rFonts w:ascii="Charis SIL Regular" w:hAnsi="Charis SIL Regular" w:eastAsia="Charis SIL Regular"/>
           <w:b w:val="0"/>
           <w:i w:val="0"/>
@@ -3851,13 +3851,31 @@
       </w:r>
       <w:r>
         <w:rPr>
-          <w:rFonts w:ascii="Charis SIL Regular" w:hAnsi="Charis SIL Regular" w:eastAsia="Charis SIL Regular"/>
-          <w:b w:val="0"/>
-          <w:i w:val="0"/>
-          <w:color w:val="000000"/>
-          <w:sz w:val="24"/>
-        </w:rPr>
-        <w:t xml:space="preserve">Netherlands. There is also a specific </w:t>
+          <w:u w:val="single" w:color="0000ff"/>
+          <w:rFonts w:ascii="Charis SIL Regular" w:hAnsi="Charis SIL Regular" w:eastAsia="Charis SIL Regular"/>
+          <w:b w:val="0"/>
+          <w:i w:val="0"/>
+          <w:color w:val="000000"/>
+          <w:sz w:val="24"/>
+        </w:rPr>
+        <w:hyperlink r:id="rId21" w:history="1">
+          <w:r>
+            <w:rPr>
+              <w:rStyle w:val="Hyperlink"/>
+            </w:rPr>
+            <w:t>Netherlands</w:t>
+          </w:r>
+        </w:hyperlink>
+      </w:r>
+      <w:r>
+        <w:rPr>
+          <w:rFonts w:ascii="Charis SIL Regular" w:hAnsi="Charis SIL Regular" w:eastAsia="Charis SIL Regular"/>
+          <w:b w:val="0"/>
+          <w:i w:val="0"/>
+          <w:color w:val="000000"/>
+          <w:sz w:val="24"/>
+        </w:rPr>
+        <w:t xml:space="preserve">. There is also a specific </w:t>
       </w:r>
       <w:r>
         <w:rPr>
@@ -3915,7 +3933,7 @@
           <w:sz w:val="24"/>
           <w:u w:val="single"/>
         </w:rPr>
-        <w:hyperlink r:id="rId22" w:history="1">
+        <w:hyperlink r:id="rId23" w:history="1">
           <w:r>
             <w:rPr>
               <w:rStyle w:val="Hyperlink"/>
@@ -3942,25 +3960,7 @@
           <w:color w:val="000000"/>
           <w:sz w:val="24"/>
         </w:rPr>
-        <w:t>collections relating to enslaved peop</w:t>
-      </w:r>
-      <w:r>
-        <w:rPr>
-          <w:u w:val="single" w:color="0000ff"/>
-          <w:rFonts w:ascii="Charis SIL Regular" w:hAnsi="Charis SIL Regular" w:eastAsia="Charis SIL Regular"/>
-          <w:b w:val="0"/>
-          <w:i w:val="0"/>
-          <w:color w:val="000000"/>
-          <w:sz w:val="24"/>
-        </w:rPr>
-        <w:hyperlink r:id="rId23" w:history="1">
-          <w:r>
-            <w:rPr>
-              <w:rStyle w:val="Hyperlink"/>
-            </w:rPr>
-            <w:t>le in Ar</w:t>
-          </w:r>
-        </w:hyperlink>
+        <w:t>collections relating to enslaved people in Ar</w:t>
       </w:r>
       <w:r>
         <w:rPr>
@@ -4158,7 +4158,6 @@
           <w:i w:val="0"/>
           <w:color w:val="0000FF"/>
           <w:sz w:val="24"/>
-          <w:u w:val="single"/>
         </w:rPr>
         <w:t>A</w:t>
       </w:r>
@@ -4218,7 +4217,7 @@
           <w:sz w:val="24"/>
           <w:u w:val="single"/>
         </w:rPr>
-        <w:hyperlink r:id="rId25" w:history="1">
+        <w:hyperlink r:id="rId24" w:history="1">
           <w:r>
             <w:rPr>
               <w:rStyle w:val="Hyperlink"/>
@@ -4296,7 +4295,50 @@
           <w:color w:val="000000"/>
           <w:sz w:val="24"/>
         </w:rPr>
-        <w:t xml:space="preserve">The research aid </w:t>
+        <w:hyperlink r:id="rId25" w:history="1">
+          <w:r>
+            <w:rPr>
+              <w:rStyle w:val="Hyperlink"/>
+            </w:rPr>
+            <w:t>The re</w:t>
+          </w:r>
+        </w:hyperlink>
+      </w:r>
+      <w:r>
+        <w:rPr>
+          <w:u w:val="single" w:color="0000ff"/>
+          <w:rFonts w:ascii="Charis SIL Regular" w:hAnsi="Charis SIL Regular" w:eastAsia="Charis SIL Regular"/>
+          <w:b w:val="0"/>
+          <w:i w:val="0"/>
+          <w:color w:val="000000"/>
+          <w:sz w:val="24"/>
+        </w:rPr>
+        <w:hyperlink r:id="rId25" w:history="1">
+          <w:r>
+            <w:rPr>
+              <w:rStyle w:val="Hyperlink"/>
+            </w:rPr>
+            <w:t>s</w:t>
+          </w:r>
+        </w:hyperlink>
+      </w:r>
+      <w:r>
+        <w:rPr>
+          <w:u w:val="single" w:color="0000ff"/>
+          <w:rFonts w:ascii="Charis SIL Regular" w:hAnsi="Charis SIL Regular" w:eastAsia="Charis SIL Regular"/>
+          <w:b w:val="0"/>
+          <w:i w:val="0"/>
+          <w:color w:val="000000"/>
+          <w:sz w:val="24"/>
+        </w:rPr>
+        <w:hyperlink r:id="rId25" w:history="1">
+          <w:r>
+            <w:rPr>
+              <w:rStyle w:val="Hyperlink"/>
+            </w:rPr>
+            <w:t xml:space="preserve">earch aid </w:t>
+          </w:r>
+        </w:hyperlink>
       </w:r>
       <w:r>
         <w:rPr>
@@ -4307,7 +4349,7 @@
           <w:sz w:val="24"/>
           <w:u w:val="single"/>
         </w:rPr>
-        <w:hyperlink r:id="rId13" w:history="1">
+        <w:hyperlink r:id="rId25" w:history="1">
           <w:r>
             <w:rPr>
               <w:rStyle w:val="Hyperlink"/>
@@ -4325,7 +4367,7 @@
           <w:sz w:val="24"/>
           <w:u w:val="single"/>
         </w:rPr>
-        <w:hyperlink r:id="rId13" w:history="1">
+        <w:hyperlink r:id="rId25" w:history="1">
           <w:r>
             <w:rPr>
               <w:rStyle w:val="Hyperlink"/>
@@ -6866,7 +6908,7 @@
           <w:sz w:val="24"/>
           <w:u w:val="single"/>
         </w:rPr>
-        <w:hyperlink r:id="rId32" w:history="1">
+        <w:hyperlink r:id="rId33" w:history="1">
           <w:r>
             <w:rPr>
               <w:rStyle w:val="Hyperlink"/>
@@ -6884,7 +6926,7 @@
           <w:sz w:val="24"/>
           <w:u w:val="single"/>
         </w:rPr>
-        <w:hyperlink r:id="rId32" w:history="1">
+        <w:hyperlink r:id="rId33" w:history="1">
           <w:r>
             <w:rPr>
               <w:rStyle w:val="Hyperlink"/>
@@ -6902,7 +6944,7 @@
           <w:sz w:val="24"/>
           <w:u w:val="single"/>
         </w:rPr>
-        <w:hyperlink r:id="rId32" w:history="1">
+        <w:hyperlink r:id="rId33" w:history="1">
           <w:r>
             <w:rPr>
               <w:rStyle w:val="Hyperlink"/>
@@ -6931,7 +6973,7 @@
           <w:sz w:val="24"/>
           <w:u w:val="single"/>
         </w:rPr>
-        <w:hyperlink r:id="rId32" w:history="1">
+        <w:hyperlink r:id="rId33" w:history="1">
           <w:r>
             <w:rPr>
               <w:rStyle w:val="Hyperlink"/>
@@ -6949,7 +6991,7 @@
           <w:sz w:val="24"/>
           <w:u w:val="single"/>
         </w:rPr>
-        <w:hyperlink r:id="rId32" w:history="1">
+        <w:hyperlink r:id="rId33" w:history="1">
           <w:r>
             <w:rPr>
               <w:rStyle w:val="Hyperlink"/>
@@ -6967,7 +7009,7 @@
           <w:sz w:val="24"/>
           <w:u w:val="single"/>
         </w:rPr>
-        <w:hyperlink r:id="rId32" w:history="1">
+        <w:hyperlink r:id="rId33" w:history="1">
           <w:r>
             <w:rPr>
               <w:rStyle w:val="Hyperlink"/>
@@ -6985,7 +7027,7 @@
           <w:sz w:val="24"/>
           <w:u w:val="single"/>
         </w:rPr>
-        <w:hyperlink r:id="rId32" w:history="1">
+        <w:hyperlink r:id="rId33" w:history="1">
           <w:r>
             <w:rPr>
               <w:rStyle w:val="Hyperlink"/>

--- a/EXPORTS/DOCX/published/niveau2/English/ArubaBonaireCuracao.docx
+++ b/EXPORTS/DOCX/published/niveau2/English/ArubaBonaireCuracao.docx
@@ -648,25 +648,7 @@
           <w:color w:val="000000"/>
           <w:sz w:val="24"/>
         </w:rPr>
-        <w:t>islands under the authority of the newly found</w:t>
-      </w:r>
-      <w:r>
-        <w:rPr>
-          <w:u w:val="single" w:color="0000ff"/>
-          <w:rFonts w:ascii="Charis SIL Regular" w:hAnsi="Charis SIL Regular" w:eastAsia="Charis SIL Regular"/>
-          <w:b w:val="0"/>
-          <w:i w:val="0"/>
-          <w:color w:val="000000"/>
-          <w:sz w:val="24"/>
-        </w:rPr>
-        <w:hyperlink r:id="rId10" w:history="1">
-          <w:r>
-            <w:rPr>
-              <w:rStyle w:val="Hyperlink"/>
-            </w:rPr>
-            <w:t>ed Kin</w:t>
-          </w:r>
-        </w:hyperlink>
+        <w:t>islands under the authority of the newly founded Kin</w:t>
       </w:r>
       <w:r>
         <w:rPr>
@@ -1435,7 +1417,7 @@
             <w:rPr>
               <w:rStyle w:val="Hyperlink"/>
             </w:rPr>
-            <w:t>office</w:t>
+            <w:t>offi</w:t>
           </w:r>
         </w:hyperlink>
       </w:r>
@@ -1446,7 +1428,23 @@
           <w:i w:val="0"/>
           <w:color w:val="0000FF"/>
           <w:sz w:val="24"/>
-          <w:u w:val="single"/>
+        </w:rPr>
+        <w:hyperlink r:id="rId14" w:history="1">
+          <w:r>
+            <w:rPr>
+              <w:rStyle w:val="Hyperlink"/>
+            </w:rPr>
+            <w:t>ce</w:t>
+          </w:r>
+        </w:hyperlink>
+      </w:r>
+      <w:r>
+        <w:rPr>
+          <w:rFonts w:ascii="Charis SIL Regular" w:hAnsi="Charis SIL Regular" w:eastAsia="Charis SIL Regular"/>
+          <w:b w:val="0"/>
+          <w:i w:val="0"/>
+          <w:color w:val="0000FF"/>
+          <w:sz w:val="24"/>
         </w:rPr>
         <w:t>rs</w:t>
       </w:r>
@@ -1736,19 +1734,9 @@
             <w:rPr>
               <w:rStyle w:val="Hyperlink"/>
             </w:rPr>
-            <w:t>1815-19</w:t>
+            <w:t>1815-1950</w:t>
           </w:r>
         </w:hyperlink>
-      </w:r>
-      <w:r>
-        <w:rPr>
-          <w:rFonts w:ascii="Charis SIL Regular" w:hAnsi="Charis SIL Regular" w:eastAsia="Charis SIL Regular"/>
-          <w:b w:val="0"/>
-          <w:i w:val="0"/>
-          <w:color w:val="0000FF"/>
-          <w:sz w:val="24"/>
-        </w:rPr>
-        <w:t>50</w:t>
       </w:r>
       <w:r>
         <w:rPr>
@@ -3232,7 +3220,6 @@
       </w:r>
       <w:r>
         <w:rPr>
-          <w:u w:val="single" w:color="0000ff"/>
           <w:rFonts w:ascii="Charis SIL Regular" w:hAnsi="Charis SIL Regular" w:eastAsia="Charis SIL Regular"/>
           <w:b w:val="0"/>
           <w:i w:val="0"/>
@@ -3884,7 +3871,6 @@
           <w:i w:val="0"/>
           <w:color w:val="0000FF"/>
           <w:sz w:val="24"/>
-          <w:u w:val="single"/>
         </w:rPr>
         <w:hyperlink r:id="rId23" w:history="1">
           <w:r>
@@ -3933,7 +3919,7 @@
           <w:sz w:val="24"/>
           <w:u w:val="single"/>
         </w:rPr>
-        <w:hyperlink r:id="rId23" w:history="1">
+        <w:hyperlink r:id="rId22" w:history="1">
           <w:r>
             <w:rPr>
               <w:rStyle w:val="Hyperlink"/>
@@ -3960,7 +3946,25 @@
           <w:color w:val="000000"/>
           <w:sz w:val="24"/>
         </w:rPr>
-        <w:t>collections relating to enslaved people in Ar</w:t>
+        <w:t>collections relating to enslaved peop</w:t>
+      </w:r>
+      <w:r>
+        <w:rPr>
+          <w:u w:val="single" w:color="0000ff"/>
+          <w:rFonts w:ascii="Charis SIL Regular" w:hAnsi="Charis SIL Regular" w:eastAsia="Charis SIL Regular"/>
+          <w:b w:val="0"/>
+          <w:i w:val="0"/>
+          <w:color w:val="000000"/>
+          <w:sz w:val="24"/>
+        </w:rPr>
+        <w:hyperlink r:id="rId23" w:history="1">
+          <w:r>
+            <w:rPr>
+              <w:rStyle w:val="Hyperlink"/>
+            </w:rPr>
+            <w:t>le in Ar</w:t>
+          </w:r>
+        </w:hyperlink>
       </w:r>
       <w:r>
         <w:rPr>
@@ -4284,61 +4288,7 @@
           <w:color w:val="000000"/>
           <w:sz w:val="24"/>
         </w:rPr>
-        <w:t xml:space="preserve">•  </w:t>
-      </w:r>
-      <w:r>
-        <w:rPr>
-          <w:u w:val="single" w:color="0000ff"/>
-          <w:rFonts w:ascii="Charis SIL Regular" w:hAnsi="Charis SIL Regular" w:eastAsia="Charis SIL Regular"/>
-          <w:b w:val="0"/>
-          <w:i w:val="0"/>
-          <w:color w:val="000000"/>
-          <w:sz w:val="24"/>
-        </w:rPr>
-        <w:hyperlink r:id="rId25" w:history="1">
-          <w:r>
-            <w:rPr>
-              <w:rStyle w:val="Hyperlink"/>
-            </w:rPr>
-            <w:t>The re</w:t>
-          </w:r>
-        </w:hyperlink>
-      </w:r>
-      <w:r>
-        <w:rPr>
-          <w:u w:val="single" w:color="0000ff"/>
-          <w:rFonts w:ascii="Charis SIL Regular" w:hAnsi="Charis SIL Regular" w:eastAsia="Charis SIL Regular"/>
-          <w:b w:val="0"/>
-          <w:i w:val="0"/>
-          <w:color w:val="000000"/>
-          <w:sz w:val="24"/>
-        </w:rPr>
-        <w:hyperlink r:id="rId25" w:history="1">
-          <w:r>
-            <w:rPr>
-              <w:rStyle w:val="Hyperlink"/>
-            </w:rPr>
-            <w:t>s</w:t>
-          </w:r>
-        </w:hyperlink>
-      </w:r>
-      <w:r>
-        <w:rPr>
-          <w:u w:val="single" w:color="0000ff"/>
-          <w:rFonts w:ascii="Charis SIL Regular" w:hAnsi="Charis SIL Regular" w:eastAsia="Charis SIL Regular"/>
-          <w:b w:val="0"/>
-          <w:i w:val="0"/>
-          <w:color w:val="000000"/>
-          <w:sz w:val="24"/>
-        </w:rPr>
-        <w:hyperlink r:id="rId25" w:history="1">
-          <w:r>
-            <w:rPr>
-              <w:rStyle w:val="Hyperlink"/>
-            </w:rPr>
-            <w:t xml:space="preserve">earch aid </w:t>
-          </w:r>
-        </w:hyperlink>
+        <w:t xml:space="preserve">•  The research aid </w:t>
       </w:r>
       <w:r>
         <w:rPr>
@@ -5061,282 +5011,7 @@
           <w:color w:val="000000"/>
           <w:sz w:val="24"/>
         </w:rPr>
-        <w:t>' b</w:t>
-      </w:r>
-      <w:r>
-        <w:rPr>
-          <w:rFonts w:ascii="Charis SIL Regular" w:hAnsi="Charis SIL Regular" w:eastAsia="Charis SIL Regular"/>
-          <w:b w:val="0"/>
-          <w:i w:val="0"/>
-          <w:color w:val="000000"/>
-          <w:sz w:val="24"/>
-        </w:rPr>
-        <w:hyperlink r:id="rId27" w:history="1">
-          <w:r>
-            <w:rPr>
-              <w:rStyle w:val="Hyperlink"/>
-            </w:rPr>
-            <w:t>y h</w:t>
-          </w:r>
-        </w:hyperlink>
-      </w:r>
-      <w:r>
-        <w:rPr>
-          <w:rFonts w:ascii="Charis SIL Regular" w:hAnsi="Charis SIL Regular" w:eastAsia="Charis SIL Regular"/>
-          <w:b w:val="0"/>
-          <w:i w:val="0"/>
-          <w:color w:val="000000"/>
-          <w:sz w:val="24"/>
-        </w:rPr>
-        <w:hyperlink r:id="rId27" w:history="1">
-          <w:r>
-            <w:rPr>
-              <w:rStyle w:val="Hyperlink"/>
-            </w:rPr>
-            <w:t xml:space="preserve">istorian Adi </w:t>
-          </w:r>
-        </w:hyperlink>
-      </w:r>
-      <w:r>
-        <w:rPr>
-          <w:rFonts w:ascii="Charis SIL Regular" w:hAnsi="Charis SIL Regular" w:eastAsia="Charis SIL Regular"/>
-          <w:b w:val="0"/>
-          <w:i w:val="0"/>
-          <w:color w:val="000000"/>
-          <w:sz w:val="24"/>
-        </w:rPr>
-        <w:t>M</w:t>
-      </w:r>
-      <w:r>
-        <w:rPr>
-          <w:rFonts w:ascii="Charis SIL Regular" w:hAnsi="Charis SIL Regular" w:eastAsia="Charis SIL Regular"/>
-          <w:b w:val="0"/>
-          <w:i w:val="0"/>
-          <w:color w:val="000000"/>
-          <w:sz w:val="24"/>
-        </w:rPr>
-        <w:hyperlink r:id="rId27" w:history="1">
-          <w:r>
-            <w:rPr>
-              <w:rStyle w:val="Hyperlink"/>
-            </w:rPr>
-            <w:t>art</w:t>
-          </w:r>
-        </w:hyperlink>
-      </w:r>
-      <w:r>
-        <w:rPr>
-          <w:rFonts w:ascii="Charis SIL Regular" w:hAnsi="Charis SIL Regular" w:eastAsia="Charis SIL Regular"/>
-          <w:b w:val="0"/>
-          <w:i w:val="0"/>
-          <w:color w:val="000000"/>
-          <w:sz w:val="24"/>
-        </w:rPr>
-        <w:hyperlink r:id="rId27" w:history="1">
-          <w:r>
-            <w:rPr>
-              <w:rStyle w:val="Hyperlink"/>
-            </w:rPr>
-            <w:t>i</w:t>
-          </w:r>
-        </w:hyperlink>
-      </w:r>
-      <w:r>
-        <w:rPr>
-          <w:rFonts w:ascii="Charis SIL Regular" w:hAnsi="Charis SIL Regular" w:eastAsia="Charis SIL Regular"/>
-          <w:b w:val="0"/>
-          <w:i w:val="0"/>
-          <w:color w:val="000000"/>
-          <w:sz w:val="24"/>
-        </w:rPr>
-        <w:hyperlink r:id="rId27" w:history="1">
-          <w:r>
-            <w:rPr>
-              <w:rStyle w:val="Hyperlink"/>
-            </w:rPr>
-            <w:t>s desc</w:t>
-          </w:r>
-        </w:hyperlink>
-      </w:r>
-      <w:r>
-        <w:rPr>
-          <w:rFonts w:ascii="Charis SIL Regular" w:hAnsi="Charis SIL Regular" w:eastAsia="Charis SIL Regular"/>
-          <w:b w:val="0"/>
-          <w:i w:val="0"/>
-          <w:color w:val="000000"/>
-          <w:sz w:val="24"/>
-        </w:rPr>
-        <w:hyperlink r:id="rId27" w:history="1">
-          <w:r>
-            <w:rPr>
-              <w:rStyle w:val="Hyperlink"/>
-            </w:rPr>
-            <w:t>r</w:t>
-          </w:r>
-        </w:hyperlink>
-      </w:r>
-      <w:r>
-        <w:rPr>
-          <w:rFonts w:ascii="Charis SIL Regular" w:hAnsi="Charis SIL Regular" w:eastAsia="Charis SIL Regular"/>
-          <w:b w:val="0"/>
-          <w:i w:val="0"/>
-          <w:color w:val="000000"/>
-          <w:sz w:val="24"/>
-        </w:rPr>
-        <w:hyperlink r:id="rId27" w:history="1">
-          <w:r>
-            <w:rPr>
-              <w:rStyle w:val="Hyperlink"/>
-            </w:rPr>
-            <w:t>ibe</w:t>
-          </w:r>
-        </w:hyperlink>
-      </w:r>
-      <w:r>
-        <w:rPr>
-          <w:rFonts w:ascii="Charis SIL Regular" w:hAnsi="Charis SIL Regular" w:eastAsia="Charis SIL Regular"/>
-          <w:b w:val="0"/>
-          <w:i w:val="0"/>
-          <w:color w:val="000000"/>
-          <w:sz w:val="24"/>
-        </w:rPr>
-        <w:hyperlink r:id="rId27" w:history="1">
-          <w:r>
-            <w:rPr>
-              <w:rStyle w:val="Hyperlink"/>
-            </w:rPr>
-            <w:t xml:space="preserve">s the </w:t>
-          </w:r>
-        </w:hyperlink>
-      </w:r>
-      <w:r>
-        <w:rPr>
-          <w:rFonts w:ascii="Charis SIL Regular" w:hAnsi="Charis SIL Regular" w:eastAsia="Charis SIL Regular"/>
-          <w:b w:val="0"/>
-          <w:i w:val="0"/>
-          <w:color w:val="000000"/>
-          <w:sz w:val="24"/>
-        </w:rPr>
-        <w:hyperlink r:id="rId27" w:history="1">
-          <w:r>
-            <w:rPr>
-              <w:rStyle w:val="Hyperlink"/>
-            </w:rPr>
-            <w:t>p</w:t>
-          </w:r>
-        </w:hyperlink>
-      </w:r>
-      <w:r>
-        <w:rPr>
-          <w:rFonts w:ascii="Charis SIL Regular" w:hAnsi="Charis SIL Regular" w:eastAsia="Charis SIL Regular"/>
-          <w:b w:val="0"/>
-          <w:i w:val="0"/>
-          <w:color w:val="000000"/>
-          <w:sz w:val="24"/>
-        </w:rPr>
-        <w:hyperlink r:id="rId27" w:history="1">
-          <w:r>
-            <w:rPr>
-              <w:rStyle w:val="Hyperlink"/>
-            </w:rPr>
-            <w:t>r</w:t>
-          </w:r>
-        </w:hyperlink>
-      </w:r>
-      <w:r>
-        <w:rPr>
-          <w:rFonts w:ascii="Charis SIL Regular" w:hAnsi="Charis SIL Regular" w:eastAsia="Charis SIL Regular"/>
-          <w:b w:val="0"/>
-          <w:i w:val="0"/>
-          <w:color w:val="000000"/>
-          <w:sz w:val="24"/>
-        </w:rPr>
-        <w:hyperlink r:id="rId27" w:history="1">
-          <w:r>
-            <w:rPr>
-              <w:rStyle w:val="Hyperlink"/>
-            </w:rPr>
-            <w:t>eco</w:t>
-          </w:r>
-        </w:hyperlink>
-      </w:r>
-      <w:r>
-        <w:rPr>
-          <w:rFonts w:ascii="Charis SIL Regular" w:hAnsi="Charis SIL Regular" w:eastAsia="Charis SIL Regular"/>
-          <w:b w:val="0"/>
-          <w:i w:val="0"/>
-          <w:color w:val="000000"/>
-          <w:sz w:val="24"/>
-        </w:rPr>
-        <w:hyperlink r:id="rId27" w:history="1">
-          <w:r>
-            <w:rPr>
-              <w:rStyle w:val="Hyperlink"/>
-            </w:rPr>
-            <w:t>l</w:t>
-          </w:r>
-        </w:hyperlink>
-      </w:r>
-      <w:r>
-        <w:rPr>
-          <w:rFonts w:ascii="Charis SIL Regular" w:hAnsi="Charis SIL Regular" w:eastAsia="Charis SIL Regular"/>
-          <w:b w:val="0"/>
-          <w:i w:val="0"/>
-          <w:color w:val="000000"/>
-          <w:sz w:val="24"/>
-        </w:rPr>
-        <w:hyperlink r:id="rId27" w:history="1">
-          <w:r>
-            <w:rPr>
-              <w:rStyle w:val="Hyperlink"/>
-            </w:rPr>
-            <w:t>onial history</w:t>
-          </w:r>
-        </w:hyperlink>
-      </w:r>
-      <w:r>
-        <w:rPr>
-          <w:rFonts w:ascii="Charis SIL Regular" w:hAnsi="Charis SIL Regular" w:eastAsia="Charis SIL Regular"/>
-          <w:b w:val="0"/>
-          <w:i w:val="0"/>
-          <w:color w:val="000000"/>
-          <w:sz w:val="24"/>
-        </w:rPr>
-        <w:hyperlink r:id="rId27" w:history="1">
-          <w:r>
-            <w:rPr>
-              <w:rStyle w:val="Hyperlink"/>
-            </w:rPr>
-            <w:t xml:space="preserve"> of</w:t>
-          </w:r>
-        </w:hyperlink>
-      </w:r>
-      <w:r>
-        <w:rPr>
-          <w:rFonts w:ascii="Charis SIL Regular" w:hAnsi="Charis SIL Regular" w:eastAsia="Charis SIL Regular"/>
-          <w:b w:val="0"/>
-          <w:i w:val="0"/>
-          <w:color w:val="000000"/>
-          <w:sz w:val="24"/>
-        </w:rPr>
-        <w:t xml:space="preserve"> </w:t>
-      </w:r>
-      <w:r>
-        <w:rPr>
-          <w:rFonts w:ascii="Charis SIL Regular" w:hAnsi="Charis SIL Regular" w:eastAsia="Charis SIL Regular"/>
-          <w:b w:val="0"/>
-          <w:i w:val="0"/>
-          <w:color w:val="000000"/>
-          <w:sz w:val="24"/>
-        </w:rPr>
-        <w:hyperlink r:id="rId27" w:history="1">
-          <w:r>
-            <w:rPr>
-              <w:rStyle w:val="Hyperlink"/>
-            </w:rPr>
-            <w:t>Aruba and</w:t>
-          </w:r>
-        </w:hyperlink>
+        <w:t>' by historian Adi Martis describes the precolonial history of Aruba and</w:t>
       </w:r>
       <w:r>
         <w:rPr>
@@ -5562,13 +5237,29 @@
             <w:rPr>
               <w:rStyle w:val="Hyperlink"/>
             </w:rPr>
-            <w:t>eritage fie</w:t>
+            <w:t>eritage fi</w:t>
           </w:r>
         </w:hyperlink>
       </w:r>
       <w:r>
         <w:rPr>
-          <w:u w:val="single" w:color="0000ff"/>
+          <w:rFonts w:ascii="Charis SIL Regular" w:hAnsi="Charis SIL Regular" w:eastAsia="Charis SIL Regular"/>
+          <w:b w:val="0"/>
+          <w:i w:val="0"/>
+          <w:color w:val="000000"/>
+          <w:sz w:val="24"/>
+        </w:rPr>
+        <w:hyperlink r:id="rId28" w:history="1">
+          <w:r>
+            <w:rPr>
+              <w:rStyle w:val="Hyperlink"/>
+            </w:rPr>
+            <w:t>e</w:t>
+          </w:r>
+        </w:hyperlink>
+      </w:r>
+      <w:r>
+        <w:rPr>
           <w:rFonts w:ascii="Charis SIL Regular" w:hAnsi="Charis SIL Regular" w:eastAsia="Charis SIL Regular"/>
           <w:b w:val="0"/>
           <w:i w:val="0"/>
@@ -5663,7 +5354,7 @@
             <w:rPr>
               <w:rStyle w:val="Hyperlink"/>
             </w:rPr>
-            <w:t>98, the f</w:t>
+            <w:t>98, the fo</w:t>
           </w:r>
         </w:hyperlink>
       </w:r>
@@ -5675,7 +5366,7 @@
           <w:color w:val="000000"/>
           <w:sz w:val="24"/>
         </w:rPr>
-        <w:t xml:space="preserve">oundation aims to document, collect and </w:t>
+        <w:t xml:space="preserve">undation aims to document, collect and </w:t>
       </w:r>
       <w:r>
         <w:rPr>
@@ -6908,7 +6599,7 @@
           <w:sz w:val="24"/>
           <w:u w:val="single"/>
         </w:rPr>
-        <w:hyperlink r:id="rId33" w:history="1">
+        <w:hyperlink r:id="rId32" w:history="1">
           <w:r>
             <w:rPr>
               <w:rStyle w:val="Hyperlink"/>
@@ -6926,7 +6617,7 @@
           <w:sz w:val="24"/>
           <w:u w:val="single"/>
         </w:rPr>
-        <w:hyperlink r:id="rId33" w:history="1">
+        <w:hyperlink r:id="rId32" w:history="1">
           <w:r>
             <w:rPr>
               <w:rStyle w:val="Hyperlink"/>
@@ -6944,7 +6635,7 @@
           <w:sz w:val="24"/>
           <w:u w:val="single"/>
         </w:rPr>
-        <w:hyperlink r:id="rId33" w:history="1">
+        <w:hyperlink r:id="rId32" w:history="1">
           <w:r>
             <w:rPr>
               <w:rStyle w:val="Hyperlink"/>
@@ -6996,25 +6687,7 @@
             <w:rPr>
               <w:rStyle w:val="Hyperlink"/>
             </w:rPr>
-            <w:t>2</w:t>
-          </w:r>
-        </w:hyperlink>
-      </w:r>
-      <w:r>
-        <w:rPr>
-          <w:rFonts w:ascii="Charis SIL Regular" w:hAnsi="Charis SIL Regular" w:eastAsia="Charis SIL Regular"/>
-          <w:b w:val="0"/>
-          <w:i w:val="0"/>
-          <w:color w:val="0000FF"/>
-          <w:sz w:val="24"/>
-          <w:u w:val="single"/>
-        </w:rPr>
-        <w:hyperlink r:id="rId33" w:history="1">
-          <w:r>
-            <w:rPr>
-              <w:rStyle w:val="Hyperlink"/>
-            </w:rPr>
-            <w:t>-18</w:t>
+            <w:t>2-18</w:t>
           </w:r>
         </w:hyperlink>
       </w:r>

--- a/EXPORTS/DOCX/published/niveau2/English/ArubaBonaireCuracao.docx
+++ b/EXPORTS/DOCX/published/niveau2/English/ArubaBonaireCuracao.docx
@@ -313,54 +313,7 @@
           <w:color w:val="000000"/>
           <w:sz w:val="24"/>
         </w:rPr>
-        <w:t>occupying</w:t>
-      </w:r>
-      <w:r>
-        <w:rPr>
-          <w:u w:val="single" w:color="0000ff"/>
-          <w:rFonts w:ascii="Charis SIL Regular" w:hAnsi="Charis SIL Regular" w:eastAsia="Charis SIL Regular"/>
-          <w:b w:val="0"/>
-          <w:i w:val="0"/>
-          <w:color w:val="000000"/>
-          <w:sz w:val="24"/>
-        </w:rPr>
-        <w:hyperlink r:id="rId9" w:history="1">
-          <w:r>
-            <w:rPr>
-              <w:rStyle w:val="Hyperlink"/>
-            </w:rPr>
-            <w:t xml:space="preserve"> force</w:t>
-          </w:r>
-        </w:hyperlink>
-      </w:r>
-      <w:r>
-        <w:rPr>
-          <w:u w:val="single" w:color="0000ff"/>
-          <w:rFonts w:ascii="Charis SIL Regular" w:hAnsi="Charis SIL Regular" w:eastAsia="Charis SIL Regular"/>
-          <w:b w:val="0"/>
-          <w:i w:val="0"/>
-          <w:color w:val="000000"/>
-          <w:sz w:val="24"/>
-        </w:rPr>
-        <w:t xml:space="preserve"> </w:t>
-      </w:r>
-      <w:r>
-        <w:rPr>
-          <w:u w:val="single" w:color="0000ff"/>
-          <w:rFonts w:ascii="Charis SIL Regular" w:hAnsi="Charis SIL Regular" w:eastAsia="Charis SIL Regular"/>
-          <w:b w:val="0"/>
-          <w:i w:val="0"/>
-          <w:color w:val="000000"/>
-          <w:sz w:val="24"/>
-        </w:rPr>
-        <w:hyperlink r:id="rId9" w:history="1">
-          <w:r>
-            <w:rPr>
-              <w:rStyle w:val="Hyperlink"/>
-            </w:rPr>
-            <w:t>and d</w:t>
-          </w:r>
-        </w:hyperlink>
+        <w:t>occupying force and d</w:t>
       </w:r>
       <w:r>
         <w:rPr>
@@ -648,7 +601,25 @@
           <w:color w:val="000000"/>
           <w:sz w:val="24"/>
         </w:rPr>
-        <w:t>islands under the authority of the newly founded Kin</w:t>
+        <w:t>islands under the authority of the newly found</w:t>
+      </w:r>
+      <w:r>
+        <w:rPr>
+          <w:u w:val="single" w:color="0000ff"/>
+          <w:rFonts w:ascii="Charis SIL Regular" w:hAnsi="Charis SIL Regular" w:eastAsia="Charis SIL Regular"/>
+          <w:b w:val="0"/>
+          <w:i w:val="0"/>
+          <w:color w:val="000000"/>
+          <w:sz w:val="24"/>
+        </w:rPr>
+        <w:hyperlink r:id="rId10" w:history="1">
+          <w:r>
+            <w:rPr>
+              <w:rStyle w:val="Hyperlink"/>
+            </w:rPr>
+            <w:t>ed Kin</w:t>
+          </w:r>
+        </w:hyperlink>
       </w:r>
       <w:r>
         <w:rPr>
@@ -1417,7 +1388,7 @@
             <w:rPr>
               <w:rStyle w:val="Hyperlink"/>
             </w:rPr>
-            <w:t>offi</w:t>
+            <w:t>offic</w:t>
           </w:r>
         </w:hyperlink>
       </w:r>
@@ -1428,15 +1399,9 @@
           <w:i w:val="0"/>
           <w:color w:val="0000FF"/>
           <w:sz w:val="24"/>
-        </w:rPr>
-        <w:hyperlink r:id="rId14" w:history="1">
-          <w:r>
-            <w:rPr>
-              <w:rStyle w:val="Hyperlink"/>
-            </w:rPr>
-            <w:t>ce</w:t>
-          </w:r>
-        </w:hyperlink>
+          <w:u w:val="single"/>
+        </w:rPr>
+        <w:t>er</w:t>
       </w:r>
       <w:r>
         <w:rPr>
@@ -1446,18 +1411,7 @@
           <w:color w:val="0000FF"/>
           <w:sz w:val="24"/>
         </w:rPr>
-        <w:t>rs</w:t>
-      </w:r>
-      <w:r>
-        <w:rPr>
-          <w:rFonts w:ascii="Charis SIL Regular" w:hAnsi="Charis SIL Regular" w:eastAsia="Charis SIL Regular"/>
-          <w:b w:val="0"/>
-          <w:i w:val="0"/>
-          <w:color w:val="0000FF"/>
-          <w:sz w:val="24"/>
-          <w:u w:val="single"/>
-        </w:rPr>
-        <w:t xml:space="preserve"> </w:t>
+        <w:t xml:space="preserve">s </w:t>
       </w:r>
       <w:r>
         <w:rPr>
@@ -3220,6 +3174,7 @@
       </w:r>
       <w:r>
         <w:rPr>
+          <w:u w:val="single" w:color="0000ff"/>
           <w:rFonts w:ascii="Charis SIL Regular" w:hAnsi="Charis SIL Regular" w:eastAsia="Charis SIL Regular"/>
           <w:b w:val="0"/>
           <w:i w:val="0"/>
@@ -4288,7 +4243,61 @@
           <w:color w:val="000000"/>
           <w:sz w:val="24"/>
         </w:rPr>
-        <w:t xml:space="preserve">•  The research aid </w:t>
+        <w:t xml:space="preserve">•  </w:t>
+      </w:r>
+      <w:r>
+        <w:rPr>
+          <w:u w:val="single" w:color="0000ff"/>
+          <w:rFonts w:ascii="Charis SIL Regular" w:hAnsi="Charis SIL Regular" w:eastAsia="Charis SIL Regular"/>
+          <w:b w:val="0"/>
+          <w:i w:val="0"/>
+          <w:color w:val="000000"/>
+          <w:sz w:val="24"/>
+        </w:rPr>
+        <w:hyperlink r:id="rId25" w:history="1">
+          <w:r>
+            <w:rPr>
+              <w:rStyle w:val="Hyperlink"/>
+            </w:rPr>
+            <w:t>The re</w:t>
+          </w:r>
+        </w:hyperlink>
+      </w:r>
+      <w:r>
+        <w:rPr>
+          <w:u w:val="single" w:color="0000ff"/>
+          <w:rFonts w:ascii="Charis SIL Regular" w:hAnsi="Charis SIL Regular" w:eastAsia="Charis SIL Regular"/>
+          <w:b w:val="0"/>
+          <w:i w:val="0"/>
+          <w:color w:val="000000"/>
+          <w:sz w:val="24"/>
+        </w:rPr>
+        <w:hyperlink r:id="rId25" w:history="1">
+          <w:r>
+            <w:rPr>
+              <w:rStyle w:val="Hyperlink"/>
+            </w:rPr>
+            <w:t>s</w:t>
+          </w:r>
+        </w:hyperlink>
+      </w:r>
+      <w:r>
+        <w:rPr>
+          <w:u w:val="single" w:color="0000ff"/>
+          <w:rFonts w:ascii="Charis SIL Regular" w:hAnsi="Charis SIL Regular" w:eastAsia="Charis SIL Regular"/>
+          <w:b w:val="0"/>
+          <w:i w:val="0"/>
+          <w:color w:val="000000"/>
+          <w:sz w:val="24"/>
+        </w:rPr>
+        <w:hyperlink r:id="rId25" w:history="1">
+          <w:r>
+            <w:rPr>
+              <w:rStyle w:val="Hyperlink"/>
+            </w:rPr>
+            <w:t xml:space="preserve">earch aid </w:t>
+          </w:r>
+        </w:hyperlink>
       </w:r>
       <w:r>
         <w:rPr>
@@ -5011,7 +5020,282 @@
           <w:color w:val="000000"/>
           <w:sz w:val="24"/>
         </w:rPr>
-        <w:t>' by historian Adi Martis describes the precolonial history of Aruba and</w:t>
+        <w:t>' b</w:t>
+      </w:r>
+      <w:r>
+        <w:rPr>
+          <w:rFonts w:ascii="Charis SIL Regular" w:hAnsi="Charis SIL Regular" w:eastAsia="Charis SIL Regular"/>
+          <w:b w:val="0"/>
+          <w:i w:val="0"/>
+          <w:color w:val="000000"/>
+          <w:sz w:val="24"/>
+        </w:rPr>
+        <w:hyperlink r:id="rId27" w:history="1">
+          <w:r>
+            <w:rPr>
+              <w:rStyle w:val="Hyperlink"/>
+            </w:rPr>
+            <w:t>y h</w:t>
+          </w:r>
+        </w:hyperlink>
+      </w:r>
+      <w:r>
+        <w:rPr>
+          <w:rFonts w:ascii="Charis SIL Regular" w:hAnsi="Charis SIL Regular" w:eastAsia="Charis SIL Regular"/>
+          <w:b w:val="0"/>
+          <w:i w:val="0"/>
+          <w:color w:val="000000"/>
+          <w:sz w:val="24"/>
+        </w:rPr>
+        <w:hyperlink r:id="rId27" w:history="1">
+          <w:r>
+            <w:rPr>
+              <w:rStyle w:val="Hyperlink"/>
+            </w:rPr>
+            <w:t xml:space="preserve">istorian Adi </w:t>
+          </w:r>
+        </w:hyperlink>
+      </w:r>
+      <w:r>
+        <w:rPr>
+          <w:rFonts w:ascii="Charis SIL Regular" w:hAnsi="Charis SIL Regular" w:eastAsia="Charis SIL Regular"/>
+          <w:b w:val="0"/>
+          <w:i w:val="0"/>
+          <w:color w:val="000000"/>
+          <w:sz w:val="24"/>
+        </w:rPr>
+        <w:t>M</w:t>
+      </w:r>
+      <w:r>
+        <w:rPr>
+          <w:rFonts w:ascii="Charis SIL Regular" w:hAnsi="Charis SIL Regular" w:eastAsia="Charis SIL Regular"/>
+          <w:b w:val="0"/>
+          <w:i w:val="0"/>
+          <w:color w:val="000000"/>
+          <w:sz w:val="24"/>
+        </w:rPr>
+        <w:hyperlink r:id="rId27" w:history="1">
+          <w:r>
+            <w:rPr>
+              <w:rStyle w:val="Hyperlink"/>
+            </w:rPr>
+            <w:t>art</w:t>
+          </w:r>
+        </w:hyperlink>
+      </w:r>
+      <w:r>
+        <w:rPr>
+          <w:rFonts w:ascii="Charis SIL Regular" w:hAnsi="Charis SIL Regular" w:eastAsia="Charis SIL Regular"/>
+          <w:b w:val="0"/>
+          <w:i w:val="0"/>
+          <w:color w:val="000000"/>
+          <w:sz w:val="24"/>
+        </w:rPr>
+        <w:hyperlink r:id="rId27" w:history="1">
+          <w:r>
+            <w:rPr>
+              <w:rStyle w:val="Hyperlink"/>
+            </w:rPr>
+            <w:t>i</w:t>
+          </w:r>
+        </w:hyperlink>
+      </w:r>
+      <w:r>
+        <w:rPr>
+          <w:rFonts w:ascii="Charis SIL Regular" w:hAnsi="Charis SIL Regular" w:eastAsia="Charis SIL Regular"/>
+          <w:b w:val="0"/>
+          <w:i w:val="0"/>
+          <w:color w:val="000000"/>
+          <w:sz w:val="24"/>
+        </w:rPr>
+        <w:hyperlink r:id="rId27" w:history="1">
+          <w:r>
+            <w:rPr>
+              <w:rStyle w:val="Hyperlink"/>
+            </w:rPr>
+            <w:t>s desc</w:t>
+          </w:r>
+        </w:hyperlink>
+      </w:r>
+      <w:r>
+        <w:rPr>
+          <w:rFonts w:ascii="Charis SIL Regular" w:hAnsi="Charis SIL Regular" w:eastAsia="Charis SIL Regular"/>
+          <w:b w:val="0"/>
+          <w:i w:val="0"/>
+          <w:color w:val="000000"/>
+          <w:sz w:val="24"/>
+        </w:rPr>
+        <w:hyperlink r:id="rId27" w:history="1">
+          <w:r>
+            <w:rPr>
+              <w:rStyle w:val="Hyperlink"/>
+            </w:rPr>
+            <w:t>r</w:t>
+          </w:r>
+        </w:hyperlink>
+      </w:r>
+      <w:r>
+        <w:rPr>
+          <w:rFonts w:ascii="Charis SIL Regular" w:hAnsi="Charis SIL Regular" w:eastAsia="Charis SIL Regular"/>
+          <w:b w:val="0"/>
+          <w:i w:val="0"/>
+          <w:color w:val="000000"/>
+          <w:sz w:val="24"/>
+        </w:rPr>
+        <w:hyperlink r:id="rId27" w:history="1">
+          <w:r>
+            <w:rPr>
+              <w:rStyle w:val="Hyperlink"/>
+            </w:rPr>
+            <w:t>ibe</w:t>
+          </w:r>
+        </w:hyperlink>
+      </w:r>
+      <w:r>
+        <w:rPr>
+          <w:rFonts w:ascii="Charis SIL Regular" w:hAnsi="Charis SIL Regular" w:eastAsia="Charis SIL Regular"/>
+          <w:b w:val="0"/>
+          <w:i w:val="0"/>
+          <w:color w:val="000000"/>
+          <w:sz w:val="24"/>
+        </w:rPr>
+        <w:hyperlink r:id="rId27" w:history="1">
+          <w:r>
+            <w:rPr>
+              <w:rStyle w:val="Hyperlink"/>
+            </w:rPr>
+            <w:t xml:space="preserve">s the </w:t>
+          </w:r>
+        </w:hyperlink>
+      </w:r>
+      <w:r>
+        <w:rPr>
+          <w:rFonts w:ascii="Charis SIL Regular" w:hAnsi="Charis SIL Regular" w:eastAsia="Charis SIL Regular"/>
+          <w:b w:val="0"/>
+          <w:i w:val="0"/>
+          <w:color w:val="000000"/>
+          <w:sz w:val="24"/>
+        </w:rPr>
+        <w:hyperlink r:id="rId27" w:history="1">
+          <w:r>
+            <w:rPr>
+              <w:rStyle w:val="Hyperlink"/>
+            </w:rPr>
+            <w:t>p</w:t>
+          </w:r>
+        </w:hyperlink>
+      </w:r>
+      <w:r>
+        <w:rPr>
+          <w:rFonts w:ascii="Charis SIL Regular" w:hAnsi="Charis SIL Regular" w:eastAsia="Charis SIL Regular"/>
+          <w:b w:val="0"/>
+          <w:i w:val="0"/>
+          <w:color w:val="000000"/>
+          <w:sz w:val="24"/>
+        </w:rPr>
+        <w:hyperlink r:id="rId27" w:history="1">
+          <w:r>
+            <w:rPr>
+              <w:rStyle w:val="Hyperlink"/>
+            </w:rPr>
+            <w:t>r</w:t>
+          </w:r>
+        </w:hyperlink>
+      </w:r>
+      <w:r>
+        <w:rPr>
+          <w:rFonts w:ascii="Charis SIL Regular" w:hAnsi="Charis SIL Regular" w:eastAsia="Charis SIL Regular"/>
+          <w:b w:val="0"/>
+          <w:i w:val="0"/>
+          <w:color w:val="000000"/>
+          <w:sz w:val="24"/>
+        </w:rPr>
+        <w:hyperlink r:id="rId27" w:history="1">
+          <w:r>
+            <w:rPr>
+              <w:rStyle w:val="Hyperlink"/>
+            </w:rPr>
+            <w:t>eco</w:t>
+          </w:r>
+        </w:hyperlink>
+      </w:r>
+      <w:r>
+        <w:rPr>
+          <w:rFonts w:ascii="Charis SIL Regular" w:hAnsi="Charis SIL Regular" w:eastAsia="Charis SIL Regular"/>
+          <w:b w:val="0"/>
+          <w:i w:val="0"/>
+          <w:color w:val="000000"/>
+          <w:sz w:val="24"/>
+        </w:rPr>
+        <w:hyperlink r:id="rId27" w:history="1">
+          <w:r>
+            <w:rPr>
+              <w:rStyle w:val="Hyperlink"/>
+            </w:rPr>
+            <w:t>l</w:t>
+          </w:r>
+        </w:hyperlink>
+      </w:r>
+      <w:r>
+        <w:rPr>
+          <w:rFonts w:ascii="Charis SIL Regular" w:hAnsi="Charis SIL Regular" w:eastAsia="Charis SIL Regular"/>
+          <w:b w:val="0"/>
+          <w:i w:val="0"/>
+          <w:color w:val="000000"/>
+          <w:sz w:val="24"/>
+        </w:rPr>
+        <w:hyperlink r:id="rId27" w:history="1">
+          <w:r>
+            <w:rPr>
+              <w:rStyle w:val="Hyperlink"/>
+            </w:rPr>
+            <w:t>onial history</w:t>
+          </w:r>
+        </w:hyperlink>
+      </w:r>
+      <w:r>
+        <w:rPr>
+          <w:rFonts w:ascii="Charis SIL Regular" w:hAnsi="Charis SIL Regular" w:eastAsia="Charis SIL Regular"/>
+          <w:b w:val="0"/>
+          <w:i w:val="0"/>
+          <w:color w:val="000000"/>
+          <w:sz w:val="24"/>
+        </w:rPr>
+        <w:hyperlink r:id="rId27" w:history="1">
+          <w:r>
+            <w:rPr>
+              <w:rStyle w:val="Hyperlink"/>
+            </w:rPr>
+            <w:t xml:space="preserve"> of</w:t>
+          </w:r>
+        </w:hyperlink>
+      </w:r>
+      <w:r>
+        <w:rPr>
+          <w:rFonts w:ascii="Charis SIL Regular" w:hAnsi="Charis SIL Regular" w:eastAsia="Charis SIL Regular"/>
+          <w:b w:val="0"/>
+          <w:i w:val="0"/>
+          <w:color w:val="000000"/>
+          <w:sz w:val="24"/>
+        </w:rPr>
+        <w:t xml:space="preserve"> </w:t>
+      </w:r>
+      <w:r>
+        <w:rPr>
+          <w:rFonts w:ascii="Charis SIL Regular" w:hAnsi="Charis SIL Regular" w:eastAsia="Charis SIL Regular"/>
+          <w:b w:val="0"/>
+          <w:i w:val="0"/>
+          <w:color w:val="000000"/>
+          <w:sz w:val="24"/>
+        </w:rPr>
+        <w:hyperlink r:id="rId27" w:history="1">
+          <w:r>
+            <w:rPr>
+              <w:rStyle w:val="Hyperlink"/>
+            </w:rPr>
+            <w:t>Aruba and</w:t>
+          </w:r>
+        </w:hyperlink>
       </w:r>
       <w:r>
         <w:rPr>
@@ -5237,29 +5521,13 @@
             <w:rPr>
               <w:rStyle w:val="Hyperlink"/>
             </w:rPr>
-            <w:t>eritage fi</w:t>
+            <w:t>eritage fie</w:t>
           </w:r>
         </w:hyperlink>
       </w:r>
       <w:r>
         <w:rPr>
-          <w:rFonts w:ascii="Charis SIL Regular" w:hAnsi="Charis SIL Regular" w:eastAsia="Charis SIL Regular"/>
-          <w:b w:val="0"/>
-          <w:i w:val="0"/>
-          <w:color w:val="000000"/>
-          <w:sz w:val="24"/>
-        </w:rPr>
-        <w:hyperlink r:id="rId28" w:history="1">
-          <w:r>
-            <w:rPr>
-              <w:rStyle w:val="Hyperlink"/>
-            </w:rPr>
-            <w:t>e</w:t>
-          </w:r>
-        </w:hyperlink>
-      </w:r>
-      <w:r>
-        <w:rPr>
+          <w:u w:val="single" w:color="0000ff"/>
           <w:rFonts w:ascii="Charis SIL Regular" w:hAnsi="Charis SIL Regular" w:eastAsia="Charis SIL Regular"/>
           <w:b w:val="0"/>
           <w:i w:val="0"/>
@@ -5354,7 +5622,7 @@
             <w:rPr>
               <w:rStyle w:val="Hyperlink"/>
             </w:rPr>
-            <w:t>98, the fo</w:t>
+            <w:t>98, the f</w:t>
           </w:r>
         </w:hyperlink>
       </w:r>
@@ -5366,7 +5634,7 @@
           <w:color w:val="000000"/>
           <w:sz w:val="24"/>
         </w:rPr>
-        <w:t xml:space="preserve">undation aims to document, collect and </w:t>
+        <w:t xml:space="preserve">oundation aims to document, collect and </w:t>
       </w:r>
       <w:r>
         <w:rPr>
@@ -5756,25 +6024,7 @@
           <w:color w:val="000000"/>
           <w:sz w:val="24"/>
         </w:rPr>
-        <w:t>contains relevant</w:t>
-      </w:r>
-      <w:r>
-        <w:rPr>
-          <w:u w:val="single" w:color="0000ff"/>
-          <w:rFonts w:ascii="Charis SIL Regular" w:hAnsi="Charis SIL Regular" w:eastAsia="Charis SIL Regular"/>
-          <w:b w:val="0"/>
-          <w:i w:val="0"/>
-          <w:color w:val="000000"/>
-          <w:sz w:val="24"/>
-        </w:rPr>
-        <w:hyperlink r:id="rId13" w:history="1">
-          <w:r>
-            <w:rPr>
-              <w:rStyle w:val="Hyperlink"/>
-            </w:rPr>
-            <w:t xml:space="preserve"> inform</w:t>
-          </w:r>
-        </w:hyperlink>
+        <w:t>contains relevant inform</w:t>
       </w:r>
       <w:r>
         <w:rPr>
@@ -6599,7 +6849,7 @@
           <w:sz w:val="24"/>
           <w:u w:val="single"/>
         </w:rPr>
-        <w:hyperlink r:id="rId32" w:history="1">
+        <w:hyperlink r:id="rId33" w:history="1">
           <w:r>
             <w:rPr>
               <w:rStyle w:val="Hyperlink"/>
@@ -6617,7 +6867,7 @@
           <w:sz w:val="24"/>
           <w:u w:val="single"/>
         </w:rPr>
-        <w:hyperlink r:id="rId32" w:history="1">
+        <w:hyperlink r:id="rId33" w:history="1">
           <w:r>
             <w:rPr>
               <w:rStyle w:val="Hyperlink"/>
@@ -6635,7 +6885,7 @@
           <w:sz w:val="24"/>
           <w:u w:val="single"/>
         </w:rPr>
-        <w:hyperlink r:id="rId32" w:history="1">
+        <w:hyperlink r:id="rId33" w:history="1">
           <w:r>
             <w:rPr>
               <w:rStyle w:val="Hyperlink"/>
@@ -6669,25 +6919,7 @@
             <w:rPr>
               <w:rStyle w:val="Hyperlink"/>
             </w:rPr>
-            <w:t>172</w:t>
-          </w:r>
-        </w:hyperlink>
-      </w:r>
-      <w:r>
-        <w:rPr>
-          <w:rFonts w:ascii="Charis SIL Regular" w:hAnsi="Charis SIL Regular" w:eastAsia="Charis SIL Regular"/>
-          <w:b w:val="0"/>
-          <w:i w:val="0"/>
-          <w:color w:val="0000FF"/>
-          <w:sz w:val="24"/>
-          <w:u w:val="single"/>
-        </w:rPr>
-        <w:hyperlink r:id="rId33" w:history="1">
-          <w:r>
-            <w:rPr>
-              <w:rStyle w:val="Hyperlink"/>
-            </w:rPr>
-            <w:t>2-18</w:t>
+            <w:t>1722-18</w:t>
           </w:r>
         </w:hyperlink>
       </w:r>

--- a/EXPORTS/DOCX/published/niveau2/English/ArubaBonaireCuracao.docx
+++ b/EXPORTS/DOCX/published/niveau2/English/ArubaBonaireCuracao.docx
@@ -313,7 +313,54 @@
           <w:color w:val="000000"/>
           <w:sz w:val="24"/>
         </w:rPr>
-        <w:t>occupying force and d</w:t>
+        <w:t>occupying</w:t>
+      </w:r>
+      <w:r>
+        <w:rPr>
+          <w:u w:val="single" w:color="0000ff"/>
+          <w:rFonts w:ascii="Charis SIL Regular" w:hAnsi="Charis SIL Regular" w:eastAsia="Charis SIL Regular"/>
+          <w:b w:val="0"/>
+          <w:i w:val="0"/>
+          <w:color w:val="000000"/>
+          <w:sz w:val="24"/>
+        </w:rPr>
+        <w:hyperlink r:id="rId9" w:history="1">
+          <w:r>
+            <w:rPr>
+              <w:rStyle w:val="Hyperlink"/>
+            </w:rPr>
+            <w:t xml:space="preserve"> force</w:t>
+          </w:r>
+        </w:hyperlink>
+      </w:r>
+      <w:r>
+        <w:rPr>
+          <w:u w:val="single" w:color="0000ff"/>
+          <w:rFonts w:ascii="Charis SIL Regular" w:hAnsi="Charis SIL Regular" w:eastAsia="Charis SIL Regular"/>
+          <w:b w:val="0"/>
+          <w:i w:val="0"/>
+          <w:color w:val="000000"/>
+          <w:sz w:val="24"/>
+        </w:rPr>
+        <w:t xml:space="preserve"> </w:t>
+      </w:r>
+      <w:r>
+        <w:rPr>
+          <w:u w:val="single" w:color="0000ff"/>
+          <w:rFonts w:ascii="Charis SIL Regular" w:hAnsi="Charis SIL Regular" w:eastAsia="Charis SIL Regular"/>
+          <w:b w:val="0"/>
+          <w:i w:val="0"/>
+          <w:color w:val="000000"/>
+          <w:sz w:val="24"/>
+        </w:rPr>
+        <w:hyperlink r:id="rId9" w:history="1">
+          <w:r>
+            <w:rPr>
+              <w:rStyle w:val="Hyperlink"/>
+            </w:rPr>
+            <w:t>and d</w:t>
+          </w:r>
+        </w:hyperlink>
       </w:r>
       <w:r>
         <w:rPr>
@@ -1388,7 +1435,7 @@
             <w:rPr>
               <w:rStyle w:val="Hyperlink"/>
             </w:rPr>
-            <w:t>offic</w:t>
+            <w:t>offi</w:t>
           </w:r>
         </w:hyperlink>
       </w:r>
@@ -1399,19 +1446,36 @@
           <w:i w:val="0"/>
           <w:color w:val="0000FF"/>
           <w:sz w:val="24"/>
+        </w:rPr>
+        <w:hyperlink r:id="rId14" w:history="1">
+          <w:r>
+            <w:rPr>
+              <w:rStyle w:val="Hyperlink"/>
+            </w:rPr>
+            <w:t>ce</w:t>
+          </w:r>
+        </w:hyperlink>
+      </w:r>
+      <w:r>
+        <w:rPr>
+          <w:rFonts w:ascii="Charis SIL Regular" w:hAnsi="Charis SIL Regular" w:eastAsia="Charis SIL Regular"/>
+          <w:b w:val="0"/>
+          <w:i w:val="0"/>
+          <w:color w:val="0000FF"/>
+          <w:sz w:val="24"/>
+        </w:rPr>
+        <w:t>rs</w:t>
+      </w:r>
+      <w:r>
+        <w:rPr>
+          <w:rFonts w:ascii="Charis SIL Regular" w:hAnsi="Charis SIL Regular" w:eastAsia="Charis SIL Regular"/>
+          <w:b w:val="0"/>
+          <w:i w:val="0"/>
+          <w:color w:val="0000FF"/>
+          <w:sz w:val="24"/>
           <w:u w:val="single"/>
         </w:rPr>
-        <w:t>er</w:t>
-      </w:r>
-      <w:r>
-        <w:rPr>
-          <w:rFonts w:ascii="Charis SIL Regular" w:hAnsi="Charis SIL Regular" w:eastAsia="Charis SIL Regular"/>
-          <w:b w:val="0"/>
-          <w:i w:val="0"/>
-          <w:color w:val="0000FF"/>
-          <w:sz w:val="24"/>
-        </w:rPr>
-        <w:t xml:space="preserve">s </w:t>
+        <w:t xml:space="preserve"> </w:t>
       </w:r>
       <w:r>
         <w:rPr>
@@ -2140,259 +2204,7 @@
           <w:color w:val="000000"/>
           <w:sz w:val="24"/>
         </w:rPr>
-        <w:t>contains info</w:t>
-      </w:r>
-      <w:r>
-        <w:rPr>
-          <w:u w:val="single" w:color="0000ff"/>
-          <w:rFonts w:ascii="Charis SIL Regular" w:hAnsi="Charis SIL Regular" w:eastAsia="Charis SIL Regular"/>
-          <w:b w:val="0"/>
-          <w:i w:val="0"/>
-          <w:color w:val="000000"/>
-          <w:sz w:val="24"/>
-        </w:rPr>
-        <w:hyperlink r:id="rId15" w:history="1">
-          <w:r>
-            <w:rPr>
-              <w:rStyle w:val="Hyperlink"/>
-            </w:rPr>
-            <w:t>rmat</w:t>
-          </w:r>
-        </w:hyperlink>
-      </w:r>
-      <w:r>
-        <w:rPr>
-          <w:u w:val="single" w:color="0000ff"/>
-          <w:rFonts w:ascii="Charis SIL Regular" w:hAnsi="Charis SIL Regular" w:eastAsia="Charis SIL Regular"/>
-          <w:b w:val="0"/>
-          <w:i w:val="0"/>
-          <w:color w:val="000000"/>
-          <w:sz w:val="24"/>
-        </w:rPr>
-        <w:hyperlink r:id="rId15" w:history="1">
-          <w:r>
-            <w:rPr>
-              <w:rStyle w:val="Hyperlink"/>
-            </w:rPr>
-            <w:t>i</w:t>
-          </w:r>
-        </w:hyperlink>
-      </w:r>
-      <w:r>
-        <w:rPr>
-          <w:u w:val="single" w:color="0000ff"/>
-          <w:rFonts w:ascii="Charis SIL Regular" w:hAnsi="Charis SIL Regular" w:eastAsia="Charis SIL Regular"/>
-          <w:b w:val="0"/>
-          <w:i w:val="0"/>
-          <w:color w:val="000000"/>
-          <w:sz w:val="24"/>
-        </w:rPr>
-        <w:hyperlink r:id="rId15" w:history="1">
-          <w:r>
-            <w:rPr>
-              <w:rStyle w:val="Hyperlink"/>
-            </w:rPr>
-            <w:t>on abou</w:t>
-          </w:r>
-        </w:hyperlink>
-      </w:r>
-      <w:r>
-        <w:rPr>
-          <w:u w:val="single" w:color="0000ff"/>
-          <w:rFonts w:ascii="Charis SIL Regular" w:hAnsi="Charis SIL Regular" w:eastAsia="Charis SIL Regular"/>
-          <w:b w:val="0"/>
-          <w:i w:val="0"/>
-          <w:color w:val="000000"/>
-          <w:sz w:val="24"/>
-        </w:rPr>
-        <w:hyperlink r:id="rId15" w:history="1">
-          <w:r>
-            <w:rPr>
-              <w:rStyle w:val="Hyperlink"/>
-            </w:rPr>
-            <w:t>t</w:t>
-          </w:r>
-        </w:hyperlink>
-      </w:r>
-      <w:r>
-        <w:rPr>
-          <w:u w:val="single" w:color="0000ff"/>
-          <w:rFonts w:ascii="Charis SIL Regular" w:hAnsi="Charis SIL Regular" w:eastAsia="Charis SIL Regular"/>
-          <w:b w:val="0"/>
-          <w:i w:val="0"/>
-          <w:color w:val="000000"/>
-          <w:sz w:val="24"/>
-        </w:rPr>
-        <w:hyperlink r:id="rId15" w:history="1">
-          <w:r>
-            <w:rPr>
-              <w:rStyle w:val="Hyperlink"/>
-            </w:rPr>
-            <w:t xml:space="preserve"> D</w:t>
-          </w:r>
-        </w:hyperlink>
-      </w:r>
-      <w:r>
-        <w:rPr>
-          <w:u w:val="single" w:color="0000ff"/>
-          <w:rFonts w:ascii="Charis SIL Regular" w:hAnsi="Charis SIL Regular" w:eastAsia="Charis SIL Regular"/>
-          <w:b w:val="0"/>
-          <w:i w:val="0"/>
-          <w:color w:val="000000"/>
-          <w:sz w:val="24"/>
-        </w:rPr>
-        <w:hyperlink r:id="rId15" w:history="1">
-          <w:r>
-            <w:rPr>
-              <w:rStyle w:val="Hyperlink"/>
-            </w:rPr>
-            <w:t>utc</w:t>
-          </w:r>
-        </w:hyperlink>
-      </w:r>
-      <w:r>
-        <w:rPr>
-          <w:u w:val="single" w:color="0000ff"/>
-          <w:rFonts w:ascii="Charis SIL Regular" w:hAnsi="Charis SIL Regular" w:eastAsia="Charis SIL Regular"/>
-          <w:b w:val="0"/>
-          <w:i w:val="0"/>
-          <w:color w:val="000000"/>
-          <w:sz w:val="24"/>
-        </w:rPr>
-        <w:hyperlink r:id="rId15" w:history="1">
-          <w:r>
-            <w:rPr>
-              <w:rStyle w:val="Hyperlink"/>
-            </w:rPr>
-            <w:t>h</w:t>
-          </w:r>
-        </w:hyperlink>
-      </w:r>
-      <w:r>
-        <w:rPr>
-          <w:u w:val="single" w:color="0000ff"/>
-          <w:rFonts w:ascii="Charis SIL Regular" w:hAnsi="Charis SIL Regular" w:eastAsia="Charis SIL Regular"/>
-          <w:b w:val="0"/>
-          <w:i w:val="0"/>
-          <w:color w:val="000000"/>
-          <w:sz w:val="24"/>
-        </w:rPr>
-        <w:hyperlink r:id="rId15" w:history="1">
-          <w:r>
-            <w:rPr>
-              <w:rStyle w:val="Hyperlink"/>
-            </w:rPr>
-            <w:t xml:space="preserve"> colo</w:t>
-          </w:r>
-        </w:hyperlink>
-      </w:r>
-      <w:r>
-        <w:rPr>
-          <w:u w:val="single" w:color="0000ff"/>
-          <w:rFonts w:ascii="Charis SIL Regular" w:hAnsi="Charis SIL Regular" w:eastAsia="Charis SIL Regular"/>
-          <w:b w:val="0"/>
-          <w:i w:val="0"/>
-          <w:color w:val="000000"/>
-          <w:sz w:val="24"/>
-        </w:rPr>
-        <w:hyperlink r:id="rId15" w:history="1">
-          <w:r>
-            <w:rPr>
-              <w:rStyle w:val="Hyperlink"/>
-            </w:rPr>
-            <w:t>nial civ</w:t>
-          </w:r>
-        </w:hyperlink>
-      </w:r>
-      <w:r>
-        <w:rPr>
-          <w:u w:val="single" w:color="0000ff"/>
-          <w:rFonts w:ascii="Charis SIL Regular" w:hAnsi="Charis SIL Regular" w:eastAsia="Charis SIL Regular"/>
-          <w:b w:val="0"/>
-          <w:i w:val="0"/>
-          <w:color w:val="000000"/>
-          <w:sz w:val="24"/>
-        </w:rPr>
-        <w:hyperlink r:id="rId15" w:history="1">
-          <w:r>
-            <w:rPr>
-              <w:rStyle w:val="Hyperlink"/>
-            </w:rPr>
-            <w:t>il servants</w:t>
-          </w:r>
-        </w:hyperlink>
-      </w:r>
-      <w:r>
-        <w:rPr>
-          <w:u w:val="single" w:color="0000ff"/>
-          <w:rFonts w:ascii="Charis SIL Regular" w:hAnsi="Charis SIL Regular" w:eastAsia="Charis SIL Regular"/>
-          <w:b w:val="0"/>
-          <w:i w:val="0"/>
-          <w:color w:val="000000"/>
-          <w:sz w:val="24"/>
-        </w:rPr>
-        <w:hyperlink r:id="rId15" w:history="1">
-          <w:r>
-            <w:rPr>
-              <w:rStyle w:val="Hyperlink"/>
-            </w:rPr>
-            <w:t xml:space="preserve"> in S</w:t>
-          </w:r>
-        </w:hyperlink>
-      </w:r>
-      <w:r>
-        <w:rPr>
-          <w:u w:val="single" w:color="0000ff"/>
-          <w:rFonts w:ascii="Charis SIL Regular" w:hAnsi="Charis SIL Regular" w:eastAsia="Charis SIL Regular"/>
-          <w:b w:val="0"/>
-          <w:i w:val="0"/>
-          <w:color w:val="000000"/>
-          <w:sz w:val="24"/>
-        </w:rPr>
-        <w:hyperlink r:id="rId15" w:history="1">
-          <w:r>
-            <w:rPr>
-              <w:rStyle w:val="Hyperlink"/>
-            </w:rPr>
-            <w:t>uri</w:t>
-          </w:r>
-        </w:hyperlink>
-      </w:r>
-      <w:r>
-        <w:rPr>
-          <w:u w:val="single" w:color="0000ff"/>
-          <w:rFonts w:ascii="Charis SIL Regular" w:hAnsi="Charis SIL Regular" w:eastAsia="Charis SIL Regular"/>
-          <w:b w:val="0"/>
-          <w:i w:val="0"/>
-          <w:color w:val="000000"/>
-          <w:sz w:val="24"/>
-        </w:rPr>
-        <w:hyperlink r:id="rId15" w:history="1">
-          <w:r>
-            <w:rPr>
-              <w:rStyle w:val="Hyperlink"/>
-            </w:rPr>
-            <w:t>n</w:t>
-          </w:r>
-        </w:hyperlink>
-      </w:r>
-      <w:r>
-        <w:rPr>
-          <w:u w:val="single" w:color="0000ff"/>
-          <w:rFonts w:ascii="Charis SIL Regular" w:hAnsi="Charis SIL Regular" w:eastAsia="Charis SIL Regular"/>
-          <w:b w:val="0"/>
-          <w:i w:val="0"/>
-          <w:color w:val="000000"/>
-          <w:sz w:val="24"/>
-        </w:rPr>
-        <w:hyperlink r:id="rId15" w:history="1">
-          <w:r>
-            <w:rPr>
-              <w:rStyle w:val="Hyperlink"/>
-            </w:rPr>
-            <w:t>ame, Ar</w:t>
-          </w:r>
-        </w:hyperlink>
+        <w:t>contains information about Dutch colonial civil servants in Suriname, Ar</w:t>
       </w:r>
       <w:r>
         <w:rPr>
@@ -2765,7 +2577,6 @@
       </w:r>
       <w:r>
         <w:rPr>
-          <w:u w:val="single" w:color="0000ff"/>
           <w:rFonts w:ascii="Charis SIL Regular" w:hAnsi="Charis SIL Regular" w:eastAsia="Charis SIL Regular"/>
           <w:b w:val="0"/>
           <w:i w:val="0"/>
@@ -4117,6 +3928,7 @@
           <w:i w:val="0"/>
           <w:color w:val="0000FF"/>
           <w:sz w:val="24"/>
+          <w:u w:val="single"/>
         </w:rPr>
         <w:t>A</w:t>
       </w:r>
@@ -4254,50 +4066,7 @@
           <w:color w:val="000000"/>
           <w:sz w:val="24"/>
         </w:rPr>
-        <w:hyperlink r:id="rId25" w:history="1">
-          <w:r>
-            <w:rPr>
-              <w:rStyle w:val="Hyperlink"/>
-            </w:rPr>
-            <w:t>The re</w:t>
-          </w:r>
-        </w:hyperlink>
-      </w:r>
-      <w:r>
-        <w:rPr>
-          <w:u w:val="single" w:color="0000ff"/>
-          <w:rFonts w:ascii="Charis SIL Regular" w:hAnsi="Charis SIL Regular" w:eastAsia="Charis SIL Regular"/>
-          <w:b w:val="0"/>
-          <w:i w:val="0"/>
-          <w:color w:val="000000"/>
-          <w:sz w:val="24"/>
-        </w:rPr>
-        <w:hyperlink r:id="rId25" w:history="1">
-          <w:r>
-            <w:rPr>
-              <w:rStyle w:val="Hyperlink"/>
-            </w:rPr>
-            <w:t>s</w:t>
-          </w:r>
-        </w:hyperlink>
-      </w:r>
-      <w:r>
-        <w:rPr>
-          <w:u w:val="single" w:color="0000ff"/>
-          <w:rFonts w:ascii="Charis SIL Regular" w:hAnsi="Charis SIL Regular" w:eastAsia="Charis SIL Regular"/>
-          <w:b w:val="0"/>
-          <w:i w:val="0"/>
-          <w:color w:val="000000"/>
-          <w:sz w:val="24"/>
-        </w:rPr>
-        <w:hyperlink r:id="rId25" w:history="1">
-          <w:r>
-            <w:rPr>
-              <w:rStyle w:val="Hyperlink"/>
-            </w:rPr>
-            <w:t xml:space="preserve">earch aid </w:t>
-          </w:r>
-        </w:hyperlink>
+        <w:t xml:space="preserve">The research aid </w:t>
       </w:r>
       <w:r>
         <w:rPr>
@@ -4373,7 +4142,7 @@
           <w:sz w:val="24"/>
           <w:u w:val="single"/>
         </w:rPr>
-        <w:hyperlink r:id="rId25" w:history="1">
+        <w:hyperlink r:id="rId13" w:history="1">
           <w:r>
             <w:rPr>
               <w:rStyle w:val="Hyperlink"/>
@@ -4402,7 +4171,7 @@
           <w:sz w:val="24"/>
           <w:u w:val="single"/>
         </w:rPr>
-        <w:hyperlink r:id="rId25" w:history="1">
+        <w:hyperlink r:id="rId13" w:history="1">
           <w:r>
             <w:rPr>
               <w:rStyle w:val="Hyperlink"/>
@@ -4420,7 +4189,7 @@
           <w:sz w:val="24"/>
           <w:u w:val="single"/>
         </w:rPr>
-        <w:hyperlink r:id="rId25" w:history="1">
+        <w:hyperlink r:id="rId13" w:history="1">
           <w:r>
             <w:rPr>
               <w:rStyle w:val="Hyperlink"/>
@@ -4438,7 +4207,7 @@
           <w:sz w:val="24"/>
           <w:u w:val="single"/>
         </w:rPr>
-        <w:hyperlink r:id="rId25" w:history="1">
+        <w:hyperlink r:id="rId13" w:history="1">
           <w:r>
             <w:rPr>
               <w:rStyle w:val="Hyperlink"/>
@@ -6024,7 +5793,25 @@
           <w:color w:val="000000"/>
           <w:sz w:val="24"/>
         </w:rPr>
-        <w:t>contains relevant inform</w:t>
+        <w:t>contains relevant</w:t>
+      </w:r>
+      <w:r>
+        <w:rPr>
+          <w:u w:val="single" w:color="0000ff"/>
+          <w:rFonts w:ascii="Charis SIL Regular" w:hAnsi="Charis SIL Regular" w:eastAsia="Charis SIL Regular"/>
+          <w:b w:val="0"/>
+          <w:i w:val="0"/>
+          <w:color w:val="000000"/>
+          <w:sz w:val="24"/>
+        </w:rPr>
+        <w:hyperlink r:id="rId13" w:history="1">
+          <w:r>
+            <w:rPr>
+              <w:rStyle w:val="Hyperlink"/>
+            </w:rPr>
+            <w:t xml:space="preserve"> inform</w:t>
+          </w:r>
+        </w:hyperlink>
       </w:r>
       <w:r>
         <w:rPr>
@@ -6849,7 +6636,7 @@
           <w:sz w:val="24"/>
           <w:u w:val="single"/>
         </w:rPr>
-        <w:hyperlink r:id="rId33" w:history="1">
+        <w:hyperlink r:id="rId32" w:history="1">
           <w:r>
             <w:rPr>
               <w:rStyle w:val="Hyperlink"/>
@@ -6867,7 +6654,7 @@
           <w:sz w:val="24"/>
           <w:u w:val="single"/>
         </w:rPr>
-        <w:hyperlink r:id="rId33" w:history="1">
+        <w:hyperlink r:id="rId32" w:history="1">
           <w:r>
             <w:rPr>
               <w:rStyle w:val="Hyperlink"/>
@@ -6885,7 +6672,7 @@
           <w:sz w:val="24"/>
           <w:u w:val="single"/>
         </w:rPr>
-        <w:hyperlink r:id="rId33" w:history="1">
+        <w:hyperlink r:id="rId32" w:history="1">
           <w:r>
             <w:rPr>
               <w:rStyle w:val="Hyperlink"/>
@@ -6914,12 +6701,12 @@
           <w:sz w:val="24"/>
           <w:u w:val="single"/>
         </w:rPr>
-        <w:hyperlink r:id="rId33" w:history="1">
+        <w:hyperlink r:id="rId32" w:history="1">
           <w:r>
             <w:rPr>
               <w:rStyle w:val="Hyperlink"/>
             </w:rPr>
-            <w:t>1722-18</w:t>
+            <w:t>172</w:t>
           </w:r>
         </w:hyperlink>
       </w:r>
@@ -6932,7 +6719,43 @@
           <w:sz w:val="24"/>
           <w:u w:val="single"/>
         </w:rPr>
-        <w:hyperlink r:id="rId33" w:history="1">
+        <w:hyperlink r:id="rId32" w:history="1">
+          <w:r>
+            <w:rPr>
+              <w:rStyle w:val="Hyperlink"/>
+            </w:rPr>
+            <w:t>2</w:t>
+          </w:r>
+        </w:hyperlink>
+      </w:r>
+      <w:r>
+        <w:rPr>
+          <w:rFonts w:ascii="Charis SIL Regular" w:hAnsi="Charis SIL Regular" w:eastAsia="Charis SIL Regular"/>
+          <w:b w:val="0"/>
+          <w:i w:val="0"/>
+          <w:color w:val="0000FF"/>
+          <w:sz w:val="24"/>
+          <w:u w:val="single"/>
+        </w:rPr>
+        <w:hyperlink r:id="rId32" w:history="1">
+          <w:r>
+            <w:rPr>
+              <w:rStyle w:val="Hyperlink"/>
+            </w:rPr>
+            <w:t>-18</w:t>
+          </w:r>
+        </w:hyperlink>
+      </w:r>
+      <w:r>
+        <w:rPr>
+          <w:rFonts w:ascii="Charis SIL Regular" w:hAnsi="Charis SIL Regular" w:eastAsia="Charis SIL Regular"/>
+          <w:b w:val="0"/>
+          <w:i w:val="0"/>
+          <w:color w:val="0000FF"/>
+          <w:sz w:val="24"/>
+          <w:u w:val="single"/>
+        </w:rPr>
+        <w:hyperlink r:id="rId32" w:history="1">
           <w:r>
             <w:rPr>
               <w:rStyle w:val="Hyperlink"/>

--- a/EXPORTS/DOCX/published/niveau2/English/ArubaBonaireCuracao.docx
+++ b/EXPORTS/DOCX/published/niveau2/English/ArubaBonaireCuracao.docx
@@ -1435,7 +1435,7 @@
             <w:rPr>
               <w:rStyle w:val="Hyperlink"/>
             </w:rPr>
-            <w:t>offi</w:t>
+            <w:t>office</w:t>
           </w:r>
         </w:hyperlink>
       </w:r>
@@ -1446,13 +1446,36 @@
           <w:i w:val="0"/>
           <w:color w:val="0000FF"/>
           <w:sz w:val="24"/>
+          <w:u w:val="single"/>
+        </w:rPr>
+        <w:t>rs</w:t>
+      </w:r>
+      <w:r>
+        <w:rPr>
+          <w:rFonts w:ascii="Charis SIL Regular" w:hAnsi="Charis SIL Regular" w:eastAsia="Charis SIL Regular"/>
+          <w:b w:val="0"/>
+          <w:i w:val="0"/>
+          <w:color w:val="0000FF"/>
+          <w:sz w:val="24"/>
+          <w:u w:val="single"/>
+        </w:rPr>
+        <w:t xml:space="preserve"> </w:t>
+      </w:r>
+      <w:r>
+        <w:rPr>
+          <w:rFonts w:ascii="Charis SIL Regular" w:hAnsi="Charis SIL Regular" w:eastAsia="Charis SIL Regular"/>
+          <w:b w:val="0"/>
+          <w:i w:val="0"/>
+          <w:color w:val="0000FF"/>
+          <w:sz w:val="24"/>
+          <w:u w:val="single"/>
         </w:rPr>
         <w:hyperlink r:id="rId14" w:history="1">
           <w:r>
             <w:rPr>
               <w:rStyle w:val="Hyperlink"/>
             </w:rPr>
-            <w:t>ce</w:t>
+            <w:t>a</w:t>
           </w:r>
         </w:hyperlink>
       </w:r>
@@ -1464,36 +1487,7 @@
           <w:color w:val="0000FF"/>
           <w:sz w:val="24"/>
         </w:rPr>
-        <w:t>rs</w:t>
-      </w:r>
-      <w:r>
-        <w:rPr>
-          <w:rFonts w:ascii="Charis SIL Regular" w:hAnsi="Charis SIL Regular" w:eastAsia="Charis SIL Regular"/>
-          <w:b w:val="0"/>
-          <w:i w:val="0"/>
-          <w:color w:val="0000FF"/>
-          <w:sz w:val="24"/>
-          <w:u w:val="single"/>
-        </w:rPr>
-        <w:t xml:space="preserve"> </w:t>
-      </w:r>
-      <w:r>
-        <w:rPr>
-          <w:rFonts w:ascii="Charis SIL Regular" w:hAnsi="Charis SIL Regular" w:eastAsia="Charis SIL Regular"/>
-          <w:b w:val="0"/>
-          <w:i w:val="0"/>
-          <w:color w:val="0000FF"/>
-          <w:sz w:val="24"/>
-          <w:u w:val="single"/>
-        </w:rPr>
-        <w:hyperlink r:id="rId14" w:history="1">
-          <w:r>
-            <w:rPr>
-              <w:rStyle w:val="Hyperlink"/>
-            </w:rPr>
-            <w:t>and</w:t>
-          </w:r>
-        </w:hyperlink>
+        <w:t>nd</w:t>
       </w:r>
       <w:r>
         <w:rPr>
@@ -2204,7 +2198,259 @@
           <w:color w:val="000000"/>
           <w:sz w:val="24"/>
         </w:rPr>
-        <w:t>contains information about Dutch colonial civil servants in Suriname, Ar</w:t>
+        <w:t>contains info</w:t>
+      </w:r>
+      <w:r>
+        <w:rPr>
+          <w:u w:val="single" w:color="0000ff"/>
+          <w:rFonts w:ascii="Charis SIL Regular" w:hAnsi="Charis SIL Regular" w:eastAsia="Charis SIL Regular"/>
+          <w:b w:val="0"/>
+          <w:i w:val="0"/>
+          <w:color w:val="000000"/>
+          <w:sz w:val="24"/>
+        </w:rPr>
+        <w:hyperlink r:id="rId15" w:history="1">
+          <w:r>
+            <w:rPr>
+              <w:rStyle w:val="Hyperlink"/>
+            </w:rPr>
+            <w:t>rmat</w:t>
+          </w:r>
+        </w:hyperlink>
+      </w:r>
+      <w:r>
+        <w:rPr>
+          <w:u w:val="single" w:color="0000ff"/>
+          <w:rFonts w:ascii="Charis SIL Regular" w:hAnsi="Charis SIL Regular" w:eastAsia="Charis SIL Regular"/>
+          <w:b w:val="0"/>
+          <w:i w:val="0"/>
+          <w:color w:val="000000"/>
+          <w:sz w:val="24"/>
+        </w:rPr>
+        <w:hyperlink r:id="rId15" w:history="1">
+          <w:r>
+            <w:rPr>
+              <w:rStyle w:val="Hyperlink"/>
+            </w:rPr>
+            <w:t>i</w:t>
+          </w:r>
+        </w:hyperlink>
+      </w:r>
+      <w:r>
+        <w:rPr>
+          <w:u w:val="single" w:color="0000ff"/>
+          <w:rFonts w:ascii="Charis SIL Regular" w:hAnsi="Charis SIL Regular" w:eastAsia="Charis SIL Regular"/>
+          <w:b w:val="0"/>
+          <w:i w:val="0"/>
+          <w:color w:val="000000"/>
+          <w:sz w:val="24"/>
+        </w:rPr>
+        <w:hyperlink r:id="rId15" w:history="1">
+          <w:r>
+            <w:rPr>
+              <w:rStyle w:val="Hyperlink"/>
+            </w:rPr>
+            <w:t>on abou</w:t>
+          </w:r>
+        </w:hyperlink>
+      </w:r>
+      <w:r>
+        <w:rPr>
+          <w:u w:val="single" w:color="0000ff"/>
+          <w:rFonts w:ascii="Charis SIL Regular" w:hAnsi="Charis SIL Regular" w:eastAsia="Charis SIL Regular"/>
+          <w:b w:val="0"/>
+          <w:i w:val="0"/>
+          <w:color w:val="000000"/>
+          <w:sz w:val="24"/>
+        </w:rPr>
+        <w:hyperlink r:id="rId15" w:history="1">
+          <w:r>
+            <w:rPr>
+              <w:rStyle w:val="Hyperlink"/>
+            </w:rPr>
+            <w:t>t</w:t>
+          </w:r>
+        </w:hyperlink>
+      </w:r>
+      <w:r>
+        <w:rPr>
+          <w:u w:val="single" w:color="0000ff"/>
+          <w:rFonts w:ascii="Charis SIL Regular" w:hAnsi="Charis SIL Regular" w:eastAsia="Charis SIL Regular"/>
+          <w:b w:val="0"/>
+          <w:i w:val="0"/>
+          <w:color w:val="000000"/>
+          <w:sz w:val="24"/>
+        </w:rPr>
+        <w:hyperlink r:id="rId15" w:history="1">
+          <w:r>
+            <w:rPr>
+              <w:rStyle w:val="Hyperlink"/>
+            </w:rPr>
+            <w:t xml:space="preserve"> D</w:t>
+          </w:r>
+        </w:hyperlink>
+      </w:r>
+      <w:r>
+        <w:rPr>
+          <w:u w:val="single" w:color="0000ff"/>
+          <w:rFonts w:ascii="Charis SIL Regular" w:hAnsi="Charis SIL Regular" w:eastAsia="Charis SIL Regular"/>
+          <w:b w:val="0"/>
+          <w:i w:val="0"/>
+          <w:color w:val="000000"/>
+          <w:sz w:val="24"/>
+        </w:rPr>
+        <w:hyperlink r:id="rId15" w:history="1">
+          <w:r>
+            <w:rPr>
+              <w:rStyle w:val="Hyperlink"/>
+            </w:rPr>
+            <w:t>utc</w:t>
+          </w:r>
+        </w:hyperlink>
+      </w:r>
+      <w:r>
+        <w:rPr>
+          <w:u w:val="single" w:color="0000ff"/>
+          <w:rFonts w:ascii="Charis SIL Regular" w:hAnsi="Charis SIL Regular" w:eastAsia="Charis SIL Regular"/>
+          <w:b w:val="0"/>
+          <w:i w:val="0"/>
+          <w:color w:val="000000"/>
+          <w:sz w:val="24"/>
+        </w:rPr>
+        <w:hyperlink r:id="rId15" w:history="1">
+          <w:r>
+            <w:rPr>
+              <w:rStyle w:val="Hyperlink"/>
+            </w:rPr>
+            <w:t>h</w:t>
+          </w:r>
+        </w:hyperlink>
+      </w:r>
+      <w:r>
+        <w:rPr>
+          <w:u w:val="single" w:color="0000ff"/>
+          <w:rFonts w:ascii="Charis SIL Regular" w:hAnsi="Charis SIL Regular" w:eastAsia="Charis SIL Regular"/>
+          <w:b w:val="0"/>
+          <w:i w:val="0"/>
+          <w:color w:val="000000"/>
+          <w:sz w:val="24"/>
+        </w:rPr>
+        <w:hyperlink r:id="rId15" w:history="1">
+          <w:r>
+            <w:rPr>
+              <w:rStyle w:val="Hyperlink"/>
+            </w:rPr>
+            <w:t xml:space="preserve"> colo</w:t>
+          </w:r>
+        </w:hyperlink>
+      </w:r>
+      <w:r>
+        <w:rPr>
+          <w:u w:val="single" w:color="0000ff"/>
+          <w:rFonts w:ascii="Charis SIL Regular" w:hAnsi="Charis SIL Regular" w:eastAsia="Charis SIL Regular"/>
+          <w:b w:val="0"/>
+          <w:i w:val="0"/>
+          <w:color w:val="000000"/>
+          <w:sz w:val="24"/>
+        </w:rPr>
+        <w:hyperlink r:id="rId15" w:history="1">
+          <w:r>
+            <w:rPr>
+              <w:rStyle w:val="Hyperlink"/>
+            </w:rPr>
+            <w:t>nial civ</w:t>
+          </w:r>
+        </w:hyperlink>
+      </w:r>
+      <w:r>
+        <w:rPr>
+          <w:u w:val="single" w:color="0000ff"/>
+          <w:rFonts w:ascii="Charis SIL Regular" w:hAnsi="Charis SIL Regular" w:eastAsia="Charis SIL Regular"/>
+          <w:b w:val="0"/>
+          <w:i w:val="0"/>
+          <w:color w:val="000000"/>
+          <w:sz w:val="24"/>
+        </w:rPr>
+        <w:hyperlink r:id="rId15" w:history="1">
+          <w:r>
+            <w:rPr>
+              <w:rStyle w:val="Hyperlink"/>
+            </w:rPr>
+            <w:t>il servants</w:t>
+          </w:r>
+        </w:hyperlink>
+      </w:r>
+      <w:r>
+        <w:rPr>
+          <w:u w:val="single" w:color="0000ff"/>
+          <w:rFonts w:ascii="Charis SIL Regular" w:hAnsi="Charis SIL Regular" w:eastAsia="Charis SIL Regular"/>
+          <w:b w:val="0"/>
+          <w:i w:val="0"/>
+          <w:color w:val="000000"/>
+          <w:sz w:val="24"/>
+        </w:rPr>
+        <w:hyperlink r:id="rId15" w:history="1">
+          <w:r>
+            <w:rPr>
+              <w:rStyle w:val="Hyperlink"/>
+            </w:rPr>
+            <w:t xml:space="preserve"> in S</w:t>
+          </w:r>
+        </w:hyperlink>
+      </w:r>
+      <w:r>
+        <w:rPr>
+          <w:u w:val="single" w:color="0000ff"/>
+          <w:rFonts w:ascii="Charis SIL Regular" w:hAnsi="Charis SIL Regular" w:eastAsia="Charis SIL Regular"/>
+          <w:b w:val="0"/>
+          <w:i w:val="0"/>
+          <w:color w:val="000000"/>
+          <w:sz w:val="24"/>
+        </w:rPr>
+        <w:hyperlink r:id="rId15" w:history="1">
+          <w:r>
+            <w:rPr>
+              <w:rStyle w:val="Hyperlink"/>
+            </w:rPr>
+            <w:t>uri</w:t>
+          </w:r>
+        </w:hyperlink>
+      </w:r>
+      <w:r>
+        <w:rPr>
+          <w:u w:val="single" w:color="0000ff"/>
+          <w:rFonts w:ascii="Charis SIL Regular" w:hAnsi="Charis SIL Regular" w:eastAsia="Charis SIL Regular"/>
+          <w:b w:val="0"/>
+          <w:i w:val="0"/>
+          <w:color w:val="000000"/>
+          <w:sz w:val="24"/>
+        </w:rPr>
+        <w:hyperlink r:id="rId15" w:history="1">
+          <w:r>
+            <w:rPr>
+              <w:rStyle w:val="Hyperlink"/>
+            </w:rPr>
+            <w:t>n</w:t>
+          </w:r>
+        </w:hyperlink>
+      </w:r>
+      <w:r>
+        <w:rPr>
+          <w:u w:val="single" w:color="0000ff"/>
+          <w:rFonts w:ascii="Charis SIL Regular" w:hAnsi="Charis SIL Regular" w:eastAsia="Charis SIL Regular"/>
+          <w:b w:val="0"/>
+          <w:i w:val="0"/>
+          <w:color w:val="000000"/>
+          <w:sz w:val="24"/>
+        </w:rPr>
+        <w:hyperlink r:id="rId15" w:history="1">
+          <w:r>
+            <w:rPr>
+              <w:rStyle w:val="Hyperlink"/>
+            </w:rPr>
+            <w:t>ame, Ar</w:t>
+          </w:r>
+        </w:hyperlink>
       </w:r>
       <w:r>
         <w:rPr>
@@ -2577,6 +2823,7 @@
       </w:r>
       <w:r>
         <w:rPr>
+          <w:u w:val="single" w:color="0000ff"/>
           <w:rFonts w:ascii="Charis SIL Regular" w:hAnsi="Charis SIL Regular" w:eastAsia="Charis SIL Regular"/>
           <w:b w:val="0"/>
           <w:i w:val="0"/>
@@ -3637,6 +3884,7 @@
           <w:i w:val="0"/>
           <w:color w:val="0000FF"/>
           <w:sz w:val="24"/>
+          <w:u w:val="single"/>
         </w:rPr>
         <w:hyperlink r:id="rId23" w:history="1">
           <w:r>
@@ -3928,7 +4176,6 @@
           <w:i w:val="0"/>
           <w:color w:val="0000FF"/>
           <w:sz w:val="24"/>
-          <w:u w:val="single"/>
         </w:rPr>
         <w:t>A</w:t>
       </w:r>
@@ -4066,7 +4313,50 @@
           <w:color w:val="000000"/>
           <w:sz w:val="24"/>
         </w:rPr>
-        <w:t xml:space="preserve">The research aid </w:t>
+        <w:hyperlink r:id="rId25" w:history="1">
+          <w:r>
+            <w:rPr>
+              <w:rStyle w:val="Hyperlink"/>
+            </w:rPr>
+            <w:t>The re</w:t>
+          </w:r>
+        </w:hyperlink>
+      </w:r>
+      <w:r>
+        <w:rPr>
+          <w:u w:val="single" w:color="0000ff"/>
+          <w:rFonts w:ascii="Charis SIL Regular" w:hAnsi="Charis SIL Regular" w:eastAsia="Charis SIL Regular"/>
+          <w:b w:val="0"/>
+          <w:i w:val="0"/>
+          <w:color w:val="000000"/>
+          <w:sz w:val="24"/>
+        </w:rPr>
+        <w:hyperlink r:id="rId25" w:history="1">
+          <w:r>
+            <w:rPr>
+              <w:rStyle w:val="Hyperlink"/>
+            </w:rPr>
+            <w:t>s</w:t>
+          </w:r>
+        </w:hyperlink>
+      </w:r>
+      <w:r>
+        <w:rPr>
+          <w:u w:val="single" w:color="0000ff"/>
+          <w:rFonts w:ascii="Charis SIL Regular" w:hAnsi="Charis SIL Regular" w:eastAsia="Charis SIL Regular"/>
+          <w:b w:val="0"/>
+          <w:i w:val="0"/>
+          <w:color w:val="000000"/>
+          <w:sz w:val="24"/>
+        </w:rPr>
+        <w:hyperlink r:id="rId25" w:history="1">
+          <w:r>
+            <w:rPr>
+              <w:rStyle w:val="Hyperlink"/>
+            </w:rPr>
+            <w:t xml:space="preserve">earch aid </w:t>
+          </w:r>
+        </w:hyperlink>
       </w:r>
       <w:r>
         <w:rPr>
@@ -4142,7 +4432,7 @@
           <w:sz w:val="24"/>
           <w:u w:val="single"/>
         </w:rPr>
-        <w:hyperlink r:id="rId13" w:history="1">
+        <w:hyperlink r:id="rId25" w:history="1">
           <w:r>
             <w:rPr>
               <w:rStyle w:val="Hyperlink"/>
@@ -4171,7 +4461,7 @@
           <w:sz w:val="24"/>
           <w:u w:val="single"/>
         </w:rPr>
-        <w:hyperlink r:id="rId13" w:history="1">
+        <w:hyperlink r:id="rId25" w:history="1">
           <w:r>
             <w:rPr>
               <w:rStyle w:val="Hyperlink"/>
@@ -4189,7 +4479,7 @@
           <w:sz w:val="24"/>
           <w:u w:val="single"/>
         </w:rPr>
-        <w:hyperlink r:id="rId13" w:history="1">
+        <w:hyperlink r:id="rId25" w:history="1">
           <w:r>
             <w:rPr>
               <w:rStyle w:val="Hyperlink"/>
@@ -4207,7 +4497,7 @@
           <w:sz w:val="24"/>
           <w:u w:val="single"/>
         </w:rPr>
-        <w:hyperlink r:id="rId13" w:history="1">
+        <w:hyperlink r:id="rId25" w:history="1">
           <w:r>
             <w:rPr>
               <w:rStyle w:val="Hyperlink"/>

--- a/EXPORTS/DOCX/published/niveau2/English/ArubaBonaireCuracao.docx
+++ b/EXPORTS/DOCX/published/niveau2/English/ArubaBonaireCuracao.docx
@@ -648,25 +648,7 @@
           <w:color w:val="000000"/>
           <w:sz w:val="24"/>
         </w:rPr>
-        <w:t>islands under the authority of the newly found</w:t>
-      </w:r>
-      <w:r>
-        <w:rPr>
-          <w:u w:val="single" w:color="0000ff"/>
-          <w:rFonts w:ascii="Charis SIL Regular" w:hAnsi="Charis SIL Regular" w:eastAsia="Charis SIL Regular"/>
-          <w:b w:val="0"/>
-          <w:i w:val="0"/>
-          <w:color w:val="000000"/>
-          <w:sz w:val="24"/>
-        </w:rPr>
-        <w:hyperlink r:id="rId10" w:history="1">
-          <w:r>
-            <w:rPr>
-              <w:rStyle w:val="Hyperlink"/>
-            </w:rPr>
-            <w:t>ed Kin</w:t>
-          </w:r>
-        </w:hyperlink>
+        <w:t>islands under the authority of the newly founded Kin</w:t>
       </w:r>
       <w:r>
         <w:rPr>
@@ -1435,7 +1417,7 @@
             <w:rPr>
               <w:rStyle w:val="Hyperlink"/>
             </w:rPr>
-            <w:t>office</w:t>
+            <w:t>offi</w:t>
           </w:r>
         </w:hyperlink>
       </w:r>
@@ -1446,36 +1428,13 @@
           <w:i w:val="0"/>
           <w:color w:val="0000FF"/>
           <w:sz w:val="24"/>
-          <w:u w:val="single"/>
-        </w:rPr>
-        <w:t>rs</w:t>
-      </w:r>
-      <w:r>
-        <w:rPr>
-          <w:rFonts w:ascii="Charis SIL Regular" w:hAnsi="Charis SIL Regular" w:eastAsia="Charis SIL Regular"/>
-          <w:b w:val="0"/>
-          <w:i w:val="0"/>
-          <w:color w:val="0000FF"/>
-          <w:sz w:val="24"/>
-          <w:u w:val="single"/>
-        </w:rPr>
-        <w:t xml:space="preserve"> </w:t>
-      </w:r>
-      <w:r>
-        <w:rPr>
-          <w:rFonts w:ascii="Charis SIL Regular" w:hAnsi="Charis SIL Regular" w:eastAsia="Charis SIL Regular"/>
-          <w:b w:val="0"/>
-          <w:i w:val="0"/>
-          <w:color w:val="0000FF"/>
-          <w:sz w:val="24"/>
-          <w:u w:val="single"/>
         </w:rPr>
         <w:hyperlink r:id="rId14" w:history="1">
           <w:r>
             <w:rPr>
               <w:rStyle w:val="Hyperlink"/>
             </w:rPr>
-            <w:t>a</w:t>
+            <w:t>ce</w:t>
           </w:r>
         </w:hyperlink>
       </w:r>
@@ -1487,7 +1446,36 @@
           <w:color w:val="0000FF"/>
           <w:sz w:val="24"/>
         </w:rPr>
-        <w:t>nd</w:t>
+        <w:t>rs</w:t>
+      </w:r>
+      <w:r>
+        <w:rPr>
+          <w:rFonts w:ascii="Charis SIL Regular" w:hAnsi="Charis SIL Regular" w:eastAsia="Charis SIL Regular"/>
+          <w:b w:val="0"/>
+          <w:i w:val="0"/>
+          <w:color w:val="0000FF"/>
+          <w:sz w:val="24"/>
+          <w:u w:val="single"/>
+        </w:rPr>
+        <w:t xml:space="preserve"> </w:t>
+      </w:r>
+      <w:r>
+        <w:rPr>
+          <w:rFonts w:ascii="Charis SIL Regular" w:hAnsi="Charis SIL Regular" w:eastAsia="Charis SIL Regular"/>
+          <w:b w:val="0"/>
+          <w:i w:val="0"/>
+          <w:color w:val="0000FF"/>
+          <w:sz w:val="24"/>
+          <w:u w:val="single"/>
+        </w:rPr>
+        <w:hyperlink r:id="rId14" w:history="1">
+          <w:r>
+            <w:rPr>
+              <w:rStyle w:val="Hyperlink"/>
+            </w:rPr>
+            <w:t>and</w:t>
+          </w:r>
+        </w:hyperlink>
       </w:r>
       <w:r>
         <w:rPr>
@@ -2198,97 +2186,7 @@
           <w:color w:val="000000"/>
           <w:sz w:val="24"/>
         </w:rPr>
-        <w:t>contains info</w:t>
-      </w:r>
-      <w:r>
-        <w:rPr>
-          <w:u w:val="single" w:color="0000ff"/>
-          <w:rFonts w:ascii="Charis SIL Regular" w:hAnsi="Charis SIL Regular" w:eastAsia="Charis SIL Regular"/>
-          <w:b w:val="0"/>
-          <w:i w:val="0"/>
-          <w:color w:val="000000"/>
-          <w:sz w:val="24"/>
-        </w:rPr>
-        <w:hyperlink r:id="rId15" w:history="1">
-          <w:r>
-            <w:rPr>
-              <w:rStyle w:val="Hyperlink"/>
-            </w:rPr>
-            <w:t>rmat</w:t>
-          </w:r>
-        </w:hyperlink>
-      </w:r>
-      <w:r>
-        <w:rPr>
-          <w:u w:val="single" w:color="0000ff"/>
-          <w:rFonts w:ascii="Charis SIL Regular" w:hAnsi="Charis SIL Regular" w:eastAsia="Charis SIL Regular"/>
-          <w:b w:val="0"/>
-          <w:i w:val="0"/>
-          <w:color w:val="000000"/>
-          <w:sz w:val="24"/>
-        </w:rPr>
-        <w:hyperlink r:id="rId15" w:history="1">
-          <w:r>
-            <w:rPr>
-              <w:rStyle w:val="Hyperlink"/>
-            </w:rPr>
-            <w:t>i</w:t>
-          </w:r>
-        </w:hyperlink>
-      </w:r>
-      <w:r>
-        <w:rPr>
-          <w:u w:val="single" w:color="0000ff"/>
-          <w:rFonts w:ascii="Charis SIL Regular" w:hAnsi="Charis SIL Regular" w:eastAsia="Charis SIL Regular"/>
-          <w:b w:val="0"/>
-          <w:i w:val="0"/>
-          <w:color w:val="000000"/>
-          <w:sz w:val="24"/>
-        </w:rPr>
-        <w:hyperlink r:id="rId15" w:history="1">
-          <w:r>
-            <w:rPr>
-              <w:rStyle w:val="Hyperlink"/>
-            </w:rPr>
-            <w:t>on abou</w:t>
-          </w:r>
-        </w:hyperlink>
-      </w:r>
-      <w:r>
-        <w:rPr>
-          <w:u w:val="single" w:color="0000ff"/>
-          <w:rFonts w:ascii="Charis SIL Regular" w:hAnsi="Charis SIL Regular" w:eastAsia="Charis SIL Regular"/>
-          <w:b w:val="0"/>
-          <w:i w:val="0"/>
-          <w:color w:val="000000"/>
-          <w:sz w:val="24"/>
-        </w:rPr>
-        <w:hyperlink r:id="rId15" w:history="1">
-          <w:r>
-            <w:rPr>
-              <w:rStyle w:val="Hyperlink"/>
-            </w:rPr>
-            <w:t>t</w:t>
-          </w:r>
-        </w:hyperlink>
-      </w:r>
-      <w:r>
-        <w:rPr>
-          <w:u w:val="single" w:color="0000ff"/>
-          <w:rFonts w:ascii="Charis SIL Regular" w:hAnsi="Charis SIL Regular" w:eastAsia="Charis SIL Regular"/>
-          <w:b w:val="0"/>
-          <w:i w:val="0"/>
-          <w:color w:val="000000"/>
-          <w:sz w:val="24"/>
-        </w:rPr>
-        <w:hyperlink r:id="rId15" w:history="1">
-          <w:r>
-            <w:rPr>
-              <w:rStyle w:val="Hyperlink"/>
-            </w:rPr>
-            <w:t xml:space="preserve"> D</w:t>
-          </w:r>
-        </w:hyperlink>
+        <w:t>contains information about D</w:t>
       </w:r>
       <w:r>
         <w:rPr>
@@ -4147,37 +4045,8 @@
           <w:i w:val="0"/>
           <w:color w:val="0000FF"/>
           <w:sz w:val="24"/>
-          <w:u w:val="single"/>
-        </w:rPr>
-        <w:hyperlink r:id="rId24" w:history="1">
-          <w:r>
-            <w:rPr>
-              <w:rStyle w:val="Hyperlink"/>
-            </w:rPr>
-            <w:t>Museo</w:t>
-          </w:r>
-        </w:hyperlink>
-      </w:r>
-      <w:r>
-        <w:rPr>
-          <w:rFonts w:ascii="Charis SIL Regular" w:hAnsi="Charis SIL Regular" w:eastAsia="Charis SIL Regular"/>
-          <w:b w:val="0"/>
-          <w:i w:val="0"/>
-          <w:color w:val="0000FF"/>
-          <w:sz w:val="24"/>
-          <w:u w:val="single"/>
-        </w:rPr>
-        <w:t xml:space="preserve"> </w:t>
-      </w:r>
-      <w:r>
-        <w:rPr>
-          <w:rFonts w:ascii="Charis SIL Regular" w:hAnsi="Charis SIL Regular" w:eastAsia="Charis SIL Regular"/>
-          <w:b w:val="0"/>
-          <w:i w:val="0"/>
-          <w:color w:val="0000FF"/>
-          <w:sz w:val="24"/>
-        </w:rPr>
-        <w:t>A</w:t>
+        </w:rPr>
+        <w:t>Museo A</w:t>
       </w:r>
       <w:r>
         <w:rPr>

--- a/EXPORTS/DOCX/published/niveau2/English/ArubaBonaireCuracao.docx
+++ b/EXPORTS/DOCX/published/niveau2/English/ArubaBonaireCuracao.docx
@@ -648,7 +648,25 @@
           <w:color w:val="000000"/>
           <w:sz w:val="24"/>
         </w:rPr>
-        <w:t>islands under the authority of the newly founded Kin</w:t>
+        <w:t>islands under the authority of the newly found</w:t>
+      </w:r>
+      <w:r>
+        <w:rPr>
+          <w:u w:val="single" w:color="0000ff"/>
+          <w:rFonts w:ascii="Charis SIL Regular" w:hAnsi="Charis SIL Regular" w:eastAsia="Charis SIL Regular"/>
+          <w:b w:val="0"/>
+          <w:i w:val="0"/>
+          <w:color w:val="000000"/>
+          <w:sz w:val="24"/>
+        </w:rPr>
+        <w:hyperlink r:id="rId10" w:history="1">
+          <w:r>
+            <w:rPr>
+              <w:rStyle w:val="Hyperlink"/>
+            </w:rPr>
+            <w:t>ed Kin</w:t>
+          </w:r>
+        </w:hyperlink>
       </w:r>
       <w:r>
         <w:rPr>
@@ -2186,7 +2204,97 @@
           <w:color w:val="000000"/>
           <w:sz w:val="24"/>
         </w:rPr>
-        <w:t>contains information about D</w:t>
+        <w:t>contains info</w:t>
+      </w:r>
+      <w:r>
+        <w:rPr>
+          <w:u w:val="single" w:color="0000ff"/>
+          <w:rFonts w:ascii="Charis SIL Regular" w:hAnsi="Charis SIL Regular" w:eastAsia="Charis SIL Regular"/>
+          <w:b w:val="0"/>
+          <w:i w:val="0"/>
+          <w:color w:val="000000"/>
+          <w:sz w:val="24"/>
+        </w:rPr>
+        <w:hyperlink r:id="rId15" w:history="1">
+          <w:r>
+            <w:rPr>
+              <w:rStyle w:val="Hyperlink"/>
+            </w:rPr>
+            <w:t>rmat</w:t>
+          </w:r>
+        </w:hyperlink>
+      </w:r>
+      <w:r>
+        <w:rPr>
+          <w:u w:val="single" w:color="0000ff"/>
+          <w:rFonts w:ascii="Charis SIL Regular" w:hAnsi="Charis SIL Regular" w:eastAsia="Charis SIL Regular"/>
+          <w:b w:val="0"/>
+          <w:i w:val="0"/>
+          <w:color w:val="000000"/>
+          <w:sz w:val="24"/>
+        </w:rPr>
+        <w:hyperlink r:id="rId15" w:history="1">
+          <w:r>
+            <w:rPr>
+              <w:rStyle w:val="Hyperlink"/>
+            </w:rPr>
+            <w:t>i</w:t>
+          </w:r>
+        </w:hyperlink>
+      </w:r>
+      <w:r>
+        <w:rPr>
+          <w:u w:val="single" w:color="0000ff"/>
+          <w:rFonts w:ascii="Charis SIL Regular" w:hAnsi="Charis SIL Regular" w:eastAsia="Charis SIL Regular"/>
+          <w:b w:val="0"/>
+          <w:i w:val="0"/>
+          <w:color w:val="000000"/>
+          <w:sz w:val="24"/>
+        </w:rPr>
+        <w:hyperlink r:id="rId15" w:history="1">
+          <w:r>
+            <w:rPr>
+              <w:rStyle w:val="Hyperlink"/>
+            </w:rPr>
+            <w:t>on abou</w:t>
+          </w:r>
+        </w:hyperlink>
+      </w:r>
+      <w:r>
+        <w:rPr>
+          <w:u w:val="single" w:color="0000ff"/>
+          <w:rFonts w:ascii="Charis SIL Regular" w:hAnsi="Charis SIL Regular" w:eastAsia="Charis SIL Regular"/>
+          <w:b w:val="0"/>
+          <w:i w:val="0"/>
+          <w:color w:val="000000"/>
+          <w:sz w:val="24"/>
+        </w:rPr>
+        <w:hyperlink r:id="rId15" w:history="1">
+          <w:r>
+            <w:rPr>
+              <w:rStyle w:val="Hyperlink"/>
+            </w:rPr>
+            <w:t>t</w:t>
+          </w:r>
+        </w:hyperlink>
+      </w:r>
+      <w:r>
+        <w:rPr>
+          <w:u w:val="single" w:color="0000ff"/>
+          <w:rFonts w:ascii="Charis SIL Regular" w:hAnsi="Charis SIL Regular" w:eastAsia="Charis SIL Regular"/>
+          <w:b w:val="0"/>
+          <w:i w:val="0"/>
+          <w:color w:val="000000"/>
+          <w:sz w:val="24"/>
+        </w:rPr>
+        <w:hyperlink r:id="rId15" w:history="1">
+          <w:r>
+            <w:rPr>
+              <w:rStyle w:val="Hyperlink"/>
+            </w:rPr>
+            <w:t xml:space="preserve"> D</w:t>
+          </w:r>
+        </w:hyperlink>
       </w:r>
       <w:r>
         <w:rPr>
@@ -2721,7 +2829,6 @@
       </w:r>
       <w:r>
         <w:rPr>
-          <w:u w:val="single" w:color="0000ff"/>
           <w:rFonts w:ascii="Charis SIL Regular" w:hAnsi="Charis SIL Regular" w:eastAsia="Charis SIL Regular"/>
           <w:b w:val="0"/>
           <w:i w:val="0"/>
@@ -3782,7 +3889,6 @@
           <w:i w:val="0"/>
           <w:color w:val="0000FF"/>
           <w:sz w:val="24"/>
-          <w:u w:val="single"/>
         </w:rPr>
         <w:hyperlink r:id="rId23" w:history="1">
           <w:r>
@@ -4045,8 +4151,38 @@
           <w:i w:val="0"/>
           <w:color w:val="0000FF"/>
           <w:sz w:val="24"/>
-        </w:rPr>
-        <w:t>Museo A</w:t>
+          <w:u w:val="single"/>
+        </w:rPr>
+        <w:hyperlink r:id="rId24" w:history="1">
+          <w:r>
+            <w:rPr>
+              <w:rStyle w:val="Hyperlink"/>
+            </w:rPr>
+            <w:t>Museo</w:t>
+          </w:r>
+        </w:hyperlink>
+      </w:r>
+      <w:r>
+        <w:rPr>
+          <w:rFonts w:ascii="Charis SIL Regular" w:hAnsi="Charis SIL Regular" w:eastAsia="Charis SIL Regular"/>
+          <w:b w:val="0"/>
+          <w:i w:val="0"/>
+          <w:color w:val="0000FF"/>
+          <w:sz w:val="24"/>
+          <w:u w:val="single"/>
+        </w:rPr>
+        <w:t xml:space="preserve"> </w:t>
+      </w:r>
+      <w:r>
+        <w:rPr>
+          <w:rFonts w:ascii="Charis SIL Regular" w:hAnsi="Charis SIL Regular" w:eastAsia="Charis SIL Regular"/>
+          <w:b w:val="0"/>
+          <w:i w:val="0"/>
+          <w:color w:val="0000FF"/>
+          <w:sz w:val="24"/>
+          <w:u w:val="single"/>
+        </w:rPr>
+        <w:t>A</w:t>
       </w:r>
       <w:r>
         <w:rPr>
@@ -4182,50 +4318,7 @@
           <w:color w:val="000000"/>
           <w:sz w:val="24"/>
         </w:rPr>
-        <w:hyperlink r:id="rId25" w:history="1">
-          <w:r>
-            <w:rPr>
-              <w:rStyle w:val="Hyperlink"/>
-            </w:rPr>
-            <w:t>The re</w:t>
-          </w:r>
-        </w:hyperlink>
-      </w:r>
-      <w:r>
-        <w:rPr>
-          <w:u w:val="single" w:color="0000ff"/>
-          <w:rFonts w:ascii="Charis SIL Regular" w:hAnsi="Charis SIL Regular" w:eastAsia="Charis SIL Regular"/>
-          <w:b w:val="0"/>
-          <w:i w:val="0"/>
-          <w:color w:val="000000"/>
-          <w:sz w:val="24"/>
-        </w:rPr>
-        <w:hyperlink r:id="rId25" w:history="1">
-          <w:r>
-            <w:rPr>
-              <w:rStyle w:val="Hyperlink"/>
-            </w:rPr>
-            <w:t>s</w:t>
-          </w:r>
-        </w:hyperlink>
-      </w:r>
-      <w:r>
-        <w:rPr>
-          <w:u w:val="single" w:color="0000ff"/>
-          <w:rFonts w:ascii="Charis SIL Regular" w:hAnsi="Charis SIL Regular" w:eastAsia="Charis SIL Regular"/>
-          <w:b w:val="0"/>
-          <w:i w:val="0"/>
-          <w:color w:val="000000"/>
-          <w:sz w:val="24"/>
-        </w:rPr>
-        <w:hyperlink r:id="rId25" w:history="1">
-          <w:r>
-            <w:rPr>
-              <w:rStyle w:val="Hyperlink"/>
-            </w:rPr>
-            <w:t xml:space="preserve">earch aid </w:t>
-          </w:r>
-        </w:hyperlink>
+        <w:t xml:space="preserve">The research aid </w:t>
       </w:r>
       <w:r>
         <w:rPr>

--- a/EXPORTS/DOCX/published/niveau2/English/ArubaBonaireCuracao.docx
+++ b/EXPORTS/DOCX/published/niveau2/English/ArubaBonaireCuracao.docx
@@ -648,25 +648,7 @@
           <w:color w:val="000000"/>
           <w:sz w:val="24"/>
         </w:rPr>
-        <w:t>islands under the authority of the newly found</w:t>
-      </w:r>
-      <w:r>
-        <w:rPr>
-          <w:u w:val="single" w:color="0000ff"/>
-          <w:rFonts w:ascii="Charis SIL Regular" w:hAnsi="Charis SIL Regular" w:eastAsia="Charis SIL Regular"/>
-          <w:b w:val="0"/>
-          <w:i w:val="0"/>
-          <w:color w:val="000000"/>
-          <w:sz w:val="24"/>
-        </w:rPr>
-        <w:hyperlink r:id="rId10" w:history="1">
-          <w:r>
-            <w:rPr>
-              <w:rStyle w:val="Hyperlink"/>
-            </w:rPr>
-            <w:t>ed Kin</w:t>
-          </w:r>
-        </w:hyperlink>
+        <w:t>islands under the authority of the newly founded Kin</w:t>
       </w:r>
       <w:r>
         <w:rPr>
@@ -2829,6 +2811,7 @@
       </w:r>
       <w:r>
         <w:rPr>
+          <w:u w:val="single" w:color="0000ff"/>
           <w:rFonts w:ascii="Charis SIL Regular" w:hAnsi="Charis SIL Regular" w:eastAsia="Charis SIL Regular"/>
           <w:b w:val="0"/>
           <w:i w:val="0"/>
@@ -3226,32 +3209,7 @@
           <w:color w:val="000000"/>
           <w:sz w:val="24"/>
         </w:rPr>
-        <w:hyperlink r:id="rId18" w:history="1">
-          <w:r>
-            <w:rPr>
-              <w:rStyle w:val="Hyperlink"/>
-            </w:rPr>
-            <w:t>and</w:t>
-          </w:r>
-        </w:hyperlink>
-      </w:r>
-      <w:r>
-        <w:rPr>
-          <w:u w:val="single" w:color="0000ff"/>
-          <w:rFonts w:ascii="Charis SIL Regular" w:hAnsi="Charis SIL Regular" w:eastAsia="Charis SIL Regular"/>
-          <w:b w:val="0"/>
-          <w:i w:val="0"/>
-          <w:color w:val="000000"/>
-          <w:sz w:val="24"/>
-        </w:rPr>
-        <w:hyperlink r:id="rId18" w:history="1">
-          <w:r>
-            <w:rPr>
-              <w:rStyle w:val="Hyperlink"/>
-            </w:rPr>
-            <w:t xml:space="preserve"> the </w:t>
-          </w:r>
-        </w:hyperlink>
+        <w:t xml:space="preserve">and the </w:t>
       </w:r>
       <w:r>
         <w:rPr>
@@ -3262,7 +3220,7 @@
           <w:sz w:val="24"/>
           <w:u w:val="single"/>
         </w:rPr>
-        <w:hyperlink r:id="rId18" w:history="1">
+        <w:hyperlink r:id="rId20" w:history="1">
           <w:r>
             <w:rPr>
               <w:rStyle w:val="Hyperlink"/>
@@ -3280,7 +3238,7 @@
           <w:sz w:val="24"/>
           <w:u w:val="single"/>
         </w:rPr>
-        <w:hyperlink r:id="rId18" w:history="1">
+        <w:hyperlink r:id="rId20" w:history="1">
           <w:r>
             <w:rPr>
               <w:rStyle w:val="Hyperlink"/>
@@ -3298,7 +3256,7 @@
           <w:sz w:val="24"/>
           <w:u w:val="single"/>
         </w:rPr>
-        <w:hyperlink r:id="rId18" w:history="1">
+        <w:hyperlink r:id="rId20" w:history="1">
           <w:r>
             <w:rPr>
               <w:rStyle w:val="Hyperlink"/>
@@ -3327,7 +3285,7 @@
           <w:sz w:val="24"/>
           <w:u w:val="single"/>
         </w:rPr>
-        <w:hyperlink r:id="rId18" w:history="1">
+        <w:hyperlink r:id="rId20" w:history="1">
           <w:r>
             <w:rPr>
               <w:rStyle w:val="Hyperlink"/>
@@ -3889,6 +3847,7 @@
           <w:i w:val="0"/>
           <w:color w:val="0000FF"/>
           <w:sz w:val="24"/>
+          <w:u w:val="single"/>
         </w:rPr>
         <w:hyperlink r:id="rId23" w:history="1">
           <w:r>
@@ -4307,18 +4266,7 @@
           <w:color w:val="000000"/>
           <w:sz w:val="24"/>
         </w:rPr>
-        <w:t xml:space="preserve">•  </w:t>
-      </w:r>
-      <w:r>
-        <w:rPr>
-          <w:u w:val="single" w:color="0000ff"/>
-          <w:rFonts w:ascii="Charis SIL Regular" w:hAnsi="Charis SIL Regular" w:eastAsia="Charis SIL Regular"/>
-          <w:b w:val="0"/>
-          <w:i w:val="0"/>
-          <w:color w:val="000000"/>
-          <w:sz w:val="24"/>
-        </w:rPr>
-        <w:t xml:space="preserve">The research aid </w:t>
+        <w:t xml:space="preserve">•  The research aid </w:t>
       </w:r>
       <w:r>
         <w:rPr>
@@ -5542,13 +5490,29 @@
             <w:rPr>
               <w:rStyle w:val="Hyperlink"/>
             </w:rPr>
-            <w:t>eritage fie</w:t>
+            <w:t>eritage fi</w:t>
           </w:r>
         </w:hyperlink>
       </w:r>
       <w:r>
         <w:rPr>
-          <w:u w:val="single" w:color="0000ff"/>
+          <w:rFonts w:ascii="Charis SIL Regular" w:hAnsi="Charis SIL Regular" w:eastAsia="Charis SIL Regular"/>
+          <w:b w:val="0"/>
+          <w:i w:val="0"/>
+          <w:color w:val="000000"/>
+          <w:sz w:val="24"/>
+        </w:rPr>
+        <w:hyperlink r:id="rId28" w:history="1">
+          <w:r>
+            <w:rPr>
+              <w:rStyle w:val="Hyperlink"/>
+            </w:rPr>
+            <w:t>e</w:t>
+          </w:r>
+        </w:hyperlink>
+      </w:r>
+      <w:r>
+        <w:rPr>
           <w:rFonts w:ascii="Charis SIL Regular" w:hAnsi="Charis SIL Regular" w:eastAsia="Charis SIL Regular"/>
           <w:b w:val="0"/>
           <w:i w:val="0"/>
@@ -5643,7 +5607,7 @@
             <w:rPr>
               <w:rStyle w:val="Hyperlink"/>
             </w:rPr>
-            <w:t>98, the f</w:t>
+            <w:t>98, the fo</w:t>
           </w:r>
         </w:hyperlink>
       </w:r>
@@ -5655,7 +5619,7 @@
           <w:color w:val="000000"/>
           <w:sz w:val="24"/>
         </w:rPr>
-        <w:t xml:space="preserve">oundation aims to document, collect and </w:t>
+        <w:t xml:space="preserve">undation aims to document, collect and </w:t>
       </w:r>
       <w:r>
         <w:rPr>

--- a/EXPORTS/DOCX/published/niveau2/English/ArubaBonaireCuracao.docx
+++ b/EXPORTS/DOCX/published/niveau2/English/ArubaBonaireCuracao.docx
@@ -648,7 +648,25 @@
           <w:color w:val="000000"/>
           <w:sz w:val="24"/>
         </w:rPr>
-        <w:t>islands under the authority of the newly founded Kin</w:t>
+        <w:t>islands under the authority of the newly found</w:t>
+      </w:r>
+      <w:r>
+        <w:rPr>
+          <w:u w:val="single" w:color="0000ff"/>
+          <w:rFonts w:ascii="Charis SIL Regular" w:hAnsi="Charis SIL Regular" w:eastAsia="Charis SIL Regular"/>
+          <w:b w:val="0"/>
+          <w:i w:val="0"/>
+          <w:color w:val="000000"/>
+          <w:sz w:val="24"/>
+        </w:rPr>
+        <w:hyperlink r:id="rId10" w:history="1">
+          <w:r>
+            <w:rPr>
+              <w:rStyle w:val="Hyperlink"/>
+            </w:rPr>
+            <w:t>ed Kin</w:t>
+          </w:r>
+        </w:hyperlink>
       </w:r>
       <w:r>
         <w:rPr>
@@ -1417,7 +1435,7 @@
             <w:rPr>
               <w:rStyle w:val="Hyperlink"/>
             </w:rPr>
-            <w:t>offi</w:t>
+            <w:t>office</w:t>
           </w:r>
         </w:hyperlink>
       </w:r>
@@ -1428,23 +1446,7 @@
           <w:i w:val="0"/>
           <w:color w:val="0000FF"/>
           <w:sz w:val="24"/>
-        </w:rPr>
-        <w:hyperlink r:id="rId14" w:history="1">
-          <w:r>
-            <w:rPr>
-              <w:rStyle w:val="Hyperlink"/>
-            </w:rPr>
-            <w:t>ce</w:t>
-          </w:r>
-        </w:hyperlink>
-      </w:r>
-      <w:r>
-        <w:rPr>
-          <w:rFonts w:ascii="Charis SIL Regular" w:hAnsi="Charis SIL Regular" w:eastAsia="Charis SIL Regular"/>
-          <w:b w:val="0"/>
-          <w:i w:val="0"/>
-          <w:color w:val="0000FF"/>
-          <w:sz w:val="24"/>
+          <w:u w:val="single"/>
         </w:rPr>
         <w:t>rs</w:t>
       </w:r>
@@ -1734,9 +1736,19 @@
             <w:rPr>
               <w:rStyle w:val="Hyperlink"/>
             </w:rPr>
-            <w:t>1815-1950</w:t>
+            <w:t>1815-19</w:t>
           </w:r>
         </w:hyperlink>
+      </w:r>
+      <w:r>
+        <w:rPr>
+          <w:rFonts w:ascii="Charis SIL Regular" w:hAnsi="Charis SIL Regular" w:eastAsia="Charis SIL Regular"/>
+          <w:b w:val="0"/>
+          <w:i w:val="0"/>
+          <w:color w:val="0000FF"/>
+          <w:sz w:val="24"/>
+        </w:rPr>
+        <w:t>50</w:t>
       </w:r>
       <w:r>
         <w:rPr>
@@ -2811,7 +2823,6 @@
       </w:r>
       <w:r>
         <w:rPr>
-          <w:u w:val="single" w:color="0000ff"/>
           <w:rFonts w:ascii="Charis SIL Regular" w:hAnsi="Charis SIL Regular" w:eastAsia="Charis SIL Regular"/>
           <w:b w:val="0"/>
           <w:i w:val="0"/>
@@ -3209,7 +3220,32 @@
           <w:color w:val="000000"/>
           <w:sz w:val="24"/>
         </w:rPr>
-        <w:t xml:space="preserve">and the </w:t>
+        <w:hyperlink r:id="rId18" w:history="1">
+          <w:r>
+            <w:rPr>
+              <w:rStyle w:val="Hyperlink"/>
+            </w:rPr>
+            <w:t>and</w:t>
+          </w:r>
+        </w:hyperlink>
+      </w:r>
+      <w:r>
+        <w:rPr>
+          <w:u w:val="single" w:color="0000ff"/>
+          <w:rFonts w:ascii="Charis SIL Regular" w:hAnsi="Charis SIL Regular" w:eastAsia="Charis SIL Regular"/>
+          <w:b w:val="0"/>
+          <w:i w:val="0"/>
+          <w:color w:val="000000"/>
+          <w:sz w:val="24"/>
+        </w:rPr>
+        <w:hyperlink r:id="rId18" w:history="1">
+          <w:r>
+            <w:rPr>
+              <w:rStyle w:val="Hyperlink"/>
+            </w:rPr>
+            <w:t xml:space="preserve"> the </w:t>
+          </w:r>
+        </w:hyperlink>
       </w:r>
       <w:r>
         <w:rPr>
@@ -3220,7 +3256,7 @@
           <w:sz w:val="24"/>
           <w:u w:val="single"/>
         </w:rPr>
-        <w:hyperlink r:id="rId20" w:history="1">
+        <w:hyperlink r:id="rId18" w:history="1">
           <w:r>
             <w:rPr>
               <w:rStyle w:val="Hyperlink"/>
@@ -3238,7 +3274,7 @@
           <w:sz w:val="24"/>
           <w:u w:val="single"/>
         </w:rPr>
-        <w:hyperlink r:id="rId20" w:history="1">
+        <w:hyperlink r:id="rId18" w:history="1">
           <w:r>
             <w:rPr>
               <w:rStyle w:val="Hyperlink"/>
@@ -3256,7 +3292,7 @@
           <w:sz w:val="24"/>
           <w:u w:val="single"/>
         </w:rPr>
-        <w:hyperlink r:id="rId20" w:history="1">
+        <w:hyperlink r:id="rId18" w:history="1">
           <w:r>
             <w:rPr>
               <w:rStyle w:val="Hyperlink"/>
@@ -3285,7 +3321,7 @@
           <w:sz w:val="24"/>
           <w:u w:val="single"/>
         </w:rPr>
-        <w:hyperlink r:id="rId20" w:history="1">
+        <w:hyperlink r:id="rId18" w:history="1">
           <w:r>
             <w:rPr>
               <w:rStyle w:val="Hyperlink"/>
@@ -3847,7 +3883,6 @@
           <w:i w:val="0"/>
           <w:color w:val="0000FF"/>
           <w:sz w:val="24"/>
-          <w:u w:val="single"/>
         </w:rPr>
         <w:hyperlink r:id="rId23" w:history="1">
           <w:r>
@@ -4266,7 +4301,18 @@
           <w:color w:val="000000"/>
           <w:sz w:val="24"/>
         </w:rPr>
-        <w:t xml:space="preserve">•  The research aid </w:t>
+        <w:t xml:space="preserve">•  </w:t>
+      </w:r>
+      <w:r>
+        <w:rPr>
+          <w:u w:val="single" w:color="0000ff"/>
+          <w:rFonts w:ascii="Charis SIL Regular" w:hAnsi="Charis SIL Regular" w:eastAsia="Charis SIL Regular"/>
+          <w:b w:val="0"/>
+          <w:i w:val="0"/>
+          <w:color w:val="000000"/>
+          <w:sz w:val="24"/>
+        </w:rPr>
+        <w:t xml:space="preserve">The research aid </w:t>
       </w:r>
       <w:r>
         <w:rPr>
@@ -4371,7 +4417,7 @@
           <w:sz w:val="24"/>
           <w:u w:val="single"/>
         </w:rPr>
-        <w:hyperlink r:id="rId25" w:history="1">
+        <w:hyperlink r:id="rId13" w:history="1">
           <w:r>
             <w:rPr>
               <w:rStyle w:val="Hyperlink"/>
@@ -4389,7 +4435,7 @@
           <w:sz w:val="24"/>
           <w:u w:val="single"/>
         </w:rPr>
-        <w:hyperlink r:id="rId25" w:history="1">
+        <w:hyperlink r:id="rId13" w:history="1">
           <w:r>
             <w:rPr>
               <w:rStyle w:val="Hyperlink"/>
@@ -4407,7 +4453,7 @@
           <w:sz w:val="24"/>
           <w:u w:val="single"/>
         </w:rPr>
-        <w:hyperlink r:id="rId25" w:history="1">
+        <w:hyperlink r:id="rId13" w:history="1">
           <w:r>
             <w:rPr>
               <w:rStyle w:val="Hyperlink"/>
@@ -5490,29 +5536,13 @@
             <w:rPr>
               <w:rStyle w:val="Hyperlink"/>
             </w:rPr>
-            <w:t>eritage fi</w:t>
+            <w:t>eritage fie</w:t>
           </w:r>
         </w:hyperlink>
       </w:r>
       <w:r>
         <w:rPr>
-          <w:rFonts w:ascii="Charis SIL Regular" w:hAnsi="Charis SIL Regular" w:eastAsia="Charis SIL Regular"/>
-          <w:b w:val="0"/>
-          <w:i w:val="0"/>
-          <w:color w:val="000000"/>
-          <w:sz w:val="24"/>
-        </w:rPr>
-        <w:hyperlink r:id="rId28" w:history="1">
-          <w:r>
-            <w:rPr>
-              <w:rStyle w:val="Hyperlink"/>
-            </w:rPr>
-            <w:t>e</w:t>
-          </w:r>
-        </w:hyperlink>
-      </w:r>
-      <w:r>
-        <w:rPr>
+          <w:u w:val="single" w:color="0000ff"/>
           <w:rFonts w:ascii="Charis SIL Regular" w:hAnsi="Charis SIL Regular" w:eastAsia="Charis SIL Regular"/>
           <w:b w:val="0"/>
           <w:i w:val="0"/>
@@ -5607,7 +5637,7 @@
             <w:rPr>
               <w:rStyle w:val="Hyperlink"/>
             </w:rPr>
-            <w:t>98, the fo</w:t>
+            <w:t>98, the f</w:t>
           </w:r>
         </w:hyperlink>
       </w:r>
@@ -5619,7 +5649,7 @@
           <w:color w:val="000000"/>
           <w:sz w:val="24"/>
         </w:rPr>
-        <w:t xml:space="preserve">undation aims to document, collect and </w:t>
+        <w:t xml:space="preserve">oundation aims to document, collect and </w:t>
       </w:r>
       <w:r>
         <w:rPr>

--- a/EXPORTS/DOCX/published/niveau2/English/ArubaBonaireCuracao.docx
+++ b/EXPORTS/DOCX/published/niveau2/English/ArubaBonaireCuracao.docx
@@ -648,43 +648,7 @@
           <w:color w:val="000000"/>
           <w:sz w:val="24"/>
         </w:rPr>
-        <w:t>islands under the authority of the newly found</w:t>
-      </w:r>
-      <w:r>
-        <w:rPr>
-          <w:u w:val="single" w:color="0000ff"/>
-          <w:rFonts w:ascii="Charis SIL Regular" w:hAnsi="Charis SIL Regular" w:eastAsia="Charis SIL Regular"/>
-          <w:b w:val="0"/>
-          <w:i w:val="0"/>
-          <w:color w:val="000000"/>
-          <w:sz w:val="24"/>
-        </w:rPr>
-        <w:hyperlink r:id="rId10" w:history="1">
-          <w:r>
-            <w:rPr>
-              <w:rStyle w:val="Hyperlink"/>
-            </w:rPr>
-            <w:t>ed Kin</w:t>
-          </w:r>
-        </w:hyperlink>
-      </w:r>
-      <w:r>
-        <w:rPr>
-          <w:u w:val="single" w:color="0000ff"/>
-          <w:rFonts w:ascii="Charis SIL Regular" w:hAnsi="Charis SIL Regular" w:eastAsia="Charis SIL Regular"/>
-          <w:b w:val="0"/>
-          <w:i w:val="0"/>
-          <w:color w:val="000000"/>
-          <w:sz w:val="24"/>
-        </w:rPr>
-        <w:hyperlink r:id="rId10" w:history="1">
-          <w:r>
-            <w:rPr>
-              <w:rStyle w:val="Hyperlink"/>
-            </w:rPr>
-            <w:t>gd</w:t>
-          </w:r>
-        </w:hyperlink>
+        <w:t>islands under the authority of the newly founded Kingd</w:t>
       </w:r>
       <w:r>
         <w:rPr>
@@ -1435,7 +1399,7 @@
             <w:rPr>
               <w:rStyle w:val="Hyperlink"/>
             </w:rPr>
-            <w:t>office</w:t>
+            <w:t>offi</w:t>
           </w:r>
         </w:hyperlink>
       </w:r>
@@ -1446,7 +1410,23 @@
           <w:i w:val="0"/>
           <w:color w:val="0000FF"/>
           <w:sz w:val="24"/>
-          <w:u w:val="single"/>
+        </w:rPr>
+        <w:hyperlink r:id="rId14" w:history="1">
+          <w:r>
+            <w:rPr>
+              <w:rStyle w:val="Hyperlink"/>
+            </w:rPr>
+            <w:t>ce</w:t>
+          </w:r>
+        </w:hyperlink>
+      </w:r>
+      <w:r>
+        <w:rPr>
+          <w:rFonts w:ascii="Charis SIL Regular" w:hAnsi="Charis SIL Regular" w:eastAsia="Charis SIL Regular"/>
+          <w:b w:val="0"/>
+          <w:i w:val="0"/>
+          <w:color w:val="0000FF"/>
+          <w:sz w:val="24"/>
         </w:rPr>
         <w:t>rs</w:t>
       </w:r>
@@ -1736,19 +1716,9 @@
             <w:rPr>
               <w:rStyle w:val="Hyperlink"/>
             </w:rPr>
-            <w:t>1815-19</w:t>
+            <w:t>1815-1950</w:t>
           </w:r>
         </w:hyperlink>
-      </w:r>
-      <w:r>
-        <w:rPr>
-          <w:rFonts w:ascii="Charis SIL Regular" w:hAnsi="Charis SIL Regular" w:eastAsia="Charis SIL Regular"/>
-          <w:b w:val="0"/>
-          <w:i w:val="0"/>
-          <w:color w:val="0000FF"/>
-          <w:sz w:val="24"/>
-        </w:rPr>
-        <w:t>50</w:t>
       </w:r>
       <w:r>
         <w:rPr>
@@ -2823,6 +2793,7 @@
       </w:r>
       <w:r>
         <w:rPr>
+          <w:u w:val="single" w:color="0000ff"/>
           <w:rFonts w:ascii="Charis SIL Regular" w:hAnsi="Charis SIL Regular" w:eastAsia="Charis SIL Regular"/>
           <w:b w:val="0"/>
           <w:i w:val="0"/>
@@ -3213,39 +3184,13 @@
       </w:r>
       <w:r>
         <w:rPr>
-          <w:u w:val="single" w:color="0000ff"/>
-          <w:rFonts w:ascii="Charis SIL Regular" w:hAnsi="Charis SIL Regular" w:eastAsia="Charis SIL Regular"/>
-          <w:b w:val="0"/>
-          <w:i w:val="0"/>
-          <w:color w:val="000000"/>
-          <w:sz w:val="24"/>
-        </w:rPr>
-        <w:hyperlink r:id="rId18" w:history="1">
-          <w:r>
-            <w:rPr>
-              <w:rStyle w:val="Hyperlink"/>
-            </w:rPr>
-            <w:t>and</w:t>
-          </w:r>
-        </w:hyperlink>
-      </w:r>
-      <w:r>
-        <w:rPr>
-          <w:u w:val="single" w:color="0000ff"/>
-          <w:rFonts w:ascii="Charis SIL Regular" w:hAnsi="Charis SIL Regular" w:eastAsia="Charis SIL Regular"/>
-          <w:b w:val="0"/>
-          <w:i w:val="0"/>
-          <w:color w:val="000000"/>
-          <w:sz w:val="24"/>
-        </w:rPr>
-        <w:hyperlink r:id="rId18" w:history="1">
-          <w:r>
-            <w:rPr>
-              <w:rStyle w:val="Hyperlink"/>
-            </w:rPr>
-            <w:t xml:space="preserve"> the </w:t>
-          </w:r>
-        </w:hyperlink>
+          <w:rFonts w:ascii="Charis SIL Regular" w:hAnsi="Charis SIL Regular" w:eastAsia="Charis SIL Regular"/>
+          <w:b w:val="0"/>
+          <w:i w:val="0"/>
+          <w:color w:val="000000"/>
+          <w:sz w:val="24"/>
+        </w:rPr>
+        <w:t xml:space="preserve">and the </w:t>
       </w:r>
       <w:r>
         <w:rPr>
@@ -3321,7 +3266,7 @@
           <w:sz w:val="24"/>
           <w:u w:val="single"/>
         </w:rPr>
-        <w:hyperlink r:id="rId18" w:history="1">
+        <w:hyperlink r:id="rId20" w:history="1">
           <w:r>
             <w:rPr>
               <w:rStyle w:val="Hyperlink"/>
@@ -4174,7 +4119,6 @@
           <w:i w:val="0"/>
           <w:color w:val="0000FF"/>
           <w:sz w:val="24"/>
-          <w:u w:val="single"/>
         </w:rPr>
         <w:t>A</w:t>
       </w:r>
@@ -4312,7 +4256,50 @@
           <w:color w:val="000000"/>
           <w:sz w:val="24"/>
         </w:rPr>
-        <w:t xml:space="preserve">The research aid </w:t>
+        <w:hyperlink r:id="rId25" w:history="1">
+          <w:r>
+            <w:rPr>
+              <w:rStyle w:val="Hyperlink"/>
+            </w:rPr>
+            <w:t>The re</w:t>
+          </w:r>
+        </w:hyperlink>
+      </w:r>
+      <w:r>
+        <w:rPr>
+          <w:u w:val="single" w:color="0000ff"/>
+          <w:rFonts w:ascii="Charis SIL Regular" w:hAnsi="Charis SIL Regular" w:eastAsia="Charis SIL Regular"/>
+          <w:b w:val="0"/>
+          <w:i w:val="0"/>
+          <w:color w:val="000000"/>
+          <w:sz w:val="24"/>
+        </w:rPr>
+        <w:hyperlink r:id="rId25" w:history="1">
+          <w:r>
+            <w:rPr>
+              <w:rStyle w:val="Hyperlink"/>
+            </w:rPr>
+            <w:t>s</w:t>
+          </w:r>
+        </w:hyperlink>
+      </w:r>
+      <w:r>
+        <w:rPr>
+          <w:u w:val="single" w:color="0000ff"/>
+          <w:rFonts w:ascii="Charis SIL Regular" w:hAnsi="Charis SIL Regular" w:eastAsia="Charis SIL Regular"/>
+          <w:b w:val="0"/>
+          <w:i w:val="0"/>
+          <w:color w:val="000000"/>
+          <w:sz w:val="24"/>
+        </w:rPr>
+        <w:hyperlink r:id="rId25" w:history="1">
+          <w:r>
+            <w:rPr>
+              <w:rStyle w:val="Hyperlink"/>
+            </w:rPr>
+            <w:t xml:space="preserve">earch aid </w:t>
+          </w:r>
+        </w:hyperlink>
       </w:r>
       <w:r>
         <w:rPr>
@@ -4417,7 +4404,7 @@
           <w:sz w:val="24"/>
           <w:u w:val="single"/>
         </w:rPr>
-        <w:hyperlink r:id="rId13" w:history="1">
+        <w:hyperlink r:id="rId25" w:history="1">
           <w:r>
             <w:rPr>
               <w:rStyle w:val="Hyperlink"/>
@@ -4435,7 +4422,7 @@
           <w:sz w:val="24"/>
           <w:u w:val="single"/>
         </w:rPr>
-        <w:hyperlink r:id="rId13" w:history="1">
+        <w:hyperlink r:id="rId25" w:history="1">
           <w:r>
             <w:rPr>
               <w:rStyle w:val="Hyperlink"/>
@@ -4453,7 +4440,7 @@
           <w:sz w:val="24"/>
           <w:u w:val="single"/>
         </w:rPr>
-        <w:hyperlink r:id="rId13" w:history="1">
+        <w:hyperlink r:id="rId25" w:history="1">
           <w:r>
             <w:rPr>
               <w:rStyle w:val="Hyperlink"/>
@@ -5536,13 +5523,29 @@
             <w:rPr>
               <w:rStyle w:val="Hyperlink"/>
             </w:rPr>
-            <w:t>eritage fie</w:t>
+            <w:t>eritage fi</w:t>
           </w:r>
         </w:hyperlink>
       </w:r>
       <w:r>
         <w:rPr>
-          <w:u w:val="single" w:color="0000ff"/>
+          <w:rFonts w:ascii="Charis SIL Regular" w:hAnsi="Charis SIL Regular" w:eastAsia="Charis SIL Regular"/>
+          <w:b w:val="0"/>
+          <w:i w:val="0"/>
+          <w:color w:val="000000"/>
+          <w:sz w:val="24"/>
+        </w:rPr>
+        <w:hyperlink r:id="rId28" w:history="1">
+          <w:r>
+            <w:rPr>
+              <w:rStyle w:val="Hyperlink"/>
+            </w:rPr>
+            <w:t>e</w:t>
+          </w:r>
+        </w:hyperlink>
+      </w:r>
+      <w:r>
+        <w:rPr>
           <w:rFonts w:ascii="Charis SIL Regular" w:hAnsi="Charis SIL Regular" w:eastAsia="Charis SIL Regular"/>
           <w:b w:val="0"/>
           <w:i w:val="0"/>
@@ -5637,7 +5640,7 @@
             <w:rPr>
               <w:rStyle w:val="Hyperlink"/>
             </w:rPr>
-            <w:t>98, the f</w:t>
+            <w:t>98, the fo</w:t>
           </w:r>
         </w:hyperlink>
       </w:r>
@@ -5649,7 +5652,7 @@
           <w:color w:val="000000"/>
           <w:sz w:val="24"/>
         </w:rPr>
-        <w:t xml:space="preserve">oundation aims to document, collect and </w:t>
+        <w:t xml:space="preserve">undation aims to document, collect and </w:t>
       </w:r>
       <w:r>
         <w:rPr>
@@ -6746,132 +6749,8 @@
           <w:i w:val="0"/>
           <w:color w:val="0000FF"/>
           <w:sz w:val="24"/>
-          <w:u w:val="single"/>
-        </w:rPr>
-        <w:hyperlink r:id="rId33" w:history="1">
-          <w:r>
-            <w:rPr>
-              <w:rStyle w:val="Hyperlink"/>
-            </w:rPr>
-            <w:t>Curaçao:</w:t>
-          </w:r>
-        </w:hyperlink>
-      </w:r>
-      <w:r>
-        <w:rPr>
-          <w:rFonts w:ascii="Charis SIL Regular" w:hAnsi="Charis SIL Regular" w:eastAsia="Charis SIL Regular"/>
-          <w:b w:val="0"/>
-          <w:i w:val="0"/>
-          <w:color w:val="0000FF"/>
-          <w:sz w:val="24"/>
-          <w:u w:val="single"/>
-        </w:rPr>
-        <w:t xml:space="preserve"> </w:t>
-      </w:r>
-      <w:r>
-        <w:rPr>
-          <w:rFonts w:ascii="Charis SIL Regular" w:hAnsi="Charis SIL Regular" w:eastAsia="Charis SIL Regular"/>
-          <w:b w:val="0"/>
-          <w:i w:val="0"/>
-          <w:color w:val="0000FF"/>
-          <w:sz w:val="24"/>
-          <w:u w:val="single"/>
-        </w:rPr>
-        <w:hyperlink r:id="rId33" w:history="1">
-          <w:r>
-            <w:rPr>
-              <w:rStyle w:val="Hyperlink"/>
-            </w:rPr>
-            <w:t>Free</w:t>
-          </w:r>
-        </w:hyperlink>
-      </w:r>
-      <w:r>
-        <w:rPr>
-          <w:rFonts w:ascii="Charis SIL Regular" w:hAnsi="Charis SIL Regular" w:eastAsia="Charis SIL Regular"/>
-          <w:b w:val="0"/>
-          <w:i w:val="0"/>
-          <w:color w:val="0000FF"/>
-          <w:sz w:val="24"/>
-          <w:u w:val="single"/>
-        </w:rPr>
-        <w:t xml:space="preserve"> </w:t>
-      </w:r>
-      <w:r>
-        <w:rPr>
-          <w:rFonts w:ascii="Charis SIL Regular" w:hAnsi="Charis SIL Regular" w:eastAsia="Charis SIL Regular"/>
-          <w:b w:val="0"/>
-          <w:i w:val="0"/>
-          <w:color w:val="0000FF"/>
-          <w:sz w:val="24"/>
-          <w:u w:val="single"/>
-        </w:rPr>
-        <w:hyperlink r:id="rId33" w:history="1">
-          <w:r>
-            <w:rPr>
-              <w:rStyle w:val="Hyperlink"/>
-            </w:rPr>
-            <w:t>from</w:t>
-          </w:r>
-        </w:hyperlink>
-      </w:r>
-      <w:r>
-        <w:rPr>
-          <w:rFonts w:ascii="Charis SIL Regular" w:hAnsi="Charis SIL Regular" w:eastAsia="Charis SIL Regular"/>
-          <w:b w:val="0"/>
-          <w:i w:val="0"/>
-          <w:color w:val="0000FF"/>
-          <w:sz w:val="24"/>
-          <w:u w:val="single"/>
-        </w:rPr>
-        <w:t xml:space="preserve"> </w:t>
-      </w:r>
-      <w:r>
-        <w:rPr>
-          <w:rFonts w:ascii="Charis SIL Regular" w:hAnsi="Charis SIL Regular" w:eastAsia="Charis SIL Regular"/>
-          <w:b w:val="0"/>
-          <w:i w:val="0"/>
-          <w:color w:val="0000FF"/>
-          <w:sz w:val="24"/>
-          <w:u w:val="single"/>
-        </w:rPr>
-        <w:hyperlink r:id="rId33" w:history="1">
-          <w:r>
-            <w:rPr>
-              <w:rStyle w:val="Hyperlink"/>
-            </w:rPr>
-            <w:t>Slavery</w:t>
-          </w:r>
-        </w:hyperlink>
-      </w:r>
-      <w:r>
-        <w:rPr>
-          <w:rFonts w:ascii="Charis SIL Regular" w:hAnsi="Charis SIL Regular" w:eastAsia="Charis SIL Regular"/>
-          <w:b w:val="0"/>
-          <w:i w:val="0"/>
-          <w:color w:val="0000FF"/>
-          <w:sz w:val="24"/>
-          <w:u w:val="single"/>
-        </w:rPr>
-        <w:t xml:space="preserve"> </w:t>
-      </w:r>
-      <w:r>
-        <w:rPr>
-          <w:rFonts w:ascii="Charis SIL Regular" w:hAnsi="Charis SIL Regular" w:eastAsia="Charis SIL Regular"/>
-          <w:b w:val="0"/>
-          <w:i w:val="0"/>
-          <w:color w:val="0000FF"/>
-          <w:sz w:val="24"/>
-          <w:u w:val="single"/>
-        </w:rPr>
-        <w:hyperlink r:id="rId33" w:history="1">
-          <w:r>
-            <w:rPr>
-              <w:rStyle w:val="Hyperlink"/>
-            </w:rPr>
-            <w:t>(man</w:t>
-          </w:r>
-        </w:hyperlink>
+        </w:rPr>
+        <w:t>Curaçao: Free from Slavery (man</w:t>
       </w:r>
       <w:r>
         <w:rPr>

--- a/EXPORTS/DOCX/published/niveau2/English/ArubaBonaireCuracao.docx
+++ b/EXPORTS/DOCX/published/niveau2/English/ArubaBonaireCuracao.docx
@@ -2771,90 +2771,7 @@
           <w:color w:val="000000"/>
           <w:sz w:val="24"/>
         </w:rPr>
-        <w:t xml:space="preserve"> contains a lot of useful information regarding the uni</w:t>
-      </w:r>
-      <w:r>
-        <w:rPr>
-          <w:u w:val="single" w:color="0000ff"/>
-          <w:rFonts w:ascii="Charis SIL Regular" w:hAnsi="Charis SIL Regular" w:eastAsia="Charis SIL Regular"/>
-          <w:b w:val="0"/>
-          <w:i w:val="0"/>
-          <w:color w:val="000000"/>
-          <w:sz w:val="24"/>
-        </w:rPr>
-        <w:hyperlink r:id="rId16" w:history="1">
-          <w:r>
-            <w:rPr>
-              <w:rStyle w:val="Hyperlink"/>
-            </w:rPr>
-            <w:t>versity</w:t>
-          </w:r>
-        </w:hyperlink>
-      </w:r>
-      <w:r>
-        <w:rPr>
-          <w:u w:val="single" w:color="0000ff"/>
-          <w:rFonts w:ascii="Charis SIL Regular" w:hAnsi="Charis SIL Regular" w:eastAsia="Charis SIL Regular"/>
-          <w:b w:val="0"/>
-          <w:i w:val="0"/>
-          <w:color w:val="000000"/>
-          <w:sz w:val="24"/>
-        </w:rPr>
-        <w:t>’</w:t>
-      </w:r>
-      <w:r>
-        <w:rPr>
-          <w:u w:val="single" w:color="0000ff"/>
-          <w:rFonts w:ascii="Charis SIL Regular" w:hAnsi="Charis SIL Regular" w:eastAsia="Charis SIL Regular"/>
-          <w:b w:val="0"/>
-          <w:i w:val="0"/>
-          <w:color w:val="000000"/>
-          <w:sz w:val="24"/>
-        </w:rPr>
-        <w:hyperlink r:id="rId16" w:history="1">
-          <w:r>
-            <w:rPr>
-              <w:rStyle w:val="Hyperlink"/>
-            </w:rPr>
-            <w:t>s Cari</w:t>
-          </w:r>
-        </w:hyperlink>
-      </w:r>
-      <w:r>
-        <w:rPr>
-          <w:u w:val="single" w:color="0000ff"/>
-          <w:rFonts w:ascii="Charis SIL Regular" w:hAnsi="Charis SIL Regular" w:eastAsia="Charis SIL Regular"/>
-          <w:b w:val="0"/>
-          <w:i w:val="0"/>
-          <w:color w:val="000000"/>
-          <w:sz w:val="24"/>
-        </w:rPr>
-        <w:hyperlink r:id="rId16" w:history="1">
-          <w:r>
-            <w:rPr>
-              <w:rStyle w:val="Hyperlink"/>
-            </w:rPr>
-            <w:t>b</w:t>
-          </w:r>
-        </w:hyperlink>
-      </w:r>
-      <w:r>
-        <w:rPr>
-          <w:u w:val="single" w:color="0000ff"/>
-          <w:rFonts w:ascii="Charis SIL Regular" w:hAnsi="Charis SIL Regular" w:eastAsia="Charis SIL Regular"/>
-          <w:b w:val="0"/>
-          <w:i w:val="0"/>
-          <w:color w:val="000000"/>
-          <w:sz w:val="24"/>
-        </w:rPr>
-        <w:hyperlink r:id="rId16" w:history="1">
-          <w:r>
-            <w:rPr>
-              <w:rStyle w:val="Hyperlink"/>
-            </w:rPr>
-            <w:t>be</w:t>
-          </w:r>
-        </w:hyperlink>
+        <w:t xml:space="preserve"> contains a lot of useful information regarding the university’s Caribbe</w:t>
       </w:r>
       <w:r>
         <w:rPr>
@@ -3184,13 +3101,39 @@
       </w:r>
       <w:r>
         <w:rPr>
-          <w:rFonts w:ascii="Charis SIL Regular" w:hAnsi="Charis SIL Regular" w:eastAsia="Charis SIL Regular"/>
-          <w:b w:val="0"/>
-          <w:i w:val="0"/>
-          <w:color w:val="000000"/>
-          <w:sz w:val="24"/>
-        </w:rPr>
-        <w:t xml:space="preserve">and the </w:t>
+          <w:u w:val="single" w:color="0000ff"/>
+          <w:rFonts w:ascii="Charis SIL Regular" w:hAnsi="Charis SIL Regular" w:eastAsia="Charis SIL Regular"/>
+          <w:b w:val="0"/>
+          <w:i w:val="0"/>
+          <w:color w:val="000000"/>
+          <w:sz w:val="24"/>
+        </w:rPr>
+        <w:hyperlink r:id="rId18" w:history="1">
+          <w:r>
+            <w:rPr>
+              <w:rStyle w:val="Hyperlink"/>
+            </w:rPr>
+            <w:t>and</w:t>
+          </w:r>
+        </w:hyperlink>
+      </w:r>
+      <w:r>
+        <w:rPr>
+          <w:u w:val="single" w:color="0000ff"/>
+          <w:rFonts w:ascii="Charis SIL Regular" w:hAnsi="Charis SIL Regular" w:eastAsia="Charis SIL Regular"/>
+          <w:b w:val="0"/>
+          <w:i w:val="0"/>
+          <w:color w:val="000000"/>
+          <w:sz w:val="24"/>
+        </w:rPr>
+        <w:hyperlink r:id="rId18" w:history="1">
+          <w:r>
+            <w:rPr>
+              <w:rStyle w:val="Hyperlink"/>
+            </w:rPr>
+            <w:t xml:space="preserve"> the </w:t>
+          </w:r>
+        </w:hyperlink>
       </w:r>
       <w:r>
         <w:rPr>
@@ -3266,7 +3209,7 @@
           <w:sz w:val="24"/>
           <w:u w:val="single"/>
         </w:rPr>
-        <w:hyperlink r:id="rId20" w:history="1">
+        <w:hyperlink r:id="rId18" w:history="1">
           <w:r>
             <w:rPr>
               <w:rStyle w:val="Hyperlink"/>
@@ -4119,6 +4062,7 @@
           <w:i w:val="0"/>
           <w:color w:val="0000FF"/>
           <w:sz w:val="24"/>
+          <w:u w:val="single"/>
         </w:rPr>
         <w:t>A</w:t>
       </w:r>
@@ -4256,50 +4200,7 @@
           <w:color w:val="000000"/>
           <w:sz w:val="24"/>
         </w:rPr>
-        <w:hyperlink r:id="rId25" w:history="1">
-          <w:r>
-            <w:rPr>
-              <w:rStyle w:val="Hyperlink"/>
-            </w:rPr>
-            <w:t>The re</w:t>
-          </w:r>
-        </w:hyperlink>
-      </w:r>
-      <w:r>
-        <w:rPr>
-          <w:u w:val="single" w:color="0000ff"/>
-          <w:rFonts w:ascii="Charis SIL Regular" w:hAnsi="Charis SIL Regular" w:eastAsia="Charis SIL Regular"/>
-          <w:b w:val="0"/>
-          <w:i w:val="0"/>
-          <w:color w:val="000000"/>
-          <w:sz w:val="24"/>
-        </w:rPr>
-        <w:hyperlink r:id="rId25" w:history="1">
-          <w:r>
-            <w:rPr>
-              <w:rStyle w:val="Hyperlink"/>
-            </w:rPr>
-            <w:t>s</w:t>
-          </w:r>
-        </w:hyperlink>
-      </w:r>
-      <w:r>
-        <w:rPr>
-          <w:u w:val="single" w:color="0000ff"/>
-          <w:rFonts w:ascii="Charis SIL Regular" w:hAnsi="Charis SIL Regular" w:eastAsia="Charis SIL Regular"/>
-          <w:b w:val="0"/>
-          <w:i w:val="0"/>
-          <w:color w:val="000000"/>
-          <w:sz w:val="24"/>
-        </w:rPr>
-        <w:hyperlink r:id="rId25" w:history="1">
-          <w:r>
-            <w:rPr>
-              <w:rStyle w:val="Hyperlink"/>
-            </w:rPr>
-            <w:t xml:space="preserve">earch aid </w:t>
-          </w:r>
-        </w:hyperlink>
+        <w:t xml:space="preserve">The research aid </w:t>
       </w:r>
       <w:r>
         <w:rPr>
@@ -5523,29 +5424,13 @@
             <w:rPr>
               <w:rStyle w:val="Hyperlink"/>
             </w:rPr>
-            <w:t>eritage fi</w:t>
+            <w:t>eritage fie</w:t>
           </w:r>
         </w:hyperlink>
       </w:r>
       <w:r>
         <w:rPr>
-          <w:rFonts w:ascii="Charis SIL Regular" w:hAnsi="Charis SIL Regular" w:eastAsia="Charis SIL Regular"/>
-          <w:b w:val="0"/>
-          <w:i w:val="0"/>
-          <w:color w:val="000000"/>
-          <w:sz w:val="24"/>
-        </w:rPr>
-        <w:hyperlink r:id="rId28" w:history="1">
-          <w:r>
-            <w:rPr>
-              <w:rStyle w:val="Hyperlink"/>
-            </w:rPr>
-            <w:t>e</w:t>
-          </w:r>
-        </w:hyperlink>
-      </w:r>
-      <w:r>
-        <w:rPr>
+          <w:u w:val="single" w:color="0000ff"/>
           <w:rFonts w:ascii="Charis SIL Regular" w:hAnsi="Charis SIL Regular" w:eastAsia="Charis SIL Regular"/>
           <w:b w:val="0"/>
           <w:i w:val="0"/>
@@ -5640,7 +5525,7 @@
             <w:rPr>
               <w:rStyle w:val="Hyperlink"/>
             </w:rPr>
-            <w:t>98, the fo</w:t>
+            <w:t>98, the f</w:t>
           </w:r>
         </w:hyperlink>
       </w:r>
@@ -5652,7 +5537,7 @@
           <w:color w:val="000000"/>
           <w:sz w:val="24"/>
         </w:rPr>
-        <w:t xml:space="preserve">undation aims to document, collect and </w:t>
+        <w:t xml:space="preserve">oundation aims to document, collect and </w:t>
       </w:r>
       <w:r>
         <w:rPr>
@@ -6749,8 +6634,132 @@
           <w:i w:val="0"/>
           <w:color w:val="0000FF"/>
           <w:sz w:val="24"/>
-        </w:rPr>
-        <w:t>Curaçao: Free from Slavery (man</w:t>
+          <w:u w:val="single"/>
+        </w:rPr>
+        <w:hyperlink r:id="rId33" w:history="1">
+          <w:r>
+            <w:rPr>
+              <w:rStyle w:val="Hyperlink"/>
+            </w:rPr>
+            <w:t>Curaçao:</w:t>
+          </w:r>
+        </w:hyperlink>
+      </w:r>
+      <w:r>
+        <w:rPr>
+          <w:rFonts w:ascii="Charis SIL Regular" w:hAnsi="Charis SIL Regular" w:eastAsia="Charis SIL Regular"/>
+          <w:b w:val="0"/>
+          <w:i w:val="0"/>
+          <w:color w:val="0000FF"/>
+          <w:sz w:val="24"/>
+          <w:u w:val="single"/>
+        </w:rPr>
+        <w:t xml:space="preserve"> </w:t>
+      </w:r>
+      <w:r>
+        <w:rPr>
+          <w:rFonts w:ascii="Charis SIL Regular" w:hAnsi="Charis SIL Regular" w:eastAsia="Charis SIL Regular"/>
+          <w:b w:val="0"/>
+          <w:i w:val="0"/>
+          <w:color w:val="0000FF"/>
+          <w:sz w:val="24"/>
+          <w:u w:val="single"/>
+        </w:rPr>
+        <w:hyperlink r:id="rId33" w:history="1">
+          <w:r>
+            <w:rPr>
+              <w:rStyle w:val="Hyperlink"/>
+            </w:rPr>
+            <w:t>Free</w:t>
+          </w:r>
+        </w:hyperlink>
+      </w:r>
+      <w:r>
+        <w:rPr>
+          <w:rFonts w:ascii="Charis SIL Regular" w:hAnsi="Charis SIL Regular" w:eastAsia="Charis SIL Regular"/>
+          <w:b w:val="0"/>
+          <w:i w:val="0"/>
+          <w:color w:val="0000FF"/>
+          <w:sz w:val="24"/>
+          <w:u w:val="single"/>
+        </w:rPr>
+        <w:t xml:space="preserve"> </w:t>
+      </w:r>
+      <w:r>
+        <w:rPr>
+          <w:rFonts w:ascii="Charis SIL Regular" w:hAnsi="Charis SIL Regular" w:eastAsia="Charis SIL Regular"/>
+          <w:b w:val="0"/>
+          <w:i w:val="0"/>
+          <w:color w:val="0000FF"/>
+          <w:sz w:val="24"/>
+          <w:u w:val="single"/>
+        </w:rPr>
+        <w:hyperlink r:id="rId33" w:history="1">
+          <w:r>
+            <w:rPr>
+              <w:rStyle w:val="Hyperlink"/>
+            </w:rPr>
+            <w:t>from</w:t>
+          </w:r>
+        </w:hyperlink>
+      </w:r>
+      <w:r>
+        <w:rPr>
+          <w:rFonts w:ascii="Charis SIL Regular" w:hAnsi="Charis SIL Regular" w:eastAsia="Charis SIL Regular"/>
+          <w:b w:val="0"/>
+          <w:i w:val="0"/>
+          <w:color w:val="0000FF"/>
+          <w:sz w:val="24"/>
+          <w:u w:val="single"/>
+        </w:rPr>
+        <w:t xml:space="preserve"> </w:t>
+      </w:r>
+      <w:r>
+        <w:rPr>
+          <w:rFonts w:ascii="Charis SIL Regular" w:hAnsi="Charis SIL Regular" w:eastAsia="Charis SIL Regular"/>
+          <w:b w:val="0"/>
+          <w:i w:val="0"/>
+          <w:color w:val="0000FF"/>
+          <w:sz w:val="24"/>
+          <w:u w:val="single"/>
+        </w:rPr>
+        <w:hyperlink r:id="rId33" w:history="1">
+          <w:r>
+            <w:rPr>
+              <w:rStyle w:val="Hyperlink"/>
+            </w:rPr>
+            <w:t>Slavery</w:t>
+          </w:r>
+        </w:hyperlink>
+      </w:r>
+      <w:r>
+        <w:rPr>
+          <w:rFonts w:ascii="Charis SIL Regular" w:hAnsi="Charis SIL Regular" w:eastAsia="Charis SIL Regular"/>
+          <w:b w:val="0"/>
+          <w:i w:val="0"/>
+          <w:color w:val="0000FF"/>
+          <w:sz w:val="24"/>
+          <w:u w:val="single"/>
+        </w:rPr>
+        <w:t xml:space="preserve"> </w:t>
+      </w:r>
+      <w:r>
+        <w:rPr>
+          <w:rFonts w:ascii="Charis SIL Regular" w:hAnsi="Charis SIL Regular" w:eastAsia="Charis SIL Regular"/>
+          <w:b w:val="0"/>
+          <w:i w:val="0"/>
+          <w:color w:val="0000FF"/>
+          <w:sz w:val="24"/>
+          <w:u w:val="single"/>
+        </w:rPr>
+        <w:hyperlink r:id="rId33" w:history="1">
+          <w:r>
+            <w:rPr>
+              <w:rStyle w:val="Hyperlink"/>
+            </w:rPr>
+            <w:t>(man</w:t>
+          </w:r>
+        </w:hyperlink>
       </w:r>
       <w:r>
         <w:rPr>

--- a/EXPORTS/DOCX/published/niveau2/English/ArubaBonaireCuracao.docx
+++ b/EXPORTS/DOCX/published/niveau2/English/ArubaBonaireCuracao.docx
@@ -648,7 +648,43 @@
           <w:color w:val="000000"/>
           <w:sz w:val="24"/>
         </w:rPr>
-        <w:t>islands under the authority of the newly founded Kingd</w:t>
+        <w:t>islands under the authority of the newly found</w:t>
+      </w:r>
+      <w:r>
+        <w:rPr>
+          <w:u w:val="single" w:color="0000ff"/>
+          <w:rFonts w:ascii="Charis SIL Regular" w:hAnsi="Charis SIL Regular" w:eastAsia="Charis SIL Regular"/>
+          <w:b w:val="0"/>
+          <w:i w:val="0"/>
+          <w:color w:val="000000"/>
+          <w:sz w:val="24"/>
+        </w:rPr>
+        <w:hyperlink r:id="rId10" w:history="1">
+          <w:r>
+            <w:rPr>
+              <w:rStyle w:val="Hyperlink"/>
+            </w:rPr>
+            <w:t>ed Kin</w:t>
+          </w:r>
+        </w:hyperlink>
+      </w:r>
+      <w:r>
+        <w:rPr>
+          <w:u w:val="single" w:color="0000ff"/>
+          <w:rFonts w:ascii="Charis SIL Regular" w:hAnsi="Charis SIL Regular" w:eastAsia="Charis SIL Regular"/>
+          <w:b w:val="0"/>
+          <w:i w:val="0"/>
+          <w:color w:val="000000"/>
+          <w:sz w:val="24"/>
+        </w:rPr>
+        <w:hyperlink r:id="rId10" w:history="1">
+          <w:r>
+            <w:rPr>
+              <w:rStyle w:val="Hyperlink"/>
+            </w:rPr>
+            <w:t>gd</w:t>
+          </w:r>
+        </w:hyperlink>
       </w:r>
       <w:r>
         <w:rPr>
@@ -2771,7 +2807,90 @@
           <w:color w:val="000000"/>
           <w:sz w:val="24"/>
         </w:rPr>
-        <w:t xml:space="preserve"> contains a lot of useful information regarding the university’s Caribbe</w:t>
+        <w:t xml:space="preserve"> contains a lot of useful information regarding the uni</w:t>
+      </w:r>
+      <w:r>
+        <w:rPr>
+          <w:u w:val="single" w:color="0000ff"/>
+          <w:rFonts w:ascii="Charis SIL Regular" w:hAnsi="Charis SIL Regular" w:eastAsia="Charis SIL Regular"/>
+          <w:b w:val="0"/>
+          <w:i w:val="0"/>
+          <w:color w:val="000000"/>
+          <w:sz w:val="24"/>
+        </w:rPr>
+        <w:hyperlink r:id="rId16" w:history="1">
+          <w:r>
+            <w:rPr>
+              <w:rStyle w:val="Hyperlink"/>
+            </w:rPr>
+            <w:t>versity</w:t>
+          </w:r>
+        </w:hyperlink>
+      </w:r>
+      <w:r>
+        <w:rPr>
+          <w:u w:val="single" w:color="0000ff"/>
+          <w:rFonts w:ascii="Charis SIL Regular" w:hAnsi="Charis SIL Regular" w:eastAsia="Charis SIL Regular"/>
+          <w:b w:val="0"/>
+          <w:i w:val="0"/>
+          <w:color w:val="000000"/>
+          <w:sz w:val="24"/>
+        </w:rPr>
+        <w:t>’</w:t>
+      </w:r>
+      <w:r>
+        <w:rPr>
+          <w:u w:val="single" w:color="0000ff"/>
+          <w:rFonts w:ascii="Charis SIL Regular" w:hAnsi="Charis SIL Regular" w:eastAsia="Charis SIL Regular"/>
+          <w:b w:val="0"/>
+          <w:i w:val="0"/>
+          <w:color w:val="000000"/>
+          <w:sz w:val="24"/>
+        </w:rPr>
+        <w:hyperlink r:id="rId16" w:history="1">
+          <w:r>
+            <w:rPr>
+              <w:rStyle w:val="Hyperlink"/>
+            </w:rPr>
+            <w:t>s Cari</w:t>
+          </w:r>
+        </w:hyperlink>
+      </w:r>
+      <w:r>
+        <w:rPr>
+          <w:u w:val="single" w:color="0000ff"/>
+          <w:rFonts w:ascii="Charis SIL Regular" w:hAnsi="Charis SIL Regular" w:eastAsia="Charis SIL Regular"/>
+          <w:b w:val="0"/>
+          <w:i w:val="0"/>
+          <w:color w:val="000000"/>
+          <w:sz w:val="24"/>
+        </w:rPr>
+        <w:hyperlink r:id="rId16" w:history="1">
+          <w:r>
+            <w:rPr>
+              <w:rStyle w:val="Hyperlink"/>
+            </w:rPr>
+            <w:t>b</w:t>
+          </w:r>
+        </w:hyperlink>
+      </w:r>
+      <w:r>
+        <w:rPr>
+          <w:u w:val="single" w:color="0000ff"/>
+          <w:rFonts w:ascii="Charis SIL Regular" w:hAnsi="Charis SIL Regular" w:eastAsia="Charis SIL Regular"/>
+          <w:b w:val="0"/>
+          <w:i w:val="0"/>
+          <w:color w:val="000000"/>
+          <w:sz w:val="24"/>
+        </w:rPr>
+        <w:hyperlink r:id="rId16" w:history="1">
+          <w:r>
+            <w:rPr>
+              <w:rStyle w:val="Hyperlink"/>
+            </w:rPr>
+            <w:t>be</w:t>
+          </w:r>
+        </w:hyperlink>
       </w:r>
       <w:r>
         <w:rPr>
@@ -3771,6 +3890,7 @@
           <w:i w:val="0"/>
           <w:color w:val="0000FF"/>
           <w:sz w:val="24"/>
+          <w:u w:val="single"/>
         </w:rPr>
         <w:hyperlink r:id="rId23" w:history="1">
           <w:r>
@@ -4035,7 +4155,7 @@
           <w:sz w:val="24"/>
           <w:u w:val="single"/>
         </w:rPr>
-        <w:hyperlink r:id="rId24" w:history="1">
+        <w:hyperlink r:id="rId25" w:history="1">
           <w:r>
             <w:rPr>
               <w:rStyle w:val="Hyperlink"/>
@@ -4064,7 +4184,14 @@
           <w:sz w:val="24"/>
           <w:u w:val="single"/>
         </w:rPr>
-        <w:t>A</w:t>
+        <w:hyperlink r:id="rId25" w:history="1">
+          <w:r>
+            <w:rPr>
+              <w:rStyle w:val="Hyperlink"/>
+            </w:rPr>
+            <w:t>A</w:t>
+          </w:r>
+        </w:hyperlink>
       </w:r>
       <w:r>
         <w:rPr>
@@ -4200,7 +4327,50 @@
           <w:color w:val="000000"/>
           <w:sz w:val="24"/>
         </w:rPr>
-        <w:t xml:space="preserve">The research aid </w:t>
+        <w:hyperlink r:id="rId25" w:history="1">
+          <w:r>
+            <w:rPr>
+              <w:rStyle w:val="Hyperlink"/>
+            </w:rPr>
+            <w:t>The re</w:t>
+          </w:r>
+        </w:hyperlink>
+      </w:r>
+      <w:r>
+        <w:rPr>
+          <w:u w:val="single" w:color="0000ff"/>
+          <w:rFonts w:ascii="Charis SIL Regular" w:hAnsi="Charis SIL Regular" w:eastAsia="Charis SIL Regular"/>
+          <w:b w:val="0"/>
+          <w:i w:val="0"/>
+          <w:color w:val="000000"/>
+          <w:sz w:val="24"/>
+        </w:rPr>
+        <w:hyperlink r:id="rId25" w:history="1">
+          <w:r>
+            <w:rPr>
+              <w:rStyle w:val="Hyperlink"/>
+            </w:rPr>
+            <w:t>s</w:t>
+          </w:r>
+        </w:hyperlink>
+      </w:r>
+      <w:r>
+        <w:rPr>
+          <w:u w:val="single" w:color="0000ff"/>
+          <w:rFonts w:ascii="Charis SIL Regular" w:hAnsi="Charis SIL Regular" w:eastAsia="Charis SIL Regular"/>
+          <w:b w:val="0"/>
+          <w:i w:val="0"/>
+          <w:color w:val="000000"/>
+          <w:sz w:val="24"/>
+        </w:rPr>
+        <w:hyperlink r:id="rId25" w:history="1">
+          <w:r>
+            <w:rPr>
+              <w:rStyle w:val="Hyperlink"/>
+            </w:rPr>
+            <w:t xml:space="preserve">earch aid </w:t>
+          </w:r>
+        </w:hyperlink>
       </w:r>
       <w:r>
         <w:rPr>
@@ -6770,7 +6940,7 @@
           <w:sz w:val="24"/>
           <w:u w:val="single"/>
         </w:rPr>
-        <w:hyperlink r:id="rId32" w:history="1">
+        <w:hyperlink r:id="rId33" w:history="1">
           <w:r>
             <w:rPr>
               <w:rStyle w:val="Hyperlink"/>
@@ -6788,7 +6958,7 @@
           <w:sz w:val="24"/>
           <w:u w:val="single"/>
         </w:rPr>
-        <w:hyperlink r:id="rId32" w:history="1">
+        <w:hyperlink r:id="rId33" w:history="1">
           <w:r>
             <w:rPr>
               <w:rStyle w:val="Hyperlink"/>
@@ -6806,7 +6976,7 @@
           <w:sz w:val="24"/>
           <w:u w:val="single"/>
         </w:rPr>
-        <w:hyperlink r:id="rId32" w:history="1">
+        <w:hyperlink r:id="rId33" w:history="1">
           <w:r>
             <w:rPr>
               <w:rStyle w:val="Hyperlink"/>
@@ -6835,7 +7005,7 @@
           <w:sz w:val="24"/>
           <w:u w:val="single"/>
         </w:rPr>
-        <w:hyperlink r:id="rId32" w:history="1">
+        <w:hyperlink r:id="rId33" w:history="1">
           <w:r>
             <w:rPr>
               <w:rStyle w:val="Hyperlink"/>
@@ -6853,7 +7023,7 @@
           <w:sz w:val="24"/>
           <w:u w:val="single"/>
         </w:rPr>
-        <w:hyperlink r:id="rId32" w:history="1">
+        <w:hyperlink r:id="rId33" w:history="1">
           <w:r>
             <w:rPr>
               <w:rStyle w:val="Hyperlink"/>
@@ -6871,7 +7041,7 @@
           <w:sz w:val="24"/>
           <w:u w:val="single"/>
         </w:rPr>
-        <w:hyperlink r:id="rId32" w:history="1">
+        <w:hyperlink r:id="rId33" w:history="1">
           <w:r>
             <w:rPr>
               <w:rStyle w:val="Hyperlink"/>
@@ -6889,7 +7059,7 @@
           <w:sz w:val="24"/>
           <w:u w:val="single"/>
         </w:rPr>
-        <w:hyperlink r:id="rId32" w:history="1">
+        <w:hyperlink r:id="rId33" w:history="1">
           <w:r>
             <w:rPr>
               <w:rStyle w:val="Hyperlink"/>

--- a/EXPORTS/DOCX/published/niveau2/English/ArubaBonaireCuracao.docx
+++ b/EXPORTS/DOCX/published/niveau2/English/ArubaBonaireCuracao.docx
@@ -313,54 +313,7 @@
           <w:color w:val="000000"/>
           <w:sz w:val="24"/>
         </w:rPr>
-        <w:t>occupying</w:t>
-      </w:r>
-      <w:r>
-        <w:rPr>
-          <w:u w:val="single" w:color="0000ff"/>
-          <w:rFonts w:ascii="Charis SIL Regular" w:hAnsi="Charis SIL Regular" w:eastAsia="Charis SIL Regular"/>
-          <w:b w:val="0"/>
-          <w:i w:val="0"/>
-          <w:color w:val="000000"/>
-          <w:sz w:val="24"/>
-        </w:rPr>
-        <w:hyperlink r:id="rId9" w:history="1">
-          <w:r>
-            <w:rPr>
-              <w:rStyle w:val="Hyperlink"/>
-            </w:rPr>
-            <w:t xml:space="preserve"> force</w:t>
-          </w:r>
-        </w:hyperlink>
-      </w:r>
-      <w:r>
-        <w:rPr>
-          <w:u w:val="single" w:color="0000ff"/>
-          <w:rFonts w:ascii="Charis SIL Regular" w:hAnsi="Charis SIL Regular" w:eastAsia="Charis SIL Regular"/>
-          <w:b w:val="0"/>
-          <w:i w:val="0"/>
-          <w:color w:val="000000"/>
-          <w:sz w:val="24"/>
-        </w:rPr>
-        <w:t xml:space="preserve"> </w:t>
-      </w:r>
-      <w:r>
-        <w:rPr>
-          <w:u w:val="single" w:color="0000ff"/>
-          <w:rFonts w:ascii="Charis SIL Regular" w:hAnsi="Charis SIL Regular" w:eastAsia="Charis SIL Regular"/>
-          <w:b w:val="0"/>
-          <w:i w:val="0"/>
-          <w:color w:val="000000"/>
-          <w:sz w:val="24"/>
-        </w:rPr>
-        <w:hyperlink r:id="rId9" w:history="1">
-          <w:r>
-            <w:rPr>
-              <w:rStyle w:val="Hyperlink"/>
-            </w:rPr>
-            <w:t>and d</w:t>
-          </w:r>
-        </w:hyperlink>
+        <w:t>occupying force and d</w:t>
       </w:r>
       <w:r>
         <w:rPr>
@@ -1435,7 +1388,7 @@
             <w:rPr>
               <w:rStyle w:val="Hyperlink"/>
             </w:rPr>
-            <w:t>offi</w:t>
+            <w:t>offic</w:t>
           </w:r>
         </w:hyperlink>
       </w:r>
@@ -1446,15 +1399,9 @@
           <w:i w:val="0"/>
           <w:color w:val="0000FF"/>
           <w:sz w:val="24"/>
-        </w:rPr>
-        <w:hyperlink r:id="rId14" w:history="1">
-          <w:r>
-            <w:rPr>
-              <w:rStyle w:val="Hyperlink"/>
-            </w:rPr>
-            <w:t>ce</w:t>
-          </w:r>
-        </w:hyperlink>
+          <w:u w:val="single"/>
+        </w:rPr>
+        <w:t>er</w:t>
       </w:r>
       <w:r>
         <w:rPr>
@@ -1464,18 +1411,7 @@
           <w:color w:val="0000FF"/>
           <w:sz w:val="24"/>
         </w:rPr>
-        <w:t>rs</w:t>
-      </w:r>
-      <w:r>
-        <w:rPr>
-          <w:rFonts w:ascii="Charis SIL Regular" w:hAnsi="Charis SIL Regular" w:eastAsia="Charis SIL Regular"/>
-          <w:b w:val="0"/>
-          <w:i w:val="0"/>
-          <w:color w:val="0000FF"/>
-          <w:sz w:val="24"/>
-          <w:u w:val="single"/>
-        </w:rPr>
-        <w:t xml:space="preserve"> </w:t>
+        <w:t xml:space="preserve">s </w:t>
       </w:r>
       <w:r>
         <w:rPr>
@@ -2807,90 +2743,7 @@
           <w:color w:val="000000"/>
           <w:sz w:val="24"/>
         </w:rPr>
-        <w:t xml:space="preserve"> contains a lot of useful information regarding the uni</w:t>
-      </w:r>
-      <w:r>
-        <w:rPr>
-          <w:u w:val="single" w:color="0000ff"/>
-          <w:rFonts w:ascii="Charis SIL Regular" w:hAnsi="Charis SIL Regular" w:eastAsia="Charis SIL Regular"/>
-          <w:b w:val="0"/>
-          <w:i w:val="0"/>
-          <w:color w:val="000000"/>
-          <w:sz w:val="24"/>
-        </w:rPr>
-        <w:hyperlink r:id="rId16" w:history="1">
-          <w:r>
-            <w:rPr>
-              <w:rStyle w:val="Hyperlink"/>
-            </w:rPr>
-            <w:t>versity</w:t>
-          </w:r>
-        </w:hyperlink>
-      </w:r>
-      <w:r>
-        <w:rPr>
-          <w:u w:val="single" w:color="0000ff"/>
-          <w:rFonts w:ascii="Charis SIL Regular" w:hAnsi="Charis SIL Regular" w:eastAsia="Charis SIL Regular"/>
-          <w:b w:val="0"/>
-          <w:i w:val="0"/>
-          <w:color w:val="000000"/>
-          <w:sz w:val="24"/>
-        </w:rPr>
-        <w:t>’</w:t>
-      </w:r>
-      <w:r>
-        <w:rPr>
-          <w:u w:val="single" w:color="0000ff"/>
-          <w:rFonts w:ascii="Charis SIL Regular" w:hAnsi="Charis SIL Regular" w:eastAsia="Charis SIL Regular"/>
-          <w:b w:val="0"/>
-          <w:i w:val="0"/>
-          <w:color w:val="000000"/>
-          <w:sz w:val="24"/>
-        </w:rPr>
-        <w:hyperlink r:id="rId16" w:history="1">
-          <w:r>
-            <w:rPr>
-              <w:rStyle w:val="Hyperlink"/>
-            </w:rPr>
-            <w:t>s Cari</w:t>
-          </w:r>
-        </w:hyperlink>
-      </w:r>
-      <w:r>
-        <w:rPr>
-          <w:u w:val="single" w:color="0000ff"/>
-          <w:rFonts w:ascii="Charis SIL Regular" w:hAnsi="Charis SIL Regular" w:eastAsia="Charis SIL Regular"/>
-          <w:b w:val="0"/>
-          <w:i w:val="0"/>
-          <w:color w:val="000000"/>
-          <w:sz w:val="24"/>
-        </w:rPr>
-        <w:hyperlink r:id="rId16" w:history="1">
-          <w:r>
-            <w:rPr>
-              <w:rStyle w:val="Hyperlink"/>
-            </w:rPr>
-            <w:t>b</w:t>
-          </w:r>
-        </w:hyperlink>
-      </w:r>
-      <w:r>
-        <w:rPr>
-          <w:u w:val="single" w:color="0000ff"/>
-          <w:rFonts w:ascii="Charis SIL Regular" w:hAnsi="Charis SIL Regular" w:eastAsia="Charis SIL Regular"/>
-          <w:b w:val="0"/>
-          <w:i w:val="0"/>
-          <w:color w:val="000000"/>
-          <w:sz w:val="24"/>
-        </w:rPr>
-        <w:hyperlink r:id="rId16" w:history="1">
-          <w:r>
-            <w:rPr>
-              <w:rStyle w:val="Hyperlink"/>
-            </w:rPr>
-            <w:t>be</w:t>
-          </w:r>
-        </w:hyperlink>
+        <w:t xml:space="preserve"> contains a lot of useful information regarding the university’s Caribbe</w:t>
       </w:r>
       <w:r>
         <w:rPr>
@@ -3890,7 +3743,6 @@
           <w:i w:val="0"/>
           <w:color w:val="0000FF"/>
           <w:sz w:val="24"/>
-          <w:u w:val="single"/>
         </w:rPr>
         <w:hyperlink r:id="rId23" w:history="1">
           <w:r>
@@ -4155,7 +4007,7 @@
           <w:sz w:val="24"/>
           <w:u w:val="single"/>
         </w:rPr>
-        <w:hyperlink r:id="rId25" w:history="1">
+        <w:hyperlink r:id="rId24" w:history="1">
           <w:r>
             <w:rPr>
               <w:rStyle w:val="Hyperlink"/>
@@ -4184,14 +4036,7 @@
           <w:sz w:val="24"/>
           <w:u w:val="single"/>
         </w:rPr>
-        <w:hyperlink r:id="rId25" w:history="1">
-          <w:r>
-            <w:rPr>
-              <w:rStyle w:val="Hyperlink"/>
-            </w:rPr>
-            <w:t>A</w:t>
-          </w:r>
-        </w:hyperlink>
+        <w:t>A</w:t>
       </w:r>
       <w:r>
         <w:rPr>
@@ -4327,50 +4172,7 @@
           <w:color w:val="000000"/>
           <w:sz w:val="24"/>
         </w:rPr>
-        <w:hyperlink r:id="rId25" w:history="1">
-          <w:r>
-            <w:rPr>
-              <w:rStyle w:val="Hyperlink"/>
-            </w:rPr>
-            <w:t>The re</w:t>
-          </w:r>
-        </w:hyperlink>
-      </w:r>
-      <w:r>
-        <w:rPr>
-          <w:u w:val="single" w:color="0000ff"/>
-          <w:rFonts w:ascii="Charis SIL Regular" w:hAnsi="Charis SIL Regular" w:eastAsia="Charis SIL Regular"/>
-          <w:b w:val="0"/>
-          <w:i w:val="0"/>
-          <w:color w:val="000000"/>
-          <w:sz w:val="24"/>
-        </w:rPr>
-        <w:hyperlink r:id="rId25" w:history="1">
-          <w:r>
-            <w:rPr>
-              <w:rStyle w:val="Hyperlink"/>
-            </w:rPr>
-            <w:t>s</w:t>
-          </w:r>
-        </w:hyperlink>
-      </w:r>
-      <w:r>
-        <w:rPr>
-          <w:u w:val="single" w:color="0000ff"/>
-          <w:rFonts w:ascii="Charis SIL Regular" w:hAnsi="Charis SIL Regular" w:eastAsia="Charis SIL Regular"/>
-          <w:b w:val="0"/>
-          <w:i w:val="0"/>
-          <w:color w:val="000000"/>
-          <w:sz w:val="24"/>
-        </w:rPr>
-        <w:hyperlink r:id="rId25" w:history="1">
-          <w:r>
-            <w:rPr>
-              <w:rStyle w:val="Hyperlink"/>
-            </w:rPr>
-            <w:t xml:space="preserve">earch aid </w:t>
-          </w:r>
-        </w:hyperlink>
+        <w:t xml:space="preserve">The research aid </w:t>
       </w:r>
       <w:r>
         <w:rPr>
@@ -6097,25 +5899,7 @@
           <w:color w:val="000000"/>
           <w:sz w:val="24"/>
         </w:rPr>
-        <w:t>contains relevant</w:t>
-      </w:r>
-      <w:r>
-        <w:rPr>
-          <w:u w:val="single" w:color="0000ff"/>
-          <w:rFonts w:ascii="Charis SIL Regular" w:hAnsi="Charis SIL Regular" w:eastAsia="Charis SIL Regular"/>
-          <w:b w:val="0"/>
-          <w:i w:val="0"/>
-          <w:color w:val="000000"/>
-          <w:sz w:val="24"/>
-        </w:rPr>
-        <w:hyperlink r:id="rId13" w:history="1">
-          <w:r>
-            <w:rPr>
-              <w:rStyle w:val="Hyperlink"/>
-            </w:rPr>
-            <w:t xml:space="preserve"> inform</w:t>
-          </w:r>
-        </w:hyperlink>
+        <w:t>contains relevant inform</w:t>
       </w:r>
       <w:r>
         <w:rPr>
@@ -6940,7 +6724,7 @@
           <w:sz w:val="24"/>
           <w:u w:val="single"/>
         </w:rPr>
-        <w:hyperlink r:id="rId33" w:history="1">
+        <w:hyperlink r:id="rId32" w:history="1">
           <w:r>
             <w:rPr>
               <w:rStyle w:val="Hyperlink"/>
@@ -6958,7 +6742,7 @@
           <w:sz w:val="24"/>
           <w:u w:val="single"/>
         </w:rPr>
-        <w:hyperlink r:id="rId33" w:history="1">
+        <w:hyperlink r:id="rId32" w:history="1">
           <w:r>
             <w:rPr>
               <w:rStyle w:val="Hyperlink"/>
@@ -6976,7 +6760,7 @@
           <w:sz w:val="24"/>
           <w:u w:val="single"/>
         </w:rPr>
-        <w:hyperlink r:id="rId33" w:history="1">
+        <w:hyperlink r:id="rId32" w:history="1">
           <w:r>
             <w:rPr>
               <w:rStyle w:val="Hyperlink"/>
@@ -7005,7 +6789,7 @@
           <w:sz w:val="24"/>
           <w:u w:val="single"/>
         </w:rPr>
-        <w:hyperlink r:id="rId33" w:history="1">
+        <w:hyperlink r:id="rId32" w:history="1">
           <w:r>
             <w:rPr>
               <w:rStyle w:val="Hyperlink"/>
@@ -7023,7 +6807,7 @@
           <w:sz w:val="24"/>
           <w:u w:val="single"/>
         </w:rPr>
-        <w:hyperlink r:id="rId33" w:history="1">
+        <w:hyperlink r:id="rId32" w:history="1">
           <w:r>
             <w:rPr>
               <w:rStyle w:val="Hyperlink"/>
@@ -7041,7 +6825,7 @@
           <w:sz w:val="24"/>
           <w:u w:val="single"/>
         </w:rPr>
-        <w:hyperlink r:id="rId33" w:history="1">
+        <w:hyperlink r:id="rId32" w:history="1">
           <w:r>
             <w:rPr>
               <w:rStyle w:val="Hyperlink"/>
@@ -7059,7 +6843,7 @@
           <w:sz w:val="24"/>
           <w:u w:val="single"/>
         </w:rPr>
-        <w:hyperlink r:id="rId33" w:history="1">
+        <w:hyperlink r:id="rId32" w:history="1">
           <w:r>
             <w:rPr>
               <w:rStyle w:val="Hyperlink"/>

--- a/EXPORTS/DOCX/published/niveau2/English/ArubaBonaireCuracao.docx
+++ b/EXPORTS/DOCX/published/niveau2/English/ArubaBonaireCuracao.docx
@@ -313,7 +313,54 @@
           <w:color w:val="000000"/>
           <w:sz w:val="24"/>
         </w:rPr>
-        <w:t>occupying force and d</w:t>
+        <w:t>occupying</w:t>
+      </w:r>
+      <w:r>
+        <w:rPr>
+          <w:u w:val="single" w:color="0000ff"/>
+          <w:rFonts w:ascii="Charis SIL Regular" w:hAnsi="Charis SIL Regular" w:eastAsia="Charis SIL Regular"/>
+          <w:b w:val="0"/>
+          <w:i w:val="0"/>
+          <w:color w:val="000000"/>
+          <w:sz w:val="24"/>
+        </w:rPr>
+        <w:hyperlink r:id="rId9" w:history="1">
+          <w:r>
+            <w:rPr>
+              <w:rStyle w:val="Hyperlink"/>
+            </w:rPr>
+            <w:t xml:space="preserve"> force</w:t>
+          </w:r>
+        </w:hyperlink>
+      </w:r>
+      <w:r>
+        <w:rPr>
+          <w:u w:val="single" w:color="0000ff"/>
+          <w:rFonts w:ascii="Charis SIL Regular" w:hAnsi="Charis SIL Regular" w:eastAsia="Charis SIL Regular"/>
+          <w:b w:val="0"/>
+          <w:i w:val="0"/>
+          <w:color w:val="000000"/>
+          <w:sz w:val="24"/>
+        </w:rPr>
+        <w:t xml:space="preserve"> </w:t>
+      </w:r>
+      <w:r>
+        <w:rPr>
+          <w:u w:val="single" w:color="0000ff"/>
+          <w:rFonts w:ascii="Charis SIL Regular" w:hAnsi="Charis SIL Regular" w:eastAsia="Charis SIL Regular"/>
+          <w:b w:val="0"/>
+          <w:i w:val="0"/>
+          <w:color w:val="000000"/>
+          <w:sz w:val="24"/>
+        </w:rPr>
+        <w:hyperlink r:id="rId9" w:history="1">
+          <w:r>
+            <w:rPr>
+              <w:rStyle w:val="Hyperlink"/>
+            </w:rPr>
+            <w:t>and d</w:t>
+          </w:r>
+        </w:hyperlink>
       </w:r>
       <w:r>
         <w:rPr>
@@ -1388,7 +1435,7 @@
             <w:rPr>
               <w:rStyle w:val="Hyperlink"/>
             </w:rPr>
-            <w:t>offic</w:t>
+            <w:t>offi</w:t>
           </w:r>
         </w:hyperlink>
       </w:r>
@@ -1401,7 +1448,7 @@
           <w:sz w:val="24"/>
           <w:u w:val="single"/>
         </w:rPr>
-        <w:t>er</w:t>
+        <w:t>ce</w:t>
       </w:r>
       <w:r>
         <w:rPr>
@@ -1411,7 +1458,18 @@
           <w:color w:val="0000FF"/>
           <w:sz w:val="24"/>
         </w:rPr>
-        <w:t xml:space="preserve">s </w:t>
+        <w:t>rs</w:t>
+      </w:r>
+      <w:r>
+        <w:rPr>
+          <w:rFonts w:ascii="Charis SIL Regular" w:hAnsi="Charis SIL Regular" w:eastAsia="Charis SIL Regular"/>
+          <w:b w:val="0"/>
+          <w:i w:val="0"/>
+          <w:color w:val="0000FF"/>
+          <w:sz w:val="24"/>
+          <w:u w:val="single"/>
+        </w:rPr>
+        <w:t xml:space="preserve"> </w:t>
       </w:r>
       <w:r>
         <w:rPr>
@@ -5899,7 +5957,25 @@
           <w:color w:val="000000"/>
           <w:sz w:val="24"/>
         </w:rPr>
-        <w:t>contains relevant inform</w:t>
+        <w:t>contains relevant</w:t>
+      </w:r>
+      <w:r>
+        <w:rPr>
+          <w:u w:val="single" w:color="0000ff"/>
+          <w:rFonts w:ascii="Charis SIL Regular" w:hAnsi="Charis SIL Regular" w:eastAsia="Charis SIL Regular"/>
+          <w:b w:val="0"/>
+          <w:i w:val="0"/>
+          <w:color w:val="000000"/>
+          <w:sz w:val="24"/>
+        </w:rPr>
+        <w:hyperlink r:id="rId13" w:history="1">
+          <w:r>
+            <w:rPr>
+              <w:rStyle w:val="Hyperlink"/>
+            </w:rPr>
+            <w:t xml:space="preserve"> inform</w:t>
+          </w:r>
+        </w:hyperlink>
       </w:r>
       <w:r>
         <w:rPr>
@@ -6346,67 +6422,13 @@
       </w:r>
       <w:r>
         <w:rPr>
-          <w:u w:val="single" w:color="0000ff"/>
-          <w:rFonts w:ascii="Charis SIL Regular" w:hAnsi="Charis SIL Regular" w:eastAsia="Charis SIL Regular"/>
-          <w:b w:val="0"/>
-          <w:i w:val="0"/>
-          <w:color w:val="000000"/>
-          <w:sz w:val="24"/>
-        </w:rPr>
-        <w:hyperlink r:id="rId13" w:history="1">
-          <w:r>
-            <w:rPr>
-              <w:rStyle w:val="Hyperlink"/>
-            </w:rPr>
-            <w:t>h</w:t>
-          </w:r>
-        </w:hyperlink>
-      </w:r>
-      <w:r>
-        <w:rPr>
-          <w:u w:val="single" w:color="0000ff"/>
-          <w:rFonts w:ascii="Charis SIL Regular" w:hAnsi="Charis SIL Regular" w:eastAsia="Charis SIL Regular"/>
-          <w:b w:val="0"/>
-          <w:i w:val="0"/>
-          <w:color w:val="000000"/>
-          <w:sz w:val="24"/>
-        </w:rPr>
-        <w:hyperlink r:id="rId13" w:history="1">
-          <w:r>
-            <w:rPr>
-              <w:rStyle w:val="Hyperlink"/>
-            </w:rPr>
-            <w:t>i</w:t>
-          </w:r>
-        </w:hyperlink>
-      </w:r>
-      <w:r>
-        <w:rPr>
-          <w:u w:val="single" w:color="0000ff"/>
-          <w:rFonts w:ascii="Charis SIL Regular" w:hAnsi="Charis SIL Regular" w:eastAsia="Charis SIL Regular"/>
-          <w:b w:val="0"/>
-          <w:i w:val="0"/>
-          <w:color w:val="000000"/>
-          <w:sz w:val="24"/>
-        </w:rPr>
-        <w:hyperlink r:id="rId13" w:history="1">
-          <w:r>
-            <w:rPr>
-              <w:rStyle w:val="Hyperlink"/>
-            </w:rPr>
-            <w:t xml:space="preserve">story of </w:t>
-          </w:r>
-        </w:hyperlink>
-      </w:r>
-      <w:r>
-        <w:rPr>
-          <w:rFonts w:ascii="Charis SIL Regular" w:hAnsi="Charis SIL Regular" w:eastAsia="Charis SIL Regular"/>
-          <w:b w:val="0"/>
-          <w:i w:val="0"/>
-          <w:color w:val="000000"/>
-          <w:sz w:val="24"/>
-        </w:rPr>
-        <w:t xml:space="preserve">Curaçao. The research aids </w:t>
+          <w:rFonts w:ascii="Charis SIL Regular" w:hAnsi="Charis SIL Regular" w:eastAsia="Charis SIL Regular"/>
+          <w:b w:val="0"/>
+          <w:i w:val="0"/>
+          <w:color w:val="000000"/>
+          <w:sz w:val="24"/>
+        </w:rPr>
+        <w:t xml:space="preserve">history of Curaçao. The research aids </w:t>
       </w:r>
       <w:r>
         <w:rPr>
@@ -6724,7 +6746,7 @@
           <w:sz w:val="24"/>
           <w:u w:val="single"/>
         </w:rPr>
-        <w:hyperlink r:id="rId32" w:history="1">
+        <w:hyperlink r:id="rId33" w:history="1">
           <w:r>
             <w:rPr>
               <w:rStyle w:val="Hyperlink"/>
@@ -6742,7 +6764,7 @@
           <w:sz w:val="24"/>
           <w:u w:val="single"/>
         </w:rPr>
-        <w:hyperlink r:id="rId32" w:history="1">
+        <w:hyperlink r:id="rId33" w:history="1">
           <w:r>
             <w:rPr>
               <w:rStyle w:val="Hyperlink"/>
@@ -6760,7 +6782,7 @@
           <w:sz w:val="24"/>
           <w:u w:val="single"/>
         </w:rPr>
-        <w:hyperlink r:id="rId32" w:history="1">
+        <w:hyperlink r:id="rId33" w:history="1">
           <w:r>
             <w:rPr>
               <w:rStyle w:val="Hyperlink"/>
@@ -6789,7 +6811,7 @@
           <w:sz w:val="24"/>
           <w:u w:val="single"/>
         </w:rPr>
-        <w:hyperlink r:id="rId32" w:history="1">
+        <w:hyperlink r:id="rId33" w:history="1">
           <w:r>
             <w:rPr>
               <w:rStyle w:val="Hyperlink"/>
@@ -6807,7 +6829,7 @@
           <w:sz w:val="24"/>
           <w:u w:val="single"/>
         </w:rPr>
-        <w:hyperlink r:id="rId32" w:history="1">
+        <w:hyperlink r:id="rId33" w:history="1">
           <w:r>
             <w:rPr>
               <w:rStyle w:val="Hyperlink"/>
@@ -6825,7 +6847,7 @@
           <w:sz w:val="24"/>
           <w:u w:val="single"/>
         </w:rPr>
-        <w:hyperlink r:id="rId32" w:history="1">
+        <w:hyperlink r:id="rId33" w:history="1">
           <w:r>
             <w:rPr>
               <w:rStyle w:val="Hyperlink"/>
@@ -6843,7 +6865,7 @@
           <w:sz w:val="24"/>
           <w:u w:val="single"/>
         </w:rPr>
-        <w:hyperlink r:id="rId32" w:history="1">
+        <w:hyperlink r:id="rId33" w:history="1">
           <w:r>
             <w:rPr>
               <w:rStyle w:val="Hyperlink"/>

--- a/EXPORTS/DOCX/published/niveau2/English/ArubaBonaireCuracao.docx
+++ b/EXPORTS/DOCX/published/niveau2/English/ArubaBonaireCuracao.docx
@@ -742,6 +742,7 @@
       </w:r>
       <w:r>
         <w:rPr>
+          <w:u w:val="single" w:color="0000ff"/>
           <w:rFonts w:ascii="Charis SIL Regular" w:hAnsi="Charis SIL Regular" w:eastAsia="Charis SIL Regular"/>
           <w:b w:val="0"/>
           <w:i w:val="0"/>
@@ -2829,6 +2830,7 @@
       </w:r>
       <w:r>
         <w:rPr>
+          <w:u w:val="single" w:color="0000ff"/>
           <w:rFonts w:ascii="Charis SIL Regular" w:hAnsi="Charis SIL Regular" w:eastAsia="Charis SIL Regular"/>
           <w:b w:val="0"/>
           <w:i w:val="0"/>
@@ -3219,39 +3221,13 @@
       </w:r>
       <w:r>
         <w:rPr>
-          <w:u w:val="single" w:color="0000ff"/>
-          <w:rFonts w:ascii="Charis SIL Regular" w:hAnsi="Charis SIL Regular" w:eastAsia="Charis SIL Regular"/>
-          <w:b w:val="0"/>
-          <w:i w:val="0"/>
-          <w:color w:val="000000"/>
-          <w:sz w:val="24"/>
-        </w:rPr>
-        <w:hyperlink r:id="rId18" w:history="1">
-          <w:r>
-            <w:rPr>
-              <w:rStyle w:val="Hyperlink"/>
-            </w:rPr>
-            <w:t>and</w:t>
-          </w:r>
-        </w:hyperlink>
-      </w:r>
-      <w:r>
-        <w:rPr>
-          <w:u w:val="single" w:color="0000ff"/>
-          <w:rFonts w:ascii="Charis SIL Regular" w:hAnsi="Charis SIL Regular" w:eastAsia="Charis SIL Regular"/>
-          <w:b w:val="0"/>
-          <w:i w:val="0"/>
-          <w:color w:val="000000"/>
-          <w:sz w:val="24"/>
-        </w:rPr>
-        <w:hyperlink r:id="rId18" w:history="1">
-          <w:r>
-            <w:rPr>
-              <w:rStyle w:val="Hyperlink"/>
-            </w:rPr>
-            <w:t xml:space="preserve"> the </w:t>
-          </w:r>
-        </w:hyperlink>
+          <w:rFonts w:ascii="Charis SIL Regular" w:hAnsi="Charis SIL Regular" w:eastAsia="Charis SIL Regular"/>
+          <w:b w:val="0"/>
+          <w:i w:val="0"/>
+          <w:color w:val="000000"/>
+          <w:sz w:val="24"/>
+        </w:rPr>
+        <w:t xml:space="preserve">and the </w:t>
       </w:r>
       <w:r>
         <w:rPr>
@@ -3262,7 +3238,7 @@
           <w:sz w:val="24"/>
           <w:u w:val="single"/>
         </w:rPr>
-        <w:hyperlink r:id="rId18" w:history="1">
+        <w:hyperlink r:id="rId20" w:history="1">
           <w:r>
             <w:rPr>
               <w:rStyle w:val="Hyperlink"/>
@@ -4180,7 +4156,6 @@
           <w:i w:val="0"/>
           <w:color w:val="0000FF"/>
           <w:sz w:val="24"/>
-          <w:u w:val="single"/>
         </w:rPr>
         <w:t>A</w:t>
       </w:r>
@@ -4307,18 +4282,7 @@
           <w:color w:val="000000"/>
           <w:sz w:val="24"/>
         </w:rPr>
-        <w:t xml:space="preserve">•  </w:t>
-      </w:r>
-      <w:r>
-        <w:rPr>
-          <w:u w:val="single" w:color="0000ff"/>
-          <w:rFonts w:ascii="Charis SIL Regular" w:hAnsi="Charis SIL Regular" w:eastAsia="Charis SIL Regular"/>
-          <w:b w:val="0"/>
-          <w:i w:val="0"/>
-          <w:color w:val="000000"/>
-          <w:sz w:val="24"/>
-        </w:rPr>
-        <w:t xml:space="preserve">The research aid </w:t>
+        <w:t xml:space="preserve">•  The research aid </w:t>
       </w:r>
       <w:r>
         <w:rPr>
@@ -5041,153 +5005,7 @@
           <w:color w:val="000000"/>
           <w:sz w:val="24"/>
         </w:rPr>
-        <w:t>' b</w:t>
-      </w:r>
-      <w:r>
-        <w:rPr>
-          <w:rFonts w:ascii="Charis SIL Regular" w:hAnsi="Charis SIL Regular" w:eastAsia="Charis SIL Regular"/>
-          <w:b w:val="0"/>
-          <w:i w:val="0"/>
-          <w:color w:val="000000"/>
-          <w:sz w:val="24"/>
-        </w:rPr>
-        <w:hyperlink r:id="rId27" w:history="1">
-          <w:r>
-            <w:rPr>
-              <w:rStyle w:val="Hyperlink"/>
-            </w:rPr>
-            <w:t>y h</w:t>
-          </w:r>
-        </w:hyperlink>
-      </w:r>
-      <w:r>
-        <w:rPr>
-          <w:rFonts w:ascii="Charis SIL Regular" w:hAnsi="Charis SIL Regular" w:eastAsia="Charis SIL Regular"/>
-          <w:b w:val="0"/>
-          <w:i w:val="0"/>
-          <w:color w:val="000000"/>
-          <w:sz w:val="24"/>
-        </w:rPr>
-        <w:hyperlink r:id="rId27" w:history="1">
-          <w:r>
-            <w:rPr>
-              <w:rStyle w:val="Hyperlink"/>
-            </w:rPr>
-            <w:t xml:space="preserve">istorian Adi </w:t>
-          </w:r>
-        </w:hyperlink>
-      </w:r>
-      <w:r>
-        <w:rPr>
-          <w:rFonts w:ascii="Charis SIL Regular" w:hAnsi="Charis SIL Regular" w:eastAsia="Charis SIL Regular"/>
-          <w:b w:val="0"/>
-          <w:i w:val="0"/>
-          <w:color w:val="000000"/>
-          <w:sz w:val="24"/>
-        </w:rPr>
-        <w:t>M</w:t>
-      </w:r>
-      <w:r>
-        <w:rPr>
-          <w:rFonts w:ascii="Charis SIL Regular" w:hAnsi="Charis SIL Regular" w:eastAsia="Charis SIL Regular"/>
-          <w:b w:val="0"/>
-          <w:i w:val="0"/>
-          <w:color w:val="000000"/>
-          <w:sz w:val="24"/>
-        </w:rPr>
-        <w:hyperlink r:id="rId27" w:history="1">
-          <w:r>
-            <w:rPr>
-              <w:rStyle w:val="Hyperlink"/>
-            </w:rPr>
-            <w:t>art</w:t>
-          </w:r>
-        </w:hyperlink>
-      </w:r>
-      <w:r>
-        <w:rPr>
-          <w:rFonts w:ascii="Charis SIL Regular" w:hAnsi="Charis SIL Regular" w:eastAsia="Charis SIL Regular"/>
-          <w:b w:val="0"/>
-          <w:i w:val="0"/>
-          <w:color w:val="000000"/>
-          <w:sz w:val="24"/>
-        </w:rPr>
-        <w:hyperlink r:id="rId27" w:history="1">
-          <w:r>
-            <w:rPr>
-              <w:rStyle w:val="Hyperlink"/>
-            </w:rPr>
-            <w:t>i</w:t>
-          </w:r>
-        </w:hyperlink>
-      </w:r>
-      <w:r>
-        <w:rPr>
-          <w:rFonts w:ascii="Charis SIL Regular" w:hAnsi="Charis SIL Regular" w:eastAsia="Charis SIL Regular"/>
-          <w:b w:val="0"/>
-          <w:i w:val="0"/>
-          <w:color w:val="000000"/>
-          <w:sz w:val="24"/>
-        </w:rPr>
-        <w:hyperlink r:id="rId27" w:history="1">
-          <w:r>
-            <w:rPr>
-              <w:rStyle w:val="Hyperlink"/>
-            </w:rPr>
-            <w:t>s desc</w:t>
-          </w:r>
-        </w:hyperlink>
-      </w:r>
-      <w:r>
-        <w:rPr>
-          <w:rFonts w:ascii="Charis SIL Regular" w:hAnsi="Charis SIL Regular" w:eastAsia="Charis SIL Regular"/>
-          <w:b w:val="0"/>
-          <w:i w:val="0"/>
-          <w:color w:val="000000"/>
-          <w:sz w:val="24"/>
-        </w:rPr>
-        <w:hyperlink r:id="rId27" w:history="1">
-          <w:r>
-            <w:rPr>
-              <w:rStyle w:val="Hyperlink"/>
-            </w:rPr>
-            <w:t>r</w:t>
-          </w:r>
-        </w:hyperlink>
-      </w:r>
-      <w:r>
-        <w:rPr>
-          <w:rFonts w:ascii="Charis SIL Regular" w:hAnsi="Charis SIL Regular" w:eastAsia="Charis SIL Regular"/>
-          <w:b w:val="0"/>
-          <w:i w:val="0"/>
-          <w:color w:val="000000"/>
-          <w:sz w:val="24"/>
-        </w:rPr>
-        <w:hyperlink r:id="rId27" w:history="1">
-          <w:r>
-            <w:rPr>
-              <w:rStyle w:val="Hyperlink"/>
-            </w:rPr>
-            <w:t>ibe</w:t>
-          </w:r>
-        </w:hyperlink>
-      </w:r>
-      <w:r>
-        <w:rPr>
-          <w:rFonts w:ascii="Charis SIL Regular" w:hAnsi="Charis SIL Regular" w:eastAsia="Charis SIL Regular"/>
-          <w:b w:val="0"/>
-          <w:i w:val="0"/>
-          <w:color w:val="000000"/>
-          <w:sz w:val="24"/>
-        </w:rPr>
-        <w:hyperlink r:id="rId27" w:history="1">
-          <w:r>
-            <w:rPr>
-              <w:rStyle w:val="Hyperlink"/>
-            </w:rPr>
-            <w:t xml:space="preserve">s the </w:t>
-          </w:r>
-        </w:hyperlink>
+        <w:t xml:space="preserve">' by historian Adi Martis describes the </w:t>
       </w:r>
       <w:r>
         <w:rPr>
@@ -5542,13 +5360,29 @@
             <w:rPr>
               <w:rStyle w:val="Hyperlink"/>
             </w:rPr>
-            <w:t>eritage fie</w:t>
+            <w:t>eritage fi</w:t>
           </w:r>
         </w:hyperlink>
       </w:r>
       <w:r>
         <w:rPr>
-          <w:u w:val="single" w:color="0000ff"/>
+          <w:rFonts w:ascii="Charis SIL Regular" w:hAnsi="Charis SIL Regular" w:eastAsia="Charis SIL Regular"/>
+          <w:b w:val="0"/>
+          <w:i w:val="0"/>
+          <w:color w:val="000000"/>
+          <w:sz w:val="24"/>
+        </w:rPr>
+        <w:hyperlink r:id="rId28" w:history="1">
+          <w:r>
+            <w:rPr>
+              <w:rStyle w:val="Hyperlink"/>
+            </w:rPr>
+            <w:t>e</w:t>
+          </w:r>
+        </w:hyperlink>
+      </w:r>
+      <w:r>
+        <w:rPr>
           <w:rFonts w:ascii="Charis SIL Regular" w:hAnsi="Charis SIL Regular" w:eastAsia="Charis SIL Regular"/>
           <w:b w:val="0"/>
           <w:i w:val="0"/>
@@ -5643,7 +5477,7 @@
             <w:rPr>
               <w:rStyle w:val="Hyperlink"/>
             </w:rPr>
-            <w:t>98, the f</w:t>
+            <w:t>98, the fo</w:t>
           </w:r>
         </w:hyperlink>
       </w:r>
@@ -5655,7 +5489,7 @@
           <w:color w:val="000000"/>
           <w:sz w:val="24"/>
         </w:rPr>
-        <w:t xml:space="preserve">oundation aims to document, collect and </w:t>
+        <w:t xml:space="preserve">undation aims to document, collect and </w:t>
       </w:r>
       <w:r>
         <w:rPr>
@@ -6045,25 +5879,7 @@
           <w:color w:val="000000"/>
           <w:sz w:val="24"/>
         </w:rPr>
-        <w:t>contains relevant</w:t>
-      </w:r>
-      <w:r>
-        <w:rPr>
-          <w:u w:val="single" w:color="0000ff"/>
-          <w:rFonts w:ascii="Charis SIL Regular" w:hAnsi="Charis SIL Regular" w:eastAsia="Charis SIL Regular"/>
-          <w:b w:val="0"/>
-          <w:i w:val="0"/>
-          <w:color w:val="000000"/>
-          <w:sz w:val="24"/>
-        </w:rPr>
-        <w:hyperlink r:id="rId13" w:history="1">
-          <w:r>
-            <w:rPr>
-              <w:rStyle w:val="Hyperlink"/>
-            </w:rPr>
-            <w:t xml:space="preserve"> inform</w:t>
-          </w:r>
-        </w:hyperlink>
+        <w:t>contains relevant inform</w:t>
       </w:r>
       <w:r>
         <w:rPr>

--- a/EXPORTS/DOCX/published/niveau2/English/ArubaBonaireCuracao.docx
+++ b/EXPORTS/DOCX/published/niveau2/English/ArubaBonaireCuracao.docx
@@ -2830,7 +2830,6 @@
       </w:r>
       <w:r>
         <w:rPr>
-          <w:u w:val="single" w:color="0000ff"/>
           <w:rFonts w:ascii="Charis SIL Regular" w:hAnsi="Charis SIL Regular" w:eastAsia="Charis SIL Regular"/>
           <w:b w:val="0"/>
           <w:i w:val="0"/>
@@ -3221,13 +3220,39 @@
       </w:r>
       <w:r>
         <w:rPr>
-          <w:rFonts w:ascii="Charis SIL Regular" w:hAnsi="Charis SIL Regular" w:eastAsia="Charis SIL Regular"/>
-          <w:b w:val="0"/>
-          <w:i w:val="0"/>
-          <w:color w:val="000000"/>
-          <w:sz w:val="24"/>
-        </w:rPr>
-        <w:t xml:space="preserve">and the </w:t>
+          <w:u w:val="single" w:color="0000ff"/>
+          <w:rFonts w:ascii="Charis SIL Regular" w:hAnsi="Charis SIL Regular" w:eastAsia="Charis SIL Regular"/>
+          <w:b w:val="0"/>
+          <w:i w:val="0"/>
+          <w:color w:val="000000"/>
+          <w:sz w:val="24"/>
+        </w:rPr>
+        <w:hyperlink r:id="rId18" w:history="1">
+          <w:r>
+            <w:rPr>
+              <w:rStyle w:val="Hyperlink"/>
+            </w:rPr>
+            <w:t>and</w:t>
+          </w:r>
+        </w:hyperlink>
+      </w:r>
+      <w:r>
+        <w:rPr>
+          <w:u w:val="single" w:color="0000ff"/>
+          <w:rFonts w:ascii="Charis SIL Regular" w:hAnsi="Charis SIL Regular" w:eastAsia="Charis SIL Regular"/>
+          <w:b w:val="0"/>
+          <w:i w:val="0"/>
+          <w:color w:val="000000"/>
+          <w:sz w:val="24"/>
+        </w:rPr>
+        <w:hyperlink r:id="rId18" w:history="1">
+          <w:r>
+            <w:rPr>
+              <w:rStyle w:val="Hyperlink"/>
+            </w:rPr>
+            <w:t xml:space="preserve"> the </w:t>
+          </w:r>
+        </w:hyperlink>
       </w:r>
       <w:r>
         <w:rPr>
@@ -3238,7 +3263,7 @@
           <w:sz w:val="24"/>
           <w:u w:val="single"/>
         </w:rPr>
-        <w:hyperlink r:id="rId20" w:history="1">
+        <w:hyperlink r:id="rId18" w:history="1">
           <w:r>
             <w:rPr>
               <w:rStyle w:val="Hyperlink"/>
@@ -4156,6 +4181,7 @@
           <w:i w:val="0"/>
           <w:color w:val="0000FF"/>
           <w:sz w:val="24"/>
+          <w:u w:val="single"/>
         </w:rPr>
         <w:t>A</w:t>
       </w:r>
@@ -4282,7 +4308,18 @@
           <w:color w:val="000000"/>
           <w:sz w:val="24"/>
         </w:rPr>
-        <w:t xml:space="preserve">•  The research aid </w:t>
+        <w:t xml:space="preserve">•  </w:t>
+      </w:r>
+      <w:r>
+        <w:rPr>
+          <w:u w:val="single" w:color="0000ff"/>
+          <w:rFonts w:ascii="Charis SIL Regular" w:hAnsi="Charis SIL Regular" w:eastAsia="Charis SIL Regular"/>
+          <w:b w:val="0"/>
+          <w:i w:val="0"/>
+          <w:color w:val="000000"/>
+          <w:sz w:val="24"/>
+        </w:rPr>
+        <w:t xml:space="preserve">The research aid </w:t>
       </w:r>
       <w:r>
         <w:rPr>
@@ -4387,7 +4424,7 @@
           <w:sz w:val="24"/>
           <w:u w:val="single"/>
         </w:rPr>
-        <w:hyperlink r:id="rId25" w:history="1">
+        <w:hyperlink r:id="rId13" w:history="1">
           <w:r>
             <w:rPr>
               <w:rStyle w:val="Hyperlink"/>
@@ -4405,7 +4442,7 @@
           <w:sz w:val="24"/>
           <w:u w:val="single"/>
         </w:rPr>
-        <w:hyperlink r:id="rId25" w:history="1">
+        <w:hyperlink r:id="rId13" w:history="1">
           <w:r>
             <w:rPr>
               <w:rStyle w:val="Hyperlink"/>
@@ -4423,7 +4460,7 @@
           <w:sz w:val="24"/>
           <w:u w:val="single"/>
         </w:rPr>
-        <w:hyperlink r:id="rId25" w:history="1">
+        <w:hyperlink r:id="rId13" w:history="1">
           <w:r>
             <w:rPr>
               <w:rStyle w:val="Hyperlink"/>
@@ -5005,7 +5042,153 @@
           <w:color w:val="000000"/>
           <w:sz w:val="24"/>
         </w:rPr>
-        <w:t xml:space="preserve">' by historian Adi Martis describes the </w:t>
+        <w:t>' b</w:t>
+      </w:r>
+      <w:r>
+        <w:rPr>
+          <w:rFonts w:ascii="Charis SIL Regular" w:hAnsi="Charis SIL Regular" w:eastAsia="Charis SIL Regular"/>
+          <w:b w:val="0"/>
+          <w:i w:val="0"/>
+          <w:color w:val="000000"/>
+          <w:sz w:val="24"/>
+        </w:rPr>
+        <w:hyperlink r:id="rId27" w:history="1">
+          <w:r>
+            <w:rPr>
+              <w:rStyle w:val="Hyperlink"/>
+            </w:rPr>
+            <w:t>y h</w:t>
+          </w:r>
+        </w:hyperlink>
+      </w:r>
+      <w:r>
+        <w:rPr>
+          <w:rFonts w:ascii="Charis SIL Regular" w:hAnsi="Charis SIL Regular" w:eastAsia="Charis SIL Regular"/>
+          <w:b w:val="0"/>
+          <w:i w:val="0"/>
+          <w:color w:val="000000"/>
+          <w:sz w:val="24"/>
+        </w:rPr>
+        <w:hyperlink r:id="rId27" w:history="1">
+          <w:r>
+            <w:rPr>
+              <w:rStyle w:val="Hyperlink"/>
+            </w:rPr>
+            <w:t xml:space="preserve">istorian Adi </w:t>
+          </w:r>
+        </w:hyperlink>
+      </w:r>
+      <w:r>
+        <w:rPr>
+          <w:rFonts w:ascii="Charis SIL Regular" w:hAnsi="Charis SIL Regular" w:eastAsia="Charis SIL Regular"/>
+          <w:b w:val="0"/>
+          <w:i w:val="0"/>
+          <w:color w:val="000000"/>
+          <w:sz w:val="24"/>
+        </w:rPr>
+        <w:t>M</w:t>
+      </w:r>
+      <w:r>
+        <w:rPr>
+          <w:rFonts w:ascii="Charis SIL Regular" w:hAnsi="Charis SIL Regular" w:eastAsia="Charis SIL Regular"/>
+          <w:b w:val="0"/>
+          <w:i w:val="0"/>
+          <w:color w:val="000000"/>
+          <w:sz w:val="24"/>
+        </w:rPr>
+        <w:hyperlink r:id="rId27" w:history="1">
+          <w:r>
+            <w:rPr>
+              <w:rStyle w:val="Hyperlink"/>
+            </w:rPr>
+            <w:t>art</w:t>
+          </w:r>
+        </w:hyperlink>
+      </w:r>
+      <w:r>
+        <w:rPr>
+          <w:rFonts w:ascii="Charis SIL Regular" w:hAnsi="Charis SIL Regular" w:eastAsia="Charis SIL Regular"/>
+          <w:b w:val="0"/>
+          <w:i w:val="0"/>
+          <w:color w:val="000000"/>
+          <w:sz w:val="24"/>
+        </w:rPr>
+        <w:hyperlink r:id="rId27" w:history="1">
+          <w:r>
+            <w:rPr>
+              <w:rStyle w:val="Hyperlink"/>
+            </w:rPr>
+            <w:t>i</w:t>
+          </w:r>
+        </w:hyperlink>
+      </w:r>
+      <w:r>
+        <w:rPr>
+          <w:rFonts w:ascii="Charis SIL Regular" w:hAnsi="Charis SIL Regular" w:eastAsia="Charis SIL Regular"/>
+          <w:b w:val="0"/>
+          <w:i w:val="0"/>
+          <w:color w:val="000000"/>
+          <w:sz w:val="24"/>
+        </w:rPr>
+        <w:hyperlink r:id="rId27" w:history="1">
+          <w:r>
+            <w:rPr>
+              <w:rStyle w:val="Hyperlink"/>
+            </w:rPr>
+            <w:t>s desc</w:t>
+          </w:r>
+        </w:hyperlink>
+      </w:r>
+      <w:r>
+        <w:rPr>
+          <w:rFonts w:ascii="Charis SIL Regular" w:hAnsi="Charis SIL Regular" w:eastAsia="Charis SIL Regular"/>
+          <w:b w:val="0"/>
+          <w:i w:val="0"/>
+          <w:color w:val="000000"/>
+          <w:sz w:val="24"/>
+        </w:rPr>
+        <w:hyperlink r:id="rId27" w:history="1">
+          <w:r>
+            <w:rPr>
+              <w:rStyle w:val="Hyperlink"/>
+            </w:rPr>
+            <w:t>r</w:t>
+          </w:r>
+        </w:hyperlink>
+      </w:r>
+      <w:r>
+        <w:rPr>
+          <w:rFonts w:ascii="Charis SIL Regular" w:hAnsi="Charis SIL Regular" w:eastAsia="Charis SIL Regular"/>
+          <w:b w:val="0"/>
+          <w:i w:val="0"/>
+          <w:color w:val="000000"/>
+          <w:sz w:val="24"/>
+        </w:rPr>
+        <w:hyperlink r:id="rId27" w:history="1">
+          <w:r>
+            <w:rPr>
+              <w:rStyle w:val="Hyperlink"/>
+            </w:rPr>
+            <w:t>ibe</w:t>
+          </w:r>
+        </w:hyperlink>
+      </w:r>
+      <w:r>
+        <w:rPr>
+          <w:rFonts w:ascii="Charis SIL Regular" w:hAnsi="Charis SIL Regular" w:eastAsia="Charis SIL Regular"/>
+          <w:b w:val="0"/>
+          <w:i w:val="0"/>
+          <w:color w:val="000000"/>
+          <w:sz w:val="24"/>
+        </w:rPr>
+        <w:hyperlink r:id="rId27" w:history="1">
+          <w:r>
+            <w:rPr>
+              <w:rStyle w:val="Hyperlink"/>
+            </w:rPr>
+            <w:t xml:space="preserve">s the </w:t>
+          </w:r>
+        </w:hyperlink>
       </w:r>
       <w:r>
         <w:rPr>
@@ -5360,29 +5543,13 @@
             <w:rPr>
               <w:rStyle w:val="Hyperlink"/>
             </w:rPr>
-            <w:t>eritage fi</w:t>
+            <w:t>eritage fie</w:t>
           </w:r>
         </w:hyperlink>
       </w:r>
       <w:r>
         <w:rPr>
-          <w:rFonts w:ascii="Charis SIL Regular" w:hAnsi="Charis SIL Regular" w:eastAsia="Charis SIL Regular"/>
-          <w:b w:val="0"/>
-          <w:i w:val="0"/>
-          <w:color w:val="000000"/>
-          <w:sz w:val="24"/>
-        </w:rPr>
-        <w:hyperlink r:id="rId28" w:history="1">
-          <w:r>
-            <w:rPr>
-              <w:rStyle w:val="Hyperlink"/>
-            </w:rPr>
-            <w:t>e</w:t>
-          </w:r>
-        </w:hyperlink>
-      </w:r>
-      <w:r>
-        <w:rPr>
+          <w:u w:val="single" w:color="0000ff"/>
           <w:rFonts w:ascii="Charis SIL Regular" w:hAnsi="Charis SIL Regular" w:eastAsia="Charis SIL Regular"/>
           <w:b w:val="0"/>
           <w:i w:val="0"/>
@@ -5477,7 +5644,7 @@
             <w:rPr>
               <w:rStyle w:val="Hyperlink"/>
             </w:rPr>
-            <w:t>98, the fo</w:t>
+            <w:t>98, the f</w:t>
           </w:r>
         </w:hyperlink>
       </w:r>
@@ -5489,7 +5656,7 @@
           <w:color w:val="000000"/>
           <w:sz w:val="24"/>
         </w:rPr>
-        <w:t xml:space="preserve">undation aims to document, collect and </w:t>
+        <w:t xml:space="preserve">oundation aims to document, collect and </w:t>
       </w:r>
       <w:r>
         <w:rPr>
@@ -5879,7 +6046,25 @@
           <w:color w:val="000000"/>
           <w:sz w:val="24"/>
         </w:rPr>
-        <w:t>contains relevant inform</w:t>
+        <w:t>contains relevant</w:t>
+      </w:r>
+      <w:r>
+        <w:rPr>
+          <w:u w:val="single" w:color="0000ff"/>
+          <w:rFonts w:ascii="Charis SIL Regular" w:hAnsi="Charis SIL Regular" w:eastAsia="Charis SIL Regular"/>
+          <w:b w:val="0"/>
+          <w:i w:val="0"/>
+          <w:color w:val="000000"/>
+          <w:sz w:val="24"/>
+        </w:rPr>
+        <w:hyperlink r:id="rId13" w:history="1">
+          <w:r>
+            <w:rPr>
+              <w:rStyle w:val="Hyperlink"/>
+            </w:rPr>
+            <w:t xml:space="preserve"> inform</w:t>
+          </w:r>
+        </w:hyperlink>
       </w:r>
       <w:r>
         <w:rPr>
@@ -6704,7 +6889,7 @@
           <w:sz w:val="24"/>
           <w:u w:val="single"/>
         </w:rPr>
-        <w:hyperlink r:id="rId32" w:history="1">
+        <w:hyperlink r:id="rId33" w:history="1">
           <w:r>
             <w:rPr>
               <w:rStyle w:val="Hyperlink"/>
@@ -6722,7 +6907,7 @@
           <w:sz w:val="24"/>
           <w:u w:val="single"/>
         </w:rPr>
-        <w:hyperlink r:id="rId32" w:history="1">
+        <w:hyperlink r:id="rId33" w:history="1">
           <w:r>
             <w:rPr>
               <w:rStyle w:val="Hyperlink"/>
@@ -6740,7 +6925,7 @@
           <w:sz w:val="24"/>
           <w:u w:val="single"/>
         </w:rPr>
-        <w:hyperlink r:id="rId32" w:history="1">
+        <w:hyperlink r:id="rId33" w:history="1">
           <w:r>
             <w:rPr>
               <w:rStyle w:val="Hyperlink"/>
@@ -6769,7 +6954,7 @@
           <w:sz w:val="24"/>
           <w:u w:val="single"/>
         </w:rPr>
-        <w:hyperlink r:id="rId32" w:history="1">
+        <w:hyperlink r:id="rId33" w:history="1">
           <w:r>
             <w:rPr>
               <w:rStyle w:val="Hyperlink"/>
@@ -6787,7 +6972,7 @@
           <w:sz w:val="24"/>
           <w:u w:val="single"/>
         </w:rPr>
-        <w:hyperlink r:id="rId32" w:history="1">
+        <w:hyperlink r:id="rId33" w:history="1">
           <w:r>
             <w:rPr>
               <w:rStyle w:val="Hyperlink"/>
@@ -6805,7 +6990,7 @@
           <w:sz w:val="24"/>
           <w:u w:val="single"/>
         </w:rPr>
-        <w:hyperlink r:id="rId32" w:history="1">
+        <w:hyperlink r:id="rId33" w:history="1">
           <w:r>
             <w:rPr>
               <w:rStyle w:val="Hyperlink"/>
@@ -6823,7 +7008,7 @@
           <w:sz w:val="24"/>
           <w:u w:val="single"/>
         </w:rPr>
-        <w:hyperlink r:id="rId32" w:history="1">
+        <w:hyperlink r:id="rId33" w:history="1">
           <w:r>
             <w:rPr>
               <w:rStyle w:val="Hyperlink"/>

--- a/EXPORTS/DOCX/published/niveau2/English/ArubaBonaireCuracao.docx
+++ b/EXPORTS/DOCX/published/niveau2/English/ArubaBonaireCuracao.docx
@@ -742,7 +742,6 @@
       </w:r>
       <w:r>
         <w:rPr>
-          <w:u w:val="single" w:color="0000ff"/>
           <w:rFonts w:ascii="Charis SIL Regular" w:hAnsi="Charis SIL Regular" w:eastAsia="Charis SIL Regular"/>
           <w:b w:val="0"/>
           <w:i w:val="0"/>
@@ -1436,7 +1435,7 @@
             <w:rPr>
               <w:rStyle w:val="Hyperlink"/>
             </w:rPr>
-            <w:t>offi</w:t>
+            <w:t>office</w:t>
           </w:r>
         </w:hyperlink>
       </w:r>
@@ -1447,23 +1446,7 @@
           <w:i w:val="0"/>
           <w:color w:val="0000FF"/>
           <w:sz w:val="24"/>
-        </w:rPr>
-        <w:hyperlink r:id="rId14" w:history="1">
-          <w:r>
-            <w:rPr>
-              <w:rStyle w:val="Hyperlink"/>
-            </w:rPr>
-            <w:t>ce</w:t>
-          </w:r>
-        </w:hyperlink>
-      </w:r>
-      <w:r>
-        <w:rPr>
-          <w:rFonts w:ascii="Charis SIL Regular" w:hAnsi="Charis SIL Regular" w:eastAsia="Charis SIL Regular"/>
-          <w:b w:val="0"/>
-          <w:i w:val="0"/>
-          <w:color w:val="0000FF"/>
-          <w:sz w:val="24"/>
+          <w:u w:val="single"/>
         </w:rPr>
         <w:t>rs</w:t>
       </w:r>
@@ -1521,9 +1504,19 @@
             <w:rPr>
               <w:rStyle w:val="Hyperlink"/>
             </w:rPr>
-            <w:t>soldiers</w:t>
+            <w:t>soldie</w:t>
           </w:r>
         </w:hyperlink>
+      </w:r>
+      <w:r>
+        <w:rPr>
+          <w:rFonts w:ascii="Charis SIL Regular" w:hAnsi="Charis SIL Regular" w:eastAsia="Charis SIL Regular"/>
+          <w:b w:val="0"/>
+          <w:i w:val="0"/>
+          <w:color w:val="0000FF"/>
+          <w:sz w:val="24"/>
+        </w:rPr>
+        <w:t>rs</w:t>
       </w:r>
       <w:r>
         <w:rPr>
@@ -2830,6 +2823,7 @@
       </w:r>
       <w:r>
         <w:rPr>
+          <w:u w:val="single" w:color="0000ff"/>
           <w:rFonts w:ascii="Charis SIL Regular" w:hAnsi="Charis SIL Regular" w:eastAsia="Charis SIL Regular"/>
           <w:b w:val="0"/>
           <w:i w:val="0"/>
@@ -3774,68 +3768,7 @@
           <w:color w:val="000000"/>
           <w:sz w:val="24"/>
         </w:rPr>
-        <w:hyperlink r:id="rId21" w:history="1">
-          <w:r>
-            <w:rPr>
-              <w:rStyle w:val="Hyperlink"/>
-            </w:rPr>
-            <w:t>other ins</w:t>
-          </w:r>
-        </w:hyperlink>
-      </w:r>
-      <w:r>
-        <w:rPr>
-          <w:u w:val="single" w:color="0000ff"/>
-          <w:rFonts w:ascii="Charis SIL Regular" w:hAnsi="Charis SIL Regular" w:eastAsia="Charis SIL Regular"/>
-          <w:b w:val="0"/>
-          <w:i w:val="0"/>
-          <w:color w:val="000000"/>
-          <w:sz w:val="24"/>
-        </w:rPr>
-        <w:hyperlink r:id="rId21" w:history="1">
-          <w:r>
-            <w:rPr>
-              <w:rStyle w:val="Hyperlink"/>
-            </w:rPr>
-            <w:t>t</w:t>
-          </w:r>
-        </w:hyperlink>
-      </w:r>
-      <w:r>
-        <w:rPr>
-          <w:u w:val="single" w:color="0000ff"/>
-          <w:rFonts w:ascii="Charis SIL Regular" w:hAnsi="Charis SIL Regular" w:eastAsia="Charis SIL Regular"/>
-          <w:b w:val="0"/>
-          <w:i w:val="0"/>
-          <w:color w:val="000000"/>
-          <w:sz w:val="24"/>
-        </w:rPr>
-        <w:hyperlink r:id="rId21" w:history="1">
-          <w:r>
-            <w:rPr>
-              <w:rStyle w:val="Hyperlink"/>
-            </w:rPr>
-            <w:t>itutions i</w:t>
-          </w:r>
-        </w:hyperlink>
-      </w:r>
-      <w:r>
-        <w:rPr>
-          <w:u w:val="single" w:color="0000ff"/>
-          <w:rFonts w:ascii="Charis SIL Regular" w:hAnsi="Charis SIL Regular" w:eastAsia="Charis SIL Regular"/>
-          <w:b w:val="0"/>
-          <w:i w:val="0"/>
-          <w:color w:val="000000"/>
-          <w:sz w:val="24"/>
-        </w:rPr>
-        <w:hyperlink r:id="rId21" w:history="1">
-          <w:r>
-            <w:rPr>
-              <w:rStyle w:val="Hyperlink"/>
-            </w:rPr>
-            <w:t>n t</w:t>
-          </w:r>
-        </w:hyperlink>
+        <w:t>other institutions in t</w:t>
       </w:r>
       <w:r>
         <w:rPr>
@@ -3890,6 +3823,7 @@
           <w:i w:val="0"/>
           <w:color w:val="0000FF"/>
           <w:sz w:val="24"/>
+          <w:u w:val="single"/>
         </w:rPr>
         <w:hyperlink r:id="rId23" w:history="1">
           <w:r>
@@ -4319,7 +4253,50 @@
           <w:color w:val="000000"/>
           <w:sz w:val="24"/>
         </w:rPr>
-        <w:t xml:space="preserve">The research aid </w:t>
+        <w:hyperlink r:id="rId25" w:history="1">
+          <w:r>
+            <w:rPr>
+              <w:rStyle w:val="Hyperlink"/>
+            </w:rPr>
+            <w:t>The re</w:t>
+          </w:r>
+        </w:hyperlink>
+      </w:r>
+      <w:r>
+        <w:rPr>
+          <w:u w:val="single" w:color="0000ff"/>
+          <w:rFonts w:ascii="Charis SIL Regular" w:hAnsi="Charis SIL Regular" w:eastAsia="Charis SIL Regular"/>
+          <w:b w:val="0"/>
+          <w:i w:val="0"/>
+          <w:color w:val="000000"/>
+          <w:sz w:val="24"/>
+        </w:rPr>
+        <w:hyperlink r:id="rId25" w:history="1">
+          <w:r>
+            <w:rPr>
+              <w:rStyle w:val="Hyperlink"/>
+            </w:rPr>
+            <w:t>s</w:t>
+          </w:r>
+        </w:hyperlink>
+      </w:r>
+      <w:r>
+        <w:rPr>
+          <w:u w:val="single" w:color="0000ff"/>
+          <w:rFonts w:ascii="Charis SIL Regular" w:hAnsi="Charis SIL Regular" w:eastAsia="Charis SIL Regular"/>
+          <w:b w:val="0"/>
+          <w:i w:val="0"/>
+          <w:color w:val="000000"/>
+          <w:sz w:val="24"/>
+        </w:rPr>
+        <w:hyperlink r:id="rId25" w:history="1">
+          <w:r>
+            <w:rPr>
+              <w:rStyle w:val="Hyperlink"/>
+            </w:rPr>
+            <w:t xml:space="preserve">earch aid </w:t>
+          </w:r>
+        </w:hyperlink>
       </w:r>
       <w:r>
         <w:rPr>
@@ -4424,7 +4401,7 @@
           <w:sz w:val="24"/>
           <w:u w:val="single"/>
         </w:rPr>
-        <w:hyperlink r:id="rId13" w:history="1">
+        <w:hyperlink r:id="rId25" w:history="1">
           <w:r>
             <w:rPr>
               <w:rStyle w:val="Hyperlink"/>
@@ -4442,7 +4419,7 @@
           <w:sz w:val="24"/>
           <w:u w:val="single"/>
         </w:rPr>
-        <w:hyperlink r:id="rId13" w:history="1">
+        <w:hyperlink r:id="rId25" w:history="1">
           <w:r>
             <w:rPr>
               <w:rStyle w:val="Hyperlink"/>
@@ -4460,7 +4437,7 @@
           <w:sz w:val="24"/>
           <w:u w:val="single"/>
         </w:rPr>
-        <w:hyperlink r:id="rId13" w:history="1">
+        <w:hyperlink r:id="rId25" w:history="1">
           <w:r>
             <w:rPr>
               <w:rStyle w:val="Hyperlink"/>
@@ -6057,14 +6034,7 @@
           <w:color w:val="000000"/>
           <w:sz w:val="24"/>
         </w:rPr>
-        <w:hyperlink r:id="rId13" w:history="1">
-          <w:r>
-            <w:rPr>
-              <w:rStyle w:val="Hyperlink"/>
-            </w:rPr>
-            <w:t xml:space="preserve"> inform</w:t>
-          </w:r>
-        </w:hyperlink>
+        <w:t xml:space="preserve"> inform</w:t>
       </w:r>
       <w:r>
         <w:rPr>
@@ -6925,7 +6895,7 @@
           <w:sz w:val="24"/>
           <w:u w:val="single"/>
         </w:rPr>
-        <w:hyperlink r:id="rId33" w:history="1">
+        <w:hyperlink r:id="rId32" w:history="1">
           <w:r>
             <w:rPr>
               <w:rStyle w:val="Hyperlink"/>
@@ -6954,7 +6924,7 @@
           <w:sz w:val="24"/>
           <w:u w:val="single"/>
         </w:rPr>
-        <w:hyperlink r:id="rId33" w:history="1">
+        <w:hyperlink r:id="rId32" w:history="1">
           <w:r>
             <w:rPr>
               <w:rStyle w:val="Hyperlink"/>
@@ -6972,7 +6942,7 @@
           <w:sz w:val="24"/>
           <w:u w:val="single"/>
         </w:rPr>
-        <w:hyperlink r:id="rId33" w:history="1">
+        <w:hyperlink r:id="rId32" w:history="1">
           <w:r>
             <w:rPr>
               <w:rStyle w:val="Hyperlink"/>
@@ -6990,7 +6960,7 @@
           <w:sz w:val="24"/>
           <w:u w:val="single"/>
         </w:rPr>
-        <w:hyperlink r:id="rId33" w:history="1">
+        <w:hyperlink r:id="rId32" w:history="1">
           <w:r>
             <w:rPr>
               <w:rStyle w:val="Hyperlink"/>
@@ -7008,7 +6978,7 @@
           <w:sz w:val="24"/>
           <w:u w:val="single"/>
         </w:rPr>
-        <w:hyperlink r:id="rId33" w:history="1">
+        <w:hyperlink r:id="rId32" w:history="1">
           <w:r>
             <w:rPr>
               <w:rStyle w:val="Hyperlink"/>

--- a/EXPORTS/DOCX/published/niveau2/English/ArubaBonaireCuracao.docx
+++ b/EXPORTS/DOCX/published/niveau2/English/ArubaBonaireCuracao.docx
@@ -1435,7 +1435,7 @@
             <w:rPr>
               <w:rStyle w:val="Hyperlink"/>
             </w:rPr>
-            <w:t>office</w:t>
+            <w:t>offi</w:t>
           </w:r>
         </w:hyperlink>
       </w:r>
@@ -1446,7 +1446,23 @@
           <w:i w:val="0"/>
           <w:color w:val="0000FF"/>
           <w:sz w:val="24"/>
-          <w:u w:val="single"/>
+        </w:rPr>
+        <w:hyperlink r:id="rId14" w:history="1">
+          <w:r>
+            <w:rPr>
+              <w:rStyle w:val="Hyperlink"/>
+            </w:rPr>
+            <w:t>ce</w:t>
+          </w:r>
+        </w:hyperlink>
+      </w:r>
+      <w:r>
+        <w:rPr>
+          <w:rFonts w:ascii="Charis SIL Regular" w:hAnsi="Charis SIL Regular" w:eastAsia="Charis SIL Regular"/>
+          <w:b w:val="0"/>
+          <w:i w:val="0"/>
+          <w:color w:val="0000FF"/>
+          <w:sz w:val="24"/>
         </w:rPr>
         <w:t>rs</w:t>
       </w:r>
@@ -1504,19 +1520,9 @@
             <w:rPr>
               <w:rStyle w:val="Hyperlink"/>
             </w:rPr>
-            <w:t>soldie</w:t>
+            <w:t>soldiers</w:t>
           </w:r>
         </w:hyperlink>
-      </w:r>
-      <w:r>
-        <w:rPr>
-          <w:rFonts w:ascii="Charis SIL Regular" w:hAnsi="Charis SIL Regular" w:eastAsia="Charis SIL Regular"/>
-          <w:b w:val="0"/>
-          <w:i w:val="0"/>
-          <w:color w:val="0000FF"/>
-          <w:sz w:val="24"/>
-        </w:rPr>
-        <w:t>rs</w:t>
       </w:r>
       <w:r>
         <w:rPr>
@@ -3768,7 +3774,68 @@
           <w:color w:val="000000"/>
           <w:sz w:val="24"/>
         </w:rPr>
-        <w:t>other institutions in t</w:t>
+        <w:hyperlink r:id="rId21" w:history="1">
+          <w:r>
+            <w:rPr>
+              <w:rStyle w:val="Hyperlink"/>
+            </w:rPr>
+            <w:t>other ins</w:t>
+          </w:r>
+        </w:hyperlink>
+      </w:r>
+      <w:r>
+        <w:rPr>
+          <w:u w:val="single" w:color="0000ff"/>
+          <w:rFonts w:ascii="Charis SIL Regular" w:hAnsi="Charis SIL Regular" w:eastAsia="Charis SIL Regular"/>
+          <w:b w:val="0"/>
+          <w:i w:val="0"/>
+          <w:color w:val="000000"/>
+          <w:sz w:val="24"/>
+        </w:rPr>
+        <w:hyperlink r:id="rId21" w:history="1">
+          <w:r>
+            <w:rPr>
+              <w:rStyle w:val="Hyperlink"/>
+            </w:rPr>
+            <w:t>t</w:t>
+          </w:r>
+        </w:hyperlink>
+      </w:r>
+      <w:r>
+        <w:rPr>
+          <w:u w:val="single" w:color="0000ff"/>
+          <w:rFonts w:ascii="Charis SIL Regular" w:hAnsi="Charis SIL Regular" w:eastAsia="Charis SIL Regular"/>
+          <w:b w:val="0"/>
+          <w:i w:val="0"/>
+          <w:color w:val="000000"/>
+          <w:sz w:val="24"/>
+        </w:rPr>
+        <w:hyperlink r:id="rId21" w:history="1">
+          <w:r>
+            <w:rPr>
+              <w:rStyle w:val="Hyperlink"/>
+            </w:rPr>
+            <w:t>itutions i</w:t>
+          </w:r>
+        </w:hyperlink>
+      </w:r>
+      <w:r>
+        <w:rPr>
+          <w:u w:val="single" w:color="0000ff"/>
+          <w:rFonts w:ascii="Charis SIL Regular" w:hAnsi="Charis SIL Regular" w:eastAsia="Charis SIL Regular"/>
+          <w:b w:val="0"/>
+          <w:i w:val="0"/>
+          <w:color w:val="000000"/>
+          <w:sz w:val="24"/>
+        </w:rPr>
+        <w:hyperlink r:id="rId21" w:history="1">
+          <w:r>
+            <w:rPr>
+              <w:rStyle w:val="Hyperlink"/>
+            </w:rPr>
+            <w:t>n t</w:t>
+          </w:r>
+        </w:hyperlink>
       </w:r>
       <w:r>
         <w:rPr>
@@ -4115,7 +4182,6 @@
           <w:i w:val="0"/>
           <w:color w:val="0000FF"/>
           <w:sz w:val="24"/>
-          <w:u w:val="single"/>
         </w:rPr>
         <w:t>A</w:t>
       </w:r>
@@ -6034,7 +6100,14 @@
           <w:color w:val="000000"/>
           <w:sz w:val="24"/>
         </w:rPr>
-        <w:t xml:space="preserve"> inform</w:t>
+        <w:hyperlink r:id="rId13" w:history="1">
+          <w:r>
+            <w:rPr>
+              <w:rStyle w:val="Hyperlink"/>
+            </w:rPr>
+            <w:t xml:space="preserve"> inform</w:t>
+          </w:r>
+        </w:hyperlink>
       </w:r>
       <w:r>
         <w:rPr>
@@ -6859,7 +6932,7 @@
           <w:sz w:val="24"/>
           <w:u w:val="single"/>
         </w:rPr>
-        <w:hyperlink r:id="rId33" w:history="1">
+        <w:hyperlink r:id="rId32" w:history="1">
           <w:r>
             <w:rPr>
               <w:rStyle w:val="Hyperlink"/>
@@ -6877,7 +6950,7 @@
           <w:sz w:val="24"/>
           <w:u w:val="single"/>
         </w:rPr>
-        <w:hyperlink r:id="rId33" w:history="1">
+        <w:hyperlink r:id="rId32" w:history="1">
           <w:r>
             <w:rPr>
               <w:rStyle w:val="Hyperlink"/>

--- a/EXPORTS/DOCX/published/niveau2/English/ArubaBonaireCuracao.docx
+++ b/EXPORTS/DOCX/published/niveau2/English/ArubaBonaireCuracao.docx
@@ -1435,7 +1435,7 @@
             <w:rPr>
               <w:rStyle w:val="Hyperlink"/>
             </w:rPr>
-            <w:t>offi</w:t>
+            <w:t>office</w:t>
           </w:r>
         </w:hyperlink>
       </w:r>
@@ -1446,23 +1446,7 @@
           <w:i w:val="0"/>
           <w:color w:val="0000FF"/>
           <w:sz w:val="24"/>
-        </w:rPr>
-        <w:hyperlink r:id="rId14" w:history="1">
-          <w:r>
-            <w:rPr>
-              <w:rStyle w:val="Hyperlink"/>
-            </w:rPr>
-            <w:t>ce</w:t>
-          </w:r>
-        </w:hyperlink>
-      </w:r>
-      <w:r>
-        <w:rPr>
-          <w:rFonts w:ascii="Charis SIL Regular" w:hAnsi="Charis SIL Regular" w:eastAsia="Charis SIL Regular"/>
-          <w:b w:val="0"/>
-          <w:i w:val="0"/>
-          <w:color w:val="0000FF"/>
-          <w:sz w:val="24"/>
+          <w:u w:val="single"/>
         </w:rPr>
         <w:t>rs</w:t>
       </w:r>
@@ -1520,9 +1504,19 @@
             <w:rPr>
               <w:rStyle w:val="Hyperlink"/>
             </w:rPr>
-            <w:t>soldiers</w:t>
+            <w:t>soldie</w:t>
           </w:r>
         </w:hyperlink>
+      </w:r>
+      <w:r>
+        <w:rPr>
+          <w:rFonts w:ascii="Charis SIL Regular" w:hAnsi="Charis SIL Regular" w:eastAsia="Charis SIL Regular"/>
+          <w:b w:val="0"/>
+          <w:i w:val="0"/>
+          <w:color w:val="0000FF"/>
+          <w:sz w:val="24"/>
+        </w:rPr>
+        <w:t>rs</w:t>
       </w:r>
       <w:r>
         <w:rPr>
@@ -3939,7 +3933,7 @@
           <w:sz w:val="24"/>
           <w:u w:val="single"/>
         </w:rPr>
-        <w:hyperlink r:id="rId22" w:history="1">
+        <w:hyperlink r:id="rId23" w:history="1">
           <w:r>
             <w:rPr>
               <w:rStyle w:val="Hyperlink"/>
@@ -3966,25 +3960,7 @@
           <w:color w:val="000000"/>
           <w:sz w:val="24"/>
         </w:rPr>
-        <w:t>collections relating to enslaved peop</w:t>
-      </w:r>
-      <w:r>
-        <w:rPr>
-          <w:u w:val="single" w:color="0000ff"/>
-          <w:rFonts w:ascii="Charis SIL Regular" w:hAnsi="Charis SIL Regular" w:eastAsia="Charis SIL Regular"/>
-          <w:b w:val="0"/>
-          <w:i w:val="0"/>
-          <w:color w:val="000000"/>
-          <w:sz w:val="24"/>
-        </w:rPr>
-        <w:hyperlink r:id="rId23" w:history="1">
-          <w:r>
-            <w:rPr>
-              <w:rStyle w:val="Hyperlink"/>
-            </w:rPr>
-            <w:t>le in Ar</w:t>
-          </w:r>
-        </w:hyperlink>
+        <w:t>collections relating to enslaved people in Ar</w:t>
       </w:r>
       <w:r>
         <w:rPr>
@@ -6932,7 +6908,7 @@
           <w:sz w:val="24"/>
           <w:u w:val="single"/>
         </w:rPr>
-        <w:hyperlink r:id="rId32" w:history="1">
+        <w:hyperlink r:id="rId33" w:history="1">
           <w:r>
             <w:rPr>
               <w:rStyle w:val="Hyperlink"/>
@@ -6950,7 +6926,7 @@
           <w:sz w:val="24"/>
           <w:u w:val="single"/>
         </w:rPr>
-        <w:hyperlink r:id="rId32" w:history="1">
+        <w:hyperlink r:id="rId33" w:history="1">
           <w:r>
             <w:rPr>
               <w:rStyle w:val="Hyperlink"/>
@@ -6968,7 +6944,7 @@
           <w:sz w:val="24"/>
           <w:u w:val="single"/>
         </w:rPr>
-        <w:hyperlink r:id="rId32" w:history="1">
+        <w:hyperlink r:id="rId33" w:history="1">
           <w:r>
             <w:rPr>
               <w:rStyle w:val="Hyperlink"/>
@@ -6997,7 +6973,7 @@
           <w:sz w:val="24"/>
           <w:u w:val="single"/>
         </w:rPr>
-        <w:hyperlink r:id="rId32" w:history="1">
+        <w:hyperlink r:id="rId33" w:history="1">
           <w:r>
             <w:rPr>
               <w:rStyle w:val="Hyperlink"/>
@@ -7015,7 +6991,7 @@
           <w:sz w:val="24"/>
           <w:u w:val="single"/>
         </w:rPr>
-        <w:hyperlink r:id="rId32" w:history="1">
+        <w:hyperlink r:id="rId33" w:history="1">
           <w:r>
             <w:rPr>
               <w:rStyle w:val="Hyperlink"/>
@@ -7033,7 +7009,7 @@
           <w:sz w:val="24"/>
           <w:u w:val="single"/>
         </w:rPr>
-        <w:hyperlink r:id="rId32" w:history="1">
+        <w:hyperlink r:id="rId33" w:history="1">
           <w:r>
             <w:rPr>
               <w:rStyle w:val="Hyperlink"/>
@@ -7051,7 +7027,7 @@
           <w:sz w:val="24"/>
           <w:u w:val="single"/>
         </w:rPr>
-        <w:hyperlink r:id="rId32" w:history="1">
+        <w:hyperlink r:id="rId33" w:history="1">
           <w:r>
             <w:rPr>
               <w:rStyle w:val="Hyperlink"/>

--- a/EXPORTS/DOCX/published/niveau2/English/ArubaBonaireCuracao.docx
+++ b/EXPORTS/DOCX/published/niveau2/English/ArubaBonaireCuracao.docx
@@ -1435,7 +1435,7 @@
             <w:rPr>
               <w:rStyle w:val="Hyperlink"/>
             </w:rPr>
-            <w:t>office</w:t>
+            <w:t>offi</w:t>
           </w:r>
         </w:hyperlink>
       </w:r>
@@ -1446,7 +1446,23 @@
           <w:i w:val="0"/>
           <w:color w:val="0000FF"/>
           <w:sz w:val="24"/>
-          <w:u w:val="single"/>
+        </w:rPr>
+        <w:hyperlink r:id="rId14" w:history="1">
+          <w:r>
+            <w:rPr>
+              <w:rStyle w:val="Hyperlink"/>
+            </w:rPr>
+            <w:t>ce</w:t>
+          </w:r>
+        </w:hyperlink>
+      </w:r>
+      <w:r>
+        <w:rPr>
+          <w:rFonts w:ascii="Charis SIL Regular" w:hAnsi="Charis SIL Regular" w:eastAsia="Charis SIL Regular"/>
+          <w:b w:val="0"/>
+          <w:i w:val="0"/>
+          <w:color w:val="0000FF"/>
+          <w:sz w:val="24"/>
         </w:rPr>
         <w:t>rs</w:t>
       </w:r>
@@ -1504,19 +1520,9 @@
             <w:rPr>
               <w:rStyle w:val="Hyperlink"/>
             </w:rPr>
-            <w:t>soldie</w:t>
+            <w:t>soldiers</w:t>
           </w:r>
         </w:hyperlink>
-      </w:r>
-      <w:r>
-        <w:rPr>
-          <w:rFonts w:ascii="Charis SIL Regular" w:hAnsi="Charis SIL Regular" w:eastAsia="Charis SIL Regular"/>
-          <w:b w:val="0"/>
-          <w:i w:val="0"/>
-          <w:color w:val="0000FF"/>
-          <w:sz w:val="24"/>
-        </w:rPr>
-        <w:t>rs</w:t>
       </w:r>
       <w:r>
         <w:rPr>
@@ -3884,7 +3890,6 @@
           <w:i w:val="0"/>
           <w:color w:val="0000FF"/>
           <w:sz w:val="24"/>
-          <w:u w:val="single"/>
         </w:rPr>
         <w:hyperlink r:id="rId23" w:history="1">
           <w:r>
@@ -3933,7 +3938,7 @@
           <w:sz w:val="24"/>
           <w:u w:val="single"/>
         </w:rPr>
-        <w:hyperlink r:id="rId23" w:history="1">
+        <w:hyperlink r:id="rId22" w:history="1">
           <w:r>
             <w:rPr>
               <w:rStyle w:val="Hyperlink"/>
@@ -3960,7 +3965,25 @@
           <w:color w:val="000000"/>
           <w:sz w:val="24"/>
         </w:rPr>
-        <w:t>collections relating to enslaved people in Ar</w:t>
+        <w:t>collections relating to enslaved peop</w:t>
+      </w:r>
+      <w:r>
+        <w:rPr>
+          <w:u w:val="single" w:color="0000ff"/>
+          <w:rFonts w:ascii="Charis SIL Regular" w:hAnsi="Charis SIL Regular" w:eastAsia="Charis SIL Regular"/>
+          <w:b w:val="0"/>
+          <w:i w:val="0"/>
+          <w:color w:val="000000"/>
+          <w:sz w:val="24"/>
+        </w:rPr>
+        <w:hyperlink r:id="rId23" w:history="1">
+          <w:r>
+            <w:rPr>
+              <w:rStyle w:val="Hyperlink"/>
+            </w:rPr>
+            <w:t>le in Ar</w:t>
+          </w:r>
+        </w:hyperlink>
       </w:r>
       <w:r>
         <w:rPr>
@@ -6991,7 +7014,7 @@
           <w:sz w:val="24"/>
           <w:u w:val="single"/>
         </w:rPr>
-        <w:hyperlink r:id="rId33" w:history="1">
+        <w:hyperlink r:id="rId32" w:history="1">
           <w:r>
             <w:rPr>
               <w:rStyle w:val="Hyperlink"/>
@@ -7009,7 +7032,7 @@
           <w:sz w:val="24"/>
           <w:u w:val="single"/>
         </w:rPr>
-        <w:hyperlink r:id="rId33" w:history="1">
+        <w:hyperlink r:id="rId32" w:history="1">
           <w:r>
             <w:rPr>
               <w:rStyle w:val="Hyperlink"/>
@@ -7027,7 +7050,7 @@
           <w:sz w:val="24"/>
           <w:u w:val="single"/>
         </w:rPr>
-        <w:hyperlink r:id="rId33" w:history="1">
+        <w:hyperlink r:id="rId32" w:history="1">
           <w:r>
             <w:rPr>
               <w:rStyle w:val="Hyperlink"/>

--- a/EXPORTS/DOCX/published/niveau2/English/ArubaBonaireCuracao.docx
+++ b/EXPORTS/DOCX/published/niveau2/English/ArubaBonaireCuracao.docx
@@ -670,21 +670,13 @@
       </w:r>
       <w:r>
         <w:rPr>
-          <w:u w:val="single" w:color="0000ff"/>
-          <w:rFonts w:ascii="Charis SIL Regular" w:hAnsi="Charis SIL Regular" w:eastAsia="Charis SIL Regular"/>
-          <w:b w:val="0"/>
-          <w:i w:val="0"/>
-          <w:color w:val="000000"/>
-          <w:sz w:val="24"/>
-        </w:rPr>
-        <w:hyperlink r:id="rId10" w:history="1">
-          <w:r>
-            <w:rPr>
-              <w:rStyle w:val="Hyperlink"/>
-            </w:rPr>
-            <w:t>gd</w:t>
-          </w:r>
-        </w:hyperlink>
+          <w:rFonts w:ascii="Charis SIL Regular" w:hAnsi="Charis SIL Regular" w:eastAsia="Charis SIL Regular"/>
+          <w:b w:val="0"/>
+          <w:i w:val="0"/>
+          <w:color w:val="000000"/>
+          <w:sz w:val="24"/>
+        </w:rPr>
+        <w:t>gd</w:t>
       </w:r>
       <w:r>
         <w:rPr>
@@ -742,6 +734,7 @@
       </w:r>
       <w:r>
         <w:rPr>
+          <w:u w:val="single" w:color="0000ff"/>
           <w:rFonts w:ascii="Charis SIL Regular" w:hAnsi="Charis SIL Regular" w:eastAsia="Charis SIL Regular"/>
           <w:b w:val="0"/>
           <w:i w:val="0"/>
@@ -1446,15 +1439,9 @@
           <w:i w:val="0"/>
           <w:color w:val="0000FF"/>
           <w:sz w:val="24"/>
-        </w:rPr>
-        <w:hyperlink r:id="rId14" w:history="1">
-          <w:r>
-            <w:rPr>
-              <w:rStyle w:val="Hyperlink"/>
-            </w:rPr>
-            <w:t>ce</w:t>
-          </w:r>
-        </w:hyperlink>
+          <w:u w:val="single"/>
+        </w:rPr>
+        <w:t>ce</w:t>
       </w:r>
       <w:r>
         <w:rPr>
@@ -3220,39 +3207,13 @@
       </w:r>
       <w:r>
         <w:rPr>
-          <w:u w:val="single" w:color="0000ff"/>
-          <w:rFonts w:ascii="Charis SIL Regular" w:hAnsi="Charis SIL Regular" w:eastAsia="Charis SIL Regular"/>
-          <w:b w:val="0"/>
-          <w:i w:val="0"/>
-          <w:color w:val="000000"/>
-          <w:sz w:val="24"/>
-        </w:rPr>
-        <w:hyperlink r:id="rId18" w:history="1">
-          <w:r>
-            <w:rPr>
-              <w:rStyle w:val="Hyperlink"/>
-            </w:rPr>
-            <w:t>and</w:t>
-          </w:r>
-        </w:hyperlink>
-      </w:r>
-      <w:r>
-        <w:rPr>
-          <w:u w:val="single" w:color="0000ff"/>
-          <w:rFonts w:ascii="Charis SIL Regular" w:hAnsi="Charis SIL Regular" w:eastAsia="Charis SIL Regular"/>
-          <w:b w:val="0"/>
-          <w:i w:val="0"/>
-          <w:color w:val="000000"/>
-          <w:sz w:val="24"/>
-        </w:rPr>
-        <w:hyperlink r:id="rId18" w:history="1">
-          <w:r>
-            <w:rPr>
-              <w:rStyle w:val="Hyperlink"/>
-            </w:rPr>
-            <w:t xml:space="preserve"> the </w:t>
-          </w:r>
-        </w:hyperlink>
+          <w:rFonts w:ascii="Charis SIL Regular" w:hAnsi="Charis SIL Regular" w:eastAsia="Charis SIL Regular"/>
+          <w:b w:val="0"/>
+          <w:i w:val="0"/>
+          <w:color w:val="000000"/>
+          <w:sz w:val="24"/>
+        </w:rPr>
+        <w:t xml:space="preserve">and the </w:t>
       </w:r>
       <w:r>
         <w:rPr>
@@ -3263,7 +3224,7 @@
           <w:sz w:val="24"/>
           <w:u w:val="single"/>
         </w:rPr>
-        <w:hyperlink r:id="rId18" w:history="1">
+        <w:hyperlink r:id="rId20" w:history="1">
           <w:r>
             <w:rPr>
               <w:rStyle w:val="Hyperlink"/>
@@ -3281,7 +3242,7 @@
           <w:sz w:val="24"/>
           <w:u w:val="single"/>
         </w:rPr>
-        <w:hyperlink r:id="rId18" w:history="1">
+        <w:hyperlink r:id="rId20" w:history="1">
           <w:r>
             <w:rPr>
               <w:rStyle w:val="Hyperlink"/>
@@ -3299,7 +3260,7 @@
           <w:sz w:val="24"/>
           <w:u w:val="single"/>
         </w:rPr>
-        <w:hyperlink r:id="rId18" w:history="1">
+        <w:hyperlink r:id="rId20" w:history="1">
           <w:r>
             <w:rPr>
               <w:rStyle w:val="Hyperlink"/>
@@ -3328,7 +3289,7 @@
           <w:sz w:val="24"/>
           <w:u w:val="single"/>
         </w:rPr>
-        <w:hyperlink r:id="rId18" w:history="1">
+        <w:hyperlink r:id="rId20" w:history="1">
           <w:r>
             <w:rPr>
               <w:rStyle w:val="Hyperlink"/>
@@ -5084,282 +5045,7 @@
           <w:color w:val="000000"/>
           <w:sz w:val="24"/>
         </w:rPr>
-        <w:t>' b</w:t>
-      </w:r>
-      <w:r>
-        <w:rPr>
-          <w:rFonts w:ascii="Charis SIL Regular" w:hAnsi="Charis SIL Regular" w:eastAsia="Charis SIL Regular"/>
-          <w:b w:val="0"/>
-          <w:i w:val="0"/>
-          <w:color w:val="000000"/>
-          <w:sz w:val="24"/>
-        </w:rPr>
-        <w:hyperlink r:id="rId27" w:history="1">
-          <w:r>
-            <w:rPr>
-              <w:rStyle w:val="Hyperlink"/>
-            </w:rPr>
-            <w:t>y h</w:t>
-          </w:r>
-        </w:hyperlink>
-      </w:r>
-      <w:r>
-        <w:rPr>
-          <w:rFonts w:ascii="Charis SIL Regular" w:hAnsi="Charis SIL Regular" w:eastAsia="Charis SIL Regular"/>
-          <w:b w:val="0"/>
-          <w:i w:val="0"/>
-          <w:color w:val="000000"/>
-          <w:sz w:val="24"/>
-        </w:rPr>
-        <w:hyperlink r:id="rId27" w:history="1">
-          <w:r>
-            <w:rPr>
-              <w:rStyle w:val="Hyperlink"/>
-            </w:rPr>
-            <w:t xml:space="preserve">istorian Adi </w:t>
-          </w:r>
-        </w:hyperlink>
-      </w:r>
-      <w:r>
-        <w:rPr>
-          <w:rFonts w:ascii="Charis SIL Regular" w:hAnsi="Charis SIL Regular" w:eastAsia="Charis SIL Regular"/>
-          <w:b w:val="0"/>
-          <w:i w:val="0"/>
-          <w:color w:val="000000"/>
-          <w:sz w:val="24"/>
-        </w:rPr>
-        <w:t>M</w:t>
-      </w:r>
-      <w:r>
-        <w:rPr>
-          <w:rFonts w:ascii="Charis SIL Regular" w:hAnsi="Charis SIL Regular" w:eastAsia="Charis SIL Regular"/>
-          <w:b w:val="0"/>
-          <w:i w:val="0"/>
-          <w:color w:val="000000"/>
-          <w:sz w:val="24"/>
-        </w:rPr>
-        <w:hyperlink r:id="rId27" w:history="1">
-          <w:r>
-            <w:rPr>
-              <w:rStyle w:val="Hyperlink"/>
-            </w:rPr>
-            <w:t>art</w:t>
-          </w:r>
-        </w:hyperlink>
-      </w:r>
-      <w:r>
-        <w:rPr>
-          <w:rFonts w:ascii="Charis SIL Regular" w:hAnsi="Charis SIL Regular" w:eastAsia="Charis SIL Regular"/>
-          <w:b w:val="0"/>
-          <w:i w:val="0"/>
-          <w:color w:val="000000"/>
-          <w:sz w:val="24"/>
-        </w:rPr>
-        <w:hyperlink r:id="rId27" w:history="1">
-          <w:r>
-            <w:rPr>
-              <w:rStyle w:val="Hyperlink"/>
-            </w:rPr>
-            <w:t>i</w:t>
-          </w:r>
-        </w:hyperlink>
-      </w:r>
-      <w:r>
-        <w:rPr>
-          <w:rFonts w:ascii="Charis SIL Regular" w:hAnsi="Charis SIL Regular" w:eastAsia="Charis SIL Regular"/>
-          <w:b w:val="0"/>
-          <w:i w:val="0"/>
-          <w:color w:val="000000"/>
-          <w:sz w:val="24"/>
-        </w:rPr>
-        <w:hyperlink r:id="rId27" w:history="1">
-          <w:r>
-            <w:rPr>
-              <w:rStyle w:val="Hyperlink"/>
-            </w:rPr>
-            <w:t>s desc</w:t>
-          </w:r>
-        </w:hyperlink>
-      </w:r>
-      <w:r>
-        <w:rPr>
-          <w:rFonts w:ascii="Charis SIL Regular" w:hAnsi="Charis SIL Regular" w:eastAsia="Charis SIL Regular"/>
-          <w:b w:val="0"/>
-          <w:i w:val="0"/>
-          <w:color w:val="000000"/>
-          <w:sz w:val="24"/>
-        </w:rPr>
-        <w:hyperlink r:id="rId27" w:history="1">
-          <w:r>
-            <w:rPr>
-              <w:rStyle w:val="Hyperlink"/>
-            </w:rPr>
-            <w:t>r</w:t>
-          </w:r>
-        </w:hyperlink>
-      </w:r>
-      <w:r>
-        <w:rPr>
-          <w:rFonts w:ascii="Charis SIL Regular" w:hAnsi="Charis SIL Regular" w:eastAsia="Charis SIL Regular"/>
-          <w:b w:val="0"/>
-          <w:i w:val="0"/>
-          <w:color w:val="000000"/>
-          <w:sz w:val="24"/>
-        </w:rPr>
-        <w:hyperlink r:id="rId27" w:history="1">
-          <w:r>
-            <w:rPr>
-              <w:rStyle w:val="Hyperlink"/>
-            </w:rPr>
-            <w:t>ibe</w:t>
-          </w:r>
-        </w:hyperlink>
-      </w:r>
-      <w:r>
-        <w:rPr>
-          <w:rFonts w:ascii="Charis SIL Regular" w:hAnsi="Charis SIL Regular" w:eastAsia="Charis SIL Regular"/>
-          <w:b w:val="0"/>
-          <w:i w:val="0"/>
-          <w:color w:val="000000"/>
-          <w:sz w:val="24"/>
-        </w:rPr>
-        <w:hyperlink r:id="rId27" w:history="1">
-          <w:r>
-            <w:rPr>
-              <w:rStyle w:val="Hyperlink"/>
-            </w:rPr>
-            <w:t xml:space="preserve">s the </w:t>
-          </w:r>
-        </w:hyperlink>
-      </w:r>
-      <w:r>
-        <w:rPr>
-          <w:rFonts w:ascii="Charis SIL Regular" w:hAnsi="Charis SIL Regular" w:eastAsia="Charis SIL Regular"/>
-          <w:b w:val="0"/>
-          <w:i w:val="0"/>
-          <w:color w:val="000000"/>
-          <w:sz w:val="24"/>
-        </w:rPr>
-        <w:hyperlink r:id="rId27" w:history="1">
-          <w:r>
-            <w:rPr>
-              <w:rStyle w:val="Hyperlink"/>
-            </w:rPr>
-            <w:t>p</w:t>
-          </w:r>
-        </w:hyperlink>
-      </w:r>
-      <w:r>
-        <w:rPr>
-          <w:rFonts w:ascii="Charis SIL Regular" w:hAnsi="Charis SIL Regular" w:eastAsia="Charis SIL Regular"/>
-          <w:b w:val="0"/>
-          <w:i w:val="0"/>
-          <w:color w:val="000000"/>
-          <w:sz w:val="24"/>
-        </w:rPr>
-        <w:hyperlink r:id="rId27" w:history="1">
-          <w:r>
-            <w:rPr>
-              <w:rStyle w:val="Hyperlink"/>
-            </w:rPr>
-            <w:t>r</w:t>
-          </w:r>
-        </w:hyperlink>
-      </w:r>
-      <w:r>
-        <w:rPr>
-          <w:rFonts w:ascii="Charis SIL Regular" w:hAnsi="Charis SIL Regular" w:eastAsia="Charis SIL Regular"/>
-          <w:b w:val="0"/>
-          <w:i w:val="0"/>
-          <w:color w:val="000000"/>
-          <w:sz w:val="24"/>
-        </w:rPr>
-        <w:hyperlink r:id="rId27" w:history="1">
-          <w:r>
-            <w:rPr>
-              <w:rStyle w:val="Hyperlink"/>
-            </w:rPr>
-            <w:t>eco</w:t>
-          </w:r>
-        </w:hyperlink>
-      </w:r>
-      <w:r>
-        <w:rPr>
-          <w:rFonts w:ascii="Charis SIL Regular" w:hAnsi="Charis SIL Regular" w:eastAsia="Charis SIL Regular"/>
-          <w:b w:val="0"/>
-          <w:i w:val="0"/>
-          <w:color w:val="000000"/>
-          <w:sz w:val="24"/>
-        </w:rPr>
-        <w:hyperlink r:id="rId27" w:history="1">
-          <w:r>
-            <w:rPr>
-              <w:rStyle w:val="Hyperlink"/>
-            </w:rPr>
-            <w:t>l</w:t>
-          </w:r>
-        </w:hyperlink>
-      </w:r>
-      <w:r>
-        <w:rPr>
-          <w:rFonts w:ascii="Charis SIL Regular" w:hAnsi="Charis SIL Regular" w:eastAsia="Charis SIL Regular"/>
-          <w:b w:val="0"/>
-          <w:i w:val="0"/>
-          <w:color w:val="000000"/>
-          <w:sz w:val="24"/>
-        </w:rPr>
-        <w:hyperlink r:id="rId27" w:history="1">
-          <w:r>
-            <w:rPr>
-              <w:rStyle w:val="Hyperlink"/>
-            </w:rPr>
-            <w:t>onial history</w:t>
-          </w:r>
-        </w:hyperlink>
-      </w:r>
-      <w:r>
-        <w:rPr>
-          <w:rFonts w:ascii="Charis SIL Regular" w:hAnsi="Charis SIL Regular" w:eastAsia="Charis SIL Regular"/>
-          <w:b w:val="0"/>
-          <w:i w:val="0"/>
-          <w:color w:val="000000"/>
-          <w:sz w:val="24"/>
-        </w:rPr>
-        <w:hyperlink r:id="rId27" w:history="1">
-          <w:r>
-            <w:rPr>
-              <w:rStyle w:val="Hyperlink"/>
-            </w:rPr>
-            <w:t xml:space="preserve"> of</w:t>
-          </w:r>
-        </w:hyperlink>
-      </w:r>
-      <w:r>
-        <w:rPr>
-          <w:rFonts w:ascii="Charis SIL Regular" w:hAnsi="Charis SIL Regular" w:eastAsia="Charis SIL Regular"/>
-          <w:b w:val="0"/>
-          <w:i w:val="0"/>
-          <w:color w:val="000000"/>
-          <w:sz w:val="24"/>
-        </w:rPr>
-        <w:t xml:space="preserve"> </w:t>
-      </w:r>
-      <w:r>
-        <w:rPr>
-          <w:rFonts w:ascii="Charis SIL Regular" w:hAnsi="Charis SIL Regular" w:eastAsia="Charis SIL Regular"/>
-          <w:b w:val="0"/>
-          <w:i w:val="0"/>
-          <w:color w:val="000000"/>
-          <w:sz w:val="24"/>
-        </w:rPr>
-        <w:hyperlink r:id="rId27" w:history="1">
-          <w:r>
-            <w:rPr>
-              <w:rStyle w:val="Hyperlink"/>
-            </w:rPr>
-            <w:t>Aruba and</w:t>
-          </w:r>
-        </w:hyperlink>
+        <w:t>' by historian Adi Martis describes the precolonial history of Aruba and</w:t>
       </w:r>
       <w:r>
         <w:rPr>
@@ -5585,13 +5271,29 @@
             <w:rPr>
               <w:rStyle w:val="Hyperlink"/>
             </w:rPr>
-            <w:t>eritage fie</w:t>
+            <w:t>eritage fi</w:t>
           </w:r>
         </w:hyperlink>
       </w:r>
       <w:r>
         <w:rPr>
-          <w:u w:val="single" w:color="0000ff"/>
+          <w:rFonts w:ascii="Charis SIL Regular" w:hAnsi="Charis SIL Regular" w:eastAsia="Charis SIL Regular"/>
+          <w:b w:val="0"/>
+          <w:i w:val="0"/>
+          <w:color w:val="000000"/>
+          <w:sz w:val="24"/>
+        </w:rPr>
+        <w:hyperlink r:id="rId28" w:history="1">
+          <w:r>
+            <w:rPr>
+              <w:rStyle w:val="Hyperlink"/>
+            </w:rPr>
+            <w:t>e</w:t>
+          </w:r>
+        </w:hyperlink>
+      </w:r>
+      <w:r>
+        <w:rPr>
           <w:rFonts w:ascii="Charis SIL Regular" w:hAnsi="Charis SIL Regular" w:eastAsia="Charis SIL Regular"/>
           <w:b w:val="0"/>
           <w:i w:val="0"/>
@@ -5686,7 +5388,7 @@
             <w:rPr>
               <w:rStyle w:val="Hyperlink"/>
             </w:rPr>
-            <w:t>98, the f</w:t>
+            <w:t>98, the fo</w:t>
           </w:r>
         </w:hyperlink>
       </w:r>
@@ -5698,7 +5400,7 @@
           <w:color w:val="000000"/>
           <w:sz w:val="24"/>
         </w:rPr>
-        <w:t xml:space="preserve">oundation aims to document, collect and </w:t>
+        <w:t xml:space="preserve">undation aims to document, collect and </w:t>
       </w:r>
       <w:r>
         <w:rPr>
@@ -6553,67 +6255,13 @@
       </w:r>
       <w:r>
         <w:rPr>
-          <w:u w:val="single" w:color="0000ff"/>
-          <w:rFonts w:ascii="Charis SIL Regular" w:hAnsi="Charis SIL Regular" w:eastAsia="Charis SIL Regular"/>
-          <w:b w:val="0"/>
-          <w:i w:val="0"/>
-          <w:color w:val="000000"/>
-          <w:sz w:val="24"/>
-        </w:rPr>
-        <w:hyperlink r:id="rId13" w:history="1">
-          <w:r>
-            <w:rPr>
-              <w:rStyle w:val="Hyperlink"/>
-            </w:rPr>
-            <w:t>h</w:t>
-          </w:r>
-        </w:hyperlink>
-      </w:r>
-      <w:r>
-        <w:rPr>
-          <w:u w:val="single" w:color="0000ff"/>
-          <w:rFonts w:ascii="Charis SIL Regular" w:hAnsi="Charis SIL Regular" w:eastAsia="Charis SIL Regular"/>
-          <w:b w:val="0"/>
-          <w:i w:val="0"/>
-          <w:color w:val="000000"/>
-          <w:sz w:val="24"/>
-        </w:rPr>
-        <w:hyperlink r:id="rId13" w:history="1">
-          <w:r>
-            <w:rPr>
-              <w:rStyle w:val="Hyperlink"/>
-            </w:rPr>
-            <w:t>i</w:t>
-          </w:r>
-        </w:hyperlink>
-      </w:r>
-      <w:r>
-        <w:rPr>
-          <w:u w:val="single" w:color="0000ff"/>
-          <w:rFonts w:ascii="Charis SIL Regular" w:hAnsi="Charis SIL Regular" w:eastAsia="Charis SIL Regular"/>
-          <w:b w:val="0"/>
-          <w:i w:val="0"/>
-          <w:color w:val="000000"/>
-          <w:sz w:val="24"/>
-        </w:rPr>
-        <w:hyperlink r:id="rId13" w:history="1">
-          <w:r>
-            <w:rPr>
-              <w:rStyle w:val="Hyperlink"/>
-            </w:rPr>
-            <w:t xml:space="preserve">story of </w:t>
-          </w:r>
-        </w:hyperlink>
-      </w:r>
-      <w:r>
-        <w:rPr>
-          <w:rFonts w:ascii="Charis SIL Regular" w:hAnsi="Charis SIL Regular" w:eastAsia="Charis SIL Regular"/>
-          <w:b w:val="0"/>
-          <w:i w:val="0"/>
-          <w:color w:val="000000"/>
-          <w:sz w:val="24"/>
-        </w:rPr>
-        <w:t xml:space="preserve">Curaçao. The research aids </w:t>
+          <w:rFonts w:ascii="Charis SIL Regular" w:hAnsi="Charis SIL Regular" w:eastAsia="Charis SIL Regular"/>
+          <w:b w:val="0"/>
+          <w:i w:val="0"/>
+          <w:color w:val="000000"/>
+          <w:sz w:val="24"/>
+        </w:rPr>
+        <w:t xml:space="preserve">history of Curaçao. The research aids </w:t>
       </w:r>
       <w:r>
         <w:rPr>
@@ -6931,7 +6579,7 @@
           <w:sz w:val="24"/>
           <w:u w:val="single"/>
         </w:rPr>
-        <w:hyperlink r:id="rId33" w:history="1">
+        <w:hyperlink r:id="rId32" w:history="1">
           <w:r>
             <w:rPr>
               <w:rStyle w:val="Hyperlink"/>
@@ -6949,7 +6597,7 @@
           <w:sz w:val="24"/>
           <w:u w:val="single"/>
         </w:rPr>
-        <w:hyperlink r:id="rId33" w:history="1">
+        <w:hyperlink r:id="rId32" w:history="1">
           <w:r>
             <w:rPr>
               <w:rStyle w:val="Hyperlink"/>
@@ -6967,7 +6615,7 @@
           <w:sz w:val="24"/>
           <w:u w:val="single"/>
         </w:rPr>
-        <w:hyperlink r:id="rId33" w:history="1">
+        <w:hyperlink r:id="rId32" w:history="1">
           <w:r>
             <w:rPr>
               <w:rStyle w:val="Hyperlink"/>
@@ -6996,7 +6644,7 @@
           <w:sz w:val="24"/>
           <w:u w:val="single"/>
         </w:rPr>
-        <w:hyperlink r:id="rId33" w:history="1">
+        <w:hyperlink r:id="rId32" w:history="1">
           <w:r>
             <w:rPr>
               <w:rStyle w:val="Hyperlink"/>
@@ -7014,7 +6662,7 @@
           <w:sz w:val="24"/>
           <w:u w:val="single"/>
         </w:rPr>
-        <w:hyperlink r:id="rId32" w:history="1">
+        <w:hyperlink r:id="rId33" w:history="1">
           <w:r>
             <w:rPr>
               <w:rStyle w:val="Hyperlink"/>
@@ -7032,7 +6680,7 @@
           <w:sz w:val="24"/>
           <w:u w:val="single"/>
         </w:rPr>
-        <w:hyperlink r:id="rId32" w:history="1">
+        <w:hyperlink r:id="rId33" w:history="1">
           <w:r>
             <w:rPr>
               <w:rStyle w:val="Hyperlink"/>
@@ -7050,7 +6698,7 @@
           <w:sz w:val="24"/>
           <w:u w:val="single"/>
         </w:rPr>
-        <w:hyperlink r:id="rId32" w:history="1">
+        <w:hyperlink r:id="rId33" w:history="1">
           <w:r>
             <w:rPr>
               <w:rStyle w:val="Hyperlink"/>

--- a/EXPORTS/DOCX/published/niveau2/English/ArubaBonaireCuracao.docx
+++ b/EXPORTS/DOCX/published/niveau2/English/ArubaBonaireCuracao.docx
@@ -670,13 +670,21 @@
       </w:r>
       <w:r>
         <w:rPr>
-          <w:rFonts w:ascii="Charis SIL Regular" w:hAnsi="Charis SIL Regular" w:eastAsia="Charis SIL Regular"/>
-          <w:b w:val="0"/>
-          <w:i w:val="0"/>
-          <w:color w:val="000000"/>
-          <w:sz w:val="24"/>
-        </w:rPr>
-        <w:t>gd</w:t>
+          <w:u w:val="single" w:color="0000ff"/>
+          <w:rFonts w:ascii="Charis SIL Regular" w:hAnsi="Charis SIL Regular" w:eastAsia="Charis SIL Regular"/>
+          <w:b w:val="0"/>
+          <w:i w:val="0"/>
+          <w:color w:val="000000"/>
+          <w:sz w:val="24"/>
+        </w:rPr>
+        <w:hyperlink r:id="rId10" w:history="1">
+          <w:r>
+            <w:rPr>
+              <w:rStyle w:val="Hyperlink"/>
+            </w:rPr>
+            <w:t>gd</w:t>
+          </w:r>
+        </w:hyperlink>
       </w:r>
       <w:r>
         <w:rPr>
@@ -734,7 +742,6 @@
       </w:r>
       <w:r>
         <w:rPr>
-          <w:u w:val="single" w:color="0000ff"/>
           <w:rFonts w:ascii="Charis SIL Regular" w:hAnsi="Charis SIL Regular" w:eastAsia="Charis SIL Regular"/>
           <w:b w:val="0"/>
           <w:i w:val="0"/>
@@ -1439,9 +1446,15 @@
           <w:i w:val="0"/>
           <w:color w:val="0000FF"/>
           <w:sz w:val="24"/>
-          <w:u w:val="single"/>
-        </w:rPr>
-        <w:t>ce</w:t>
+        </w:rPr>
+        <w:hyperlink r:id="rId14" w:history="1">
+          <w:r>
+            <w:rPr>
+              <w:rStyle w:val="Hyperlink"/>
+            </w:rPr>
+            <w:t>ce</w:t>
+          </w:r>
+        </w:hyperlink>
       </w:r>
       <w:r>
         <w:rPr>
@@ -3207,13 +3220,39 @@
       </w:r>
       <w:r>
         <w:rPr>
-          <w:rFonts w:ascii="Charis SIL Regular" w:hAnsi="Charis SIL Regular" w:eastAsia="Charis SIL Regular"/>
-          <w:b w:val="0"/>
-          <w:i w:val="0"/>
-          <w:color w:val="000000"/>
-          <w:sz w:val="24"/>
-        </w:rPr>
-        <w:t xml:space="preserve">and the </w:t>
+          <w:u w:val="single" w:color="0000ff"/>
+          <w:rFonts w:ascii="Charis SIL Regular" w:hAnsi="Charis SIL Regular" w:eastAsia="Charis SIL Regular"/>
+          <w:b w:val="0"/>
+          <w:i w:val="0"/>
+          <w:color w:val="000000"/>
+          <w:sz w:val="24"/>
+        </w:rPr>
+        <w:hyperlink r:id="rId18" w:history="1">
+          <w:r>
+            <w:rPr>
+              <w:rStyle w:val="Hyperlink"/>
+            </w:rPr>
+            <w:t>and</w:t>
+          </w:r>
+        </w:hyperlink>
+      </w:r>
+      <w:r>
+        <w:rPr>
+          <w:u w:val="single" w:color="0000ff"/>
+          <w:rFonts w:ascii="Charis SIL Regular" w:hAnsi="Charis SIL Regular" w:eastAsia="Charis SIL Regular"/>
+          <w:b w:val="0"/>
+          <w:i w:val="0"/>
+          <w:color w:val="000000"/>
+          <w:sz w:val="24"/>
+        </w:rPr>
+        <w:hyperlink r:id="rId18" w:history="1">
+          <w:r>
+            <w:rPr>
+              <w:rStyle w:val="Hyperlink"/>
+            </w:rPr>
+            <w:t xml:space="preserve"> the </w:t>
+          </w:r>
+        </w:hyperlink>
       </w:r>
       <w:r>
         <w:rPr>
@@ -3224,7 +3263,7 @@
           <w:sz w:val="24"/>
           <w:u w:val="single"/>
         </w:rPr>
-        <w:hyperlink r:id="rId20" w:history="1">
+        <w:hyperlink r:id="rId18" w:history="1">
           <w:r>
             <w:rPr>
               <w:rStyle w:val="Hyperlink"/>
@@ -3242,7 +3281,7 @@
           <w:sz w:val="24"/>
           <w:u w:val="single"/>
         </w:rPr>
-        <w:hyperlink r:id="rId20" w:history="1">
+        <w:hyperlink r:id="rId18" w:history="1">
           <w:r>
             <w:rPr>
               <w:rStyle w:val="Hyperlink"/>
@@ -3260,7 +3299,7 @@
           <w:sz w:val="24"/>
           <w:u w:val="single"/>
         </w:rPr>
-        <w:hyperlink r:id="rId20" w:history="1">
+        <w:hyperlink r:id="rId18" w:history="1">
           <w:r>
             <w:rPr>
               <w:rStyle w:val="Hyperlink"/>
@@ -3289,7 +3328,7 @@
           <w:sz w:val="24"/>
           <w:u w:val="single"/>
         </w:rPr>
-        <w:hyperlink r:id="rId20" w:history="1">
+        <w:hyperlink r:id="rId18" w:history="1">
           <w:r>
             <w:rPr>
               <w:rStyle w:val="Hyperlink"/>
@@ -3818,31 +3857,13 @@
       </w:r>
       <w:r>
         <w:rPr>
-          <w:u w:val="single" w:color="0000ff"/>
-          <w:rFonts w:ascii="Charis SIL Regular" w:hAnsi="Charis SIL Regular" w:eastAsia="Charis SIL Regular"/>
-          <w:b w:val="0"/>
-          <w:i w:val="0"/>
-          <w:color w:val="000000"/>
-          <w:sz w:val="24"/>
-        </w:rPr>
-        <w:hyperlink r:id="rId21" w:history="1">
-          <w:r>
-            <w:rPr>
-              <w:rStyle w:val="Hyperlink"/>
-            </w:rPr>
-            <w:t>Netherlands</w:t>
-          </w:r>
-        </w:hyperlink>
-      </w:r>
-      <w:r>
-        <w:rPr>
-          <w:rFonts w:ascii="Charis SIL Regular" w:hAnsi="Charis SIL Regular" w:eastAsia="Charis SIL Regular"/>
-          <w:b w:val="0"/>
-          <w:i w:val="0"/>
-          <w:color w:val="000000"/>
-          <w:sz w:val="24"/>
-        </w:rPr>
-        <w:t xml:space="preserve">. There is also a specific </w:t>
+          <w:rFonts w:ascii="Charis SIL Regular" w:hAnsi="Charis SIL Regular" w:eastAsia="Charis SIL Regular"/>
+          <w:b w:val="0"/>
+          <w:i w:val="0"/>
+          <w:color w:val="000000"/>
+          <w:sz w:val="24"/>
+        </w:rPr>
+        <w:t xml:space="preserve">Netherlands. There is also a specific </w:t>
       </w:r>
       <w:r>
         <w:rPr>
@@ -3851,6 +3872,7 @@
           <w:i w:val="0"/>
           <w:color w:val="0000FF"/>
           <w:sz w:val="24"/>
+          <w:u w:val="single"/>
         </w:rPr>
         <w:hyperlink r:id="rId23" w:history="1">
           <w:r>
@@ -4115,7 +4137,7 @@
           <w:sz w:val="24"/>
           <w:u w:val="single"/>
         </w:rPr>
-        <w:hyperlink r:id="rId24" w:history="1">
+        <w:hyperlink r:id="rId25" w:history="1">
           <w:r>
             <w:rPr>
               <w:rStyle w:val="Hyperlink"/>
@@ -4142,8 +4164,16 @@
           <w:i w:val="0"/>
           <w:color w:val="0000FF"/>
           <w:sz w:val="24"/>
-        </w:rPr>
-        <w:t>A</w:t>
+          <w:u w:val="single"/>
+        </w:rPr>
+        <w:hyperlink r:id="rId25" w:history="1">
+          <w:r>
+            <w:rPr>
+              <w:rStyle w:val="Hyperlink"/>
+            </w:rPr>
+            <w:t>A</w:t>
+          </w:r>
+        </w:hyperlink>
       </w:r>
       <w:r>
         <w:rPr>
@@ -4154,7 +4184,7 @@
           <w:sz w:val="24"/>
           <w:u w:val="single"/>
         </w:rPr>
-        <w:hyperlink r:id="rId24" w:history="1">
+        <w:hyperlink r:id="rId25" w:history="1">
           <w:r>
             <w:rPr>
               <w:rStyle w:val="Hyperlink"/>
@@ -5045,7 +5075,282 @@
           <w:color w:val="000000"/>
           <w:sz w:val="24"/>
         </w:rPr>
-        <w:t>' by historian Adi Martis describes the precolonial history of Aruba and</w:t>
+        <w:t>' b</w:t>
+      </w:r>
+      <w:r>
+        <w:rPr>
+          <w:rFonts w:ascii="Charis SIL Regular" w:hAnsi="Charis SIL Regular" w:eastAsia="Charis SIL Regular"/>
+          <w:b w:val="0"/>
+          <w:i w:val="0"/>
+          <w:color w:val="000000"/>
+          <w:sz w:val="24"/>
+        </w:rPr>
+        <w:hyperlink r:id="rId27" w:history="1">
+          <w:r>
+            <w:rPr>
+              <w:rStyle w:val="Hyperlink"/>
+            </w:rPr>
+            <w:t>y h</w:t>
+          </w:r>
+        </w:hyperlink>
+      </w:r>
+      <w:r>
+        <w:rPr>
+          <w:rFonts w:ascii="Charis SIL Regular" w:hAnsi="Charis SIL Regular" w:eastAsia="Charis SIL Regular"/>
+          <w:b w:val="0"/>
+          <w:i w:val="0"/>
+          <w:color w:val="000000"/>
+          <w:sz w:val="24"/>
+        </w:rPr>
+        <w:hyperlink r:id="rId27" w:history="1">
+          <w:r>
+            <w:rPr>
+              <w:rStyle w:val="Hyperlink"/>
+            </w:rPr>
+            <w:t xml:space="preserve">istorian Adi </w:t>
+          </w:r>
+        </w:hyperlink>
+      </w:r>
+      <w:r>
+        <w:rPr>
+          <w:rFonts w:ascii="Charis SIL Regular" w:hAnsi="Charis SIL Regular" w:eastAsia="Charis SIL Regular"/>
+          <w:b w:val="0"/>
+          <w:i w:val="0"/>
+          <w:color w:val="000000"/>
+          <w:sz w:val="24"/>
+        </w:rPr>
+        <w:t>M</w:t>
+      </w:r>
+      <w:r>
+        <w:rPr>
+          <w:rFonts w:ascii="Charis SIL Regular" w:hAnsi="Charis SIL Regular" w:eastAsia="Charis SIL Regular"/>
+          <w:b w:val="0"/>
+          <w:i w:val="0"/>
+          <w:color w:val="000000"/>
+          <w:sz w:val="24"/>
+        </w:rPr>
+        <w:hyperlink r:id="rId27" w:history="1">
+          <w:r>
+            <w:rPr>
+              <w:rStyle w:val="Hyperlink"/>
+            </w:rPr>
+            <w:t>art</w:t>
+          </w:r>
+        </w:hyperlink>
+      </w:r>
+      <w:r>
+        <w:rPr>
+          <w:rFonts w:ascii="Charis SIL Regular" w:hAnsi="Charis SIL Regular" w:eastAsia="Charis SIL Regular"/>
+          <w:b w:val="0"/>
+          <w:i w:val="0"/>
+          <w:color w:val="000000"/>
+          <w:sz w:val="24"/>
+        </w:rPr>
+        <w:hyperlink r:id="rId27" w:history="1">
+          <w:r>
+            <w:rPr>
+              <w:rStyle w:val="Hyperlink"/>
+            </w:rPr>
+            <w:t>i</w:t>
+          </w:r>
+        </w:hyperlink>
+      </w:r>
+      <w:r>
+        <w:rPr>
+          <w:rFonts w:ascii="Charis SIL Regular" w:hAnsi="Charis SIL Regular" w:eastAsia="Charis SIL Regular"/>
+          <w:b w:val="0"/>
+          <w:i w:val="0"/>
+          <w:color w:val="000000"/>
+          <w:sz w:val="24"/>
+        </w:rPr>
+        <w:hyperlink r:id="rId27" w:history="1">
+          <w:r>
+            <w:rPr>
+              <w:rStyle w:val="Hyperlink"/>
+            </w:rPr>
+            <w:t>s desc</w:t>
+          </w:r>
+        </w:hyperlink>
+      </w:r>
+      <w:r>
+        <w:rPr>
+          <w:rFonts w:ascii="Charis SIL Regular" w:hAnsi="Charis SIL Regular" w:eastAsia="Charis SIL Regular"/>
+          <w:b w:val="0"/>
+          <w:i w:val="0"/>
+          <w:color w:val="000000"/>
+          <w:sz w:val="24"/>
+        </w:rPr>
+        <w:hyperlink r:id="rId27" w:history="1">
+          <w:r>
+            <w:rPr>
+              <w:rStyle w:val="Hyperlink"/>
+            </w:rPr>
+            <w:t>r</w:t>
+          </w:r>
+        </w:hyperlink>
+      </w:r>
+      <w:r>
+        <w:rPr>
+          <w:rFonts w:ascii="Charis SIL Regular" w:hAnsi="Charis SIL Regular" w:eastAsia="Charis SIL Regular"/>
+          <w:b w:val="0"/>
+          <w:i w:val="0"/>
+          <w:color w:val="000000"/>
+          <w:sz w:val="24"/>
+        </w:rPr>
+        <w:hyperlink r:id="rId27" w:history="1">
+          <w:r>
+            <w:rPr>
+              <w:rStyle w:val="Hyperlink"/>
+            </w:rPr>
+            <w:t>ibe</w:t>
+          </w:r>
+        </w:hyperlink>
+      </w:r>
+      <w:r>
+        <w:rPr>
+          <w:rFonts w:ascii="Charis SIL Regular" w:hAnsi="Charis SIL Regular" w:eastAsia="Charis SIL Regular"/>
+          <w:b w:val="0"/>
+          <w:i w:val="0"/>
+          <w:color w:val="000000"/>
+          <w:sz w:val="24"/>
+        </w:rPr>
+        <w:hyperlink r:id="rId27" w:history="1">
+          <w:r>
+            <w:rPr>
+              <w:rStyle w:val="Hyperlink"/>
+            </w:rPr>
+            <w:t xml:space="preserve">s the </w:t>
+          </w:r>
+        </w:hyperlink>
+      </w:r>
+      <w:r>
+        <w:rPr>
+          <w:rFonts w:ascii="Charis SIL Regular" w:hAnsi="Charis SIL Regular" w:eastAsia="Charis SIL Regular"/>
+          <w:b w:val="0"/>
+          <w:i w:val="0"/>
+          <w:color w:val="000000"/>
+          <w:sz w:val="24"/>
+        </w:rPr>
+        <w:hyperlink r:id="rId27" w:history="1">
+          <w:r>
+            <w:rPr>
+              <w:rStyle w:val="Hyperlink"/>
+            </w:rPr>
+            <w:t>p</w:t>
+          </w:r>
+        </w:hyperlink>
+      </w:r>
+      <w:r>
+        <w:rPr>
+          <w:rFonts w:ascii="Charis SIL Regular" w:hAnsi="Charis SIL Regular" w:eastAsia="Charis SIL Regular"/>
+          <w:b w:val="0"/>
+          <w:i w:val="0"/>
+          <w:color w:val="000000"/>
+          <w:sz w:val="24"/>
+        </w:rPr>
+        <w:hyperlink r:id="rId27" w:history="1">
+          <w:r>
+            <w:rPr>
+              <w:rStyle w:val="Hyperlink"/>
+            </w:rPr>
+            <w:t>r</w:t>
+          </w:r>
+        </w:hyperlink>
+      </w:r>
+      <w:r>
+        <w:rPr>
+          <w:rFonts w:ascii="Charis SIL Regular" w:hAnsi="Charis SIL Regular" w:eastAsia="Charis SIL Regular"/>
+          <w:b w:val="0"/>
+          <w:i w:val="0"/>
+          <w:color w:val="000000"/>
+          <w:sz w:val="24"/>
+        </w:rPr>
+        <w:hyperlink r:id="rId27" w:history="1">
+          <w:r>
+            <w:rPr>
+              <w:rStyle w:val="Hyperlink"/>
+            </w:rPr>
+            <w:t>eco</w:t>
+          </w:r>
+        </w:hyperlink>
+      </w:r>
+      <w:r>
+        <w:rPr>
+          <w:rFonts w:ascii="Charis SIL Regular" w:hAnsi="Charis SIL Regular" w:eastAsia="Charis SIL Regular"/>
+          <w:b w:val="0"/>
+          <w:i w:val="0"/>
+          <w:color w:val="000000"/>
+          <w:sz w:val="24"/>
+        </w:rPr>
+        <w:hyperlink r:id="rId27" w:history="1">
+          <w:r>
+            <w:rPr>
+              <w:rStyle w:val="Hyperlink"/>
+            </w:rPr>
+            <w:t>l</w:t>
+          </w:r>
+        </w:hyperlink>
+      </w:r>
+      <w:r>
+        <w:rPr>
+          <w:rFonts w:ascii="Charis SIL Regular" w:hAnsi="Charis SIL Regular" w:eastAsia="Charis SIL Regular"/>
+          <w:b w:val="0"/>
+          <w:i w:val="0"/>
+          <w:color w:val="000000"/>
+          <w:sz w:val="24"/>
+        </w:rPr>
+        <w:hyperlink r:id="rId27" w:history="1">
+          <w:r>
+            <w:rPr>
+              <w:rStyle w:val="Hyperlink"/>
+            </w:rPr>
+            <w:t>onial history</w:t>
+          </w:r>
+        </w:hyperlink>
+      </w:r>
+      <w:r>
+        <w:rPr>
+          <w:rFonts w:ascii="Charis SIL Regular" w:hAnsi="Charis SIL Regular" w:eastAsia="Charis SIL Regular"/>
+          <w:b w:val="0"/>
+          <w:i w:val="0"/>
+          <w:color w:val="000000"/>
+          <w:sz w:val="24"/>
+        </w:rPr>
+        <w:hyperlink r:id="rId27" w:history="1">
+          <w:r>
+            <w:rPr>
+              <w:rStyle w:val="Hyperlink"/>
+            </w:rPr>
+            <w:t xml:space="preserve"> of</w:t>
+          </w:r>
+        </w:hyperlink>
+      </w:r>
+      <w:r>
+        <w:rPr>
+          <w:rFonts w:ascii="Charis SIL Regular" w:hAnsi="Charis SIL Regular" w:eastAsia="Charis SIL Regular"/>
+          <w:b w:val="0"/>
+          <w:i w:val="0"/>
+          <w:color w:val="000000"/>
+          <w:sz w:val="24"/>
+        </w:rPr>
+        <w:t xml:space="preserve"> </w:t>
+      </w:r>
+      <w:r>
+        <w:rPr>
+          <w:rFonts w:ascii="Charis SIL Regular" w:hAnsi="Charis SIL Regular" w:eastAsia="Charis SIL Regular"/>
+          <w:b w:val="0"/>
+          <w:i w:val="0"/>
+          <w:color w:val="000000"/>
+          <w:sz w:val="24"/>
+        </w:rPr>
+        <w:hyperlink r:id="rId27" w:history="1">
+          <w:r>
+            <w:rPr>
+              <w:rStyle w:val="Hyperlink"/>
+            </w:rPr>
+            <w:t>Aruba and</w:t>
+          </w:r>
+        </w:hyperlink>
       </w:r>
       <w:r>
         <w:rPr>
@@ -5271,29 +5576,13 @@
             <w:rPr>
               <w:rStyle w:val="Hyperlink"/>
             </w:rPr>
-            <w:t>eritage fi</w:t>
+            <w:t>eritage fie</w:t>
           </w:r>
         </w:hyperlink>
       </w:r>
       <w:r>
         <w:rPr>
-          <w:rFonts w:ascii="Charis SIL Regular" w:hAnsi="Charis SIL Regular" w:eastAsia="Charis SIL Regular"/>
-          <w:b w:val="0"/>
-          <w:i w:val="0"/>
-          <w:color w:val="000000"/>
-          <w:sz w:val="24"/>
-        </w:rPr>
-        <w:hyperlink r:id="rId28" w:history="1">
-          <w:r>
-            <w:rPr>
-              <w:rStyle w:val="Hyperlink"/>
-            </w:rPr>
-            <w:t>e</w:t>
-          </w:r>
-        </w:hyperlink>
-      </w:r>
-      <w:r>
-        <w:rPr>
+          <w:u w:val="single" w:color="0000ff"/>
           <w:rFonts w:ascii="Charis SIL Regular" w:hAnsi="Charis SIL Regular" w:eastAsia="Charis SIL Regular"/>
           <w:b w:val="0"/>
           <w:i w:val="0"/>
@@ -5388,7 +5677,7 @@
             <w:rPr>
               <w:rStyle w:val="Hyperlink"/>
             </w:rPr>
-            <w:t>98, the fo</w:t>
+            <w:t>98, the f</w:t>
           </w:r>
         </w:hyperlink>
       </w:r>
@@ -5400,7 +5689,7 @@
           <w:color w:val="000000"/>
           <w:sz w:val="24"/>
         </w:rPr>
-        <w:t xml:space="preserve">undation aims to document, collect and </w:t>
+        <w:t xml:space="preserve">oundation aims to document, collect and </w:t>
       </w:r>
       <w:r>
         <w:rPr>
@@ -6255,13 +6544,67 @@
       </w:r>
       <w:r>
         <w:rPr>
-          <w:rFonts w:ascii="Charis SIL Regular" w:hAnsi="Charis SIL Regular" w:eastAsia="Charis SIL Regular"/>
-          <w:b w:val="0"/>
-          <w:i w:val="0"/>
-          <w:color w:val="000000"/>
-          <w:sz w:val="24"/>
-        </w:rPr>
-        <w:t xml:space="preserve">history of Curaçao. The research aids </w:t>
+          <w:u w:val="single" w:color="0000ff"/>
+          <w:rFonts w:ascii="Charis SIL Regular" w:hAnsi="Charis SIL Regular" w:eastAsia="Charis SIL Regular"/>
+          <w:b w:val="0"/>
+          <w:i w:val="0"/>
+          <w:color w:val="000000"/>
+          <w:sz w:val="24"/>
+        </w:rPr>
+        <w:hyperlink r:id="rId13" w:history="1">
+          <w:r>
+            <w:rPr>
+              <w:rStyle w:val="Hyperlink"/>
+            </w:rPr>
+            <w:t>h</w:t>
+          </w:r>
+        </w:hyperlink>
+      </w:r>
+      <w:r>
+        <w:rPr>
+          <w:u w:val="single" w:color="0000ff"/>
+          <w:rFonts w:ascii="Charis SIL Regular" w:hAnsi="Charis SIL Regular" w:eastAsia="Charis SIL Regular"/>
+          <w:b w:val="0"/>
+          <w:i w:val="0"/>
+          <w:color w:val="000000"/>
+          <w:sz w:val="24"/>
+        </w:rPr>
+        <w:hyperlink r:id="rId13" w:history="1">
+          <w:r>
+            <w:rPr>
+              <w:rStyle w:val="Hyperlink"/>
+            </w:rPr>
+            <w:t>i</w:t>
+          </w:r>
+        </w:hyperlink>
+      </w:r>
+      <w:r>
+        <w:rPr>
+          <w:u w:val="single" w:color="0000ff"/>
+          <w:rFonts w:ascii="Charis SIL Regular" w:hAnsi="Charis SIL Regular" w:eastAsia="Charis SIL Regular"/>
+          <w:b w:val="0"/>
+          <w:i w:val="0"/>
+          <w:color w:val="000000"/>
+          <w:sz w:val="24"/>
+        </w:rPr>
+        <w:hyperlink r:id="rId13" w:history="1">
+          <w:r>
+            <w:rPr>
+              <w:rStyle w:val="Hyperlink"/>
+            </w:rPr>
+            <w:t xml:space="preserve">story of </w:t>
+          </w:r>
+        </w:hyperlink>
+      </w:r>
+      <w:r>
+        <w:rPr>
+          <w:rFonts w:ascii="Charis SIL Regular" w:hAnsi="Charis SIL Regular" w:eastAsia="Charis SIL Regular"/>
+          <w:b w:val="0"/>
+          <w:i w:val="0"/>
+          <w:color w:val="000000"/>
+          <w:sz w:val="24"/>
+        </w:rPr>
+        <w:t xml:space="preserve">Curaçao. The research aids </w:t>
       </w:r>
       <w:r>
         <w:rPr>
@@ -6579,7 +6922,7 @@
           <w:sz w:val="24"/>
           <w:u w:val="single"/>
         </w:rPr>
-        <w:hyperlink r:id="rId32" w:history="1">
+        <w:hyperlink r:id="rId33" w:history="1">
           <w:r>
             <w:rPr>
               <w:rStyle w:val="Hyperlink"/>
@@ -6597,7 +6940,7 @@
           <w:sz w:val="24"/>
           <w:u w:val="single"/>
         </w:rPr>
-        <w:hyperlink r:id="rId32" w:history="1">
+        <w:hyperlink r:id="rId33" w:history="1">
           <w:r>
             <w:rPr>
               <w:rStyle w:val="Hyperlink"/>
@@ -6615,7 +6958,7 @@
           <w:sz w:val="24"/>
           <w:u w:val="single"/>
         </w:rPr>
-        <w:hyperlink r:id="rId32" w:history="1">
+        <w:hyperlink r:id="rId33" w:history="1">
           <w:r>
             <w:rPr>
               <w:rStyle w:val="Hyperlink"/>
@@ -6644,7 +6987,7 @@
           <w:sz w:val="24"/>
           <w:u w:val="single"/>
         </w:rPr>
-        <w:hyperlink r:id="rId32" w:history="1">
+        <w:hyperlink r:id="rId33" w:history="1">
           <w:r>
             <w:rPr>
               <w:rStyle w:val="Hyperlink"/>

--- a/EXPORTS/DOCX/published/niveau2/English/ArubaBonaireCuracao.docx
+++ b/EXPORTS/DOCX/published/niveau2/English/ArubaBonaireCuracao.docx
@@ -659,32 +659,7 @@
           <w:color w:val="000000"/>
           <w:sz w:val="24"/>
         </w:rPr>
-        <w:hyperlink r:id="rId10" w:history="1">
-          <w:r>
-            <w:rPr>
-              <w:rStyle w:val="Hyperlink"/>
-            </w:rPr>
-            <w:t>ed Kin</w:t>
-          </w:r>
-        </w:hyperlink>
-      </w:r>
-      <w:r>
-        <w:rPr>
-          <w:u w:val="single" w:color="0000ff"/>
-          <w:rFonts w:ascii="Charis SIL Regular" w:hAnsi="Charis SIL Regular" w:eastAsia="Charis SIL Regular"/>
-          <w:b w:val="0"/>
-          <w:i w:val="0"/>
-          <w:color w:val="000000"/>
-          <w:sz w:val="24"/>
-        </w:rPr>
-        <w:hyperlink r:id="rId10" w:history="1">
-          <w:r>
-            <w:rPr>
-              <w:rStyle w:val="Hyperlink"/>
-            </w:rPr>
-            <w:t>gd</w:t>
-          </w:r>
-        </w:hyperlink>
+        <w:t>ed Kingd</w:t>
       </w:r>
       <w:r>
         <w:rPr>
@@ -731,24 +706,7 @@
           <w:color w:val="000000"/>
           <w:sz w:val="24"/>
         </w:rPr>
-        <w:hyperlink r:id="rId10" w:history="1">
-          <w:r>
-            <w:rPr>
-              <w:rStyle w:val="Hyperlink"/>
-            </w:rPr>
-            <w:t xml:space="preserve">e </w:t>
-          </w:r>
-        </w:hyperlink>
-      </w:r>
-      <w:r>
-        <w:rPr>
-          <w:rFonts w:ascii="Charis SIL Regular" w:hAnsi="Charis SIL Regular" w:eastAsia="Charis SIL Regular"/>
-          <w:b w:val="0"/>
-          <w:i w:val="0"/>
-          <w:color w:val="000000"/>
-          <w:sz w:val="24"/>
-        </w:rPr>
-        <w:t>N</w:t>
+        <w:t>e N</w:t>
       </w:r>
       <w:r>
         <w:rPr>
@@ -1435,7 +1393,7 @@
             <w:rPr>
               <w:rStyle w:val="Hyperlink"/>
             </w:rPr>
-            <w:t>offi</w:t>
+            <w:t>office</w:t>
           </w:r>
         </w:hyperlink>
       </w:r>
@@ -1446,23 +1404,7 @@
           <w:i w:val="0"/>
           <w:color w:val="0000FF"/>
           <w:sz w:val="24"/>
-        </w:rPr>
-        <w:hyperlink r:id="rId14" w:history="1">
-          <w:r>
-            <w:rPr>
-              <w:rStyle w:val="Hyperlink"/>
-            </w:rPr>
-            <w:t>ce</w:t>
-          </w:r>
-        </w:hyperlink>
-      </w:r>
-      <w:r>
-        <w:rPr>
-          <w:rFonts w:ascii="Charis SIL Regular" w:hAnsi="Charis SIL Regular" w:eastAsia="Charis SIL Regular"/>
-          <w:b w:val="0"/>
-          <w:i w:val="0"/>
-          <w:color w:val="0000FF"/>
-          <w:sz w:val="24"/>
+          <w:u w:val="single"/>
         </w:rPr>
         <w:t>rs</w:t>
       </w:r>
@@ -1520,9 +1462,19 @@
             <w:rPr>
               <w:rStyle w:val="Hyperlink"/>
             </w:rPr>
-            <w:t>soldiers</w:t>
+            <w:t>soldie</w:t>
           </w:r>
         </w:hyperlink>
+      </w:r>
+      <w:r>
+        <w:rPr>
+          <w:rFonts w:ascii="Charis SIL Regular" w:hAnsi="Charis SIL Regular" w:eastAsia="Charis SIL Regular"/>
+          <w:b w:val="0"/>
+          <w:i w:val="0"/>
+          <w:color w:val="0000FF"/>
+          <w:sz w:val="24"/>
+        </w:rPr>
+        <w:t>rs</w:t>
       </w:r>
       <w:r>
         <w:rPr>
@@ -3810,14 +3762,7 @@
           <w:color w:val="000000"/>
           <w:sz w:val="24"/>
         </w:rPr>
-        <w:hyperlink r:id="rId21" w:history="1">
-          <w:r>
-            <w:rPr>
-              <w:rStyle w:val="Hyperlink"/>
-            </w:rPr>
-            <w:t>itutions i</w:t>
-          </w:r>
-        </w:hyperlink>
+        <w:t>itutions i</w:t>
       </w:r>
       <w:r>
         <w:rPr>
@@ -3857,13 +3802,31 @@
       </w:r>
       <w:r>
         <w:rPr>
-          <w:rFonts w:ascii="Charis SIL Regular" w:hAnsi="Charis SIL Regular" w:eastAsia="Charis SIL Regular"/>
-          <w:b w:val="0"/>
-          <w:i w:val="0"/>
-          <w:color w:val="000000"/>
-          <w:sz w:val="24"/>
-        </w:rPr>
-        <w:t xml:space="preserve">Netherlands. There is also a specific </w:t>
+          <w:u w:val="single" w:color="0000ff"/>
+          <w:rFonts w:ascii="Charis SIL Regular" w:hAnsi="Charis SIL Regular" w:eastAsia="Charis SIL Regular"/>
+          <w:b w:val="0"/>
+          <w:i w:val="0"/>
+          <w:color w:val="000000"/>
+          <w:sz w:val="24"/>
+        </w:rPr>
+        <w:hyperlink r:id="rId21" w:history="1">
+          <w:r>
+            <w:rPr>
+              <w:rStyle w:val="Hyperlink"/>
+            </w:rPr>
+            <w:t>Netherlands</w:t>
+          </w:r>
+        </w:hyperlink>
+      </w:r>
+      <w:r>
+        <w:rPr>
+          <w:rFonts w:ascii="Charis SIL Regular" w:hAnsi="Charis SIL Regular" w:eastAsia="Charis SIL Regular"/>
+          <w:b w:val="0"/>
+          <w:i w:val="0"/>
+          <w:color w:val="000000"/>
+          <w:sz w:val="24"/>
+        </w:rPr>
+        <w:t xml:space="preserve">. There is also a specific </w:t>
       </w:r>
       <w:r>
         <w:rPr>
@@ -3872,7 +3835,6 @@
           <w:i w:val="0"/>
           <w:color w:val="0000FF"/>
           <w:sz w:val="24"/>
-          <w:u w:val="single"/>
         </w:rPr>
         <w:hyperlink r:id="rId23" w:history="1">
           <w:r>
@@ -4137,7 +4099,7 @@
           <w:sz w:val="24"/>
           <w:u w:val="single"/>
         </w:rPr>
-        <w:hyperlink r:id="rId25" w:history="1">
+        <w:hyperlink r:id="rId24" w:history="1">
           <w:r>
             <w:rPr>
               <w:rStyle w:val="Hyperlink"/>
@@ -4164,27 +4126,19 @@
           <w:i w:val="0"/>
           <w:color w:val="0000FF"/>
           <w:sz w:val="24"/>
+        </w:rPr>
+        <w:t>A</w:t>
+      </w:r>
+      <w:r>
+        <w:rPr>
+          <w:rFonts w:ascii="Charis SIL Regular" w:hAnsi="Charis SIL Regular" w:eastAsia="Charis SIL Regular"/>
+          <w:b w:val="0"/>
+          <w:i w:val="0"/>
+          <w:color w:val="0000FF"/>
+          <w:sz w:val="24"/>
           <w:u w:val="single"/>
         </w:rPr>
-        <w:hyperlink r:id="rId25" w:history="1">
-          <w:r>
-            <w:rPr>
-              <w:rStyle w:val="Hyperlink"/>
-            </w:rPr>
-            <w:t>A</w:t>
-          </w:r>
-        </w:hyperlink>
-      </w:r>
-      <w:r>
-        <w:rPr>
-          <w:rFonts w:ascii="Charis SIL Regular" w:hAnsi="Charis SIL Regular" w:eastAsia="Charis SIL Regular"/>
-          <w:b w:val="0"/>
-          <w:i w:val="0"/>
-          <w:color w:val="0000FF"/>
-          <w:sz w:val="24"/>
-          <w:u w:val="single"/>
-        </w:rPr>
-        <w:hyperlink r:id="rId25" w:history="1">
+        <w:hyperlink r:id="rId24" w:history="1">
           <w:r>
             <w:rPr>
               <w:rStyle w:val="Hyperlink"/>
@@ -5623,9 +5577,19 @@
             <w:rPr>
               <w:rStyle w:val="Hyperlink"/>
             </w:rPr>
-            <w:t>. Establis</w:t>
+            <w:t>. Establi</w:t>
           </w:r>
         </w:hyperlink>
+      </w:r>
+      <w:r>
+        <w:rPr>
+          <w:rFonts w:ascii="Charis SIL Regular" w:hAnsi="Charis SIL Regular" w:eastAsia="Charis SIL Regular"/>
+          <w:b w:val="0"/>
+          <w:i w:val="0"/>
+          <w:color w:val="000000"/>
+          <w:sz w:val="24"/>
+        </w:rPr>
+        <w:t>s</w:t>
       </w:r>
       <w:r>
         <w:rPr>
@@ -5677,7 +5641,7 @@
             <w:rPr>
               <w:rStyle w:val="Hyperlink"/>
             </w:rPr>
-            <w:t>98, the f</w:t>
+            <w:t>98, the fo</w:t>
           </w:r>
         </w:hyperlink>
       </w:r>
@@ -5689,7 +5653,7 @@
           <w:color w:val="000000"/>
           <w:sz w:val="24"/>
         </w:rPr>
-        <w:t xml:space="preserve">oundation aims to document, collect and </w:t>
+        <w:t xml:space="preserve">undation aims to document, collect and </w:t>
       </w:r>
       <w:r>
         <w:rPr>
@@ -7023,7 +6987,7 @@
           <w:sz w:val="24"/>
           <w:u w:val="single"/>
         </w:rPr>
-        <w:hyperlink r:id="rId33" w:history="1">
+        <w:hyperlink r:id="rId32" w:history="1">
           <w:r>
             <w:rPr>
               <w:rStyle w:val="Hyperlink"/>
@@ -7041,7 +7005,7 @@
           <w:sz w:val="24"/>
           <w:u w:val="single"/>
         </w:rPr>
-        <w:hyperlink r:id="rId33" w:history="1">
+        <w:hyperlink r:id="rId32" w:history="1">
           <w:r>
             <w:rPr>
               <w:rStyle w:val="Hyperlink"/>

--- a/EXPORTS/DOCX/published/niveau2/English/ArubaBonaireCuracao.docx
+++ b/EXPORTS/DOCX/published/niveau2/English/ArubaBonaireCuracao.docx
@@ -648,7 +648,7 @@
           <w:color w:val="000000"/>
           <w:sz w:val="24"/>
         </w:rPr>
-        <w:t>islands under the authority of the newly found</w:t>
+        <w:t>islands under the authority of the newly founded Kin</w:t>
       </w:r>
       <w:r>
         <w:rPr>
@@ -659,7 +659,14 @@
           <w:color w:val="000000"/>
           <w:sz w:val="24"/>
         </w:rPr>
-        <w:t>ed Kingd</w:t>
+        <w:hyperlink r:id="rId10" w:history="1">
+          <w:r>
+            <w:rPr>
+              <w:rStyle w:val="Hyperlink"/>
+            </w:rPr>
+            <w:t>gd</w:t>
+          </w:r>
+        </w:hyperlink>
       </w:r>
       <w:r>
         <w:rPr>
@@ -706,7 +713,25 @@
           <w:color w:val="000000"/>
           <w:sz w:val="24"/>
         </w:rPr>
-        <w:t>e N</w:t>
+        <w:hyperlink r:id="rId10" w:history="1">
+          <w:r>
+            <w:rPr>
+              <w:rStyle w:val="Hyperlink"/>
+            </w:rPr>
+            <w:t xml:space="preserve">e </w:t>
+          </w:r>
+        </w:hyperlink>
+      </w:r>
+      <w:r>
+        <w:rPr>
+          <w:u w:val="single" w:color="0000ff"/>
+          <w:rFonts w:ascii="Charis SIL Regular" w:hAnsi="Charis SIL Regular" w:eastAsia="Charis SIL Regular"/>
+          <w:b w:val="0"/>
+          <w:i w:val="0"/>
+          <w:color w:val="000000"/>
+          <w:sz w:val="24"/>
+        </w:rPr>
+        <w:t>N</w:t>
       </w:r>
       <w:r>
         <w:rPr>
@@ -1393,7 +1418,7 @@
             <w:rPr>
               <w:rStyle w:val="Hyperlink"/>
             </w:rPr>
-            <w:t>office</w:t>
+            <w:t>offi</w:t>
           </w:r>
         </w:hyperlink>
       </w:r>
@@ -1404,7 +1429,23 @@
           <w:i w:val="0"/>
           <w:color w:val="0000FF"/>
           <w:sz w:val="24"/>
-          <w:u w:val="single"/>
+        </w:rPr>
+        <w:hyperlink r:id="rId14" w:history="1">
+          <w:r>
+            <w:rPr>
+              <w:rStyle w:val="Hyperlink"/>
+            </w:rPr>
+            <w:t>ce</w:t>
+          </w:r>
+        </w:hyperlink>
+      </w:r>
+      <w:r>
+        <w:rPr>
+          <w:rFonts w:ascii="Charis SIL Regular" w:hAnsi="Charis SIL Regular" w:eastAsia="Charis SIL Regular"/>
+          <w:b w:val="0"/>
+          <w:i w:val="0"/>
+          <w:color w:val="0000FF"/>
+          <w:sz w:val="24"/>
         </w:rPr>
         <w:t>rs</w:t>
       </w:r>
@@ -1462,19 +1503,9 @@
             <w:rPr>
               <w:rStyle w:val="Hyperlink"/>
             </w:rPr>
-            <w:t>soldie</w:t>
+            <w:t>soldiers</w:t>
           </w:r>
         </w:hyperlink>
-      </w:r>
-      <w:r>
-        <w:rPr>
-          <w:rFonts w:ascii="Charis SIL Regular" w:hAnsi="Charis SIL Regular" w:eastAsia="Charis SIL Regular"/>
-          <w:b w:val="0"/>
-          <w:i w:val="0"/>
-          <w:color w:val="0000FF"/>
-          <w:sz w:val="24"/>
-        </w:rPr>
-        <w:t>rs</w:t>
       </w:r>
       <w:r>
         <w:rPr>
@@ -3762,7 +3793,14 @@
           <w:color w:val="000000"/>
           <w:sz w:val="24"/>
         </w:rPr>
-        <w:t>itutions i</w:t>
+        <w:hyperlink r:id="rId21" w:history="1">
+          <w:r>
+            <w:rPr>
+              <w:rStyle w:val="Hyperlink"/>
+            </w:rPr>
+            <w:t>itutions i</w:t>
+          </w:r>
+        </w:hyperlink>
       </w:r>
       <w:r>
         <w:rPr>
@@ -3835,6 +3873,7 @@
           <w:i w:val="0"/>
           <w:color w:val="0000FF"/>
           <w:sz w:val="24"/>
+          <w:u w:val="single"/>
         </w:rPr>
         <w:hyperlink r:id="rId23" w:history="1">
           <w:r>
@@ -3883,7 +3922,7 @@
           <w:sz w:val="24"/>
           <w:u w:val="single"/>
         </w:rPr>
-        <w:hyperlink r:id="rId22" w:history="1">
+        <w:hyperlink r:id="rId23" w:history="1">
           <w:r>
             <w:rPr>
               <w:rStyle w:val="Hyperlink"/>
@@ -5577,19 +5616,9 @@
             <w:rPr>
               <w:rStyle w:val="Hyperlink"/>
             </w:rPr>
-            <w:t>. Establi</w:t>
+            <w:t>. Establis</w:t>
           </w:r>
         </w:hyperlink>
-      </w:r>
-      <w:r>
-        <w:rPr>
-          <w:rFonts w:ascii="Charis SIL Regular" w:hAnsi="Charis SIL Regular" w:eastAsia="Charis SIL Regular"/>
-          <w:b w:val="0"/>
-          <w:i w:val="0"/>
-          <w:color w:val="000000"/>
-          <w:sz w:val="24"/>
-        </w:rPr>
-        <w:t>s</w:t>
       </w:r>
       <w:r>
         <w:rPr>
@@ -5641,7 +5670,7 @@
             <w:rPr>
               <w:rStyle w:val="Hyperlink"/>
             </w:rPr>
-            <w:t>98, the fo</w:t>
+            <w:t>98, the f</w:t>
           </w:r>
         </w:hyperlink>
       </w:r>
@@ -5653,7 +5682,7 @@
           <w:color w:val="000000"/>
           <w:sz w:val="24"/>
         </w:rPr>
-        <w:t xml:space="preserve">undation aims to document, collect and </w:t>
+        <w:t xml:space="preserve">oundation aims to document, collect and </w:t>
       </w:r>
       <w:r>
         <w:rPr>
@@ -6987,7 +7016,7 @@
           <w:sz w:val="24"/>
           <w:u w:val="single"/>
         </w:rPr>
-        <w:hyperlink r:id="rId32" w:history="1">
+        <w:hyperlink r:id="rId33" w:history="1">
           <w:r>
             <w:rPr>
               <w:rStyle w:val="Hyperlink"/>
@@ -7005,7 +7034,7 @@
           <w:sz w:val="24"/>
           <w:u w:val="single"/>
         </w:rPr>
-        <w:hyperlink r:id="rId32" w:history="1">
+        <w:hyperlink r:id="rId33" w:history="1">
           <w:r>
             <w:rPr>
               <w:rStyle w:val="Hyperlink"/>

--- a/EXPORTS/DOCX/published/niveau2/English/ArubaBonaireCuracao.docx
+++ b/EXPORTS/DOCX/published/niveau2/English/ArubaBonaireCuracao.docx
@@ -648,7 +648,25 @@
           <w:color w:val="000000"/>
           <w:sz w:val="24"/>
         </w:rPr>
-        <w:t>islands under the authority of the newly founded Kin</w:t>
+        <w:t>islands under the authority of the newly found</w:t>
+      </w:r>
+      <w:r>
+        <w:rPr>
+          <w:u w:val="single" w:color="0000ff"/>
+          <w:rFonts w:ascii="Charis SIL Regular" w:hAnsi="Charis SIL Regular" w:eastAsia="Charis SIL Regular"/>
+          <w:b w:val="0"/>
+          <w:i w:val="0"/>
+          <w:color w:val="000000"/>
+          <w:sz w:val="24"/>
+        </w:rPr>
+        <w:hyperlink r:id="rId10" w:history="1">
+          <w:r>
+            <w:rPr>
+              <w:rStyle w:val="Hyperlink"/>
+            </w:rPr>
+            <w:t>ed Kin</w:t>
+          </w:r>
+        </w:hyperlink>
       </w:r>
       <w:r>
         <w:rPr>
@@ -724,7 +742,6 @@
       </w:r>
       <w:r>
         <w:rPr>
-          <w:u w:val="single" w:color="0000ff"/>
           <w:rFonts w:ascii="Charis SIL Regular" w:hAnsi="Charis SIL Regular" w:eastAsia="Charis SIL Regular"/>
           <w:b w:val="0"/>
           <w:i w:val="0"/>
@@ -1429,15 +1446,9 @@
           <w:i w:val="0"/>
           <w:color w:val="0000FF"/>
           <w:sz w:val="24"/>
-        </w:rPr>
-        <w:hyperlink r:id="rId14" w:history="1">
-          <w:r>
-            <w:rPr>
-              <w:rStyle w:val="Hyperlink"/>
-            </w:rPr>
-            <w:t>ce</w:t>
-          </w:r>
-        </w:hyperlink>
+          <w:u w:val="single"/>
+        </w:rPr>
+        <w:t>ce</w:t>
       </w:r>
       <w:r>
         <w:rPr>
@@ -3873,7 +3884,6 @@
           <w:i w:val="0"/>
           <w:color w:val="0000FF"/>
           <w:sz w:val="24"/>
-          <w:u w:val="single"/>
         </w:rPr>
         <w:hyperlink r:id="rId23" w:history="1">
           <w:r>
@@ -3922,7 +3932,7 @@
           <w:sz w:val="24"/>
           <w:u w:val="single"/>
         </w:rPr>
-        <w:hyperlink r:id="rId23" w:history="1">
+        <w:hyperlink r:id="rId22" w:history="1">
           <w:r>
             <w:rPr>
               <w:rStyle w:val="Hyperlink"/>
@@ -4291,61 +4301,7 @@
           <w:color w:val="000000"/>
           <w:sz w:val="24"/>
         </w:rPr>
-        <w:t xml:space="preserve">•  </w:t>
-      </w:r>
-      <w:r>
-        <w:rPr>
-          <w:u w:val="single" w:color="0000ff"/>
-          <w:rFonts w:ascii="Charis SIL Regular" w:hAnsi="Charis SIL Regular" w:eastAsia="Charis SIL Regular"/>
-          <w:b w:val="0"/>
-          <w:i w:val="0"/>
-          <w:color w:val="000000"/>
-          <w:sz w:val="24"/>
-        </w:rPr>
-        <w:hyperlink r:id="rId25" w:history="1">
-          <w:r>
-            <w:rPr>
-              <w:rStyle w:val="Hyperlink"/>
-            </w:rPr>
-            <w:t>The re</w:t>
-          </w:r>
-        </w:hyperlink>
-      </w:r>
-      <w:r>
-        <w:rPr>
-          <w:u w:val="single" w:color="0000ff"/>
-          <w:rFonts w:ascii="Charis SIL Regular" w:hAnsi="Charis SIL Regular" w:eastAsia="Charis SIL Regular"/>
-          <w:b w:val="0"/>
-          <w:i w:val="0"/>
-          <w:color w:val="000000"/>
-          <w:sz w:val="24"/>
-        </w:rPr>
-        <w:hyperlink r:id="rId25" w:history="1">
-          <w:r>
-            <w:rPr>
-              <w:rStyle w:val="Hyperlink"/>
-            </w:rPr>
-            <w:t>s</w:t>
-          </w:r>
-        </w:hyperlink>
-      </w:r>
-      <w:r>
-        <w:rPr>
-          <w:u w:val="single" w:color="0000ff"/>
-          <w:rFonts w:ascii="Charis SIL Regular" w:hAnsi="Charis SIL Regular" w:eastAsia="Charis SIL Regular"/>
-          <w:b w:val="0"/>
-          <w:i w:val="0"/>
-          <w:color w:val="000000"/>
-          <w:sz w:val="24"/>
-        </w:rPr>
-        <w:hyperlink r:id="rId25" w:history="1">
-          <w:r>
-            <w:rPr>
-              <w:rStyle w:val="Hyperlink"/>
-            </w:rPr>
-            <w:t xml:space="preserve">earch aid </w:t>
-          </w:r>
-        </w:hyperlink>
+        <w:t xml:space="preserve">•  The research aid </w:t>
       </w:r>
       <w:r>
         <w:rPr>
@@ -5068,51 +5024,7 @@
           <w:color w:val="000000"/>
           <w:sz w:val="24"/>
         </w:rPr>
-        <w:t>' b</w:t>
-      </w:r>
-      <w:r>
-        <w:rPr>
-          <w:rFonts w:ascii="Charis SIL Regular" w:hAnsi="Charis SIL Regular" w:eastAsia="Charis SIL Regular"/>
-          <w:b w:val="0"/>
-          <w:i w:val="0"/>
-          <w:color w:val="000000"/>
-          <w:sz w:val="24"/>
-        </w:rPr>
-        <w:hyperlink r:id="rId27" w:history="1">
-          <w:r>
-            <w:rPr>
-              <w:rStyle w:val="Hyperlink"/>
-            </w:rPr>
-            <w:t>y h</w:t>
-          </w:r>
-        </w:hyperlink>
-      </w:r>
-      <w:r>
-        <w:rPr>
-          <w:rFonts w:ascii="Charis SIL Regular" w:hAnsi="Charis SIL Regular" w:eastAsia="Charis SIL Regular"/>
-          <w:b w:val="0"/>
-          <w:i w:val="0"/>
-          <w:color w:val="000000"/>
-          <w:sz w:val="24"/>
-        </w:rPr>
-        <w:hyperlink r:id="rId27" w:history="1">
-          <w:r>
-            <w:rPr>
-              <w:rStyle w:val="Hyperlink"/>
-            </w:rPr>
-            <w:t xml:space="preserve">istorian Adi </w:t>
-          </w:r>
-        </w:hyperlink>
-      </w:r>
-      <w:r>
-        <w:rPr>
-          <w:rFonts w:ascii="Charis SIL Regular" w:hAnsi="Charis SIL Regular" w:eastAsia="Charis SIL Regular"/>
-          <w:b w:val="0"/>
-          <w:i w:val="0"/>
-          <w:color w:val="000000"/>
-          <w:sz w:val="24"/>
-        </w:rPr>
-        <w:t>M</w:t>
+        <w:t>' by historian Adi M</w:t>
       </w:r>
       <w:r>
         <w:rPr>
@@ -6915,7 +6827,7 @@
           <w:sz w:val="24"/>
           <w:u w:val="single"/>
         </w:rPr>
-        <w:hyperlink r:id="rId33" w:history="1">
+        <w:hyperlink r:id="rId32" w:history="1">
           <w:r>
             <w:rPr>
               <w:rStyle w:val="Hyperlink"/>
@@ -6933,7 +6845,7 @@
           <w:sz w:val="24"/>
           <w:u w:val="single"/>
         </w:rPr>
-        <w:hyperlink r:id="rId33" w:history="1">
+        <w:hyperlink r:id="rId32" w:history="1">
           <w:r>
             <w:rPr>
               <w:rStyle w:val="Hyperlink"/>
@@ -6951,7 +6863,7 @@
           <w:sz w:val="24"/>
           <w:u w:val="single"/>
         </w:rPr>
-        <w:hyperlink r:id="rId33" w:history="1">
+        <w:hyperlink r:id="rId32" w:history="1">
           <w:r>
             <w:rPr>
               <w:rStyle w:val="Hyperlink"/>
@@ -6980,7 +6892,7 @@
           <w:sz w:val="24"/>
           <w:u w:val="single"/>
         </w:rPr>
-        <w:hyperlink r:id="rId33" w:history="1">
+        <w:hyperlink r:id="rId32" w:history="1">
           <w:r>
             <w:rPr>
               <w:rStyle w:val="Hyperlink"/>
@@ -6998,7 +6910,7 @@
           <w:sz w:val="24"/>
           <w:u w:val="single"/>
         </w:rPr>
-        <w:hyperlink r:id="rId33" w:history="1">
+        <w:hyperlink r:id="rId32" w:history="1">
           <w:r>
             <w:rPr>
               <w:rStyle w:val="Hyperlink"/>
@@ -7016,7 +6928,7 @@
           <w:sz w:val="24"/>
           <w:u w:val="single"/>
         </w:rPr>
-        <w:hyperlink r:id="rId33" w:history="1">
+        <w:hyperlink r:id="rId32" w:history="1">
           <w:r>
             <w:rPr>
               <w:rStyle w:val="Hyperlink"/>
@@ -7034,7 +6946,7 @@
           <w:sz w:val="24"/>
           <w:u w:val="single"/>
         </w:rPr>
-        <w:hyperlink r:id="rId33" w:history="1">
+        <w:hyperlink r:id="rId32" w:history="1">
           <w:r>
             <w:rPr>
               <w:rStyle w:val="Hyperlink"/>

--- a/EXPORTS/DOCX/published/niveau2/English/ArubaBonaireCuracao.docx
+++ b/EXPORTS/DOCX/published/niveau2/English/ArubaBonaireCuracao.docx
@@ -1435,7 +1435,7 @@
             <w:rPr>
               <w:rStyle w:val="Hyperlink"/>
             </w:rPr>
-            <w:t>offi</w:t>
+            <w:t>office</w:t>
           </w:r>
         </w:hyperlink>
       </w:r>
@@ -1447,16 +1447,6 @@
           <w:color w:val="0000FF"/>
           <w:sz w:val="24"/>
           <w:u w:val="single"/>
-        </w:rPr>
-        <w:t>ce</w:t>
-      </w:r>
-      <w:r>
-        <w:rPr>
-          <w:rFonts w:ascii="Charis SIL Regular" w:hAnsi="Charis SIL Regular" w:eastAsia="Charis SIL Regular"/>
-          <w:b w:val="0"/>
-          <w:i w:val="0"/>
-          <w:color w:val="0000FF"/>
-          <w:sz w:val="24"/>
         </w:rPr>
         <w:t>rs</w:t>
       </w:r>
@@ -1485,9 +1475,19 @@
             <w:rPr>
               <w:rStyle w:val="Hyperlink"/>
             </w:rPr>
-            <w:t>and</w:t>
+            <w:t>a</w:t>
           </w:r>
         </w:hyperlink>
+      </w:r>
+      <w:r>
+        <w:rPr>
+          <w:rFonts w:ascii="Charis SIL Regular" w:hAnsi="Charis SIL Regular" w:eastAsia="Charis SIL Regular"/>
+          <w:b w:val="0"/>
+          <w:i w:val="0"/>
+          <w:color w:val="0000FF"/>
+          <w:sz w:val="24"/>
+        </w:rPr>
+        <w:t>nd</w:t>
       </w:r>
       <w:r>
         <w:rPr>
@@ -3232,7 +3232,6 @@
       </w:r>
       <w:r>
         <w:rPr>
-          <w:u w:val="single" w:color="0000ff"/>
           <w:rFonts w:ascii="Charis SIL Regular" w:hAnsi="Charis SIL Regular" w:eastAsia="Charis SIL Regular"/>
           <w:b w:val="0"/>
           <w:i w:val="0"/>
@@ -3884,6 +3883,7 @@
           <w:i w:val="0"/>
           <w:color w:val="0000FF"/>
           <w:sz w:val="24"/>
+          <w:u w:val="single"/>
         </w:rPr>
         <w:hyperlink r:id="rId23" w:history="1">
           <w:r>
@@ -4175,6 +4175,7 @@
           <w:i w:val="0"/>
           <w:color w:val="0000FF"/>
           <w:sz w:val="24"/>
+          <w:u w:val="single"/>
         </w:rPr>
         <w:t>A</w:t>
       </w:r>
@@ -4301,7 +4302,61 @@
           <w:color w:val="000000"/>
           <w:sz w:val="24"/>
         </w:rPr>
-        <w:t xml:space="preserve">•  The research aid </w:t>
+        <w:t xml:space="preserve">•  </w:t>
+      </w:r>
+      <w:r>
+        <w:rPr>
+          <w:u w:val="single" w:color="0000ff"/>
+          <w:rFonts w:ascii="Charis SIL Regular" w:hAnsi="Charis SIL Regular" w:eastAsia="Charis SIL Regular"/>
+          <w:b w:val="0"/>
+          <w:i w:val="0"/>
+          <w:color w:val="000000"/>
+          <w:sz w:val="24"/>
+        </w:rPr>
+        <w:hyperlink r:id="rId25" w:history="1">
+          <w:r>
+            <w:rPr>
+              <w:rStyle w:val="Hyperlink"/>
+            </w:rPr>
+            <w:t>The re</w:t>
+          </w:r>
+        </w:hyperlink>
+      </w:r>
+      <w:r>
+        <w:rPr>
+          <w:u w:val="single" w:color="0000ff"/>
+          <w:rFonts w:ascii="Charis SIL Regular" w:hAnsi="Charis SIL Regular" w:eastAsia="Charis SIL Regular"/>
+          <w:b w:val="0"/>
+          <w:i w:val="0"/>
+          <w:color w:val="000000"/>
+          <w:sz w:val="24"/>
+        </w:rPr>
+        <w:hyperlink r:id="rId25" w:history="1">
+          <w:r>
+            <w:rPr>
+              <w:rStyle w:val="Hyperlink"/>
+            </w:rPr>
+            <w:t>s</w:t>
+          </w:r>
+        </w:hyperlink>
+      </w:r>
+      <w:r>
+        <w:rPr>
+          <w:u w:val="single" w:color="0000ff"/>
+          <w:rFonts w:ascii="Charis SIL Regular" w:hAnsi="Charis SIL Regular" w:eastAsia="Charis SIL Regular"/>
+          <w:b w:val="0"/>
+          <w:i w:val="0"/>
+          <w:color w:val="000000"/>
+          <w:sz w:val="24"/>
+        </w:rPr>
+        <w:hyperlink r:id="rId25" w:history="1">
+          <w:r>
+            <w:rPr>
+              <w:rStyle w:val="Hyperlink"/>
+            </w:rPr>
+            <w:t xml:space="preserve">earch aid </w:t>
+          </w:r>
+        </w:hyperlink>
       </w:r>
       <w:r>
         <w:rPr>
@@ -5102,14 +5157,7 @@
           <w:color w:val="000000"/>
           <w:sz w:val="24"/>
         </w:rPr>
-        <w:hyperlink r:id="rId27" w:history="1">
-          <w:r>
-            <w:rPr>
-              <w:rStyle w:val="Hyperlink"/>
-            </w:rPr>
-            <w:t>ibe</w:t>
-          </w:r>
-        </w:hyperlink>
+        <w:t>ibe</w:t>
       </w:r>
       <w:r>
         <w:rPr>
@@ -5481,13 +5529,29 @@
             <w:rPr>
               <w:rStyle w:val="Hyperlink"/>
             </w:rPr>
-            <w:t>eritage fie</w:t>
+            <w:t>eritage fi</w:t>
           </w:r>
         </w:hyperlink>
       </w:r>
       <w:r>
         <w:rPr>
-          <w:u w:val="single" w:color="0000ff"/>
+          <w:rFonts w:ascii="Charis SIL Regular" w:hAnsi="Charis SIL Regular" w:eastAsia="Charis SIL Regular"/>
+          <w:b w:val="0"/>
+          <w:i w:val="0"/>
+          <w:color w:val="000000"/>
+          <w:sz w:val="24"/>
+        </w:rPr>
+        <w:hyperlink r:id="rId28" w:history="1">
+          <w:r>
+            <w:rPr>
+              <w:rStyle w:val="Hyperlink"/>
+            </w:rPr>
+            <w:t>e</w:t>
+          </w:r>
+        </w:hyperlink>
+      </w:r>
+      <w:r>
+        <w:rPr>
           <w:rFonts w:ascii="Charis SIL Regular" w:hAnsi="Charis SIL Regular" w:eastAsia="Charis SIL Regular"/>
           <w:b w:val="0"/>
           <w:i w:val="0"/>
@@ -5582,7 +5646,7 @@
             <w:rPr>
               <w:rStyle w:val="Hyperlink"/>
             </w:rPr>
-            <w:t>98, the f</w:t>
+            <w:t>98, the fo</w:t>
           </w:r>
         </w:hyperlink>
       </w:r>
@@ -5594,7 +5658,7 @@
           <w:color w:val="000000"/>
           <w:sz w:val="24"/>
         </w:rPr>
-        <w:t xml:space="preserve">oundation aims to document, collect and </w:t>
+        <w:t xml:space="preserve">undation aims to document, collect and </w:t>
       </w:r>
       <w:r>
         <w:rPr>
@@ -5984,25 +6048,7 @@
           <w:color w:val="000000"/>
           <w:sz w:val="24"/>
         </w:rPr>
-        <w:t>contains relevant</w:t>
-      </w:r>
-      <w:r>
-        <w:rPr>
-          <w:u w:val="single" w:color="0000ff"/>
-          <w:rFonts w:ascii="Charis SIL Regular" w:hAnsi="Charis SIL Regular" w:eastAsia="Charis SIL Regular"/>
-          <w:b w:val="0"/>
-          <w:i w:val="0"/>
-          <w:color w:val="000000"/>
-          <w:sz w:val="24"/>
-        </w:rPr>
-        <w:hyperlink r:id="rId13" w:history="1">
-          <w:r>
-            <w:rPr>
-              <w:rStyle w:val="Hyperlink"/>
-            </w:rPr>
-            <w:t xml:space="preserve"> inform</w:t>
-          </w:r>
-        </w:hyperlink>
+        <w:t>contains relevant inform</w:t>
       </w:r>
       <w:r>
         <w:rPr>
@@ -6827,7 +6873,7 @@
           <w:sz w:val="24"/>
           <w:u w:val="single"/>
         </w:rPr>
-        <w:hyperlink r:id="rId32" w:history="1">
+        <w:hyperlink r:id="rId33" w:history="1">
           <w:r>
             <w:rPr>
               <w:rStyle w:val="Hyperlink"/>
@@ -6845,7 +6891,7 @@
           <w:sz w:val="24"/>
           <w:u w:val="single"/>
         </w:rPr>
-        <w:hyperlink r:id="rId32" w:history="1">
+        <w:hyperlink r:id="rId33" w:history="1">
           <w:r>
             <w:rPr>
               <w:rStyle w:val="Hyperlink"/>
@@ -6892,7 +6938,7 @@
           <w:sz w:val="24"/>
           <w:u w:val="single"/>
         </w:rPr>
-        <w:hyperlink r:id="rId32" w:history="1">
+        <w:hyperlink r:id="rId33" w:history="1">
           <w:r>
             <w:rPr>
               <w:rStyle w:val="Hyperlink"/>
@@ -6910,7 +6956,7 @@
           <w:sz w:val="24"/>
           <w:u w:val="single"/>
         </w:rPr>
-        <w:hyperlink r:id="rId32" w:history="1">
+        <w:hyperlink r:id="rId33" w:history="1">
           <w:r>
             <w:rPr>
               <w:rStyle w:val="Hyperlink"/>
@@ -6946,7 +6992,7 @@
           <w:sz w:val="24"/>
           <w:u w:val="single"/>
         </w:rPr>
-        <w:hyperlink r:id="rId32" w:history="1">
+        <w:hyperlink r:id="rId33" w:history="1">
           <w:r>
             <w:rPr>
               <w:rStyle w:val="Hyperlink"/>

--- a/EXPORTS/DOCX/published/niveau2/English/ArubaBonaireCuracao.docx
+++ b/EXPORTS/DOCX/published/niveau2/English/ArubaBonaireCuracao.docx
@@ -1435,7 +1435,7 @@
             <w:rPr>
               <w:rStyle w:val="Hyperlink"/>
             </w:rPr>
-            <w:t>office</w:t>
+            <w:t>offi</w:t>
           </w:r>
         </w:hyperlink>
       </w:r>
@@ -1446,36 +1446,13 @@
           <w:i w:val="0"/>
           <w:color w:val="0000FF"/>
           <w:sz w:val="24"/>
-          <w:u w:val="single"/>
-        </w:rPr>
-        <w:t>rs</w:t>
-      </w:r>
-      <w:r>
-        <w:rPr>
-          <w:rFonts w:ascii="Charis SIL Regular" w:hAnsi="Charis SIL Regular" w:eastAsia="Charis SIL Regular"/>
-          <w:b w:val="0"/>
-          <w:i w:val="0"/>
-          <w:color w:val="0000FF"/>
-          <w:sz w:val="24"/>
-          <w:u w:val="single"/>
-        </w:rPr>
-        <w:t xml:space="preserve"> </w:t>
-      </w:r>
-      <w:r>
-        <w:rPr>
-          <w:rFonts w:ascii="Charis SIL Regular" w:hAnsi="Charis SIL Regular" w:eastAsia="Charis SIL Regular"/>
-          <w:b w:val="0"/>
-          <w:i w:val="0"/>
-          <w:color w:val="0000FF"/>
-          <w:sz w:val="24"/>
-          <w:u w:val="single"/>
         </w:rPr>
         <w:hyperlink r:id="rId14" w:history="1">
           <w:r>
             <w:rPr>
               <w:rStyle w:val="Hyperlink"/>
             </w:rPr>
-            <w:t>a</w:t>
+            <w:t>ce</w:t>
           </w:r>
         </w:hyperlink>
       </w:r>
@@ -1487,7 +1464,36 @@
           <w:color w:val="0000FF"/>
           <w:sz w:val="24"/>
         </w:rPr>
-        <w:t>nd</w:t>
+        <w:t>rs</w:t>
+      </w:r>
+      <w:r>
+        <w:rPr>
+          <w:rFonts w:ascii="Charis SIL Regular" w:hAnsi="Charis SIL Regular" w:eastAsia="Charis SIL Regular"/>
+          <w:b w:val="0"/>
+          <w:i w:val="0"/>
+          <w:color w:val="0000FF"/>
+          <w:sz w:val="24"/>
+          <w:u w:val="single"/>
+        </w:rPr>
+        <w:t xml:space="preserve"> </w:t>
+      </w:r>
+      <w:r>
+        <w:rPr>
+          <w:rFonts w:ascii="Charis SIL Regular" w:hAnsi="Charis SIL Regular" w:eastAsia="Charis SIL Regular"/>
+          <w:b w:val="0"/>
+          <w:i w:val="0"/>
+          <w:color w:val="0000FF"/>
+          <w:sz w:val="24"/>
+          <w:u w:val="single"/>
+        </w:rPr>
+        <w:hyperlink r:id="rId14" w:history="1">
+          <w:r>
+            <w:rPr>
+              <w:rStyle w:val="Hyperlink"/>
+            </w:rPr>
+            <w:t>and</w:t>
+          </w:r>
+        </w:hyperlink>
       </w:r>
       <w:r>
         <w:rPr>
@@ -2281,14 +2287,7 @@
           <w:color w:val="000000"/>
           <w:sz w:val="24"/>
         </w:rPr>
-        <w:hyperlink r:id="rId15" w:history="1">
-          <w:r>
-            <w:rPr>
-              <w:rStyle w:val="Hyperlink"/>
-            </w:rPr>
-            <w:t xml:space="preserve"> D</w:t>
-          </w:r>
-        </w:hyperlink>
+        <w:t xml:space="preserve"> D</w:t>
       </w:r>
       <w:r>
         <w:rPr>
@@ -2371,32 +2370,7 @@
           <w:color w:val="000000"/>
           <w:sz w:val="24"/>
         </w:rPr>
-        <w:hyperlink r:id="rId15" w:history="1">
-          <w:r>
-            <w:rPr>
-              <w:rStyle w:val="Hyperlink"/>
-            </w:rPr>
-            <w:t>il servants</w:t>
-          </w:r>
-        </w:hyperlink>
-      </w:r>
-      <w:r>
-        <w:rPr>
-          <w:u w:val="single" w:color="0000ff"/>
-          <w:rFonts w:ascii="Charis SIL Regular" w:hAnsi="Charis SIL Regular" w:eastAsia="Charis SIL Regular"/>
-          <w:b w:val="0"/>
-          <w:i w:val="0"/>
-          <w:color w:val="000000"/>
-          <w:sz w:val="24"/>
-        </w:rPr>
-        <w:hyperlink r:id="rId15" w:history="1">
-          <w:r>
-            <w:rPr>
-              <w:rStyle w:val="Hyperlink"/>
-            </w:rPr>
-            <w:t xml:space="preserve"> in S</w:t>
-          </w:r>
-        </w:hyperlink>
+        <w:t>il servants in S</w:t>
       </w:r>
       <w:r>
         <w:rPr>
@@ -2443,14 +2417,7 @@
           <w:color w:val="000000"/>
           <w:sz w:val="24"/>
         </w:rPr>
-        <w:hyperlink r:id="rId15" w:history="1">
-          <w:r>
-            <w:rPr>
-              <w:rStyle w:val="Hyperlink"/>
-            </w:rPr>
-            <w:t>ame, Ar</w:t>
-          </w:r>
-        </w:hyperlink>
+        <w:t>ame, Ar</w:t>
       </w:r>
       <w:r>
         <w:rPr>
@@ -2823,7 +2790,6 @@
       </w:r>
       <w:r>
         <w:rPr>
-          <w:u w:val="single" w:color="0000ff"/>
           <w:rFonts w:ascii="Charis SIL Regular" w:hAnsi="Charis SIL Regular" w:eastAsia="Charis SIL Regular"/>
           <w:b w:val="0"/>
           <w:i w:val="0"/>
@@ -3221,31 +3187,7 @@
           <w:color w:val="000000"/>
           <w:sz w:val="24"/>
         </w:rPr>
-        <w:hyperlink r:id="rId18" w:history="1">
-          <w:r>
-            <w:rPr>
-              <w:rStyle w:val="Hyperlink"/>
-            </w:rPr>
-            <w:t>and</w:t>
-          </w:r>
-        </w:hyperlink>
-      </w:r>
-      <w:r>
-        <w:rPr>
-          <w:rFonts w:ascii="Charis SIL Regular" w:hAnsi="Charis SIL Regular" w:eastAsia="Charis SIL Regular"/>
-          <w:b w:val="0"/>
-          <w:i w:val="0"/>
-          <w:color w:val="000000"/>
-          <w:sz w:val="24"/>
-        </w:rPr>
-        <w:hyperlink r:id="rId18" w:history="1">
-          <w:r>
-            <w:rPr>
-              <w:rStyle w:val="Hyperlink"/>
-            </w:rPr>
-            <w:t xml:space="preserve"> the </w:t>
-          </w:r>
-        </w:hyperlink>
+        <w:t xml:space="preserve">and the </w:t>
       </w:r>
       <w:r>
         <w:rPr>
@@ -3932,7 +3874,7 @@
           <w:sz w:val="24"/>
           <w:u w:val="single"/>
         </w:rPr>
-        <w:hyperlink r:id="rId22" w:history="1">
+        <w:hyperlink r:id="rId23" w:history="1">
           <w:r>
             <w:rPr>
               <w:rStyle w:val="Hyperlink"/>
@@ -3959,25 +3901,7 @@
           <w:color w:val="000000"/>
           <w:sz w:val="24"/>
         </w:rPr>
-        <w:t>collections relating to enslaved peop</w:t>
-      </w:r>
-      <w:r>
-        <w:rPr>
-          <w:u w:val="single" w:color="0000ff"/>
-          <w:rFonts w:ascii="Charis SIL Regular" w:hAnsi="Charis SIL Regular" w:eastAsia="Charis SIL Regular"/>
-          <w:b w:val="0"/>
-          <w:i w:val="0"/>
-          <w:color w:val="000000"/>
-          <w:sz w:val="24"/>
-        </w:rPr>
-        <w:hyperlink r:id="rId23" w:history="1">
-          <w:r>
-            <w:rPr>
-              <w:rStyle w:val="Hyperlink"/>
-            </w:rPr>
-            <w:t>le in Ar</w:t>
-          </w:r>
-        </w:hyperlink>
+        <w:t>collections relating to enslaved people in Ar</w:t>
       </w:r>
       <w:r>
         <w:rPr>
@@ -4175,7 +4099,6 @@
           <w:i w:val="0"/>
           <w:color w:val="0000FF"/>
           <w:sz w:val="24"/>
-          <w:u w:val="single"/>
         </w:rPr>
         <w:t>A</w:t>
       </w:r>
@@ -4342,7 +4265,6 @@
       </w:r>
       <w:r>
         <w:rPr>
-          <w:u w:val="single" w:color="0000ff"/>
           <w:rFonts w:ascii="Charis SIL Regular" w:hAnsi="Charis SIL Regular" w:eastAsia="Charis SIL Regular"/>
           <w:b w:val="0"/>
           <w:i w:val="0"/>
@@ -5079,7 +5001,51 @@
           <w:color w:val="000000"/>
           <w:sz w:val="24"/>
         </w:rPr>
-        <w:t>' by historian Adi M</w:t>
+        <w:t>' b</w:t>
+      </w:r>
+      <w:r>
+        <w:rPr>
+          <w:rFonts w:ascii="Charis SIL Regular" w:hAnsi="Charis SIL Regular" w:eastAsia="Charis SIL Regular"/>
+          <w:b w:val="0"/>
+          <w:i w:val="0"/>
+          <w:color w:val="000000"/>
+          <w:sz w:val="24"/>
+        </w:rPr>
+        <w:hyperlink r:id="rId27" w:history="1">
+          <w:r>
+            <w:rPr>
+              <w:rStyle w:val="Hyperlink"/>
+            </w:rPr>
+            <w:t>y h</w:t>
+          </w:r>
+        </w:hyperlink>
+      </w:r>
+      <w:r>
+        <w:rPr>
+          <w:rFonts w:ascii="Charis SIL Regular" w:hAnsi="Charis SIL Regular" w:eastAsia="Charis SIL Regular"/>
+          <w:b w:val="0"/>
+          <w:i w:val="0"/>
+          <w:color w:val="000000"/>
+          <w:sz w:val="24"/>
+        </w:rPr>
+        <w:hyperlink r:id="rId27" w:history="1">
+          <w:r>
+            <w:rPr>
+              <w:rStyle w:val="Hyperlink"/>
+            </w:rPr>
+            <w:t xml:space="preserve">istorian Adi </w:t>
+          </w:r>
+        </w:hyperlink>
+      </w:r>
+      <w:r>
+        <w:rPr>
+          <w:rFonts w:ascii="Charis SIL Regular" w:hAnsi="Charis SIL Regular" w:eastAsia="Charis SIL Regular"/>
+          <w:b w:val="0"/>
+          <w:i w:val="0"/>
+          <w:color w:val="000000"/>
+          <w:sz w:val="24"/>
+        </w:rPr>
+        <w:t>M</w:t>
       </w:r>
       <w:r>
         <w:rPr>
@@ -5157,7 +5123,14 @@
           <w:color w:val="000000"/>
           <w:sz w:val="24"/>
         </w:rPr>
-        <w:t>ibe</w:t>
+        <w:hyperlink r:id="rId27" w:history="1">
+          <w:r>
+            <w:rPr>
+              <w:rStyle w:val="Hyperlink"/>
+            </w:rPr>
+            <w:t>ibe</w:t>
+          </w:r>
+        </w:hyperlink>
       </w:r>
       <w:r>
         <w:rPr>
@@ -5529,29 +5502,13 @@
             <w:rPr>
               <w:rStyle w:val="Hyperlink"/>
             </w:rPr>
-            <w:t>eritage fi</w:t>
+            <w:t>eritage fie</w:t>
           </w:r>
         </w:hyperlink>
       </w:r>
       <w:r>
         <w:rPr>
-          <w:rFonts w:ascii="Charis SIL Regular" w:hAnsi="Charis SIL Regular" w:eastAsia="Charis SIL Regular"/>
-          <w:b w:val="0"/>
-          <w:i w:val="0"/>
-          <w:color w:val="000000"/>
-          <w:sz w:val="24"/>
-        </w:rPr>
-        <w:hyperlink r:id="rId28" w:history="1">
-          <w:r>
-            <w:rPr>
-              <w:rStyle w:val="Hyperlink"/>
-            </w:rPr>
-            <w:t>e</w:t>
-          </w:r>
-        </w:hyperlink>
-      </w:r>
-      <w:r>
-        <w:rPr>
+          <w:u w:val="single" w:color="0000ff"/>
           <w:rFonts w:ascii="Charis SIL Regular" w:hAnsi="Charis SIL Regular" w:eastAsia="Charis SIL Regular"/>
           <w:b w:val="0"/>
           <w:i w:val="0"/>
@@ -5646,7 +5603,7 @@
             <w:rPr>
               <w:rStyle w:val="Hyperlink"/>
             </w:rPr>
-            <w:t>98, the fo</w:t>
+            <w:t>98, the f</w:t>
           </w:r>
         </w:hyperlink>
       </w:r>
@@ -5658,7 +5615,7 @@
           <w:color w:val="000000"/>
           <w:sz w:val="24"/>
         </w:rPr>
-        <w:t xml:space="preserve">undation aims to document, collect and </w:t>
+        <w:t xml:space="preserve">oundation aims to document, collect and </w:t>
       </w:r>
       <w:r>
         <w:rPr>
@@ -6048,7 +6005,25 @@
           <w:color w:val="000000"/>
           <w:sz w:val="24"/>
         </w:rPr>
-        <w:t>contains relevant inform</w:t>
+        <w:t>contains relevant</w:t>
+      </w:r>
+      <w:r>
+        <w:rPr>
+          <w:u w:val="single" w:color="0000ff"/>
+          <w:rFonts w:ascii="Charis SIL Regular" w:hAnsi="Charis SIL Regular" w:eastAsia="Charis SIL Regular"/>
+          <w:b w:val="0"/>
+          <w:i w:val="0"/>
+          <w:color w:val="000000"/>
+          <w:sz w:val="24"/>
+        </w:rPr>
+        <w:hyperlink r:id="rId13" w:history="1">
+          <w:r>
+            <w:rPr>
+              <w:rStyle w:val="Hyperlink"/>
+            </w:rPr>
+            <w:t xml:space="preserve"> inform</w:t>
+          </w:r>
+        </w:hyperlink>
       </w:r>
       <w:r>
         <w:rPr>
@@ -6873,7 +6848,7 @@
           <w:sz w:val="24"/>
           <w:u w:val="single"/>
         </w:rPr>
-        <w:hyperlink r:id="rId33" w:history="1">
+        <w:hyperlink r:id="rId32" w:history="1">
           <w:r>
             <w:rPr>
               <w:rStyle w:val="Hyperlink"/>
@@ -6891,7 +6866,7 @@
           <w:sz w:val="24"/>
           <w:u w:val="single"/>
         </w:rPr>
-        <w:hyperlink r:id="rId33" w:history="1">
+        <w:hyperlink r:id="rId32" w:history="1">
           <w:r>
             <w:rPr>
               <w:rStyle w:val="Hyperlink"/>
@@ -6938,7 +6913,7 @@
           <w:sz w:val="24"/>
           <w:u w:val="single"/>
         </w:rPr>
-        <w:hyperlink r:id="rId33" w:history="1">
+        <w:hyperlink r:id="rId32" w:history="1">
           <w:r>
             <w:rPr>
               <w:rStyle w:val="Hyperlink"/>
@@ -6956,7 +6931,7 @@
           <w:sz w:val="24"/>
           <w:u w:val="single"/>
         </w:rPr>
-        <w:hyperlink r:id="rId33" w:history="1">
+        <w:hyperlink r:id="rId32" w:history="1">
           <w:r>
             <w:rPr>
               <w:rStyle w:val="Hyperlink"/>
@@ -6992,7 +6967,7 @@
           <w:sz w:val="24"/>
           <w:u w:val="single"/>
         </w:rPr>
-        <w:hyperlink r:id="rId33" w:history="1">
+        <w:hyperlink r:id="rId32" w:history="1">
           <w:r>
             <w:rPr>
               <w:rStyle w:val="Hyperlink"/>

--- a/EXPORTS/DOCX/published/niveau2/English/ArubaBonaireCuracao.docx
+++ b/EXPORTS/DOCX/published/niveau2/English/ArubaBonaireCuracao.docx
@@ -2287,7 +2287,14 @@
           <w:color w:val="000000"/>
           <w:sz w:val="24"/>
         </w:rPr>
-        <w:t xml:space="preserve"> D</w:t>
+        <w:hyperlink r:id="rId15" w:history="1">
+          <w:r>
+            <w:rPr>
+              <w:rStyle w:val="Hyperlink"/>
+            </w:rPr>
+            <w:t xml:space="preserve"> D</w:t>
+          </w:r>
+        </w:hyperlink>
       </w:r>
       <w:r>
         <w:rPr>
@@ -2370,7 +2377,32 @@
           <w:color w:val="000000"/>
           <w:sz w:val="24"/>
         </w:rPr>
-        <w:t>il servants in S</w:t>
+        <w:hyperlink r:id="rId15" w:history="1">
+          <w:r>
+            <w:rPr>
+              <w:rStyle w:val="Hyperlink"/>
+            </w:rPr>
+            <w:t>il servants</w:t>
+          </w:r>
+        </w:hyperlink>
+      </w:r>
+      <w:r>
+        <w:rPr>
+          <w:u w:val="single" w:color="0000ff"/>
+          <w:rFonts w:ascii="Charis SIL Regular" w:hAnsi="Charis SIL Regular" w:eastAsia="Charis SIL Regular"/>
+          <w:b w:val="0"/>
+          <w:i w:val="0"/>
+          <w:color w:val="000000"/>
+          <w:sz w:val="24"/>
+        </w:rPr>
+        <w:hyperlink r:id="rId15" w:history="1">
+          <w:r>
+            <w:rPr>
+              <w:rStyle w:val="Hyperlink"/>
+            </w:rPr>
+            <w:t xml:space="preserve"> in S</w:t>
+          </w:r>
+        </w:hyperlink>
       </w:r>
       <w:r>
         <w:rPr>
@@ -2417,7 +2449,14 @@
           <w:color w:val="000000"/>
           <w:sz w:val="24"/>
         </w:rPr>
-        <w:t>ame, Ar</w:t>
+        <w:hyperlink r:id="rId15" w:history="1">
+          <w:r>
+            <w:rPr>
+              <w:rStyle w:val="Hyperlink"/>
+            </w:rPr>
+            <w:t>ame, Ar</w:t>
+          </w:r>
+        </w:hyperlink>
       </w:r>
       <w:r>
         <w:rPr>
@@ -2790,6 +2829,7 @@
       </w:r>
       <w:r>
         <w:rPr>
+          <w:u w:val="single" w:color="0000ff"/>
           <w:rFonts w:ascii="Charis SIL Regular" w:hAnsi="Charis SIL Regular" w:eastAsia="Charis SIL Regular"/>
           <w:b w:val="0"/>
           <w:i w:val="0"/>
@@ -3180,7 +3220,6 @@
       </w:r>
       <w:r>
         <w:rPr>
-          <w:u w:val="single" w:color="0000ff"/>
           <w:rFonts w:ascii="Charis SIL Regular" w:hAnsi="Charis SIL Regular" w:eastAsia="Charis SIL Regular"/>
           <w:b w:val="0"/>
           <w:i w:val="0"/>
@@ -3198,7 +3237,7 @@
           <w:sz w:val="24"/>
           <w:u w:val="single"/>
         </w:rPr>
-        <w:hyperlink r:id="rId18" w:history="1">
+        <w:hyperlink r:id="rId20" w:history="1">
           <w:r>
             <w:rPr>
               <w:rStyle w:val="Hyperlink"/>
@@ -3825,7 +3864,6 @@
           <w:i w:val="0"/>
           <w:color w:val="0000FF"/>
           <w:sz w:val="24"/>
-          <w:u w:val="single"/>
         </w:rPr>
         <w:hyperlink r:id="rId23" w:history="1">
           <w:r>
@@ -3874,7 +3912,7 @@
           <w:sz w:val="24"/>
           <w:u w:val="single"/>
         </w:rPr>
-        <w:hyperlink r:id="rId23" w:history="1">
+        <w:hyperlink r:id="rId22" w:history="1">
           <w:r>
             <w:rPr>
               <w:rStyle w:val="Hyperlink"/>
@@ -3901,7 +3939,25 @@
           <w:color w:val="000000"/>
           <w:sz w:val="24"/>
         </w:rPr>
-        <w:t>collections relating to enslaved people in Ar</w:t>
+        <w:t>collections relating to enslaved peop</w:t>
+      </w:r>
+      <w:r>
+        <w:rPr>
+          <w:u w:val="single" w:color="0000ff"/>
+          <w:rFonts w:ascii="Charis SIL Regular" w:hAnsi="Charis SIL Regular" w:eastAsia="Charis SIL Regular"/>
+          <w:b w:val="0"/>
+          <w:i w:val="0"/>
+          <w:color w:val="000000"/>
+          <w:sz w:val="24"/>
+        </w:rPr>
+        <w:hyperlink r:id="rId23" w:history="1">
+          <w:r>
+            <w:rPr>
+              <w:rStyle w:val="Hyperlink"/>
+            </w:rPr>
+            <w:t>le in Ar</w:t>
+          </w:r>
+        </w:hyperlink>
       </w:r>
       <w:r>
         <w:rPr>
@@ -4225,60 +4281,7 @@
           <w:color w:val="000000"/>
           <w:sz w:val="24"/>
         </w:rPr>
-        <w:t xml:space="preserve">•  </w:t>
-      </w:r>
-      <w:r>
-        <w:rPr>
-          <w:u w:val="single" w:color="0000ff"/>
-          <w:rFonts w:ascii="Charis SIL Regular" w:hAnsi="Charis SIL Regular" w:eastAsia="Charis SIL Regular"/>
-          <w:b w:val="0"/>
-          <w:i w:val="0"/>
-          <w:color w:val="000000"/>
-          <w:sz w:val="24"/>
-        </w:rPr>
-        <w:hyperlink r:id="rId25" w:history="1">
-          <w:r>
-            <w:rPr>
-              <w:rStyle w:val="Hyperlink"/>
-            </w:rPr>
-            <w:t>The re</w:t>
-          </w:r>
-        </w:hyperlink>
-      </w:r>
-      <w:r>
-        <w:rPr>
-          <w:u w:val="single" w:color="0000ff"/>
-          <w:rFonts w:ascii="Charis SIL Regular" w:hAnsi="Charis SIL Regular" w:eastAsia="Charis SIL Regular"/>
-          <w:b w:val="0"/>
-          <w:i w:val="0"/>
-          <w:color w:val="000000"/>
-          <w:sz w:val="24"/>
-        </w:rPr>
-        <w:hyperlink r:id="rId25" w:history="1">
-          <w:r>
-            <w:rPr>
-              <w:rStyle w:val="Hyperlink"/>
-            </w:rPr>
-            <w:t>s</w:t>
-          </w:r>
-        </w:hyperlink>
-      </w:r>
-      <w:r>
-        <w:rPr>
-          <w:rFonts w:ascii="Charis SIL Regular" w:hAnsi="Charis SIL Regular" w:eastAsia="Charis SIL Regular"/>
-          <w:b w:val="0"/>
-          <w:i w:val="0"/>
-          <w:color w:val="000000"/>
-          <w:sz w:val="24"/>
-        </w:rPr>
-        <w:hyperlink r:id="rId25" w:history="1">
-          <w:r>
-            <w:rPr>
-              <w:rStyle w:val="Hyperlink"/>
-            </w:rPr>
-            <w:t xml:space="preserve">earch aid </w:t>
-          </w:r>
-        </w:hyperlink>
+        <w:t xml:space="preserve">•  The research aid </w:t>
       </w:r>
       <w:r>
         <w:rPr>
@@ -5502,13 +5505,29 @@
             <w:rPr>
               <w:rStyle w:val="Hyperlink"/>
             </w:rPr>
-            <w:t>eritage fie</w:t>
+            <w:t>eritage fi</w:t>
           </w:r>
         </w:hyperlink>
       </w:r>
       <w:r>
         <w:rPr>
-          <w:u w:val="single" w:color="0000ff"/>
+          <w:rFonts w:ascii="Charis SIL Regular" w:hAnsi="Charis SIL Regular" w:eastAsia="Charis SIL Regular"/>
+          <w:b w:val="0"/>
+          <w:i w:val="0"/>
+          <w:color w:val="000000"/>
+          <w:sz w:val="24"/>
+        </w:rPr>
+        <w:hyperlink r:id="rId28" w:history="1">
+          <w:r>
+            <w:rPr>
+              <w:rStyle w:val="Hyperlink"/>
+            </w:rPr>
+            <w:t>e</w:t>
+          </w:r>
+        </w:hyperlink>
+      </w:r>
+      <w:r>
+        <w:rPr>
           <w:rFonts w:ascii="Charis SIL Regular" w:hAnsi="Charis SIL Regular" w:eastAsia="Charis SIL Regular"/>
           <w:b w:val="0"/>
           <w:i w:val="0"/>
@@ -5603,7 +5622,7 @@
             <w:rPr>
               <w:rStyle w:val="Hyperlink"/>
             </w:rPr>
-            <w:t>98, the f</w:t>
+            <w:t>98, the fo</w:t>
           </w:r>
         </w:hyperlink>
       </w:r>
@@ -5615,7 +5634,7 @@
           <w:color w:val="000000"/>
           <w:sz w:val="24"/>
         </w:rPr>
-        <w:t xml:space="preserve">oundation aims to document, collect and </w:t>
+        <w:t xml:space="preserve">undation aims to document, collect and </w:t>
       </w:r>
       <w:r>
         <w:rPr>
@@ -6712,132 +6731,8 @@
           <w:i w:val="0"/>
           <w:color w:val="0000FF"/>
           <w:sz w:val="24"/>
-          <w:u w:val="single"/>
-        </w:rPr>
-        <w:hyperlink r:id="rId33" w:history="1">
-          <w:r>
-            <w:rPr>
-              <w:rStyle w:val="Hyperlink"/>
-            </w:rPr>
-            <w:t>Curaçao:</w:t>
-          </w:r>
-        </w:hyperlink>
-      </w:r>
-      <w:r>
-        <w:rPr>
-          <w:rFonts w:ascii="Charis SIL Regular" w:hAnsi="Charis SIL Regular" w:eastAsia="Charis SIL Regular"/>
-          <w:b w:val="0"/>
-          <w:i w:val="0"/>
-          <w:color w:val="0000FF"/>
-          <w:sz w:val="24"/>
-          <w:u w:val="single"/>
-        </w:rPr>
-        <w:t xml:space="preserve"> </w:t>
-      </w:r>
-      <w:r>
-        <w:rPr>
-          <w:rFonts w:ascii="Charis SIL Regular" w:hAnsi="Charis SIL Regular" w:eastAsia="Charis SIL Regular"/>
-          <w:b w:val="0"/>
-          <w:i w:val="0"/>
-          <w:color w:val="0000FF"/>
-          <w:sz w:val="24"/>
-          <w:u w:val="single"/>
-        </w:rPr>
-        <w:hyperlink r:id="rId33" w:history="1">
-          <w:r>
-            <w:rPr>
-              <w:rStyle w:val="Hyperlink"/>
-            </w:rPr>
-            <w:t>Free</w:t>
-          </w:r>
-        </w:hyperlink>
-      </w:r>
-      <w:r>
-        <w:rPr>
-          <w:rFonts w:ascii="Charis SIL Regular" w:hAnsi="Charis SIL Regular" w:eastAsia="Charis SIL Regular"/>
-          <w:b w:val="0"/>
-          <w:i w:val="0"/>
-          <w:color w:val="0000FF"/>
-          <w:sz w:val="24"/>
-          <w:u w:val="single"/>
-        </w:rPr>
-        <w:t xml:space="preserve"> </w:t>
-      </w:r>
-      <w:r>
-        <w:rPr>
-          <w:rFonts w:ascii="Charis SIL Regular" w:hAnsi="Charis SIL Regular" w:eastAsia="Charis SIL Regular"/>
-          <w:b w:val="0"/>
-          <w:i w:val="0"/>
-          <w:color w:val="0000FF"/>
-          <w:sz w:val="24"/>
-          <w:u w:val="single"/>
-        </w:rPr>
-        <w:hyperlink r:id="rId33" w:history="1">
-          <w:r>
-            <w:rPr>
-              <w:rStyle w:val="Hyperlink"/>
-            </w:rPr>
-            <w:t>from</w:t>
-          </w:r>
-        </w:hyperlink>
-      </w:r>
-      <w:r>
-        <w:rPr>
-          <w:rFonts w:ascii="Charis SIL Regular" w:hAnsi="Charis SIL Regular" w:eastAsia="Charis SIL Regular"/>
-          <w:b w:val="0"/>
-          <w:i w:val="0"/>
-          <w:color w:val="0000FF"/>
-          <w:sz w:val="24"/>
-          <w:u w:val="single"/>
-        </w:rPr>
-        <w:t xml:space="preserve"> </w:t>
-      </w:r>
-      <w:r>
-        <w:rPr>
-          <w:rFonts w:ascii="Charis SIL Regular" w:hAnsi="Charis SIL Regular" w:eastAsia="Charis SIL Regular"/>
-          <w:b w:val="0"/>
-          <w:i w:val="0"/>
-          <w:color w:val="0000FF"/>
-          <w:sz w:val="24"/>
-          <w:u w:val="single"/>
-        </w:rPr>
-        <w:hyperlink r:id="rId33" w:history="1">
-          <w:r>
-            <w:rPr>
-              <w:rStyle w:val="Hyperlink"/>
-            </w:rPr>
-            <w:t>Slavery</w:t>
-          </w:r>
-        </w:hyperlink>
-      </w:r>
-      <w:r>
-        <w:rPr>
-          <w:rFonts w:ascii="Charis SIL Regular" w:hAnsi="Charis SIL Regular" w:eastAsia="Charis SIL Regular"/>
-          <w:b w:val="0"/>
-          <w:i w:val="0"/>
-          <w:color w:val="0000FF"/>
-          <w:sz w:val="24"/>
-          <w:u w:val="single"/>
-        </w:rPr>
-        <w:t xml:space="preserve"> </w:t>
-      </w:r>
-      <w:r>
-        <w:rPr>
-          <w:rFonts w:ascii="Charis SIL Regular" w:hAnsi="Charis SIL Regular" w:eastAsia="Charis SIL Regular"/>
-          <w:b w:val="0"/>
-          <w:i w:val="0"/>
-          <w:color w:val="0000FF"/>
-          <w:sz w:val="24"/>
-          <w:u w:val="single"/>
-        </w:rPr>
-        <w:hyperlink r:id="rId33" w:history="1">
-          <w:r>
-            <w:rPr>
-              <w:rStyle w:val="Hyperlink"/>
-            </w:rPr>
-            <w:t>(man</w:t>
-          </w:r>
-        </w:hyperlink>
+        </w:rPr>
+        <w:t>Curaçao: Free from Slavery (man</w:t>
       </w:r>
       <w:r>
         <w:rPr>

--- a/EXPORTS/DOCX/published/niveau2/English/ArubaBonaireCuracao.docx
+++ b/EXPORTS/DOCX/published/niveau2/English/ArubaBonaireCuracao.docx
@@ -742,6 +742,7 @@
       </w:r>
       <w:r>
         <w:rPr>
+          <w:u w:val="single" w:color="0000ff"/>
           <w:rFonts w:ascii="Charis SIL Regular" w:hAnsi="Charis SIL Regular" w:eastAsia="Charis SIL Regular"/>
           <w:b w:val="0"/>
           <w:i w:val="0"/>
@@ -1435,7 +1436,7 @@
             <w:rPr>
               <w:rStyle w:val="Hyperlink"/>
             </w:rPr>
-            <w:t>offi</w:t>
+            <w:t>office</w:t>
           </w:r>
         </w:hyperlink>
       </w:r>
@@ -1446,23 +1447,7 @@
           <w:i w:val="0"/>
           <w:color w:val="0000FF"/>
           <w:sz w:val="24"/>
-        </w:rPr>
-        <w:hyperlink r:id="rId14" w:history="1">
-          <w:r>
-            <w:rPr>
-              <w:rStyle w:val="Hyperlink"/>
-            </w:rPr>
-            <w:t>ce</w:t>
-          </w:r>
-        </w:hyperlink>
-      </w:r>
-      <w:r>
-        <w:rPr>
-          <w:rFonts w:ascii="Charis SIL Regular" w:hAnsi="Charis SIL Regular" w:eastAsia="Charis SIL Regular"/>
-          <w:b w:val="0"/>
-          <w:i w:val="0"/>
-          <w:color w:val="0000FF"/>
-          <w:sz w:val="24"/>
+          <w:u w:val="single"/>
         </w:rPr>
         <w:t>rs</w:t>
       </w:r>
@@ -1752,9 +1737,19 @@
             <w:rPr>
               <w:rStyle w:val="Hyperlink"/>
             </w:rPr>
-            <w:t>1815-1950</w:t>
+            <w:t>1815-19</w:t>
           </w:r>
         </w:hyperlink>
+      </w:r>
+      <w:r>
+        <w:rPr>
+          <w:rFonts w:ascii="Charis SIL Regular" w:hAnsi="Charis SIL Regular" w:eastAsia="Charis SIL Regular"/>
+          <w:b w:val="0"/>
+          <w:i w:val="0"/>
+          <w:color w:val="0000FF"/>
+          <w:sz w:val="24"/>
+        </w:rPr>
+        <w:t>50</w:t>
       </w:r>
       <w:r>
         <w:rPr>
@@ -2204,169 +2199,7 @@
           <w:color w:val="000000"/>
           <w:sz w:val="24"/>
         </w:rPr>
-        <w:t>contains info</w:t>
-      </w:r>
-      <w:r>
-        <w:rPr>
-          <w:u w:val="single" w:color="0000ff"/>
-          <w:rFonts w:ascii="Charis SIL Regular" w:hAnsi="Charis SIL Regular" w:eastAsia="Charis SIL Regular"/>
-          <w:b w:val="0"/>
-          <w:i w:val="0"/>
-          <w:color w:val="000000"/>
-          <w:sz w:val="24"/>
-        </w:rPr>
-        <w:hyperlink r:id="rId15" w:history="1">
-          <w:r>
-            <w:rPr>
-              <w:rStyle w:val="Hyperlink"/>
-            </w:rPr>
-            <w:t>rmat</w:t>
-          </w:r>
-        </w:hyperlink>
-      </w:r>
-      <w:r>
-        <w:rPr>
-          <w:u w:val="single" w:color="0000ff"/>
-          <w:rFonts w:ascii="Charis SIL Regular" w:hAnsi="Charis SIL Regular" w:eastAsia="Charis SIL Regular"/>
-          <w:b w:val="0"/>
-          <w:i w:val="0"/>
-          <w:color w:val="000000"/>
-          <w:sz w:val="24"/>
-        </w:rPr>
-        <w:hyperlink r:id="rId15" w:history="1">
-          <w:r>
-            <w:rPr>
-              <w:rStyle w:val="Hyperlink"/>
-            </w:rPr>
-            <w:t>i</w:t>
-          </w:r>
-        </w:hyperlink>
-      </w:r>
-      <w:r>
-        <w:rPr>
-          <w:u w:val="single" w:color="0000ff"/>
-          <w:rFonts w:ascii="Charis SIL Regular" w:hAnsi="Charis SIL Regular" w:eastAsia="Charis SIL Regular"/>
-          <w:b w:val="0"/>
-          <w:i w:val="0"/>
-          <w:color w:val="000000"/>
-          <w:sz w:val="24"/>
-        </w:rPr>
-        <w:hyperlink r:id="rId15" w:history="1">
-          <w:r>
-            <w:rPr>
-              <w:rStyle w:val="Hyperlink"/>
-            </w:rPr>
-            <w:t>on abou</w:t>
-          </w:r>
-        </w:hyperlink>
-      </w:r>
-      <w:r>
-        <w:rPr>
-          <w:u w:val="single" w:color="0000ff"/>
-          <w:rFonts w:ascii="Charis SIL Regular" w:hAnsi="Charis SIL Regular" w:eastAsia="Charis SIL Regular"/>
-          <w:b w:val="0"/>
-          <w:i w:val="0"/>
-          <w:color w:val="000000"/>
-          <w:sz w:val="24"/>
-        </w:rPr>
-        <w:hyperlink r:id="rId15" w:history="1">
-          <w:r>
-            <w:rPr>
-              <w:rStyle w:val="Hyperlink"/>
-            </w:rPr>
-            <w:t>t</w:t>
-          </w:r>
-        </w:hyperlink>
-      </w:r>
-      <w:r>
-        <w:rPr>
-          <w:u w:val="single" w:color="0000ff"/>
-          <w:rFonts w:ascii="Charis SIL Regular" w:hAnsi="Charis SIL Regular" w:eastAsia="Charis SIL Regular"/>
-          <w:b w:val="0"/>
-          <w:i w:val="0"/>
-          <w:color w:val="000000"/>
-          <w:sz w:val="24"/>
-        </w:rPr>
-        <w:hyperlink r:id="rId15" w:history="1">
-          <w:r>
-            <w:rPr>
-              <w:rStyle w:val="Hyperlink"/>
-            </w:rPr>
-            <w:t xml:space="preserve"> D</w:t>
-          </w:r>
-        </w:hyperlink>
-      </w:r>
-      <w:r>
-        <w:rPr>
-          <w:u w:val="single" w:color="0000ff"/>
-          <w:rFonts w:ascii="Charis SIL Regular" w:hAnsi="Charis SIL Regular" w:eastAsia="Charis SIL Regular"/>
-          <w:b w:val="0"/>
-          <w:i w:val="0"/>
-          <w:color w:val="000000"/>
-          <w:sz w:val="24"/>
-        </w:rPr>
-        <w:hyperlink r:id="rId15" w:history="1">
-          <w:r>
-            <w:rPr>
-              <w:rStyle w:val="Hyperlink"/>
-            </w:rPr>
-            <w:t>utc</w:t>
-          </w:r>
-        </w:hyperlink>
-      </w:r>
-      <w:r>
-        <w:rPr>
-          <w:u w:val="single" w:color="0000ff"/>
-          <w:rFonts w:ascii="Charis SIL Regular" w:hAnsi="Charis SIL Regular" w:eastAsia="Charis SIL Regular"/>
-          <w:b w:val="0"/>
-          <w:i w:val="0"/>
-          <w:color w:val="000000"/>
-          <w:sz w:val="24"/>
-        </w:rPr>
-        <w:hyperlink r:id="rId15" w:history="1">
-          <w:r>
-            <w:rPr>
-              <w:rStyle w:val="Hyperlink"/>
-            </w:rPr>
-            <w:t>h</w:t>
-          </w:r>
-        </w:hyperlink>
-      </w:r>
-      <w:r>
-        <w:rPr>
-          <w:u w:val="single" w:color="0000ff"/>
-          <w:rFonts w:ascii="Charis SIL Regular" w:hAnsi="Charis SIL Regular" w:eastAsia="Charis SIL Regular"/>
-          <w:b w:val="0"/>
-          <w:i w:val="0"/>
-          <w:color w:val="000000"/>
-          <w:sz w:val="24"/>
-        </w:rPr>
-        <w:hyperlink r:id="rId15" w:history="1">
-          <w:r>
-            <w:rPr>
-              <w:rStyle w:val="Hyperlink"/>
-            </w:rPr>
-            <w:t xml:space="preserve"> colo</w:t>
-          </w:r>
-        </w:hyperlink>
-      </w:r>
-      <w:r>
-        <w:rPr>
-          <w:u w:val="single" w:color="0000ff"/>
-          <w:rFonts w:ascii="Charis SIL Regular" w:hAnsi="Charis SIL Regular" w:eastAsia="Charis SIL Regular"/>
-          <w:b w:val="0"/>
-          <w:i w:val="0"/>
-          <w:color w:val="000000"/>
-          <w:sz w:val="24"/>
-        </w:rPr>
-        <w:hyperlink r:id="rId15" w:history="1">
-          <w:r>
-            <w:rPr>
-              <w:rStyle w:val="Hyperlink"/>
-            </w:rPr>
-            <w:t>nial civ</w:t>
-          </w:r>
-        </w:hyperlink>
+        <w:t>contains information about Dutch colonial civ</w:t>
       </w:r>
       <w:r>
         <w:rPr>
@@ -2829,7 +2662,6 @@
       </w:r>
       <w:r>
         <w:rPr>
-          <w:u w:val="single" w:color="0000ff"/>
           <w:rFonts w:ascii="Charis SIL Regular" w:hAnsi="Charis SIL Regular" w:eastAsia="Charis SIL Regular"/>
           <w:b w:val="0"/>
           <w:i w:val="0"/>
@@ -3220,13 +3052,38 @@
       </w:r>
       <w:r>
         <w:rPr>
-          <w:rFonts w:ascii="Charis SIL Regular" w:hAnsi="Charis SIL Regular" w:eastAsia="Charis SIL Regular"/>
-          <w:b w:val="0"/>
-          <w:i w:val="0"/>
-          <w:color w:val="000000"/>
-          <w:sz w:val="24"/>
-        </w:rPr>
-        <w:t xml:space="preserve">and the </w:t>
+          <w:u w:val="single" w:color="0000ff"/>
+          <w:rFonts w:ascii="Charis SIL Regular" w:hAnsi="Charis SIL Regular" w:eastAsia="Charis SIL Regular"/>
+          <w:b w:val="0"/>
+          <w:i w:val="0"/>
+          <w:color w:val="000000"/>
+          <w:sz w:val="24"/>
+        </w:rPr>
+        <w:hyperlink r:id="rId18" w:history="1">
+          <w:r>
+            <w:rPr>
+              <w:rStyle w:val="Hyperlink"/>
+            </w:rPr>
+            <w:t>and</w:t>
+          </w:r>
+        </w:hyperlink>
+      </w:r>
+      <w:r>
+        <w:rPr>
+          <w:rFonts w:ascii="Charis SIL Regular" w:hAnsi="Charis SIL Regular" w:eastAsia="Charis SIL Regular"/>
+          <w:b w:val="0"/>
+          <w:i w:val="0"/>
+          <w:color w:val="000000"/>
+          <w:sz w:val="24"/>
+        </w:rPr>
+        <w:hyperlink r:id="rId18" w:history="1">
+          <w:r>
+            <w:rPr>
+              <w:rStyle w:val="Hyperlink"/>
+            </w:rPr>
+            <w:t xml:space="preserve"> the </w:t>
+          </w:r>
+        </w:hyperlink>
       </w:r>
       <w:r>
         <w:rPr>
@@ -3237,7 +3094,7 @@
           <w:sz w:val="24"/>
           <w:u w:val="single"/>
         </w:rPr>
-        <w:hyperlink r:id="rId20" w:history="1">
+        <w:hyperlink r:id="rId18" w:history="1">
           <w:r>
             <w:rPr>
               <w:rStyle w:val="Hyperlink"/>
@@ -3831,31 +3688,13 @@
       </w:r>
       <w:r>
         <w:rPr>
-          <w:u w:val="single" w:color="0000ff"/>
-          <w:rFonts w:ascii="Charis SIL Regular" w:hAnsi="Charis SIL Regular" w:eastAsia="Charis SIL Regular"/>
-          <w:b w:val="0"/>
-          <w:i w:val="0"/>
-          <w:color w:val="000000"/>
-          <w:sz w:val="24"/>
-        </w:rPr>
-        <w:hyperlink r:id="rId21" w:history="1">
-          <w:r>
-            <w:rPr>
-              <w:rStyle w:val="Hyperlink"/>
-            </w:rPr>
-            <w:t>Netherlands</w:t>
-          </w:r>
-        </w:hyperlink>
-      </w:r>
-      <w:r>
-        <w:rPr>
-          <w:rFonts w:ascii="Charis SIL Regular" w:hAnsi="Charis SIL Regular" w:eastAsia="Charis SIL Regular"/>
-          <w:b w:val="0"/>
-          <w:i w:val="0"/>
-          <w:color w:val="000000"/>
-          <w:sz w:val="24"/>
-        </w:rPr>
-        <w:t xml:space="preserve">. There is also a specific </w:t>
+          <w:rFonts w:ascii="Charis SIL Regular" w:hAnsi="Charis SIL Regular" w:eastAsia="Charis SIL Regular"/>
+          <w:b w:val="0"/>
+          <w:i w:val="0"/>
+          <w:color w:val="000000"/>
+          <w:sz w:val="24"/>
+        </w:rPr>
+        <w:t xml:space="preserve">Netherlands. There is also a specific </w:t>
       </w:r>
       <w:r>
         <w:rPr>
@@ -3864,6 +3703,7 @@
           <w:i w:val="0"/>
           <w:color w:val="0000FF"/>
           <w:sz w:val="24"/>
+          <w:u w:val="single"/>
         </w:rPr>
         <w:hyperlink r:id="rId23" w:history="1">
           <w:r>
@@ -4155,6 +3995,7 @@
           <w:i w:val="0"/>
           <w:color w:val="0000FF"/>
           <w:sz w:val="24"/>
+          <w:u w:val="single"/>
         </w:rPr>
         <w:t>A</w:t>
       </w:r>
@@ -4214,7 +4055,7 @@
           <w:sz w:val="24"/>
           <w:u w:val="single"/>
         </w:rPr>
-        <w:hyperlink r:id="rId24" w:history="1">
+        <w:hyperlink r:id="rId25" w:history="1">
           <w:r>
             <w:rPr>
               <w:rStyle w:val="Hyperlink"/>
@@ -4281,7 +4122,18 @@
           <w:color w:val="000000"/>
           <w:sz w:val="24"/>
         </w:rPr>
-        <w:t xml:space="preserve">•  The research aid </w:t>
+        <w:t xml:space="preserve">•  </w:t>
+      </w:r>
+      <w:r>
+        <w:rPr>
+          <w:u w:val="single" w:color="0000ff"/>
+          <w:rFonts w:ascii="Charis SIL Regular" w:hAnsi="Charis SIL Regular" w:eastAsia="Charis SIL Regular"/>
+          <w:b w:val="0"/>
+          <w:i w:val="0"/>
+          <w:color w:val="000000"/>
+          <w:sz w:val="24"/>
+        </w:rPr>
+        <w:t xml:space="preserve">The research aid </w:t>
       </w:r>
       <w:r>
         <w:rPr>
@@ -4292,7 +4144,7 @@
           <w:sz w:val="24"/>
           <w:u w:val="single"/>
         </w:rPr>
-        <w:hyperlink r:id="rId25" w:history="1">
+        <w:hyperlink r:id="rId13" w:history="1">
           <w:r>
             <w:rPr>
               <w:rStyle w:val="Hyperlink"/>
@@ -5505,29 +5357,13 @@
             <w:rPr>
               <w:rStyle w:val="Hyperlink"/>
             </w:rPr>
-            <w:t>eritage fi</w:t>
+            <w:t>eritage fie</w:t>
           </w:r>
         </w:hyperlink>
       </w:r>
       <w:r>
         <w:rPr>
-          <w:rFonts w:ascii="Charis SIL Regular" w:hAnsi="Charis SIL Regular" w:eastAsia="Charis SIL Regular"/>
-          <w:b w:val="0"/>
-          <w:i w:val="0"/>
-          <w:color w:val="000000"/>
-          <w:sz w:val="24"/>
-        </w:rPr>
-        <w:hyperlink r:id="rId28" w:history="1">
-          <w:r>
-            <w:rPr>
-              <w:rStyle w:val="Hyperlink"/>
-            </w:rPr>
-            <w:t>e</w:t>
-          </w:r>
-        </w:hyperlink>
-      </w:r>
-      <w:r>
-        <w:rPr>
+          <w:u w:val="single" w:color="0000ff"/>
           <w:rFonts w:ascii="Charis SIL Regular" w:hAnsi="Charis SIL Regular" w:eastAsia="Charis SIL Regular"/>
           <w:b w:val="0"/>
           <w:i w:val="0"/>
@@ -5622,7 +5458,7 @@
             <w:rPr>
               <w:rStyle w:val="Hyperlink"/>
             </w:rPr>
-            <w:t>98, the fo</w:t>
+            <w:t>98, the f</w:t>
           </w:r>
         </w:hyperlink>
       </w:r>
@@ -5634,7 +5470,7 @@
           <w:color w:val="000000"/>
           <w:sz w:val="24"/>
         </w:rPr>
-        <w:t xml:space="preserve">undation aims to document, collect and </w:t>
+        <w:t xml:space="preserve">oundation aims to document, collect and </w:t>
       </w:r>
       <w:r>
         <w:rPr>
@@ -6731,8 +6567,16 @@
           <w:i w:val="0"/>
           <w:color w:val="0000FF"/>
           <w:sz w:val="24"/>
-        </w:rPr>
-        <w:t>Curaçao: Free from Slavery (man</w:t>
+          <w:u w:val="single"/>
+        </w:rPr>
+        <w:hyperlink r:id="rId33" w:history="1">
+          <w:r>
+            <w:rPr>
+              <w:rStyle w:val="Hyperlink"/>
+            </w:rPr>
+            <w:t>Curaçao:</w:t>
+          </w:r>
+        </w:hyperlink>
       </w:r>
       <w:r>
         <w:rPr>
@@ -6743,7 +6587,123 @@
           <w:sz w:val="24"/>
           <w:u w:val="single"/>
         </w:rPr>
-        <w:hyperlink r:id="rId32" w:history="1">
+        <w:t xml:space="preserve"> </w:t>
+      </w:r>
+      <w:r>
+        <w:rPr>
+          <w:rFonts w:ascii="Charis SIL Regular" w:hAnsi="Charis SIL Regular" w:eastAsia="Charis SIL Regular"/>
+          <w:b w:val="0"/>
+          <w:i w:val="0"/>
+          <w:color w:val="0000FF"/>
+          <w:sz w:val="24"/>
+          <w:u w:val="single"/>
+        </w:rPr>
+        <w:hyperlink r:id="rId33" w:history="1">
+          <w:r>
+            <w:rPr>
+              <w:rStyle w:val="Hyperlink"/>
+            </w:rPr>
+            <w:t>Free</w:t>
+          </w:r>
+        </w:hyperlink>
+      </w:r>
+      <w:r>
+        <w:rPr>
+          <w:rFonts w:ascii="Charis SIL Regular" w:hAnsi="Charis SIL Regular" w:eastAsia="Charis SIL Regular"/>
+          <w:b w:val="0"/>
+          <w:i w:val="0"/>
+          <w:color w:val="0000FF"/>
+          <w:sz w:val="24"/>
+          <w:u w:val="single"/>
+        </w:rPr>
+        <w:t xml:space="preserve"> </w:t>
+      </w:r>
+      <w:r>
+        <w:rPr>
+          <w:rFonts w:ascii="Charis SIL Regular" w:hAnsi="Charis SIL Regular" w:eastAsia="Charis SIL Regular"/>
+          <w:b w:val="0"/>
+          <w:i w:val="0"/>
+          <w:color w:val="0000FF"/>
+          <w:sz w:val="24"/>
+          <w:u w:val="single"/>
+        </w:rPr>
+        <w:hyperlink r:id="rId33" w:history="1">
+          <w:r>
+            <w:rPr>
+              <w:rStyle w:val="Hyperlink"/>
+            </w:rPr>
+            <w:t>from</w:t>
+          </w:r>
+        </w:hyperlink>
+      </w:r>
+      <w:r>
+        <w:rPr>
+          <w:rFonts w:ascii="Charis SIL Regular" w:hAnsi="Charis SIL Regular" w:eastAsia="Charis SIL Regular"/>
+          <w:b w:val="0"/>
+          <w:i w:val="0"/>
+          <w:color w:val="0000FF"/>
+          <w:sz w:val="24"/>
+          <w:u w:val="single"/>
+        </w:rPr>
+        <w:t xml:space="preserve"> </w:t>
+      </w:r>
+      <w:r>
+        <w:rPr>
+          <w:rFonts w:ascii="Charis SIL Regular" w:hAnsi="Charis SIL Regular" w:eastAsia="Charis SIL Regular"/>
+          <w:b w:val="0"/>
+          <w:i w:val="0"/>
+          <w:color w:val="0000FF"/>
+          <w:sz w:val="24"/>
+          <w:u w:val="single"/>
+        </w:rPr>
+        <w:hyperlink r:id="rId33" w:history="1">
+          <w:r>
+            <w:rPr>
+              <w:rStyle w:val="Hyperlink"/>
+            </w:rPr>
+            <w:t>Slavery</w:t>
+          </w:r>
+        </w:hyperlink>
+      </w:r>
+      <w:r>
+        <w:rPr>
+          <w:rFonts w:ascii="Charis SIL Regular" w:hAnsi="Charis SIL Regular" w:eastAsia="Charis SIL Regular"/>
+          <w:b w:val="0"/>
+          <w:i w:val="0"/>
+          <w:color w:val="0000FF"/>
+          <w:sz w:val="24"/>
+          <w:u w:val="single"/>
+        </w:rPr>
+        <w:t xml:space="preserve"> </w:t>
+      </w:r>
+      <w:r>
+        <w:rPr>
+          <w:rFonts w:ascii="Charis SIL Regular" w:hAnsi="Charis SIL Regular" w:eastAsia="Charis SIL Regular"/>
+          <w:b w:val="0"/>
+          <w:i w:val="0"/>
+          <w:color w:val="0000FF"/>
+          <w:sz w:val="24"/>
+          <w:u w:val="single"/>
+        </w:rPr>
+        <w:hyperlink r:id="rId33" w:history="1">
+          <w:r>
+            <w:rPr>
+              <w:rStyle w:val="Hyperlink"/>
+            </w:rPr>
+            <w:t>(man</w:t>
+          </w:r>
+        </w:hyperlink>
+      </w:r>
+      <w:r>
+        <w:rPr>
+          <w:rFonts w:ascii="Charis SIL Regular" w:hAnsi="Charis SIL Regular" w:eastAsia="Charis SIL Regular"/>
+          <w:b w:val="0"/>
+          <w:i w:val="0"/>
+          <w:color w:val="0000FF"/>
+          <w:sz w:val="24"/>
+          <w:u w:val="single"/>
+        </w:rPr>
+        <w:hyperlink r:id="rId33" w:history="1">
           <w:r>
             <w:rPr>
               <w:rStyle w:val="Hyperlink"/>
@@ -6761,7 +6721,7 @@
           <w:sz w:val="24"/>
           <w:u w:val="single"/>
         </w:rPr>
-        <w:hyperlink r:id="rId32" w:history="1">
+        <w:hyperlink r:id="rId33" w:history="1">
           <w:r>
             <w:rPr>
               <w:rStyle w:val="Hyperlink"/>
@@ -6779,7 +6739,7 @@
           <w:sz w:val="24"/>
           <w:u w:val="single"/>
         </w:rPr>
-        <w:hyperlink r:id="rId32" w:history="1">
+        <w:hyperlink r:id="rId33" w:history="1">
           <w:r>
             <w:rPr>
               <w:rStyle w:val="Hyperlink"/>
@@ -6808,7 +6768,7 @@
           <w:sz w:val="24"/>
           <w:u w:val="single"/>
         </w:rPr>
-        <w:hyperlink r:id="rId32" w:history="1">
+        <w:hyperlink r:id="rId33" w:history="1">
           <w:r>
             <w:rPr>
               <w:rStyle w:val="Hyperlink"/>
@@ -6826,7 +6786,7 @@
           <w:sz w:val="24"/>
           <w:u w:val="single"/>
         </w:rPr>
-        <w:hyperlink r:id="rId32" w:history="1">
+        <w:hyperlink r:id="rId33" w:history="1">
           <w:r>
             <w:rPr>
               <w:rStyle w:val="Hyperlink"/>
@@ -6844,7 +6804,7 @@
           <w:sz w:val="24"/>
           <w:u w:val="single"/>
         </w:rPr>
-        <w:hyperlink r:id="rId32" w:history="1">
+        <w:hyperlink r:id="rId33" w:history="1">
           <w:r>
             <w:rPr>
               <w:rStyle w:val="Hyperlink"/>
@@ -6862,7 +6822,7 @@
           <w:sz w:val="24"/>
           <w:u w:val="single"/>
         </w:rPr>
-        <w:hyperlink r:id="rId32" w:history="1">
+        <w:hyperlink r:id="rId33" w:history="1">
           <w:r>
             <w:rPr>
               <w:rStyle w:val="Hyperlink"/>

--- a/EXPORTS/DOCX/published/niveau2/English/ArubaBonaireCuracao.docx
+++ b/EXPORTS/DOCX/published/niveau2/English/ArubaBonaireCuracao.docx
@@ -648,25 +648,7 @@
           <w:color w:val="000000"/>
           <w:sz w:val="24"/>
         </w:rPr>
-        <w:t>islands under the authority of the newly found</w:t>
-      </w:r>
-      <w:r>
-        <w:rPr>
-          <w:u w:val="single" w:color="0000ff"/>
-          <w:rFonts w:ascii="Charis SIL Regular" w:hAnsi="Charis SIL Regular" w:eastAsia="Charis SIL Regular"/>
-          <w:b w:val="0"/>
-          <w:i w:val="0"/>
-          <w:color w:val="000000"/>
-          <w:sz w:val="24"/>
-        </w:rPr>
-        <w:hyperlink r:id="rId10" w:history="1">
-          <w:r>
-            <w:rPr>
-              <w:rStyle w:val="Hyperlink"/>
-            </w:rPr>
-            <w:t>ed Kin</w:t>
-          </w:r>
-        </w:hyperlink>
+        <w:t>islands under the authority of the newly founded Kin</w:t>
       </w:r>
       <w:r>
         <w:rPr>
@@ -742,7 +724,6 @@
       </w:r>
       <w:r>
         <w:rPr>
-          <w:u w:val="single" w:color="0000ff"/>
           <w:rFonts w:ascii="Charis SIL Regular" w:hAnsi="Charis SIL Regular" w:eastAsia="Charis SIL Regular"/>
           <w:b w:val="0"/>
           <w:i w:val="0"/>
@@ -1436,7 +1417,7 @@
             <w:rPr>
               <w:rStyle w:val="Hyperlink"/>
             </w:rPr>
-            <w:t>office</w:t>
+            <w:t>offi</w:t>
           </w:r>
         </w:hyperlink>
       </w:r>
@@ -1447,7 +1428,23 @@
           <w:i w:val="0"/>
           <w:color w:val="0000FF"/>
           <w:sz w:val="24"/>
-          <w:u w:val="single"/>
+        </w:rPr>
+        <w:hyperlink r:id="rId14" w:history="1">
+          <w:r>
+            <w:rPr>
+              <w:rStyle w:val="Hyperlink"/>
+            </w:rPr>
+            <w:t>ce</w:t>
+          </w:r>
+        </w:hyperlink>
+      </w:r>
+      <w:r>
+        <w:rPr>
+          <w:rFonts w:ascii="Charis SIL Regular" w:hAnsi="Charis SIL Regular" w:eastAsia="Charis SIL Regular"/>
+          <w:b w:val="0"/>
+          <w:i w:val="0"/>
+          <w:color w:val="0000FF"/>
+          <w:sz w:val="24"/>
         </w:rPr>
         <w:t>rs</w:t>
       </w:r>
@@ -1737,19 +1734,9 @@
             <w:rPr>
               <w:rStyle w:val="Hyperlink"/>
             </w:rPr>
-            <w:t>1815-19</w:t>
+            <w:t>1815-1950</w:t>
           </w:r>
         </w:hyperlink>
-      </w:r>
-      <w:r>
-        <w:rPr>
-          <w:rFonts w:ascii="Charis SIL Regular" w:hAnsi="Charis SIL Regular" w:eastAsia="Charis SIL Regular"/>
-          <w:b w:val="0"/>
-          <w:i w:val="0"/>
-          <w:color w:val="0000FF"/>
-          <w:sz w:val="24"/>
-        </w:rPr>
-        <w:t>50</w:t>
       </w:r>
       <w:r>
         <w:rPr>
@@ -2199,7 +2186,79 @@
           <w:color w:val="000000"/>
           <w:sz w:val="24"/>
         </w:rPr>
-        <w:t>contains information about Dutch colonial civ</w:t>
+        <w:t>contains information about D</w:t>
+      </w:r>
+      <w:r>
+        <w:rPr>
+          <w:u w:val="single" w:color="0000ff"/>
+          <w:rFonts w:ascii="Charis SIL Regular" w:hAnsi="Charis SIL Regular" w:eastAsia="Charis SIL Regular"/>
+          <w:b w:val="0"/>
+          <w:i w:val="0"/>
+          <w:color w:val="000000"/>
+          <w:sz w:val="24"/>
+        </w:rPr>
+        <w:hyperlink r:id="rId15" w:history="1">
+          <w:r>
+            <w:rPr>
+              <w:rStyle w:val="Hyperlink"/>
+            </w:rPr>
+            <w:t>utc</w:t>
+          </w:r>
+        </w:hyperlink>
+      </w:r>
+      <w:r>
+        <w:rPr>
+          <w:u w:val="single" w:color="0000ff"/>
+          <w:rFonts w:ascii="Charis SIL Regular" w:hAnsi="Charis SIL Regular" w:eastAsia="Charis SIL Regular"/>
+          <w:b w:val="0"/>
+          <w:i w:val="0"/>
+          <w:color w:val="000000"/>
+          <w:sz w:val="24"/>
+        </w:rPr>
+        <w:hyperlink r:id="rId15" w:history="1">
+          <w:r>
+            <w:rPr>
+              <w:rStyle w:val="Hyperlink"/>
+            </w:rPr>
+            <w:t>h</w:t>
+          </w:r>
+        </w:hyperlink>
+      </w:r>
+      <w:r>
+        <w:rPr>
+          <w:u w:val="single" w:color="0000ff"/>
+          <w:rFonts w:ascii="Charis SIL Regular" w:hAnsi="Charis SIL Regular" w:eastAsia="Charis SIL Regular"/>
+          <w:b w:val="0"/>
+          <w:i w:val="0"/>
+          <w:color w:val="000000"/>
+          <w:sz w:val="24"/>
+        </w:rPr>
+        <w:hyperlink r:id="rId15" w:history="1">
+          <w:r>
+            <w:rPr>
+              <w:rStyle w:val="Hyperlink"/>
+            </w:rPr>
+            <w:t xml:space="preserve"> colo</w:t>
+          </w:r>
+        </w:hyperlink>
+      </w:r>
+      <w:r>
+        <w:rPr>
+          <w:u w:val="single" w:color="0000ff"/>
+          <w:rFonts w:ascii="Charis SIL Regular" w:hAnsi="Charis SIL Regular" w:eastAsia="Charis SIL Regular"/>
+          <w:b w:val="0"/>
+          <w:i w:val="0"/>
+          <w:color w:val="000000"/>
+          <w:sz w:val="24"/>
+        </w:rPr>
+        <w:hyperlink r:id="rId15" w:history="1">
+          <w:r>
+            <w:rPr>
+              <w:rStyle w:val="Hyperlink"/>
+            </w:rPr>
+            <w:t>nial civ</w:t>
+          </w:r>
+        </w:hyperlink>
       </w:r>
       <w:r>
         <w:rPr>
@@ -2662,6 +2721,7 @@
       </w:r>
       <w:r>
         <w:rPr>
+          <w:u w:val="single" w:color="0000ff"/>
           <w:rFonts w:ascii="Charis SIL Regular" w:hAnsi="Charis SIL Regular" w:eastAsia="Charis SIL Regular"/>
           <w:b w:val="0"/>
           <w:i w:val="0"/>
@@ -3070,6 +3130,7 @@
       </w:r>
       <w:r>
         <w:rPr>
+          <w:u w:val="single" w:color="0000ff"/>
           <w:rFonts w:ascii="Charis SIL Regular" w:hAnsi="Charis SIL Regular" w:eastAsia="Charis SIL Regular"/>
           <w:b w:val="0"/>
           <w:i w:val="0"/>
@@ -3688,13 +3749,31 @@
       </w:r>
       <w:r>
         <w:rPr>
+          <w:u w:val="single" w:color="0000ff"/>
           <w:rFonts w:ascii="Charis SIL Regular" w:hAnsi="Charis SIL Regular" w:eastAsia="Charis SIL Regular"/>
           <w:b w:val="0"/>
           <w:i w:val="0"/>
           <w:color w:val="000000"/>
           <w:sz w:val="24"/>
         </w:rPr>
-        <w:t xml:space="preserve">Netherlands. There is also a specific </w:t>
+        <w:hyperlink r:id="rId21" w:history="1">
+          <w:r>
+            <w:rPr>
+              <w:rStyle w:val="Hyperlink"/>
+            </w:rPr>
+            <w:t>Netherlands</w:t>
+          </w:r>
+        </w:hyperlink>
+      </w:r>
+      <w:r>
+        <w:rPr>
+          <w:rFonts w:ascii="Charis SIL Regular" w:hAnsi="Charis SIL Regular" w:eastAsia="Charis SIL Regular"/>
+          <w:b w:val="0"/>
+          <w:i w:val="0"/>
+          <w:color w:val="000000"/>
+          <w:sz w:val="24"/>
+        </w:rPr>
+        <w:t xml:space="preserve">. There is also a specific </w:t>
       </w:r>
       <w:r>
         <w:rPr>
@@ -3968,7 +4047,7 @@
           <w:sz w:val="24"/>
           <w:u w:val="single"/>
         </w:rPr>
-        <w:hyperlink r:id="rId24" w:history="1">
+        <w:hyperlink r:id="rId25" w:history="1">
           <w:r>
             <w:rPr>
               <w:rStyle w:val="Hyperlink"/>
@@ -3997,7 +4076,32 @@
           <w:sz w:val="24"/>
           <w:u w:val="single"/>
         </w:rPr>
-        <w:t>A</w:t>
+        <w:hyperlink r:id="rId25" w:history="1">
+          <w:r>
+            <w:rPr>
+              <w:rStyle w:val="Hyperlink"/>
+            </w:rPr>
+            <w:t>A</w:t>
+          </w:r>
+        </w:hyperlink>
+      </w:r>
+      <w:r>
+        <w:rPr>
+          <w:rFonts w:ascii="Charis SIL Regular" w:hAnsi="Charis SIL Regular" w:eastAsia="Charis SIL Regular"/>
+          <w:b w:val="0"/>
+          <w:i w:val="0"/>
+          <w:color w:val="0000FF"/>
+          <w:sz w:val="24"/>
+          <w:u w:val="single"/>
+        </w:rPr>
+        <w:hyperlink r:id="rId25" w:history="1">
+          <w:r>
+            <w:rPr>
+              <w:rStyle w:val="Hyperlink"/>
+            </w:rPr>
+            <w:t>rkeologi</w:t>
+          </w:r>
+        </w:hyperlink>
       </w:r>
       <w:r>
         <w:rPr>
@@ -4013,7 +4117,7 @@
             <w:rPr>
               <w:rStyle w:val="Hyperlink"/>
             </w:rPr>
-            <w:t>rkeologic</w:t>
+            <w:t>c</w:t>
           </w:r>
         </w:hyperlink>
       </w:r>
@@ -4055,7 +4159,7 @@
           <w:sz w:val="24"/>
           <w:u w:val="single"/>
         </w:rPr>
-        <w:hyperlink r:id="rId25" w:history="1">
+        <w:hyperlink r:id="rId24" w:history="1">
           <w:r>
             <w:rPr>
               <w:rStyle w:val="Hyperlink"/>
@@ -4133,7 +4237,50 @@
           <w:color w:val="000000"/>
           <w:sz w:val="24"/>
         </w:rPr>
-        <w:t xml:space="preserve">The research aid </w:t>
+        <w:hyperlink r:id="rId25" w:history="1">
+          <w:r>
+            <w:rPr>
+              <w:rStyle w:val="Hyperlink"/>
+            </w:rPr>
+            <w:t>The re</w:t>
+          </w:r>
+        </w:hyperlink>
+      </w:r>
+      <w:r>
+        <w:rPr>
+          <w:u w:val="single" w:color="0000ff"/>
+          <w:rFonts w:ascii="Charis SIL Regular" w:hAnsi="Charis SIL Regular" w:eastAsia="Charis SIL Regular"/>
+          <w:b w:val="0"/>
+          <w:i w:val="0"/>
+          <w:color w:val="000000"/>
+          <w:sz w:val="24"/>
+        </w:rPr>
+        <w:hyperlink r:id="rId25" w:history="1">
+          <w:r>
+            <w:rPr>
+              <w:rStyle w:val="Hyperlink"/>
+            </w:rPr>
+            <w:t>s</w:t>
+          </w:r>
+        </w:hyperlink>
+      </w:r>
+      <w:r>
+        <w:rPr>
+          <w:u w:val="single" w:color="0000ff"/>
+          <w:rFonts w:ascii="Charis SIL Regular" w:hAnsi="Charis SIL Regular" w:eastAsia="Charis SIL Regular"/>
+          <w:b w:val="0"/>
+          <w:i w:val="0"/>
+          <w:color w:val="000000"/>
+          <w:sz w:val="24"/>
+        </w:rPr>
+        <w:hyperlink r:id="rId25" w:history="1">
+          <w:r>
+            <w:rPr>
+              <w:rStyle w:val="Hyperlink"/>
+            </w:rPr>
+            <w:t xml:space="preserve">earch aid </w:t>
+          </w:r>
+        </w:hyperlink>
       </w:r>
       <w:r>
         <w:rPr>
@@ -4144,7 +4291,7 @@
           <w:sz w:val="24"/>
           <w:u w:val="single"/>
         </w:rPr>
-        <w:hyperlink r:id="rId13" w:history="1">
+        <w:hyperlink r:id="rId25" w:history="1">
           <w:r>
             <w:rPr>
               <w:rStyle w:val="Hyperlink"/>
@@ -4323,14 +4470,7 @@
           <w:color w:val="000000"/>
           <w:sz w:val="24"/>
         </w:rPr>
-        <w:hyperlink r:id="rId13" w:history="1">
-          <w:r>
-            <w:rPr>
-              <w:rStyle w:val="Hyperlink"/>
-            </w:rPr>
-            <w:t xml:space="preserve"> inform</w:t>
-          </w:r>
-        </w:hyperlink>
+        <w:t xml:space="preserve"> inform</w:t>
       </w:r>
       <w:r>
         <w:rPr>
@@ -4856,309 +4996,7 @@
           <w:color w:val="000000"/>
           <w:sz w:val="24"/>
         </w:rPr>
-        <w:t>' b</w:t>
-      </w:r>
-      <w:r>
-        <w:rPr>
-          <w:rFonts w:ascii="Charis SIL Regular" w:hAnsi="Charis SIL Regular" w:eastAsia="Charis SIL Regular"/>
-          <w:b w:val="0"/>
-          <w:i w:val="0"/>
-          <w:color w:val="000000"/>
-          <w:sz w:val="24"/>
-        </w:rPr>
-        <w:hyperlink r:id="rId27" w:history="1">
-          <w:r>
-            <w:rPr>
-              <w:rStyle w:val="Hyperlink"/>
-            </w:rPr>
-            <w:t>y h</w:t>
-          </w:r>
-        </w:hyperlink>
-      </w:r>
-      <w:r>
-        <w:rPr>
-          <w:rFonts w:ascii="Charis SIL Regular" w:hAnsi="Charis SIL Regular" w:eastAsia="Charis SIL Regular"/>
-          <w:b w:val="0"/>
-          <w:i w:val="0"/>
-          <w:color w:val="000000"/>
-          <w:sz w:val="24"/>
-        </w:rPr>
-        <w:hyperlink r:id="rId27" w:history="1">
-          <w:r>
-            <w:rPr>
-              <w:rStyle w:val="Hyperlink"/>
-            </w:rPr>
-            <w:t xml:space="preserve">istorian Adi </w:t>
-          </w:r>
-        </w:hyperlink>
-      </w:r>
-      <w:r>
-        <w:rPr>
-          <w:rFonts w:ascii="Charis SIL Regular" w:hAnsi="Charis SIL Regular" w:eastAsia="Charis SIL Regular"/>
-          <w:b w:val="0"/>
-          <w:i w:val="0"/>
-          <w:color w:val="000000"/>
-          <w:sz w:val="24"/>
-        </w:rPr>
-        <w:t>M</w:t>
-      </w:r>
-      <w:r>
-        <w:rPr>
-          <w:rFonts w:ascii="Charis SIL Regular" w:hAnsi="Charis SIL Regular" w:eastAsia="Charis SIL Regular"/>
-          <w:b w:val="0"/>
-          <w:i w:val="0"/>
-          <w:color w:val="000000"/>
-          <w:sz w:val="24"/>
-        </w:rPr>
-        <w:hyperlink r:id="rId27" w:history="1">
-          <w:r>
-            <w:rPr>
-              <w:rStyle w:val="Hyperlink"/>
-            </w:rPr>
-            <w:t>art</w:t>
-          </w:r>
-        </w:hyperlink>
-      </w:r>
-      <w:r>
-        <w:rPr>
-          <w:rFonts w:ascii="Charis SIL Regular" w:hAnsi="Charis SIL Regular" w:eastAsia="Charis SIL Regular"/>
-          <w:b w:val="0"/>
-          <w:i w:val="0"/>
-          <w:color w:val="000000"/>
-          <w:sz w:val="24"/>
-        </w:rPr>
-        <w:hyperlink r:id="rId27" w:history="1">
-          <w:r>
-            <w:rPr>
-              <w:rStyle w:val="Hyperlink"/>
-            </w:rPr>
-            <w:t>i</w:t>
-          </w:r>
-        </w:hyperlink>
-      </w:r>
-      <w:r>
-        <w:rPr>
-          <w:rFonts w:ascii="Charis SIL Regular" w:hAnsi="Charis SIL Regular" w:eastAsia="Charis SIL Regular"/>
-          <w:b w:val="0"/>
-          <w:i w:val="0"/>
-          <w:color w:val="000000"/>
-          <w:sz w:val="24"/>
-        </w:rPr>
-        <w:hyperlink r:id="rId27" w:history="1">
-          <w:r>
-            <w:rPr>
-              <w:rStyle w:val="Hyperlink"/>
-            </w:rPr>
-            <w:t>s desc</w:t>
-          </w:r>
-        </w:hyperlink>
-      </w:r>
-      <w:r>
-        <w:rPr>
-          <w:rFonts w:ascii="Charis SIL Regular" w:hAnsi="Charis SIL Regular" w:eastAsia="Charis SIL Regular"/>
-          <w:b w:val="0"/>
-          <w:i w:val="0"/>
-          <w:color w:val="000000"/>
-          <w:sz w:val="24"/>
-        </w:rPr>
-        <w:hyperlink r:id="rId27" w:history="1">
-          <w:r>
-            <w:rPr>
-              <w:rStyle w:val="Hyperlink"/>
-            </w:rPr>
-            <w:t>r</w:t>
-          </w:r>
-        </w:hyperlink>
-      </w:r>
-      <w:r>
-        <w:rPr>
-          <w:rFonts w:ascii="Charis SIL Regular" w:hAnsi="Charis SIL Regular" w:eastAsia="Charis SIL Regular"/>
-          <w:b w:val="0"/>
-          <w:i w:val="0"/>
-          <w:color w:val="000000"/>
-          <w:sz w:val="24"/>
-        </w:rPr>
-        <w:hyperlink r:id="rId27" w:history="1">
-          <w:r>
-            <w:rPr>
-              <w:rStyle w:val="Hyperlink"/>
-            </w:rPr>
-            <w:t>ibe</w:t>
-          </w:r>
-        </w:hyperlink>
-      </w:r>
-      <w:r>
-        <w:rPr>
-          <w:rFonts w:ascii="Charis SIL Regular" w:hAnsi="Charis SIL Regular" w:eastAsia="Charis SIL Regular"/>
-          <w:b w:val="0"/>
-          <w:i w:val="0"/>
-          <w:color w:val="000000"/>
-          <w:sz w:val="24"/>
-        </w:rPr>
-        <w:hyperlink r:id="rId27" w:history="1">
-          <w:r>
-            <w:rPr>
-              <w:rStyle w:val="Hyperlink"/>
-            </w:rPr>
-            <w:t xml:space="preserve">s the </w:t>
-          </w:r>
-        </w:hyperlink>
-      </w:r>
-      <w:r>
-        <w:rPr>
-          <w:rFonts w:ascii="Charis SIL Regular" w:hAnsi="Charis SIL Regular" w:eastAsia="Charis SIL Regular"/>
-          <w:b w:val="0"/>
-          <w:i w:val="0"/>
-          <w:color w:val="000000"/>
-          <w:sz w:val="24"/>
-        </w:rPr>
-        <w:hyperlink r:id="rId27" w:history="1">
-          <w:r>
-            <w:rPr>
-              <w:rStyle w:val="Hyperlink"/>
-            </w:rPr>
-            <w:t>p</w:t>
-          </w:r>
-        </w:hyperlink>
-      </w:r>
-      <w:r>
-        <w:rPr>
-          <w:rFonts w:ascii="Charis SIL Regular" w:hAnsi="Charis SIL Regular" w:eastAsia="Charis SIL Regular"/>
-          <w:b w:val="0"/>
-          <w:i w:val="0"/>
-          <w:color w:val="000000"/>
-          <w:sz w:val="24"/>
-        </w:rPr>
-        <w:hyperlink r:id="rId27" w:history="1">
-          <w:r>
-            <w:rPr>
-              <w:rStyle w:val="Hyperlink"/>
-            </w:rPr>
-            <w:t>r</w:t>
-          </w:r>
-        </w:hyperlink>
-      </w:r>
-      <w:r>
-        <w:rPr>
-          <w:rFonts w:ascii="Charis SIL Regular" w:hAnsi="Charis SIL Regular" w:eastAsia="Charis SIL Regular"/>
-          <w:b w:val="0"/>
-          <w:i w:val="0"/>
-          <w:color w:val="000000"/>
-          <w:sz w:val="24"/>
-        </w:rPr>
-        <w:hyperlink r:id="rId27" w:history="1">
-          <w:r>
-            <w:rPr>
-              <w:rStyle w:val="Hyperlink"/>
-            </w:rPr>
-            <w:t>eco</w:t>
-          </w:r>
-        </w:hyperlink>
-      </w:r>
-      <w:r>
-        <w:rPr>
-          <w:rFonts w:ascii="Charis SIL Regular" w:hAnsi="Charis SIL Regular" w:eastAsia="Charis SIL Regular"/>
-          <w:b w:val="0"/>
-          <w:i w:val="0"/>
-          <w:color w:val="000000"/>
-          <w:sz w:val="24"/>
-        </w:rPr>
-        <w:hyperlink r:id="rId27" w:history="1">
-          <w:r>
-            <w:rPr>
-              <w:rStyle w:val="Hyperlink"/>
-            </w:rPr>
-            <w:t>l</w:t>
-          </w:r>
-        </w:hyperlink>
-      </w:r>
-      <w:r>
-        <w:rPr>
-          <w:rFonts w:ascii="Charis SIL Regular" w:hAnsi="Charis SIL Regular" w:eastAsia="Charis SIL Regular"/>
-          <w:b w:val="0"/>
-          <w:i w:val="0"/>
-          <w:color w:val="000000"/>
-          <w:sz w:val="24"/>
-        </w:rPr>
-        <w:hyperlink r:id="rId27" w:history="1">
-          <w:r>
-            <w:rPr>
-              <w:rStyle w:val="Hyperlink"/>
-            </w:rPr>
-            <w:t>onial history</w:t>
-          </w:r>
-        </w:hyperlink>
-      </w:r>
-      <w:r>
-        <w:rPr>
-          <w:rFonts w:ascii="Charis SIL Regular" w:hAnsi="Charis SIL Regular" w:eastAsia="Charis SIL Regular"/>
-          <w:b w:val="0"/>
-          <w:i w:val="0"/>
-          <w:color w:val="000000"/>
-          <w:sz w:val="24"/>
-        </w:rPr>
-        <w:hyperlink r:id="rId27" w:history="1">
-          <w:r>
-            <w:rPr>
-              <w:rStyle w:val="Hyperlink"/>
-            </w:rPr>
-            <w:t xml:space="preserve"> of</w:t>
-          </w:r>
-        </w:hyperlink>
-      </w:r>
-      <w:r>
-        <w:rPr>
-          <w:rFonts w:ascii="Charis SIL Regular" w:hAnsi="Charis SIL Regular" w:eastAsia="Charis SIL Regular"/>
-          <w:b w:val="0"/>
-          <w:i w:val="0"/>
-          <w:color w:val="000000"/>
-          <w:sz w:val="24"/>
-        </w:rPr>
-        <w:t xml:space="preserve"> </w:t>
-      </w:r>
-      <w:r>
-        <w:rPr>
-          <w:rFonts w:ascii="Charis SIL Regular" w:hAnsi="Charis SIL Regular" w:eastAsia="Charis SIL Regular"/>
-          <w:b w:val="0"/>
-          <w:i w:val="0"/>
-          <w:color w:val="000000"/>
-          <w:sz w:val="24"/>
-        </w:rPr>
-        <w:hyperlink r:id="rId27" w:history="1">
-          <w:r>
-            <w:rPr>
-              <w:rStyle w:val="Hyperlink"/>
-            </w:rPr>
-            <w:t>Aruba and</w:t>
-          </w:r>
-        </w:hyperlink>
-      </w:r>
-      <w:r>
-        <w:rPr>
-          <w:rFonts w:ascii="Charis SIL Regular" w:hAnsi="Charis SIL Regular" w:eastAsia="Charis SIL Regular"/>
-          <w:b w:val="0"/>
-          <w:i w:val="0"/>
-          <w:color w:val="000000"/>
-          <w:sz w:val="24"/>
-        </w:rPr>
-        <w:hyperlink r:id="rId27" w:history="1">
-          <w:r>
-            <w:rPr>
-              <w:rStyle w:val="Hyperlink"/>
-            </w:rPr>
-            <w:t xml:space="preserve"> th</w:t>
-          </w:r>
-        </w:hyperlink>
-      </w:r>
-      <w:r>
-        <w:rPr>
-          <w:rFonts w:ascii="Charis SIL Regular" w:hAnsi="Charis SIL Regular" w:eastAsia="Charis SIL Regular"/>
-          <w:b w:val="0"/>
-          <w:i w:val="0"/>
-          <w:color w:val="000000"/>
-          <w:sz w:val="24"/>
-        </w:rPr>
-        <w:t xml:space="preserve">e </w:t>
+        <w:t xml:space="preserve">' by historian Adi Martis describes the precolonial history of Aruba and the </w:t>
       </w:r>
       <w:r>
         <w:rPr>
@@ -5357,13 +5195,29 @@
             <w:rPr>
               <w:rStyle w:val="Hyperlink"/>
             </w:rPr>
-            <w:t>eritage fie</w:t>
+            <w:t>eritage fi</w:t>
           </w:r>
         </w:hyperlink>
       </w:r>
       <w:r>
         <w:rPr>
-          <w:u w:val="single" w:color="0000ff"/>
+          <w:rFonts w:ascii="Charis SIL Regular" w:hAnsi="Charis SIL Regular" w:eastAsia="Charis SIL Regular"/>
+          <w:b w:val="0"/>
+          <w:i w:val="0"/>
+          <w:color w:val="000000"/>
+          <w:sz w:val="24"/>
+        </w:rPr>
+        <w:hyperlink r:id="rId28" w:history="1">
+          <w:r>
+            <w:rPr>
+              <w:rStyle w:val="Hyperlink"/>
+            </w:rPr>
+            <w:t>e</w:t>
+          </w:r>
+        </w:hyperlink>
+      </w:r>
+      <w:r>
+        <w:rPr>
           <w:rFonts w:ascii="Charis SIL Regular" w:hAnsi="Charis SIL Regular" w:eastAsia="Charis SIL Regular"/>
           <w:b w:val="0"/>
           <w:i w:val="0"/>
@@ -5458,7 +5312,7 @@
             <w:rPr>
               <w:rStyle w:val="Hyperlink"/>
             </w:rPr>
-            <w:t>98, the f</w:t>
+            <w:t>98, the fo</w:t>
           </w:r>
         </w:hyperlink>
       </w:r>
@@ -5470,7 +5324,7 @@
           <w:color w:val="000000"/>
           <w:sz w:val="24"/>
         </w:rPr>
-        <w:t xml:space="preserve">oundation aims to document, collect and </w:t>
+        <w:t xml:space="preserve">undation aims to document, collect and </w:t>
       </w:r>
       <w:r>
         <w:rPr>

--- a/EXPORTS/DOCX/published/niveau2/English/ArubaBonaireCuracao.docx
+++ b/EXPORTS/DOCX/published/niveau2/English/ArubaBonaireCuracao.docx
@@ -648,7 +648,25 @@
           <w:color w:val="000000"/>
           <w:sz w:val="24"/>
         </w:rPr>
-        <w:t>islands under the authority of the newly founded Kin</w:t>
+        <w:t>islands under the authority of the newly found</w:t>
+      </w:r>
+      <w:r>
+        <w:rPr>
+          <w:u w:val="single" w:color="0000ff"/>
+          <w:rFonts w:ascii="Charis SIL Regular" w:hAnsi="Charis SIL Regular" w:eastAsia="Charis SIL Regular"/>
+          <w:b w:val="0"/>
+          <w:i w:val="0"/>
+          <w:color w:val="000000"/>
+          <w:sz w:val="24"/>
+        </w:rPr>
+        <w:hyperlink r:id="rId10" w:history="1">
+          <w:r>
+            <w:rPr>
+              <w:rStyle w:val="Hyperlink"/>
+            </w:rPr>
+            <w:t>ed Kin</w:t>
+          </w:r>
+        </w:hyperlink>
       </w:r>
       <w:r>
         <w:rPr>
@@ -2186,7 +2204,97 @@
           <w:color w:val="000000"/>
           <w:sz w:val="24"/>
         </w:rPr>
-        <w:t>contains information about D</w:t>
+        <w:t>contains info</w:t>
+      </w:r>
+      <w:r>
+        <w:rPr>
+          <w:u w:val="single" w:color="0000ff"/>
+          <w:rFonts w:ascii="Charis SIL Regular" w:hAnsi="Charis SIL Regular" w:eastAsia="Charis SIL Regular"/>
+          <w:b w:val="0"/>
+          <w:i w:val="0"/>
+          <w:color w:val="000000"/>
+          <w:sz w:val="24"/>
+        </w:rPr>
+        <w:hyperlink r:id="rId15" w:history="1">
+          <w:r>
+            <w:rPr>
+              <w:rStyle w:val="Hyperlink"/>
+            </w:rPr>
+            <w:t>rmat</w:t>
+          </w:r>
+        </w:hyperlink>
+      </w:r>
+      <w:r>
+        <w:rPr>
+          <w:u w:val="single" w:color="0000ff"/>
+          <w:rFonts w:ascii="Charis SIL Regular" w:hAnsi="Charis SIL Regular" w:eastAsia="Charis SIL Regular"/>
+          <w:b w:val="0"/>
+          <w:i w:val="0"/>
+          <w:color w:val="000000"/>
+          <w:sz w:val="24"/>
+        </w:rPr>
+        <w:hyperlink r:id="rId15" w:history="1">
+          <w:r>
+            <w:rPr>
+              <w:rStyle w:val="Hyperlink"/>
+            </w:rPr>
+            <w:t>i</w:t>
+          </w:r>
+        </w:hyperlink>
+      </w:r>
+      <w:r>
+        <w:rPr>
+          <w:u w:val="single" w:color="0000ff"/>
+          <w:rFonts w:ascii="Charis SIL Regular" w:hAnsi="Charis SIL Regular" w:eastAsia="Charis SIL Regular"/>
+          <w:b w:val="0"/>
+          <w:i w:val="0"/>
+          <w:color w:val="000000"/>
+          <w:sz w:val="24"/>
+        </w:rPr>
+        <w:hyperlink r:id="rId15" w:history="1">
+          <w:r>
+            <w:rPr>
+              <w:rStyle w:val="Hyperlink"/>
+            </w:rPr>
+            <w:t>on abou</w:t>
+          </w:r>
+        </w:hyperlink>
+      </w:r>
+      <w:r>
+        <w:rPr>
+          <w:u w:val="single" w:color="0000ff"/>
+          <w:rFonts w:ascii="Charis SIL Regular" w:hAnsi="Charis SIL Regular" w:eastAsia="Charis SIL Regular"/>
+          <w:b w:val="0"/>
+          <w:i w:val="0"/>
+          <w:color w:val="000000"/>
+          <w:sz w:val="24"/>
+        </w:rPr>
+        <w:hyperlink r:id="rId15" w:history="1">
+          <w:r>
+            <w:rPr>
+              <w:rStyle w:val="Hyperlink"/>
+            </w:rPr>
+            <w:t>t</w:t>
+          </w:r>
+        </w:hyperlink>
+      </w:r>
+      <w:r>
+        <w:rPr>
+          <w:u w:val="single" w:color="0000ff"/>
+          <w:rFonts w:ascii="Charis SIL Regular" w:hAnsi="Charis SIL Regular" w:eastAsia="Charis SIL Regular"/>
+          <w:b w:val="0"/>
+          <w:i w:val="0"/>
+          <w:color w:val="000000"/>
+          <w:sz w:val="24"/>
+        </w:rPr>
+        <w:hyperlink r:id="rId15" w:history="1">
+          <w:r>
+            <w:rPr>
+              <w:rStyle w:val="Hyperlink"/>
+            </w:rPr>
+            <w:t xml:space="preserve"> D</w:t>
+          </w:r>
+        </w:hyperlink>
       </w:r>
       <w:r>
         <w:rPr>
@@ -4045,63 +4153,8 @@
           <w:i w:val="0"/>
           <w:color w:val="0000FF"/>
           <w:sz w:val="24"/>
-          <w:u w:val="single"/>
-        </w:rPr>
-        <w:hyperlink r:id="rId25" w:history="1">
-          <w:r>
-            <w:rPr>
-              <w:rStyle w:val="Hyperlink"/>
-            </w:rPr>
-            <w:t>Museo</w:t>
-          </w:r>
-        </w:hyperlink>
-      </w:r>
-      <w:r>
-        <w:rPr>
-          <w:rFonts w:ascii="Charis SIL Regular" w:hAnsi="Charis SIL Regular" w:eastAsia="Charis SIL Regular"/>
-          <w:b w:val="0"/>
-          <w:i w:val="0"/>
-          <w:color w:val="0000FF"/>
-          <w:sz w:val="24"/>
-          <w:u w:val="single"/>
-        </w:rPr>
-        <w:t xml:space="preserve"> </w:t>
-      </w:r>
-      <w:r>
-        <w:rPr>
-          <w:rFonts w:ascii="Charis SIL Regular" w:hAnsi="Charis SIL Regular" w:eastAsia="Charis SIL Regular"/>
-          <w:b w:val="0"/>
-          <w:i w:val="0"/>
-          <w:color w:val="0000FF"/>
-          <w:sz w:val="24"/>
-          <w:u w:val="single"/>
-        </w:rPr>
-        <w:hyperlink r:id="rId25" w:history="1">
-          <w:r>
-            <w:rPr>
-              <w:rStyle w:val="Hyperlink"/>
-            </w:rPr>
-            <w:t>A</w:t>
-          </w:r>
-        </w:hyperlink>
-      </w:r>
-      <w:r>
-        <w:rPr>
-          <w:rFonts w:ascii="Charis SIL Regular" w:hAnsi="Charis SIL Regular" w:eastAsia="Charis SIL Regular"/>
-          <w:b w:val="0"/>
-          <w:i w:val="0"/>
-          <w:color w:val="0000FF"/>
-          <w:sz w:val="24"/>
-          <w:u w:val="single"/>
-        </w:rPr>
-        <w:hyperlink r:id="rId25" w:history="1">
-          <w:r>
-            <w:rPr>
-              <w:rStyle w:val="Hyperlink"/>
-            </w:rPr>
-            <w:t>rkeologi</w:t>
-          </w:r>
-        </w:hyperlink>
+        </w:rPr>
+        <w:t>Museo A</w:t>
       </w:r>
       <w:r>
         <w:rPr>
@@ -4117,7 +4170,7 @@
             <w:rPr>
               <w:rStyle w:val="Hyperlink"/>
             </w:rPr>
-            <w:t>c</w:t>
+            <w:t>rkeologic</w:t>
           </w:r>
         </w:hyperlink>
       </w:r>
@@ -4470,7 +4523,14 @@
           <w:color w:val="000000"/>
           <w:sz w:val="24"/>
         </w:rPr>
-        <w:t xml:space="preserve"> inform</w:t>
+        <w:hyperlink r:id="rId13" w:history="1">
+          <w:r>
+            <w:rPr>
+              <w:rStyle w:val="Hyperlink"/>
+            </w:rPr>
+            <w:t xml:space="preserve"> inform</w:t>
+          </w:r>
+        </w:hyperlink>
       </w:r>
       <w:r>
         <w:rPr>
@@ -4996,7 +5056,309 @@
           <w:color w:val="000000"/>
           <w:sz w:val="24"/>
         </w:rPr>
-        <w:t xml:space="preserve">' by historian Adi Martis describes the precolonial history of Aruba and the </w:t>
+        <w:t>' b</w:t>
+      </w:r>
+      <w:r>
+        <w:rPr>
+          <w:rFonts w:ascii="Charis SIL Regular" w:hAnsi="Charis SIL Regular" w:eastAsia="Charis SIL Regular"/>
+          <w:b w:val="0"/>
+          <w:i w:val="0"/>
+          <w:color w:val="000000"/>
+          <w:sz w:val="24"/>
+        </w:rPr>
+        <w:hyperlink r:id="rId27" w:history="1">
+          <w:r>
+            <w:rPr>
+              <w:rStyle w:val="Hyperlink"/>
+            </w:rPr>
+            <w:t>y h</w:t>
+          </w:r>
+        </w:hyperlink>
+      </w:r>
+      <w:r>
+        <w:rPr>
+          <w:rFonts w:ascii="Charis SIL Regular" w:hAnsi="Charis SIL Regular" w:eastAsia="Charis SIL Regular"/>
+          <w:b w:val="0"/>
+          <w:i w:val="0"/>
+          <w:color w:val="000000"/>
+          <w:sz w:val="24"/>
+        </w:rPr>
+        <w:hyperlink r:id="rId27" w:history="1">
+          <w:r>
+            <w:rPr>
+              <w:rStyle w:val="Hyperlink"/>
+            </w:rPr>
+            <w:t xml:space="preserve">istorian Adi </w:t>
+          </w:r>
+        </w:hyperlink>
+      </w:r>
+      <w:r>
+        <w:rPr>
+          <w:rFonts w:ascii="Charis SIL Regular" w:hAnsi="Charis SIL Regular" w:eastAsia="Charis SIL Regular"/>
+          <w:b w:val="0"/>
+          <w:i w:val="0"/>
+          <w:color w:val="000000"/>
+          <w:sz w:val="24"/>
+        </w:rPr>
+        <w:t>M</w:t>
+      </w:r>
+      <w:r>
+        <w:rPr>
+          <w:rFonts w:ascii="Charis SIL Regular" w:hAnsi="Charis SIL Regular" w:eastAsia="Charis SIL Regular"/>
+          <w:b w:val="0"/>
+          <w:i w:val="0"/>
+          <w:color w:val="000000"/>
+          <w:sz w:val="24"/>
+        </w:rPr>
+        <w:hyperlink r:id="rId27" w:history="1">
+          <w:r>
+            <w:rPr>
+              <w:rStyle w:val="Hyperlink"/>
+            </w:rPr>
+            <w:t>art</w:t>
+          </w:r>
+        </w:hyperlink>
+      </w:r>
+      <w:r>
+        <w:rPr>
+          <w:rFonts w:ascii="Charis SIL Regular" w:hAnsi="Charis SIL Regular" w:eastAsia="Charis SIL Regular"/>
+          <w:b w:val="0"/>
+          <w:i w:val="0"/>
+          <w:color w:val="000000"/>
+          <w:sz w:val="24"/>
+        </w:rPr>
+        <w:hyperlink r:id="rId27" w:history="1">
+          <w:r>
+            <w:rPr>
+              <w:rStyle w:val="Hyperlink"/>
+            </w:rPr>
+            <w:t>i</w:t>
+          </w:r>
+        </w:hyperlink>
+      </w:r>
+      <w:r>
+        <w:rPr>
+          <w:rFonts w:ascii="Charis SIL Regular" w:hAnsi="Charis SIL Regular" w:eastAsia="Charis SIL Regular"/>
+          <w:b w:val="0"/>
+          <w:i w:val="0"/>
+          <w:color w:val="000000"/>
+          <w:sz w:val="24"/>
+        </w:rPr>
+        <w:hyperlink r:id="rId27" w:history="1">
+          <w:r>
+            <w:rPr>
+              <w:rStyle w:val="Hyperlink"/>
+            </w:rPr>
+            <w:t>s desc</w:t>
+          </w:r>
+        </w:hyperlink>
+      </w:r>
+      <w:r>
+        <w:rPr>
+          <w:rFonts w:ascii="Charis SIL Regular" w:hAnsi="Charis SIL Regular" w:eastAsia="Charis SIL Regular"/>
+          <w:b w:val="0"/>
+          <w:i w:val="0"/>
+          <w:color w:val="000000"/>
+          <w:sz w:val="24"/>
+        </w:rPr>
+        <w:hyperlink r:id="rId27" w:history="1">
+          <w:r>
+            <w:rPr>
+              <w:rStyle w:val="Hyperlink"/>
+            </w:rPr>
+            <w:t>r</w:t>
+          </w:r>
+        </w:hyperlink>
+      </w:r>
+      <w:r>
+        <w:rPr>
+          <w:rFonts w:ascii="Charis SIL Regular" w:hAnsi="Charis SIL Regular" w:eastAsia="Charis SIL Regular"/>
+          <w:b w:val="0"/>
+          <w:i w:val="0"/>
+          <w:color w:val="000000"/>
+          <w:sz w:val="24"/>
+        </w:rPr>
+        <w:hyperlink r:id="rId27" w:history="1">
+          <w:r>
+            <w:rPr>
+              <w:rStyle w:val="Hyperlink"/>
+            </w:rPr>
+            <w:t>ibe</w:t>
+          </w:r>
+        </w:hyperlink>
+      </w:r>
+      <w:r>
+        <w:rPr>
+          <w:rFonts w:ascii="Charis SIL Regular" w:hAnsi="Charis SIL Regular" w:eastAsia="Charis SIL Regular"/>
+          <w:b w:val="0"/>
+          <w:i w:val="0"/>
+          <w:color w:val="000000"/>
+          <w:sz w:val="24"/>
+        </w:rPr>
+        <w:hyperlink r:id="rId27" w:history="1">
+          <w:r>
+            <w:rPr>
+              <w:rStyle w:val="Hyperlink"/>
+            </w:rPr>
+            <w:t xml:space="preserve">s the </w:t>
+          </w:r>
+        </w:hyperlink>
+      </w:r>
+      <w:r>
+        <w:rPr>
+          <w:rFonts w:ascii="Charis SIL Regular" w:hAnsi="Charis SIL Regular" w:eastAsia="Charis SIL Regular"/>
+          <w:b w:val="0"/>
+          <w:i w:val="0"/>
+          <w:color w:val="000000"/>
+          <w:sz w:val="24"/>
+        </w:rPr>
+        <w:hyperlink r:id="rId27" w:history="1">
+          <w:r>
+            <w:rPr>
+              <w:rStyle w:val="Hyperlink"/>
+            </w:rPr>
+            <w:t>p</w:t>
+          </w:r>
+        </w:hyperlink>
+      </w:r>
+      <w:r>
+        <w:rPr>
+          <w:rFonts w:ascii="Charis SIL Regular" w:hAnsi="Charis SIL Regular" w:eastAsia="Charis SIL Regular"/>
+          <w:b w:val="0"/>
+          <w:i w:val="0"/>
+          <w:color w:val="000000"/>
+          <w:sz w:val="24"/>
+        </w:rPr>
+        <w:hyperlink r:id="rId27" w:history="1">
+          <w:r>
+            <w:rPr>
+              <w:rStyle w:val="Hyperlink"/>
+            </w:rPr>
+            <w:t>r</w:t>
+          </w:r>
+        </w:hyperlink>
+      </w:r>
+      <w:r>
+        <w:rPr>
+          <w:rFonts w:ascii="Charis SIL Regular" w:hAnsi="Charis SIL Regular" w:eastAsia="Charis SIL Regular"/>
+          <w:b w:val="0"/>
+          <w:i w:val="0"/>
+          <w:color w:val="000000"/>
+          <w:sz w:val="24"/>
+        </w:rPr>
+        <w:hyperlink r:id="rId27" w:history="1">
+          <w:r>
+            <w:rPr>
+              <w:rStyle w:val="Hyperlink"/>
+            </w:rPr>
+            <w:t>eco</w:t>
+          </w:r>
+        </w:hyperlink>
+      </w:r>
+      <w:r>
+        <w:rPr>
+          <w:rFonts w:ascii="Charis SIL Regular" w:hAnsi="Charis SIL Regular" w:eastAsia="Charis SIL Regular"/>
+          <w:b w:val="0"/>
+          <w:i w:val="0"/>
+          <w:color w:val="000000"/>
+          <w:sz w:val="24"/>
+        </w:rPr>
+        <w:hyperlink r:id="rId27" w:history="1">
+          <w:r>
+            <w:rPr>
+              <w:rStyle w:val="Hyperlink"/>
+            </w:rPr>
+            <w:t>l</w:t>
+          </w:r>
+        </w:hyperlink>
+      </w:r>
+      <w:r>
+        <w:rPr>
+          <w:rFonts w:ascii="Charis SIL Regular" w:hAnsi="Charis SIL Regular" w:eastAsia="Charis SIL Regular"/>
+          <w:b w:val="0"/>
+          <w:i w:val="0"/>
+          <w:color w:val="000000"/>
+          <w:sz w:val="24"/>
+        </w:rPr>
+        <w:hyperlink r:id="rId27" w:history="1">
+          <w:r>
+            <w:rPr>
+              <w:rStyle w:val="Hyperlink"/>
+            </w:rPr>
+            <w:t>onial history</w:t>
+          </w:r>
+        </w:hyperlink>
+      </w:r>
+      <w:r>
+        <w:rPr>
+          <w:rFonts w:ascii="Charis SIL Regular" w:hAnsi="Charis SIL Regular" w:eastAsia="Charis SIL Regular"/>
+          <w:b w:val="0"/>
+          <w:i w:val="0"/>
+          <w:color w:val="000000"/>
+          <w:sz w:val="24"/>
+        </w:rPr>
+        <w:hyperlink r:id="rId27" w:history="1">
+          <w:r>
+            <w:rPr>
+              <w:rStyle w:val="Hyperlink"/>
+            </w:rPr>
+            <w:t xml:space="preserve"> of</w:t>
+          </w:r>
+        </w:hyperlink>
+      </w:r>
+      <w:r>
+        <w:rPr>
+          <w:rFonts w:ascii="Charis SIL Regular" w:hAnsi="Charis SIL Regular" w:eastAsia="Charis SIL Regular"/>
+          <w:b w:val="0"/>
+          <w:i w:val="0"/>
+          <w:color w:val="000000"/>
+          <w:sz w:val="24"/>
+        </w:rPr>
+        <w:t xml:space="preserve"> </w:t>
+      </w:r>
+      <w:r>
+        <w:rPr>
+          <w:rFonts w:ascii="Charis SIL Regular" w:hAnsi="Charis SIL Regular" w:eastAsia="Charis SIL Regular"/>
+          <w:b w:val="0"/>
+          <w:i w:val="0"/>
+          <w:color w:val="000000"/>
+          <w:sz w:val="24"/>
+        </w:rPr>
+        <w:hyperlink r:id="rId27" w:history="1">
+          <w:r>
+            <w:rPr>
+              <w:rStyle w:val="Hyperlink"/>
+            </w:rPr>
+            <w:t>Aruba and</w:t>
+          </w:r>
+        </w:hyperlink>
+      </w:r>
+      <w:r>
+        <w:rPr>
+          <w:rFonts w:ascii="Charis SIL Regular" w:hAnsi="Charis SIL Regular" w:eastAsia="Charis SIL Regular"/>
+          <w:b w:val="0"/>
+          <w:i w:val="0"/>
+          <w:color w:val="000000"/>
+          <w:sz w:val="24"/>
+        </w:rPr>
+        <w:hyperlink r:id="rId27" w:history="1">
+          <w:r>
+            <w:rPr>
+              <w:rStyle w:val="Hyperlink"/>
+            </w:rPr>
+            <w:t xml:space="preserve"> th</w:t>
+          </w:r>
+        </w:hyperlink>
+      </w:r>
+      <w:r>
+        <w:rPr>
+          <w:rFonts w:ascii="Charis SIL Regular" w:hAnsi="Charis SIL Regular" w:eastAsia="Charis SIL Regular"/>
+          <w:b w:val="0"/>
+          <w:i w:val="0"/>
+          <w:color w:val="000000"/>
+          <w:sz w:val="24"/>
+        </w:rPr>
+        <w:t xml:space="preserve">e </w:t>
       </w:r>
       <w:r>
         <w:rPr>
@@ -5195,29 +5557,13 @@
             <w:rPr>
               <w:rStyle w:val="Hyperlink"/>
             </w:rPr>
-            <w:t>eritage fi</w:t>
+            <w:t>eritage fie</w:t>
           </w:r>
         </w:hyperlink>
       </w:r>
       <w:r>
         <w:rPr>
-          <w:rFonts w:ascii="Charis SIL Regular" w:hAnsi="Charis SIL Regular" w:eastAsia="Charis SIL Regular"/>
-          <w:b w:val="0"/>
-          <w:i w:val="0"/>
-          <w:color w:val="000000"/>
-          <w:sz w:val="24"/>
-        </w:rPr>
-        <w:hyperlink r:id="rId28" w:history="1">
-          <w:r>
-            <w:rPr>
-              <w:rStyle w:val="Hyperlink"/>
-            </w:rPr>
-            <w:t>e</w:t>
-          </w:r>
-        </w:hyperlink>
-      </w:r>
-      <w:r>
-        <w:rPr>
+          <w:u w:val="single" w:color="0000ff"/>
           <w:rFonts w:ascii="Charis SIL Regular" w:hAnsi="Charis SIL Regular" w:eastAsia="Charis SIL Regular"/>
           <w:b w:val="0"/>
           <w:i w:val="0"/>
@@ -5312,7 +5658,7 @@
             <w:rPr>
               <w:rStyle w:val="Hyperlink"/>
             </w:rPr>
-            <w:t>98, the fo</w:t>
+            <w:t>98, the f</w:t>
           </w:r>
         </w:hyperlink>
       </w:r>
@@ -5324,7 +5670,7 @@
           <w:color w:val="000000"/>
           <w:sz w:val="24"/>
         </w:rPr>
-        <w:t xml:space="preserve">undation aims to document, collect and </w:t>
+        <w:t xml:space="preserve">oundation aims to document, collect and </w:t>
       </w:r>
       <w:r>
         <w:rPr>

--- a/EXPORTS/DOCX/published/niveau2/English/ArubaBonaireCuracao.docx
+++ b/EXPORTS/DOCX/published/niveau2/English/ArubaBonaireCuracao.docx
@@ -742,6 +742,7 @@
       </w:r>
       <w:r>
         <w:rPr>
+          <w:u w:val="single" w:color="0000ff"/>
           <w:rFonts w:ascii="Charis SIL Regular" w:hAnsi="Charis SIL Regular" w:eastAsia="Charis SIL Regular"/>
           <w:b w:val="0"/>
           <w:i w:val="0"/>
@@ -1435,7 +1436,7 @@
             <w:rPr>
               <w:rStyle w:val="Hyperlink"/>
             </w:rPr>
-            <w:t>offi</w:t>
+            <w:t>office</w:t>
           </w:r>
         </w:hyperlink>
       </w:r>
@@ -1446,23 +1447,7 @@
           <w:i w:val="0"/>
           <w:color w:val="0000FF"/>
           <w:sz w:val="24"/>
-        </w:rPr>
-        <w:hyperlink r:id="rId14" w:history="1">
-          <w:r>
-            <w:rPr>
-              <w:rStyle w:val="Hyperlink"/>
-            </w:rPr>
-            <w:t>ce</w:t>
-          </w:r>
-        </w:hyperlink>
-      </w:r>
-      <w:r>
-        <w:rPr>
-          <w:rFonts w:ascii="Charis SIL Regular" w:hAnsi="Charis SIL Regular" w:eastAsia="Charis SIL Regular"/>
-          <w:b w:val="0"/>
-          <w:i w:val="0"/>
-          <w:color w:val="0000FF"/>
-          <w:sz w:val="24"/>
+          <w:u w:val="single"/>
         </w:rPr>
         <w:t>rs</w:t>
       </w:r>
@@ -1752,9 +1737,19 @@
             <w:rPr>
               <w:rStyle w:val="Hyperlink"/>
             </w:rPr>
-            <w:t>1815-1950</w:t>
+            <w:t>1815-19</w:t>
           </w:r>
         </w:hyperlink>
+      </w:r>
+      <w:r>
+        <w:rPr>
+          <w:rFonts w:ascii="Charis SIL Regular" w:hAnsi="Charis SIL Regular" w:eastAsia="Charis SIL Regular"/>
+          <w:b w:val="0"/>
+          <w:i w:val="0"/>
+          <w:color w:val="0000FF"/>
+          <w:sz w:val="24"/>
+        </w:rPr>
+        <w:t>50</w:t>
       </w:r>
       <w:r>
         <w:rPr>
@@ -2204,259 +2199,7 @@
           <w:color w:val="000000"/>
           <w:sz w:val="24"/>
         </w:rPr>
-        <w:t>contains info</w:t>
-      </w:r>
-      <w:r>
-        <w:rPr>
-          <w:u w:val="single" w:color="0000ff"/>
-          <w:rFonts w:ascii="Charis SIL Regular" w:hAnsi="Charis SIL Regular" w:eastAsia="Charis SIL Regular"/>
-          <w:b w:val="0"/>
-          <w:i w:val="0"/>
-          <w:color w:val="000000"/>
-          <w:sz w:val="24"/>
-        </w:rPr>
-        <w:hyperlink r:id="rId15" w:history="1">
-          <w:r>
-            <w:rPr>
-              <w:rStyle w:val="Hyperlink"/>
-            </w:rPr>
-            <w:t>rmat</w:t>
-          </w:r>
-        </w:hyperlink>
-      </w:r>
-      <w:r>
-        <w:rPr>
-          <w:u w:val="single" w:color="0000ff"/>
-          <w:rFonts w:ascii="Charis SIL Regular" w:hAnsi="Charis SIL Regular" w:eastAsia="Charis SIL Regular"/>
-          <w:b w:val="0"/>
-          <w:i w:val="0"/>
-          <w:color w:val="000000"/>
-          <w:sz w:val="24"/>
-        </w:rPr>
-        <w:hyperlink r:id="rId15" w:history="1">
-          <w:r>
-            <w:rPr>
-              <w:rStyle w:val="Hyperlink"/>
-            </w:rPr>
-            <w:t>i</w:t>
-          </w:r>
-        </w:hyperlink>
-      </w:r>
-      <w:r>
-        <w:rPr>
-          <w:u w:val="single" w:color="0000ff"/>
-          <w:rFonts w:ascii="Charis SIL Regular" w:hAnsi="Charis SIL Regular" w:eastAsia="Charis SIL Regular"/>
-          <w:b w:val="0"/>
-          <w:i w:val="0"/>
-          <w:color w:val="000000"/>
-          <w:sz w:val="24"/>
-        </w:rPr>
-        <w:hyperlink r:id="rId15" w:history="1">
-          <w:r>
-            <w:rPr>
-              <w:rStyle w:val="Hyperlink"/>
-            </w:rPr>
-            <w:t>on abou</w:t>
-          </w:r>
-        </w:hyperlink>
-      </w:r>
-      <w:r>
-        <w:rPr>
-          <w:u w:val="single" w:color="0000ff"/>
-          <w:rFonts w:ascii="Charis SIL Regular" w:hAnsi="Charis SIL Regular" w:eastAsia="Charis SIL Regular"/>
-          <w:b w:val="0"/>
-          <w:i w:val="0"/>
-          <w:color w:val="000000"/>
-          <w:sz w:val="24"/>
-        </w:rPr>
-        <w:hyperlink r:id="rId15" w:history="1">
-          <w:r>
-            <w:rPr>
-              <w:rStyle w:val="Hyperlink"/>
-            </w:rPr>
-            <w:t>t</w:t>
-          </w:r>
-        </w:hyperlink>
-      </w:r>
-      <w:r>
-        <w:rPr>
-          <w:u w:val="single" w:color="0000ff"/>
-          <w:rFonts w:ascii="Charis SIL Regular" w:hAnsi="Charis SIL Regular" w:eastAsia="Charis SIL Regular"/>
-          <w:b w:val="0"/>
-          <w:i w:val="0"/>
-          <w:color w:val="000000"/>
-          <w:sz w:val="24"/>
-        </w:rPr>
-        <w:hyperlink r:id="rId15" w:history="1">
-          <w:r>
-            <w:rPr>
-              <w:rStyle w:val="Hyperlink"/>
-            </w:rPr>
-            <w:t xml:space="preserve"> D</w:t>
-          </w:r>
-        </w:hyperlink>
-      </w:r>
-      <w:r>
-        <w:rPr>
-          <w:u w:val="single" w:color="0000ff"/>
-          <w:rFonts w:ascii="Charis SIL Regular" w:hAnsi="Charis SIL Regular" w:eastAsia="Charis SIL Regular"/>
-          <w:b w:val="0"/>
-          <w:i w:val="0"/>
-          <w:color w:val="000000"/>
-          <w:sz w:val="24"/>
-        </w:rPr>
-        <w:hyperlink r:id="rId15" w:history="1">
-          <w:r>
-            <w:rPr>
-              <w:rStyle w:val="Hyperlink"/>
-            </w:rPr>
-            <w:t>utc</w:t>
-          </w:r>
-        </w:hyperlink>
-      </w:r>
-      <w:r>
-        <w:rPr>
-          <w:u w:val="single" w:color="0000ff"/>
-          <w:rFonts w:ascii="Charis SIL Regular" w:hAnsi="Charis SIL Regular" w:eastAsia="Charis SIL Regular"/>
-          <w:b w:val="0"/>
-          <w:i w:val="0"/>
-          <w:color w:val="000000"/>
-          <w:sz w:val="24"/>
-        </w:rPr>
-        <w:hyperlink r:id="rId15" w:history="1">
-          <w:r>
-            <w:rPr>
-              <w:rStyle w:val="Hyperlink"/>
-            </w:rPr>
-            <w:t>h</w:t>
-          </w:r>
-        </w:hyperlink>
-      </w:r>
-      <w:r>
-        <w:rPr>
-          <w:u w:val="single" w:color="0000ff"/>
-          <w:rFonts w:ascii="Charis SIL Regular" w:hAnsi="Charis SIL Regular" w:eastAsia="Charis SIL Regular"/>
-          <w:b w:val="0"/>
-          <w:i w:val="0"/>
-          <w:color w:val="000000"/>
-          <w:sz w:val="24"/>
-        </w:rPr>
-        <w:hyperlink r:id="rId15" w:history="1">
-          <w:r>
-            <w:rPr>
-              <w:rStyle w:val="Hyperlink"/>
-            </w:rPr>
-            <w:t xml:space="preserve"> colo</w:t>
-          </w:r>
-        </w:hyperlink>
-      </w:r>
-      <w:r>
-        <w:rPr>
-          <w:u w:val="single" w:color="0000ff"/>
-          <w:rFonts w:ascii="Charis SIL Regular" w:hAnsi="Charis SIL Regular" w:eastAsia="Charis SIL Regular"/>
-          <w:b w:val="0"/>
-          <w:i w:val="0"/>
-          <w:color w:val="000000"/>
-          <w:sz w:val="24"/>
-        </w:rPr>
-        <w:hyperlink r:id="rId15" w:history="1">
-          <w:r>
-            <w:rPr>
-              <w:rStyle w:val="Hyperlink"/>
-            </w:rPr>
-            <w:t>nial civ</w:t>
-          </w:r>
-        </w:hyperlink>
-      </w:r>
-      <w:r>
-        <w:rPr>
-          <w:u w:val="single" w:color="0000ff"/>
-          <w:rFonts w:ascii="Charis SIL Regular" w:hAnsi="Charis SIL Regular" w:eastAsia="Charis SIL Regular"/>
-          <w:b w:val="0"/>
-          <w:i w:val="0"/>
-          <w:color w:val="000000"/>
-          <w:sz w:val="24"/>
-        </w:rPr>
-        <w:hyperlink r:id="rId15" w:history="1">
-          <w:r>
-            <w:rPr>
-              <w:rStyle w:val="Hyperlink"/>
-            </w:rPr>
-            <w:t>il servants</w:t>
-          </w:r>
-        </w:hyperlink>
-      </w:r>
-      <w:r>
-        <w:rPr>
-          <w:u w:val="single" w:color="0000ff"/>
-          <w:rFonts w:ascii="Charis SIL Regular" w:hAnsi="Charis SIL Regular" w:eastAsia="Charis SIL Regular"/>
-          <w:b w:val="0"/>
-          <w:i w:val="0"/>
-          <w:color w:val="000000"/>
-          <w:sz w:val="24"/>
-        </w:rPr>
-        <w:hyperlink r:id="rId15" w:history="1">
-          <w:r>
-            <w:rPr>
-              <w:rStyle w:val="Hyperlink"/>
-            </w:rPr>
-            <w:t xml:space="preserve"> in S</w:t>
-          </w:r>
-        </w:hyperlink>
-      </w:r>
-      <w:r>
-        <w:rPr>
-          <w:u w:val="single" w:color="0000ff"/>
-          <w:rFonts w:ascii="Charis SIL Regular" w:hAnsi="Charis SIL Regular" w:eastAsia="Charis SIL Regular"/>
-          <w:b w:val="0"/>
-          <w:i w:val="0"/>
-          <w:color w:val="000000"/>
-          <w:sz w:val="24"/>
-        </w:rPr>
-        <w:hyperlink r:id="rId15" w:history="1">
-          <w:r>
-            <w:rPr>
-              <w:rStyle w:val="Hyperlink"/>
-            </w:rPr>
-            <w:t>uri</w:t>
-          </w:r>
-        </w:hyperlink>
-      </w:r>
-      <w:r>
-        <w:rPr>
-          <w:u w:val="single" w:color="0000ff"/>
-          <w:rFonts w:ascii="Charis SIL Regular" w:hAnsi="Charis SIL Regular" w:eastAsia="Charis SIL Regular"/>
-          <w:b w:val="0"/>
-          <w:i w:val="0"/>
-          <w:color w:val="000000"/>
-          <w:sz w:val="24"/>
-        </w:rPr>
-        <w:hyperlink r:id="rId15" w:history="1">
-          <w:r>
-            <w:rPr>
-              <w:rStyle w:val="Hyperlink"/>
-            </w:rPr>
-            <w:t>n</w:t>
-          </w:r>
-        </w:hyperlink>
-      </w:r>
-      <w:r>
-        <w:rPr>
-          <w:u w:val="single" w:color="0000ff"/>
-          <w:rFonts w:ascii="Charis SIL Regular" w:hAnsi="Charis SIL Regular" w:eastAsia="Charis SIL Regular"/>
-          <w:b w:val="0"/>
-          <w:i w:val="0"/>
-          <w:color w:val="000000"/>
-          <w:sz w:val="24"/>
-        </w:rPr>
-        <w:hyperlink r:id="rId15" w:history="1">
-          <w:r>
-            <w:rPr>
-              <w:rStyle w:val="Hyperlink"/>
-            </w:rPr>
-            <w:t>ame, Ar</w:t>
-          </w:r>
-        </w:hyperlink>
+        <w:t>contains information about Dutch colonial civil servants in Suriname, Ar</w:t>
       </w:r>
       <w:r>
         <w:rPr>
@@ -2829,7 +2572,6 @@
       </w:r>
       <w:r>
         <w:rPr>
-          <w:u w:val="single" w:color="0000ff"/>
           <w:rFonts w:ascii="Charis SIL Regular" w:hAnsi="Charis SIL Regular" w:eastAsia="Charis SIL Regular"/>
           <w:b w:val="0"/>
           <w:i w:val="0"/>
@@ -3890,7 +3632,6 @@
           <w:i w:val="0"/>
           <w:color w:val="0000FF"/>
           <w:sz w:val="24"/>
-          <w:u w:val="single"/>
         </w:rPr>
         <w:hyperlink r:id="rId23" w:history="1">
           <w:r>
@@ -4153,8 +3894,38 @@
           <w:i w:val="0"/>
           <w:color w:val="0000FF"/>
           <w:sz w:val="24"/>
-        </w:rPr>
-        <w:t>Museo A</w:t>
+          <w:u w:val="single"/>
+        </w:rPr>
+        <w:hyperlink r:id="rId24" w:history="1">
+          <w:r>
+            <w:rPr>
+              <w:rStyle w:val="Hyperlink"/>
+            </w:rPr>
+            <w:t>Museo</w:t>
+          </w:r>
+        </w:hyperlink>
+      </w:r>
+      <w:r>
+        <w:rPr>
+          <w:rFonts w:ascii="Charis SIL Regular" w:hAnsi="Charis SIL Regular" w:eastAsia="Charis SIL Regular"/>
+          <w:b w:val="0"/>
+          <w:i w:val="0"/>
+          <w:color w:val="0000FF"/>
+          <w:sz w:val="24"/>
+          <w:u w:val="single"/>
+        </w:rPr>
+        <w:t xml:space="preserve"> </w:t>
+      </w:r>
+      <w:r>
+        <w:rPr>
+          <w:rFonts w:ascii="Charis SIL Regular" w:hAnsi="Charis SIL Regular" w:eastAsia="Charis SIL Regular"/>
+          <w:b w:val="0"/>
+          <w:i w:val="0"/>
+          <w:color w:val="0000FF"/>
+          <w:sz w:val="24"/>
+          <w:u w:val="single"/>
+        </w:rPr>
+        <w:t>A</w:t>
       </w:r>
       <w:r>
         <w:rPr>
@@ -4290,50 +4061,7 @@
           <w:color w:val="000000"/>
           <w:sz w:val="24"/>
         </w:rPr>
-        <w:hyperlink r:id="rId25" w:history="1">
-          <w:r>
-            <w:rPr>
-              <w:rStyle w:val="Hyperlink"/>
-            </w:rPr>
-            <w:t>The re</w:t>
-          </w:r>
-        </w:hyperlink>
-      </w:r>
-      <w:r>
-        <w:rPr>
-          <w:u w:val="single" w:color="0000ff"/>
-          <w:rFonts w:ascii="Charis SIL Regular" w:hAnsi="Charis SIL Regular" w:eastAsia="Charis SIL Regular"/>
-          <w:b w:val="0"/>
-          <w:i w:val="0"/>
-          <w:color w:val="000000"/>
-          <w:sz w:val="24"/>
-        </w:rPr>
-        <w:hyperlink r:id="rId25" w:history="1">
-          <w:r>
-            <w:rPr>
-              <w:rStyle w:val="Hyperlink"/>
-            </w:rPr>
-            <w:t>s</w:t>
-          </w:r>
-        </w:hyperlink>
-      </w:r>
-      <w:r>
-        <w:rPr>
-          <w:u w:val="single" w:color="0000ff"/>
-          <w:rFonts w:ascii="Charis SIL Regular" w:hAnsi="Charis SIL Regular" w:eastAsia="Charis SIL Regular"/>
-          <w:b w:val="0"/>
-          <w:i w:val="0"/>
-          <w:color w:val="000000"/>
-          <w:sz w:val="24"/>
-        </w:rPr>
-        <w:hyperlink r:id="rId25" w:history="1">
-          <w:r>
-            <w:rPr>
-              <w:rStyle w:val="Hyperlink"/>
-            </w:rPr>
-            <w:t xml:space="preserve">earch aid </w:t>
-          </w:r>
-        </w:hyperlink>
+        <w:t xml:space="preserve">The research aid </w:t>
       </w:r>
       <w:r>
         <w:rPr>
@@ -4438,7 +4166,7 @@
           <w:sz w:val="24"/>
           <w:u w:val="single"/>
         </w:rPr>
-        <w:hyperlink r:id="rId25" w:history="1">
+        <w:hyperlink r:id="rId13" w:history="1">
           <w:r>
             <w:rPr>
               <w:rStyle w:val="Hyperlink"/>
@@ -4456,7 +4184,7 @@
           <w:sz w:val="24"/>
           <w:u w:val="single"/>
         </w:rPr>
-        <w:hyperlink r:id="rId25" w:history="1">
+        <w:hyperlink r:id="rId13" w:history="1">
           <w:r>
             <w:rPr>
               <w:rStyle w:val="Hyperlink"/>
@@ -4474,7 +4202,7 @@
           <w:sz w:val="24"/>
           <w:u w:val="single"/>
         </w:rPr>
-        <w:hyperlink r:id="rId25" w:history="1">
+        <w:hyperlink r:id="rId13" w:history="1">
           <w:r>
             <w:rPr>
               <w:rStyle w:val="Hyperlink"/>
@@ -6903,7 +6631,7 @@
           <w:sz w:val="24"/>
           <w:u w:val="single"/>
         </w:rPr>
-        <w:hyperlink r:id="rId33" w:history="1">
+        <w:hyperlink r:id="rId32" w:history="1">
           <w:r>
             <w:rPr>
               <w:rStyle w:val="Hyperlink"/>
@@ -6921,7 +6649,7 @@
           <w:sz w:val="24"/>
           <w:u w:val="single"/>
         </w:rPr>
-        <w:hyperlink r:id="rId33" w:history="1">
+        <w:hyperlink r:id="rId32" w:history="1">
           <w:r>
             <w:rPr>
               <w:rStyle w:val="Hyperlink"/>
@@ -6939,7 +6667,7 @@
           <w:sz w:val="24"/>
           <w:u w:val="single"/>
         </w:rPr>
-        <w:hyperlink r:id="rId33" w:history="1">
+        <w:hyperlink r:id="rId32" w:history="1">
           <w:r>
             <w:rPr>
               <w:rStyle w:val="Hyperlink"/>
@@ -6968,7 +6696,7 @@
           <w:sz w:val="24"/>
           <w:u w:val="single"/>
         </w:rPr>
-        <w:hyperlink r:id="rId33" w:history="1">
+        <w:hyperlink r:id="rId32" w:history="1">
           <w:r>
             <w:rPr>
               <w:rStyle w:val="Hyperlink"/>
@@ -6986,7 +6714,7 @@
           <w:sz w:val="24"/>
           <w:u w:val="single"/>
         </w:rPr>
-        <w:hyperlink r:id="rId33" w:history="1">
+        <w:hyperlink r:id="rId32" w:history="1">
           <w:r>
             <w:rPr>
               <w:rStyle w:val="Hyperlink"/>
@@ -7004,7 +6732,7 @@
           <w:sz w:val="24"/>
           <w:u w:val="single"/>
         </w:rPr>
-        <w:hyperlink r:id="rId33" w:history="1">
+        <w:hyperlink r:id="rId32" w:history="1">
           <w:r>
             <w:rPr>
               <w:rStyle w:val="Hyperlink"/>
@@ -7022,7 +6750,7 @@
           <w:sz w:val="24"/>
           <w:u w:val="single"/>
         </w:rPr>
-        <w:hyperlink r:id="rId33" w:history="1">
+        <w:hyperlink r:id="rId32" w:history="1">
           <w:r>
             <w:rPr>
               <w:rStyle w:val="Hyperlink"/>

--- a/EXPORTS/DOCX/published/niveau2/English/ArubaBonaireCuracao.docx
+++ b/EXPORTS/DOCX/published/niveau2/English/ArubaBonaireCuracao.docx
@@ -742,7 +742,6 @@
       </w:r>
       <w:r>
         <w:rPr>
-          <w:u w:val="single" w:color="0000ff"/>
           <w:rFonts w:ascii="Charis SIL Regular" w:hAnsi="Charis SIL Regular" w:eastAsia="Charis SIL Regular"/>
           <w:b w:val="0"/>
           <w:i w:val="0"/>
@@ -1436,7 +1435,7 @@
             <w:rPr>
               <w:rStyle w:val="Hyperlink"/>
             </w:rPr>
-            <w:t>office</w:t>
+            <w:t>offi</w:t>
           </w:r>
         </w:hyperlink>
       </w:r>
@@ -1448,6 +1447,16 @@
           <w:color w:val="0000FF"/>
           <w:sz w:val="24"/>
           <w:u w:val="single"/>
+        </w:rPr>
+        <w:t>ce</w:t>
+      </w:r>
+      <w:r>
+        <w:rPr>
+          <w:rFonts w:ascii="Charis SIL Regular" w:hAnsi="Charis SIL Regular" w:eastAsia="Charis SIL Regular"/>
+          <w:b w:val="0"/>
+          <w:i w:val="0"/>
+          <w:color w:val="0000FF"/>
+          <w:sz w:val="24"/>
         </w:rPr>
         <w:t>rs</w:t>
       </w:r>
@@ -1737,19 +1746,9 @@
             <w:rPr>
               <w:rStyle w:val="Hyperlink"/>
             </w:rPr>
-            <w:t>1815-19</w:t>
+            <w:t>1815-1950</w:t>
           </w:r>
         </w:hyperlink>
-      </w:r>
-      <w:r>
-        <w:rPr>
-          <w:rFonts w:ascii="Charis SIL Regular" w:hAnsi="Charis SIL Regular" w:eastAsia="Charis SIL Regular"/>
-          <w:b w:val="0"/>
-          <w:i w:val="0"/>
-          <w:color w:val="0000FF"/>
-          <w:sz w:val="24"/>
-        </w:rPr>
-        <w:t>50</w:t>
       </w:r>
       <w:r>
         <w:rPr>
@@ -2199,7 +2198,259 @@
           <w:color w:val="000000"/>
           <w:sz w:val="24"/>
         </w:rPr>
-        <w:t>contains information about Dutch colonial civil servants in Suriname, Ar</w:t>
+        <w:t>contains info</w:t>
+      </w:r>
+      <w:r>
+        <w:rPr>
+          <w:u w:val="single" w:color="0000ff"/>
+          <w:rFonts w:ascii="Charis SIL Regular" w:hAnsi="Charis SIL Regular" w:eastAsia="Charis SIL Regular"/>
+          <w:b w:val="0"/>
+          <w:i w:val="0"/>
+          <w:color w:val="000000"/>
+          <w:sz w:val="24"/>
+        </w:rPr>
+        <w:hyperlink r:id="rId15" w:history="1">
+          <w:r>
+            <w:rPr>
+              <w:rStyle w:val="Hyperlink"/>
+            </w:rPr>
+            <w:t>rmat</w:t>
+          </w:r>
+        </w:hyperlink>
+      </w:r>
+      <w:r>
+        <w:rPr>
+          <w:u w:val="single" w:color="0000ff"/>
+          <w:rFonts w:ascii="Charis SIL Regular" w:hAnsi="Charis SIL Regular" w:eastAsia="Charis SIL Regular"/>
+          <w:b w:val="0"/>
+          <w:i w:val="0"/>
+          <w:color w:val="000000"/>
+          <w:sz w:val="24"/>
+        </w:rPr>
+        <w:hyperlink r:id="rId15" w:history="1">
+          <w:r>
+            <w:rPr>
+              <w:rStyle w:val="Hyperlink"/>
+            </w:rPr>
+            <w:t>i</w:t>
+          </w:r>
+        </w:hyperlink>
+      </w:r>
+      <w:r>
+        <w:rPr>
+          <w:u w:val="single" w:color="0000ff"/>
+          <w:rFonts w:ascii="Charis SIL Regular" w:hAnsi="Charis SIL Regular" w:eastAsia="Charis SIL Regular"/>
+          <w:b w:val="0"/>
+          <w:i w:val="0"/>
+          <w:color w:val="000000"/>
+          <w:sz w:val="24"/>
+        </w:rPr>
+        <w:hyperlink r:id="rId15" w:history="1">
+          <w:r>
+            <w:rPr>
+              <w:rStyle w:val="Hyperlink"/>
+            </w:rPr>
+            <w:t>on abou</w:t>
+          </w:r>
+        </w:hyperlink>
+      </w:r>
+      <w:r>
+        <w:rPr>
+          <w:u w:val="single" w:color="0000ff"/>
+          <w:rFonts w:ascii="Charis SIL Regular" w:hAnsi="Charis SIL Regular" w:eastAsia="Charis SIL Regular"/>
+          <w:b w:val="0"/>
+          <w:i w:val="0"/>
+          <w:color w:val="000000"/>
+          <w:sz w:val="24"/>
+        </w:rPr>
+        <w:hyperlink r:id="rId15" w:history="1">
+          <w:r>
+            <w:rPr>
+              <w:rStyle w:val="Hyperlink"/>
+            </w:rPr>
+            <w:t>t</w:t>
+          </w:r>
+        </w:hyperlink>
+      </w:r>
+      <w:r>
+        <w:rPr>
+          <w:u w:val="single" w:color="0000ff"/>
+          <w:rFonts w:ascii="Charis SIL Regular" w:hAnsi="Charis SIL Regular" w:eastAsia="Charis SIL Regular"/>
+          <w:b w:val="0"/>
+          <w:i w:val="0"/>
+          <w:color w:val="000000"/>
+          <w:sz w:val="24"/>
+        </w:rPr>
+        <w:hyperlink r:id="rId15" w:history="1">
+          <w:r>
+            <w:rPr>
+              <w:rStyle w:val="Hyperlink"/>
+            </w:rPr>
+            <w:t xml:space="preserve"> D</w:t>
+          </w:r>
+        </w:hyperlink>
+      </w:r>
+      <w:r>
+        <w:rPr>
+          <w:u w:val="single" w:color="0000ff"/>
+          <w:rFonts w:ascii="Charis SIL Regular" w:hAnsi="Charis SIL Regular" w:eastAsia="Charis SIL Regular"/>
+          <w:b w:val="0"/>
+          <w:i w:val="0"/>
+          <w:color w:val="000000"/>
+          <w:sz w:val="24"/>
+        </w:rPr>
+        <w:hyperlink r:id="rId15" w:history="1">
+          <w:r>
+            <w:rPr>
+              <w:rStyle w:val="Hyperlink"/>
+            </w:rPr>
+            <w:t>utc</w:t>
+          </w:r>
+        </w:hyperlink>
+      </w:r>
+      <w:r>
+        <w:rPr>
+          <w:u w:val="single" w:color="0000ff"/>
+          <w:rFonts w:ascii="Charis SIL Regular" w:hAnsi="Charis SIL Regular" w:eastAsia="Charis SIL Regular"/>
+          <w:b w:val="0"/>
+          <w:i w:val="0"/>
+          <w:color w:val="000000"/>
+          <w:sz w:val="24"/>
+        </w:rPr>
+        <w:hyperlink r:id="rId15" w:history="1">
+          <w:r>
+            <w:rPr>
+              <w:rStyle w:val="Hyperlink"/>
+            </w:rPr>
+            <w:t>h</w:t>
+          </w:r>
+        </w:hyperlink>
+      </w:r>
+      <w:r>
+        <w:rPr>
+          <w:u w:val="single" w:color="0000ff"/>
+          <w:rFonts w:ascii="Charis SIL Regular" w:hAnsi="Charis SIL Regular" w:eastAsia="Charis SIL Regular"/>
+          <w:b w:val="0"/>
+          <w:i w:val="0"/>
+          <w:color w:val="000000"/>
+          <w:sz w:val="24"/>
+        </w:rPr>
+        <w:hyperlink r:id="rId15" w:history="1">
+          <w:r>
+            <w:rPr>
+              <w:rStyle w:val="Hyperlink"/>
+            </w:rPr>
+            <w:t xml:space="preserve"> colo</w:t>
+          </w:r>
+        </w:hyperlink>
+      </w:r>
+      <w:r>
+        <w:rPr>
+          <w:u w:val="single" w:color="0000ff"/>
+          <w:rFonts w:ascii="Charis SIL Regular" w:hAnsi="Charis SIL Regular" w:eastAsia="Charis SIL Regular"/>
+          <w:b w:val="0"/>
+          <w:i w:val="0"/>
+          <w:color w:val="000000"/>
+          <w:sz w:val="24"/>
+        </w:rPr>
+        <w:hyperlink r:id="rId15" w:history="1">
+          <w:r>
+            <w:rPr>
+              <w:rStyle w:val="Hyperlink"/>
+            </w:rPr>
+            <w:t>nial civ</w:t>
+          </w:r>
+        </w:hyperlink>
+      </w:r>
+      <w:r>
+        <w:rPr>
+          <w:u w:val="single" w:color="0000ff"/>
+          <w:rFonts w:ascii="Charis SIL Regular" w:hAnsi="Charis SIL Regular" w:eastAsia="Charis SIL Regular"/>
+          <w:b w:val="0"/>
+          <w:i w:val="0"/>
+          <w:color w:val="000000"/>
+          <w:sz w:val="24"/>
+        </w:rPr>
+        <w:hyperlink r:id="rId15" w:history="1">
+          <w:r>
+            <w:rPr>
+              <w:rStyle w:val="Hyperlink"/>
+            </w:rPr>
+            <w:t>il servants</w:t>
+          </w:r>
+        </w:hyperlink>
+      </w:r>
+      <w:r>
+        <w:rPr>
+          <w:u w:val="single" w:color="0000ff"/>
+          <w:rFonts w:ascii="Charis SIL Regular" w:hAnsi="Charis SIL Regular" w:eastAsia="Charis SIL Regular"/>
+          <w:b w:val="0"/>
+          <w:i w:val="0"/>
+          <w:color w:val="000000"/>
+          <w:sz w:val="24"/>
+        </w:rPr>
+        <w:hyperlink r:id="rId15" w:history="1">
+          <w:r>
+            <w:rPr>
+              <w:rStyle w:val="Hyperlink"/>
+            </w:rPr>
+            <w:t xml:space="preserve"> in S</w:t>
+          </w:r>
+        </w:hyperlink>
+      </w:r>
+      <w:r>
+        <w:rPr>
+          <w:u w:val="single" w:color="0000ff"/>
+          <w:rFonts w:ascii="Charis SIL Regular" w:hAnsi="Charis SIL Regular" w:eastAsia="Charis SIL Regular"/>
+          <w:b w:val="0"/>
+          <w:i w:val="0"/>
+          <w:color w:val="000000"/>
+          <w:sz w:val="24"/>
+        </w:rPr>
+        <w:hyperlink r:id="rId15" w:history="1">
+          <w:r>
+            <w:rPr>
+              <w:rStyle w:val="Hyperlink"/>
+            </w:rPr>
+            <w:t>uri</w:t>
+          </w:r>
+        </w:hyperlink>
+      </w:r>
+      <w:r>
+        <w:rPr>
+          <w:u w:val="single" w:color="0000ff"/>
+          <w:rFonts w:ascii="Charis SIL Regular" w:hAnsi="Charis SIL Regular" w:eastAsia="Charis SIL Regular"/>
+          <w:b w:val="0"/>
+          <w:i w:val="0"/>
+          <w:color w:val="000000"/>
+          <w:sz w:val="24"/>
+        </w:rPr>
+        <w:hyperlink r:id="rId15" w:history="1">
+          <w:r>
+            <w:rPr>
+              <w:rStyle w:val="Hyperlink"/>
+            </w:rPr>
+            <w:t>n</w:t>
+          </w:r>
+        </w:hyperlink>
+      </w:r>
+      <w:r>
+        <w:rPr>
+          <w:u w:val="single" w:color="0000ff"/>
+          <w:rFonts w:ascii="Charis SIL Regular" w:hAnsi="Charis SIL Regular" w:eastAsia="Charis SIL Regular"/>
+          <w:b w:val="0"/>
+          <w:i w:val="0"/>
+          <w:color w:val="000000"/>
+          <w:sz w:val="24"/>
+        </w:rPr>
+        <w:hyperlink r:id="rId15" w:history="1">
+          <w:r>
+            <w:rPr>
+              <w:rStyle w:val="Hyperlink"/>
+            </w:rPr>
+            <w:t>ame, Ar</w:t>
+          </w:r>
+        </w:hyperlink>
       </w:r>
       <w:r>
         <w:rPr>
@@ -2572,6 +2823,7 @@
       </w:r>
       <w:r>
         <w:rPr>
+          <w:u w:val="single" w:color="0000ff"/>
           <w:rFonts w:ascii="Charis SIL Regular" w:hAnsi="Charis SIL Regular" w:eastAsia="Charis SIL Regular"/>
           <w:b w:val="0"/>
           <w:i w:val="0"/>
@@ -3923,7 +4175,6 @@
           <w:i w:val="0"/>
           <w:color w:val="0000FF"/>
           <w:sz w:val="24"/>
-          <w:u w:val="single"/>
         </w:rPr>
         <w:t>A</w:t>
       </w:r>
@@ -4061,7 +4312,50 @@
           <w:color w:val="000000"/>
           <w:sz w:val="24"/>
         </w:rPr>
-        <w:t xml:space="preserve">The research aid </w:t>
+        <w:hyperlink r:id="rId25" w:history="1">
+          <w:r>
+            <w:rPr>
+              <w:rStyle w:val="Hyperlink"/>
+            </w:rPr>
+            <w:t>The re</w:t>
+          </w:r>
+        </w:hyperlink>
+      </w:r>
+      <w:r>
+        <w:rPr>
+          <w:u w:val="single" w:color="0000ff"/>
+          <w:rFonts w:ascii="Charis SIL Regular" w:hAnsi="Charis SIL Regular" w:eastAsia="Charis SIL Regular"/>
+          <w:b w:val="0"/>
+          <w:i w:val="0"/>
+          <w:color w:val="000000"/>
+          <w:sz w:val="24"/>
+        </w:rPr>
+        <w:hyperlink r:id="rId25" w:history="1">
+          <w:r>
+            <w:rPr>
+              <w:rStyle w:val="Hyperlink"/>
+            </w:rPr>
+            <w:t>s</w:t>
+          </w:r>
+        </w:hyperlink>
+      </w:r>
+      <w:r>
+        <w:rPr>
+          <w:u w:val="single" w:color="0000ff"/>
+          <w:rFonts w:ascii="Charis SIL Regular" w:hAnsi="Charis SIL Regular" w:eastAsia="Charis SIL Regular"/>
+          <w:b w:val="0"/>
+          <w:i w:val="0"/>
+          <w:color w:val="000000"/>
+          <w:sz w:val="24"/>
+        </w:rPr>
+        <w:hyperlink r:id="rId25" w:history="1">
+          <w:r>
+            <w:rPr>
+              <w:rStyle w:val="Hyperlink"/>
+            </w:rPr>
+            <w:t xml:space="preserve">earch aid </w:t>
+          </w:r>
+        </w:hyperlink>
       </w:r>
       <w:r>
         <w:rPr>
@@ -4166,7 +4460,7 @@
           <w:sz w:val="24"/>
           <w:u w:val="single"/>
         </w:rPr>
-        <w:hyperlink r:id="rId13" w:history="1">
+        <w:hyperlink r:id="rId25" w:history="1">
           <w:r>
             <w:rPr>
               <w:rStyle w:val="Hyperlink"/>
@@ -4184,7 +4478,7 @@
           <w:sz w:val="24"/>
           <w:u w:val="single"/>
         </w:rPr>
-        <w:hyperlink r:id="rId13" w:history="1">
+        <w:hyperlink r:id="rId25" w:history="1">
           <w:r>
             <w:rPr>
               <w:rStyle w:val="Hyperlink"/>
@@ -4202,7 +4496,7 @@
           <w:sz w:val="24"/>
           <w:u w:val="single"/>
         </w:rPr>
-        <w:hyperlink r:id="rId13" w:history="1">
+        <w:hyperlink r:id="rId25" w:history="1">
           <w:r>
             <w:rPr>
               <w:rStyle w:val="Hyperlink"/>
@@ -6631,7 +6925,7 @@
           <w:sz w:val="24"/>
           <w:u w:val="single"/>
         </w:rPr>
-        <w:hyperlink r:id="rId32" w:history="1">
+        <w:hyperlink r:id="rId33" w:history="1">
           <w:r>
             <w:rPr>
               <w:rStyle w:val="Hyperlink"/>
@@ -6649,7 +6943,7 @@
           <w:sz w:val="24"/>
           <w:u w:val="single"/>
         </w:rPr>
-        <w:hyperlink r:id="rId32" w:history="1">
+        <w:hyperlink r:id="rId33" w:history="1">
           <w:r>
             <w:rPr>
               <w:rStyle w:val="Hyperlink"/>
@@ -6667,7 +6961,7 @@
           <w:sz w:val="24"/>
           <w:u w:val="single"/>
         </w:rPr>
-        <w:hyperlink r:id="rId32" w:history="1">
+        <w:hyperlink r:id="rId33" w:history="1">
           <w:r>
             <w:rPr>
               <w:rStyle w:val="Hyperlink"/>
@@ -6696,7 +6990,7 @@
           <w:sz w:val="24"/>
           <w:u w:val="single"/>
         </w:rPr>
-        <w:hyperlink r:id="rId32" w:history="1">
+        <w:hyperlink r:id="rId33" w:history="1">
           <w:r>
             <w:rPr>
               <w:rStyle w:val="Hyperlink"/>
@@ -6714,7 +7008,7 @@
           <w:sz w:val="24"/>
           <w:u w:val="single"/>
         </w:rPr>
-        <w:hyperlink r:id="rId32" w:history="1">
+        <w:hyperlink r:id="rId33" w:history="1">
           <w:r>
             <w:rPr>
               <w:rStyle w:val="Hyperlink"/>
@@ -6732,7 +7026,7 @@
           <w:sz w:val="24"/>
           <w:u w:val="single"/>
         </w:rPr>
-        <w:hyperlink r:id="rId32" w:history="1">
+        <w:hyperlink r:id="rId33" w:history="1">
           <w:r>
             <w:rPr>
               <w:rStyle w:val="Hyperlink"/>
@@ -6750,7 +7044,7 @@
           <w:sz w:val="24"/>
           <w:u w:val="single"/>
         </w:rPr>
-        <w:hyperlink r:id="rId32" w:history="1">
+        <w:hyperlink r:id="rId33" w:history="1">
           <w:r>
             <w:rPr>
               <w:rStyle w:val="Hyperlink"/>

--- a/EXPORTS/DOCX/published/niveau2/English/ArubaBonaireCuracao.docx
+++ b/EXPORTS/DOCX/published/niveau2/English/ArubaBonaireCuracao.docx
@@ -313,54 +313,7 @@
           <w:color w:val="000000"/>
           <w:sz w:val="24"/>
         </w:rPr>
-        <w:t>occupying</w:t>
-      </w:r>
-      <w:r>
-        <w:rPr>
-          <w:u w:val="single" w:color="0000ff"/>
-          <w:rFonts w:ascii="Charis SIL Regular" w:hAnsi="Charis SIL Regular" w:eastAsia="Charis SIL Regular"/>
-          <w:b w:val="0"/>
-          <w:i w:val="0"/>
-          <w:color w:val="000000"/>
-          <w:sz w:val="24"/>
-        </w:rPr>
-        <w:hyperlink r:id="rId9" w:history="1">
-          <w:r>
-            <w:rPr>
-              <w:rStyle w:val="Hyperlink"/>
-            </w:rPr>
-            <w:t xml:space="preserve"> force</w:t>
-          </w:r>
-        </w:hyperlink>
-      </w:r>
-      <w:r>
-        <w:rPr>
-          <w:u w:val="single" w:color="0000ff"/>
-          <w:rFonts w:ascii="Charis SIL Regular" w:hAnsi="Charis SIL Regular" w:eastAsia="Charis SIL Regular"/>
-          <w:b w:val="0"/>
-          <w:i w:val="0"/>
-          <w:color w:val="000000"/>
-          <w:sz w:val="24"/>
-        </w:rPr>
-        <w:t xml:space="preserve"> </w:t>
-      </w:r>
-      <w:r>
-        <w:rPr>
-          <w:u w:val="single" w:color="0000ff"/>
-          <w:rFonts w:ascii="Charis SIL Regular" w:hAnsi="Charis SIL Regular" w:eastAsia="Charis SIL Regular"/>
-          <w:b w:val="0"/>
-          <w:i w:val="0"/>
-          <w:color w:val="000000"/>
-          <w:sz w:val="24"/>
-        </w:rPr>
-        <w:hyperlink r:id="rId9" w:history="1">
-          <w:r>
-            <w:rPr>
-              <w:rStyle w:val="Hyperlink"/>
-            </w:rPr>
-            <w:t>and d</w:t>
-          </w:r>
-        </w:hyperlink>
+        <w:t>occupying force and d</w:t>
       </w:r>
       <w:r>
         <w:rPr>
@@ -1435,7 +1388,7 @@
             <w:rPr>
               <w:rStyle w:val="Hyperlink"/>
             </w:rPr>
-            <w:t>offi</w:t>
+            <w:t>offic</w:t>
           </w:r>
         </w:hyperlink>
       </w:r>
@@ -1448,7 +1401,7 @@
           <w:sz w:val="24"/>
           <w:u w:val="single"/>
         </w:rPr>
-        <w:t>ce</w:t>
+        <w:t>er</w:t>
       </w:r>
       <w:r>
         <w:rPr>
@@ -1458,18 +1411,7 @@
           <w:color w:val="0000FF"/>
           <w:sz w:val="24"/>
         </w:rPr>
-        <w:t>rs</w:t>
-      </w:r>
-      <w:r>
-        <w:rPr>
-          <w:rFonts w:ascii="Charis SIL Regular" w:hAnsi="Charis SIL Regular" w:eastAsia="Charis SIL Regular"/>
-          <w:b w:val="0"/>
-          <w:i w:val="0"/>
-          <w:color w:val="0000FF"/>
-          <w:sz w:val="24"/>
-          <w:u w:val="single"/>
-        </w:rPr>
-        <w:t xml:space="preserve"> </w:t>
+        <w:t xml:space="preserve">s </w:t>
       </w:r>
       <w:r>
         <w:rPr>
@@ -2823,7 +2765,6 @@
       </w:r>
       <w:r>
         <w:rPr>
-          <w:u w:val="single" w:color="0000ff"/>
           <w:rFonts w:ascii="Charis SIL Regular" w:hAnsi="Charis SIL Regular" w:eastAsia="Charis SIL Regular"/>
           <w:b w:val="0"/>
           <w:i w:val="0"/>
@@ -3221,32 +3162,7 @@
           <w:color w:val="000000"/>
           <w:sz w:val="24"/>
         </w:rPr>
-        <w:hyperlink r:id="rId18" w:history="1">
-          <w:r>
-            <w:rPr>
-              <w:rStyle w:val="Hyperlink"/>
-            </w:rPr>
-            <w:t>and</w:t>
-          </w:r>
-        </w:hyperlink>
-      </w:r>
-      <w:r>
-        <w:rPr>
-          <w:u w:val="single" w:color="0000ff"/>
-          <w:rFonts w:ascii="Charis SIL Regular" w:hAnsi="Charis SIL Regular" w:eastAsia="Charis SIL Regular"/>
-          <w:b w:val="0"/>
-          <w:i w:val="0"/>
-          <w:color w:val="000000"/>
-          <w:sz w:val="24"/>
-        </w:rPr>
-        <w:hyperlink r:id="rId18" w:history="1">
-          <w:r>
-            <w:rPr>
-              <w:rStyle w:val="Hyperlink"/>
-            </w:rPr>
-            <w:t xml:space="preserve"> the </w:t>
-          </w:r>
-        </w:hyperlink>
+        <w:t xml:space="preserve">and the </w:t>
       </w:r>
       <w:r>
         <w:rPr>
@@ -3932,7 +3848,7 @@
           <w:sz w:val="24"/>
           <w:u w:val="single"/>
         </w:rPr>
-        <w:hyperlink r:id="rId22" w:history="1">
+        <w:hyperlink r:id="rId23" w:history="1">
           <w:r>
             <w:rPr>
               <w:rStyle w:val="Hyperlink"/>
@@ -3959,25 +3875,7 @@
           <w:color w:val="000000"/>
           <w:sz w:val="24"/>
         </w:rPr>
-        <w:t>collections relating to enslaved peop</w:t>
-      </w:r>
-      <w:r>
-        <w:rPr>
-          <w:u w:val="single" w:color="0000ff"/>
-          <w:rFonts w:ascii="Charis SIL Regular" w:hAnsi="Charis SIL Regular" w:eastAsia="Charis SIL Regular"/>
-          <w:b w:val="0"/>
-          <w:i w:val="0"/>
-          <w:color w:val="000000"/>
-          <w:sz w:val="24"/>
-        </w:rPr>
-        <w:hyperlink r:id="rId23" w:history="1">
-          <w:r>
-            <w:rPr>
-              <w:rStyle w:val="Hyperlink"/>
-            </w:rPr>
-            <w:t>le in Ar</w:t>
-          </w:r>
-        </w:hyperlink>
+        <w:t>collections relating to enslaved people in Ar</w:t>
       </w:r>
       <w:r>
         <w:rPr>
@@ -5621,78 +5519,45 @@
           <w:color w:val="000000"/>
           <w:sz w:val="24"/>
         </w:rPr>
+        <w:t>. Established in 1</w:t>
+      </w:r>
+      <w:r>
+        <w:rPr>
+          <w:rFonts w:ascii="Charis SIL Regular" w:hAnsi="Charis SIL Regular" w:eastAsia="Charis SIL Regular"/>
+          <w:b w:val="0"/>
+          <w:i w:val="0"/>
+          <w:color w:val="000000"/>
+          <w:sz w:val="24"/>
+        </w:rPr>
+        <w:t>9</w:t>
+      </w:r>
+      <w:r>
+        <w:rPr>
+          <w:u w:val="single" w:color="0000ff"/>
+          <w:rFonts w:ascii="Charis SIL Regular" w:hAnsi="Charis SIL Regular" w:eastAsia="Charis SIL Regular"/>
+          <w:b w:val="0"/>
+          <w:i w:val="0"/>
+          <w:color w:val="000000"/>
+          <w:sz w:val="24"/>
+        </w:rPr>
         <w:hyperlink r:id="rId28" w:history="1">
           <w:r>
             <w:rPr>
               <w:rStyle w:val="Hyperlink"/>
             </w:rPr>
-            <w:t>. Establis</w:t>
+            <w:t>98, the fo</w:t>
           </w:r>
         </w:hyperlink>
       </w:r>
       <w:r>
         <w:rPr>
-          <w:u w:val="single" w:color="0000ff"/>
-          <w:rFonts w:ascii="Charis SIL Regular" w:hAnsi="Charis SIL Regular" w:eastAsia="Charis SIL Regular"/>
-          <w:b w:val="0"/>
-          <w:i w:val="0"/>
-          <w:color w:val="000000"/>
-          <w:sz w:val="24"/>
-        </w:rPr>
-        <w:hyperlink r:id="rId28" w:history="1">
-          <w:r>
-            <w:rPr>
-              <w:rStyle w:val="Hyperlink"/>
-            </w:rPr>
-            <w:t>hed in 1</w:t>
-          </w:r>
-        </w:hyperlink>
-      </w:r>
-      <w:r>
-        <w:rPr>
-          <w:u w:val="single" w:color="0000ff"/>
-          <w:rFonts w:ascii="Charis SIL Regular" w:hAnsi="Charis SIL Regular" w:eastAsia="Charis SIL Regular"/>
-          <w:b w:val="0"/>
-          <w:i w:val="0"/>
-          <w:color w:val="000000"/>
-          <w:sz w:val="24"/>
-        </w:rPr>
-        <w:hyperlink r:id="rId28" w:history="1">
-          <w:r>
-            <w:rPr>
-              <w:rStyle w:val="Hyperlink"/>
-            </w:rPr>
-            <w:t>9</w:t>
-          </w:r>
-        </w:hyperlink>
-      </w:r>
-      <w:r>
-        <w:rPr>
-          <w:u w:val="single" w:color="0000ff"/>
-          <w:rFonts w:ascii="Charis SIL Regular" w:hAnsi="Charis SIL Regular" w:eastAsia="Charis SIL Regular"/>
-          <w:b w:val="0"/>
-          <w:i w:val="0"/>
-          <w:color w:val="000000"/>
-          <w:sz w:val="24"/>
-        </w:rPr>
-        <w:hyperlink r:id="rId28" w:history="1">
-          <w:r>
-            <w:rPr>
-              <w:rStyle w:val="Hyperlink"/>
-            </w:rPr>
-            <w:t>98, the f</w:t>
-          </w:r>
-        </w:hyperlink>
-      </w:r>
-      <w:r>
-        <w:rPr>
-          <w:rFonts w:ascii="Charis SIL Regular" w:hAnsi="Charis SIL Regular" w:eastAsia="Charis SIL Regular"/>
-          <w:b w:val="0"/>
-          <w:i w:val="0"/>
-          <w:color w:val="000000"/>
-          <w:sz w:val="24"/>
-        </w:rPr>
-        <w:t xml:space="preserve">oundation aims to document, collect and </w:t>
+          <w:rFonts w:ascii="Charis SIL Regular" w:hAnsi="Charis SIL Regular" w:eastAsia="Charis SIL Regular"/>
+          <w:b w:val="0"/>
+          <w:i w:val="0"/>
+          <w:color w:val="000000"/>
+          <w:sz w:val="24"/>
+        </w:rPr>
+        <w:t xml:space="preserve">undation aims to document, collect and </w:t>
       </w:r>
       <w:r>
         <w:rPr>
@@ -7044,7 +6909,7 @@
           <w:sz w:val="24"/>
           <w:u w:val="single"/>
         </w:rPr>
-        <w:hyperlink r:id="rId33" w:history="1">
+        <w:hyperlink r:id="rId32" w:history="1">
           <w:r>
             <w:rPr>
               <w:rStyle w:val="Hyperlink"/>

--- a/EXPORTS/DOCX/published/niveau2/English/ArubaBonaireCuracao.docx
+++ b/EXPORTS/DOCX/published/niveau2/English/ArubaBonaireCuracao.docx
@@ -1388,7 +1388,7 @@
             <w:rPr>
               <w:rStyle w:val="Hyperlink"/>
             </w:rPr>
-            <w:t>offic</w:t>
+            <w:t>office</w:t>
           </w:r>
         </w:hyperlink>
       </w:r>
@@ -1401,7 +1401,7 @@
           <w:sz w:val="24"/>
           <w:u w:val="single"/>
         </w:rPr>
-        <w:t>er</w:t>
+        <w:t>rs</w:t>
       </w:r>
       <w:r>
         <w:rPr>
@@ -1410,8 +1410,9 @@
           <w:i w:val="0"/>
           <w:color w:val="0000FF"/>
           <w:sz w:val="24"/>
-        </w:rPr>
-        <w:t xml:space="preserve">s </w:t>
+          <w:u w:val="single"/>
+        </w:rPr>
+        <w:t xml:space="preserve"> </w:t>
       </w:r>
       <w:r>
         <w:rPr>
@@ -1427,9 +1428,19 @@
             <w:rPr>
               <w:rStyle w:val="Hyperlink"/>
             </w:rPr>
-            <w:t>and</w:t>
+            <w:t>a</w:t>
           </w:r>
         </w:hyperlink>
+      </w:r>
+      <w:r>
+        <w:rPr>
+          <w:rFonts w:ascii="Charis SIL Regular" w:hAnsi="Charis SIL Regular" w:eastAsia="Charis SIL Regular"/>
+          <w:b w:val="0"/>
+          <w:i w:val="0"/>
+          <w:color w:val="0000FF"/>
+          <w:sz w:val="24"/>
+        </w:rPr>
+        <w:t>nd</w:t>
       </w:r>
       <w:r>
         <w:rPr>
@@ -2765,6 +2776,7 @@
       </w:r>
       <w:r>
         <w:rPr>
+          <w:u w:val="single" w:color="0000ff"/>
           <w:rFonts w:ascii="Charis SIL Regular" w:hAnsi="Charis SIL Regular" w:eastAsia="Charis SIL Regular"/>
           <w:b w:val="0"/>
           <w:i w:val="0"/>
@@ -3162,7 +3174,31 @@
           <w:color w:val="000000"/>
           <w:sz w:val="24"/>
         </w:rPr>
-        <w:t xml:space="preserve">and the </w:t>
+        <w:hyperlink r:id="rId18" w:history="1">
+          <w:r>
+            <w:rPr>
+              <w:rStyle w:val="Hyperlink"/>
+            </w:rPr>
+            <w:t>and</w:t>
+          </w:r>
+        </w:hyperlink>
+      </w:r>
+      <w:r>
+        <w:rPr>
+          <w:rFonts w:ascii="Charis SIL Regular" w:hAnsi="Charis SIL Regular" w:eastAsia="Charis SIL Regular"/>
+          <w:b w:val="0"/>
+          <w:i w:val="0"/>
+          <w:color w:val="000000"/>
+          <w:sz w:val="24"/>
+        </w:rPr>
+        <w:hyperlink r:id="rId18" w:history="1">
+          <w:r>
+            <w:rPr>
+              <w:rStyle w:val="Hyperlink"/>
+            </w:rPr>
+            <w:t xml:space="preserve"> the </w:t>
+          </w:r>
+        </w:hyperlink>
       </w:r>
       <w:r>
         <w:rPr>
@@ -3848,7 +3884,7 @@
           <w:sz w:val="24"/>
           <w:u w:val="single"/>
         </w:rPr>
-        <w:hyperlink r:id="rId23" w:history="1">
+        <w:hyperlink r:id="rId22" w:history="1">
           <w:r>
             <w:rPr>
               <w:rStyle w:val="Hyperlink"/>
@@ -3875,7 +3911,25 @@
           <w:color w:val="000000"/>
           <w:sz w:val="24"/>
         </w:rPr>
-        <w:t>collections relating to enslaved people in Ar</w:t>
+        <w:t>collections relating to enslaved peop</w:t>
+      </w:r>
+      <w:r>
+        <w:rPr>
+          <w:u w:val="single" w:color="0000ff"/>
+          <w:rFonts w:ascii="Charis SIL Regular" w:hAnsi="Charis SIL Regular" w:eastAsia="Charis SIL Regular"/>
+          <w:b w:val="0"/>
+          <w:i w:val="0"/>
+          <w:color w:val="000000"/>
+          <w:sz w:val="24"/>
+        </w:rPr>
+        <w:hyperlink r:id="rId23" w:history="1">
+          <w:r>
+            <w:rPr>
+              <w:rStyle w:val="Hyperlink"/>
+            </w:rPr>
+            <w:t>le in Ar</w:t>
+          </w:r>
+        </w:hyperlink>
       </w:r>
       <w:r>
         <w:rPr>
@@ -4073,6 +4127,7 @@
           <w:i w:val="0"/>
           <w:color w:val="0000FF"/>
           <w:sz w:val="24"/>
+          <w:u w:val="single"/>
         </w:rPr>
         <w:t>A</w:t>
       </w:r>
@@ -4210,50 +4265,7 @@
           <w:color w:val="000000"/>
           <w:sz w:val="24"/>
         </w:rPr>
-        <w:hyperlink r:id="rId25" w:history="1">
-          <w:r>
-            <w:rPr>
-              <w:rStyle w:val="Hyperlink"/>
-            </w:rPr>
-            <w:t>The re</w:t>
-          </w:r>
-        </w:hyperlink>
-      </w:r>
-      <w:r>
-        <w:rPr>
-          <w:u w:val="single" w:color="0000ff"/>
-          <w:rFonts w:ascii="Charis SIL Regular" w:hAnsi="Charis SIL Regular" w:eastAsia="Charis SIL Regular"/>
-          <w:b w:val="0"/>
-          <w:i w:val="0"/>
-          <w:color w:val="000000"/>
-          <w:sz w:val="24"/>
-        </w:rPr>
-        <w:hyperlink r:id="rId25" w:history="1">
-          <w:r>
-            <w:rPr>
-              <w:rStyle w:val="Hyperlink"/>
-            </w:rPr>
-            <w:t>s</w:t>
-          </w:r>
-        </w:hyperlink>
-      </w:r>
-      <w:r>
-        <w:rPr>
-          <w:u w:val="single" w:color="0000ff"/>
-          <w:rFonts w:ascii="Charis SIL Regular" w:hAnsi="Charis SIL Regular" w:eastAsia="Charis SIL Regular"/>
-          <w:b w:val="0"/>
-          <w:i w:val="0"/>
-          <w:color w:val="000000"/>
-          <w:sz w:val="24"/>
-        </w:rPr>
-        <w:hyperlink r:id="rId25" w:history="1">
-          <w:r>
-            <w:rPr>
-              <w:rStyle w:val="Hyperlink"/>
-            </w:rPr>
-            <w:t xml:space="preserve">earch aid </w:t>
-          </w:r>
-        </w:hyperlink>
+        <w:t xml:space="preserve">The research aid </w:t>
       </w:r>
       <w:r>
         <w:rPr>
@@ -4976,309 +4988,7 @@
           <w:color w:val="000000"/>
           <w:sz w:val="24"/>
         </w:rPr>
-        <w:t>' b</w:t>
-      </w:r>
-      <w:r>
-        <w:rPr>
-          <w:rFonts w:ascii="Charis SIL Regular" w:hAnsi="Charis SIL Regular" w:eastAsia="Charis SIL Regular"/>
-          <w:b w:val="0"/>
-          <w:i w:val="0"/>
-          <w:color w:val="000000"/>
-          <w:sz w:val="24"/>
-        </w:rPr>
-        <w:hyperlink r:id="rId27" w:history="1">
-          <w:r>
-            <w:rPr>
-              <w:rStyle w:val="Hyperlink"/>
-            </w:rPr>
-            <w:t>y h</w:t>
-          </w:r>
-        </w:hyperlink>
-      </w:r>
-      <w:r>
-        <w:rPr>
-          <w:rFonts w:ascii="Charis SIL Regular" w:hAnsi="Charis SIL Regular" w:eastAsia="Charis SIL Regular"/>
-          <w:b w:val="0"/>
-          <w:i w:val="0"/>
-          <w:color w:val="000000"/>
-          <w:sz w:val="24"/>
-        </w:rPr>
-        <w:hyperlink r:id="rId27" w:history="1">
-          <w:r>
-            <w:rPr>
-              <w:rStyle w:val="Hyperlink"/>
-            </w:rPr>
-            <w:t xml:space="preserve">istorian Adi </w:t>
-          </w:r>
-        </w:hyperlink>
-      </w:r>
-      <w:r>
-        <w:rPr>
-          <w:rFonts w:ascii="Charis SIL Regular" w:hAnsi="Charis SIL Regular" w:eastAsia="Charis SIL Regular"/>
-          <w:b w:val="0"/>
-          <w:i w:val="0"/>
-          <w:color w:val="000000"/>
-          <w:sz w:val="24"/>
-        </w:rPr>
-        <w:t>M</w:t>
-      </w:r>
-      <w:r>
-        <w:rPr>
-          <w:rFonts w:ascii="Charis SIL Regular" w:hAnsi="Charis SIL Regular" w:eastAsia="Charis SIL Regular"/>
-          <w:b w:val="0"/>
-          <w:i w:val="0"/>
-          <w:color w:val="000000"/>
-          <w:sz w:val="24"/>
-        </w:rPr>
-        <w:hyperlink r:id="rId27" w:history="1">
-          <w:r>
-            <w:rPr>
-              <w:rStyle w:val="Hyperlink"/>
-            </w:rPr>
-            <w:t>art</w:t>
-          </w:r>
-        </w:hyperlink>
-      </w:r>
-      <w:r>
-        <w:rPr>
-          <w:rFonts w:ascii="Charis SIL Regular" w:hAnsi="Charis SIL Regular" w:eastAsia="Charis SIL Regular"/>
-          <w:b w:val="0"/>
-          <w:i w:val="0"/>
-          <w:color w:val="000000"/>
-          <w:sz w:val="24"/>
-        </w:rPr>
-        <w:hyperlink r:id="rId27" w:history="1">
-          <w:r>
-            <w:rPr>
-              <w:rStyle w:val="Hyperlink"/>
-            </w:rPr>
-            <w:t>i</w:t>
-          </w:r>
-        </w:hyperlink>
-      </w:r>
-      <w:r>
-        <w:rPr>
-          <w:rFonts w:ascii="Charis SIL Regular" w:hAnsi="Charis SIL Regular" w:eastAsia="Charis SIL Regular"/>
-          <w:b w:val="0"/>
-          <w:i w:val="0"/>
-          <w:color w:val="000000"/>
-          <w:sz w:val="24"/>
-        </w:rPr>
-        <w:hyperlink r:id="rId27" w:history="1">
-          <w:r>
-            <w:rPr>
-              <w:rStyle w:val="Hyperlink"/>
-            </w:rPr>
-            <w:t>s desc</w:t>
-          </w:r>
-        </w:hyperlink>
-      </w:r>
-      <w:r>
-        <w:rPr>
-          <w:rFonts w:ascii="Charis SIL Regular" w:hAnsi="Charis SIL Regular" w:eastAsia="Charis SIL Regular"/>
-          <w:b w:val="0"/>
-          <w:i w:val="0"/>
-          <w:color w:val="000000"/>
-          <w:sz w:val="24"/>
-        </w:rPr>
-        <w:hyperlink r:id="rId27" w:history="1">
-          <w:r>
-            <w:rPr>
-              <w:rStyle w:val="Hyperlink"/>
-            </w:rPr>
-            <w:t>r</w:t>
-          </w:r>
-        </w:hyperlink>
-      </w:r>
-      <w:r>
-        <w:rPr>
-          <w:rFonts w:ascii="Charis SIL Regular" w:hAnsi="Charis SIL Regular" w:eastAsia="Charis SIL Regular"/>
-          <w:b w:val="0"/>
-          <w:i w:val="0"/>
-          <w:color w:val="000000"/>
-          <w:sz w:val="24"/>
-        </w:rPr>
-        <w:hyperlink r:id="rId27" w:history="1">
-          <w:r>
-            <w:rPr>
-              <w:rStyle w:val="Hyperlink"/>
-            </w:rPr>
-            <w:t>ibe</w:t>
-          </w:r>
-        </w:hyperlink>
-      </w:r>
-      <w:r>
-        <w:rPr>
-          <w:rFonts w:ascii="Charis SIL Regular" w:hAnsi="Charis SIL Regular" w:eastAsia="Charis SIL Regular"/>
-          <w:b w:val="0"/>
-          <w:i w:val="0"/>
-          <w:color w:val="000000"/>
-          <w:sz w:val="24"/>
-        </w:rPr>
-        <w:hyperlink r:id="rId27" w:history="1">
-          <w:r>
-            <w:rPr>
-              <w:rStyle w:val="Hyperlink"/>
-            </w:rPr>
-            <w:t xml:space="preserve">s the </w:t>
-          </w:r>
-        </w:hyperlink>
-      </w:r>
-      <w:r>
-        <w:rPr>
-          <w:rFonts w:ascii="Charis SIL Regular" w:hAnsi="Charis SIL Regular" w:eastAsia="Charis SIL Regular"/>
-          <w:b w:val="0"/>
-          <w:i w:val="0"/>
-          <w:color w:val="000000"/>
-          <w:sz w:val="24"/>
-        </w:rPr>
-        <w:hyperlink r:id="rId27" w:history="1">
-          <w:r>
-            <w:rPr>
-              <w:rStyle w:val="Hyperlink"/>
-            </w:rPr>
-            <w:t>p</w:t>
-          </w:r>
-        </w:hyperlink>
-      </w:r>
-      <w:r>
-        <w:rPr>
-          <w:rFonts w:ascii="Charis SIL Regular" w:hAnsi="Charis SIL Regular" w:eastAsia="Charis SIL Regular"/>
-          <w:b w:val="0"/>
-          <w:i w:val="0"/>
-          <w:color w:val="000000"/>
-          <w:sz w:val="24"/>
-        </w:rPr>
-        <w:hyperlink r:id="rId27" w:history="1">
-          <w:r>
-            <w:rPr>
-              <w:rStyle w:val="Hyperlink"/>
-            </w:rPr>
-            <w:t>r</w:t>
-          </w:r>
-        </w:hyperlink>
-      </w:r>
-      <w:r>
-        <w:rPr>
-          <w:rFonts w:ascii="Charis SIL Regular" w:hAnsi="Charis SIL Regular" w:eastAsia="Charis SIL Regular"/>
-          <w:b w:val="0"/>
-          <w:i w:val="0"/>
-          <w:color w:val="000000"/>
-          <w:sz w:val="24"/>
-        </w:rPr>
-        <w:hyperlink r:id="rId27" w:history="1">
-          <w:r>
-            <w:rPr>
-              <w:rStyle w:val="Hyperlink"/>
-            </w:rPr>
-            <w:t>eco</w:t>
-          </w:r>
-        </w:hyperlink>
-      </w:r>
-      <w:r>
-        <w:rPr>
-          <w:rFonts w:ascii="Charis SIL Regular" w:hAnsi="Charis SIL Regular" w:eastAsia="Charis SIL Regular"/>
-          <w:b w:val="0"/>
-          <w:i w:val="0"/>
-          <w:color w:val="000000"/>
-          <w:sz w:val="24"/>
-        </w:rPr>
-        <w:hyperlink r:id="rId27" w:history="1">
-          <w:r>
-            <w:rPr>
-              <w:rStyle w:val="Hyperlink"/>
-            </w:rPr>
-            <w:t>l</w:t>
-          </w:r>
-        </w:hyperlink>
-      </w:r>
-      <w:r>
-        <w:rPr>
-          <w:rFonts w:ascii="Charis SIL Regular" w:hAnsi="Charis SIL Regular" w:eastAsia="Charis SIL Regular"/>
-          <w:b w:val="0"/>
-          <w:i w:val="0"/>
-          <w:color w:val="000000"/>
-          <w:sz w:val="24"/>
-        </w:rPr>
-        <w:hyperlink r:id="rId27" w:history="1">
-          <w:r>
-            <w:rPr>
-              <w:rStyle w:val="Hyperlink"/>
-            </w:rPr>
-            <w:t>onial history</w:t>
-          </w:r>
-        </w:hyperlink>
-      </w:r>
-      <w:r>
-        <w:rPr>
-          <w:rFonts w:ascii="Charis SIL Regular" w:hAnsi="Charis SIL Regular" w:eastAsia="Charis SIL Regular"/>
-          <w:b w:val="0"/>
-          <w:i w:val="0"/>
-          <w:color w:val="000000"/>
-          <w:sz w:val="24"/>
-        </w:rPr>
-        <w:hyperlink r:id="rId27" w:history="1">
-          <w:r>
-            <w:rPr>
-              <w:rStyle w:val="Hyperlink"/>
-            </w:rPr>
-            <w:t xml:space="preserve"> of</w:t>
-          </w:r>
-        </w:hyperlink>
-      </w:r>
-      <w:r>
-        <w:rPr>
-          <w:rFonts w:ascii="Charis SIL Regular" w:hAnsi="Charis SIL Regular" w:eastAsia="Charis SIL Regular"/>
-          <w:b w:val="0"/>
-          <w:i w:val="0"/>
-          <w:color w:val="000000"/>
-          <w:sz w:val="24"/>
-        </w:rPr>
-        <w:t xml:space="preserve"> </w:t>
-      </w:r>
-      <w:r>
-        <w:rPr>
-          <w:rFonts w:ascii="Charis SIL Regular" w:hAnsi="Charis SIL Regular" w:eastAsia="Charis SIL Regular"/>
-          <w:b w:val="0"/>
-          <w:i w:val="0"/>
-          <w:color w:val="000000"/>
-          <w:sz w:val="24"/>
-        </w:rPr>
-        <w:hyperlink r:id="rId27" w:history="1">
-          <w:r>
-            <w:rPr>
-              <w:rStyle w:val="Hyperlink"/>
-            </w:rPr>
-            <w:t>Aruba and</w:t>
-          </w:r>
-        </w:hyperlink>
-      </w:r>
-      <w:r>
-        <w:rPr>
-          <w:rFonts w:ascii="Charis SIL Regular" w:hAnsi="Charis SIL Regular" w:eastAsia="Charis SIL Regular"/>
-          <w:b w:val="0"/>
-          <w:i w:val="0"/>
-          <w:color w:val="000000"/>
-          <w:sz w:val="24"/>
-        </w:rPr>
-        <w:hyperlink r:id="rId27" w:history="1">
-          <w:r>
-            <w:rPr>
-              <w:rStyle w:val="Hyperlink"/>
-            </w:rPr>
-            <w:t xml:space="preserve"> th</w:t>
-          </w:r>
-        </w:hyperlink>
-      </w:r>
-      <w:r>
-        <w:rPr>
-          <w:rFonts w:ascii="Charis SIL Regular" w:hAnsi="Charis SIL Regular" w:eastAsia="Charis SIL Regular"/>
-          <w:b w:val="0"/>
-          <w:i w:val="0"/>
-          <w:color w:val="000000"/>
-          <w:sz w:val="24"/>
-        </w:rPr>
-        <w:t xml:space="preserve">e </w:t>
+        <w:t xml:space="preserve">' by historian Adi Martis describes the precolonial history of Aruba and the </w:t>
       </w:r>
       <w:r>
         <w:rPr>
@@ -5519,45 +5229,78 @@
           <w:color w:val="000000"/>
           <w:sz w:val="24"/>
         </w:rPr>
-        <w:t>. Established in 1</w:t>
-      </w:r>
-      <w:r>
-        <w:rPr>
-          <w:rFonts w:ascii="Charis SIL Regular" w:hAnsi="Charis SIL Regular" w:eastAsia="Charis SIL Regular"/>
-          <w:b w:val="0"/>
-          <w:i w:val="0"/>
-          <w:color w:val="000000"/>
-          <w:sz w:val="24"/>
-        </w:rPr>
-        <w:t>9</w:t>
-      </w:r>
-      <w:r>
-        <w:rPr>
-          <w:u w:val="single" w:color="0000ff"/>
-          <w:rFonts w:ascii="Charis SIL Regular" w:hAnsi="Charis SIL Regular" w:eastAsia="Charis SIL Regular"/>
-          <w:b w:val="0"/>
-          <w:i w:val="0"/>
-          <w:color w:val="000000"/>
-          <w:sz w:val="24"/>
-        </w:rPr>
         <w:hyperlink r:id="rId28" w:history="1">
           <w:r>
             <w:rPr>
               <w:rStyle w:val="Hyperlink"/>
             </w:rPr>
-            <w:t>98, the fo</w:t>
+            <w:t>. Establis</w:t>
           </w:r>
         </w:hyperlink>
       </w:r>
       <w:r>
         <w:rPr>
+          <w:u w:val="single" w:color="0000ff"/>
           <w:rFonts w:ascii="Charis SIL Regular" w:hAnsi="Charis SIL Regular" w:eastAsia="Charis SIL Regular"/>
           <w:b w:val="0"/>
           <w:i w:val="0"/>
           <w:color w:val="000000"/>
           <w:sz w:val="24"/>
         </w:rPr>
-        <w:t xml:space="preserve">undation aims to document, collect and </w:t>
+        <w:hyperlink r:id="rId28" w:history="1">
+          <w:r>
+            <w:rPr>
+              <w:rStyle w:val="Hyperlink"/>
+            </w:rPr>
+            <w:t>hed in 1</w:t>
+          </w:r>
+        </w:hyperlink>
+      </w:r>
+      <w:r>
+        <w:rPr>
+          <w:u w:val="single" w:color="0000ff"/>
+          <w:rFonts w:ascii="Charis SIL Regular" w:hAnsi="Charis SIL Regular" w:eastAsia="Charis SIL Regular"/>
+          <w:b w:val="0"/>
+          <w:i w:val="0"/>
+          <w:color w:val="000000"/>
+          <w:sz w:val="24"/>
+        </w:rPr>
+        <w:hyperlink r:id="rId28" w:history="1">
+          <w:r>
+            <w:rPr>
+              <w:rStyle w:val="Hyperlink"/>
+            </w:rPr>
+            <w:t>9</w:t>
+          </w:r>
+        </w:hyperlink>
+      </w:r>
+      <w:r>
+        <w:rPr>
+          <w:u w:val="single" w:color="0000ff"/>
+          <w:rFonts w:ascii="Charis SIL Regular" w:hAnsi="Charis SIL Regular" w:eastAsia="Charis SIL Regular"/>
+          <w:b w:val="0"/>
+          <w:i w:val="0"/>
+          <w:color w:val="000000"/>
+          <w:sz w:val="24"/>
+        </w:rPr>
+        <w:hyperlink r:id="rId28" w:history="1">
+          <w:r>
+            <w:rPr>
+              <w:rStyle w:val="Hyperlink"/>
+            </w:rPr>
+            <w:t>98, the f</w:t>
+          </w:r>
+        </w:hyperlink>
+      </w:r>
+      <w:r>
+        <w:rPr>
+          <w:rFonts w:ascii="Charis SIL Regular" w:hAnsi="Charis SIL Regular" w:eastAsia="Charis SIL Regular"/>
+          <w:b w:val="0"/>
+          <w:i w:val="0"/>
+          <w:color w:val="000000"/>
+          <w:sz w:val="24"/>
+        </w:rPr>
+        <w:t xml:space="preserve">oundation aims to document, collect and </w:t>
       </w:r>
       <w:r>
         <w:rPr>
@@ -6790,7 +6533,7 @@
           <w:sz w:val="24"/>
           <w:u w:val="single"/>
         </w:rPr>
-        <w:hyperlink r:id="rId33" w:history="1">
+        <w:hyperlink r:id="rId32" w:history="1">
           <w:r>
             <w:rPr>
               <w:rStyle w:val="Hyperlink"/>
@@ -6808,7 +6551,7 @@
           <w:sz w:val="24"/>
           <w:u w:val="single"/>
         </w:rPr>
-        <w:hyperlink r:id="rId33" w:history="1">
+        <w:hyperlink r:id="rId32" w:history="1">
           <w:r>
             <w:rPr>
               <w:rStyle w:val="Hyperlink"/>
@@ -6826,7 +6569,7 @@
           <w:sz w:val="24"/>
           <w:u w:val="single"/>
         </w:rPr>
-        <w:hyperlink r:id="rId33" w:history="1">
+        <w:hyperlink r:id="rId32" w:history="1">
           <w:r>
             <w:rPr>
               <w:rStyle w:val="Hyperlink"/>
@@ -6855,7 +6598,7 @@
           <w:sz w:val="24"/>
           <w:u w:val="single"/>
         </w:rPr>
-        <w:hyperlink r:id="rId33" w:history="1">
+        <w:hyperlink r:id="rId32" w:history="1">
           <w:r>
             <w:rPr>
               <w:rStyle w:val="Hyperlink"/>
@@ -6873,7 +6616,7 @@
           <w:sz w:val="24"/>
           <w:u w:val="single"/>
         </w:rPr>
-        <w:hyperlink r:id="rId33" w:history="1">
+        <w:hyperlink r:id="rId32" w:history="1">
           <w:r>
             <w:rPr>
               <w:rStyle w:val="Hyperlink"/>

--- a/EXPORTS/DOCX/published/niveau2/English/ArubaBonaireCuracao.docx
+++ b/EXPORTS/DOCX/published/niveau2/English/ArubaBonaireCuracao.docx
@@ -313,7 +313,54 @@
           <w:color w:val="000000"/>
           <w:sz w:val="24"/>
         </w:rPr>
-        <w:t>occupying force and d</w:t>
+        <w:t>occupying</w:t>
+      </w:r>
+      <w:r>
+        <w:rPr>
+          <w:u w:val="single" w:color="0000ff"/>
+          <w:rFonts w:ascii="Charis SIL Regular" w:hAnsi="Charis SIL Regular" w:eastAsia="Charis SIL Regular"/>
+          <w:b w:val="0"/>
+          <w:i w:val="0"/>
+          <w:color w:val="000000"/>
+          <w:sz w:val="24"/>
+        </w:rPr>
+        <w:hyperlink r:id="rId9" w:history="1">
+          <w:r>
+            <w:rPr>
+              <w:rStyle w:val="Hyperlink"/>
+            </w:rPr>
+            <w:t xml:space="preserve"> force</w:t>
+          </w:r>
+        </w:hyperlink>
+      </w:r>
+      <w:r>
+        <w:rPr>
+          <w:u w:val="single" w:color="0000ff"/>
+          <w:rFonts w:ascii="Charis SIL Regular" w:hAnsi="Charis SIL Regular" w:eastAsia="Charis SIL Regular"/>
+          <w:b w:val="0"/>
+          <w:i w:val="0"/>
+          <w:color w:val="000000"/>
+          <w:sz w:val="24"/>
+        </w:rPr>
+        <w:t xml:space="preserve"> </w:t>
+      </w:r>
+      <w:r>
+        <w:rPr>
+          <w:u w:val="single" w:color="0000ff"/>
+          <w:rFonts w:ascii="Charis SIL Regular" w:hAnsi="Charis SIL Regular" w:eastAsia="Charis SIL Regular"/>
+          <w:b w:val="0"/>
+          <w:i w:val="0"/>
+          <w:color w:val="000000"/>
+          <w:sz w:val="24"/>
+        </w:rPr>
+        <w:hyperlink r:id="rId9" w:history="1">
+          <w:r>
+            <w:rPr>
+              <w:rStyle w:val="Hyperlink"/>
+            </w:rPr>
+            <w:t>and d</w:t>
+          </w:r>
+        </w:hyperlink>
       </w:r>
       <w:r>
         <w:rPr>
@@ -695,6 +742,7 @@
       </w:r>
       <w:r>
         <w:rPr>
+          <w:u w:val="single" w:color="0000ff"/>
           <w:rFonts w:ascii="Charis SIL Regular" w:hAnsi="Charis SIL Regular" w:eastAsia="Charis SIL Regular"/>
           <w:b w:val="0"/>
           <w:i w:val="0"/>
@@ -1388,7 +1436,7 @@
             <w:rPr>
               <w:rStyle w:val="Hyperlink"/>
             </w:rPr>
-            <w:t>office</w:t>
+            <w:t>offi</w:t>
           </w:r>
         </w:hyperlink>
       </w:r>
@@ -1399,36 +1447,13 @@
           <w:i w:val="0"/>
           <w:color w:val="0000FF"/>
           <w:sz w:val="24"/>
-          <w:u w:val="single"/>
-        </w:rPr>
-        <w:t>rs</w:t>
-      </w:r>
-      <w:r>
-        <w:rPr>
-          <w:rFonts w:ascii="Charis SIL Regular" w:hAnsi="Charis SIL Regular" w:eastAsia="Charis SIL Regular"/>
-          <w:b w:val="0"/>
-          <w:i w:val="0"/>
-          <w:color w:val="0000FF"/>
-          <w:sz w:val="24"/>
-          <w:u w:val="single"/>
-        </w:rPr>
-        <w:t xml:space="preserve"> </w:t>
-      </w:r>
-      <w:r>
-        <w:rPr>
-          <w:rFonts w:ascii="Charis SIL Regular" w:hAnsi="Charis SIL Regular" w:eastAsia="Charis SIL Regular"/>
-          <w:b w:val="0"/>
-          <w:i w:val="0"/>
-          <w:color w:val="0000FF"/>
-          <w:sz w:val="24"/>
-          <w:u w:val="single"/>
         </w:rPr>
         <w:hyperlink r:id="rId14" w:history="1">
           <w:r>
             <w:rPr>
               <w:rStyle w:val="Hyperlink"/>
             </w:rPr>
-            <w:t>a</w:t>
+            <w:t>ce</w:t>
           </w:r>
         </w:hyperlink>
       </w:r>
@@ -1440,7 +1465,36 @@
           <w:color w:val="0000FF"/>
           <w:sz w:val="24"/>
         </w:rPr>
-        <w:t>nd</w:t>
+        <w:t>rs</w:t>
+      </w:r>
+      <w:r>
+        <w:rPr>
+          <w:rFonts w:ascii="Charis SIL Regular" w:hAnsi="Charis SIL Regular" w:eastAsia="Charis SIL Regular"/>
+          <w:b w:val="0"/>
+          <w:i w:val="0"/>
+          <w:color w:val="0000FF"/>
+          <w:sz w:val="24"/>
+          <w:u w:val="single"/>
+        </w:rPr>
+        <w:t xml:space="preserve"> </w:t>
+      </w:r>
+      <w:r>
+        <w:rPr>
+          <w:rFonts w:ascii="Charis SIL Regular" w:hAnsi="Charis SIL Regular" w:eastAsia="Charis SIL Regular"/>
+          <w:b w:val="0"/>
+          <w:i w:val="0"/>
+          <w:color w:val="0000FF"/>
+          <w:sz w:val="24"/>
+          <w:u w:val="single"/>
+        </w:rPr>
+        <w:hyperlink r:id="rId14" w:history="1">
+          <w:r>
+            <w:rPr>
+              <w:rStyle w:val="Hyperlink"/>
+            </w:rPr>
+            <w:t>and</w:t>
+          </w:r>
+        </w:hyperlink>
       </w:r>
       <w:r>
         <w:rPr>
@@ -3185,6 +3239,7 @@
       </w:r>
       <w:r>
         <w:rPr>
+          <w:u w:val="single" w:color="0000ff"/>
           <w:rFonts w:ascii="Charis SIL Regular" w:hAnsi="Charis SIL Regular" w:eastAsia="Charis SIL Regular"/>
           <w:b w:val="0"/>
           <w:i w:val="0"/>
@@ -3720,68 +3775,7 @@
           <w:color w:val="000000"/>
           <w:sz w:val="24"/>
         </w:rPr>
-        <w:hyperlink r:id="rId21" w:history="1">
-          <w:r>
-            <w:rPr>
-              <w:rStyle w:val="Hyperlink"/>
-            </w:rPr>
-            <w:t>other ins</w:t>
-          </w:r>
-        </w:hyperlink>
-      </w:r>
-      <w:r>
-        <w:rPr>
-          <w:u w:val="single" w:color="0000ff"/>
-          <w:rFonts w:ascii="Charis SIL Regular" w:hAnsi="Charis SIL Regular" w:eastAsia="Charis SIL Regular"/>
-          <w:b w:val="0"/>
-          <w:i w:val="0"/>
-          <w:color w:val="000000"/>
-          <w:sz w:val="24"/>
-        </w:rPr>
-        <w:hyperlink r:id="rId21" w:history="1">
-          <w:r>
-            <w:rPr>
-              <w:rStyle w:val="Hyperlink"/>
-            </w:rPr>
-            <w:t>t</w:t>
-          </w:r>
-        </w:hyperlink>
-      </w:r>
-      <w:r>
-        <w:rPr>
-          <w:u w:val="single" w:color="0000ff"/>
-          <w:rFonts w:ascii="Charis SIL Regular" w:hAnsi="Charis SIL Regular" w:eastAsia="Charis SIL Regular"/>
-          <w:b w:val="0"/>
-          <w:i w:val="0"/>
-          <w:color w:val="000000"/>
-          <w:sz w:val="24"/>
-        </w:rPr>
-        <w:hyperlink r:id="rId21" w:history="1">
-          <w:r>
-            <w:rPr>
-              <w:rStyle w:val="Hyperlink"/>
-            </w:rPr>
-            <w:t>itutions i</w:t>
-          </w:r>
-        </w:hyperlink>
-      </w:r>
-      <w:r>
-        <w:rPr>
-          <w:u w:val="single" w:color="0000ff"/>
-          <w:rFonts w:ascii="Charis SIL Regular" w:hAnsi="Charis SIL Regular" w:eastAsia="Charis SIL Regular"/>
-          <w:b w:val="0"/>
-          <w:i w:val="0"/>
-          <w:color w:val="000000"/>
-          <w:sz w:val="24"/>
-        </w:rPr>
-        <w:hyperlink r:id="rId21" w:history="1">
-          <w:r>
-            <w:rPr>
-              <w:rStyle w:val="Hyperlink"/>
-            </w:rPr>
-            <w:t>n t</w:t>
-          </w:r>
-        </w:hyperlink>
+        <w:t>other institutions in t</w:t>
       </w:r>
       <w:r>
         <w:rPr>
@@ -4127,7 +4121,6 @@
           <w:i w:val="0"/>
           <w:color w:val="0000FF"/>
           <w:sz w:val="24"/>
-          <w:u w:val="single"/>
         </w:rPr>
         <w:t>A</w:t>
       </w:r>
@@ -4265,7 +4258,50 @@
           <w:color w:val="000000"/>
           <w:sz w:val="24"/>
         </w:rPr>
-        <w:t xml:space="preserve">The research aid </w:t>
+        <w:hyperlink r:id="rId25" w:history="1">
+          <w:r>
+            <w:rPr>
+              <w:rStyle w:val="Hyperlink"/>
+            </w:rPr>
+            <w:t>The re</w:t>
+          </w:r>
+        </w:hyperlink>
+      </w:r>
+      <w:r>
+        <w:rPr>
+          <w:u w:val="single" w:color="0000ff"/>
+          <w:rFonts w:ascii="Charis SIL Regular" w:hAnsi="Charis SIL Regular" w:eastAsia="Charis SIL Regular"/>
+          <w:b w:val="0"/>
+          <w:i w:val="0"/>
+          <w:color w:val="000000"/>
+          <w:sz w:val="24"/>
+        </w:rPr>
+        <w:hyperlink r:id="rId25" w:history="1">
+          <w:r>
+            <w:rPr>
+              <w:rStyle w:val="Hyperlink"/>
+            </w:rPr>
+            <w:t>s</w:t>
+          </w:r>
+        </w:hyperlink>
+      </w:r>
+      <w:r>
+        <w:rPr>
+          <w:u w:val="single" w:color="0000ff"/>
+          <w:rFonts w:ascii="Charis SIL Regular" w:hAnsi="Charis SIL Regular" w:eastAsia="Charis SIL Regular"/>
+          <w:b w:val="0"/>
+          <w:i w:val="0"/>
+          <w:color w:val="000000"/>
+          <w:sz w:val="24"/>
+        </w:rPr>
+        <w:hyperlink r:id="rId25" w:history="1">
+          <w:r>
+            <w:rPr>
+              <w:rStyle w:val="Hyperlink"/>
+            </w:rPr>
+            <w:t xml:space="preserve">earch aid </w:t>
+          </w:r>
+        </w:hyperlink>
       </w:r>
       <w:r>
         <w:rPr>
@@ -4988,7 +5024,309 @@
           <w:color w:val="000000"/>
           <w:sz w:val="24"/>
         </w:rPr>
-        <w:t xml:space="preserve">' by historian Adi Martis describes the precolonial history of Aruba and the </w:t>
+        <w:t>' b</w:t>
+      </w:r>
+      <w:r>
+        <w:rPr>
+          <w:rFonts w:ascii="Charis SIL Regular" w:hAnsi="Charis SIL Regular" w:eastAsia="Charis SIL Regular"/>
+          <w:b w:val="0"/>
+          <w:i w:val="0"/>
+          <w:color w:val="000000"/>
+          <w:sz w:val="24"/>
+        </w:rPr>
+        <w:hyperlink r:id="rId27" w:history="1">
+          <w:r>
+            <w:rPr>
+              <w:rStyle w:val="Hyperlink"/>
+            </w:rPr>
+            <w:t>y h</w:t>
+          </w:r>
+        </w:hyperlink>
+      </w:r>
+      <w:r>
+        <w:rPr>
+          <w:rFonts w:ascii="Charis SIL Regular" w:hAnsi="Charis SIL Regular" w:eastAsia="Charis SIL Regular"/>
+          <w:b w:val="0"/>
+          <w:i w:val="0"/>
+          <w:color w:val="000000"/>
+          <w:sz w:val="24"/>
+        </w:rPr>
+        <w:hyperlink r:id="rId27" w:history="1">
+          <w:r>
+            <w:rPr>
+              <w:rStyle w:val="Hyperlink"/>
+            </w:rPr>
+            <w:t xml:space="preserve">istorian Adi </w:t>
+          </w:r>
+        </w:hyperlink>
+      </w:r>
+      <w:r>
+        <w:rPr>
+          <w:rFonts w:ascii="Charis SIL Regular" w:hAnsi="Charis SIL Regular" w:eastAsia="Charis SIL Regular"/>
+          <w:b w:val="0"/>
+          <w:i w:val="0"/>
+          <w:color w:val="000000"/>
+          <w:sz w:val="24"/>
+        </w:rPr>
+        <w:t>M</w:t>
+      </w:r>
+      <w:r>
+        <w:rPr>
+          <w:rFonts w:ascii="Charis SIL Regular" w:hAnsi="Charis SIL Regular" w:eastAsia="Charis SIL Regular"/>
+          <w:b w:val="0"/>
+          <w:i w:val="0"/>
+          <w:color w:val="000000"/>
+          <w:sz w:val="24"/>
+        </w:rPr>
+        <w:hyperlink r:id="rId27" w:history="1">
+          <w:r>
+            <w:rPr>
+              <w:rStyle w:val="Hyperlink"/>
+            </w:rPr>
+            <w:t>art</w:t>
+          </w:r>
+        </w:hyperlink>
+      </w:r>
+      <w:r>
+        <w:rPr>
+          <w:rFonts w:ascii="Charis SIL Regular" w:hAnsi="Charis SIL Regular" w:eastAsia="Charis SIL Regular"/>
+          <w:b w:val="0"/>
+          <w:i w:val="0"/>
+          <w:color w:val="000000"/>
+          <w:sz w:val="24"/>
+        </w:rPr>
+        <w:hyperlink r:id="rId27" w:history="1">
+          <w:r>
+            <w:rPr>
+              <w:rStyle w:val="Hyperlink"/>
+            </w:rPr>
+            <w:t>i</w:t>
+          </w:r>
+        </w:hyperlink>
+      </w:r>
+      <w:r>
+        <w:rPr>
+          <w:rFonts w:ascii="Charis SIL Regular" w:hAnsi="Charis SIL Regular" w:eastAsia="Charis SIL Regular"/>
+          <w:b w:val="0"/>
+          <w:i w:val="0"/>
+          <w:color w:val="000000"/>
+          <w:sz w:val="24"/>
+        </w:rPr>
+        <w:hyperlink r:id="rId27" w:history="1">
+          <w:r>
+            <w:rPr>
+              <w:rStyle w:val="Hyperlink"/>
+            </w:rPr>
+            <w:t>s desc</w:t>
+          </w:r>
+        </w:hyperlink>
+      </w:r>
+      <w:r>
+        <w:rPr>
+          <w:rFonts w:ascii="Charis SIL Regular" w:hAnsi="Charis SIL Regular" w:eastAsia="Charis SIL Regular"/>
+          <w:b w:val="0"/>
+          <w:i w:val="0"/>
+          <w:color w:val="000000"/>
+          <w:sz w:val="24"/>
+        </w:rPr>
+        <w:hyperlink r:id="rId27" w:history="1">
+          <w:r>
+            <w:rPr>
+              <w:rStyle w:val="Hyperlink"/>
+            </w:rPr>
+            <w:t>r</w:t>
+          </w:r>
+        </w:hyperlink>
+      </w:r>
+      <w:r>
+        <w:rPr>
+          <w:rFonts w:ascii="Charis SIL Regular" w:hAnsi="Charis SIL Regular" w:eastAsia="Charis SIL Regular"/>
+          <w:b w:val="0"/>
+          <w:i w:val="0"/>
+          <w:color w:val="000000"/>
+          <w:sz w:val="24"/>
+        </w:rPr>
+        <w:hyperlink r:id="rId27" w:history="1">
+          <w:r>
+            <w:rPr>
+              <w:rStyle w:val="Hyperlink"/>
+            </w:rPr>
+            <w:t>ibe</w:t>
+          </w:r>
+        </w:hyperlink>
+      </w:r>
+      <w:r>
+        <w:rPr>
+          <w:rFonts w:ascii="Charis SIL Regular" w:hAnsi="Charis SIL Regular" w:eastAsia="Charis SIL Regular"/>
+          <w:b w:val="0"/>
+          <w:i w:val="0"/>
+          <w:color w:val="000000"/>
+          <w:sz w:val="24"/>
+        </w:rPr>
+        <w:hyperlink r:id="rId27" w:history="1">
+          <w:r>
+            <w:rPr>
+              <w:rStyle w:val="Hyperlink"/>
+            </w:rPr>
+            <w:t xml:space="preserve">s the </w:t>
+          </w:r>
+        </w:hyperlink>
+      </w:r>
+      <w:r>
+        <w:rPr>
+          <w:rFonts w:ascii="Charis SIL Regular" w:hAnsi="Charis SIL Regular" w:eastAsia="Charis SIL Regular"/>
+          <w:b w:val="0"/>
+          <w:i w:val="0"/>
+          <w:color w:val="000000"/>
+          <w:sz w:val="24"/>
+        </w:rPr>
+        <w:hyperlink r:id="rId27" w:history="1">
+          <w:r>
+            <w:rPr>
+              <w:rStyle w:val="Hyperlink"/>
+            </w:rPr>
+            <w:t>p</w:t>
+          </w:r>
+        </w:hyperlink>
+      </w:r>
+      <w:r>
+        <w:rPr>
+          <w:rFonts w:ascii="Charis SIL Regular" w:hAnsi="Charis SIL Regular" w:eastAsia="Charis SIL Regular"/>
+          <w:b w:val="0"/>
+          <w:i w:val="0"/>
+          <w:color w:val="000000"/>
+          <w:sz w:val="24"/>
+        </w:rPr>
+        <w:hyperlink r:id="rId27" w:history="1">
+          <w:r>
+            <w:rPr>
+              <w:rStyle w:val="Hyperlink"/>
+            </w:rPr>
+            <w:t>r</w:t>
+          </w:r>
+        </w:hyperlink>
+      </w:r>
+      <w:r>
+        <w:rPr>
+          <w:rFonts w:ascii="Charis SIL Regular" w:hAnsi="Charis SIL Regular" w:eastAsia="Charis SIL Regular"/>
+          <w:b w:val="0"/>
+          <w:i w:val="0"/>
+          <w:color w:val="000000"/>
+          <w:sz w:val="24"/>
+        </w:rPr>
+        <w:hyperlink r:id="rId27" w:history="1">
+          <w:r>
+            <w:rPr>
+              <w:rStyle w:val="Hyperlink"/>
+            </w:rPr>
+            <w:t>eco</w:t>
+          </w:r>
+        </w:hyperlink>
+      </w:r>
+      <w:r>
+        <w:rPr>
+          <w:rFonts w:ascii="Charis SIL Regular" w:hAnsi="Charis SIL Regular" w:eastAsia="Charis SIL Regular"/>
+          <w:b w:val="0"/>
+          <w:i w:val="0"/>
+          <w:color w:val="000000"/>
+          <w:sz w:val="24"/>
+        </w:rPr>
+        <w:hyperlink r:id="rId27" w:history="1">
+          <w:r>
+            <w:rPr>
+              <w:rStyle w:val="Hyperlink"/>
+            </w:rPr>
+            <w:t>l</w:t>
+          </w:r>
+        </w:hyperlink>
+      </w:r>
+      <w:r>
+        <w:rPr>
+          <w:rFonts w:ascii="Charis SIL Regular" w:hAnsi="Charis SIL Regular" w:eastAsia="Charis SIL Regular"/>
+          <w:b w:val="0"/>
+          <w:i w:val="0"/>
+          <w:color w:val="000000"/>
+          <w:sz w:val="24"/>
+        </w:rPr>
+        <w:hyperlink r:id="rId27" w:history="1">
+          <w:r>
+            <w:rPr>
+              <w:rStyle w:val="Hyperlink"/>
+            </w:rPr>
+            <w:t>onial history</w:t>
+          </w:r>
+        </w:hyperlink>
+      </w:r>
+      <w:r>
+        <w:rPr>
+          <w:rFonts w:ascii="Charis SIL Regular" w:hAnsi="Charis SIL Regular" w:eastAsia="Charis SIL Regular"/>
+          <w:b w:val="0"/>
+          <w:i w:val="0"/>
+          <w:color w:val="000000"/>
+          <w:sz w:val="24"/>
+        </w:rPr>
+        <w:hyperlink r:id="rId27" w:history="1">
+          <w:r>
+            <w:rPr>
+              <w:rStyle w:val="Hyperlink"/>
+            </w:rPr>
+            <w:t xml:space="preserve"> of</w:t>
+          </w:r>
+        </w:hyperlink>
+      </w:r>
+      <w:r>
+        <w:rPr>
+          <w:rFonts w:ascii="Charis SIL Regular" w:hAnsi="Charis SIL Regular" w:eastAsia="Charis SIL Regular"/>
+          <w:b w:val="0"/>
+          <w:i w:val="0"/>
+          <w:color w:val="000000"/>
+          <w:sz w:val="24"/>
+        </w:rPr>
+        <w:t xml:space="preserve"> </w:t>
+      </w:r>
+      <w:r>
+        <w:rPr>
+          <w:rFonts w:ascii="Charis SIL Regular" w:hAnsi="Charis SIL Regular" w:eastAsia="Charis SIL Regular"/>
+          <w:b w:val="0"/>
+          <w:i w:val="0"/>
+          <w:color w:val="000000"/>
+          <w:sz w:val="24"/>
+        </w:rPr>
+        <w:hyperlink r:id="rId27" w:history="1">
+          <w:r>
+            <w:rPr>
+              <w:rStyle w:val="Hyperlink"/>
+            </w:rPr>
+            <w:t>Aruba and</w:t>
+          </w:r>
+        </w:hyperlink>
+      </w:r>
+      <w:r>
+        <w:rPr>
+          <w:rFonts w:ascii="Charis SIL Regular" w:hAnsi="Charis SIL Regular" w:eastAsia="Charis SIL Regular"/>
+          <w:b w:val="0"/>
+          <w:i w:val="0"/>
+          <w:color w:val="000000"/>
+          <w:sz w:val="24"/>
+        </w:rPr>
+        <w:hyperlink r:id="rId27" w:history="1">
+          <w:r>
+            <w:rPr>
+              <w:rStyle w:val="Hyperlink"/>
+            </w:rPr>
+            <w:t xml:space="preserve"> th</w:t>
+          </w:r>
+        </w:hyperlink>
+      </w:r>
+      <w:r>
+        <w:rPr>
+          <w:rFonts w:ascii="Charis SIL Regular" w:hAnsi="Charis SIL Regular" w:eastAsia="Charis SIL Regular"/>
+          <w:b w:val="0"/>
+          <w:i w:val="0"/>
+          <w:color w:val="000000"/>
+          <w:sz w:val="24"/>
+        </w:rPr>
+        <w:t xml:space="preserve">e </w:t>
       </w:r>
       <w:r>
         <w:rPr>
@@ -5234,9 +5572,19 @@
             <w:rPr>
               <w:rStyle w:val="Hyperlink"/>
             </w:rPr>
-            <w:t>. Establis</w:t>
+            <w:t>. Establi</w:t>
           </w:r>
         </w:hyperlink>
+      </w:r>
+      <w:r>
+        <w:rPr>
+          <w:rFonts w:ascii="Charis SIL Regular" w:hAnsi="Charis SIL Regular" w:eastAsia="Charis SIL Regular"/>
+          <w:b w:val="0"/>
+          <w:i w:val="0"/>
+          <w:color w:val="000000"/>
+          <w:sz w:val="24"/>
+        </w:rPr>
+        <w:t>s</w:t>
       </w:r>
       <w:r>
         <w:rPr>
@@ -5288,7 +5636,7 @@
             <w:rPr>
               <w:rStyle w:val="Hyperlink"/>
             </w:rPr>
-            <w:t>98, the f</w:t>
+            <w:t>98, the fo</w:t>
           </w:r>
         </w:hyperlink>
       </w:r>
@@ -5300,7 +5648,7 @@
           <w:color w:val="000000"/>
           <w:sz w:val="24"/>
         </w:rPr>
-        <w:t xml:space="preserve">oundation aims to document, collect and </w:t>
+        <w:t xml:space="preserve">undation aims to document, collect and </w:t>
       </w:r>
       <w:r>
         <w:rPr>
@@ -6533,7 +6881,7 @@
           <w:sz w:val="24"/>
           <w:u w:val="single"/>
         </w:rPr>
-        <w:hyperlink r:id="rId32" w:history="1">
+        <w:hyperlink r:id="rId33" w:history="1">
           <w:r>
             <w:rPr>
               <w:rStyle w:val="Hyperlink"/>
@@ -6551,7 +6899,7 @@
           <w:sz w:val="24"/>
           <w:u w:val="single"/>
         </w:rPr>
-        <w:hyperlink r:id="rId32" w:history="1">
+        <w:hyperlink r:id="rId33" w:history="1">
           <w:r>
             <w:rPr>
               <w:rStyle w:val="Hyperlink"/>
@@ -6634,7 +6982,7 @@
           <w:sz w:val="24"/>
           <w:u w:val="single"/>
         </w:rPr>
-        <w:hyperlink r:id="rId33" w:history="1">
+        <w:hyperlink r:id="rId32" w:history="1">
           <w:r>
             <w:rPr>
               <w:rStyle w:val="Hyperlink"/>

--- a/EXPORTS/DOCX/published/niveau2/English/ArubaBonaireCuracao.docx
+++ b/EXPORTS/DOCX/published/niveau2/English/ArubaBonaireCuracao.docx
@@ -742,7 +742,6 @@
       </w:r>
       <w:r>
         <w:rPr>
-          <w:u w:val="single" w:color="0000ff"/>
           <w:rFonts w:ascii="Charis SIL Regular" w:hAnsi="Charis SIL Regular" w:eastAsia="Charis SIL Regular"/>
           <w:b w:val="0"/>
           <w:i w:val="0"/>
@@ -1436,7 +1435,7 @@
             <w:rPr>
               <w:rStyle w:val="Hyperlink"/>
             </w:rPr>
-            <w:t>offi</w:t>
+            <w:t>office</w:t>
           </w:r>
         </w:hyperlink>
       </w:r>
@@ -1447,13 +1446,36 @@
           <w:i w:val="0"/>
           <w:color w:val="0000FF"/>
           <w:sz w:val="24"/>
+          <w:u w:val="single"/>
+        </w:rPr>
+        <w:t>rs</w:t>
+      </w:r>
+      <w:r>
+        <w:rPr>
+          <w:rFonts w:ascii="Charis SIL Regular" w:hAnsi="Charis SIL Regular" w:eastAsia="Charis SIL Regular"/>
+          <w:b w:val="0"/>
+          <w:i w:val="0"/>
+          <w:color w:val="0000FF"/>
+          <w:sz w:val="24"/>
+          <w:u w:val="single"/>
+        </w:rPr>
+        <w:t xml:space="preserve"> </w:t>
+      </w:r>
+      <w:r>
+        <w:rPr>
+          <w:rFonts w:ascii="Charis SIL Regular" w:hAnsi="Charis SIL Regular" w:eastAsia="Charis SIL Regular"/>
+          <w:b w:val="0"/>
+          <w:i w:val="0"/>
+          <w:color w:val="0000FF"/>
+          <w:sz w:val="24"/>
+          <w:u w:val="single"/>
         </w:rPr>
         <w:hyperlink r:id="rId14" w:history="1">
           <w:r>
             <w:rPr>
               <w:rStyle w:val="Hyperlink"/>
             </w:rPr>
-            <w:t>ce</w:t>
+            <w:t>an</w:t>
           </w:r>
         </w:hyperlink>
       </w:r>
@@ -1465,47 +1487,7 @@
           <w:color w:val="0000FF"/>
           <w:sz w:val="24"/>
         </w:rPr>
-        <w:t>rs</w:t>
-      </w:r>
-      <w:r>
-        <w:rPr>
-          <w:rFonts w:ascii="Charis SIL Regular" w:hAnsi="Charis SIL Regular" w:eastAsia="Charis SIL Regular"/>
-          <w:b w:val="0"/>
-          <w:i w:val="0"/>
-          <w:color w:val="0000FF"/>
-          <w:sz w:val="24"/>
-          <w:u w:val="single"/>
-        </w:rPr>
-        <w:t xml:space="preserve"> </w:t>
-      </w:r>
-      <w:r>
-        <w:rPr>
-          <w:rFonts w:ascii="Charis SIL Regular" w:hAnsi="Charis SIL Regular" w:eastAsia="Charis SIL Regular"/>
-          <w:b w:val="0"/>
-          <w:i w:val="0"/>
-          <w:color w:val="0000FF"/>
-          <w:sz w:val="24"/>
-          <w:u w:val="single"/>
-        </w:rPr>
-        <w:hyperlink r:id="rId14" w:history="1">
-          <w:r>
-            <w:rPr>
-              <w:rStyle w:val="Hyperlink"/>
-            </w:rPr>
-            <w:t>and</w:t>
-          </w:r>
-        </w:hyperlink>
-      </w:r>
-      <w:r>
-        <w:rPr>
-          <w:rFonts w:ascii="Charis SIL Regular" w:hAnsi="Charis SIL Regular" w:eastAsia="Charis SIL Regular"/>
-          <w:b w:val="0"/>
-          <w:i w:val="0"/>
-          <w:color w:val="0000FF"/>
-          <w:sz w:val="24"/>
-          <w:u w:val="single"/>
-        </w:rPr>
-        <w:t xml:space="preserve"> </w:t>
+        <w:t xml:space="preserve">d </w:t>
       </w:r>
       <w:r>
         <w:rPr>
@@ -3775,7 +3757,68 @@
           <w:color w:val="000000"/>
           <w:sz w:val="24"/>
         </w:rPr>
-        <w:t>other institutions in t</w:t>
+        <w:hyperlink r:id="rId21" w:history="1">
+          <w:r>
+            <w:rPr>
+              <w:rStyle w:val="Hyperlink"/>
+            </w:rPr>
+            <w:t>other ins</w:t>
+          </w:r>
+        </w:hyperlink>
+      </w:r>
+      <w:r>
+        <w:rPr>
+          <w:u w:val="single" w:color="0000ff"/>
+          <w:rFonts w:ascii="Charis SIL Regular" w:hAnsi="Charis SIL Regular" w:eastAsia="Charis SIL Regular"/>
+          <w:b w:val="0"/>
+          <w:i w:val="0"/>
+          <w:color w:val="000000"/>
+          <w:sz w:val="24"/>
+        </w:rPr>
+        <w:hyperlink r:id="rId21" w:history="1">
+          <w:r>
+            <w:rPr>
+              <w:rStyle w:val="Hyperlink"/>
+            </w:rPr>
+            <w:t>t</w:t>
+          </w:r>
+        </w:hyperlink>
+      </w:r>
+      <w:r>
+        <w:rPr>
+          <w:u w:val="single" w:color="0000ff"/>
+          <w:rFonts w:ascii="Charis SIL Regular" w:hAnsi="Charis SIL Regular" w:eastAsia="Charis SIL Regular"/>
+          <w:b w:val="0"/>
+          <w:i w:val="0"/>
+          <w:color w:val="000000"/>
+          <w:sz w:val="24"/>
+        </w:rPr>
+        <w:hyperlink r:id="rId21" w:history="1">
+          <w:r>
+            <w:rPr>
+              <w:rStyle w:val="Hyperlink"/>
+            </w:rPr>
+            <w:t>itutions i</w:t>
+          </w:r>
+        </w:hyperlink>
+      </w:r>
+      <w:r>
+        <w:rPr>
+          <w:u w:val="single" w:color="0000ff"/>
+          <w:rFonts w:ascii="Charis SIL Regular" w:hAnsi="Charis SIL Regular" w:eastAsia="Charis SIL Regular"/>
+          <w:b w:val="0"/>
+          <w:i w:val="0"/>
+          <w:color w:val="000000"/>
+          <w:sz w:val="24"/>
+        </w:rPr>
+        <w:hyperlink r:id="rId21" w:history="1">
+          <w:r>
+            <w:rPr>
+              <w:rStyle w:val="Hyperlink"/>
+            </w:rPr>
+            <w:t>n t</w:t>
+          </w:r>
+        </w:hyperlink>
       </w:r>
       <w:r>
         <w:rPr>
@@ -3830,6 +3873,7 @@
           <w:i w:val="0"/>
           <w:color w:val="0000FF"/>
           <w:sz w:val="24"/>
+          <w:u w:val="single"/>
         </w:rPr>
         <w:hyperlink r:id="rId23" w:history="1">
           <w:r>
@@ -3849,7 +3893,7 @@
           <w:sz w:val="24"/>
           <w:u w:val="single"/>
         </w:rPr>
-        <w:hyperlink r:id="rId22" w:history="1">
+        <w:hyperlink r:id="rId23" w:history="1">
           <w:r>
             <w:rPr>
               <w:rStyle w:val="Hyperlink"/>
@@ -3878,7 +3922,7 @@
           <w:sz w:val="24"/>
           <w:u w:val="single"/>
         </w:rPr>
-        <w:hyperlink r:id="rId22" w:history="1">
+        <w:hyperlink r:id="rId23" w:history="1">
           <w:r>
             <w:rPr>
               <w:rStyle w:val="Hyperlink"/>
@@ -4121,6 +4165,7 @@
           <w:i w:val="0"/>
           <w:color w:val="0000FF"/>
           <w:sz w:val="24"/>
+          <w:u w:val="single"/>
         </w:rPr>
         <w:t>A</w:t>
       </w:r>
@@ -4258,50 +4303,7 @@
           <w:color w:val="000000"/>
           <w:sz w:val="24"/>
         </w:rPr>
-        <w:hyperlink r:id="rId25" w:history="1">
-          <w:r>
-            <w:rPr>
-              <w:rStyle w:val="Hyperlink"/>
-            </w:rPr>
-            <w:t>The re</w:t>
-          </w:r>
-        </w:hyperlink>
-      </w:r>
-      <w:r>
-        <w:rPr>
-          <w:u w:val="single" w:color="0000ff"/>
-          <w:rFonts w:ascii="Charis SIL Regular" w:hAnsi="Charis SIL Regular" w:eastAsia="Charis SIL Regular"/>
-          <w:b w:val="0"/>
-          <w:i w:val="0"/>
-          <w:color w:val="000000"/>
-          <w:sz w:val="24"/>
-        </w:rPr>
-        <w:hyperlink r:id="rId25" w:history="1">
-          <w:r>
-            <w:rPr>
-              <w:rStyle w:val="Hyperlink"/>
-            </w:rPr>
-            <w:t>s</w:t>
-          </w:r>
-        </w:hyperlink>
-      </w:r>
-      <w:r>
-        <w:rPr>
-          <w:u w:val="single" w:color="0000ff"/>
-          <w:rFonts w:ascii="Charis SIL Regular" w:hAnsi="Charis SIL Regular" w:eastAsia="Charis SIL Regular"/>
-          <w:b w:val="0"/>
-          <w:i w:val="0"/>
-          <w:color w:val="000000"/>
-          <w:sz w:val="24"/>
-        </w:rPr>
-        <w:hyperlink r:id="rId25" w:history="1">
-          <w:r>
-            <w:rPr>
-              <w:rStyle w:val="Hyperlink"/>
-            </w:rPr>
-            <w:t xml:space="preserve">earch aid </w:t>
-          </w:r>
-        </w:hyperlink>
+        <w:t xml:space="preserve">The research aid </w:t>
       </w:r>
       <w:r>
         <w:rPr>
@@ -5525,13 +5527,29 @@
             <w:rPr>
               <w:rStyle w:val="Hyperlink"/>
             </w:rPr>
-            <w:t>eritage fie</w:t>
+            <w:t>eritage fi</w:t>
           </w:r>
         </w:hyperlink>
       </w:r>
       <w:r>
         <w:rPr>
-          <w:u w:val="single" w:color="0000ff"/>
+          <w:rFonts w:ascii="Charis SIL Regular" w:hAnsi="Charis SIL Regular" w:eastAsia="Charis SIL Regular"/>
+          <w:b w:val="0"/>
+          <w:i w:val="0"/>
+          <w:color w:val="000000"/>
+          <w:sz w:val="24"/>
+        </w:rPr>
+        <w:hyperlink r:id="rId28" w:history="1">
+          <w:r>
+            <w:rPr>
+              <w:rStyle w:val="Hyperlink"/>
+            </w:rPr>
+            <w:t>e</w:t>
+          </w:r>
+        </w:hyperlink>
+      </w:r>
+      <w:r>
+        <w:rPr>
           <w:rFonts w:ascii="Charis SIL Regular" w:hAnsi="Charis SIL Regular" w:eastAsia="Charis SIL Regular"/>
           <w:b w:val="0"/>
           <w:i w:val="0"/>
@@ -5572,19 +5590,9 @@
             <w:rPr>
               <w:rStyle w:val="Hyperlink"/>
             </w:rPr>
-            <w:t>. Establi</w:t>
+            <w:t>. Establis</w:t>
           </w:r>
         </w:hyperlink>
-      </w:r>
-      <w:r>
-        <w:rPr>
-          <w:rFonts w:ascii="Charis SIL Regular" w:hAnsi="Charis SIL Regular" w:eastAsia="Charis SIL Regular"/>
-          <w:b w:val="0"/>
-          <w:i w:val="0"/>
-          <w:color w:val="000000"/>
-          <w:sz w:val="24"/>
-        </w:rPr>
-        <w:t>s</w:t>
       </w:r>
       <w:r>
         <w:rPr>
@@ -6049,14 +6057,7 @@
           <w:color w:val="000000"/>
           <w:sz w:val="24"/>
         </w:rPr>
-        <w:hyperlink r:id="rId13" w:history="1">
-          <w:r>
-            <w:rPr>
-              <w:rStyle w:val="Hyperlink"/>
-            </w:rPr>
-            <w:t xml:space="preserve"> inform</w:t>
-          </w:r>
-        </w:hyperlink>
+        <w:t xml:space="preserve"> inform</w:t>
       </w:r>
       <w:r>
         <w:rPr>
@@ -6917,7 +6918,7 @@
           <w:sz w:val="24"/>
           <w:u w:val="single"/>
         </w:rPr>
-        <w:hyperlink r:id="rId32" w:history="1">
+        <w:hyperlink r:id="rId33" w:history="1">
           <w:r>
             <w:rPr>
               <w:rStyle w:val="Hyperlink"/>
@@ -6946,7 +6947,7 @@
           <w:sz w:val="24"/>
           <w:u w:val="single"/>
         </w:rPr>
-        <w:hyperlink r:id="rId32" w:history="1">
+        <w:hyperlink r:id="rId33" w:history="1">
           <w:r>
             <w:rPr>
               <w:rStyle w:val="Hyperlink"/>
@@ -6964,7 +6965,7 @@
           <w:sz w:val="24"/>
           <w:u w:val="single"/>
         </w:rPr>
-        <w:hyperlink r:id="rId32" w:history="1">
+        <w:hyperlink r:id="rId33" w:history="1">
           <w:r>
             <w:rPr>
               <w:rStyle w:val="Hyperlink"/>
@@ -7000,7 +7001,7 @@
           <w:sz w:val="24"/>
           <w:u w:val="single"/>
         </w:rPr>
-        <w:hyperlink r:id="rId32" w:history="1">
+        <w:hyperlink r:id="rId33" w:history="1">
           <w:r>
             <w:rPr>
               <w:rStyle w:val="Hyperlink"/>
@@ -7720,36 +7721,7 @@
           <w:color w:val="000000"/>
           <w:sz w:val="24"/>
         </w:rPr>
-        <w:t>cult</w:t>
-      </w:r>
-      <w:r>
-        <w:rPr>
-          <w:u w:val="single" w:color="0000ff"/>
-          <w:rFonts w:ascii="Charis SIL Regular" w:hAnsi="Charis SIL Regular" w:eastAsia="Charis SIL Regular"/>
-          <w:b w:val="0"/>
-          <w:i w:val="0"/>
-          <w:color w:val="000000"/>
-          <w:sz w:val="24"/>
-        </w:rPr>
-        <w:t>u</w:t>
-      </w:r>
-      <w:r>
-        <w:rPr>
-          <w:u w:val="single" w:color="0000ff"/>
-          <w:rFonts w:ascii="Charis SIL Regular" w:hAnsi="Charis SIL Regular" w:eastAsia="Charis SIL Regular"/>
-          <w:b w:val="0"/>
-          <w:i w:val="0"/>
-          <w:color w:val="000000"/>
-          <w:sz w:val="24"/>
-        </w:rPr>
-        <w:hyperlink r:id="rId20" w:history="1">
-          <w:r>
-            <w:rPr>
-              <w:rStyle w:val="Hyperlink"/>
-            </w:rPr>
-            <w:t>ral herita</w:t>
-          </w:r>
-        </w:hyperlink>
+        <w:t>cultural herita</w:t>
       </w:r>
       <w:r>
         <w:rPr>

--- a/EXPORTS/DOCX/published/niveau2/English/ArubaBonaireCuracao.docx
+++ b/EXPORTS/DOCX/published/niveau2/English/ArubaBonaireCuracao.docx
@@ -742,6 +742,7 @@
       </w:r>
       <w:r>
         <w:rPr>
+          <w:u w:val="single" w:color="0000ff"/>
           <w:rFonts w:ascii="Charis SIL Regular" w:hAnsi="Charis SIL Regular" w:eastAsia="Charis SIL Regular"/>
           <w:b w:val="0"/>
           <w:i w:val="0"/>
@@ -1435,7 +1436,7 @@
             <w:rPr>
               <w:rStyle w:val="Hyperlink"/>
             </w:rPr>
-            <w:t>office</w:t>
+            <w:t>offi</w:t>
           </w:r>
         </w:hyperlink>
       </w:r>
@@ -1446,36 +1447,13 @@
           <w:i w:val="0"/>
           <w:color w:val="0000FF"/>
           <w:sz w:val="24"/>
-          <w:u w:val="single"/>
-        </w:rPr>
-        <w:t>rs</w:t>
-      </w:r>
-      <w:r>
-        <w:rPr>
-          <w:rFonts w:ascii="Charis SIL Regular" w:hAnsi="Charis SIL Regular" w:eastAsia="Charis SIL Regular"/>
-          <w:b w:val="0"/>
-          <w:i w:val="0"/>
-          <w:color w:val="0000FF"/>
-          <w:sz w:val="24"/>
-          <w:u w:val="single"/>
-        </w:rPr>
-        <w:t xml:space="preserve"> </w:t>
-      </w:r>
-      <w:r>
-        <w:rPr>
-          <w:rFonts w:ascii="Charis SIL Regular" w:hAnsi="Charis SIL Regular" w:eastAsia="Charis SIL Regular"/>
-          <w:b w:val="0"/>
-          <w:i w:val="0"/>
-          <w:color w:val="0000FF"/>
-          <w:sz w:val="24"/>
-          <w:u w:val="single"/>
         </w:rPr>
         <w:hyperlink r:id="rId14" w:history="1">
           <w:r>
             <w:rPr>
               <w:rStyle w:val="Hyperlink"/>
             </w:rPr>
-            <w:t>an</w:t>
+            <w:t>ce</w:t>
           </w:r>
         </w:hyperlink>
       </w:r>
@@ -1487,7 +1465,47 @@
           <w:color w:val="0000FF"/>
           <w:sz w:val="24"/>
         </w:rPr>
-        <w:t xml:space="preserve">d </w:t>
+        <w:t>rs</w:t>
+      </w:r>
+      <w:r>
+        <w:rPr>
+          <w:rFonts w:ascii="Charis SIL Regular" w:hAnsi="Charis SIL Regular" w:eastAsia="Charis SIL Regular"/>
+          <w:b w:val="0"/>
+          <w:i w:val="0"/>
+          <w:color w:val="0000FF"/>
+          <w:sz w:val="24"/>
+          <w:u w:val="single"/>
+        </w:rPr>
+        <w:t xml:space="preserve"> </w:t>
+      </w:r>
+      <w:r>
+        <w:rPr>
+          <w:rFonts w:ascii="Charis SIL Regular" w:hAnsi="Charis SIL Regular" w:eastAsia="Charis SIL Regular"/>
+          <w:b w:val="0"/>
+          <w:i w:val="0"/>
+          <w:color w:val="0000FF"/>
+          <w:sz w:val="24"/>
+          <w:u w:val="single"/>
+        </w:rPr>
+        <w:hyperlink r:id="rId14" w:history="1">
+          <w:r>
+            <w:rPr>
+              <w:rStyle w:val="Hyperlink"/>
+            </w:rPr>
+            <w:t>and</w:t>
+          </w:r>
+        </w:hyperlink>
+      </w:r>
+      <w:r>
+        <w:rPr>
+          <w:rFonts w:ascii="Charis SIL Regular" w:hAnsi="Charis SIL Regular" w:eastAsia="Charis SIL Regular"/>
+          <w:b w:val="0"/>
+          <w:i w:val="0"/>
+          <w:color w:val="0000FF"/>
+          <w:sz w:val="24"/>
+          <w:u w:val="single"/>
+        </w:rPr>
+        <w:t xml:space="preserve"> </w:t>
       </w:r>
       <w:r>
         <w:rPr>
@@ -3746,61 +3764,7 @@
           <w:color w:val="000000"/>
           <w:sz w:val="24"/>
         </w:rPr>
-        <w:t xml:space="preserve">, as well as </w:t>
-      </w:r>
-      <w:r>
-        <w:rPr>
-          <w:u w:val="single" w:color="0000ff"/>
-          <w:rFonts w:ascii="Charis SIL Regular" w:hAnsi="Charis SIL Regular" w:eastAsia="Charis SIL Regular"/>
-          <w:b w:val="0"/>
-          <w:i w:val="0"/>
-          <w:color w:val="000000"/>
-          <w:sz w:val="24"/>
-        </w:rPr>
-        <w:hyperlink r:id="rId21" w:history="1">
-          <w:r>
-            <w:rPr>
-              <w:rStyle w:val="Hyperlink"/>
-            </w:rPr>
-            <w:t>other ins</w:t>
-          </w:r>
-        </w:hyperlink>
-      </w:r>
-      <w:r>
-        <w:rPr>
-          <w:u w:val="single" w:color="0000ff"/>
-          <w:rFonts w:ascii="Charis SIL Regular" w:hAnsi="Charis SIL Regular" w:eastAsia="Charis SIL Regular"/>
-          <w:b w:val="0"/>
-          <w:i w:val="0"/>
-          <w:color w:val="000000"/>
-          <w:sz w:val="24"/>
-        </w:rPr>
-        <w:hyperlink r:id="rId21" w:history="1">
-          <w:r>
-            <w:rPr>
-              <w:rStyle w:val="Hyperlink"/>
-            </w:rPr>
-            <w:t>t</w:t>
-          </w:r>
-        </w:hyperlink>
-      </w:r>
-      <w:r>
-        <w:rPr>
-          <w:u w:val="single" w:color="0000ff"/>
-          <w:rFonts w:ascii="Charis SIL Regular" w:hAnsi="Charis SIL Regular" w:eastAsia="Charis SIL Regular"/>
-          <w:b w:val="0"/>
-          <w:i w:val="0"/>
-          <w:color w:val="000000"/>
-          <w:sz w:val="24"/>
-        </w:rPr>
-        <w:hyperlink r:id="rId21" w:history="1">
-          <w:r>
-            <w:rPr>
-              <w:rStyle w:val="Hyperlink"/>
-            </w:rPr>
-            <w:t>itutions i</w:t>
-          </w:r>
-        </w:hyperlink>
+        <w:t>, as well as other institutions i</w:t>
       </w:r>
       <w:r>
         <w:rPr>
@@ -3893,7 +3857,7 @@
           <w:sz w:val="24"/>
           <w:u w:val="single"/>
         </w:rPr>
-        <w:hyperlink r:id="rId23" w:history="1">
+        <w:hyperlink r:id="rId22" w:history="1">
           <w:r>
             <w:rPr>
               <w:rStyle w:val="Hyperlink"/>
@@ -3922,7 +3886,7 @@
           <w:sz w:val="24"/>
           <w:u w:val="single"/>
         </w:rPr>
-        <w:hyperlink r:id="rId23" w:history="1">
+        <w:hyperlink r:id="rId22" w:history="1">
           <w:r>
             <w:rPr>
               <w:rStyle w:val="Hyperlink"/>
@@ -4303,7 +4267,50 @@
           <w:color w:val="000000"/>
           <w:sz w:val="24"/>
         </w:rPr>
-        <w:t xml:space="preserve">The research aid </w:t>
+        <w:hyperlink r:id="rId25" w:history="1">
+          <w:r>
+            <w:rPr>
+              <w:rStyle w:val="Hyperlink"/>
+            </w:rPr>
+            <w:t>The re</w:t>
+          </w:r>
+        </w:hyperlink>
+      </w:r>
+      <w:r>
+        <w:rPr>
+          <w:u w:val="single" w:color="0000ff"/>
+          <w:rFonts w:ascii="Charis SIL Regular" w:hAnsi="Charis SIL Regular" w:eastAsia="Charis SIL Regular"/>
+          <w:b w:val="0"/>
+          <w:i w:val="0"/>
+          <w:color w:val="000000"/>
+          <w:sz w:val="24"/>
+        </w:rPr>
+        <w:hyperlink r:id="rId25" w:history="1">
+          <w:r>
+            <w:rPr>
+              <w:rStyle w:val="Hyperlink"/>
+            </w:rPr>
+            <w:t>s</w:t>
+          </w:r>
+        </w:hyperlink>
+      </w:r>
+      <w:r>
+        <w:rPr>
+          <w:u w:val="single" w:color="0000ff"/>
+          <w:rFonts w:ascii="Charis SIL Regular" w:hAnsi="Charis SIL Regular" w:eastAsia="Charis SIL Regular"/>
+          <w:b w:val="0"/>
+          <w:i w:val="0"/>
+          <w:color w:val="000000"/>
+          <w:sz w:val="24"/>
+        </w:rPr>
+        <w:hyperlink r:id="rId25" w:history="1">
+          <w:r>
+            <w:rPr>
+              <w:rStyle w:val="Hyperlink"/>
+            </w:rPr>
+            <w:t xml:space="preserve">earch aid </w:t>
+          </w:r>
+        </w:hyperlink>
       </w:r>
       <w:r>
         <w:rPr>
@@ -6057,7 +6064,14 @@
           <w:color w:val="000000"/>
           <w:sz w:val="24"/>
         </w:rPr>
-        <w:t xml:space="preserve"> inform</w:t>
+        <w:hyperlink r:id="rId13" w:history="1">
+          <w:r>
+            <w:rPr>
+              <w:rStyle w:val="Hyperlink"/>
+            </w:rPr>
+            <w:t xml:space="preserve"> inform</w:t>
+          </w:r>
+        </w:hyperlink>
       </w:r>
       <w:r>
         <w:rPr>
@@ -6983,7 +6997,7 @@
           <w:sz w:val="24"/>
           <w:u w:val="single"/>
         </w:rPr>
-        <w:hyperlink r:id="rId32" w:history="1">
+        <w:hyperlink r:id="rId33" w:history="1">
           <w:r>
             <w:rPr>
               <w:rStyle w:val="Hyperlink"/>
@@ -7721,7 +7735,36 @@
           <w:color w:val="000000"/>
           <w:sz w:val="24"/>
         </w:rPr>
-        <w:t>cultural herita</w:t>
+        <w:t>cult</w:t>
+      </w:r>
+      <w:r>
+        <w:rPr>
+          <w:u w:val="single" w:color="0000ff"/>
+          <w:rFonts w:ascii="Charis SIL Regular" w:hAnsi="Charis SIL Regular" w:eastAsia="Charis SIL Regular"/>
+          <w:b w:val="0"/>
+          <w:i w:val="0"/>
+          <w:color w:val="000000"/>
+          <w:sz w:val="24"/>
+        </w:rPr>
+        <w:t>u</w:t>
+      </w:r>
+      <w:r>
+        <w:rPr>
+          <w:u w:val="single" w:color="0000ff"/>
+          <w:rFonts w:ascii="Charis SIL Regular" w:hAnsi="Charis SIL Regular" w:eastAsia="Charis SIL Regular"/>
+          <w:b w:val="0"/>
+          <w:i w:val="0"/>
+          <w:color w:val="000000"/>
+          <w:sz w:val="24"/>
+        </w:rPr>
+        <w:hyperlink r:id="rId20" w:history="1">
+          <w:r>
+            <w:rPr>
+              <w:rStyle w:val="Hyperlink"/>
+            </w:rPr>
+            <w:t>ral herita</w:t>
+          </w:r>
+        </w:hyperlink>
       </w:r>
       <w:r>
         <w:rPr>

--- a/EXPORTS/DOCX/published/niveau2/English/ArubaBonaireCuracao.docx
+++ b/EXPORTS/DOCX/published/niveau2/English/ArubaBonaireCuracao.docx
@@ -742,7 +742,6 @@
       </w:r>
       <w:r>
         <w:rPr>
-          <w:u w:val="single" w:color="0000ff"/>
           <w:rFonts w:ascii="Charis SIL Regular" w:hAnsi="Charis SIL Regular" w:eastAsia="Charis SIL Regular"/>
           <w:b w:val="0"/>
           <w:i w:val="0"/>
@@ -1436,7 +1435,7 @@
             <w:rPr>
               <w:rStyle w:val="Hyperlink"/>
             </w:rPr>
-            <w:t>offi</w:t>
+            <w:t>office</w:t>
           </w:r>
         </w:hyperlink>
       </w:r>
@@ -1447,23 +1446,7 @@
           <w:i w:val="0"/>
           <w:color w:val="0000FF"/>
           <w:sz w:val="24"/>
-        </w:rPr>
-        <w:hyperlink r:id="rId14" w:history="1">
-          <w:r>
-            <w:rPr>
-              <w:rStyle w:val="Hyperlink"/>
-            </w:rPr>
-            <w:t>ce</w:t>
-          </w:r>
-        </w:hyperlink>
-      </w:r>
-      <w:r>
-        <w:rPr>
-          <w:rFonts w:ascii="Charis SIL Regular" w:hAnsi="Charis SIL Regular" w:eastAsia="Charis SIL Regular"/>
-          <w:b w:val="0"/>
-          <w:i w:val="0"/>
-          <w:color w:val="0000FF"/>
-          <w:sz w:val="24"/>
+          <w:u w:val="single"/>
         </w:rPr>
         <w:t>rs</w:t>
       </w:r>
@@ -1521,7 +1504,7 @@
             <w:rPr>
               <w:rStyle w:val="Hyperlink"/>
             </w:rPr>
-            <w:t>soldiers</w:t>
+            <w:t>soldier</w:t>
           </w:r>
         </w:hyperlink>
       </w:r>
@@ -1532,9 +1515,8 @@
           <w:i w:val="0"/>
           <w:color w:val="0000FF"/>
           <w:sz w:val="24"/>
-          <w:u w:val="single"/>
-        </w:rPr>
-        <w:t xml:space="preserve"> </w:t>
+        </w:rPr>
+        <w:t xml:space="preserve">s </w:t>
       </w:r>
       <w:r>
         <w:rPr>
@@ -3764,7 +3746,61 @@
           <w:color w:val="000000"/>
           <w:sz w:val="24"/>
         </w:rPr>
-        <w:t>, as well as other institutions i</w:t>
+        <w:t xml:space="preserve">, as well as </w:t>
+      </w:r>
+      <w:r>
+        <w:rPr>
+          <w:u w:val="single" w:color="0000ff"/>
+          <w:rFonts w:ascii="Charis SIL Regular" w:hAnsi="Charis SIL Regular" w:eastAsia="Charis SIL Regular"/>
+          <w:b w:val="0"/>
+          <w:i w:val="0"/>
+          <w:color w:val="000000"/>
+          <w:sz w:val="24"/>
+        </w:rPr>
+        <w:hyperlink r:id="rId21" w:history="1">
+          <w:r>
+            <w:rPr>
+              <w:rStyle w:val="Hyperlink"/>
+            </w:rPr>
+            <w:t>other ins</w:t>
+          </w:r>
+        </w:hyperlink>
+      </w:r>
+      <w:r>
+        <w:rPr>
+          <w:u w:val="single" w:color="0000ff"/>
+          <w:rFonts w:ascii="Charis SIL Regular" w:hAnsi="Charis SIL Regular" w:eastAsia="Charis SIL Regular"/>
+          <w:b w:val="0"/>
+          <w:i w:val="0"/>
+          <w:color w:val="000000"/>
+          <w:sz w:val="24"/>
+        </w:rPr>
+        <w:hyperlink r:id="rId21" w:history="1">
+          <w:r>
+            <w:rPr>
+              <w:rStyle w:val="Hyperlink"/>
+            </w:rPr>
+            <w:t>t</w:t>
+          </w:r>
+        </w:hyperlink>
+      </w:r>
+      <w:r>
+        <w:rPr>
+          <w:u w:val="single" w:color="0000ff"/>
+          <w:rFonts w:ascii="Charis SIL Regular" w:hAnsi="Charis SIL Regular" w:eastAsia="Charis SIL Regular"/>
+          <w:b w:val="0"/>
+          <w:i w:val="0"/>
+          <w:color w:val="000000"/>
+          <w:sz w:val="24"/>
+        </w:rPr>
+        <w:hyperlink r:id="rId21" w:history="1">
+          <w:r>
+            <w:rPr>
+              <w:rStyle w:val="Hyperlink"/>
+            </w:rPr>
+            <w:t>itutions i</w:t>
+          </w:r>
+        </w:hyperlink>
       </w:r>
       <w:r>
         <w:rPr>
@@ -4102,36 +4138,7 @@
           <w:sz w:val="24"/>
           <w:u w:val="single"/>
         </w:rPr>
-        <w:hyperlink r:id="rId24" w:history="1">
-          <w:r>
-            <w:rPr>
-              <w:rStyle w:val="Hyperlink"/>
-            </w:rPr>
-            <w:t>Museo</w:t>
-          </w:r>
-        </w:hyperlink>
-      </w:r>
-      <w:r>
-        <w:rPr>
-          <w:rFonts w:ascii="Charis SIL Regular" w:hAnsi="Charis SIL Regular" w:eastAsia="Charis SIL Regular"/>
-          <w:b w:val="0"/>
-          <w:i w:val="0"/>
-          <w:color w:val="0000FF"/>
-          <w:sz w:val="24"/>
-          <w:u w:val="single"/>
-        </w:rPr>
-        <w:t xml:space="preserve"> </w:t>
-      </w:r>
-      <w:r>
-        <w:rPr>
-          <w:rFonts w:ascii="Charis SIL Regular" w:hAnsi="Charis SIL Regular" w:eastAsia="Charis SIL Regular"/>
-          <w:b w:val="0"/>
-          <w:i w:val="0"/>
-          <w:color w:val="0000FF"/>
-          <w:sz w:val="24"/>
-          <w:u w:val="single"/>
-        </w:rPr>
-        <w:t>A</w:t>
+        <w:t>Museo A</w:t>
       </w:r>
       <w:r>
         <w:rPr>
@@ -5155,31 +5162,7 @@
           <w:color w:val="000000"/>
           <w:sz w:val="24"/>
         </w:rPr>
-        <w:hyperlink r:id="rId27" w:history="1">
-          <w:r>
-            <w:rPr>
-              <w:rStyle w:val="Hyperlink"/>
-            </w:rPr>
-            <w:t>ibe</w:t>
-          </w:r>
-        </w:hyperlink>
-      </w:r>
-      <w:r>
-        <w:rPr>
-          <w:rFonts w:ascii="Charis SIL Regular" w:hAnsi="Charis SIL Regular" w:eastAsia="Charis SIL Regular"/>
-          <w:b w:val="0"/>
-          <w:i w:val="0"/>
-          <w:color w:val="000000"/>
-          <w:sz w:val="24"/>
-        </w:rPr>
-        <w:hyperlink r:id="rId27" w:history="1">
-          <w:r>
-            <w:rPr>
-              <w:rStyle w:val="Hyperlink"/>
-            </w:rPr>
-            <w:t xml:space="preserve">s the </w:t>
-          </w:r>
-        </w:hyperlink>
+        <w:t xml:space="preserve">ibes the </w:t>
       </w:r>
       <w:r>
         <w:rPr>
@@ -5534,29 +5517,13 @@
             <w:rPr>
               <w:rStyle w:val="Hyperlink"/>
             </w:rPr>
-            <w:t>eritage fi</w:t>
+            <w:t>eritage fie</w:t>
           </w:r>
         </w:hyperlink>
       </w:r>
       <w:r>
         <w:rPr>
-          <w:rFonts w:ascii="Charis SIL Regular" w:hAnsi="Charis SIL Regular" w:eastAsia="Charis SIL Regular"/>
-          <w:b w:val="0"/>
-          <w:i w:val="0"/>
-          <w:color w:val="000000"/>
-          <w:sz w:val="24"/>
-        </w:rPr>
-        <w:hyperlink r:id="rId28" w:history="1">
-          <w:r>
-            <w:rPr>
-              <w:rStyle w:val="Hyperlink"/>
-            </w:rPr>
-            <w:t>e</w:t>
-          </w:r>
-        </w:hyperlink>
-      </w:r>
-      <w:r>
-        <w:rPr>
+          <w:u w:val="single" w:color="0000ff"/>
           <w:rFonts w:ascii="Charis SIL Regular" w:hAnsi="Charis SIL Regular" w:eastAsia="Charis SIL Regular"/>
           <w:b w:val="0"/>
           <w:i w:val="0"/>
@@ -5651,7 +5618,7 @@
             <w:rPr>
               <w:rStyle w:val="Hyperlink"/>
             </w:rPr>
-            <w:t>98, the fo</w:t>
+            <w:t>98, the f</w:t>
           </w:r>
         </w:hyperlink>
       </w:r>
@@ -5663,7 +5630,7 @@
           <w:color w:val="000000"/>
           <w:sz w:val="24"/>
         </w:rPr>
-        <w:t xml:space="preserve">undation aims to document, collect and </w:t>
+        <w:t xml:space="preserve">oundation aims to document, collect and </w:t>
       </w:r>
       <w:r>
         <w:rPr>
@@ -6896,7 +6863,7 @@
           <w:sz w:val="24"/>
           <w:u w:val="single"/>
         </w:rPr>
-        <w:hyperlink r:id="rId33" w:history="1">
+        <w:hyperlink r:id="rId32" w:history="1">
           <w:r>
             <w:rPr>
               <w:rStyle w:val="Hyperlink"/>
@@ -6914,7 +6881,7 @@
           <w:sz w:val="24"/>
           <w:u w:val="single"/>
         </w:rPr>
-        <w:hyperlink r:id="rId33" w:history="1">
+        <w:hyperlink r:id="rId32" w:history="1">
           <w:r>
             <w:rPr>
               <w:rStyle w:val="Hyperlink"/>
@@ -6932,7 +6899,7 @@
           <w:sz w:val="24"/>
           <w:u w:val="single"/>
         </w:rPr>
-        <w:hyperlink r:id="rId33" w:history="1">
+        <w:hyperlink r:id="rId32" w:history="1">
           <w:r>
             <w:rPr>
               <w:rStyle w:val="Hyperlink"/>
@@ -6961,7 +6928,7 @@
           <w:sz w:val="24"/>
           <w:u w:val="single"/>
         </w:rPr>
-        <w:hyperlink r:id="rId33" w:history="1">
+        <w:hyperlink r:id="rId32" w:history="1">
           <w:r>
             <w:rPr>
               <w:rStyle w:val="Hyperlink"/>
@@ -6979,7 +6946,7 @@
           <w:sz w:val="24"/>
           <w:u w:val="single"/>
         </w:rPr>
-        <w:hyperlink r:id="rId33" w:history="1">
+        <w:hyperlink r:id="rId32" w:history="1">
           <w:r>
             <w:rPr>
               <w:rStyle w:val="Hyperlink"/>
@@ -6997,7 +6964,7 @@
           <w:sz w:val="24"/>
           <w:u w:val="single"/>
         </w:rPr>
-        <w:hyperlink r:id="rId33" w:history="1">
+        <w:hyperlink r:id="rId32" w:history="1">
           <w:r>
             <w:rPr>
               <w:rStyle w:val="Hyperlink"/>
@@ -7015,7 +6982,7 @@
           <w:sz w:val="24"/>
           <w:u w:val="single"/>
         </w:rPr>
-        <w:hyperlink r:id="rId33" w:history="1">
+        <w:hyperlink r:id="rId32" w:history="1">
           <w:r>
             <w:rPr>
               <w:rStyle w:val="Hyperlink"/>

--- a/EXPORTS/DOCX/published/niveau2/English/ArubaBonaireCuracao.docx
+++ b/EXPORTS/DOCX/published/niveau2/English/ArubaBonaireCuracao.docx
@@ -313,54 +313,7 @@
           <w:color w:val="000000"/>
           <w:sz w:val="24"/>
         </w:rPr>
-        <w:t>occupying</w:t>
-      </w:r>
-      <w:r>
-        <w:rPr>
-          <w:u w:val="single" w:color="0000ff"/>
-          <w:rFonts w:ascii="Charis SIL Regular" w:hAnsi="Charis SIL Regular" w:eastAsia="Charis SIL Regular"/>
-          <w:b w:val="0"/>
-          <w:i w:val="0"/>
-          <w:color w:val="000000"/>
-          <w:sz w:val="24"/>
-        </w:rPr>
-        <w:hyperlink r:id="rId9" w:history="1">
-          <w:r>
-            <w:rPr>
-              <w:rStyle w:val="Hyperlink"/>
-            </w:rPr>
-            <w:t xml:space="preserve"> force</w:t>
-          </w:r>
-        </w:hyperlink>
-      </w:r>
-      <w:r>
-        <w:rPr>
-          <w:u w:val="single" w:color="0000ff"/>
-          <w:rFonts w:ascii="Charis SIL Regular" w:hAnsi="Charis SIL Regular" w:eastAsia="Charis SIL Regular"/>
-          <w:b w:val="0"/>
-          <w:i w:val="0"/>
-          <w:color w:val="000000"/>
-          <w:sz w:val="24"/>
-        </w:rPr>
-        <w:t xml:space="preserve"> </w:t>
-      </w:r>
-      <w:r>
-        <w:rPr>
-          <w:u w:val="single" w:color="0000ff"/>
-          <w:rFonts w:ascii="Charis SIL Regular" w:hAnsi="Charis SIL Regular" w:eastAsia="Charis SIL Regular"/>
-          <w:b w:val="0"/>
-          <w:i w:val="0"/>
-          <w:color w:val="000000"/>
-          <w:sz w:val="24"/>
-        </w:rPr>
-        <w:hyperlink r:id="rId9" w:history="1">
-          <w:r>
-            <w:rPr>
-              <w:rStyle w:val="Hyperlink"/>
-            </w:rPr>
-            <w:t>and d</w:t>
-          </w:r>
-        </w:hyperlink>
+        <w:t>occupying force and d</w:t>
       </w:r>
       <w:r>
         <w:rPr>
@@ -1435,7 +1388,7 @@
             <w:rPr>
               <w:rStyle w:val="Hyperlink"/>
             </w:rPr>
-            <w:t>office</w:t>
+            <w:t>offic</w:t>
           </w:r>
         </w:hyperlink>
       </w:r>
@@ -1448,7 +1401,7 @@
           <w:sz w:val="24"/>
           <w:u w:val="single"/>
         </w:rPr>
-        <w:t>rs</w:t>
+        <w:t>er</w:t>
       </w:r>
       <w:r>
         <w:rPr>
@@ -1457,9 +1410,8 @@
           <w:i w:val="0"/>
           <w:color w:val="0000FF"/>
           <w:sz w:val="24"/>
-          <w:u w:val="single"/>
-        </w:rPr>
-        <w:t xml:space="preserve"> </w:t>
+        </w:rPr>
+        <w:t xml:space="preserve">s </w:t>
       </w:r>
       <w:r>
         <w:rPr>
@@ -1504,7 +1456,7 @@
             <w:rPr>
               <w:rStyle w:val="Hyperlink"/>
             </w:rPr>
-            <w:t>soldier</w:t>
+            <w:t>soldiers</w:t>
           </w:r>
         </w:hyperlink>
       </w:r>
@@ -1515,8 +1467,9 @@
           <w:i w:val="0"/>
           <w:color w:val="0000FF"/>
           <w:sz w:val="24"/>
-        </w:rPr>
-        <w:t xml:space="preserve">s </w:t>
+          <w:u w:val="single"/>
+        </w:rPr>
+        <w:t xml:space="preserve"> </w:t>
       </w:r>
       <w:r>
         <w:rPr>
@@ -3203,39 +3156,13 @@
       </w:r>
       <w:r>
         <w:rPr>
-          <w:u w:val="single" w:color="0000ff"/>
-          <w:rFonts w:ascii="Charis SIL Regular" w:hAnsi="Charis SIL Regular" w:eastAsia="Charis SIL Regular"/>
-          <w:b w:val="0"/>
-          <w:i w:val="0"/>
-          <w:color w:val="000000"/>
-          <w:sz w:val="24"/>
-        </w:rPr>
-        <w:hyperlink r:id="rId18" w:history="1">
-          <w:r>
-            <w:rPr>
-              <w:rStyle w:val="Hyperlink"/>
-            </w:rPr>
-            <w:t>and</w:t>
-          </w:r>
-        </w:hyperlink>
-      </w:r>
-      <w:r>
-        <w:rPr>
-          <w:u w:val="single" w:color="0000ff"/>
-          <w:rFonts w:ascii="Charis SIL Regular" w:hAnsi="Charis SIL Regular" w:eastAsia="Charis SIL Regular"/>
-          <w:b w:val="0"/>
-          <w:i w:val="0"/>
-          <w:color w:val="000000"/>
-          <w:sz w:val="24"/>
-        </w:rPr>
-        <w:hyperlink r:id="rId18" w:history="1">
-          <w:r>
-            <w:rPr>
-              <w:rStyle w:val="Hyperlink"/>
-            </w:rPr>
-            <w:t xml:space="preserve"> the </w:t>
-          </w:r>
-        </w:hyperlink>
+          <w:rFonts w:ascii="Charis SIL Regular" w:hAnsi="Charis SIL Regular" w:eastAsia="Charis SIL Regular"/>
+          <w:b w:val="0"/>
+          <w:i w:val="0"/>
+          <w:color w:val="000000"/>
+          <w:sz w:val="24"/>
+        </w:rPr>
+        <w:t xml:space="preserve">and the </w:t>
       </w:r>
       <w:r>
         <w:rPr>
@@ -3246,7 +3173,7 @@
           <w:sz w:val="24"/>
           <w:u w:val="single"/>
         </w:rPr>
-        <w:hyperlink r:id="rId18" w:history="1">
+        <w:hyperlink r:id="rId20" w:history="1">
           <w:r>
             <w:rPr>
               <w:rStyle w:val="Hyperlink"/>
@@ -3264,7 +3191,7 @@
           <w:sz w:val="24"/>
           <w:u w:val="single"/>
         </w:rPr>
-        <w:hyperlink r:id="rId18" w:history="1">
+        <w:hyperlink r:id="rId20" w:history="1">
           <w:r>
             <w:rPr>
               <w:rStyle w:val="Hyperlink"/>
@@ -3282,7 +3209,7 @@
           <w:sz w:val="24"/>
           <w:u w:val="single"/>
         </w:rPr>
-        <w:hyperlink r:id="rId18" w:history="1">
+        <w:hyperlink r:id="rId20" w:history="1">
           <w:r>
             <w:rPr>
               <w:rStyle w:val="Hyperlink"/>
@@ -3311,7 +3238,7 @@
           <w:sz w:val="24"/>
           <w:u w:val="single"/>
         </w:rPr>
-        <w:hyperlink r:id="rId18" w:history="1">
+        <w:hyperlink r:id="rId20" w:history="1">
           <w:r>
             <w:rPr>
               <w:rStyle w:val="Hyperlink"/>
@@ -3873,7 +3800,6 @@
           <w:i w:val="0"/>
           <w:color w:val="0000FF"/>
           <w:sz w:val="24"/>
-          <w:u w:val="single"/>
         </w:rPr>
         <w:hyperlink r:id="rId23" w:history="1">
           <w:r>
@@ -4138,7 +4064,35 @@
           <w:sz w:val="24"/>
           <w:u w:val="single"/>
         </w:rPr>
-        <w:t>Museo A</w:t>
+        <w:hyperlink r:id="rId24" w:history="1">
+          <w:r>
+            <w:rPr>
+              <w:rStyle w:val="Hyperlink"/>
+            </w:rPr>
+            <w:t>Museo</w:t>
+          </w:r>
+        </w:hyperlink>
+      </w:r>
+      <w:r>
+        <w:rPr>
+          <w:rFonts w:ascii="Charis SIL Regular" w:hAnsi="Charis SIL Regular" w:eastAsia="Charis SIL Regular"/>
+          <w:b w:val="0"/>
+          <w:i w:val="0"/>
+          <w:color w:val="0000FF"/>
+          <w:sz w:val="24"/>
+          <w:u w:val="single"/>
+        </w:rPr>
+        <w:t xml:space="preserve"> </w:t>
+      </w:r>
+      <w:r>
+        <w:rPr>
+          <w:rFonts w:ascii="Charis SIL Regular" w:hAnsi="Charis SIL Regular" w:eastAsia="Charis SIL Regular"/>
+          <w:b w:val="0"/>
+          <w:i w:val="0"/>
+          <w:color w:val="0000FF"/>
+          <w:sz w:val="24"/>
+        </w:rPr>
+        <w:t>A</w:t>
       </w:r>
       <w:r>
         <w:rPr>
@@ -5162,7 +5116,31 @@
           <w:color w:val="000000"/>
           <w:sz w:val="24"/>
         </w:rPr>
-        <w:t xml:space="preserve">ibes the </w:t>
+        <w:hyperlink r:id="rId27" w:history="1">
+          <w:r>
+            <w:rPr>
+              <w:rStyle w:val="Hyperlink"/>
+            </w:rPr>
+            <w:t>ibe</w:t>
+          </w:r>
+        </w:hyperlink>
+      </w:r>
+      <w:r>
+        <w:rPr>
+          <w:rFonts w:ascii="Charis SIL Regular" w:hAnsi="Charis SIL Regular" w:eastAsia="Charis SIL Regular"/>
+          <w:b w:val="0"/>
+          <w:i w:val="0"/>
+          <w:color w:val="000000"/>
+          <w:sz w:val="24"/>
+        </w:rPr>
+        <w:hyperlink r:id="rId27" w:history="1">
+          <w:r>
+            <w:rPr>
+              <w:rStyle w:val="Hyperlink"/>
+            </w:rPr>
+            <w:t xml:space="preserve">s the </w:t>
+          </w:r>
+        </w:hyperlink>
       </w:r>
       <w:r>
         <w:rPr>
@@ -5517,13 +5495,29 @@
             <w:rPr>
               <w:rStyle w:val="Hyperlink"/>
             </w:rPr>
-            <w:t>eritage fie</w:t>
+            <w:t>eritage fi</w:t>
           </w:r>
         </w:hyperlink>
       </w:r>
       <w:r>
         <w:rPr>
-          <w:u w:val="single" w:color="0000ff"/>
+          <w:rFonts w:ascii="Charis SIL Regular" w:hAnsi="Charis SIL Regular" w:eastAsia="Charis SIL Regular"/>
+          <w:b w:val="0"/>
+          <w:i w:val="0"/>
+          <w:color w:val="000000"/>
+          <w:sz w:val="24"/>
+        </w:rPr>
+        <w:hyperlink r:id="rId28" w:history="1">
+          <w:r>
+            <w:rPr>
+              <w:rStyle w:val="Hyperlink"/>
+            </w:rPr>
+            <w:t>e</w:t>
+          </w:r>
+        </w:hyperlink>
+      </w:r>
+      <w:r>
+        <w:rPr>
           <w:rFonts w:ascii="Charis SIL Regular" w:hAnsi="Charis SIL Regular" w:eastAsia="Charis SIL Regular"/>
           <w:b w:val="0"/>
           <w:i w:val="0"/>
@@ -5618,7 +5612,7 @@
             <w:rPr>
               <w:rStyle w:val="Hyperlink"/>
             </w:rPr>
-            <w:t>98, the f</w:t>
+            <w:t>98, the fo</w:t>
           </w:r>
         </w:hyperlink>
       </w:r>
@@ -5630,7 +5624,7 @@
           <w:color w:val="000000"/>
           <w:sz w:val="24"/>
         </w:rPr>
-        <w:t xml:space="preserve">oundation aims to document, collect and </w:t>
+        <w:t xml:space="preserve">undation aims to document, collect and </w:t>
       </w:r>
       <w:r>
         <w:rPr>
@@ -6727,251 +6721,8 @@
           <w:i w:val="0"/>
           <w:color w:val="0000FF"/>
           <w:sz w:val="24"/>
-          <w:u w:val="single"/>
-        </w:rPr>
-        <w:hyperlink r:id="rId33" w:history="1">
-          <w:r>
-            <w:rPr>
-              <w:rStyle w:val="Hyperlink"/>
-            </w:rPr>
-            <w:t>Curaçao:</w:t>
-          </w:r>
-        </w:hyperlink>
-      </w:r>
-      <w:r>
-        <w:rPr>
-          <w:rFonts w:ascii="Charis SIL Regular" w:hAnsi="Charis SIL Regular" w:eastAsia="Charis SIL Regular"/>
-          <w:b w:val="0"/>
-          <w:i w:val="0"/>
-          <w:color w:val="0000FF"/>
-          <w:sz w:val="24"/>
-          <w:u w:val="single"/>
-        </w:rPr>
-        <w:t xml:space="preserve"> </w:t>
-      </w:r>
-      <w:r>
-        <w:rPr>
-          <w:rFonts w:ascii="Charis SIL Regular" w:hAnsi="Charis SIL Regular" w:eastAsia="Charis SIL Regular"/>
-          <w:b w:val="0"/>
-          <w:i w:val="0"/>
-          <w:color w:val="0000FF"/>
-          <w:sz w:val="24"/>
-          <w:u w:val="single"/>
-        </w:rPr>
-        <w:hyperlink r:id="rId33" w:history="1">
-          <w:r>
-            <w:rPr>
-              <w:rStyle w:val="Hyperlink"/>
-            </w:rPr>
-            <w:t>Free</w:t>
-          </w:r>
-        </w:hyperlink>
-      </w:r>
-      <w:r>
-        <w:rPr>
-          <w:rFonts w:ascii="Charis SIL Regular" w:hAnsi="Charis SIL Regular" w:eastAsia="Charis SIL Regular"/>
-          <w:b w:val="0"/>
-          <w:i w:val="0"/>
-          <w:color w:val="0000FF"/>
-          <w:sz w:val="24"/>
-          <w:u w:val="single"/>
-        </w:rPr>
-        <w:t xml:space="preserve"> </w:t>
-      </w:r>
-      <w:r>
-        <w:rPr>
-          <w:rFonts w:ascii="Charis SIL Regular" w:hAnsi="Charis SIL Regular" w:eastAsia="Charis SIL Regular"/>
-          <w:b w:val="0"/>
-          <w:i w:val="0"/>
-          <w:color w:val="0000FF"/>
-          <w:sz w:val="24"/>
-          <w:u w:val="single"/>
-        </w:rPr>
-        <w:hyperlink r:id="rId33" w:history="1">
-          <w:r>
-            <w:rPr>
-              <w:rStyle w:val="Hyperlink"/>
-            </w:rPr>
-            <w:t>from</w:t>
-          </w:r>
-        </w:hyperlink>
-      </w:r>
-      <w:r>
-        <w:rPr>
-          <w:rFonts w:ascii="Charis SIL Regular" w:hAnsi="Charis SIL Regular" w:eastAsia="Charis SIL Regular"/>
-          <w:b w:val="0"/>
-          <w:i w:val="0"/>
-          <w:color w:val="0000FF"/>
-          <w:sz w:val="24"/>
-          <w:u w:val="single"/>
-        </w:rPr>
-        <w:t xml:space="preserve"> </w:t>
-      </w:r>
-      <w:r>
-        <w:rPr>
-          <w:rFonts w:ascii="Charis SIL Regular" w:hAnsi="Charis SIL Regular" w:eastAsia="Charis SIL Regular"/>
-          <w:b w:val="0"/>
-          <w:i w:val="0"/>
-          <w:color w:val="0000FF"/>
-          <w:sz w:val="24"/>
-          <w:u w:val="single"/>
-        </w:rPr>
-        <w:hyperlink r:id="rId33" w:history="1">
-          <w:r>
-            <w:rPr>
-              <w:rStyle w:val="Hyperlink"/>
-            </w:rPr>
-            <w:t>Slavery</w:t>
-          </w:r>
-        </w:hyperlink>
-      </w:r>
-      <w:r>
-        <w:rPr>
-          <w:rFonts w:ascii="Charis SIL Regular" w:hAnsi="Charis SIL Regular" w:eastAsia="Charis SIL Regular"/>
-          <w:b w:val="0"/>
-          <w:i w:val="0"/>
-          <w:color w:val="0000FF"/>
-          <w:sz w:val="24"/>
-          <w:u w:val="single"/>
-        </w:rPr>
-        <w:t xml:space="preserve"> </w:t>
-      </w:r>
-      <w:r>
-        <w:rPr>
-          <w:rFonts w:ascii="Charis SIL Regular" w:hAnsi="Charis SIL Regular" w:eastAsia="Charis SIL Regular"/>
-          <w:b w:val="0"/>
-          <w:i w:val="0"/>
-          <w:color w:val="0000FF"/>
-          <w:sz w:val="24"/>
-          <w:u w:val="single"/>
-        </w:rPr>
-        <w:hyperlink r:id="rId33" w:history="1">
-          <w:r>
-            <w:rPr>
-              <w:rStyle w:val="Hyperlink"/>
-            </w:rPr>
-            <w:t>(man</w:t>
-          </w:r>
-        </w:hyperlink>
-      </w:r>
-      <w:r>
-        <w:rPr>
-          <w:rFonts w:ascii="Charis SIL Regular" w:hAnsi="Charis SIL Regular" w:eastAsia="Charis SIL Regular"/>
-          <w:b w:val="0"/>
-          <w:i w:val="0"/>
-          <w:color w:val="0000FF"/>
-          <w:sz w:val="24"/>
-          <w:u w:val="single"/>
-        </w:rPr>
-        <w:hyperlink r:id="rId32" w:history="1">
-          <w:r>
-            <w:rPr>
-              <w:rStyle w:val="Hyperlink"/>
-            </w:rPr>
-            <w:t>umission</w:t>
-          </w:r>
-        </w:hyperlink>
-      </w:r>
-      <w:r>
-        <w:rPr>
-          <w:rFonts w:ascii="Charis SIL Regular" w:hAnsi="Charis SIL Regular" w:eastAsia="Charis SIL Regular"/>
-          <w:b w:val="0"/>
-          <w:i w:val="0"/>
-          <w:color w:val="0000FF"/>
-          <w:sz w:val="24"/>
-          <w:u w:val="single"/>
-        </w:rPr>
-        <w:hyperlink r:id="rId32" w:history="1">
-          <w:r>
-            <w:rPr>
-              <w:rStyle w:val="Hyperlink"/>
-            </w:rPr>
-            <w:t>s</w:t>
-          </w:r>
-        </w:hyperlink>
-      </w:r>
-      <w:r>
-        <w:rPr>
-          <w:rFonts w:ascii="Charis SIL Regular" w:hAnsi="Charis SIL Regular" w:eastAsia="Charis SIL Regular"/>
-          <w:b w:val="0"/>
-          <w:i w:val="0"/>
-          <w:color w:val="0000FF"/>
-          <w:sz w:val="24"/>
-          <w:u w:val="single"/>
-        </w:rPr>
-        <w:hyperlink r:id="rId32" w:history="1">
-          <w:r>
-            <w:rPr>
-              <w:rStyle w:val="Hyperlink"/>
-            </w:rPr>
-            <w:t>)</w:t>
-          </w:r>
-        </w:hyperlink>
-      </w:r>
-      <w:r>
-        <w:rPr>
-          <w:rFonts w:ascii="Charis SIL Regular" w:hAnsi="Charis SIL Regular" w:eastAsia="Charis SIL Regular"/>
-          <w:b w:val="0"/>
-          <w:i w:val="0"/>
-          <w:color w:val="0000FF"/>
-          <w:sz w:val="24"/>
-          <w:u w:val="single"/>
-        </w:rPr>
-        <w:t xml:space="preserve"> </w:t>
-      </w:r>
-      <w:r>
-        <w:rPr>
-          <w:rFonts w:ascii="Charis SIL Regular" w:hAnsi="Charis SIL Regular" w:eastAsia="Charis SIL Regular"/>
-          <w:b w:val="0"/>
-          <w:i w:val="0"/>
-          <w:color w:val="0000FF"/>
-          <w:sz w:val="24"/>
-          <w:u w:val="single"/>
-        </w:rPr>
-        <w:hyperlink r:id="rId32" w:history="1">
-          <w:r>
-            <w:rPr>
-              <w:rStyle w:val="Hyperlink"/>
-            </w:rPr>
-            <w:t>172</w:t>
-          </w:r>
-        </w:hyperlink>
-      </w:r>
-      <w:r>
-        <w:rPr>
-          <w:rFonts w:ascii="Charis SIL Regular" w:hAnsi="Charis SIL Regular" w:eastAsia="Charis SIL Regular"/>
-          <w:b w:val="0"/>
-          <w:i w:val="0"/>
-          <w:color w:val="0000FF"/>
-          <w:sz w:val="24"/>
-          <w:u w:val="single"/>
-        </w:rPr>
-        <w:hyperlink r:id="rId32" w:history="1">
-          <w:r>
-            <w:rPr>
-              <w:rStyle w:val="Hyperlink"/>
-            </w:rPr>
-            <w:t>2</w:t>
-          </w:r>
-        </w:hyperlink>
-      </w:r>
-      <w:r>
-        <w:rPr>
-          <w:rFonts w:ascii="Charis SIL Regular" w:hAnsi="Charis SIL Regular" w:eastAsia="Charis SIL Regular"/>
-          <w:b w:val="0"/>
-          <w:i w:val="0"/>
-          <w:color w:val="0000FF"/>
-          <w:sz w:val="24"/>
-          <w:u w:val="single"/>
-        </w:rPr>
-        <w:hyperlink r:id="rId32" w:history="1">
-          <w:r>
-            <w:rPr>
-              <w:rStyle w:val="Hyperlink"/>
-            </w:rPr>
-            <w:t>-18</w:t>
-          </w:r>
-        </w:hyperlink>
+        </w:rPr>
+        <w:t>Curaçao: Free from Slavery (manumissions) 1722-18</w:t>
       </w:r>
       <w:r>
         <w:rPr>

--- a/EXPORTS/DOCX/published/niveau2/English/ArubaBonaireCuracao.docx
+++ b/EXPORTS/DOCX/published/niveau2/English/ArubaBonaireCuracao.docx
@@ -313,7 +313,54 @@
           <w:color w:val="000000"/>
           <w:sz w:val="24"/>
         </w:rPr>
-        <w:t>occupying force and d</w:t>
+        <w:t>occupying</w:t>
+      </w:r>
+      <w:r>
+        <w:rPr>
+          <w:u w:val="single" w:color="0000ff"/>
+          <w:rFonts w:ascii="Charis SIL Regular" w:hAnsi="Charis SIL Regular" w:eastAsia="Charis SIL Regular"/>
+          <w:b w:val="0"/>
+          <w:i w:val="0"/>
+          <w:color w:val="000000"/>
+          <w:sz w:val="24"/>
+        </w:rPr>
+        <w:hyperlink r:id="rId9" w:history="1">
+          <w:r>
+            <w:rPr>
+              <w:rStyle w:val="Hyperlink"/>
+            </w:rPr>
+            <w:t xml:space="preserve"> force</w:t>
+          </w:r>
+        </w:hyperlink>
+      </w:r>
+      <w:r>
+        <w:rPr>
+          <w:u w:val="single" w:color="0000ff"/>
+          <w:rFonts w:ascii="Charis SIL Regular" w:hAnsi="Charis SIL Regular" w:eastAsia="Charis SIL Regular"/>
+          <w:b w:val="0"/>
+          <w:i w:val="0"/>
+          <w:color w:val="000000"/>
+          <w:sz w:val="24"/>
+        </w:rPr>
+        <w:t xml:space="preserve"> </w:t>
+      </w:r>
+      <w:r>
+        <w:rPr>
+          <w:u w:val="single" w:color="0000ff"/>
+          <w:rFonts w:ascii="Charis SIL Regular" w:hAnsi="Charis SIL Regular" w:eastAsia="Charis SIL Regular"/>
+          <w:b w:val="0"/>
+          <w:i w:val="0"/>
+          <w:color w:val="000000"/>
+          <w:sz w:val="24"/>
+        </w:rPr>
+        <w:hyperlink r:id="rId9" w:history="1">
+          <w:r>
+            <w:rPr>
+              <w:rStyle w:val="Hyperlink"/>
+            </w:rPr>
+            <w:t>and d</w:t>
+          </w:r>
+        </w:hyperlink>
       </w:r>
       <w:r>
         <w:rPr>
@@ -1388,7 +1435,7 @@
             <w:rPr>
               <w:rStyle w:val="Hyperlink"/>
             </w:rPr>
-            <w:t>offic</w:t>
+            <w:t>office</w:t>
           </w:r>
         </w:hyperlink>
       </w:r>
@@ -1401,7 +1448,7 @@
           <w:sz w:val="24"/>
           <w:u w:val="single"/>
         </w:rPr>
-        <w:t>er</w:t>
+        <w:t>rs</w:t>
       </w:r>
       <w:r>
         <w:rPr>
@@ -1410,8 +1457,9 @@
           <w:i w:val="0"/>
           <w:color w:val="0000FF"/>
           <w:sz w:val="24"/>
-        </w:rPr>
-        <w:t xml:space="preserve">s </w:t>
+          <w:u w:val="single"/>
+        </w:rPr>
+        <w:t xml:space="preserve"> </w:t>
       </w:r>
       <w:r>
         <w:rPr>
@@ -1456,9 +1504,19 @@
             <w:rPr>
               <w:rStyle w:val="Hyperlink"/>
             </w:rPr>
-            <w:t>soldiers</w:t>
+            <w:t>soldie</w:t>
           </w:r>
         </w:hyperlink>
+      </w:r>
+      <w:r>
+        <w:rPr>
+          <w:rFonts w:ascii="Charis SIL Regular" w:hAnsi="Charis SIL Regular" w:eastAsia="Charis SIL Regular"/>
+          <w:b w:val="0"/>
+          <w:i w:val="0"/>
+          <w:color w:val="0000FF"/>
+          <w:sz w:val="24"/>
+        </w:rPr>
+        <w:t>rs</w:t>
       </w:r>
       <w:r>
         <w:rPr>
@@ -2270,75 +2328,13 @@
       </w:r>
       <w:r>
         <w:rPr>
-          <w:u w:val="single" w:color="0000ff"/>
-          <w:rFonts w:ascii="Charis SIL Regular" w:hAnsi="Charis SIL Regular" w:eastAsia="Charis SIL Regular"/>
-          <w:b w:val="0"/>
-          <w:i w:val="0"/>
-          <w:color w:val="000000"/>
-          <w:sz w:val="24"/>
-        </w:rPr>
-        <w:hyperlink r:id="rId15" w:history="1">
-          <w:r>
-            <w:rPr>
-              <w:rStyle w:val="Hyperlink"/>
-            </w:rPr>
-            <w:t xml:space="preserve"> colo</w:t>
-          </w:r>
-        </w:hyperlink>
-      </w:r>
-      <w:r>
-        <w:rPr>
-          <w:u w:val="single" w:color="0000ff"/>
-          <w:rFonts w:ascii="Charis SIL Regular" w:hAnsi="Charis SIL Regular" w:eastAsia="Charis SIL Regular"/>
-          <w:b w:val="0"/>
-          <w:i w:val="0"/>
-          <w:color w:val="000000"/>
-          <w:sz w:val="24"/>
-        </w:rPr>
-        <w:hyperlink r:id="rId15" w:history="1">
-          <w:r>
-            <w:rPr>
-              <w:rStyle w:val="Hyperlink"/>
-            </w:rPr>
-            <w:t>nial civ</w:t>
-          </w:r>
-        </w:hyperlink>
-      </w:r>
-      <w:r>
-        <w:rPr>
-          <w:u w:val="single" w:color="0000ff"/>
-          <w:rFonts w:ascii="Charis SIL Regular" w:hAnsi="Charis SIL Regular" w:eastAsia="Charis SIL Regular"/>
-          <w:b w:val="0"/>
-          <w:i w:val="0"/>
-          <w:color w:val="000000"/>
-          <w:sz w:val="24"/>
-        </w:rPr>
-        <w:hyperlink r:id="rId15" w:history="1">
-          <w:r>
-            <w:rPr>
-              <w:rStyle w:val="Hyperlink"/>
-            </w:rPr>
-            <w:t>il servants</w:t>
-          </w:r>
-        </w:hyperlink>
-      </w:r>
-      <w:r>
-        <w:rPr>
-          <w:u w:val="single" w:color="0000ff"/>
-          <w:rFonts w:ascii="Charis SIL Regular" w:hAnsi="Charis SIL Regular" w:eastAsia="Charis SIL Regular"/>
-          <w:b w:val="0"/>
-          <w:i w:val="0"/>
-          <w:color w:val="000000"/>
-          <w:sz w:val="24"/>
-        </w:rPr>
-        <w:hyperlink r:id="rId15" w:history="1">
-          <w:r>
-            <w:rPr>
-              <w:rStyle w:val="Hyperlink"/>
-            </w:rPr>
-            <w:t xml:space="preserve"> in S</w:t>
-          </w:r>
-        </w:hyperlink>
+          <w:rFonts w:ascii="Charis SIL Regular" w:hAnsi="Charis SIL Regular" w:eastAsia="Charis SIL Regular"/>
+          <w:b w:val="0"/>
+          <w:i w:val="0"/>
+          <w:color w:val="000000"/>
+          <w:sz w:val="24"/>
+        </w:rPr>
+        <w:t xml:space="preserve"> colonial civil servants in S</w:t>
       </w:r>
       <w:r>
         <w:rPr>
@@ -2378,21 +2374,13 @@
       </w:r>
       <w:r>
         <w:rPr>
-          <w:u w:val="single" w:color="0000ff"/>
-          <w:rFonts w:ascii="Charis SIL Regular" w:hAnsi="Charis SIL Regular" w:eastAsia="Charis SIL Regular"/>
-          <w:b w:val="0"/>
-          <w:i w:val="0"/>
-          <w:color w:val="000000"/>
-          <w:sz w:val="24"/>
-        </w:rPr>
-        <w:hyperlink r:id="rId15" w:history="1">
-          <w:r>
-            <w:rPr>
-              <w:rStyle w:val="Hyperlink"/>
-            </w:rPr>
-            <w:t>ame, Ar</w:t>
-          </w:r>
-        </w:hyperlink>
+          <w:rFonts w:ascii="Charis SIL Regular" w:hAnsi="Charis SIL Regular" w:eastAsia="Charis SIL Regular"/>
+          <w:b w:val="0"/>
+          <w:i w:val="0"/>
+          <w:color w:val="000000"/>
+          <w:sz w:val="24"/>
+        </w:rPr>
+        <w:t>ame, Ar</w:t>
       </w:r>
       <w:r>
         <w:rPr>
@@ -3156,13 +3144,39 @@
       </w:r>
       <w:r>
         <w:rPr>
-          <w:rFonts w:ascii="Charis SIL Regular" w:hAnsi="Charis SIL Regular" w:eastAsia="Charis SIL Regular"/>
-          <w:b w:val="0"/>
-          <w:i w:val="0"/>
-          <w:color w:val="000000"/>
-          <w:sz w:val="24"/>
-        </w:rPr>
-        <w:t xml:space="preserve">and the </w:t>
+          <w:u w:val="single" w:color="0000ff"/>
+          <w:rFonts w:ascii="Charis SIL Regular" w:hAnsi="Charis SIL Regular" w:eastAsia="Charis SIL Regular"/>
+          <w:b w:val="0"/>
+          <w:i w:val="0"/>
+          <w:color w:val="000000"/>
+          <w:sz w:val="24"/>
+        </w:rPr>
+        <w:hyperlink r:id="rId18" w:history="1">
+          <w:r>
+            <w:rPr>
+              <w:rStyle w:val="Hyperlink"/>
+            </w:rPr>
+            <w:t>and</w:t>
+          </w:r>
+        </w:hyperlink>
+      </w:r>
+      <w:r>
+        <w:rPr>
+          <w:u w:val="single" w:color="0000ff"/>
+          <w:rFonts w:ascii="Charis SIL Regular" w:hAnsi="Charis SIL Regular" w:eastAsia="Charis SIL Regular"/>
+          <w:b w:val="0"/>
+          <w:i w:val="0"/>
+          <w:color w:val="000000"/>
+          <w:sz w:val="24"/>
+        </w:rPr>
+        <w:hyperlink r:id="rId18" w:history="1">
+          <w:r>
+            <w:rPr>
+              <w:rStyle w:val="Hyperlink"/>
+            </w:rPr>
+            <w:t xml:space="preserve"> the </w:t>
+          </w:r>
+        </w:hyperlink>
       </w:r>
       <w:r>
         <w:rPr>
@@ -3173,7 +3187,7 @@
           <w:sz w:val="24"/>
           <w:u w:val="single"/>
         </w:rPr>
-        <w:hyperlink r:id="rId20" w:history="1">
+        <w:hyperlink r:id="rId18" w:history="1">
           <w:r>
             <w:rPr>
               <w:rStyle w:val="Hyperlink"/>
@@ -3191,7 +3205,7 @@
           <w:sz w:val="24"/>
           <w:u w:val="single"/>
         </w:rPr>
-        <w:hyperlink r:id="rId20" w:history="1">
+        <w:hyperlink r:id="rId18" w:history="1">
           <w:r>
             <w:rPr>
               <w:rStyle w:val="Hyperlink"/>
@@ -3209,7 +3223,7 @@
           <w:sz w:val="24"/>
           <w:u w:val="single"/>
         </w:rPr>
-        <w:hyperlink r:id="rId20" w:history="1">
+        <w:hyperlink r:id="rId18" w:history="1">
           <w:r>
             <w:rPr>
               <w:rStyle w:val="Hyperlink"/>
@@ -3238,7 +3252,7 @@
           <w:sz w:val="24"/>
           <w:u w:val="single"/>
         </w:rPr>
-        <w:hyperlink r:id="rId20" w:history="1">
+        <w:hyperlink r:id="rId18" w:history="1">
           <w:r>
             <w:rPr>
               <w:rStyle w:val="Hyperlink"/>
@@ -3720,32 +3734,7 @@
           <w:color w:val="000000"/>
           <w:sz w:val="24"/>
         </w:rPr>
-        <w:hyperlink r:id="rId21" w:history="1">
-          <w:r>
-            <w:rPr>
-              <w:rStyle w:val="Hyperlink"/>
-            </w:rPr>
-            <w:t>itutions i</w:t>
-          </w:r>
-        </w:hyperlink>
-      </w:r>
-      <w:r>
-        <w:rPr>
-          <w:u w:val="single" w:color="0000ff"/>
-          <w:rFonts w:ascii="Charis SIL Regular" w:hAnsi="Charis SIL Regular" w:eastAsia="Charis SIL Regular"/>
-          <w:b w:val="0"/>
-          <w:i w:val="0"/>
-          <w:color w:val="000000"/>
-          <w:sz w:val="24"/>
-        </w:rPr>
-        <w:hyperlink r:id="rId21" w:history="1">
-          <w:r>
-            <w:rPr>
-              <w:rStyle w:val="Hyperlink"/>
-            </w:rPr>
-            <w:t>n t</w:t>
-          </w:r>
-        </w:hyperlink>
+        <w:t>itutions in t</w:t>
       </w:r>
       <w:r>
         <w:rPr>
@@ -3800,6 +3789,7 @@
           <w:i w:val="0"/>
           <w:color w:val="0000FF"/>
           <w:sz w:val="24"/>
+          <w:u w:val="single"/>
         </w:rPr>
         <w:hyperlink r:id="rId23" w:history="1">
           <w:r>
@@ -3819,7 +3809,7 @@
           <w:sz w:val="24"/>
           <w:u w:val="single"/>
         </w:rPr>
-        <w:hyperlink r:id="rId22" w:history="1">
+        <w:hyperlink r:id="rId23" w:history="1">
           <w:r>
             <w:rPr>
               <w:rStyle w:val="Hyperlink"/>
@@ -3848,7 +3838,7 @@
           <w:sz w:val="24"/>
           <w:u w:val="single"/>
         </w:rPr>
-        <w:hyperlink r:id="rId22" w:history="1">
+        <w:hyperlink r:id="rId23" w:history="1">
           <w:r>
             <w:rPr>
               <w:rStyle w:val="Hyperlink"/>
@@ -3875,25 +3865,7 @@
           <w:color w:val="000000"/>
           <w:sz w:val="24"/>
         </w:rPr>
-        <w:t>collections relating to enslaved peop</w:t>
-      </w:r>
-      <w:r>
-        <w:rPr>
-          <w:u w:val="single" w:color="0000ff"/>
-          <w:rFonts w:ascii="Charis SIL Regular" w:hAnsi="Charis SIL Regular" w:eastAsia="Charis SIL Regular"/>
-          <w:b w:val="0"/>
-          <w:i w:val="0"/>
-          <w:color w:val="000000"/>
-          <w:sz w:val="24"/>
-        </w:rPr>
-        <w:hyperlink r:id="rId23" w:history="1">
-          <w:r>
-            <w:rPr>
-              <w:rStyle w:val="Hyperlink"/>
-            </w:rPr>
-            <w:t>le in Ar</w:t>
-          </w:r>
-        </w:hyperlink>
+        <w:t>collections relating to enslaved people in Ar</w:t>
       </w:r>
       <w:r>
         <w:rPr>
@@ -5495,29 +5467,13 @@
             <w:rPr>
               <w:rStyle w:val="Hyperlink"/>
             </w:rPr>
-            <w:t>eritage fi</w:t>
+            <w:t>eritage fie</w:t>
           </w:r>
         </w:hyperlink>
       </w:r>
       <w:r>
         <w:rPr>
-          <w:rFonts w:ascii="Charis SIL Regular" w:hAnsi="Charis SIL Regular" w:eastAsia="Charis SIL Regular"/>
-          <w:b w:val="0"/>
-          <w:i w:val="0"/>
-          <w:color w:val="000000"/>
-          <w:sz w:val="24"/>
-        </w:rPr>
-        <w:hyperlink r:id="rId28" w:history="1">
-          <w:r>
-            <w:rPr>
-              <w:rStyle w:val="Hyperlink"/>
-            </w:rPr>
-            <w:t>e</w:t>
-          </w:r>
-        </w:hyperlink>
-      </w:r>
-      <w:r>
-        <w:rPr>
+          <w:u w:val="single" w:color="0000ff"/>
           <w:rFonts w:ascii="Charis SIL Regular" w:hAnsi="Charis SIL Regular" w:eastAsia="Charis SIL Regular"/>
           <w:b w:val="0"/>
           <w:i w:val="0"/>
@@ -5612,7 +5568,7 @@
             <w:rPr>
               <w:rStyle w:val="Hyperlink"/>
             </w:rPr>
-            <w:t>98, the fo</w:t>
+            <w:t>98, the f</w:t>
           </w:r>
         </w:hyperlink>
       </w:r>
@@ -5624,7 +5580,7 @@
           <w:color w:val="000000"/>
           <w:sz w:val="24"/>
         </w:rPr>
-        <w:t xml:space="preserve">undation aims to document, collect and </w:t>
+        <w:t xml:space="preserve">oundation aims to document, collect and </w:t>
       </w:r>
       <w:r>
         <w:rPr>
@@ -6721,8 +6677,16 @@
           <w:i w:val="0"/>
           <w:color w:val="0000FF"/>
           <w:sz w:val="24"/>
-        </w:rPr>
-        <w:t>Curaçao: Free from Slavery (manumissions) 1722-18</w:t>
+          <w:u w:val="single"/>
+        </w:rPr>
+        <w:hyperlink r:id="rId33" w:history="1">
+          <w:r>
+            <w:rPr>
+              <w:rStyle w:val="Hyperlink"/>
+            </w:rPr>
+            <w:t>Curaçao:</w:t>
+          </w:r>
+        </w:hyperlink>
       </w:r>
       <w:r>
         <w:rPr>
@@ -6733,7 +6697,242 @@
           <w:sz w:val="24"/>
           <w:u w:val="single"/>
         </w:rPr>
-        <w:hyperlink r:id="rId32" w:history="1">
+        <w:t xml:space="preserve"> </w:t>
+      </w:r>
+      <w:r>
+        <w:rPr>
+          <w:rFonts w:ascii="Charis SIL Regular" w:hAnsi="Charis SIL Regular" w:eastAsia="Charis SIL Regular"/>
+          <w:b w:val="0"/>
+          <w:i w:val="0"/>
+          <w:color w:val="0000FF"/>
+          <w:sz w:val="24"/>
+          <w:u w:val="single"/>
+        </w:rPr>
+        <w:hyperlink r:id="rId33" w:history="1">
+          <w:r>
+            <w:rPr>
+              <w:rStyle w:val="Hyperlink"/>
+            </w:rPr>
+            <w:t>Free</w:t>
+          </w:r>
+        </w:hyperlink>
+      </w:r>
+      <w:r>
+        <w:rPr>
+          <w:rFonts w:ascii="Charis SIL Regular" w:hAnsi="Charis SIL Regular" w:eastAsia="Charis SIL Regular"/>
+          <w:b w:val="0"/>
+          <w:i w:val="0"/>
+          <w:color w:val="0000FF"/>
+          <w:sz w:val="24"/>
+          <w:u w:val="single"/>
+        </w:rPr>
+        <w:t xml:space="preserve"> </w:t>
+      </w:r>
+      <w:r>
+        <w:rPr>
+          <w:rFonts w:ascii="Charis SIL Regular" w:hAnsi="Charis SIL Regular" w:eastAsia="Charis SIL Regular"/>
+          <w:b w:val="0"/>
+          <w:i w:val="0"/>
+          <w:color w:val="0000FF"/>
+          <w:sz w:val="24"/>
+          <w:u w:val="single"/>
+        </w:rPr>
+        <w:hyperlink r:id="rId33" w:history="1">
+          <w:r>
+            <w:rPr>
+              <w:rStyle w:val="Hyperlink"/>
+            </w:rPr>
+            <w:t>from</w:t>
+          </w:r>
+        </w:hyperlink>
+      </w:r>
+      <w:r>
+        <w:rPr>
+          <w:rFonts w:ascii="Charis SIL Regular" w:hAnsi="Charis SIL Regular" w:eastAsia="Charis SIL Regular"/>
+          <w:b w:val="0"/>
+          <w:i w:val="0"/>
+          <w:color w:val="0000FF"/>
+          <w:sz w:val="24"/>
+          <w:u w:val="single"/>
+        </w:rPr>
+        <w:t xml:space="preserve"> </w:t>
+      </w:r>
+      <w:r>
+        <w:rPr>
+          <w:rFonts w:ascii="Charis SIL Regular" w:hAnsi="Charis SIL Regular" w:eastAsia="Charis SIL Regular"/>
+          <w:b w:val="0"/>
+          <w:i w:val="0"/>
+          <w:color w:val="0000FF"/>
+          <w:sz w:val="24"/>
+          <w:u w:val="single"/>
+        </w:rPr>
+        <w:hyperlink r:id="rId33" w:history="1">
+          <w:r>
+            <w:rPr>
+              <w:rStyle w:val="Hyperlink"/>
+            </w:rPr>
+            <w:t>Slavery</w:t>
+          </w:r>
+        </w:hyperlink>
+      </w:r>
+      <w:r>
+        <w:rPr>
+          <w:rFonts w:ascii="Charis SIL Regular" w:hAnsi="Charis SIL Regular" w:eastAsia="Charis SIL Regular"/>
+          <w:b w:val="0"/>
+          <w:i w:val="0"/>
+          <w:color w:val="0000FF"/>
+          <w:sz w:val="24"/>
+          <w:u w:val="single"/>
+        </w:rPr>
+        <w:t xml:space="preserve"> </w:t>
+      </w:r>
+      <w:r>
+        <w:rPr>
+          <w:rFonts w:ascii="Charis SIL Regular" w:hAnsi="Charis SIL Regular" w:eastAsia="Charis SIL Regular"/>
+          <w:b w:val="0"/>
+          <w:i w:val="0"/>
+          <w:color w:val="0000FF"/>
+          <w:sz w:val="24"/>
+          <w:u w:val="single"/>
+        </w:rPr>
+        <w:hyperlink r:id="rId33" w:history="1">
+          <w:r>
+            <w:rPr>
+              <w:rStyle w:val="Hyperlink"/>
+            </w:rPr>
+            <w:t>(man</w:t>
+          </w:r>
+        </w:hyperlink>
+      </w:r>
+      <w:r>
+        <w:rPr>
+          <w:rFonts w:ascii="Charis SIL Regular" w:hAnsi="Charis SIL Regular" w:eastAsia="Charis SIL Regular"/>
+          <w:b w:val="0"/>
+          <w:i w:val="0"/>
+          <w:color w:val="0000FF"/>
+          <w:sz w:val="24"/>
+          <w:u w:val="single"/>
+        </w:rPr>
+        <w:hyperlink r:id="rId33" w:history="1">
+          <w:r>
+            <w:rPr>
+              <w:rStyle w:val="Hyperlink"/>
+            </w:rPr>
+            <w:t>umission</w:t>
+          </w:r>
+        </w:hyperlink>
+      </w:r>
+      <w:r>
+        <w:rPr>
+          <w:rFonts w:ascii="Charis SIL Regular" w:hAnsi="Charis SIL Regular" w:eastAsia="Charis SIL Regular"/>
+          <w:b w:val="0"/>
+          <w:i w:val="0"/>
+          <w:color w:val="0000FF"/>
+          <w:sz w:val="24"/>
+          <w:u w:val="single"/>
+        </w:rPr>
+        <w:hyperlink r:id="rId33" w:history="1">
+          <w:r>
+            <w:rPr>
+              <w:rStyle w:val="Hyperlink"/>
+            </w:rPr>
+            <w:t>s</w:t>
+          </w:r>
+        </w:hyperlink>
+      </w:r>
+      <w:r>
+        <w:rPr>
+          <w:rFonts w:ascii="Charis SIL Regular" w:hAnsi="Charis SIL Regular" w:eastAsia="Charis SIL Regular"/>
+          <w:b w:val="0"/>
+          <w:i w:val="0"/>
+          <w:color w:val="0000FF"/>
+          <w:sz w:val="24"/>
+          <w:u w:val="single"/>
+        </w:rPr>
+        <w:hyperlink r:id="rId33" w:history="1">
+          <w:r>
+            <w:rPr>
+              <w:rStyle w:val="Hyperlink"/>
+            </w:rPr>
+            <w:t>)</w:t>
+          </w:r>
+        </w:hyperlink>
+      </w:r>
+      <w:r>
+        <w:rPr>
+          <w:rFonts w:ascii="Charis SIL Regular" w:hAnsi="Charis SIL Regular" w:eastAsia="Charis SIL Regular"/>
+          <w:b w:val="0"/>
+          <w:i w:val="0"/>
+          <w:color w:val="0000FF"/>
+          <w:sz w:val="24"/>
+          <w:u w:val="single"/>
+        </w:rPr>
+        <w:t xml:space="preserve"> </w:t>
+      </w:r>
+      <w:r>
+        <w:rPr>
+          <w:rFonts w:ascii="Charis SIL Regular" w:hAnsi="Charis SIL Regular" w:eastAsia="Charis SIL Regular"/>
+          <w:b w:val="0"/>
+          <w:i w:val="0"/>
+          <w:color w:val="0000FF"/>
+          <w:sz w:val="24"/>
+          <w:u w:val="single"/>
+        </w:rPr>
+        <w:hyperlink r:id="rId33" w:history="1">
+          <w:r>
+            <w:rPr>
+              <w:rStyle w:val="Hyperlink"/>
+            </w:rPr>
+            <w:t>172</w:t>
+          </w:r>
+        </w:hyperlink>
+      </w:r>
+      <w:r>
+        <w:rPr>
+          <w:rFonts w:ascii="Charis SIL Regular" w:hAnsi="Charis SIL Regular" w:eastAsia="Charis SIL Regular"/>
+          <w:b w:val="0"/>
+          <w:i w:val="0"/>
+          <w:color w:val="0000FF"/>
+          <w:sz w:val="24"/>
+          <w:u w:val="single"/>
+        </w:rPr>
+        <w:hyperlink r:id="rId33" w:history="1">
+          <w:r>
+            <w:rPr>
+              <w:rStyle w:val="Hyperlink"/>
+            </w:rPr>
+            <w:t>2</w:t>
+          </w:r>
+        </w:hyperlink>
+      </w:r>
+      <w:r>
+        <w:rPr>
+          <w:rFonts w:ascii="Charis SIL Regular" w:hAnsi="Charis SIL Regular" w:eastAsia="Charis SIL Regular"/>
+          <w:b w:val="0"/>
+          <w:i w:val="0"/>
+          <w:color w:val="0000FF"/>
+          <w:sz w:val="24"/>
+          <w:u w:val="single"/>
+        </w:rPr>
+        <w:hyperlink r:id="rId33" w:history="1">
+          <w:r>
+            <w:rPr>
+              <w:rStyle w:val="Hyperlink"/>
+            </w:rPr>
+            <w:t>-18</w:t>
+          </w:r>
+        </w:hyperlink>
+      </w:r>
+      <w:r>
+        <w:rPr>
+          <w:rFonts w:ascii="Charis SIL Regular" w:hAnsi="Charis SIL Regular" w:eastAsia="Charis SIL Regular"/>
+          <w:b w:val="0"/>
+          <w:i w:val="0"/>
+          <w:color w:val="0000FF"/>
+          <w:sz w:val="24"/>
+          <w:u w:val="single"/>
+        </w:rPr>
+        <w:hyperlink r:id="rId33" w:history="1">
           <w:r>
             <w:rPr>
               <w:rStyle w:val="Hyperlink"/>

--- a/EXPORTS/DOCX/published/niveau2/English/ArubaBonaireCuracao.docx
+++ b/EXPORTS/DOCX/published/niveau2/English/ArubaBonaireCuracao.docx
@@ -742,6 +742,7 @@
       </w:r>
       <w:r>
         <w:rPr>
+          <w:u w:val="single" w:color="0000ff"/>
           <w:rFonts w:ascii="Charis SIL Regular" w:hAnsi="Charis SIL Regular" w:eastAsia="Charis SIL Regular"/>
           <w:b w:val="0"/>
           <w:i w:val="0"/>
@@ -1435,7 +1436,7 @@
             <w:rPr>
               <w:rStyle w:val="Hyperlink"/>
             </w:rPr>
-            <w:t>office</w:t>
+            <w:t>offi</w:t>
           </w:r>
         </w:hyperlink>
       </w:r>
@@ -1446,7 +1447,23 @@
           <w:i w:val="0"/>
           <w:color w:val="0000FF"/>
           <w:sz w:val="24"/>
-          <w:u w:val="single"/>
+        </w:rPr>
+        <w:hyperlink r:id="rId14" w:history="1">
+          <w:r>
+            <w:rPr>
+              <w:rStyle w:val="Hyperlink"/>
+            </w:rPr>
+            <w:t>ce</w:t>
+          </w:r>
+        </w:hyperlink>
+      </w:r>
+      <w:r>
+        <w:rPr>
+          <w:rFonts w:ascii="Charis SIL Regular" w:hAnsi="Charis SIL Regular" w:eastAsia="Charis SIL Regular"/>
+          <w:b w:val="0"/>
+          <w:i w:val="0"/>
+          <w:color w:val="0000FF"/>
+          <w:sz w:val="24"/>
         </w:rPr>
         <w:t>rs</w:t>
       </w:r>
@@ -1504,19 +1521,9 @@
             <w:rPr>
               <w:rStyle w:val="Hyperlink"/>
             </w:rPr>
-            <w:t>soldie</w:t>
+            <w:t>soldiers</w:t>
           </w:r>
         </w:hyperlink>
-      </w:r>
-      <w:r>
-        <w:rPr>
-          <w:rFonts w:ascii="Charis SIL Regular" w:hAnsi="Charis SIL Regular" w:eastAsia="Charis SIL Regular"/>
-          <w:b w:val="0"/>
-          <w:i w:val="0"/>
-          <w:color w:val="0000FF"/>
-          <w:sz w:val="24"/>
-        </w:rPr>
-        <w:t>rs</w:t>
       </w:r>
       <w:r>
         <w:rPr>
@@ -2328,13 +2335,75 @@
       </w:r>
       <w:r>
         <w:rPr>
-          <w:rFonts w:ascii="Charis SIL Regular" w:hAnsi="Charis SIL Regular" w:eastAsia="Charis SIL Regular"/>
-          <w:b w:val="0"/>
-          <w:i w:val="0"/>
-          <w:color w:val="000000"/>
-          <w:sz w:val="24"/>
-        </w:rPr>
-        <w:t xml:space="preserve"> colonial civil servants in S</w:t>
+          <w:u w:val="single" w:color="0000ff"/>
+          <w:rFonts w:ascii="Charis SIL Regular" w:hAnsi="Charis SIL Regular" w:eastAsia="Charis SIL Regular"/>
+          <w:b w:val="0"/>
+          <w:i w:val="0"/>
+          <w:color w:val="000000"/>
+          <w:sz w:val="24"/>
+        </w:rPr>
+        <w:hyperlink r:id="rId15" w:history="1">
+          <w:r>
+            <w:rPr>
+              <w:rStyle w:val="Hyperlink"/>
+            </w:rPr>
+            <w:t xml:space="preserve"> colo</w:t>
+          </w:r>
+        </w:hyperlink>
+      </w:r>
+      <w:r>
+        <w:rPr>
+          <w:u w:val="single" w:color="0000ff"/>
+          <w:rFonts w:ascii="Charis SIL Regular" w:hAnsi="Charis SIL Regular" w:eastAsia="Charis SIL Regular"/>
+          <w:b w:val="0"/>
+          <w:i w:val="0"/>
+          <w:color w:val="000000"/>
+          <w:sz w:val="24"/>
+        </w:rPr>
+        <w:hyperlink r:id="rId15" w:history="1">
+          <w:r>
+            <w:rPr>
+              <w:rStyle w:val="Hyperlink"/>
+            </w:rPr>
+            <w:t>nial civ</w:t>
+          </w:r>
+        </w:hyperlink>
+      </w:r>
+      <w:r>
+        <w:rPr>
+          <w:u w:val="single" w:color="0000ff"/>
+          <w:rFonts w:ascii="Charis SIL Regular" w:hAnsi="Charis SIL Regular" w:eastAsia="Charis SIL Regular"/>
+          <w:b w:val="0"/>
+          <w:i w:val="0"/>
+          <w:color w:val="000000"/>
+          <w:sz w:val="24"/>
+        </w:rPr>
+        <w:hyperlink r:id="rId15" w:history="1">
+          <w:r>
+            <w:rPr>
+              <w:rStyle w:val="Hyperlink"/>
+            </w:rPr>
+            <w:t>il servants</w:t>
+          </w:r>
+        </w:hyperlink>
+      </w:r>
+      <w:r>
+        <w:rPr>
+          <w:u w:val="single" w:color="0000ff"/>
+          <w:rFonts w:ascii="Charis SIL Regular" w:hAnsi="Charis SIL Regular" w:eastAsia="Charis SIL Regular"/>
+          <w:b w:val="0"/>
+          <w:i w:val="0"/>
+          <w:color w:val="000000"/>
+          <w:sz w:val="24"/>
+        </w:rPr>
+        <w:hyperlink r:id="rId15" w:history="1">
+          <w:r>
+            <w:rPr>
+              <w:rStyle w:val="Hyperlink"/>
+            </w:rPr>
+            <w:t xml:space="preserve"> in S</w:t>
+          </w:r>
+        </w:hyperlink>
       </w:r>
       <w:r>
         <w:rPr>
@@ -2374,13 +2443,21 @@
       </w:r>
       <w:r>
         <w:rPr>
-          <w:rFonts w:ascii="Charis SIL Regular" w:hAnsi="Charis SIL Regular" w:eastAsia="Charis SIL Regular"/>
-          <w:b w:val="0"/>
-          <w:i w:val="0"/>
-          <w:color w:val="000000"/>
-          <w:sz w:val="24"/>
-        </w:rPr>
-        <w:t>ame, Ar</w:t>
+          <w:u w:val="single" w:color="0000ff"/>
+          <w:rFonts w:ascii="Charis SIL Regular" w:hAnsi="Charis SIL Regular" w:eastAsia="Charis SIL Regular"/>
+          <w:b w:val="0"/>
+          <w:i w:val="0"/>
+          <w:color w:val="000000"/>
+          <w:sz w:val="24"/>
+        </w:rPr>
+        <w:hyperlink r:id="rId15" w:history="1">
+          <w:r>
+            <w:rPr>
+              <w:rStyle w:val="Hyperlink"/>
+            </w:rPr>
+            <w:t>ame, Ar</w:t>
+          </w:r>
+        </w:hyperlink>
       </w:r>
       <w:r>
         <w:rPr>
@@ -3734,7 +3811,32 @@
           <w:color w:val="000000"/>
           <w:sz w:val="24"/>
         </w:rPr>
-        <w:t>itutions in t</w:t>
+        <w:hyperlink r:id="rId21" w:history="1">
+          <w:r>
+            <w:rPr>
+              <w:rStyle w:val="Hyperlink"/>
+            </w:rPr>
+            <w:t>itutions i</w:t>
+          </w:r>
+        </w:hyperlink>
+      </w:r>
+      <w:r>
+        <w:rPr>
+          <w:u w:val="single" w:color="0000ff"/>
+          <w:rFonts w:ascii="Charis SIL Regular" w:hAnsi="Charis SIL Regular" w:eastAsia="Charis SIL Regular"/>
+          <w:b w:val="0"/>
+          <w:i w:val="0"/>
+          <w:color w:val="000000"/>
+          <w:sz w:val="24"/>
+        </w:rPr>
+        <w:hyperlink r:id="rId21" w:history="1">
+          <w:r>
+            <w:rPr>
+              <w:rStyle w:val="Hyperlink"/>
+            </w:rPr>
+            <w:t>n t</w:t>
+          </w:r>
+        </w:hyperlink>
       </w:r>
       <w:r>
         <w:rPr>
@@ -3756,31 +3858,13 @@
       </w:r>
       <w:r>
         <w:rPr>
-          <w:u w:val="single" w:color="0000ff"/>
-          <w:rFonts w:ascii="Charis SIL Regular" w:hAnsi="Charis SIL Regular" w:eastAsia="Charis SIL Regular"/>
-          <w:b w:val="0"/>
-          <w:i w:val="0"/>
-          <w:color w:val="000000"/>
-          <w:sz w:val="24"/>
-        </w:rPr>
-        <w:hyperlink r:id="rId21" w:history="1">
-          <w:r>
-            <w:rPr>
-              <w:rStyle w:val="Hyperlink"/>
-            </w:rPr>
-            <w:t>Netherlands</w:t>
-          </w:r>
-        </w:hyperlink>
-      </w:r>
-      <w:r>
-        <w:rPr>
-          <w:rFonts w:ascii="Charis SIL Regular" w:hAnsi="Charis SIL Regular" w:eastAsia="Charis SIL Regular"/>
-          <w:b w:val="0"/>
-          <w:i w:val="0"/>
-          <w:color w:val="000000"/>
-          <w:sz w:val="24"/>
-        </w:rPr>
-        <w:t xml:space="preserve">. There is also a specific </w:t>
+          <w:rFonts w:ascii="Charis SIL Regular" w:hAnsi="Charis SIL Regular" w:eastAsia="Charis SIL Regular"/>
+          <w:b w:val="0"/>
+          <w:i w:val="0"/>
+          <w:color w:val="000000"/>
+          <w:sz w:val="24"/>
+        </w:rPr>
+        <w:t xml:space="preserve">Netherlands. There is also a specific </w:t>
       </w:r>
       <w:r>
         <w:rPr>
@@ -3809,7 +3893,7 @@
           <w:sz w:val="24"/>
           <w:u w:val="single"/>
         </w:rPr>
-        <w:hyperlink r:id="rId23" w:history="1">
+        <w:hyperlink r:id="rId22" w:history="1">
           <w:r>
             <w:rPr>
               <w:rStyle w:val="Hyperlink"/>
@@ -3838,7 +3922,7 @@
           <w:sz w:val="24"/>
           <w:u w:val="single"/>
         </w:rPr>
-        <w:hyperlink r:id="rId23" w:history="1">
+        <w:hyperlink r:id="rId22" w:history="1">
           <w:r>
             <w:rPr>
               <w:rStyle w:val="Hyperlink"/>
@@ -3865,7 +3949,25 @@
           <w:color w:val="000000"/>
           <w:sz w:val="24"/>
         </w:rPr>
-        <w:t>collections relating to enslaved people in Ar</w:t>
+        <w:t>collections relating to enslaved peop</w:t>
+      </w:r>
+      <w:r>
+        <w:rPr>
+          <w:u w:val="single" w:color="0000ff"/>
+          <w:rFonts w:ascii="Charis SIL Regular" w:hAnsi="Charis SIL Regular" w:eastAsia="Charis SIL Regular"/>
+          <w:b w:val="0"/>
+          <w:i w:val="0"/>
+          <w:color w:val="000000"/>
+          <w:sz w:val="24"/>
+        </w:rPr>
+        <w:hyperlink r:id="rId23" w:history="1">
+          <w:r>
+            <w:rPr>
+              <w:rStyle w:val="Hyperlink"/>
+            </w:rPr>
+            <w:t>le in Ar</w:t>
+          </w:r>
+        </w:hyperlink>
       </w:r>
       <w:r>
         <w:rPr>
@@ -4063,6 +4165,7 @@
           <w:i w:val="0"/>
           <w:color w:val="0000FF"/>
           <w:sz w:val="24"/>
+          <w:u w:val="single"/>
         </w:rPr>
         <w:t>A</w:t>
       </w:r>
@@ -4189,61 +4292,7 @@
           <w:color w:val="000000"/>
           <w:sz w:val="24"/>
         </w:rPr>
-        <w:t xml:space="preserve">•  </w:t>
-      </w:r>
-      <w:r>
-        <w:rPr>
-          <w:u w:val="single" w:color="0000ff"/>
-          <w:rFonts w:ascii="Charis SIL Regular" w:hAnsi="Charis SIL Regular" w:eastAsia="Charis SIL Regular"/>
-          <w:b w:val="0"/>
-          <w:i w:val="0"/>
-          <w:color w:val="000000"/>
-          <w:sz w:val="24"/>
-        </w:rPr>
-        <w:hyperlink r:id="rId25" w:history="1">
-          <w:r>
-            <w:rPr>
-              <w:rStyle w:val="Hyperlink"/>
-            </w:rPr>
-            <w:t>The re</w:t>
-          </w:r>
-        </w:hyperlink>
-      </w:r>
-      <w:r>
-        <w:rPr>
-          <w:u w:val="single" w:color="0000ff"/>
-          <w:rFonts w:ascii="Charis SIL Regular" w:hAnsi="Charis SIL Regular" w:eastAsia="Charis SIL Regular"/>
-          <w:b w:val="0"/>
-          <w:i w:val="0"/>
-          <w:color w:val="000000"/>
-          <w:sz w:val="24"/>
-        </w:rPr>
-        <w:hyperlink r:id="rId25" w:history="1">
-          <w:r>
-            <w:rPr>
-              <w:rStyle w:val="Hyperlink"/>
-            </w:rPr>
-            <w:t>s</w:t>
-          </w:r>
-        </w:hyperlink>
-      </w:r>
-      <w:r>
-        <w:rPr>
-          <w:u w:val="single" w:color="0000ff"/>
-          <w:rFonts w:ascii="Charis SIL Regular" w:hAnsi="Charis SIL Regular" w:eastAsia="Charis SIL Regular"/>
-          <w:b w:val="0"/>
-          <w:i w:val="0"/>
-          <w:color w:val="000000"/>
-          <w:sz w:val="24"/>
-        </w:rPr>
-        <w:hyperlink r:id="rId25" w:history="1">
-          <w:r>
-            <w:rPr>
-              <w:rStyle w:val="Hyperlink"/>
-            </w:rPr>
-            <w:t xml:space="preserve">earch aid </w:t>
-          </w:r>
-        </w:hyperlink>
+        <w:t xml:space="preserve">•  The research aid </w:t>
       </w:r>
       <w:r>
         <w:rPr>
@@ -5467,13 +5516,29 @@
             <w:rPr>
               <w:rStyle w:val="Hyperlink"/>
             </w:rPr>
-            <w:t>eritage fie</w:t>
+            <w:t>eritage fi</w:t>
           </w:r>
         </w:hyperlink>
       </w:r>
       <w:r>
         <w:rPr>
-          <w:u w:val="single" w:color="0000ff"/>
+          <w:rFonts w:ascii="Charis SIL Regular" w:hAnsi="Charis SIL Regular" w:eastAsia="Charis SIL Regular"/>
+          <w:b w:val="0"/>
+          <w:i w:val="0"/>
+          <w:color w:val="000000"/>
+          <w:sz w:val="24"/>
+        </w:rPr>
+        <w:hyperlink r:id="rId28" w:history="1">
+          <w:r>
+            <w:rPr>
+              <w:rStyle w:val="Hyperlink"/>
+            </w:rPr>
+            <w:t>e</w:t>
+          </w:r>
+        </w:hyperlink>
+      </w:r>
+      <w:r>
+        <w:rPr>
           <w:rFonts w:ascii="Charis SIL Regular" w:hAnsi="Charis SIL Regular" w:eastAsia="Charis SIL Regular"/>
           <w:b w:val="0"/>
           <w:i w:val="0"/>
@@ -5568,7 +5633,7 @@
             <w:rPr>
               <w:rStyle w:val="Hyperlink"/>
             </w:rPr>
-            <w:t>98, the f</w:t>
+            <w:t>98, the fo</w:t>
           </w:r>
         </w:hyperlink>
       </w:r>
@@ -5580,7 +5645,7 @@
           <w:color w:val="000000"/>
           <w:sz w:val="24"/>
         </w:rPr>
-        <w:t xml:space="preserve">oundation aims to document, collect and </w:t>
+        <w:t xml:space="preserve">undation aims to document, collect and </w:t>
       </w:r>
       <w:r>
         <w:rPr>

--- a/EXPORTS/DOCX/published/niveau2/English/ArubaBonaireCuracao.docx
+++ b/EXPORTS/DOCX/published/niveau2/English/ArubaBonaireCuracao.docx
@@ -353,7 +353,14 @@
           <w:color w:val="000000"/>
           <w:sz w:val="24"/>
         </w:rPr>
-        <w:t>and d</w:t>
+        <w:hyperlink r:id="rId9" w:history="1">
+          <w:r>
+            <w:rPr>
+              <w:rStyle w:val="Hyperlink"/>
+            </w:rPr>
+            <w:t>and d</w:t>
+          </w:r>
+        </w:hyperlink>
       </w:r>
       <w:r>
         <w:rPr>
@@ -652,7 +659,32 @@
           <w:color w:val="000000"/>
           <w:sz w:val="24"/>
         </w:rPr>
-        <w:t>ed Kingd</w:t>
+        <w:hyperlink r:id="rId10" w:history="1">
+          <w:r>
+            <w:rPr>
+              <w:rStyle w:val="Hyperlink"/>
+            </w:rPr>
+            <w:t>ed Kin</w:t>
+          </w:r>
+        </w:hyperlink>
+      </w:r>
+      <w:r>
+        <w:rPr>
+          <w:u w:val="single" w:color="0000ff"/>
+          <w:rFonts w:ascii="Charis SIL Regular" w:hAnsi="Charis SIL Regular" w:eastAsia="Charis SIL Regular"/>
+          <w:b w:val="0"/>
+          <w:i w:val="0"/>
+          <w:color w:val="000000"/>
+          <w:sz w:val="24"/>
+        </w:rPr>
+        <w:hyperlink r:id="rId10" w:history="1">
+          <w:r>
+            <w:rPr>
+              <w:rStyle w:val="Hyperlink"/>
+            </w:rPr>
+            <w:t>gd</w:t>
+          </w:r>
+        </w:hyperlink>
       </w:r>
       <w:r>
         <w:rPr>
@@ -710,7 +742,6 @@
       </w:r>
       <w:r>
         <w:rPr>
-          <w:u w:val="single" w:color="0000ff"/>
           <w:rFonts w:ascii="Charis SIL Regular" w:hAnsi="Charis SIL Regular" w:eastAsia="Charis SIL Regular"/>
           <w:b w:val="0"/>
           <w:i w:val="0"/>
@@ -1404,7 +1435,7 @@
             <w:rPr>
               <w:rStyle w:val="Hyperlink"/>
             </w:rPr>
-            <w:t>offi</w:t>
+            <w:t>office</w:t>
           </w:r>
         </w:hyperlink>
       </w:r>
@@ -1416,16 +1447,6 @@
           <w:color w:val="0000FF"/>
           <w:sz w:val="24"/>
           <w:u w:val="single"/>
-        </w:rPr>
-        <w:t>ce</w:t>
-      </w:r>
-      <w:r>
-        <w:rPr>
-          <w:rFonts w:ascii="Charis SIL Regular" w:hAnsi="Charis SIL Regular" w:eastAsia="Charis SIL Regular"/>
-          <w:b w:val="0"/>
-          <w:i w:val="0"/>
-          <w:color w:val="0000FF"/>
-          <w:sz w:val="24"/>
         </w:rPr>
         <w:t>rs</w:t>
       </w:r>
@@ -1715,9 +1736,19 @@
             <w:rPr>
               <w:rStyle w:val="Hyperlink"/>
             </w:rPr>
-            <w:t>1815-1950</w:t>
+            <w:t>1815-19</w:t>
           </w:r>
         </w:hyperlink>
+      </w:r>
+      <w:r>
+        <w:rPr>
+          <w:rFonts w:ascii="Charis SIL Regular" w:hAnsi="Charis SIL Regular" w:eastAsia="Charis SIL Regular"/>
+          <w:b w:val="0"/>
+          <w:i w:val="0"/>
+          <w:color w:val="0000FF"/>
+          <w:sz w:val="24"/>
+        </w:rPr>
+        <w:t>50</w:t>
       </w:r>
       <w:r>
         <w:rPr>
@@ -2770,7 +2801,35 @@
           <w:color w:val="000000"/>
           <w:sz w:val="24"/>
         </w:rPr>
-        <w:t xml:space="preserve"> contains a lot of useful information regarding the university’</w:t>
+        <w:t xml:space="preserve"> contains a lot of useful information regarding the uni</w:t>
+      </w:r>
+      <w:r>
+        <w:rPr>
+          <w:u w:val="single" w:color="0000ff"/>
+          <w:rFonts w:ascii="Charis SIL Regular" w:hAnsi="Charis SIL Regular" w:eastAsia="Charis SIL Regular"/>
+          <w:b w:val="0"/>
+          <w:i w:val="0"/>
+          <w:color w:val="000000"/>
+          <w:sz w:val="24"/>
+        </w:rPr>
+        <w:hyperlink r:id="rId16" w:history="1">
+          <w:r>
+            <w:rPr>
+              <w:rStyle w:val="Hyperlink"/>
+            </w:rPr>
+            <w:t>versity</w:t>
+          </w:r>
+        </w:hyperlink>
+      </w:r>
+      <w:r>
+        <w:rPr>
+          <w:rFonts w:ascii="Charis SIL Regular" w:hAnsi="Charis SIL Regular" w:eastAsia="Charis SIL Regular"/>
+          <w:b w:val="0"/>
+          <w:i w:val="0"/>
+          <w:color w:val="000000"/>
+          <w:sz w:val="24"/>
+        </w:rPr>
+        <w:t>’</w:t>
       </w:r>
       <w:r>
         <w:rPr>
@@ -3179,7 +3238,14 @@
           <w:color w:val="000000"/>
           <w:sz w:val="24"/>
         </w:rPr>
-        <w:t xml:space="preserve"> the </w:t>
+        <w:hyperlink r:id="rId18" w:history="1">
+          <w:r>
+            <w:rPr>
+              <w:rStyle w:val="Hyperlink"/>
+            </w:rPr>
+            <w:t xml:space="preserve"> the </w:t>
+          </w:r>
+        </w:hyperlink>
       </w:r>
       <w:r>
         <w:rPr>
@@ -3817,7 +3883,6 @@
           <w:i w:val="0"/>
           <w:color w:val="0000FF"/>
           <w:sz w:val="24"/>
-          <w:u w:val="single"/>
         </w:rPr>
         <w:hyperlink r:id="rId23" w:history="1">
           <w:r>
@@ -4082,7 +4147,36 @@
           <w:sz w:val="24"/>
           <w:u w:val="single"/>
         </w:rPr>
-        <w:t>Museo A</w:t>
+        <w:hyperlink r:id="rId24" w:history="1">
+          <w:r>
+            <w:rPr>
+              <w:rStyle w:val="Hyperlink"/>
+            </w:rPr>
+            <w:t>Museo</w:t>
+          </w:r>
+        </w:hyperlink>
+      </w:r>
+      <w:r>
+        <w:rPr>
+          <w:rFonts w:ascii="Charis SIL Regular" w:hAnsi="Charis SIL Regular" w:eastAsia="Charis SIL Regular"/>
+          <w:b w:val="0"/>
+          <w:i w:val="0"/>
+          <w:color w:val="0000FF"/>
+          <w:sz w:val="24"/>
+          <w:u w:val="single"/>
+        </w:rPr>
+        <w:t xml:space="preserve"> </w:t>
+      </w:r>
+      <w:r>
+        <w:rPr>
+          <w:rFonts w:ascii="Charis SIL Regular" w:hAnsi="Charis SIL Regular" w:eastAsia="Charis SIL Regular"/>
+          <w:b w:val="0"/>
+          <w:i w:val="0"/>
+          <w:color w:val="0000FF"/>
+          <w:sz w:val="24"/>
+          <w:u w:val="single"/>
+        </w:rPr>
+        <w:t>A</w:t>
       </w:r>
       <w:r>
         <w:rPr>
@@ -4218,50 +4312,7 @@
           <w:color w:val="000000"/>
           <w:sz w:val="24"/>
         </w:rPr>
-        <w:hyperlink r:id="rId25" w:history="1">
-          <w:r>
-            <w:rPr>
-              <w:rStyle w:val="Hyperlink"/>
-            </w:rPr>
-            <w:t>The re</w:t>
-          </w:r>
-        </w:hyperlink>
-      </w:r>
-      <w:r>
-        <w:rPr>
-          <w:u w:val="single" w:color="0000ff"/>
-          <w:rFonts w:ascii="Charis SIL Regular" w:hAnsi="Charis SIL Regular" w:eastAsia="Charis SIL Regular"/>
-          <w:b w:val="0"/>
-          <w:i w:val="0"/>
-          <w:color w:val="000000"/>
-          <w:sz w:val="24"/>
-        </w:rPr>
-        <w:hyperlink r:id="rId25" w:history="1">
-          <w:r>
-            <w:rPr>
-              <w:rStyle w:val="Hyperlink"/>
-            </w:rPr>
-            <w:t>s</w:t>
-          </w:r>
-        </w:hyperlink>
-      </w:r>
-      <w:r>
-        <w:rPr>
-          <w:u w:val="single" w:color="0000ff"/>
-          <w:rFonts w:ascii="Charis SIL Regular" w:hAnsi="Charis SIL Regular" w:eastAsia="Charis SIL Regular"/>
-          <w:b w:val="0"/>
-          <w:i w:val="0"/>
-          <w:color w:val="000000"/>
-          <w:sz w:val="24"/>
-        </w:rPr>
-        <w:hyperlink r:id="rId25" w:history="1">
-          <w:r>
-            <w:rPr>
-              <w:rStyle w:val="Hyperlink"/>
-            </w:rPr>
-            <w:t xml:space="preserve">earch aid </w:t>
-          </w:r>
-        </w:hyperlink>
+        <w:t xml:space="preserve">The research aid </w:t>
       </w:r>
       <w:r>
         <w:rPr>
@@ -4337,7 +4388,7 @@
           <w:sz w:val="24"/>
           <w:u w:val="single"/>
         </w:rPr>
-        <w:hyperlink r:id="rId25" w:history="1">
+        <w:hyperlink r:id="rId13" w:history="1">
           <w:r>
             <w:rPr>
               <w:rStyle w:val="Hyperlink"/>
@@ -4366,7 +4417,7 @@
           <w:sz w:val="24"/>
           <w:u w:val="single"/>
         </w:rPr>
-        <w:hyperlink r:id="rId25" w:history="1">
+        <w:hyperlink r:id="rId13" w:history="1">
           <w:r>
             <w:rPr>
               <w:rStyle w:val="Hyperlink"/>
@@ -4384,7 +4435,7 @@
           <w:sz w:val="24"/>
           <w:u w:val="single"/>
         </w:rPr>
-        <w:hyperlink r:id="rId25" w:history="1">
+        <w:hyperlink r:id="rId13" w:history="1">
           <w:r>
             <w:rPr>
               <w:rStyle w:val="Hyperlink"/>
@@ -4402,7 +4453,7 @@
           <w:sz w:val="24"/>
           <w:u w:val="single"/>
         </w:rPr>
-        <w:hyperlink r:id="rId25" w:history="1">
+        <w:hyperlink r:id="rId13" w:history="1">
           <w:r>
             <w:rPr>
               <w:rStyle w:val="Hyperlink"/>
@@ -5485,29 +5536,13 @@
             <w:rPr>
               <w:rStyle w:val="Hyperlink"/>
             </w:rPr>
-            <w:t>eritage fi</w:t>
+            <w:t>eritage fie</w:t>
           </w:r>
         </w:hyperlink>
       </w:r>
       <w:r>
         <w:rPr>
-          <w:rFonts w:ascii="Charis SIL Regular" w:hAnsi="Charis SIL Regular" w:eastAsia="Charis SIL Regular"/>
-          <w:b w:val="0"/>
-          <w:i w:val="0"/>
-          <w:color w:val="000000"/>
-          <w:sz w:val="24"/>
-        </w:rPr>
-        <w:hyperlink r:id="rId28" w:history="1">
-          <w:r>
-            <w:rPr>
-              <w:rStyle w:val="Hyperlink"/>
-            </w:rPr>
-            <w:t>e</w:t>
-          </w:r>
-        </w:hyperlink>
-      </w:r>
-      <w:r>
-        <w:rPr>
+          <w:u w:val="single" w:color="0000ff"/>
           <w:rFonts w:ascii="Charis SIL Regular" w:hAnsi="Charis SIL Regular" w:eastAsia="Charis SIL Regular"/>
           <w:b w:val="0"/>
           <w:i w:val="0"/>
@@ -5602,7 +5637,7 @@
             <w:rPr>
               <w:rStyle w:val="Hyperlink"/>
             </w:rPr>
-            <w:t>98, the fo</w:t>
+            <w:t>98, the f</w:t>
           </w:r>
         </w:hyperlink>
       </w:r>
@@ -5614,7 +5649,7 @@
           <w:color w:val="000000"/>
           <w:sz w:val="24"/>
         </w:rPr>
-        <w:t xml:space="preserve">undation aims to document, collect and </w:t>
+        <w:t xml:space="preserve">oundation aims to document, collect and </w:t>
       </w:r>
       <w:r>
         <w:rPr>
@@ -6827,7 +6862,6 @@
           <w:i w:val="0"/>
           <w:color w:val="0000FF"/>
           <w:sz w:val="24"/>
-          <w:u w:val="single"/>
         </w:rPr>
         <w:hyperlink r:id="rId33" w:history="1">
           <w:r>
@@ -6847,7 +6881,7 @@
           <w:sz w:val="24"/>
           <w:u w:val="single"/>
         </w:rPr>
-        <w:hyperlink r:id="rId33" w:history="1">
+        <w:hyperlink r:id="rId32" w:history="1">
           <w:r>
             <w:rPr>
               <w:rStyle w:val="Hyperlink"/>
@@ -6865,7 +6899,7 @@
           <w:sz w:val="24"/>
           <w:u w:val="single"/>
         </w:rPr>
-        <w:hyperlink r:id="rId33" w:history="1">
+        <w:hyperlink r:id="rId32" w:history="1">
           <w:r>
             <w:rPr>
               <w:rStyle w:val="Hyperlink"/>
@@ -6883,7 +6917,7 @@
           <w:sz w:val="24"/>
           <w:u w:val="single"/>
         </w:rPr>
-        <w:hyperlink r:id="rId33" w:history="1">
+        <w:hyperlink r:id="rId32" w:history="1">
           <w:r>
             <w:rPr>
               <w:rStyle w:val="Hyperlink"/>
@@ -6912,7 +6946,7 @@
           <w:sz w:val="24"/>
           <w:u w:val="single"/>
         </w:rPr>
-        <w:hyperlink r:id="rId33" w:history="1">
+        <w:hyperlink r:id="rId32" w:history="1">
           <w:r>
             <w:rPr>
               <w:rStyle w:val="Hyperlink"/>
@@ -6930,7 +6964,7 @@
           <w:sz w:val="24"/>
           <w:u w:val="single"/>
         </w:rPr>
-        <w:hyperlink r:id="rId33" w:history="1">
+        <w:hyperlink r:id="rId32" w:history="1">
           <w:r>
             <w:rPr>
               <w:rStyle w:val="Hyperlink"/>
@@ -6948,7 +6982,7 @@
           <w:sz w:val="24"/>
           <w:u w:val="single"/>
         </w:rPr>
-        <w:hyperlink r:id="rId33" w:history="1">
+        <w:hyperlink r:id="rId32" w:history="1">
           <w:r>
             <w:rPr>
               <w:rStyle w:val="Hyperlink"/>
@@ -6966,7 +7000,7 @@
           <w:sz w:val="24"/>
           <w:u w:val="single"/>
         </w:rPr>
-        <w:hyperlink r:id="rId33" w:history="1">
+        <w:hyperlink r:id="rId32" w:history="1">
           <w:r>
             <w:rPr>
               <w:rStyle w:val="Hyperlink"/>

--- a/EXPORTS/DOCX/published/niveau2/English/ArubaBonaireCuracao.docx
+++ b/EXPORTS/DOCX/published/niveau2/English/ArubaBonaireCuracao.docx
@@ -648,7 +648,43 @@
           <w:color w:val="000000"/>
           <w:sz w:val="24"/>
         </w:rPr>
-        <w:t>islands under the authority of the newly founded Kingd</w:t>
+        <w:t>islands under the authority of the newly found</w:t>
+      </w:r>
+      <w:r>
+        <w:rPr>
+          <w:u w:val="single" w:color="0000ff"/>
+          <w:rFonts w:ascii="Charis SIL Regular" w:hAnsi="Charis SIL Regular" w:eastAsia="Charis SIL Regular"/>
+          <w:b w:val="0"/>
+          <w:i w:val="0"/>
+          <w:color w:val="000000"/>
+          <w:sz w:val="24"/>
+        </w:rPr>
+        <w:hyperlink r:id="rId10" w:history="1">
+          <w:r>
+            <w:rPr>
+              <w:rStyle w:val="Hyperlink"/>
+            </w:rPr>
+            <w:t>ed Kin</w:t>
+          </w:r>
+        </w:hyperlink>
+      </w:r>
+      <w:r>
+        <w:rPr>
+          <w:u w:val="single" w:color="0000ff"/>
+          <w:rFonts w:ascii="Charis SIL Regular" w:hAnsi="Charis SIL Regular" w:eastAsia="Charis SIL Regular"/>
+          <w:b w:val="0"/>
+          <w:i w:val="0"/>
+          <w:color w:val="000000"/>
+          <w:sz w:val="24"/>
+        </w:rPr>
+        <w:hyperlink r:id="rId10" w:history="1">
+          <w:r>
+            <w:rPr>
+              <w:rStyle w:val="Hyperlink"/>
+            </w:rPr>
+            <w:t>gd</w:t>
+          </w:r>
+        </w:hyperlink>
       </w:r>
       <w:r>
         <w:rPr>
@@ -1399,7 +1435,7 @@
             <w:rPr>
               <w:rStyle w:val="Hyperlink"/>
             </w:rPr>
-            <w:t>offi</w:t>
+            <w:t>office</w:t>
           </w:r>
         </w:hyperlink>
       </w:r>
@@ -1410,23 +1446,7 @@
           <w:i w:val="0"/>
           <w:color w:val="0000FF"/>
           <w:sz w:val="24"/>
-        </w:rPr>
-        <w:hyperlink r:id="rId14" w:history="1">
-          <w:r>
-            <w:rPr>
-              <w:rStyle w:val="Hyperlink"/>
-            </w:rPr>
-            <w:t>ce</w:t>
-          </w:r>
-        </w:hyperlink>
-      </w:r>
-      <w:r>
-        <w:rPr>
-          <w:rFonts w:ascii="Charis SIL Regular" w:hAnsi="Charis SIL Regular" w:eastAsia="Charis SIL Regular"/>
-          <w:b w:val="0"/>
-          <w:i w:val="0"/>
-          <w:color w:val="0000FF"/>
-          <w:sz w:val="24"/>
+          <w:u w:val="single"/>
         </w:rPr>
         <w:t>rs</w:t>
       </w:r>
@@ -1484,9 +1504,19 @@
             <w:rPr>
               <w:rStyle w:val="Hyperlink"/>
             </w:rPr>
-            <w:t>soldiers</w:t>
+            <w:t>soldie</w:t>
           </w:r>
         </w:hyperlink>
+      </w:r>
+      <w:r>
+        <w:rPr>
+          <w:rFonts w:ascii="Charis SIL Regular" w:hAnsi="Charis SIL Regular" w:eastAsia="Charis SIL Regular"/>
+          <w:b w:val="0"/>
+          <w:i w:val="0"/>
+          <w:color w:val="0000FF"/>
+          <w:sz w:val="24"/>
+        </w:rPr>
+        <w:t>rs</w:t>
       </w:r>
       <w:r>
         <w:rPr>
@@ -2800,7 +2830,79 @@
           <w:color w:val="000000"/>
           <w:sz w:val="24"/>
         </w:rPr>
-        <w:t>’s Caribbean c</w:t>
+        <w:t>’</w:t>
+      </w:r>
+      <w:r>
+        <w:rPr>
+          <w:u w:val="single" w:color="0000ff"/>
+          <w:rFonts w:ascii="Charis SIL Regular" w:hAnsi="Charis SIL Regular" w:eastAsia="Charis SIL Regular"/>
+          <w:b w:val="0"/>
+          <w:i w:val="0"/>
+          <w:color w:val="000000"/>
+          <w:sz w:val="24"/>
+        </w:rPr>
+        <w:hyperlink r:id="rId16" w:history="1">
+          <w:r>
+            <w:rPr>
+              <w:rStyle w:val="Hyperlink"/>
+            </w:rPr>
+            <w:t>s Cari</w:t>
+          </w:r>
+        </w:hyperlink>
+      </w:r>
+      <w:r>
+        <w:rPr>
+          <w:u w:val="single" w:color="0000ff"/>
+          <w:rFonts w:ascii="Charis SIL Regular" w:hAnsi="Charis SIL Regular" w:eastAsia="Charis SIL Regular"/>
+          <w:b w:val="0"/>
+          <w:i w:val="0"/>
+          <w:color w:val="000000"/>
+          <w:sz w:val="24"/>
+        </w:rPr>
+        <w:hyperlink r:id="rId16" w:history="1">
+          <w:r>
+            <w:rPr>
+              <w:rStyle w:val="Hyperlink"/>
+            </w:rPr>
+            <w:t>b</w:t>
+          </w:r>
+        </w:hyperlink>
+      </w:r>
+      <w:r>
+        <w:rPr>
+          <w:u w:val="single" w:color="0000ff"/>
+          <w:rFonts w:ascii="Charis SIL Regular" w:hAnsi="Charis SIL Regular" w:eastAsia="Charis SIL Regular"/>
+          <w:b w:val="0"/>
+          <w:i w:val="0"/>
+          <w:color w:val="000000"/>
+          <w:sz w:val="24"/>
+        </w:rPr>
+        <w:hyperlink r:id="rId16" w:history="1">
+          <w:r>
+            <w:rPr>
+              <w:rStyle w:val="Hyperlink"/>
+            </w:rPr>
+            <w:t>be</w:t>
+          </w:r>
+        </w:hyperlink>
+      </w:r>
+      <w:r>
+        <w:rPr>
+          <w:u w:val="single" w:color="0000ff"/>
+          <w:rFonts w:ascii="Charis SIL Regular" w:hAnsi="Charis SIL Regular" w:eastAsia="Charis SIL Regular"/>
+          <w:b w:val="0"/>
+          <w:i w:val="0"/>
+          <w:color w:val="000000"/>
+          <w:sz w:val="24"/>
+        </w:rPr>
+        <w:hyperlink r:id="rId16" w:history="1">
+          <w:r>
+            <w:rPr>
+              <w:rStyle w:val="Hyperlink"/>
+            </w:rPr>
+            <w:t>an c</w:t>
+          </w:r>
+        </w:hyperlink>
       </w:r>
       <w:r>
         <w:rPr>
@@ -3112,16 +3214,25 @@
       </w:r>
       <w:r>
         <w:rPr>
-          <w:rFonts w:ascii="Charis SIL Regular" w:hAnsi="Charis SIL Regular" w:eastAsia="Charis SIL Regular"/>
-          <w:b w:val="0"/>
-          <w:i w:val="0"/>
-          <w:color w:val="000000"/>
-          <w:sz w:val="24"/>
-        </w:rPr>
-        <w:t>and</w:t>
-      </w:r>
-      <w:r>
-        <w:rPr>
+          <w:u w:val="single" w:color="0000ff"/>
+          <w:rFonts w:ascii="Charis SIL Regular" w:hAnsi="Charis SIL Regular" w:eastAsia="Charis SIL Regular"/>
+          <w:b w:val="0"/>
+          <w:i w:val="0"/>
+          <w:color w:val="000000"/>
+          <w:sz w:val="24"/>
+        </w:rPr>
+        <w:hyperlink r:id="rId18" w:history="1">
+          <w:r>
+            <w:rPr>
+              <w:rStyle w:val="Hyperlink"/>
+            </w:rPr>
+            <w:t>and</w:t>
+          </w:r>
+        </w:hyperlink>
+      </w:r>
+      <w:r>
+        <w:rPr>
+          <w:u w:val="single" w:color="0000ff"/>
           <w:rFonts w:ascii="Charis SIL Regular" w:hAnsi="Charis SIL Regular" w:eastAsia="Charis SIL Regular"/>
           <w:b w:val="0"/>
           <w:i w:val="0"/>
@@ -3693,7 +3804,32 @@
           <w:color w:val="000000"/>
           <w:sz w:val="24"/>
         </w:rPr>
-        <w:t>itutions in t</w:t>
+        <w:hyperlink r:id="rId21" w:history="1">
+          <w:r>
+            <w:rPr>
+              <w:rStyle w:val="Hyperlink"/>
+            </w:rPr>
+            <w:t>itutions i</w:t>
+          </w:r>
+        </w:hyperlink>
+      </w:r>
+      <w:r>
+        <w:rPr>
+          <w:u w:val="single" w:color="0000ff"/>
+          <w:rFonts w:ascii="Charis SIL Regular" w:hAnsi="Charis SIL Regular" w:eastAsia="Charis SIL Regular"/>
+          <w:b w:val="0"/>
+          <w:i w:val="0"/>
+          <w:color w:val="000000"/>
+          <w:sz w:val="24"/>
+        </w:rPr>
+        <w:hyperlink r:id="rId21" w:history="1">
+          <w:r>
+            <w:rPr>
+              <w:rStyle w:val="Hyperlink"/>
+            </w:rPr>
+            <w:t>n t</w:t>
+          </w:r>
+        </w:hyperlink>
       </w:r>
       <w:r>
         <w:rPr>
@@ -3748,6 +3884,7 @@
           <w:i w:val="0"/>
           <w:color w:val="0000FF"/>
           <w:sz w:val="24"/>
+          <w:u w:val="single"/>
         </w:rPr>
         <w:hyperlink r:id="rId23" w:history="1">
           <w:r>
@@ -3796,7 +3933,7 @@
           <w:sz w:val="24"/>
           <w:u w:val="single"/>
         </w:rPr>
-        <w:hyperlink r:id="rId22" w:history="1">
+        <w:hyperlink r:id="rId23" w:history="1">
           <w:r>
             <w:rPr>
               <w:rStyle w:val="Hyperlink"/>
@@ -3994,35 +4131,7 @@
           <w:sz w:val="24"/>
           <w:u w:val="single"/>
         </w:rPr>
-        <w:hyperlink r:id="rId24" w:history="1">
-          <w:r>
-            <w:rPr>
-              <w:rStyle w:val="Hyperlink"/>
-            </w:rPr>
-            <w:t>Museo</w:t>
-          </w:r>
-        </w:hyperlink>
-      </w:r>
-      <w:r>
-        <w:rPr>
-          <w:rFonts w:ascii="Charis SIL Regular" w:hAnsi="Charis SIL Regular" w:eastAsia="Charis SIL Regular"/>
-          <w:b w:val="0"/>
-          <w:i w:val="0"/>
-          <w:color w:val="0000FF"/>
-          <w:sz w:val="24"/>
-          <w:u w:val="single"/>
-        </w:rPr>
-        <w:t xml:space="preserve"> </w:t>
-      </w:r>
-      <w:r>
-        <w:rPr>
-          <w:rFonts w:ascii="Charis SIL Regular" w:hAnsi="Charis SIL Regular" w:eastAsia="Charis SIL Regular"/>
-          <w:b w:val="0"/>
-          <w:i w:val="0"/>
-          <w:color w:val="0000FF"/>
-          <w:sz w:val="24"/>
-        </w:rPr>
-        <w:t>A</w:t>
+        <w:t>Museo A</w:t>
       </w:r>
       <w:r>
         <w:rPr>
@@ -4147,7 +4256,18 @@
           <w:color w:val="000000"/>
           <w:sz w:val="24"/>
         </w:rPr>
-        <w:t xml:space="preserve">•  The research aid </w:t>
+        <w:t xml:space="preserve">•  </w:t>
+      </w:r>
+      <w:r>
+        <w:rPr>
+          <w:u w:val="single" w:color="0000ff"/>
+          <w:rFonts w:ascii="Charis SIL Regular" w:hAnsi="Charis SIL Regular" w:eastAsia="Charis SIL Regular"/>
+          <w:b w:val="0"/>
+          <w:i w:val="0"/>
+          <w:color w:val="000000"/>
+          <w:sz w:val="24"/>
+        </w:rPr>
+        <w:t xml:space="preserve">The research aid </w:t>
       </w:r>
       <w:r>
         <w:rPr>
@@ -4870,7 +4990,153 @@
           <w:color w:val="000000"/>
           <w:sz w:val="24"/>
         </w:rPr>
-        <w:t xml:space="preserve">' by historian Adi Martis describes the </w:t>
+        <w:t>' b</w:t>
+      </w:r>
+      <w:r>
+        <w:rPr>
+          <w:rFonts w:ascii="Charis SIL Regular" w:hAnsi="Charis SIL Regular" w:eastAsia="Charis SIL Regular"/>
+          <w:b w:val="0"/>
+          <w:i w:val="0"/>
+          <w:color w:val="000000"/>
+          <w:sz w:val="24"/>
+        </w:rPr>
+        <w:hyperlink r:id="rId27" w:history="1">
+          <w:r>
+            <w:rPr>
+              <w:rStyle w:val="Hyperlink"/>
+            </w:rPr>
+            <w:t>y h</w:t>
+          </w:r>
+        </w:hyperlink>
+      </w:r>
+      <w:r>
+        <w:rPr>
+          <w:rFonts w:ascii="Charis SIL Regular" w:hAnsi="Charis SIL Regular" w:eastAsia="Charis SIL Regular"/>
+          <w:b w:val="0"/>
+          <w:i w:val="0"/>
+          <w:color w:val="000000"/>
+          <w:sz w:val="24"/>
+        </w:rPr>
+        <w:hyperlink r:id="rId27" w:history="1">
+          <w:r>
+            <w:rPr>
+              <w:rStyle w:val="Hyperlink"/>
+            </w:rPr>
+            <w:t xml:space="preserve">istorian Adi </w:t>
+          </w:r>
+        </w:hyperlink>
+      </w:r>
+      <w:r>
+        <w:rPr>
+          <w:rFonts w:ascii="Charis SIL Regular" w:hAnsi="Charis SIL Regular" w:eastAsia="Charis SIL Regular"/>
+          <w:b w:val="0"/>
+          <w:i w:val="0"/>
+          <w:color w:val="000000"/>
+          <w:sz w:val="24"/>
+        </w:rPr>
+        <w:t>M</w:t>
+      </w:r>
+      <w:r>
+        <w:rPr>
+          <w:rFonts w:ascii="Charis SIL Regular" w:hAnsi="Charis SIL Regular" w:eastAsia="Charis SIL Regular"/>
+          <w:b w:val="0"/>
+          <w:i w:val="0"/>
+          <w:color w:val="000000"/>
+          <w:sz w:val="24"/>
+        </w:rPr>
+        <w:hyperlink r:id="rId27" w:history="1">
+          <w:r>
+            <w:rPr>
+              <w:rStyle w:val="Hyperlink"/>
+            </w:rPr>
+            <w:t>art</w:t>
+          </w:r>
+        </w:hyperlink>
+      </w:r>
+      <w:r>
+        <w:rPr>
+          <w:rFonts w:ascii="Charis SIL Regular" w:hAnsi="Charis SIL Regular" w:eastAsia="Charis SIL Regular"/>
+          <w:b w:val="0"/>
+          <w:i w:val="0"/>
+          <w:color w:val="000000"/>
+          <w:sz w:val="24"/>
+        </w:rPr>
+        <w:hyperlink r:id="rId27" w:history="1">
+          <w:r>
+            <w:rPr>
+              <w:rStyle w:val="Hyperlink"/>
+            </w:rPr>
+            <w:t>i</w:t>
+          </w:r>
+        </w:hyperlink>
+      </w:r>
+      <w:r>
+        <w:rPr>
+          <w:rFonts w:ascii="Charis SIL Regular" w:hAnsi="Charis SIL Regular" w:eastAsia="Charis SIL Regular"/>
+          <w:b w:val="0"/>
+          <w:i w:val="0"/>
+          <w:color w:val="000000"/>
+          <w:sz w:val="24"/>
+        </w:rPr>
+        <w:hyperlink r:id="rId27" w:history="1">
+          <w:r>
+            <w:rPr>
+              <w:rStyle w:val="Hyperlink"/>
+            </w:rPr>
+            <w:t>s desc</w:t>
+          </w:r>
+        </w:hyperlink>
+      </w:r>
+      <w:r>
+        <w:rPr>
+          <w:rFonts w:ascii="Charis SIL Regular" w:hAnsi="Charis SIL Regular" w:eastAsia="Charis SIL Regular"/>
+          <w:b w:val="0"/>
+          <w:i w:val="0"/>
+          <w:color w:val="000000"/>
+          <w:sz w:val="24"/>
+        </w:rPr>
+        <w:hyperlink r:id="rId27" w:history="1">
+          <w:r>
+            <w:rPr>
+              <w:rStyle w:val="Hyperlink"/>
+            </w:rPr>
+            <w:t>r</w:t>
+          </w:r>
+        </w:hyperlink>
+      </w:r>
+      <w:r>
+        <w:rPr>
+          <w:rFonts w:ascii="Charis SIL Regular" w:hAnsi="Charis SIL Regular" w:eastAsia="Charis SIL Regular"/>
+          <w:b w:val="0"/>
+          <w:i w:val="0"/>
+          <w:color w:val="000000"/>
+          <w:sz w:val="24"/>
+        </w:rPr>
+        <w:hyperlink r:id="rId27" w:history="1">
+          <w:r>
+            <w:rPr>
+              <w:rStyle w:val="Hyperlink"/>
+            </w:rPr>
+            <w:t>ibe</w:t>
+          </w:r>
+        </w:hyperlink>
+      </w:r>
+      <w:r>
+        <w:rPr>
+          <w:rFonts w:ascii="Charis SIL Regular" w:hAnsi="Charis SIL Regular" w:eastAsia="Charis SIL Regular"/>
+          <w:b w:val="0"/>
+          <w:i w:val="0"/>
+          <w:color w:val="000000"/>
+          <w:sz w:val="24"/>
+        </w:rPr>
+        <w:hyperlink r:id="rId27" w:history="1">
+          <w:r>
+            <w:rPr>
+              <w:rStyle w:val="Hyperlink"/>
+            </w:rPr>
+            <w:t xml:space="preserve">s the </w:t>
+          </w:r>
+        </w:hyperlink>
       </w:r>
       <w:r>
         <w:rPr>
@@ -5009,7 +5275,24 @@
           <w:color w:val="000000"/>
           <w:sz w:val="24"/>
         </w:rPr>
-        <w:t xml:space="preserve"> the </w:t>
+        <w:hyperlink r:id="rId27" w:history="1">
+          <w:r>
+            <w:rPr>
+              <w:rStyle w:val="Hyperlink"/>
+            </w:rPr>
+            <w:t xml:space="preserve"> th</w:t>
+          </w:r>
+        </w:hyperlink>
+      </w:r>
+      <w:r>
+        <w:rPr>
+          <w:rFonts w:ascii="Charis SIL Regular" w:hAnsi="Charis SIL Regular" w:eastAsia="Charis SIL Regular"/>
+          <w:b w:val="0"/>
+          <w:i w:val="0"/>
+          <w:color w:val="000000"/>
+          <w:sz w:val="24"/>
+        </w:rPr>
+        <w:t xml:space="preserve">e </w:t>
       </w:r>
       <w:r>
         <w:rPr>
@@ -5231,6 +5514,7 @@
       </w:r>
       <w:r>
         <w:rPr>
+          <w:u w:val="single" w:color="0000ff"/>
           <w:rFonts w:ascii="Charis SIL Regular" w:hAnsi="Charis SIL Regular" w:eastAsia="Charis SIL Regular"/>
           <w:b w:val="0"/>
           <w:i w:val="0"/>

--- a/EXPORTS/DOCX/published/niveau2/English/ArubaBonaireCuracao.docx
+++ b/EXPORTS/DOCX/published/niveau2/English/ArubaBonaireCuracao.docx
@@ -742,6 +742,7 @@
       </w:r>
       <w:r>
         <w:rPr>
+          <w:u w:val="single" w:color="0000ff"/>
           <w:rFonts w:ascii="Charis SIL Regular" w:hAnsi="Charis SIL Regular" w:eastAsia="Charis SIL Regular"/>
           <w:b w:val="0"/>
           <w:i w:val="0"/>
@@ -1435,7 +1436,7 @@
             <w:rPr>
               <w:rStyle w:val="Hyperlink"/>
             </w:rPr>
-            <w:t>office</w:t>
+            <w:t>offi</w:t>
           </w:r>
         </w:hyperlink>
       </w:r>
@@ -1446,7 +1447,23 @@
           <w:i w:val="0"/>
           <w:color w:val="0000FF"/>
           <w:sz w:val="24"/>
-          <w:u w:val="single"/>
+        </w:rPr>
+        <w:hyperlink r:id="rId14" w:history="1">
+          <w:r>
+            <w:rPr>
+              <w:rStyle w:val="Hyperlink"/>
+            </w:rPr>
+            <w:t>ce</w:t>
+          </w:r>
+        </w:hyperlink>
+      </w:r>
+      <w:r>
+        <w:rPr>
+          <w:rFonts w:ascii="Charis SIL Regular" w:hAnsi="Charis SIL Regular" w:eastAsia="Charis SIL Regular"/>
+          <w:b w:val="0"/>
+          <w:i w:val="0"/>
+          <w:color w:val="0000FF"/>
+          <w:sz w:val="24"/>
         </w:rPr>
         <w:t>rs</w:t>
       </w:r>
@@ -1504,19 +1521,9 @@
             <w:rPr>
               <w:rStyle w:val="Hyperlink"/>
             </w:rPr>
-            <w:t>soldie</w:t>
+            <w:t>soldiers</w:t>
           </w:r>
         </w:hyperlink>
-      </w:r>
-      <w:r>
-        <w:rPr>
-          <w:rFonts w:ascii="Charis SIL Regular" w:hAnsi="Charis SIL Regular" w:eastAsia="Charis SIL Regular"/>
-          <w:b w:val="0"/>
-          <w:i w:val="0"/>
-          <w:color w:val="0000FF"/>
-          <w:sz w:val="24"/>
-        </w:rPr>
-        <w:t>rs</w:t>
       </w:r>
       <w:r>
         <w:rPr>
@@ -3884,7 +3891,6 @@
           <w:i w:val="0"/>
           <w:color w:val="0000FF"/>
           <w:sz w:val="24"/>
-          <w:u w:val="single"/>
         </w:rPr>
         <w:hyperlink r:id="rId23" w:history="1">
           <w:r>
@@ -3933,7 +3939,7 @@
           <w:sz w:val="24"/>
           <w:u w:val="single"/>
         </w:rPr>
-        <w:hyperlink r:id="rId23" w:history="1">
+        <w:hyperlink r:id="rId22" w:history="1">
           <w:r>
             <w:rPr>
               <w:rStyle w:val="Hyperlink"/>
@@ -3960,7 +3966,25 @@
           <w:color w:val="000000"/>
           <w:sz w:val="24"/>
         </w:rPr>
-        <w:t>collections relating to enslaved people in Ar</w:t>
+        <w:t>collections relating to enslaved peop</w:t>
+      </w:r>
+      <w:r>
+        <w:rPr>
+          <w:u w:val="single" w:color="0000ff"/>
+          <w:rFonts w:ascii="Charis SIL Regular" w:hAnsi="Charis SIL Regular" w:eastAsia="Charis SIL Regular"/>
+          <w:b w:val="0"/>
+          <w:i w:val="0"/>
+          <w:color w:val="000000"/>
+          <w:sz w:val="24"/>
+        </w:rPr>
+        <w:hyperlink r:id="rId23" w:history="1">
+          <w:r>
+            <w:rPr>
+              <w:rStyle w:val="Hyperlink"/>
+            </w:rPr>
+            <w:t>le in Ar</w:t>
+          </w:r>
+        </w:hyperlink>
       </w:r>
       <w:r>
         <w:rPr>
@@ -4131,7 +4155,35 @@
           <w:sz w:val="24"/>
           <w:u w:val="single"/>
         </w:rPr>
-        <w:t>Museo A</w:t>
+        <w:hyperlink r:id="rId24" w:history="1">
+          <w:r>
+            <w:rPr>
+              <w:rStyle w:val="Hyperlink"/>
+            </w:rPr>
+            <w:t>Museo</w:t>
+          </w:r>
+        </w:hyperlink>
+      </w:r>
+      <w:r>
+        <w:rPr>
+          <w:rFonts w:ascii="Charis SIL Regular" w:hAnsi="Charis SIL Regular" w:eastAsia="Charis SIL Regular"/>
+          <w:b w:val="0"/>
+          <w:i w:val="0"/>
+          <w:color w:val="0000FF"/>
+          <w:sz w:val="24"/>
+          <w:u w:val="single"/>
+        </w:rPr>
+        <w:t xml:space="preserve"> </w:t>
+      </w:r>
+      <w:r>
+        <w:rPr>
+          <w:rFonts w:ascii="Charis SIL Regular" w:hAnsi="Charis SIL Regular" w:eastAsia="Charis SIL Regular"/>
+          <w:b w:val="0"/>
+          <w:i w:val="0"/>
+          <w:color w:val="0000FF"/>
+          <w:sz w:val="24"/>
+        </w:rPr>
+        <w:t>A</w:t>
       </w:r>
       <w:r>
         <w:rPr>
@@ -4267,7 +4319,50 @@
           <w:color w:val="000000"/>
           <w:sz w:val="24"/>
         </w:rPr>
-        <w:t xml:space="preserve">The research aid </w:t>
+        <w:hyperlink r:id="rId25" w:history="1">
+          <w:r>
+            <w:rPr>
+              <w:rStyle w:val="Hyperlink"/>
+            </w:rPr>
+            <w:t>The re</w:t>
+          </w:r>
+        </w:hyperlink>
+      </w:r>
+      <w:r>
+        <w:rPr>
+          <w:u w:val="single" w:color="0000ff"/>
+          <w:rFonts w:ascii="Charis SIL Regular" w:hAnsi="Charis SIL Regular" w:eastAsia="Charis SIL Regular"/>
+          <w:b w:val="0"/>
+          <w:i w:val="0"/>
+          <w:color w:val="000000"/>
+          <w:sz w:val="24"/>
+        </w:rPr>
+        <w:hyperlink r:id="rId25" w:history="1">
+          <w:r>
+            <w:rPr>
+              <w:rStyle w:val="Hyperlink"/>
+            </w:rPr>
+            <w:t>s</w:t>
+          </w:r>
+        </w:hyperlink>
+      </w:r>
+      <w:r>
+        <w:rPr>
+          <w:u w:val="single" w:color="0000ff"/>
+          <w:rFonts w:ascii="Charis SIL Regular" w:hAnsi="Charis SIL Regular" w:eastAsia="Charis SIL Regular"/>
+          <w:b w:val="0"/>
+          <w:i w:val="0"/>
+          <w:color w:val="000000"/>
+          <w:sz w:val="24"/>
+        </w:rPr>
+        <w:hyperlink r:id="rId25" w:history="1">
+          <w:r>
+            <w:rPr>
+              <w:rStyle w:val="Hyperlink"/>
+            </w:rPr>
+            <w:t xml:space="preserve">earch aid </w:t>
+          </w:r>
+        </w:hyperlink>
       </w:r>
       <w:r>
         <w:rPr>
@@ -5475,89 +5570,7 @@
           <w:color w:val="000000"/>
           <w:sz w:val="24"/>
         </w:rPr>
-        <w:t>the Bonaire h</w:t>
-      </w:r>
-      <w:r>
-        <w:rPr>
-          <w:u w:val="single" w:color="0000ff"/>
-          <w:rFonts w:ascii="Charis SIL Regular" w:hAnsi="Charis SIL Regular" w:eastAsia="Charis SIL Regular"/>
-          <w:b w:val="0"/>
-          <w:i w:val="0"/>
-          <w:color w:val="000000"/>
-          <w:sz w:val="24"/>
-        </w:rPr>
-        <w:hyperlink r:id="rId28" w:history="1">
-          <w:r>
-            <w:rPr>
-              <w:rStyle w:val="Hyperlink"/>
-            </w:rPr>
-            <w:t>eritage fi</w:t>
-          </w:r>
-        </w:hyperlink>
-      </w:r>
-      <w:r>
-        <w:rPr>
-          <w:rFonts w:ascii="Charis SIL Regular" w:hAnsi="Charis SIL Regular" w:eastAsia="Charis SIL Regular"/>
-          <w:b w:val="0"/>
-          <w:i w:val="0"/>
-          <w:color w:val="000000"/>
-          <w:sz w:val="24"/>
-        </w:rPr>
-        <w:hyperlink r:id="rId28" w:history="1">
-          <w:r>
-            <w:rPr>
-              <w:rStyle w:val="Hyperlink"/>
-            </w:rPr>
-            <w:t>e</w:t>
-          </w:r>
-        </w:hyperlink>
-      </w:r>
-      <w:r>
-        <w:rPr>
-          <w:u w:val="single" w:color="0000ff"/>
-          <w:rFonts w:ascii="Charis SIL Regular" w:hAnsi="Charis SIL Regular" w:eastAsia="Charis SIL Regular"/>
-          <w:b w:val="0"/>
-          <w:i w:val="0"/>
-          <w:color w:val="000000"/>
-          <w:sz w:val="24"/>
-        </w:rPr>
-        <w:t>l</w:t>
-      </w:r>
-      <w:r>
-        <w:rPr>
-          <w:u w:val="single" w:color="0000ff"/>
-          <w:rFonts w:ascii="Charis SIL Regular" w:hAnsi="Charis SIL Regular" w:eastAsia="Charis SIL Regular"/>
-          <w:b w:val="0"/>
-          <w:i w:val="0"/>
-          <w:color w:val="000000"/>
-          <w:sz w:val="24"/>
-        </w:rPr>
-        <w:hyperlink r:id="rId28" w:history="1">
-          <w:r>
-            <w:rPr>
-              <w:rStyle w:val="Hyperlink"/>
-            </w:rPr>
-            <w:t>d</w:t>
-          </w:r>
-        </w:hyperlink>
-      </w:r>
-      <w:r>
-        <w:rPr>
-          <w:u w:val="single" w:color="0000ff"/>
-          <w:rFonts w:ascii="Charis SIL Regular" w:hAnsi="Charis SIL Regular" w:eastAsia="Charis SIL Regular"/>
-          <w:b w:val="0"/>
-          <w:i w:val="0"/>
-          <w:color w:val="000000"/>
-          <w:sz w:val="24"/>
-        </w:rPr>
-        <w:hyperlink r:id="rId28" w:history="1">
-          <w:r>
-            <w:rPr>
-              <w:rStyle w:val="Hyperlink"/>
-            </w:rPr>
-            <w:t>. Establis</w:t>
-          </w:r>
-        </w:hyperlink>
+        <w:t>the Bonaire heritage field. Establis</w:t>
       </w:r>
       <w:r>
         <w:rPr>
@@ -7704,25 +7717,7 @@
           <w:color w:val="000000"/>
           <w:sz w:val="24"/>
         </w:rPr>
-        <w:t>u</w:t>
-      </w:r>
-      <w:r>
-        <w:rPr>
-          <w:u w:val="single" w:color="0000ff"/>
-          <w:rFonts w:ascii="Charis SIL Regular" w:hAnsi="Charis SIL Regular" w:eastAsia="Charis SIL Regular"/>
-          <w:b w:val="0"/>
-          <w:i w:val="0"/>
-          <w:color w:val="000000"/>
-          <w:sz w:val="24"/>
-        </w:rPr>
-        <w:hyperlink r:id="rId20" w:history="1">
-          <w:r>
-            <w:rPr>
-              <w:rStyle w:val="Hyperlink"/>
-            </w:rPr>
-            <w:t>ral herita</w:t>
-          </w:r>
-        </w:hyperlink>
+        <w:t>ural herita</w:t>
       </w:r>
       <w:r>
         <w:rPr>
@@ -9475,7 +9470,7 @@
         <w:autoSpaceDN w:val="0"/>
         <w:autoSpaceDE w:val="0"/>
         <w:widowControl/>
-        <w:spacing w:line="540" w:lineRule="exact" w:before="478" w:after="0"/>
+        <w:spacing w:line="540" w:lineRule="exact" w:before="458" w:after="0"/>
         <w:ind w:left="0" w:right="0" w:firstLine="0"/>
         <w:jc w:val="left"/>
       </w:pPr>

--- a/EXPORTS/DOCX/published/niveau2/English/ArubaBonaireCuracao.docx
+++ b/EXPORTS/DOCX/published/niveau2/English/ArubaBonaireCuracao.docx
@@ -742,7 +742,6 @@
       </w:r>
       <w:r>
         <w:rPr>
-          <w:u w:val="single" w:color="0000ff"/>
           <w:rFonts w:ascii="Charis SIL Regular" w:hAnsi="Charis SIL Regular" w:eastAsia="Charis SIL Regular"/>
           <w:b w:val="0"/>
           <w:i w:val="0"/>
@@ -1436,7 +1435,7 @@
             <w:rPr>
               <w:rStyle w:val="Hyperlink"/>
             </w:rPr>
-            <w:t>offi</w:t>
+            <w:t>office</w:t>
           </w:r>
         </w:hyperlink>
       </w:r>
@@ -1447,23 +1446,7 @@
           <w:i w:val="0"/>
           <w:color w:val="0000FF"/>
           <w:sz w:val="24"/>
-        </w:rPr>
-        <w:hyperlink r:id="rId14" w:history="1">
-          <w:r>
-            <w:rPr>
-              <w:rStyle w:val="Hyperlink"/>
-            </w:rPr>
-            <w:t>ce</w:t>
-          </w:r>
-        </w:hyperlink>
-      </w:r>
-      <w:r>
-        <w:rPr>
-          <w:rFonts w:ascii="Charis SIL Regular" w:hAnsi="Charis SIL Regular" w:eastAsia="Charis SIL Regular"/>
-          <w:b w:val="0"/>
-          <w:i w:val="0"/>
-          <w:color w:val="0000FF"/>
-          <w:sz w:val="24"/>
+          <w:u w:val="single"/>
         </w:rPr>
         <w:t>rs</w:t>
       </w:r>
@@ -1753,9 +1736,19 @@
             <w:rPr>
               <w:rStyle w:val="Hyperlink"/>
             </w:rPr>
-            <w:t>1815-1950</w:t>
+            <w:t>1815-19</w:t>
           </w:r>
         </w:hyperlink>
+      </w:r>
+      <w:r>
+        <w:rPr>
+          <w:rFonts w:ascii="Charis SIL Regular" w:hAnsi="Charis SIL Regular" w:eastAsia="Charis SIL Regular"/>
+          <w:b w:val="0"/>
+          <w:i w:val="0"/>
+          <w:color w:val="0000FF"/>
+          <w:sz w:val="24"/>
+        </w:rPr>
+        <w:t>50</w:t>
       </w:r>
       <w:r>
         <w:rPr>
@@ -3891,6 +3884,7 @@
           <w:i w:val="0"/>
           <w:color w:val="0000FF"/>
           <w:sz w:val="24"/>
+          <w:u w:val="single"/>
         </w:rPr>
         <w:hyperlink r:id="rId23" w:history="1">
           <w:r>
@@ -3910,7 +3904,7 @@
           <w:sz w:val="24"/>
           <w:u w:val="single"/>
         </w:rPr>
-        <w:hyperlink r:id="rId22" w:history="1">
+        <w:hyperlink r:id="rId23" w:history="1">
           <w:r>
             <w:rPr>
               <w:rStyle w:val="Hyperlink"/>
@@ -3939,7 +3933,7 @@
           <w:sz w:val="24"/>
           <w:u w:val="single"/>
         </w:rPr>
-        <w:hyperlink r:id="rId22" w:history="1">
+        <w:hyperlink r:id="rId23" w:history="1">
           <w:r>
             <w:rPr>
               <w:rStyle w:val="Hyperlink"/>
@@ -5570,7 +5564,72 @@
           <w:color w:val="000000"/>
           <w:sz w:val="24"/>
         </w:rPr>
-        <w:t>the Bonaire heritage field. Establis</w:t>
+        <w:t>the Bonaire h</w:t>
+      </w:r>
+      <w:r>
+        <w:rPr>
+          <w:u w:val="single" w:color="0000ff"/>
+          <w:rFonts w:ascii="Charis SIL Regular" w:hAnsi="Charis SIL Regular" w:eastAsia="Charis SIL Regular"/>
+          <w:b w:val="0"/>
+          <w:i w:val="0"/>
+          <w:color w:val="000000"/>
+          <w:sz w:val="24"/>
+        </w:rPr>
+        <w:hyperlink r:id="rId28" w:history="1">
+          <w:r>
+            <w:rPr>
+              <w:rStyle w:val="Hyperlink"/>
+            </w:rPr>
+            <w:t>eritage fie</w:t>
+          </w:r>
+        </w:hyperlink>
+      </w:r>
+      <w:r>
+        <w:rPr>
+          <w:u w:val="single" w:color="0000ff"/>
+          <w:rFonts w:ascii="Charis SIL Regular" w:hAnsi="Charis SIL Regular" w:eastAsia="Charis SIL Regular"/>
+          <w:b w:val="0"/>
+          <w:i w:val="0"/>
+          <w:color w:val="000000"/>
+          <w:sz w:val="24"/>
+        </w:rPr>
+        <w:t>l</w:t>
+      </w:r>
+      <w:r>
+        <w:rPr>
+          <w:u w:val="single" w:color="0000ff"/>
+          <w:rFonts w:ascii="Charis SIL Regular" w:hAnsi="Charis SIL Regular" w:eastAsia="Charis SIL Regular"/>
+          <w:b w:val="0"/>
+          <w:i w:val="0"/>
+          <w:color w:val="000000"/>
+          <w:sz w:val="24"/>
+        </w:rPr>
+        <w:hyperlink r:id="rId28" w:history="1">
+          <w:r>
+            <w:rPr>
+              <w:rStyle w:val="Hyperlink"/>
+            </w:rPr>
+            <w:t>d</w:t>
+          </w:r>
+        </w:hyperlink>
+      </w:r>
+      <w:r>
+        <w:rPr>
+          <w:u w:val="single" w:color="0000ff"/>
+          <w:rFonts w:ascii="Charis SIL Regular" w:hAnsi="Charis SIL Regular" w:eastAsia="Charis SIL Regular"/>
+          <w:b w:val="0"/>
+          <w:i w:val="0"/>
+          <w:color w:val="000000"/>
+          <w:sz w:val="24"/>
+        </w:rPr>
+        <w:hyperlink r:id="rId28" w:history="1">
+          <w:r>
+            <w:rPr>
+              <w:rStyle w:val="Hyperlink"/>
+            </w:rPr>
+            <w:t>. Establis</w:t>
+          </w:r>
+        </w:hyperlink>
       </w:r>
       <w:r>
         <w:rPr>
@@ -5622,7 +5681,7 @@
             <w:rPr>
               <w:rStyle w:val="Hyperlink"/>
             </w:rPr>
-            <w:t>98, the fo</w:t>
+            <w:t>98, the f</w:t>
           </w:r>
         </w:hyperlink>
       </w:r>
@@ -5634,7 +5693,7 @@
           <w:color w:val="000000"/>
           <w:sz w:val="24"/>
         </w:rPr>
-        <w:t xml:space="preserve">undation aims to document, collect and </w:t>
+        <w:t xml:space="preserve">oundation aims to document, collect and </w:t>
       </w:r>
       <w:r>
         <w:rPr>
@@ -6867,7 +6926,7 @@
           <w:sz w:val="24"/>
           <w:u w:val="single"/>
         </w:rPr>
-        <w:hyperlink r:id="rId32" w:history="1">
+        <w:hyperlink r:id="rId33" w:history="1">
           <w:r>
             <w:rPr>
               <w:rStyle w:val="Hyperlink"/>
@@ -6885,7 +6944,7 @@
           <w:sz w:val="24"/>
           <w:u w:val="single"/>
         </w:rPr>
-        <w:hyperlink r:id="rId32" w:history="1">
+        <w:hyperlink r:id="rId33" w:history="1">
           <w:r>
             <w:rPr>
               <w:rStyle w:val="Hyperlink"/>
@@ -6903,7 +6962,7 @@
           <w:sz w:val="24"/>
           <w:u w:val="single"/>
         </w:rPr>
-        <w:hyperlink r:id="rId32" w:history="1">
+        <w:hyperlink r:id="rId33" w:history="1">
           <w:r>
             <w:rPr>
               <w:rStyle w:val="Hyperlink"/>
@@ -6932,7 +6991,7 @@
           <w:sz w:val="24"/>
           <w:u w:val="single"/>
         </w:rPr>
-        <w:hyperlink r:id="rId32" w:history="1">
+        <w:hyperlink r:id="rId33" w:history="1">
           <w:r>
             <w:rPr>
               <w:rStyle w:val="Hyperlink"/>
@@ -6950,7 +7009,7 @@
           <w:sz w:val="24"/>
           <w:u w:val="single"/>
         </w:rPr>
-        <w:hyperlink r:id="rId32" w:history="1">
+        <w:hyperlink r:id="rId33" w:history="1">
           <w:r>
             <w:rPr>
               <w:rStyle w:val="Hyperlink"/>
@@ -6968,7 +7027,7 @@
           <w:sz w:val="24"/>
           <w:u w:val="single"/>
         </w:rPr>
-        <w:hyperlink r:id="rId32" w:history="1">
+        <w:hyperlink r:id="rId33" w:history="1">
           <w:r>
             <w:rPr>
               <w:rStyle w:val="Hyperlink"/>
@@ -6986,7 +7045,7 @@
           <w:sz w:val="24"/>
           <w:u w:val="single"/>
         </w:rPr>
-        <w:hyperlink r:id="rId32" w:history="1">
+        <w:hyperlink r:id="rId33" w:history="1">
           <w:r>
             <w:rPr>
               <w:rStyle w:val="Hyperlink"/>
@@ -7717,7 +7776,25 @@
           <w:color w:val="000000"/>
           <w:sz w:val="24"/>
         </w:rPr>
-        <w:t>ural herita</w:t>
+        <w:t>u</w:t>
+      </w:r>
+      <w:r>
+        <w:rPr>
+          <w:u w:val="single" w:color="0000ff"/>
+          <w:rFonts w:ascii="Charis SIL Regular" w:hAnsi="Charis SIL Regular" w:eastAsia="Charis SIL Regular"/>
+          <w:b w:val="0"/>
+          <w:i w:val="0"/>
+          <w:color w:val="000000"/>
+          <w:sz w:val="24"/>
+        </w:rPr>
+        <w:hyperlink r:id="rId20" w:history="1">
+          <w:r>
+            <w:rPr>
+              <w:rStyle w:val="Hyperlink"/>
+            </w:rPr>
+            <w:t>ral herita</w:t>
+          </w:r>
+        </w:hyperlink>
       </w:r>
       <w:r>
         <w:rPr>

--- a/EXPORTS/DOCX/published/niveau2/English/ArubaBonaireCuracao.docx
+++ b/EXPORTS/DOCX/published/niveau2/English/ArubaBonaireCuracao.docx
@@ -648,25 +648,7 @@
           <w:color w:val="000000"/>
           <w:sz w:val="24"/>
         </w:rPr>
-        <w:t>islands under the authority of the newly found</w:t>
-      </w:r>
-      <w:r>
-        <w:rPr>
-          <w:u w:val="single" w:color="0000ff"/>
-          <w:rFonts w:ascii="Charis SIL Regular" w:hAnsi="Charis SIL Regular" w:eastAsia="Charis SIL Regular"/>
-          <w:b w:val="0"/>
-          <w:i w:val="0"/>
-          <w:color w:val="000000"/>
-          <w:sz w:val="24"/>
-        </w:rPr>
-        <w:hyperlink r:id="rId10" w:history="1">
-          <w:r>
-            <w:rPr>
-              <w:rStyle w:val="Hyperlink"/>
-            </w:rPr>
-            <w:t>ed Kin</w:t>
-          </w:r>
-        </w:hyperlink>
+        <w:t>islands under the authority of the newly founded Kin</w:t>
       </w:r>
       <w:r>
         <w:rPr>
@@ -1435,7 +1417,7 @@
             <w:rPr>
               <w:rStyle w:val="Hyperlink"/>
             </w:rPr>
-            <w:t>office</w:t>
+            <w:t>offi</w:t>
           </w:r>
         </w:hyperlink>
       </w:r>
@@ -1446,7 +1428,23 @@
           <w:i w:val="0"/>
           <w:color w:val="0000FF"/>
           <w:sz w:val="24"/>
-          <w:u w:val="single"/>
+        </w:rPr>
+        <w:hyperlink r:id="rId14" w:history="1">
+          <w:r>
+            <w:rPr>
+              <w:rStyle w:val="Hyperlink"/>
+            </w:rPr>
+            <w:t>ce</w:t>
+          </w:r>
+        </w:hyperlink>
+      </w:r>
+      <w:r>
+        <w:rPr>
+          <w:rFonts w:ascii="Charis SIL Regular" w:hAnsi="Charis SIL Regular" w:eastAsia="Charis SIL Regular"/>
+          <w:b w:val="0"/>
+          <w:i w:val="0"/>
+          <w:color w:val="0000FF"/>
+          <w:sz w:val="24"/>
         </w:rPr>
         <w:t>rs</w:t>
       </w:r>
@@ -1736,19 +1734,9 @@
             <w:rPr>
               <w:rStyle w:val="Hyperlink"/>
             </w:rPr>
-            <w:t>1815-19</w:t>
+            <w:t>1815-1950</w:t>
           </w:r>
         </w:hyperlink>
-      </w:r>
-      <w:r>
-        <w:rPr>
-          <w:rFonts w:ascii="Charis SIL Regular" w:hAnsi="Charis SIL Regular" w:eastAsia="Charis SIL Regular"/>
-          <w:b w:val="0"/>
-          <w:i w:val="0"/>
-          <w:color w:val="0000FF"/>
-          <w:sz w:val="24"/>
-        </w:rPr>
-        <w:t>50</w:t>
       </w:r>
       <w:r>
         <w:rPr>
@@ -2198,169 +2186,7 @@
           <w:color w:val="000000"/>
           <w:sz w:val="24"/>
         </w:rPr>
-        <w:t>contains info</w:t>
-      </w:r>
-      <w:r>
-        <w:rPr>
-          <w:u w:val="single" w:color="0000ff"/>
-          <w:rFonts w:ascii="Charis SIL Regular" w:hAnsi="Charis SIL Regular" w:eastAsia="Charis SIL Regular"/>
-          <w:b w:val="0"/>
-          <w:i w:val="0"/>
-          <w:color w:val="000000"/>
-          <w:sz w:val="24"/>
-        </w:rPr>
-        <w:hyperlink r:id="rId15" w:history="1">
-          <w:r>
-            <w:rPr>
-              <w:rStyle w:val="Hyperlink"/>
-            </w:rPr>
-            <w:t>rmat</w:t>
-          </w:r>
-        </w:hyperlink>
-      </w:r>
-      <w:r>
-        <w:rPr>
-          <w:u w:val="single" w:color="0000ff"/>
-          <w:rFonts w:ascii="Charis SIL Regular" w:hAnsi="Charis SIL Regular" w:eastAsia="Charis SIL Regular"/>
-          <w:b w:val="0"/>
-          <w:i w:val="0"/>
-          <w:color w:val="000000"/>
-          <w:sz w:val="24"/>
-        </w:rPr>
-        <w:hyperlink r:id="rId15" w:history="1">
-          <w:r>
-            <w:rPr>
-              <w:rStyle w:val="Hyperlink"/>
-            </w:rPr>
-            <w:t>i</w:t>
-          </w:r>
-        </w:hyperlink>
-      </w:r>
-      <w:r>
-        <w:rPr>
-          <w:u w:val="single" w:color="0000ff"/>
-          <w:rFonts w:ascii="Charis SIL Regular" w:hAnsi="Charis SIL Regular" w:eastAsia="Charis SIL Regular"/>
-          <w:b w:val="0"/>
-          <w:i w:val="0"/>
-          <w:color w:val="000000"/>
-          <w:sz w:val="24"/>
-        </w:rPr>
-        <w:hyperlink r:id="rId15" w:history="1">
-          <w:r>
-            <w:rPr>
-              <w:rStyle w:val="Hyperlink"/>
-            </w:rPr>
-            <w:t>on abou</w:t>
-          </w:r>
-        </w:hyperlink>
-      </w:r>
-      <w:r>
-        <w:rPr>
-          <w:u w:val="single" w:color="0000ff"/>
-          <w:rFonts w:ascii="Charis SIL Regular" w:hAnsi="Charis SIL Regular" w:eastAsia="Charis SIL Regular"/>
-          <w:b w:val="0"/>
-          <w:i w:val="0"/>
-          <w:color w:val="000000"/>
-          <w:sz w:val="24"/>
-        </w:rPr>
-        <w:hyperlink r:id="rId15" w:history="1">
-          <w:r>
-            <w:rPr>
-              <w:rStyle w:val="Hyperlink"/>
-            </w:rPr>
-            <w:t>t</w:t>
-          </w:r>
-        </w:hyperlink>
-      </w:r>
-      <w:r>
-        <w:rPr>
-          <w:u w:val="single" w:color="0000ff"/>
-          <w:rFonts w:ascii="Charis SIL Regular" w:hAnsi="Charis SIL Regular" w:eastAsia="Charis SIL Regular"/>
-          <w:b w:val="0"/>
-          <w:i w:val="0"/>
-          <w:color w:val="000000"/>
-          <w:sz w:val="24"/>
-        </w:rPr>
-        <w:hyperlink r:id="rId15" w:history="1">
-          <w:r>
-            <w:rPr>
-              <w:rStyle w:val="Hyperlink"/>
-            </w:rPr>
-            <w:t xml:space="preserve"> D</w:t>
-          </w:r>
-        </w:hyperlink>
-      </w:r>
-      <w:r>
-        <w:rPr>
-          <w:u w:val="single" w:color="0000ff"/>
-          <w:rFonts w:ascii="Charis SIL Regular" w:hAnsi="Charis SIL Regular" w:eastAsia="Charis SIL Regular"/>
-          <w:b w:val="0"/>
-          <w:i w:val="0"/>
-          <w:color w:val="000000"/>
-          <w:sz w:val="24"/>
-        </w:rPr>
-        <w:hyperlink r:id="rId15" w:history="1">
-          <w:r>
-            <w:rPr>
-              <w:rStyle w:val="Hyperlink"/>
-            </w:rPr>
-            <w:t>utc</w:t>
-          </w:r>
-        </w:hyperlink>
-      </w:r>
-      <w:r>
-        <w:rPr>
-          <w:u w:val="single" w:color="0000ff"/>
-          <w:rFonts w:ascii="Charis SIL Regular" w:hAnsi="Charis SIL Regular" w:eastAsia="Charis SIL Regular"/>
-          <w:b w:val="0"/>
-          <w:i w:val="0"/>
-          <w:color w:val="000000"/>
-          <w:sz w:val="24"/>
-        </w:rPr>
-        <w:hyperlink r:id="rId15" w:history="1">
-          <w:r>
-            <w:rPr>
-              <w:rStyle w:val="Hyperlink"/>
-            </w:rPr>
-            <w:t>h</w:t>
-          </w:r>
-        </w:hyperlink>
-      </w:r>
-      <w:r>
-        <w:rPr>
-          <w:u w:val="single" w:color="0000ff"/>
-          <w:rFonts w:ascii="Charis SIL Regular" w:hAnsi="Charis SIL Regular" w:eastAsia="Charis SIL Regular"/>
-          <w:b w:val="0"/>
-          <w:i w:val="0"/>
-          <w:color w:val="000000"/>
-          <w:sz w:val="24"/>
-        </w:rPr>
-        <w:hyperlink r:id="rId15" w:history="1">
-          <w:r>
-            <w:rPr>
-              <w:rStyle w:val="Hyperlink"/>
-            </w:rPr>
-            <w:t xml:space="preserve"> colo</w:t>
-          </w:r>
-        </w:hyperlink>
-      </w:r>
-      <w:r>
-        <w:rPr>
-          <w:u w:val="single" w:color="0000ff"/>
-          <w:rFonts w:ascii="Charis SIL Regular" w:hAnsi="Charis SIL Regular" w:eastAsia="Charis SIL Regular"/>
-          <w:b w:val="0"/>
-          <w:i w:val="0"/>
-          <w:color w:val="000000"/>
-          <w:sz w:val="24"/>
-        </w:rPr>
-        <w:hyperlink r:id="rId15" w:history="1">
-          <w:r>
-            <w:rPr>
-              <w:rStyle w:val="Hyperlink"/>
-            </w:rPr>
-            <w:t>nial civ</w:t>
-          </w:r>
-        </w:hyperlink>
+        <w:t>contains information about Dutch colonial civ</w:t>
       </w:r>
       <w:r>
         <w:rPr>
@@ -3851,31 +3677,13 @@
       </w:r>
       <w:r>
         <w:rPr>
-          <w:u w:val="single" w:color="0000ff"/>
-          <w:rFonts w:ascii="Charis SIL Regular" w:hAnsi="Charis SIL Regular" w:eastAsia="Charis SIL Regular"/>
-          <w:b w:val="0"/>
-          <w:i w:val="0"/>
-          <w:color w:val="000000"/>
-          <w:sz w:val="24"/>
-        </w:rPr>
-        <w:hyperlink r:id="rId21" w:history="1">
-          <w:r>
-            <w:rPr>
-              <w:rStyle w:val="Hyperlink"/>
-            </w:rPr>
-            <w:t>Netherlands</w:t>
-          </w:r>
-        </w:hyperlink>
-      </w:r>
-      <w:r>
-        <w:rPr>
-          <w:rFonts w:ascii="Charis SIL Regular" w:hAnsi="Charis SIL Regular" w:eastAsia="Charis SIL Regular"/>
-          <w:b w:val="0"/>
-          <w:i w:val="0"/>
-          <w:color w:val="000000"/>
-          <w:sz w:val="24"/>
-        </w:rPr>
-        <w:t xml:space="preserve">. There is also a specific </w:t>
+          <w:rFonts w:ascii="Charis SIL Regular" w:hAnsi="Charis SIL Regular" w:eastAsia="Charis SIL Regular"/>
+          <w:b w:val="0"/>
+          <w:i w:val="0"/>
+          <w:color w:val="000000"/>
+          <w:sz w:val="24"/>
+        </w:rPr>
+        <w:t xml:space="preserve">Netherlands. There is also a specific </w:t>
       </w:r>
       <w:r>
         <w:rPr>
@@ -3904,7 +3712,7 @@
           <w:sz w:val="24"/>
           <w:u w:val="single"/>
         </w:rPr>
-        <w:hyperlink r:id="rId23" w:history="1">
+        <w:hyperlink r:id="rId22" w:history="1">
           <w:r>
             <w:rPr>
               <w:rStyle w:val="Hyperlink"/>
@@ -3933,7 +3741,7 @@
           <w:sz w:val="24"/>
           <w:u w:val="single"/>
         </w:rPr>
-        <w:hyperlink r:id="rId23" w:history="1">
+        <w:hyperlink r:id="rId22" w:history="1">
           <w:r>
             <w:rPr>
               <w:rStyle w:val="Hyperlink"/>
@@ -4176,6 +3984,7 @@
           <w:i w:val="0"/>
           <w:color w:val="0000FF"/>
           <w:sz w:val="24"/>
+          <w:u w:val="single"/>
         </w:rPr>
         <w:t>A</w:t>
       </w:r>
@@ -4235,7 +4044,7 @@
           <w:sz w:val="24"/>
           <w:u w:val="single"/>
         </w:rPr>
-        <w:hyperlink r:id="rId24" w:history="1">
+        <w:hyperlink r:id="rId25" w:history="1">
           <w:r>
             <w:rPr>
               <w:rStyle w:val="Hyperlink"/>
@@ -4313,50 +4122,7 @@
           <w:color w:val="000000"/>
           <w:sz w:val="24"/>
         </w:rPr>
-        <w:hyperlink r:id="rId25" w:history="1">
-          <w:r>
-            <w:rPr>
-              <w:rStyle w:val="Hyperlink"/>
-            </w:rPr>
-            <w:t>The re</w:t>
-          </w:r>
-        </w:hyperlink>
-      </w:r>
-      <w:r>
-        <w:rPr>
-          <w:u w:val="single" w:color="0000ff"/>
-          <w:rFonts w:ascii="Charis SIL Regular" w:hAnsi="Charis SIL Regular" w:eastAsia="Charis SIL Regular"/>
-          <w:b w:val="0"/>
-          <w:i w:val="0"/>
-          <w:color w:val="000000"/>
-          <w:sz w:val="24"/>
-        </w:rPr>
-        <w:hyperlink r:id="rId25" w:history="1">
-          <w:r>
-            <w:rPr>
-              <w:rStyle w:val="Hyperlink"/>
-            </w:rPr>
-            <w:t>s</w:t>
-          </w:r>
-        </w:hyperlink>
-      </w:r>
-      <w:r>
-        <w:rPr>
-          <w:u w:val="single" w:color="0000ff"/>
-          <w:rFonts w:ascii="Charis SIL Regular" w:hAnsi="Charis SIL Regular" w:eastAsia="Charis SIL Regular"/>
-          <w:b w:val="0"/>
-          <w:i w:val="0"/>
-          <w:color w:val="000000"/>
-          <w:sz w:val="24"/>
-        </w:rPr>
-        <w:hyperlink r:id="rId25" w:history="1">
-          <w:r>
-            <w:rPr>
-              <w:rStyle w:val="Hyperlink"/>
-            </w:rPr>
-            <w:t xml:space="preserve">earch aid </w:t>
-          </w:r>
-        </w:hyperlink>
+        <w:t xml:space="preserve">The research aid </w:t>
       </w:r>
       <w:r>
         <w:rPr>
@@ -4367,7 +4133,7 @@
           <w:sz w:val="24"/>
           <w:u w:val="single"/>
         </w:rPr>
-        <w:hyperlink r:id="rId25" w:history="1">
+        <w:hyperlink r:id="rId13" w:history="1">
           <w:r>
             <w:rPr>
               <w:rStyle w:val="Hyperlink"/>

--- a/EXPORTS/DOCX/published/niveau2/English/ArubaBonaireCuracao.docx
+++ b/EXPORTS/DOCX/published/niveau2/English/ArubaBonaireCuracao.docx
@@ -648,7 +648,25 @@
           <w:color w:val="000000"/>
           <w:sz w:val="24"/>
         </w:rPr>
-        <w:t>islands under the authority of the newly founded Kin</w:t>
+        <w:t>islands under the authority of the newly found</w:t>
+      </w:r>
+      <w:r>
+        <w:rPr>
+          <w:u w:val="single" w:color="0000ff"/>
+          <w:rFonts w:ascii="Charis SIL Regular" w:hAnsi="Charis SIL Regular" w:eastAsia="Charis SIL Regular"/>
+          <w:b w:val="0"/>
+          <w:i w:val="0"/>
+          <w:color w:val="000000"/>
+          <w:sz w:val="24"/>
+        </w:rPr>
+        <w:hyperlink r:id="rId10" w:history="1">
+          <w:r>
+            <w:rPr>
+              <w:rStyle w:val="Hyperlink"/>
+            </w:rPr>
+            <w:t>ed Kin</w:t>
+          </w:r>
+        </w:hyperlink>
       </w:r>
       <w:r>
         <w:rPr>
@@ -1417,7 +1435,7 @@
             <w:rPr>
               <w:rStyle w:val="Hyperlink"/>
             </w:rPr>
-            <w:t>offi</w:t>
+            <w:t>office</w:t>
           </w:r>
         </w:hyperlink>
       </w:r>
@@ -1428,23 +1446,7 @@
           <w:i w:val="0"/>
           <w:color w:val="0000FF"/>
           <w:sz w:val="24"/>
-        </w:rPr>
-        <w:hyperlink r:id="rId14" w:history="1">
-          <w:r>
-            <w:rPr>
-              <w:rStyle w:val="Hyperlink"/>
-            </w:rPr>
-            <w:t>ce</w:t>
-          </w:r>
-        </w:hyperlink>
-      </w:r>
-      <w:r>
-        <w:rPr>
-          <w:rFonts w:ascii="Charis SIL Regular" w:hAnsi="Charis SIL Regular" w:eastAsia="Charis SIL Regular"/>
-          <w:b w:val="0"/>
-          <w:i w:val="0"/>
-          <w:color w:val="0000FF"/>
-          <w:sz w:val="24"/>
+          <w:u w:val="single"/>
         </w:rPr>
         <w:t>rs</w:t>
       </w:r>
@@ -1502,9 +1504,19 @@
             <w:rPr>
               <w:rStyle w:val="Hyperlink"/>
             </w:rPr>
-            <w:t>soldiers</w:t>
+            <w:t>soldie</w:t>
           </w:r>
         </w:hyperlink>
+      </w:r>
+      <w:r>
+        <w:rPr>
+          <w:rFonts w:ascii="Charis SIL Regular" w:hAnsi="Charis SIL Regular" w:eastAsia="Charis SIL Regular"/>
+          <w:b w:val="0"/>
+          <w:i w:val="0"/>
+          <w:color w:val="0000FF"/>
+          <w:sz w:val="24"/>
+        </w:rPr>
+        <w:t>rs</w:t>
       </w:r>
       <w:r>
         <w:rPr>
@@ -2186,7 +2198,169 @@
           <w:color w:val="000000"/>
           <w:sz w:val="24"/>
         </w:rPr>
-        <w:t>contains information about Dutch colonial civ</w:t>
+        <w:t>contains info</w:t>
+      </w:r>
+      <w:r>
+        <w:rPr>
+          <w:u w:val="single" w:color="0000ff"/>
+          <w:rFonts w:ascii="Charis SIL Regular" w:hAnsi="Charis SIL Regular" w:eastAsia="Charis SIL Regular"/>
+          <w:b w:val="0"/>
+          <w:i w:val="0"/>
+          <w:color w:val="000000"/>
+          <w:sz w:val="24"/>
+        </w:rPr>
+        <w:hyperlink r:id="rId15" w:history="1">
+          <w:r>
+            <w:rPr>
+              <w:rStyle w:val="Hyperlink"/>
+            </w:rPr>
+            <w:t>rmat</w:t>
+          </w:r>
+        </w:hyperlink>
+      </w:r>
+      <w:r>
+        <w:rPr>
+          <w:u w:val="single" w:color="0000ff"/>
+          <w:rFonts w:ascii="Charis SIL Regular" w:hAnsi="Charis SIL Regular" w:eastAsia="Charis SIL Regular"/>
+          <w:b w:val="0"/>
+          <w:i w:val="0"/>
+          <w:color w:val="000000"/>
+          <w:sz w:val="24"/>
+        </w:rPr>
+        <w:hyperlink r:id="rId15" w:history="1">
+          <w:r>
+            <w:rPr>
+              <w:rStyle w:val="Hyperlink"/>
+            </w:rPr>
+            <w:t>i</w:t>
+          </w:r>
+        </w:hyperlink>
+      </w:r>
+      <w:r>
+        <w:rPr>
+          <w:u w:val="single" w:color="0000ff"/>
+          <w:rFonts w:ascii="Charis SIL Regular" w:hAnsi="Charis SIL Regular" w:eastAsia="Charis SIL Regular"/>
+          <w:b w:val="0"/>
+          <w:i w:val="0"/>
+          <w:color w:val="000000"/>
+          <w:sz w:val="24"/>
+        </w:rPr>
+        <w:hyperlink r:id="rId15" w:history="1">
+          <w:r>
+            <w:rPr>
+              <w:rStyle w:val="Hyperlink"/>
+            </w:rPr>
+            <w:t>on abou</w:t>
+          </w:r>
+        </w:hyperlink>
+      </w:r>
+      <w:r>
+        <w:rPr>
+          <w:u w:val="single" w:color="0000ff"/>
+          <w:rFonts w:ascii="Charis SIL Regular" w:hAnsi="Charis SIL Regular" w:eastAsia="Charis SIL Regular"/>
+          <w:b w:val="0"/>
+          <w:i w:val="0"/>
+          <w:color w:val="000000"/>
+          <w:sz w:val="24"/>
+        </w:rPr>
+        <w:hyperlink r:id="rId15" w:history="1">
+          <w:r>
+            <w:rPr>
+              <w:rStyle w:val="Hyperlink"/>
+            </w:rPr>
+            <w:t>t</w:t>
+          </w:r>
+        </w:hyperlink>
+      </w:r>
+      <w:r>
+        <w:rPr>
+          <w:u w:val="single" w:color="0000ff"/>
+          <w:rFonts w:ascii="Charis SIL Regular" w:hAnsi="Charis SIL Regular" w:eastAsia="Charis SIL Regular"/>
+          <w:b w:val="0"/>
+          <w:i w:val="0"/>
+          <w:color w:val="000000"/>
+          <w:sz w:val="24"/>
+        </w:rPr>
+        <w:hyperlink r:id="rId15" w:history="1">
+          <w:r>
+            <w:rPr>
+              <w:rStyle w:val="Hyperlink"/>
+            </w:rPr>
+            <w:t xml:space="preserve"> D</w:t>
+          </w:r>
+        </w:hyperlink>
+      </w:r>
+      <w:r>
+        <w:rPr>
+          <w:u w:val="single" w:color="0000ff"/>
+          <w:rFonts w:ascii="Charis SIL Regular" w:hAnsi="Charis SIL Regular" w:eastAsia="Charis SIL Regular"/>
+          <w:b w:val="0"/>
+          <w:i w:val="0"/>
+          <w:color w:val="000000"/>
+          <w:sz w:val="24"/>
+        </w:rPr>
+        <w:hyperlink r:id="rId15" w:history="1">
+          <w:r>
+            <w:rPr>
+              <w:rStyle w:val="Hyperlink"/>
+            </w:rPr>
+            <w:t>utc</w:t>
+          </w:r>
+        </w:hyperlink>
+      </w:r>
+      <w:r>
+        <w:rPr>
+          <w:u w:val="single" w:color="0000ff"/>
+          <w:rFonts w:ascii="Charis SIL Regular" w:hAnsi="Charis SIL Regular" w:eastAsia="Charis SIL Regular"/>
+          <w:b w:val="0"/>
+          <w:i w:val="0"/>
+          <w:color w:val="000000"/>
+          <w:sz w:val="24"/>
+        </w:rPr>
+        <w:hyperlink r:id="rId15" w:history="1">
+          <w:r>
+            <w:rPr>
+              <w:rStyle w:val="Hyperlink"/>
+            </w:rPr>
+            <w:t>h</w:t>
+          </w:r>
+        </w:hyperlink>
+      </w:r>
+      <w:r>
+        <w:rPr>
+          <w:u w:val="single" w:color="0000ff"/>
+          <w:rFonts w:ascii="Charis SIL Regular" w:hAnsi="Charis SIL Regular" w:eastAsia="Charis SIL Regular"/>
+          <w:b w:val="0"/>
+          <w:i w:val="0"/>
+          <w:color w:val="000000"/>
+          <w:sz w:val="24"/>
+        </w:rPr>
+        <w:hyperlink r:id="rId15" w:history="1">
+          <w:r>
+            <w:rPr>
+              <w:rStyle w:val="Hyperlink"/>
+            </w:rPr>
+            <w:t xml:space="preserve"> colo</w:t>
+          </w:r>
+        </w:hyperlink>
+      </w:r>
+      <w:r>
+        <w:rPr>
+          <w:u w:val="single" w:color="0000ff"/>
+          <w:rFonts w:ascii="Charis SIL Regular" w:hAnsi="Charis SIL Regular" w:eastAsia="Charis SIL Regular"/>
+          <w:b w:val="0"/>
+          <w:i w:val="0"/>
+          <w:color w:val="000000"/>
+          <w:sz w:val="24"/>
+        </w:rPr>
+        <w:hyperlink r:id="rId15" w:history="1">
+          <w:r>
+            <w:rPr>
+              <w:rStyle w:val="Hyperlink"/>
+            </w:rPr>
+            <w:t>nial civ</w:t>
+          </w:r>
+        </w:hyperlink>
       </w:r>
       <w:r>
         <w:rPr>
@@ -2627,118 +2801,7 @@
           <w:color w:val="000000"/>
           <w:sz w:val="24"/>
         </w:rPr>
-        <w:t xml:space="preserve"> contains a lot of useful information regarding the uni</w:t>
-      </w:r>
-      <w:r>
-        <w:rPr>
-          <w:u w:val="single" w:color="0000ff"/>
-          <w:rFonts w:ascii="Charis SIL Regular" w:hAnsi="Charis SIL Regular" w:eastAsia="Charis SIL Regular"/>
-          <w:b w:val="0"/>
-          <w:i w:val="0"/>
-          <w:color w:val="000000"/>
-          <w:sz w:val="24"/>
-        </w:rPr>
-        <w:hyperlink r:id="rId16" w:history="1">
-          <w:r>
-            <w:rPr>
-              <w:rStyle w:val="Hyperlink"/>
-            </w:rPr>
-            <w:t>versity</w:t>
-          </w:r>
-        </w:hyperlink>
-      </w:r>
-      <w:r>
-        <w:rPr>
-          <w:u w:val="single" w:color="0000ff"/>
-          <w:rFonts w:ascii="Charis SIL Regular" w:hAnsi="Charis SIL Regular" w:eastAsia="Charis SIL Regular"/>
-          <w:b w:val="0"/>
-          <w:i w:val="0"/>
-          <w:color w:val="000000"/>
-          <w:sz w:val="24"/>
-        </w:rPr>
-        <w:t>’</w:t>
-      </w:r>
-      <w:r>
-        <w:rPr>
-          <w:u w:val="single" w:color="0000ff"/>
-          <w:rFonts w:ascii="Charis SIL Regular" w:hAnsi="Charis SIL Regular" w:eastAsia="Charis SIL Regular"/>
-          <w:b w:val="0"/>
-          <w:i w:val="0"/>
-          <w:color w:val="000000"/>
-          <w:sz w:val="24"/>
-        </w:rPr>
-        <w:hyperlink r:id="rId16" w:history="1">
-          <w:r>
-            <w:rPr>
-              <w:rStyle w:val="Hyperlink"/>
-            </w:rPr>
-            <w:t>s Cari</w:t>
-          </w:r>
-        </w:hyperlink>
-      </w:r>
-      <w:r>
-        <w:rPr>
-          <w:u w:val="single" w:color="0000ff"/>
-          <w:rFonts w:ascii="Charis SIL Regular" w:hAnsi="Charis SIL Regular" w:eastAsia="Charis SIL Regular"/>
-          <w:b w:val="0"/>
-          <w:i w:val="0"/>
-          <w:color w:val="000000"/>
-          <w:sz w:val="24"/>
-        </w:rPr>
-        <w:hyperlink r:id="rId16" w:history="1">
-          <w:r>
-            <w:rPr>
-              <w:rStyle w:val="Hyperlink"/>
-            </w:rPr>
-            <w:t>b</w:t>
-          </w:r>
-        </w:hyperlink>
-      </w:r>
-      <w:r>
-        <w:rPr>
-          <w:u w:val="single" w:color="0000ff"/>
-          <w:rFonts w:ascii="Charis SIL Regular" w:hAnsi="Charis SIL Regular" w:eastAsia="Charis SIL Regular"/>
-          <w:b w:val="0"/>
-          <w:i w:val="0"/>
-          <w:color w:val="000000"/>
-          <w:sz w:val="24"/>
-        </w:rPr>
-        <w:hyperlink r:id="rId16" w:history="1">
-          <w:r>
-            <w:rPr>
-              <w:rStyle w:val="Hyperlink"/>
-            </w:rPr>
-            <w:t>be</w:t>
-          </w:r>
-        </w:hyperlink>
-      </w:r>
-      <w:r>
-        <w:rPr>
-          <w:u w:val="single" w:color="0000ff"/>
-          <w:rFonts w:ascii="Charis SIL Regular" w:hAnsi="Charis SIL Regular" w:eastAsia="Charis SIL Regular"/>
-          <w:b w:val="0"/>
-          <w:i w:val="0"/>
-          <w:color w:val="000000"/>
-          <w:sz w:val="24"/>
-        </w:rPr>
-        <w:hyperlink r:id="rId16" w:history="1">
-          <w:r>
-            <w:rPr>
-              <w:rStyle w:val="Hyperlink"/>
-            </w:rPr>
-            <w:t>an c</w:t>
-          </w:r>
-        </w:hyperlink>
-      </w:r>
-      <w:r>
-        <w:rPr>
-          <w:rFonts w:ascii="Charis SIL Regular" w:hAnsi="Charis SIL Regular" w:eastAsia="Charis SIL Regular"/>
-          <w:b w:val="0"/>
-          <w:i w:val="0"/>
-          <w:color w:val="000000"/>
-          <w:sz w:val="24"/>
-        </w:rPr>
-        <w:t xml:space="preserve">ollection </w:t>
+        <w:t xml:space="preserve"> contains a lot of useful information regarding the university’s Caribbean collection </w:t>
       </w:r>
       <w:r>
         <w:rPr>
@@ -3047,14 +3110,7 @@
           <w:color w:val="000000"/>
           <w:sz w:val="24"/>
         </w:rPr>
-        <w:hyperlink r:id="rId18" w:history="1">
-          <w:r>
-            <w:rPr>
-              <w:rStyle w:val="Hyperlink"/>
-            </w:rPr>
-            <w:t>and</w:t>
-          </w:r>
-        </w:hyperlink>
+        <w:t>and</w:t>
       </w:r>
       <w:r>
         <w:rPr>
@@ -3148,7 +3204,7 @@
           <w:sz w:val="24"/>
           <w:u w:val="single"/>
         </w:rPr>
-        <w:hyperlink r:id="rId18" w:history="1">
+        <w:hyperlink r:id="rId20" w:history="1">
           <w:r>
             <w:rPr>
               <w:rStyle w:val="Hyperlink"/>
@@ -3594,68 +3650,7 @@
           <w:color w:val="000000"/>
           <w:sz w:val="24"/>
         </w:rPr>
-        <w:hyperlink r:id="rId21" w:history="1">
-          <w:r>
-            <w:rPr>
-              <w:rStyle w:val="Hyperlink"/>
-            </w:rPr>
-            <w:t>other ins</w:t>
-          </w:r>
-        </w:hyperlink>
-      </w:r>
-      <w:r>
-        <w:rPr>
-          <w:u w:val="single" w:color="0000ff"/>
-          <w:rFonts w:ascii="Charis SIL Regular" w:hAnsi="Charis SIL Regular" w:eastAsia="Charis SIL Regular"/>
-          <w:b w:val="0"/>
-          <w:i w:val="0"/>
-          <w:color w:val="000000"/>
-          <w:sz w:val="24"/>
-        </w:rPr>
-        <w:hyperlink r:id="rId21" w:history="1">
-          <w:r>
-            <w:rPr>
-              <w:rStyle w:val="Hyperlink"/>
-            </w:rPr>
-            <w:t>t</w:t>
-          </w:r>
-        </w:hyperlink>
-      </w:r>
-      <w:r>
-        <w:rPr>
-          <w:u w:val="single" w:color="0000ff"/>
-          <w:rFonts w:ascii="Charis SIL Regular" w:hAnsi="Charis SIL Regular" w:eastAsia="Charis SIL Regular"/>
-          <w:b w:val="0"/>
-          <w:i w:val="0"/>
-          <w:color w:val="000000"/>
-          <w:sz w:val="24"/>
-        </w:rPr>
-        <w:hyperlink r:id="rId21" w:history="1">
-          <w:r>
-            <w:rPr>
-              <w:rStyle w:val="Hyperlink"/>
-            </w:rPr>
-            <w:t>itutions i</w:t>
-          </w:r>
-        </w:hyperlink>
-      </w:r>
-      <w:r>
-        <w:rPr>
-          <w:u w:val="single" w:color="0000ff"/>
-          <w:rFonts w:ascii="Charis SIL Regular" w:hAnsi="Charis SIL Regular" w:eastAsia="Charis SIL Regular"/>
-          <w:b w:val="0"/>
-          <w:i w:val="0"/>
-          <w:color w:val="000000"/>
-          <w:sz w:val="24"/>
-        </w:rPr>
-        <w:hyperlink r:id="rId21" w:history="1">
-          <w:r>
-            <w:rPr>
-              <w:rStyle w:val="Hyperlink"/>
-            </w:rPr>
-            <w:t>n t</w:t>
-          </w:r>
-        </w:hyperlink>
+        <w:t>other institutions in t</w:t>
       </w:r>
       <w:r>
         <w:rPr>
@@ -3677,31 +3672,41 @@
       </w:r>
       <w:r>
         <w:rPr>
+          <w:u w:val="single" w:color="0000ff"/>
           <w:rFonts w:ascii="Charis SIL Regular" w:hAnsi="Charis SIL Regular" w:eastAsia="Charis SIL Regular"/>
           <w:b w:val="0"/>
           <w:i w:val="0"/>
           <w:color w:val="000000"/>
           <w:sz w:val="24"/>
         </w:rPr>
-        <w:t xml:space="preserve">Netherlands. There is also a specific </w:t>
-      </w:r>
-      <w:r>
-        <w:rPr>
-          <w:rFonts w:ascii="Charis SIL Regular" w:hAnsi="Charis SIL Regular" w:eastAsia="Charis SIL Regular"/>
-          <w:b w:val="0"/>
-          <w:i w:val="0"/>
-          <w:color w:val="0000FF"/>
-          <w:sz w:val="24"/>
-          <w:u w:val="single"/>
-        </w:rPr>
-        <w:hyperlink r:id="rId23" w:history="1">
+        <w:hyperlink r:id="rId21" w:history="1">
           <w:r>
             <w:rPr>
               <w:rStyle w:val="Hyperlink"/>
             </w:rPr>
-            <w:t>s</w:t>
+            <w:t>Netherlands</w:t>
           </w:r>
         </w:hyperlink>
+      </w:r>
+      <w:r>
+        <w:rPr>
+          <w:rFonts w:ascii="Charis SIL Regular" w:hAnsi="Charis SIL Regular" w:eastAsia="Charis SIL Regular"/>
+          <w:b w:val="0"/>
+          <w:i w:val="0"/>
+          <w:color w:val="000000"/>
+          <w:sz w:val="24"/>
+        </w:rPr>
+        <w:t xml:space="preserve">. There is also a specific </w:t>
+      </w:r>
+      <w:r>
+        <w:rPr>
+          <w:rFonts w:ascii="Charis SIL Regular" w:hAnsi="Charis SIL Regular" w:eastAsia="Charis SIL Regular"/>
+          <w:b w:val="0"/>
+          <w:i w:val="0"/>
+          <w:color w:val="0000FF"/>
+          <w:sz w:val="24"/>
+        </w:rPr>
+        <w:t>s</w:t>
       </w:r>
       <w:r>
         <w:rPr>
@@ -4015,7 +4020,7 @@
           <w:sz w:val="24"/>
           <w:u w:val="single"/>
         </w:rPr>
-        <w:hyperlink r:id="rId24" w:history="1">
+        <w:hyperlink r:id="rId25" w:history="1">
           <w:r>
             <w:rPr>
               <w:rStyle w:val="Hyperlink"/>
@@ -4111,18 +4116,7 @@
           <w:color w:val="000000"/>
           <w:sz w:val="24"/>
         </w:rPr>
-        <w:t xml:space="preserve">•  </w:t>
-      </w:r>
-      <w:r>
-        <w:rPr>
-          <w:u w:val="single" w:color="0000ff"/>
-          <w:rFonts w:ascii="Charis SIL Regular" w:hAnsi="Charis SIL Regular" w:eastAsia="Charis SIL Regular"/>
-          <w:b w:val="0"/>
-          <w:i w:val="0"/>
-          <w:color w:val="000000"/>
-          <w:sz w:val="24"/>
-        </w:rPr>
-        <w:t xml:space="preserve">The research aid </w:t>
+        <w:t xml:space="preserve">•  The research aid </w:t>
       </w:r>
       <w:r>
         <w:rPr>
@@ -4312,14 +4306,7 @@
           <w:color w:val="000000"/>
           <w:sz w:val="24"/>
         </w:rPr>
-        <w:hyperlink r:id="rId13" w:history="1">
-          <w:r>
-            <w:rPr>
-              <w:rStyle w:val="Hyperlink"/>
-            </w:rPr>
-            <w:t xml:space="preserve"> inform</w:t>
-          </w:r>
-        </w:hyperlink>
+        <w:t xml:space="preserve"> inform</w:t>
       </w:r>
       <w:r>
         <w:rPr>
@@ -4845,238 +4832,7 @@
           <w:color w:val="000000"/>
           <w:sz w:val="24"/>
         </w:rPr>
-        <w:t>' b</w:t>
-      </w:r>
-      <w:r>
-        <w:rPr>
-          <w:rFonts w:ascii="Charis SIL Regular" w:hAnsi="Charis SIL Regular" w:eastAsia="Charis SIL Regular"/>
-          <w:b w:val="0"/>
-          <w:i w:val="0"/>
-          <w:color w:val="000000"/>
-          <w:sz w:val="24"/>
-        </w:rPr>
-        <w:hyperlink r:id="rId27" w:history="1">
-          <w:r>
-            <w:rPr>
-              <w:rStyle w:val="Hyperlink"/>
-            </w:rPr>
-            <w:t>y h</w:t>
-          </w:r>
-        </w:hyperlink>
-      </w:r>
-      <w:r>
-        <w:rPr>
-          <w:rFonts w:ascii="Charis SIL Regular" w:hAnsi="Charis SIL Regular" w:eastAsia="Charis SIL Regular"/>
-          <w:b w:val="0"/>
-          <w:i w:val="0"/>
-          <w:color w:val="000000"/>
-          <w:sz w:val="24"/>
-        </w:rPr>
-        <w:hyperlink r:id="rId27" w:history="1">
-          <w:r>
-            <w:rPr>
-              <w:rStyle w:val="Hyperlink"/>
-            </w:rPr>
-            <w:t xml:space="preserve">istorian Adi </w:t>
-          </w:r>
-        </w:hyperlink>
-      </w:r>
-      <w:r>
-        <w:rPr>
-          <w:rFonts w:ascii="Charis SIL Regular" w:hAnsi="Charis SIL Regular" w:eastAsia="Charis SIL Regular"/>
-          <w:b w:val="0"/>
-          <w:i w:val="0"/>
-          <w:color w:val="000000"/>
-          <w:sz w:val="24"/>
-        </w:rPr>
-        <w:t>M</w:t>
-      </w:r>
-      <w:r>
-        <w:rPr>
-          <w:rFonts w:ascii="Charis SIL Regular" w:hAnsi="Charis SIL Regular" w:eastAsia="Charis SIL Regular"/>
-          <w:b w:val="0"/>
-          <w:i w:val="0"/>
-          <w:color w:val="000000"/>
-          <w:sz w:val="24"/>
-        </w:rPr>
-        <w:hyperlink r:id="rId27" w:history="1">
-          <w:r>
-            <w:rPr>
-              <w:rStyle w:val="Hyperlink"/>
-            </w:rPr>
-            <w:t>art</w:t>
-          </w:r>
-        </w:hyperlink>
-      </w:r>
-      <w:r>
-        <w:rPr>
-          <w:rFonts w:ascii="Charis SIL Regular" w:hAnsi="Charis SIL Regular" w:eastAsia="Charis SIL Regular"/>
-          <w:b w:val="0"/>
-          <w:i w:val="0"/>
-          <w:color w:val="000000"/>
-          <w:sz w:val="24"/>
-        </w:rPr>
-        <w:hyperlink r:id="rId27" w:history="1">
-          <w:r>
-            <w:rPr>
-              <w:rStyle w:val="Hyperlink"/>
-            </w:rPr>
-            <w:t>i</w:t>
-          </w:r>
-        </w:hyperlink>
-      </w:r>
-      <w:r>
-        <w:rPr>
-          <w:rFonts w:ascii="Charis SIL Regular" w:hAnsi="Charis SIL Regular" w:eastAsia="Charis SIL Regular"/>
-          <w:b w:val="0"/>
-          <w:i w:val="0"/>
-          <w:color w:val="000000"/>
-          <w:sz w:val="24"/>
-        </w:rPr>
-        <w:hyperlink r:id="rId27" w:history="1">
-          <w:r>
-            <w:rPr>
-              <w:rStyle w:val="Hyperlink"/>
-            </w:rPr>
-            <w:t>s desc</w:t>
-          </w:r>
-        </w:hyperlink>
-      </w:r>
-      <w:r>
-        <w:rPr>
-          <w:rFonts w:ascii="Charis SIL Regular" w:hAnsi="Charis SIL Regular" w:eastAsia="Charis SIL Regular"/>
-          <w:b w:val="0"/>
-          <w:i w:val="0"/>
-          <w:color w:val="000000"/>
-          <w:sz w:val="24"/>
-        </w:rPr>
-        <w:hyperlink r:id="rId27" w:history="1">
-          <w:r>
-            <w:rPr>
-              <w:rStyle w:val="Hyperlink"/>
-            </w:rPr>
-            <w:t>r</w:t>
-          </w:r>
-        </w:hyperlink>
-      </w:r>
-      <w:r>
-        <w:rPr>
-          <w:rFonts w:ascii="Charis SIL Regular" w:hAnsi="Charis SIL Regular" w:eastAsia="Charis SIL Regular"/>
-          <w:b w:val="0"/>
-          <w:i w:val="0"/>
-          <w:color w:val="000000"/>
-          <w:sz w:val="24"/>
-        </w:rPr>
-        <w:hyperlink r:id="rId27" w:history="1">
-          <w:r>
-            <w:rPr>
-              <w:rStyle w:val="Hyperlink"/>
-            </w:rPr>
-            <w:t>ibe</w:t>
-          </w:r>
-        </w:hyperlink>
-      </w:r>
-      <w:r>
-        <w:rPr>
-          <w:rFonts w:ascii="Charis SIL Regular" w:hAnsi="Charis SIL Regular" w:eastAsia="Charis SIL Regular"/>
-          <w:b w:val="0"/>
-          <w:i w:val="0"/>
-          <w:color w:val="000000"/>
-          <w:sz w:val="24"/>
-        </w:rPr>
-        <w:hyperlink r:id="rId27" w:history="1">
-          <w:r>
-            <w:rPr>
-              <w:rStyle w:val="Hyperlink"/>
-            </w:rPr>
-            <w:t xml:space="preserve">s the </w:t>
-          </w:r>
-        </w:hyperlink>
-      </w:r>
-      <w:r>
-        <w:rPr>
-          <w:rFonts w:ascii="Charis SIL Regular" w:hAnsi="Charis SIL Regular" w:eastAsia="Charis SIL Regular"/>
-          <w:b w:val="0"/>
-          <w:i w:val="0"/>
-          <w:color w:val="000000"/>
-          <w:sz w:val="24"/>
-        </w:rPr>
-        <w:hyperlink r:id="rId27" w:history="1">
-          <w:r>
-            <w:rPr>
-              <w:rStyle w:val="Hyperlink"/>
-            </w:rPr>
-            <w:t>p</w:t>
-          </w:r>
-        </w:hyperlink>
-      </w:r>
-      <w:r>
-        <w:rPr>
-          <w:rFonts w:ascii="Charis SIL Regular" w:hAnsi="Charis SIL Regular" w:eastAsia="Charis SIL Regular"/>
-          <w:b w:val="0"/>
-          <w:i w:val="0"/>
-          <w:color w:val="000000"/>
-          <w:sz w:val="24"/>
-        </w:rPr>
-        <w:hyperlink r:id="rId27" w:history="1">
-          <w:r>
-            <w:rPr>
-              <w:rStyle w:val="Hyperlink"/>
-            </w:rPr>
-            <w:t>r</w:t>
-          </w:r>
-        </w:hyperlink>
-      </w:r>
-      <w:r>
-        <w:rPr>
-          <w:rFonts w:ascii="Charis SIL Regular" w:hAnsi="Charis SIL Regular" w:eastAsia="Charis SIL Regular"/>
-          <w:b w:val="0"/>
-          <w:i w:val="0"/>
-          <w:color w:val="000000"/>
-          <w:sz w:val="24"/>
-        </w:rPr>
-        <w:hyperlink r:id="rId27" w:history="1">
-          <w:r>
-            <w:rPr>
-              <w:rStyle w:val="Hyperlink"/>
-            </w:rPr>
-            <w:t>eco</w:t>
-          </w:r>
-        </w:hyperlink>
-      </w:r>
-      <w:r>
-        <w:rPr>
-          <w:rFonts w:ascii="Charis SIL Regular" w:hAnsi="Charis SIL Regular" w:eastAsia="Charis SIL Regular"/>
-          <w:b w:val="0"/>
-          <w:i w:val="0"/>
-          <w:color w:val="000000"/>
-          <w:sz w:val="24"/>
-        </w:rPr>
-        <w:hyperlink r:id="rId27" w:history="1">
-          <w:r>
-            <w:rPr>
-              <w:rStyle w:val="Hyperlink"/>
-            </w:rPr>
-            <w:t>l</w:t>
-          </w:r>
-        </w:hyperlink>
-      </w:r>
-      <w:r>
-        <w:rPr>
-          <w:rFonts w:ascii="Charis SIL Regular" w:hAnsi="Charis SIL Regular" w:eastAsia="Charis SIL Regular"/>
-          <w:b w:val="0"/>
-          <w:i w:val="0"/>
-          <w:color w:val="000000"/>
-          <w:sz w:val="24"/>
-        </w:rPr>
-        <w:hyperlink r:id="rId27" w:history="1">
-          <w:r>
-            <w:rPr>
-              <w:rStyle w:val="Hyperlink"/>
-            </w:rPr>
-            <w:t>onial history</w:t>
-          </w:r>
-        </w:hyperlink>
+        <w:t>' by historian Adi Martis describes the precolonial history</w:t>
       </w:r>
       <w:r>
         <w:rPr>
@@ -5388,14 +5144,7 @@
           <w:color w:val="000000"/>
           <w:sz w:val="24"/>
         </w:rPr>
-        <w:hyperlink r:id="rId28" w:history="1">
-          <w:r>
-            <w:rPr>
-              <w:rStyle w:val="Hyperlink"/>
-            </w:rPr>
-            <w:t>. Establis</w:t>
-          </w:r>
-        </w:hyperlink>
+        <w:t>. Establis</w:t>
       </w:r>
       <w:r>
         <w:rPr>
@@ -5860,14 +5609,7 @@
           <w:color w:val="000000"/>
           <w:sz w:val="24"/>
         </w:rPr>
-        <w:hyperlink r:id="rId13" w:history="1">
-          <w:r>
-            <w:rPr>
-              <w:rStyle w:val="Hyperlink"/>
-            </w:rPr>
-            <w:t xml:space="preserve"> inform</w:t>
-          </w:r>
-        </w:hyperlink>
+        <w:t xml:space="preserve"> inform</w:t>
       </w:r>
       <w:r>
         <w:rPr>
@@ -6710,7 +6452,7 @@
           <w:sz w:val="24"/>
           <w:u w:val="single"/>
         </w:rPr>
-        <w:hyperlink r:id="rId33" w:history="1">
+        <w:hyperlink r:id="rId32" w:history="1">
           <w:r>
             <w:rPr>
               <w:rStyle w:val="Hyperlink"/>

--- a/EXPORTS/DOCX/published/niveau2/English/ArubaBonaireCuracao.docx
+++ b/EXPORTS/DOCX/published/niveau2/English/ArubaBonaireCuracao.docx
@@ -742,6 +742,7 @@
       </w:r>
       <w:r>
         <w:rPr>
+          <w:u w:val="single" w:color="0000ff"/>
           <w:rFonts w:ascii="Charis SIL Regular" w:hAnsi="Charis SIL Regular" w:eastAsia="Charis SIL Regular"/>
           <w:b w:val="0"/>
           <w:i w:val="0"/>
@@ -1435,7 +1436,7 @@
             <w:rPr>
               <w:rStyle w:val="Hyperlink"/>
             </w:rPr>
-            <w:t>office</w:t>
+            <w:t>offic</w:t>
           </w:r>
         </w:hyperlink>
       </w:r>
@@ -1448,7 +1449,7 @@
           <w:sz w:val="24"/>
           <w:u w:val="single"/>
         </w:rPr>
-        <w:t>rs</w:t>
+        <w:t>er</w:t>
       </w:r>
       <w:r>
         <w:rPr>
@@ -1457,9 +1458,8 @@
           <w:i w:val="0"/>
           <w:color w:val="0000FF"/>
           <w:sz w:val="24"/>
-          <w:u w:val="single"/>
-        </w:rPr>
-        <w:t xml:space="preserve"> </w:t>
+        </w:rPr>
+        <w:t xml:space="preserve">s </w:t>
       </w:r>
       <w:r>
         <w:rPr>
@@ -1504,19 +1504,9 @@
             <w:rPr>
               <w:rStyle w:val="Hyperlink"/>
             </w:rPr>
-            <w:t>soldie</w:t>
+            <w:t>soldiers</w:t>
           </w:r>
         </w:hyperlink>
-      </w:r>
-      <w:r>
-        <w:rPr>
-          <w:rFonts w:ascii="Charis SIL Regular" w:hAnsi="Charis SIL Regular" w:eastAsia="Charis SIL Regular"/>
-          <w:b w:val="0"/>
-          <w:i w:val="0"/>
-          <w:color w:val="0000FF"/>
-          <w:sz w:val="24"/>
-        </w:rPr>
-        <w:t>rs</w:t>
       </w:r>
       <w:r>
         <w:rPr>
@@ -2801,7 +2791,118 @@
           <w:color w:val="000000"/>
           <w:sz w:val="24"/>
         </w:rPr>
-        <w:t xml:space="preserve"> contains a lot of useful information regarding the university’s Caribbean collection </w:t>
+        <w:t xml:space="preserve"> contains a lot of useful information regarding the uni</w:t>
+      </w:r>
+      <w:r>
+        <w:rPr>
+          <w:u w:val="single" w:color="0000ff"/>
+          <w:rFonts w:ascii="Charis SIL Regular" w:hAnsi="Charis SIL Regular" w:eastAsia="Charis SIL Regular"/>
+          <w:b w:val="0"/>
+          <w:i w:val="0"/>
+          <w:color w:val="000000"/>
+          <w:sz w:val="24"/>
+        </w:rPr>
+        <w:hyperlink r:id="rId16" w:history="1">
+          <w:r>
+            <w:rPr>
+              <w:rStyle w:val="Hyperlink"/>
+            </w:rPr>
+            <w:t>versity</w:t>
+          </w:r>
+        </w:hyperlink>
+      </w:r>
+      <w:r>
+        <w:rPr>
+          <w:u w:val="single" w:color="0000ff"/>
+          <w:rFonts w:ascii="Charis SIL Regular" w:hAnsi="Charis SIL Regular" w:eastAsia="Charis SIL Regular"/>
+          <w:b w:val="0"/>
+          <w:i w:val="0"/>
+          <w:color w:val="000000"/>
+          <w:sz w:val="24"/>
+        </w:rPr>
+        <w:t>’</w:t>
+      </w:r>
+      <w:r>
+        <w:rPr>
+          <w:u w:val="single" w:color="0000ff"/>
+          <w:rFonts w:ascii="Charis SIL Regular" w:hAnsi="Charis SIL Regular" w:eastAsia="Charis SIL Regular"/>
+          <w:b w:val="0"/>
+          <w:i w:val="0"/>
+          <w:color w:val="000000"/>
+          <w:sz w:val="24"/>
+        </w:rPr>
+        <w:hyperlink r:id="rId16" w:history="1">
+          <w:r>
+            <w:rPr>
+              <w:rStyle w:val="Hyperlink"/>
+            </w:rPr>
+            <w:t>s Cari</w:t>
+          </w:r>
+        </w:hyperlink>
+      </w:r>
+      <w:r>
+        <w:rPr>
+          <w:u w:val="single" w:color="0000ff"/>
+          <w:rFonts w:ascii="Charis SIL Regular" w:hAnsi="Charis SIL Regular" w:eastAsia="Charis SIL Regular"/>
+          <w:b w:val="0"/>
+          <w:i w:val="0"/>
+          <w:color w:val="000000"/>
+          <w:sz w:val="24"/>
+        </w:rPr>
+        <w:hyperlink r:id="rId16" w:history="1">
+          <w:r>
+            <w:rPr>
+              <w:rStyle w:val="Hyperlink"/>
+            </w:rPr>
+            <w:t>b</w:t>
+          </w:r>
+        </w:hyperlink>
+      </w:r>
+      <w:r>
+        <w:rPr>
+          <w:u w:val="single" w:color="0000ff"/>
+          <w:rFonts w:ascii="Charis SIL Regular" w:hAnsi="Charis SIL Regular" w:eastAsia="Charis SIL Regular"/>
+          <w:b w:val="0"/>
+          <w:i w:val="0"/>
+          <w:color w:val="000000"/>
+          <w:sz w:val="24"/>
+        </w:rPr>
+        <w:hyperlink r:id="rId16" w:history="1">
+          <w:r>
+            <w:rPr>
+              <w:rStyle w:val="Hyperlink"/>
+            </w:rPr>
+            <w:t>be</w:t>
+          </w:r>
+        </w:hyperlink>
+      </w:r>
+      <w:r>
+        <w:rPr>
+          <w:u w:val="single" w:color="0000ff"/>
+          <w:rFonts w:ascii="Charis SIL Regular" w:hAnsi="Charis SIL Regular" w:eastAsia="Charis SIL Regular"/>
+          <w:b w:val="0"/>
+          <w:i w:val="0"/>
+          <w:color w:val="000000"/>
+          <w:sz w:val="24"/>
+        </w:rPr>
+        <w:hyperlink r:id="rId16" w:history="1">
+          <w:r>
+            <w:rPr>
+              <w:rStyle w:val="Hyperlink"/>
+            </w:rPr>
+            <w:t>an c</w:t>
+          </w:r>
+        </w:hyperlink>
+      </w:r>
+      <w:r>
+        <w:rPr>
+          <w:rFonts w:ascii="Charis SIL Regular" w:hAnsi="Charis SIL Regular" w:eastAsia="Charis SIL Regular"/>
+          <w:b w:val="0"/>
+          <w:i w:val="0"/>
+          <w:color w:val="000000"/>
+          <w:sz w:val="24"/>
+        </w:rPr>
+        <w:t xml:space="preserve">ollection </w:t>
       </w:r>
       <w:r>
         <w:rPr>
@@ -3103,32 +3204,13 @@
       </w:r>
       <w:r>
         <w:rPr>
-          <w:u w:val="single" w:color="0000ff"/>
-          <w:rFonts w:ascii="Charis SIL Regular" w:hAnsi="Charis SIL Regular" w:eastAsia="Charis SIL Regular"/>
-          <w:b w:val="0"/>
-          <w:i w:val="0"/>
-          <w:color w:val="000000"/>
-          <w:sz w:val="24"/>
-        </w:rPr>
-        <w:t>and</w:t>
-      </w:r>
-      <w:r>
-        <w:rPr>
-          <w:u w:val="single" w:color="0000ff"/>
-          <w:rFonts w:ascii="Charis SIL Regular" w:hAnsi="Charis SIL Regular" w:eastAsia="Charis SIL Regular"/>
-          <w:b w:val="0"/>
-          <w:i w:val="0"/>
-          <w:color w:val="000000"/>
-          <w:sz w:val="24"/>
-        </w:rPr>
-        <w:hyperlink r:id="rId18" w:history="1">
-          <w:r>
-            <w:rPr>
-              <w:rStyle w:val="Hyperlink"/>
-            </w:rPr>
-            <w:t xml:space="preserve"> the </w:t>
-          </w:r>
-        </w:hyperlink>
+          <w:rFonts w:ascii="Charis SIL Regular" w:hAnsi="Charis SIL Regular" w:eastAsia="Charis SIL Regular"/>
+          <w:b w:val="0"/>
+          <w:i w:val="0"/>
+          <w:color w:val="000000"/>
+          <w:sz w:val="24"/>
+        </w:rPr>
+        <w:t xml:space="preserve">and the </w:t>
       </w:r>
       <w:r>
         <w:rPr>
@@ -3139,7 +3221,7 @@
           <w:sz w:val="24"/>
           <w:u w:val="single"/>
         </w:rPr>
-        <w:hyperlink r:id="rId18" w:history="1">
+        <w:hyperlink r:id="rId20" w:history="1">
           <w:r>
             <w:rPr>
               <w:rStyle w:val="Hyperlink"/>
@@ -3157,7 +3239,7 @@
           <w:sz w:val="24"/>
           <w:u w:val="single"/>
         </w:rPr>
-        <w:hyperlink r:id="rId18" w:history="1">
+        <w:hyperlink r:id="rId20" w:history="1">
           <w:r>
             <w:rPr>
               <w:rStyle w:val="Hyperlink"/>
@@ -3175,7 +3257,7 @@
           <w:sz w:val="24"/>
           <w:u w:val="single"/>
         </w:rPr>
-        <w:hyperlink r:id="rId18" w:history="1">
+        <w:hyperlink r:id="rId20" w:history="1">
           <w:r>
             <w:rPr>
               <w:rStyle w:val="Hyperlink"/>
@@ -3650,7 +3732,68 @@
           <w:color w:val="000000"/>
           <w:sz w:val="24"/>
         </w:rPr>
-        <w:t>other institutions in t</w:t>
+        <w:hyperlink r:id="rId21" w:history="1">
+          <w:r>
+            <w:rPr>
+              <w:rStyle w:val="Hyperlink"/>
+            </w:rPr>
+            <w:t>other ins</w:t>
+          </w:r>
+        </w:hyperlink>
+      </w:r>
+      <w:r>
+        <w:rPr>
+          <w:u w:val="single" w:color="0000ff"/>
+          <w:rFonts w:ascii="Charis SIL Regular" w:hAnsi="Charis SIL Regular" w:eastAsia="Charis SIL Regular"/>
+          <w:b w:val="0"/>
+          <w:i w:val="0"/>
+          <w:color w:val="000000"/>
+          <w:sz w:val="24"/>
+        </w:rPr>
+        <w:hyperlink r:id="rId21" w:history="1">
+          <w:r>
+            <w:rPr>
+              <w:rStyle w:val="Hyperlink"/>
+            </w:rPr>
+            <w:t>t</w:t>
+          </w:r>
+        </w:hyperlink>
+      </w:r>
+      <w:r>
+        <w:rPr>
+          <w:u w:val="single" w:color="0000ff"/>
+          <w:rFonts w:ascii="Charis SIL Regular" w:hAnsi="Charis SIL Regular" w:eastAsia="Charis SIL Regular"/>
+          <w:b w:val="0"/>
+          <w:i w:val="0"/>
+          <w:color w:val="000000"/>
+          <w:sz w:val="24"/>
+        </w:rPr>
+        <w:hyperlink r:id="rId21" w:history="1">
+          <w:r>
+            <w:rPr>
+              <w:rStyle w:val="Hyperlink"/>
+            </w:rPr>
+            <w:t>itutions i</w:t>
+          </w:r>
+        </w:hyperlink>
+      </w:r>
+      <w:r>
+        <w:rPr>
+          <w:u w:val="single" w:color="0000ff"/>
+          <w:rFonts w:ascii="Charis SIL Regular" w:hAnsi="Charis SIL Regular" w:eastAsia="Charis SIL Regular"/>
+          <w:b w:val="0"/>
+          <w:i w:val="0"/>
+          <w:color w:val="000000"/>
+          <w:sz w:val="24"/>
+        </w:rPr>
+        <w:hyperlink r:id="rId21" w:history="1">
+          <w:r>
+            <w:rPr>
+              <w:rStyle w:val="Hyperlink"/>
+            </w:rPr>
+            <w:t>n t</w:t>
+          </w:r>
+        </w:hyperlink>
       </w:r>
       <w:r>
         <w:rPr>
@@ -3706,7 +3849,14 @@
           <w:color w:val="0000FF"/>
           <w:sz w:val="24"/>
         </w:rPr>
-        <w:t>s</w:t>
+        <w:hyperlink r:id="rId23" w:history="1">
+          <w:r>
+            <w:rPr>
+              <w:rStyle w:val="Hyperlink"/>
+            </w:rPr>
+            <w:t>s</w:t>
+          </w:r>
+        </w:hyperlink>
       </w:r>
       <w:r>
         <w:rPr>
@@ -3989,7 +4139,6 @@
           <w:i w:val="0"/>
           <w:color w:val="0000FF"/>
           <w:sz w:val="24"/>
-          <w:u w:val="single"/>
         </w:rPr>
         <w:t>A</w:t>
       </w:r>
@@ -4020,7 +4169,7 @@
           <w:sz w:val="24"/>
           <w:u w:val="single"/>
         </w:rPr>
-        <w:hyperlink r:id="rId25" w:history="1">
+        <w:hyperlink r:id="rId24" w:history="1">
           <w:r>
             <w:rPr>
               <w:rStyle w:val="Hyperlink"/>
@@ -4049,7 +4198,7 @@
           <w:sz w:val="24"/>
           <w:u w:val="single"/>
         </w:rPr>
-        <w:hyperlink r:id="rId25" w:history="1">
+        <w:hyperlink r:id="rId24" w:history="1">
           <w:r>
             <w:rPr>
               <w:rStyle w:val="Hyperlink"/>
@@ -4116,7 +4265,61 @@
           <w:color w:val="000000"/>
           <w:sz w:val="24"/>
         </w:rPr>
-        <w:t xml:space="preserve">•  The research aid </w:t>
+        <w:t xml:space="preserve">•  </w:t>
+      </w:r>
+      <w:r>
+        <w:rPr>
+          <w:u w:val="single" w:color="0000ff"/>
+          <w:rFonts w:ascii="Charis SIL Regular" w:hAnsi="Charis SIL Regular" w:eastAsia="Charis SIL Regular"/>
+          <w:b w:val="0"/>
+          <w:i w:val="0"/>
+          <w:color w:val="000000"/>
+          <w:sz w:val="24"/>
+        </w:rPr>
+        <w:hyperlink r:id="rId25" w:history="1">
+          <w:r>
+            <w:rPr>
+              <w:rStyle w:val="Hyperlink"/>
+            </w:rPr>
+            <w:t>The re</w:t>
+          </w:r>
+        </w:hyperlink>
+      </w:r>
+      <w:r>
+        <w:rPr>
+          <w:u w:val="single" w:color="0000ff"/>
+          <w:rFonts w:ascii="Charis SIL Regular" w:hAnsi="Charis SIL Regular" w:eastAsia="Charis SIL Regular"/>
+          <w:b w:val="0"/>
+          <w:i w:val="0"/>
+          <w:color w:val="000000"/>
+          <w:sz w:val="24"/>
+        </w:rPr>
+        <w:hyperlink r:id="rId25" w:history="1">
+          <w:r>
+            <w:rPr>
+              <w:rStyle w:val="Hyperlink"/>
+            </w:rPr>
+            <w:t>s</w:t>
+          </w:r>
+        </w:hyperlink>
+      </w:r>
+      <w:r>
+        <w:rPr>
+          <w:u w:val="single" w:color="0000ff"/>
+          <w:rFonts w:ascii="Charis SIL Regular" w:hAnsi="Charis SIL Regular" w:eastAsia="Charis SIL Regular"/>
+          <w:b w:val="0"/>
+          <w:i w:val="0"/>
+          <w:color w:val="000000"/>
+          <w:sz w:val="24"/>
+        </w:rPr>
+        <w:hyperlink r:id="rId25" w:history="1">
+          <w:r>
+            <w:rPr>
+              <w:rStyle w:val="Hyperlink"/>
+            </w:rPr>
+            <w:t xml:space="preserve">earch aid </w:t>
+          </w:r>
+        </w:hyperlink>
       </w:r>
       <w:r>
         <w:rPr>
@@ -4127,7 +4330,7 @@
           <w:sz w:val="24"/>
           <w:u w:val="single"/>
         </w:rPr>
-        <w:hyperlink r:id="rId13" w:history="1">
+        <w:hyperlink r:id="rId25" w:history="1">
           <w:r>
             <w:rPr>
               <w:rStyle w:val="Hyperlink"/>
@@ -4306,7 +4509,14 @@
           <w:color w:val="000000"/>
           <w:sz w:val="24"/>
         </w:rPr>
-        <w:t xml:space="preserve"> inform</w:t>
+        <w:hyperlink r:id="rId13" w:history="1">
+          <w:r>
+            <w:rPr>
+              <w:rStyle w:val="Hyperlink"/>
+            </w:rPr>
+            <w:t xml:space="preserve"> inform</w:t>
+          </w:r>
+        </w:hyperlink>
       </w:r>
       <w:r>
         <w:rPr>
@@ -4832,7 +5042,238 @@
           <w:color w:val="000000"/>
           <w:sz w:val="24"/>
         </w:rPr>
-        <w:t>' by historian Adi Martis describes the precolonial history</w:t>
+        <w:t>' b</w:t>
+      </w:r>
+      <w:r>
+        <w:rPr>
+          <w:rFonts w:ascii="Charis SIL Regular" w:hAnsi="Charis SIL Regular" w:eastAsia="Charis SIL Regular"/>
+          <w:b w:val="0"/>
+          <w:i w:val="0"/>
+          <w:color w:val="000000"/>
+          <w:sz w:val="24"/>
+        </w:rPr>
+        <w:hyperlink r:id="rId27" w:history="1">
+          <w:r>
+            <w:rPr>
+              <w:rStyle w:val="Hyperlink"/>
+            </w:rPr>
+            <w:t>y h</w:t>
+          </w:r>
+        </w:hyperlink>
+      </w:r>
+      <w:r>
+        <w:rPr>
+          <w:rFonts w:ascii="Charis SIL Regular" w:hAnsi="Charis SIL Regular" w:eastAsia="Charis SIL Regular"/>
+          <w:b w:val="0"/>
+          <w:i w:val="0"/>
+          <w:color w:val="000000"/>
+          <w:sz w:val="24"/>
+        </w:rPr>
+        <w:hyperlink r:id="rId27" w:history="1">
+          <w:r>
+            <w:rPr>
+              <w:rStyle w:val="Hyperlink"/>
+            </w:rPr>
+            <w:t xml:space="preserve">istorian Adi </w:t>
+          </w:r>
+        </w:hyperlink>
+      </w:r>
+      <w:r>
+        <w:rPr>
+          <w:rFonts w:ascii="Charis SIL Regular" w:hAnsi="Charis SIL Regular" w:eastAsia="Charis SIL Regular"/>
+          <w:b w:val="0"/>
+          <w:i w:val="0"/>
+          <w:color w:val="000000"/>
+          <w:sz w:val="24"/>
+        </w:rPr>
+        <w:t>M</w:t>
+      </w:r>
+      <w:r>
+        <w:rPr>
+          <w:rFonts w:ascii="Charis SIL Regular" w:hAnsi="Charis SIL Regular" w:eastAsia="Charis SIL Regular"/>
+          <w:b w:val="0"/>
+          <w:i w:val="0"/>
+          <w:color w:val="000000"/>
+          <w:sz w:val="24"/>
+        </w:rPr>
+        <w:hyperlink r:id="rId27" w:history="1">
+          <w:r>
+            <w:rPr>
+              <w:rStyle w:val="Hyperlink"/>
+            </w:rPr>
+            <w:t>art</w:t>
+          </w:r>
+        </w:hyperlink>
+      </w:r>
+      <w:r>
+        <w:rPr>
+          <w:rFonts w:ascii="Charis SIL Regular" w:hAnsi="Charis SIL Regular" w:eastAsia="Charis SIL Regular"/>
+          <w:b w:val="0"/>
+          <w:i w:val="0"/>
+          <w:color w:val="000000"/>
+          <w:sz w:val="24"/>
+        </w:rPr>
+        <w:hyperlink r:id="rId27" w:history="1">
+          <w:r>
+            <w:rPr>
+              <w:rStyle w:val="Hyperlink"/>
+            </w:rPr>
+            <w:t>i</w:t>
+          </w:r>
+        </w:hyperlink>
+      </w:r>
+      <w:r>
+        <w:rPr>
+          <w:rFonts w:ascii="Charis SIL Regular" w:hAnsi="Charis SIL Regular" w:eastAsia="Charis SIL Regular"/>
+          <w:b w:val="0"/>
+          <w:i w:val="0"/>
+          <w:color w:val="000000"/>
+          <w:sz w:val="24"/>
+        </w:rPr>
+        <w:hyperlink r:id="rId27" w:history="1">
+          <w:r>
+            <w:rPr>
+              <w:rStyle w:val="Hyperlink"/>
+            </w:rPr>
+            <w:t>s desc</w:t>
+          </w:r>
+        </w:hyperlink>
+      </w:r>
+      <w:r>
+        <w:rPr>
+          <w:rFonts w:ascii="Charis SIL Regular" w:hAnsi="Charis SIL Regular" w:eastAsia="Charis SIL Regular"/>
+          <w:b w:val="0"/>
+          <w:i w:val="0"/>
+          <w:color w:val="000000"/>
+          <w:sz w:val="24"/>
+        </w:rPr>
+        <w:hyperlink r:id="rId27" w:history="1">
+          <w:r>
+            <w:rPr>
+              <w:rStyle w:val="Hyperlink"/>
+            </w:rPr>
+            <w:t>r</w:t>
+          </w:r>
+        </w:hyperlink>
+      </w:r>
+      <w:r>
+        <w:rPr>
+          <w:rFonts w:ascii="Charis SIL Regular" w:hAnsi="Charis SIL Regular" w:eastAsia="Charis SIL Regular"/>
+          <w:b w:val="0"/>
+          <w:i w:val="0"/>
+          <w:color w:val="000000"/>
+          <w:sz w:val="24"/>
+        </w:rPr>
+        <w:hyperlink r:id="rId27" w:history="1">
+          <w:r>
+            <w:rPr>
+              <w:rStyle w:val="Hyperlink"/>
+            </w:rPr>
+            <w:t>ibe</w:t>
+          </w:r>
+        </w:hyperlink>
+      </w:r>
+      <w:r>
+        <w:rPr>
+          <w:rFonts w:ascii="Charis SIL Regular" w:hAnsi="Charis SIL Regular" w:eastAsia="Charis SIL Regular"/>
+          <w:b w:val="0"/>
+          <w:i w:val="0"/>
+          <w:color w:val="000000"/>
+          <w:sz w:val="24"/>
+        </w:rPr>
+        <w:hyperlink r:id="rId27" w:history="1">
+          <w:r>
+            <w:rPr>
+              <w:rStyle w:val="Hyperlink"/>
+            </w:rPr>
+            <w:t xml:space="preserve">s the </w:t>
+          </w:r>
+        </w:hyperlink>
+      </w:r>
+      <w:r>
+        <w:rPr>
+          <w:rFonts w:ascii="Charis SIL Regular" w:hAnsi="Charis SIL Regular" w:eastAsia="Charis SIL Regular"/>
+          <w:b w:val="0"/>
+          <w:i w:val="0"/>
+          <w:color w:val="000000"/>
+          <w:sz w:val="24"/>
+        </w:rPr>
+        <w:hyperlink r:id="rId27" w:history="1">
+          <w:r>
+            <w:rPr>
+              <w:rStyle w:val="Hyperlink"/>
+            </w:rPr>
+            <w:t>p</w:t>
+          </w:r>
+        </w:hyperlink>
+      </w:r>
+      <w:r>
+        <w:rPr>
+          <w:rFonts w:ascii="Charis SIL Regular" w:hAnsi="Charis SIL Regular" w:eastAsia="Charis SIL Regular"/>
+          <w:b w:val="0"/>
+          <w:i w:val="0"/>
+          <w:color w:val="000000"/>
+          <w:sz w:val="24"/>
+        </w:rPr>
+        <w:hyperlink r:id="rId27" w:history="1">
+          <w:r>
+            <w:rPr>
+              <w:rStyle w:val="Hyperlink"/>
+            </w:rPr>
+            <w:t>r</w:t>
+          </w:r>
+        </w:hyperlink>
+      </w:r>
+      <w:r>
+        <w:rPr>
+          <w:rFonts w:ascii="Charis SIL Regular" w:hAnsi="Charis SIL Regular" w:eastAsia="Charis SIL Regular"/>
+          <w:b w:val="0"/>
+          <w:i w:val="0"/>
+          <w:color w:val="000000"/>
+          <w:sz w:val="24"/>
+        </w:rPr>
+        <w:hyperlink r:id="rId27" w:history="1">
+          <w:r>
+            <w:rPr>
+              <w:rStyle w:val="Hyperlink"/>
+            </w:rPr>
+            <w:t>eco</w:t>
+          </w:r>
+        </w:hyperlink>
+      </w:r>
+      <w:r>
+        <w:rPr>
+          <w:rFonts w:ascii="Charis SIL Regular" w:hAnsi="Charis SIL Regular" w:eastAsia="Charis SIL Regular"/>
+          <w:b w:val="0"/>
+          <w:i w:val="0"/>
+          <w:color w:val="000000"/>
+          <w:sz w:val="24"/>
+        </w:rPr>
+        <w:hyperlink r:id="rId27" w:history="1">
+          <w:r>
+            <w:rPr>
+              <w:rStyle w:val="Hyperlink"/>
+            </w:rPr>
+            <w:t>l</w:t>
+          </w:r>
+        </w:hyperlink>
+      </w:r>
+      <w:r>
+        <w:rPr>
+          <w:rFonts w:ascii="Charis SIL Regular" w:hAnsi="Charis SIL Regular" w:eastAsia="Charis SIL Regular"/>
+          <w:b w:val="0"/>
+          <w:i w:val="0"/>
+          <w:color w:val="000000"/>
+          <w:sz w:val="24"/>
+        </w:rPr>
+        <w:hyperlink r:id="rId27" w:history="1">
+          <w:r>
+            <w:rPr>
+              <w:rStyle w:val="Hyperlink"/>
+            </w:rPr>
+            <w:t>onial history</w:t>
+          </w:r>
+        </w:hyperlink>
       </w:r>
       <w:r>
         <w:rPr>
@@ -5102,13 +5543,29 @@
             <w:rPr>
               <w:rStyle w:val="Hyperlink"/>
             </w:rPr>
-            <w:t>eritage fie</w:t>
+            <w:t>eritage fi</w:t>
           </w:r>
         </w:hyperlink>
       </w:r>
       <w:r>
         <w:rPr>
-          <w:u w:val="single" w:color="0000ff"/>
+          <w:rFonts w:ascii="Charis SIL Regular" w:hAnsi="Charis SIL Regular" w:eastAsia="Charis SIL Regular"/>
+          <w:b w:val="0"/>
+          <w:i w:val="0"/>
+          <w:color w:val="000000"/>
+          <w:sz w:val="24"/>
+        </w:rPr>
+        <w:hyperlink r:id="rId28" w:history="1">
+          <w:r>
+            <w:rPr>
+              <w:rStyle w:val="Hyperlink"/>
+            </w:rPr>
+            <w:t>e</w:t>
+          </w:r>
+        </w:hyperlink>
+      </w:r>
+      <w:r>
+        <w:rPr>
           <w:rFonts w:ascii="Charis SIL Regular" w:hAnsi="Charis SIL Regular" w:eastAsia="Charis SIL Regular"/>
           <w:b w:val="0"/>
           <w:i w:val="0"/>
@@ -5144,7 +5601,14 @@
           <w:color w:val="000000"/>
           <w:sz w:val="24"/>
         </w:rPr>
-        <w:t>. Establis</w:t>
+        <w:hyperlink r:id="rId28" w:history="1">
+          <w:r>
+            <w:rPr>
+              <w:rStyle w:val="Hyperlink"/>
+            </w:rPr>
+            <w:t>. Establis</w:t>
+          </w:r>
+        </w:hyperlink>
       </w:r>
       <w:r>
         <w:rPr>
@@ -5196,7 +5660,7 @@
             <w:rPr>
               <w:rStyle w:val="Hyperlink"/>
             </w:rPr>
-            <w:t>98, the f</w:t>
+            <w:t>98, the fo</w:t>
           </w:r>
         </w:hyperlink>
       </w:r>
@@ -5208,7 +5672,7 @@
           <w:color w:val="000000"/>
           <w:sz w:val="24"/>
         </w:rPr>
-        <w:t xml:space="preserve">oundation aims to document, collect and </w:t>
+        <w:t xml:space="preserve">undation aims to document, collect and </w:t>
       </w:r>
       <w:r>
         <w:rPr>
@@ -5609,7 +6073,14 @@
           <w:color w:val="000000"/>
           <w:sz w:val="24"/>
         </w:rPr>
-        <w:t xml:space="preserve"> inform</w:t>
+        <w:hyperlink r:id="rId13" w:history="1">
+          <w:r>
+            <w:rPr>
+              <w:rStyle w:val="Hyperlink"/>
+            </w:rPr>
+            <w:t xml:space="preserve"> inform</w:t>
+          </w:r>
+        </w:hyperlink>
       </w:r>
       <w:r>
         <w:rPr>
@@ -6452,7 +6923,7 @@
           <w:sz w:val="24"/>
           <w:u w:val="single"/>
         </w:rPr>
-        <w:hyperlink r:id="rId32" w:history="1">
+        <w:hyperlink r:id="rId33" w:history="1">
           <w:r>
             <w:rPr>
               <w:rStyle w:val="Hyperlink"/>
@@ -6470,7 +6941,7 @@
           <w:sz w:val="24"/>
           <w:u w:val="single"/>
         </w:rPr>
-        <w:hyperlink r:id="rId33" w:history="1">
+        <w:hyperlink r:id="rId32" w:history="1">
           <w:r>
             <w:rPr>
               <w:rStyle w:val="Hyperlink"/>
@@ -6499,7 +6970,7 @@
           <w:sz w:val="24"/>
           <w:u w:val="single"/>
         </w:rPr>
-        <w:hyperlink r:id="rId33" w:history="1">
+        <w:hyperlink r:id="rId32" w:history="1">
           <w:r>
             <w:rPr>
               <w:rStyle w:val="Hyperlink"/>
@@ -6517,7 +6988,7 @@
           <w:sz w:val="24"/>
           <w:u w:val="single"/>
         </w:rPr>
-        <w:hyperlink r:id="rId33" w:history="1">
+        <w:hyperlink r:id="rId32" w:history="1">
           <w:r>
             <w:rPr>
               <w:rStyle w:val="Hyperlink"/>
@@ -6535,7 +7006,7 @@
           <w:sz w:val="24"/>
           <w:u w:val="single"/>
         </w:rPr>
-        <w:hyperlink r:id="rId33" w:history="1">
+        <w:hyperlink r:id="rId32" w:history="1">
           <w:r>
             <w:rPr>
               <w:rStyle w:val="Hyperlink"/>
@@ -6553,7 +7024,7 @@
           <w:sz w:val="24"/>
           <w:u w:val="single"/>
         </w:rPr>
-        <w:hyperlink r:id="rId33" w:history="1">
+        <w:hyperlink r:id="rId32" w:history="1">
           <w:r>
             <w:rPr>
               <w:rStyle w:val="Hyperlink"/>

--- a/EXPORTS/DOCX/published/niveau2/English/ArubaBonaireCuracao.docx
+++ b/EXPORTS/DOCX/published/niveau2/English/ArubaBonaireCuracao.docx
@@ -5042,238 +5042,7 @@
           <w:color w:val="000000"/>
           <w:sz w:val="24"/>
         </w:rPr>
-        <w:t>' b</w:t>
-      </w:r>
-      <w:r>
-        <w:rPr>
-          <w:rFonts w:ascii="Charis SIL Regular" w:hAnsi="Charis SIL Regular" w:eastAsia="Charis SIL Regular"/>
-          <w:b w:val="0"/>
-          <w:i w:val="0"/>
-          <w:color w:val="000000"/>
-          <w:sz w:val="24"/>
-        </w:rPr>
-        <w:hyperlink r:id="rId27" w:history="1">
-          <w:r>
-            <w:rPr>
-              <w:rStyle w:val="Hyperlink"/>
-            </w:rPr>
-            <w:t>y h</w:t>
-          </w:r>
-        </w:hyperlink>
-      </w:r>
-      <w:r>
-        <w:rPr>
-          <w:rFonts w:ascii="Charis SIL Regular" w:hAnsi="Charis SIL Regular" w:eastAsia="Charis SIL Regular"/>
-          <w:b w:val="0"/>
-          <w:i w:val="0"/>
-          <w:color w:val="000000"/>
-          <w:sz w:val="24"/>
-        </w:rPr>
-        <w:hyperlink r:id="rId27" w:history="1">
-          <w:r>
-            <w:rPr>
-              <w:rStyle w:val="Hyperlink"/>
-            </w:rPr>
-            <w:t xml:space="preserve">istorian Adi </w:t>
-          </w:r>
-        </w:hyperlink>
-      </w:r>
-      <w:r>
-        <w:rPr>
-          <w:rFonts w:ascii="Charis SIL Regular" w:hAnsi="Charis SIL Regular" w:eastAsia="Charis SIL Regular"/>
-          <w:b w:val="0"/>
-          <w:i w:val="0"/>
-          <w:color w:val="000000"/>
-          <w:sz w:val="24"/>
-        </w:rPr>
-        <w:t>M</w:t>
-      </w:r>
-      <w:r>
-        <w:rPr>
-          <w:rFonts w:ascii="Charis SIL Regular" w:hAnsi="Charis SIL Regular" w:eastAsia="Charis SIL Regular"/>
-          <w:b w:val="0"/>
-          <w:i w:val="0"/>
-          <w:color w:val="000000"/>
-          <w:sz w:val="24"/>
-        </w:rPr>
-        <w:hyperlink r:id="rId27" w:history="1">
-          <w:r>
-            <w:rPr>
-              <w:rStyle w:val="Hyperlink"/>
-            </w:rPr>
-            <w:t>art</w:t>
-          </w:r>
-        </w:hyperlink>
-      </w:r>
-      <w:r>
-        <w:rPr>
-          <w:rFonts w:ascii="Charis SIL Regular" w:hAnsi="Charis SIL Regular" w:eastAsia="Charis SIL Regular"/>
-          <w:b w:val="0"/>
-          <w:i w:val="0"/>
-          <w:color w:val="000000"/>
-          <w:sz w:val="24"/>
-        </w:rPr>
-        <w:hyperlink r:id="rId27" w:history="1">
-          <w:r>
-            <w:rPr>
-              <w:rStyle w:val="Hyperlink"/>
-            </w:rPr>
-            <w:t>i</w:t>
-          </w:r>
-        </w:hyperlink>
-      </w:r>
-      <w:r>
-        <w:rPr>
-          <w:rFonts w:ascii="Charis SIL Regular" w:hAnsi="Charis SIL Regular" w:eastAsia="Charis SIL Regular"/>
-          <w:b w:val="0"/>
-          <w:i w:val="0"/>
-          <w:color w:val="000000"/>
-          <w:sz w:val="24"/>
-        </w:rPr>
-        <w:hyperlink r:id="rId27" w:history="1">
-          <w:r>
-            <w:rPr>
-              <w:rStyle w:val="Hyperlink"/>
-            </w:rPr>
-            <w:t>s desc</w:t>
-          </w:r>
-        </w:hyperlink>
-      </w:r>
-      <w:r>
-        <w:rPr>
-          <w:rFonts w:ascii="Charis SIL Regular" w:hAnsi="Charis SIL Regular" w:eastAsia="Charis SIL Regular"/>
-          <w:b w:val="0"/>
-          <w:i w:val="0"/>
-          <w:color w:val="000000"/>
-          <w:sz w:val="24"/>
-        </w:rPr>
-        <w:hyperlink r:id="rId27" w:history="1">
-          <w:r>
-            <w:rPr>
-              <w:rStyle w:val="Hyperlink"/>
-            </w:rPr>
-            <w:t>r</w:t>
-          </w:r>
-        </w:hyperlink>
-      </w:r>
-      <w:r>
-        <w:rPr>
-          <w:rFonts w:ascii="Charis SIL Regular" w:hAnsi="Charis SIL Regular" w:eastAsia="Charis SIL Regular"/>
-          <w:b w:val="0"/>
-          <w:i w:val="0"/>
-          <w:color w:val="000000"/>
-          <w:sz w:val="24"/>
-        </w:rPr>
-        <w:hyperlink r:id="rId27" w:history="1">
-          <w:r>
-            <w:rPr>
-              <w:rStyle w:val="Hyperlink"/>
-            </w:rPr>
-            <w:t>ibe</w:t>
-          </w:r>
-        </w:hyperlink>
-      </w:r>
-      <w:r>
-        <w:rPr>
-          <w:rFonts w:ascii="Charis SIL Regular" w:hAnsi="Charis SIL Regular" w:eastAsia="Charis SIL Regular"/>
-          <w:b w:val="0"/>
-          <w:i w:val="0"/>
-          <w:color w:val="000000"/>
-          <w:sz w:val="24"/>
-        </w:rPr>
-        <w:hyperlink r:id="rId27" w:history="1">
-          <w:r>
-            <w:rPr>
-              <w:rStyle w:val="Hyperlink"/>
-            </w:rPr>
-            <w:t xml:space="preserve">s the </w:t>
-          </w:r>
-        </w:hyperlink>
-      </w:r>
-      <w:r>
-        <w:rPr>
-          <w:rFonts w:ascii="Charis SIL Regular" w:hAnsi="Charis SIL Regular" w:eastAsia="Charis SIL Regular"/>
-          <w:b w:val="0"/>
-          <w:i w:val="0"/>
-          <w:color w:val="000000"/>
-          <w:sz w:val="24"/>
-        </w:rPr>
-        <w:hyperlink r:id="rId27" w:history="1">
-          <w:r>
-            <w:rPr>
-              <w:rStyle w:val="Hyperlink"/>
-            </w:rPr>
-            <w:t>p</w:t>
-          </w:r>
-        </w:hyperlink>
-      </w:r>
-      <w:r>
-        <w:rPr>
-          <w:rFonts w:ascii="Charis SIL Regular" w:hAnsi="Charis SIL Regular" w:eastAsia="Charis SIL Regular"/>
-          <w:b w:val="0"/>
-          <w:i w:val="0"/>
-          <w:color w:val="000000"/>
-          <w:sz w:val="24"/>
-        </w:rPr>
-        <w:hyperlink r:id="rId27" w:history="1">
-          <w:r>
-            <w:rPr>
-              <w:rStyle w:val="Hyperlink"/>
-            </w:rPr>
-            <w:t>r</w:t>
-          </w:r>
-        </w:hyperlink>
-      </w:r>
-      <w:r>
-        <w:rPr>
-          <w:rFonts w:ascii="Charis SIL Regular" w:hAnsi="Charis SIL Regular" w:eastAsia="Charis SIL Regular"/>
-          <w:b w:val="0"/>
-          <w:i w:val="0"/>
-          <w:color w:val="000000"/>
-          <w:sz w:val="24"/>
-        </w:rPr>
-        <w:hyperlink r:id="rId27" w:history="1">
-          <w:r>
-            <w:rPr>
-              <w:rStyle w:val="Hyperlink"/>
-            </w:rPr>
-            <w:t>eco</w:t>
-          </w:r>
-        </w:hyperlink>
-      </w:r>
-      <w:r>
-        <w:rPr>
-          <w:rFonts w:ascii="Charis SIL Regular" w:hAnsi="Charis SIL Regular" w:eastAsia="Charis SIL Regular"/>
-          <w:b w:val="0"/>
-          <w:i w:val="0"/>
-          <w:color w:val="000000"/>
-          <w:sz w:val="24"/>
-        </w:rPr>
-        <w:hyperlink r:id="rId27" w:history="1">
-          <w:r>
-            <w:rPr>
-              <w:rStyle w:val="Hyperlink"/>
-            </w:rPr>
-            <w:t>l</w:t>
-          </w:r>
-        </w:hyperlink>
-      </w:r>
-      <w:r>
-        <w:rPr>
-          <w:rFonts w:ascii="Charis SIL Regular" w:hAnsi="Charis SIL Regular" w:eastAsia="Charis SIL Regular"/>
-          <w:b w:val="0"/>
-          <w:i w:val="0"/>
-          <w:color w:val="000000"/>
-          <w:sz w:val="24"/>
-        </w:rPr>
-        <w:hyperlink r:id="rId27" w:history="1">
-          <w:r>
-            <w:rPr>
-              <w:rStyle w:val="Hyperlink"/>
-            </w:rPr>
-            <w:t>onial history</w:t>
-          </w:r>
-        </w:hyperlink>
+        <w:t>' by historian Adi Martis describes the precolonial history</w:t>
       </w:r>
       <w:r>
         <w:rPr>
@@ -6769,143 +6538,19 @@
           <w:i w:val="0"/>
           <w:color w:val="0000FF"/>
           <w:sz w:val="24"/>
+        </w:rPr>
+        <w:t>Curaçao: Free from Slavery (man</w:t>
+      </w:r>
+      <w:r>
+        <w:rPr>
+          <w:rFonts w:ascii="Charis SIL Regular" w:hAnsi="Charis SIL Regular" w:eastAsia="Charis SIL Regular"/>
+          <w:b w:val="0"/>
+          <w:i w:val="0"/>
+          <w:color w:val="0000FF"/>
+          <w:sz w:val="24"/>
           <w:u w:val="single"/>
         </w:rPr>
-        <w:hyperlink r:id="rId33" w:history="1">
-          <w:r>
-            <w:rPr>
-              <w:rStyle w:val="Hyperlink"/>
-            </w:rPr>
-            <w:t>Curaçao:</w:t>
-          </w:r>
-        </w:hyperlink>
-      </w:r>
-      <w:r>
-        <w:rPr>
-          <w:rFonts w:ascii="Charis SIL Regular" w:hAnsi="Charis SIL Regular" w:eastAsia="Charis SIL Regular"/>
-          <w:b w:val="0"/>
-          <w:i w:val="0"/>
-          <w:color w:val="0000FF"/>
-          <w:sz w:val="24"/>
-          <w:u w:val="single"/>
-        </w:rPr>
-        <w:t xml:space="preserve"> </w:t>
-      </w:r>
-      <w:r>
-        <w:rPr>
-          <w:rFonts w:ascii="Charis SIL Regular" w:hAnsi="Charis SIL Regular" w:eastAsia="Charis SIL Regular"/>
-          <w:b w:val="0"/>
-          <w:i w:val="0"/>
-          <w:color w:val="0000FF"/>
-          <w:sz w:val="24"/>
-          <w:u w:val="single"/>
-        </w:rPr>
-        <w:hyperlink r:id="rId33" w:history="1">
-          <w:r>
-            <w:rPr>
-              <w:rStyle w:val="Hyperlink"/>
-            </w:rPr>
-            <w:t>Free</w:t>
-          </w:r>
-        </w:hyperlink>
-      </w:r>
-      <w:r>
-        <w:rPr>
-          <w:rFonts w:ascii="Charis SIL Regular" w:hAnsi="Charis SIL Regular" w:eastAsia="Charis SIL Regular"/>
-          <w:b w:val="0"/>
-          <w:i w:val="0"/>
-          <w:color w:val="0000FF"/>
-          <w:sz w:val="24"/>
-          <w:u w:val="single"/>
-        </w:rPr>
-        <w:t xml:space="preserve"> </w:t>
-      </w:r>
-      <w:r>
-        <w:rPr>
-          <w:rFonts w:ascii="Charis SIL Regular" w:hAnsi="Charis SIL Regular" w:eastAsia="Charis SIL Regular"/>
-          <w:b w:val="0"/>
-          <w:i w:val="0"/>
-          <w:color w:val="0000FF"/>
-          <w:sz w:val="24"/>
-          <w:u w:val="single"/>
-        </w:rPr>
-        <w:hyperlink r:id="rId33" w:history="1">
-          <w:r>
-            <w:rPr>
-              <w:rStyle w:val="Hyperlink"/>
-            </w:rPr>
-            <w:t>from</w:t>
-          </w:r>
-        </w:hyperlink>
-      </w:r>
-      <w:r>
-        <w:rPr>
-          <w:rFonts w:ascii="Charis SIL Regular" w:hAnsi="Charis SIL Regular" w:eastAsia="Charis SIL Regular"/>
-          <w:b w:val="0"/>
-          <w:i w:val="0"/>
-          <w:color w:val="0000FF"/>
-          <w:sz w:val="24"/>
-          <w:u w:val="single"/>
-        </w:rPr>
-        <w:t xml:space="preserve"> </w:t>
-      </w:r>
-      <w:r>
-        <w:rPr>
-          <w:rFonts w:ascii="Charis SIL Regular" w:hAnsi="Charis SIL Regular" w:eastAsia="Charis SIL Regular"/>
-          <w:b w:val="0"/>
-          <w:i w:val="0"/>
-          <w:color w:val="0000FF"/>
-          <w:sz w:val="24"/>
-          <w:u w:val="single"/>
-        </w:rPr>
-        <w:hyperlink r:id="rId33" w:history="1">
-          <w:r>
-            <w:rPr>
-              <w:rStyle w:val="Hyperlink"/>
-            </w:rPr>
-            <w:t>Slavery</w:t>
-          </w:r>
-        </w:hyperlink>
-      </w:r>
-      <w:r>
-        <w:rPr>
-          <w:rFonts w:ascii="Charis SIL Regular" w:hAnsi="Charis SIL Regular" w:eastAsia="Charis SIL Regular"/>
-          <w:b w:val="0"/>
-          <w:i w:val="0"/>
-          <w:color w:val="0000FF"/>
-          <w:sz w:val="24"/>
-          <w:u w:val="single"/>
-        </w:rPr>
-        <w:t xml:space="preserve"> </w:t>
-      </w:r>
-      <w:r>
-        <w:rPr>
-          <w:rFonts w:ascii="Charis SIL Regular" w:hAnsi="Charis SIL Regular" w:eastAsia="Charis SIL Regular"/>
-          <w:b w:val="0"/>
-          <w:i w:val="0"/>
-          <w:color w:val="0000FF"/>
-          <w:sz w:val="24"/>
-          <w:u w:val="single"/>
-        </w:rPr>
-        <w:hyperlink r:id="rId33" w:history="1">
-          <w:r>
-            <w:rPr>
-              <w:rStyle w:val="Hyperlink"/>
-            </w:rPr>
-            <w:t>(man</w:t>
-          </w:r>
-        </w:hyperlink>
-      </w:r>
-      <w:r>
-        <w:rPr>
-          <w:rFonts w:ascii="Charis SIL Regular" w:hAnsi="Charis SIL Regular" w:eastAsia="Charis SIL Regular"/>
-          <w:b w:val="0"/>
-          <w:i w:val="0"/>
-          <w:color w:val="0000FF"/>
-          <w:sz w:val="24"/>
-          <w:u w:val="single"/>
-        </w:rPr>
-        <w:hyperlink r:id="rId33" w:history="1">
+        <w:hyperlink r:id="rId32" w:history="1">
           <w:r>
             <w:rPr>
               <w:rStyle w:val="Hyperlink"/>
@@ -6923,7 +6568,7 @@
           <w:sz w:val="24"/>
           <w:u w:val="single"/>
         </w:rPr>
-        <w:hyperlink r:id="rId33" w:history="1">
+        <w:hyperlink r:id="rId32" w:history="1">
           <w:r>
             <w:rPr>
               <w:rStyle w:val="Hyperlink"/>

--- a/EXPORTS/DOCX/published/niveau2/English/ArubaBonaireCuracao.docx
+++ b/EXPORTS/DOCX/published/niveau2/English/ArubaBonaireCuracao.docx
@@ -742,7 +742,6 @@
       </w:r>
       <w:r>
         <w:rPr>
-          <w:u w:val="single" w:color="0000ff"/>
           <w:rFonts w:ascii="Charis SIL Regular" w:hAnsi="Charis SIL Regular" w:eastAsia="Charis SIL Regular"/>
           <w:b w:val="0"/>
           <w:i w:val="0"/>
@@ -1436,7 +1435,7 @@
             <w:rPr>
               <w:rStyle w:val="Hyperlink"/>
             </w:rPr>
-            <w:t>offic</w:t>
+            <w:t>office</w:t>
           </w:r>
         </w:hyperlink>
       </w:r>
@@ -1449,7 +1448,7 @@
           <w:sz w:val="24"/>
           <w:u w:val="single"/>
         </w:rPr>
-        <w:t>er</w:t>
+        <w:t>rs</w:t>
       </w:r>
       <w:r>
         <w:rPr>
@@ -1458,8 +1457,9 @@
           <w:i w:val="0"/>
           <w:color w:val="0000FF"/>
           <w:sz w:val="24"/>
-        </w:rPr>
-        <w:t xml:space="preserve">s </w:t>
+          <w:u w:val="single"/>
+        </w:rPr>
+        <w:t xml:space="preserve"> </w:t>
       </w:r>
       <w:r>
         <w:rPr>
@@ -1504,9 +1504,19 @@
             <w:rPr>
               <w:rStyle w:val="Hyperlink"/>
             </w:rPr>
-            <w:t>soldiers</w:t>
+            <w:t>soldie</w:t>
           </w:r>
         </w:hyperlink>
+      </w:r>
+      <w:r>
+        <w:rPr>
+          <w:rFonts w:ascii="Charis SIL Regular" w:hAnsi="Charis SIL Regular" w:eastAsia="Charis SIL Regular"/>
+          <w:b w:val="0"/>
+          <w:i w:val="0"/>
+          <w:color w:val="0000FF"/>
+          <w:sz w:val="24"/>
+        </w:rPr>
+        <w:t>rs</w:t>
       </w:r>
       <w:r>
         <w:rPr>
@@ -2813,7 +2823,6 @@
       </w:r>
       <w:r>
         <w:rPr>
-          <w:u w:val="single" w:color="0000ff"/>
           <w:rFonts w:ascii="Charis SIL Regular" w:hAnsi="Charis SIL Regular" w:eastAsia="Charis SIL Regular"/>
           <w:b w:val="0"/>
           <w:i w:val="0"/>
@@ -3204,6 +3213,7 @@
       </w:r>
       <w:r>
         <w:rPr>
+          <w:u w:val="single" w:color="0000ff"/>
           <w:rFonts w:ascii="Charis SIL Regular" w:hAnsi="Charis SIL Regular" w:eastAsia="Charis SIL Regular"/>
           <w:b w:val="0"/>
           <w:i w:val="0"/>
@@ -3221,7 +3231,7 @@
           <w:sz w:val="24"/>
           <w:u w:val="single"/>
         </w:rPr>
-        <w:hyperlink r:id="rId20" w:history="1">
+        <w:hyperlink r:id="rId18" w:history="1">
           <w:r>
             <w:rPr>
               <w:rStyle w:val="Hyperlink"/>
@@ -3239,7 +3249,7 @@
           <w:sz w:val="24"/>
           <w:u w:val="single"/>
         </w:rPr>
-        <w:hyperlink r:id="rId20" w:history="1">
+        <w:hyperlink r:id="rId18" w:history="1">
           <w:r>
             <w:rPr>
               <w:rStyle w:val="Hyperlink"/>
@@ -3257,7 +3267,7 @@
           <w:sz w:val="24"/>
           <w:u w:val="single"/>
         </w:rPr>
-        <w:hyperlink r:id="rId20" w:history="1">
+        <w:hyperlink r:id="rId18" w:history="1">
           <w:r>
             <w:rPr>
               <w:rStyle w:val="Hyperlink"/>
@@ -3286,7 +3296,7 @@
           <w:sz w:val="24"/>
           <w:u w:val="single"/>
         </w:rPr>
-        <w:hyperlink r:id="rId20" w:history="1">
+        <w:hyperlink r:id="rId18" w:history="1">
           <w:r>
             <w:rPr>
               <w:rStyle w:val="Hyperlink"/>
@@ -3848,6 +3858,7 @@
           <w:i w:val="0"/>
           <w:color w:val="0000FF"/>
           <w:sz w:val="24"/>
+          <w:u w:val="single"/>
         </w:rPr>
         <w:hyperlink r:id="rId23" w:history="1">
           <w:r>
@@ -3867,7 +3878,7 @@
           <w:sz w:val="24"/>
           <w:u w:val="single"/>
         </w:rPr>
-        <w:hyperlink r:id="rId22" w:history="1">
+        <w:hyperlink r:id="rId23" w:history="1">
           <w:r>
             <w:rPr>
               <w:rStyle w:val="Hyperlink"/>
@@ -3896,7 +3907,7 @@
           <w:sz w:val="24"/>
           <w:u w:val="single"/>
         </w:rPr>
-        <w:hyperlink r:id="rId22" w:history="1">
+        <w:hyperlink r:id="rId23" w:history="1">
           <w:r>
             <w:rPr>
               <w:rStyle w:val="Hyperlink"/>
@@ -5042,7 +5053,238 @@
           <w:color w:val="000000"/>
           <w:sz w:val="24"/>
         </w:rPr>
-        <w:t>' by historian Adi Martis describes the precolonial history</w:t>
+        <w:t>' b</w:t>
+      </w:r>
+      <w:r>
+        <w:rPr>
+          <w:rFonts w:ascii="Charis SIL Regular" w:hAnsi="Charis SIL Regular" w:eastAsia="Charis SIL Regular"/>
+          <w:b w:val="0"/>
+          <w:i w:val="0"/>
+          <w:color w:val="000000"/>
+          <w:sz w:val="24"/>
+        </w:rPr>
+        <w:hyperlink r:id="rId27" w:history="1">
+          <w:r>
+            <w:rPr>
+              <w:rStyle w:val="Hyperlink"/>
+            </w:rPr>
+            <w:t>y h</w:t>
+          </w:r>
+        </w:hyperlink>
+      </w:r>
+      <w:r>
+        <w:rPr>
+          <w:rFonts w:ascii="Charis SIL Regular" w:hAnsi="Charis SIL Regular" w:eastAsia="Charis SIL Regular"/>
+          <w:b w:val="0"/>
+          <w:i w:val="0"/>
+          <w:color w:val="000000"/>
+          <w:sz w:val="24"/>
+        </w:rPr>
+        <w:hyperlink r:id="rId27" w:history="1">
+          <w:r>
+            <w:rPr>
+              <w:rStyle w:val="Hyperlink"/>
+            </w:rPr>
+            <w:t xml:space="preserve">istorian Adi </w:t>
+          </w:r>
+        </w:hyperlink>
+      </w:r>
+      <w:r>
+        <w:rPr>
+          <w:rFonts w:ascii="Charis SIL Regular" w:hAnsi="Charis SIL Regular" w:eastAsia="Charis SIL Regular"/>
+          <w:b w:val="0"/>
+          <w:i w:val="0"/>
+          <w:color w:val="000000"/>
+          <w:sz w:val="24"/>
+        </w:rPr>
+        <w:t>M</w:t>
+      </w:r>
+      <w:r>
+        <w:rPr>
+          <w:rFonts w:ascii="Charis SIL Regular" w:hAnsi="Charis SIL Regular" w:eastAsia="Charis SIL Regular"/>
+          <w:b w:val="0"/>
+          <w:i w:val="0"/>
+          <w:color w:val="000000"/>
+          <w:sz w:val="24"/>
+        </w:rPr>
+        <w:hyperlink r:id="rId27" w:history="1">
+          <w:r>
+            <w:rPr>
+              <w:rStyle w:val="Hyperlink"/>
+            </w:rPr>
+            <w:t>art</w:t>
+          </w:r>
+        </w:hyperlink>
+      </w:r>
+      <w:r>
+        <w:rPr>
+          <w:rFonts w:ascii="Charis SIL Regular" w:hAnsi="Charis SIL Regular" w:eastAsia="Charis SIL Regular"/>
+          <w:b w:val="0"/>
+          <w:i w:val="0"/>
+          <w:color w:val="000000"/>
+          <w:sz w:val="24"/>
+        </w:rPr>
+        <w:hyperlink r:id="rId27" w:history="1">
+          <w:r>
+            <w:rPr>
+              <w:rStyle w:val="Hyperlink"/>
+            </w:rPr>
+            <w:t>i</w:t>
+          </w:r>
+        </w:hyperlink>
+      </w:r>
+      <w:r>
+        <w:rPr>
+          <w:rFonts w:ascii="Charis SIL Regular" w:hAnsi="Charis SIL Regular" w:eastAsia="Charis SIL Regular"/>
+          <w:b w:val="0"/>
+          <w:i w:val="0"/>
+          <w:color w:val="000000"/>
+          <w:sz w:val="24"/>
+        </w:rPr>
+        <w:hyperlink r:id="rId27" w:history="1">
+          <w:r>
+            <w:rPr>
+              <w:rStyle w:val="Hyperlink"/>
+            </w:rPr>
+            <w:t>s desc</w:t>
+          </w:r>
+        </w:hyperlink>
+      </w:r>
+      <w:r>
+        <w:rPr>
+          <w:rFonts w:ascii="Charis SIL Regular" w:hAnsi="Charis SIL Regular" w:eastAsia="Charis SIL Regular"/>
+          <w:b w:val="0"/>
+          <w:i w:val="0"/>
+          <w:color w:val="000000"/>
+          <w:sz w:val="24"/>
+        </w:rPr>
+        <w:hyperlink r:id="rId27" w:history="1">
+          <w:r>
+            <w:rPr>
+              <w:rStyle w:val="Hyperlink"/>
+            </w:rPr>
+            <w:t>r</w:t>
+          </w:r>
+        </w:hyperlink>
+      </w:r>
+      <w:r>
+        <w:rPr>
+          <w:rFonts w:ascii="Charis SIL Regular" w:hAnsi="Charis SIL Regular" w:eastAsia="Charis SIL Regular"/>
+          <w:b w:val="0"/>
+          <w:i w:val="0"/>
+          <w:color w:val="000000"/>
+          <w:sz w:val="24"/>
+        </w:rPr>
+        <w:hyperlink r:id="rId27" w:history="1">
+          <w:r>
+            <w:rPr>
+              <w:rStyle w:val="Hyperlink"/>
+            </w:rPr>
+            <w:t>ibe</w:t>
+          </w:r>
+        </w:hyperlink>
+      </w:r>
+      <w:r>
+        <w:rPr>
+          <w:rFonts w:ascii="Charis SIL Regular" w:hAnsi="Charis SIL Regular" w:eastAsia="Charis SIL Regular"/>
+          <w:b w:val="0"/>
+          <w:i w:val="0"/>
+          <w:color w:val="000000"/>
+          <w:sz w:val="24"/>
+        </w:rPr>
+        <w:hyperlink r:id="rId27" w:history="1">
+          <w:r>
+            <w:rPr>
+              <w:rStyle w:val="Hyperlink"/>
+            </w:rPr>
+            <w:t xml:space="preserve">s the </w:t>
+          </w:r>
+        </w:hyperlink>
+      </w:r>
+      <w:r>
+        <w:rPr>
+          <w:rFonts w:ascii="Charis SIL Regular" w:hAnsi="Charis SIL Regular" w:eastAsia="Charis SIL Regular"/>
+          <w:b w:val="0"/>
+          <w:i w:val="0"/>
+          <w:color w:val="000000"/>
+          <w:sz w:val="24"/>
+        </w:rPr>
+        <w:hyperlink r:id="rId27" w:history="1">
+          <w:r>
+            <w:rPr>
+              <w:rStyle w:val="Hyperlink"/>
+            </w:rPr>
+            <w:t>p</w:t>
+          </w:r>
+        </w:hyperlink>
+      </w:r>
+      <w:r>
+        <w:rPr>
+          <w:rFonts w:ascii="Charis SIL Regular" w:hAnsi="Charis SIL Regular" w:eastAsia="Charis SIL Regular"/>
+          <w:b w:val="0"/>
+          <w:i w:val="0"/>
+          <w:color w:val="000000"/>
+          <w:sz w:val="24"/>
+        </w:rPr>
+        <w:hyperlink r:id="rId27" w:history="1">
+          <w:r>
+            <w:rPr>
+              <w:rStyle w:val="Hyperlink"/>
+            </w:rPr>
+            <w:t>r</w:t>
+          </w:r>
+        </w:hyperlink>
+      </w:r>
+      <w:r>
+        <w:rPr>
+          <w:rFonts w:ascii="Charis SIL Regular" w:hAnsi="Charis SIL Regular" w:eastAsia="Charis SIL Regular"/>
+          <w:b w:val="0"/>
+          <w:i w:val="0"/>
+          <w:color w:val="000000"/>
+          <w:sz w:val="24"/>
+        </w:rPr>
+        <w:hyperlink r:id="rId27" w:history="1">
+          <w:r>
+            <w:rPr>
+              <w:rStyle w:val="Hyperlink"/>
+            </w:rPr>
+            <w:t>eco</w:t>
+          </w:r>
+        </w:hyperlink>
+      </w:r>
+      <w:r>
+        <w:rPr>
+          <w:rFonts w:ascii="Charis SIL Regular" w:hAnsi="Charis SIL Regular" w:eastAsia="Charis SIL Regular"/>
+          <w:b w:val="0"/>
+          <w:i w:val="0"/>
+          <w:color w:val="000000"/>
+          <w:sz w:val="24"/>
+        </w:rPr>
+        <w:hyperlink r:id="rId27" w:history="1">
+          <w:r>
+            <w:rPr>
+              <w:rStyle w:val="Hyperlink"/>
+            </w:rPr>
+            <w:t>l</w:t>
+          </w:r>
+        </w:hyperlink>
+      </w:r>
+      <w:r>
+        <w:rPr>
+          <w:rFonts w:ascii="Charis SIL Regular" w:hAnsi="Charis SIL Regular" w:eastAsia="Charis SIL Regular"/>
+          <w:b w:val="0"/>
+          <w:i w:val="0"/>
+          <w:color w:val="000000"/>
+          <w:sz w:val="24"/>
+        </w:rPr>
+        <w:hyperlink r:id="rId27" w:history="1">
+          <w:r>
+            <w:rPr>
+              <w:rStyle w:val="Hyperlink"/>
+            </w:rPr>
+            <w:t>onial history</w:t>
+          </w:r>
+        </w:hyperlink>
       </w:r>
       <w:r>
         <w:rPr>
@@ -5312,29 +5554,13 @@
             <w:rPr>
               <w:rStyle w:val="Hyperlink"/>
             </w:rPr>
-            <w:t>eritage fi</w:t>
+            <w:t>eritage fie</w:t>
           </w:r>
         </w:hyperlink>
       </w:r>
       <w:r>
         <w:rPr>
-          <w:rFonts w:ascii="Charis SIL Regular" w:hAnsi="Charis SIL Regular" w:eastAsia="Charis SIL Regular"/>
-          <w:b w:val="0"/>
-          <w:i w:val="0"/>
-          <w:color w:val="000000"/>
-          <w:sz w:val="24"/>
-        </w:rPr>
-        <w:hyperlink r:id="rId28" w:history="1">
-          <w:r>
-            <w:rPr>
-              <w:rStyle w:val="Hyperlink"/>
-            </w:rPr>
-            <w:t>e</w:t>
-          </w:r>
-        </w:hyperlink>
-      </w:r>
-      <w:r>
-        <w:rPr>
+          <w:u w:val="single" w:color="0000ff"/>
           <w:rFonts w:ascii="Charis SIL Regular" w:hAnsi="Charis SIL Regular" w:eastAsia="Charis SIL Regular"/>
           <w:b w:val="0"/>
           <w:i w:val="0"/>
@@ -5429,7 +5655,7 @@
             <w:rPr>
               <w:rStyle w:val="Hyperlink"/>
             </w:rPr>
-            <w:t>98, the fo</w:t>
+            <w:t>98, the f</w:t>
           </w:r>
         </w:hyperlink>
       </w:r>
@@ -5441,7 +5667,7 @@
           <w:color w:val="000000"/>
           <w:sz w:val="24"/>
         </w:rPr>
-        <w:t xml:space="preserve">undation aims to document, collect and </w:t>
+        <w:t xml:space="preserve">oundation aims to document, collect and </w:t>
       </w:r>
       <w:r>
         <w:rPr>
@@ -6538,8 +6764,16 @@
           <w:i w:val="0"/>
           <w:color w:val="0000FF"/>
           <w:sz w:val="24"/>
-        </w:rPr>
-        <w:t>Curaçao: Free from Slavery (man</w:t>
+          <w:u w:val="single"/>
+        </w:rPr>
+        <w:hyperlink r:id="rId33" w:history="1">
+          <w:r>
+            <w:rPr>
+              <w:rStyle w:val="Hyperlink"/>
+            </w:rPr>
+            <w:t>Curaçao:</w:t>
+          </w:r>
+        </w:hyperlink>
       </w:r>
       <w:r>
         <w:rPr>
@@ -6550,7 +6784,123 @@
           <w:sz w:val="24"/>
           <w:u w:val="single"/>
         </w:rPr>
-        <w:hyperlink r:id="rId32" w:history="1">
+        <w:t xml:space="preserve"> </w:t>
+      </w:r>
+      <w:r>
+        <w:rPr>
+          <w:rFonts w:ascii="Charis SIL Regular" w:hAnsi="Charis SIL Regular" w:eastAsia="Charis SIL Regular"/>
+          <w:b w:val="0"/>
+          <w:i w:val="0"/>
+          <w:color w:val="0000FF"/>
+          <w:sz w:val="24"/>
+          <w:u w:val="single"/>
+        </w:rPr>
+        <w:hyperlink r:id="rId33" w:history="1">
+          <w:r>
+            <w:rPr>
+              <w:rStyle w:val="Hyperlink"/>
+            </w:rPr>
+            <w:t>Free</w:t>
+          </w:r>
+        </w:hyperlink>
+      </w:r>
+      <w:r>
+        <w:rPr>
+          <w:rFonts w:ascii="Charis SIL Regular" w:hAnsi="Charis SIL Regular" w:eastAsia="Charis SIL Regular"/>
+          <w:b w:val="0"/>
+          <w:i w:val="0"/>
+          <w:color w:val="0000FF"/>
+          <w:sz w:val="24"/>
+          <w:u w:val="single"/>
+        </w:rPr>
+        <w:t xml:space="preserve"> </w:t>
+      </w:r>
+      <w:r>
+        <w:rPr>
+          <w:rFonts w:ascii="Charis SIL Regular" w:hAnsi="Charis SIL Regular" w:eastAsia="Charis SIL Regular"/>
+          <w:b w:val="0"/>
+          <w:i w:val="0"/>
+          <w:color w:val="0000FF"/>
+          <w:sz w:val="24"/>
+          <w:u w:val="single"/>
+        </w:rPr>
+        <w:hyperlink r:id="rId33" w:history="1">
+          <w:r>
+            <w:rPr>
+              <w:rStyle w:val="Hyperlink"/>
+            </w:rPr>
+            <w:t>from</w:t>
+          </w:r>
+        </w:hyperlink>
+      </w:r>
+      <w:r>
+        <w:rPr>
+          <w:rFonts w:ascii="Charis SIL Regular" w:hAnsi="Charis SIL Regular" w:eastAsia="Charis SIL Regular"/>
+          <w:b w:val="0"/>
+          <w:i w:val="0"/>
+          <w:color w:val="0000FF"/>
+          <w:sz w:val="24"/>
+          <w:u w:val="single"/>
+        </w:rPr>
+        <w:t xml:space="preserve"> </w:t>
+      </w:r>
+      <w:r>
+        <w:rPr>
+          <w:rFonts w:ascii="Charis SIL Regular" w:hAnsi="Charis SIL Regular" w:eastAsia="Charis SIL Regular"/>
+          <w:b w:val="0"/>
+          <w:i w:val="0"/>
+          <w:color w:val="0000FF"/>
+          <w:sz w:val="24"/>
+          <w:u w:val="single"/>
+        </w:rPr>
+        <w:hyperlink r:id="rId33" w:history="1">
+          <w:r>
+            <w:rPr>
+              <w:rStyle w:val="Hyperlink"/>
+            </w:rPr>
+            <w:t>Slavery</w:t>
+          </w:r>
+        </w:hyperlink>
+      </w:r>
+      <w:r>
+        <w:rPr>
+          <w:rFonts w:ascii="Charis SIL Regular" w:hAnsi="Charis SIL Regular" w:eastAsia="Charis SIL Regular"/>
+          <w:b w:val="0"/>
+          <w:i w:val="0"/>
+          <w:color w:val="0000FF"/>
+          <w:sz w:val="24"/>
+          <w:u w:val="single"/>
+        </w:rPr>
+        <w:t xml:space="preserve"> </w:t>
+      </w:r>
+      <w:r>
+        <w:rPr>
+          <w:rFonts w:ascii="Charis SIL Regular" w:hAnsi="Charis SIL Regular" w:eastAsia="Charis SIL Regular"/>
+          <w:b w:val="0"/>
+          <w:i w:val="0"/>
+          <w:color w:val="0000FF"/>
+          <w:sz w:val="24"/>
+          <w:u w:val="single"/>
+        </w:rPr>
+        <w:hyperlink r:id="rId33" w:history="1">
+          <w:r>
+            <w:rPr>
+              <w:rStyle w:val="Hyperlink"/>
+            </w:rPr>
+            <w:t>(man</w:t>
+          </w:r>
+        </w:hyperlink>
+      </w:r>
+      <w:r>
+        <w:rPr>
+          <w:rFonts w:ascii="Charis SIL Regular" w:hAnsi="Charis SIL Regular" w:eastAsia="Charis SIL Regular"/>
+          <w:b w:val="0"/>
+          <w:i w:val="0"/>
+          <w:color w:val="0000FF"/>
+          <w:sz w:val="24"/>
+          <w:u w:val="single"/>
+        </w:rPr>
+        <w:hyperlink r:id="rId33" w:history="1">
           <w:r>
             <w:rPr>
               <w:rStyle w:val="Hyperlink"/>
@@ -6568,7 +6918,7 @@
           <w:sz w:val="24"/>
           <w:u w:val="single"/>
         </w:rPr>
-        <w:hyperlink r:id="rId32" w:history="1">
+        <w:hyperlink r:id="rId33" w:history="1">
           <w:r>
             <w:rPr>
               <w:rStyle w:val="Hyperlink"/>
@@ -6586,7 +6936,7 @@
           <w:sz w:val="24"/>
           <w:u w:val="single"/>
         </w:rPr>
-        <w:hyperlink r:id="rId32" w:history="1">
+        <w:hyperlink r:id="rId33" w:history="1">
           <w:r>
             <w:rPr>
               <w:rStyle w:val="Hyperlink"/>
@@ -6615,7 +6965,7 @@
           <w:sz w:val="24"/>
           <w:u w:val="single"/>
         </w:rPr>
-        <w:hyperlink r:id="rId32" w:history="1">
+        <w:hyperlink r:id="rId33" w:history="1">
           <w:r>
             <w:rPr>
               <w:rStyle w:val="Hyperlink"/>
@@ -6633,7 +6983,7 @@
           <w:sz w:val="24"/>
           <w:u w:val="single"/>
         </w:rPr>
-        <w:hyperlink r:id="rId32" w:history="1">
+        <w:hyperlink r:id="rId33" w:history="1">
           <w:r>
             <w:rPr>
               <w:rStyle w:val="Hyperlink"/>
@@ -6651,7 +7001,7 @@
           <w:sz w:val="24"/>
           <w:u w:val="single"/>
         </w:rPr>
-        <w:hyperlink r:id="rId32" w:history="1">
+        <w:hyperlink r:id="rId33" w:history="1">
           <w:r>
             <w:rPr>
               <w:rStyle w:val="Hyperlink"/>
@@ -6669,7 +7019,7 @@
           <w:sz w:val="24"/>
           <w:u w:val="single"/>
         </w:rPr>
-        <w:hyperlink r:id="rId32" w:history="1">
+        <w:hyperlink r:id="rId33" w:history="1">
           <w:r>
             <w:rPr>
               <w:rStyle w:val="Hyperlink"/>
@@ -7389,36 +7739,7 @@
           <w:color w:val="000000"/>
           <w:sz w:val="24"/>
         </w:rPr>
-        <w:t>cult</w:t>
-      </w:r>
-      <w:r>
-        <w:rPr>
-          <w:u w:val="single" w:color="0000ff"/>
-          <w:rFonts w:ascii="Charis SIL Regular" w:hAnsi="Charis SIL Regular" w:eastAsia="Charis SIL Regular"/>
-          <w:b w:val="0"/>
-          <w:i w:val="0"/>
-          <w:color w:val="000000"/>
-          <w:sz w:val="24"/>
-        </w:rPr>
-        <w:t>u</w:t>
-      </w:r>
-      <w:r>
-        <w:rPr>
-          <w:u w:val="single" w:color="0000ff"/>
-          <w:rFonts w:ascii="Charis SIL Regular" w:hAnsi="Charis SIL Regular" w:eastAsia="Charis SIL Regular"/>
-          <w:b w:val="0"/>
-          <w:i w:val="0"/>
-          <w:color w:val="000000"/>
-          <w:sz w:val="24"/>
-        </w:rPr>
-        <w:hyperlink r:id="rId20" w:history="1">
-          <w:r>
-            <w:rPr>
-              <w:rStyle w:val="Hyperlink"/>
-            </w:rPr>
-            <w:t>ral herita</w:t>
-          </w:r>
-        </w:hyperlink>
+        <w:t>cultural herita</w:t>
       </w:r>
       <w:r>
         <w:rPr>

--- a/EXPORTS/DOCX/published/niveau2/English/ArubaBonaireCuracao.docx
+++ b/EXPORTS/DOCX/published/niveau2/English/ArubaBonaireCuracao.docx
@@ -1435,7 +1435,7 @@
             <w:rPr>
               <w:rStyle w:val="Hyperlink"/>
             </w:rPr>
-            <w:t>office</w:t>
+            <w:t>offi</w:t>
           </w:r>
         </w:hyperlink>
       </w:r>
@@ -1446,7 +1446,23 @@
           <w:i w:val="0"/>
           <w:color w:val="0000FF"/>
           <w:sz w:val="24"/>
-          <w:u w:val="single"/>
+        </w:rPr>
+        <w:hyperlink r:id="rId14" w:history="1">
+          <w:r>
+            <w:rPr>
+              <w:rStyle w:val="Hyperlink"/>
+            </w:rPr>
+            <w:t>ce</w:t>
+          </w:r>
+        </w:hyperlink>
+      </w:r>
+      <w:r>
+        <w:rPr>
+          <w:rFonts w:ascii="Charis SIL Regular" w:hAnsi="Charis SIL Regular" w:eastAsia="Charis SIL Regular"/>
+          <w:b w:val="0"/>
+          <w:i w:val="0"/>
+          <w:color w:val="0000FF"/>
+          <w:sz w:val="24"/>
         </w:rPr>
         <w:t>rs</w:t>
       </w:r>
@@ -1504,19 +1520,9 @@
             <w:rPr>
               <w:rStyle w:val="Hyperlink"/>
             </w:rPr>
-            <w:t>soldie</w:t>
+            <w:t>soldiers</w:t>
           </w:r>
         </w:hyperlink>
-      </w:r>
-      <w:r>
-        <w:rPr>
-          <w:rFonts w:ascii="Charis SIL Regular" w:hAnsi="Charis SIL Regular" w:eastAsia="Charis SIL Regular"/>
-          <w:b w:val="0"/>
-          <w:i w:val="0"/>
-          <w:color w:val="0000FF"/>
-          <w:sz w:val="24"/>
-        </w:rPr>
-        <w:t>rs</w:t>
       </w:r>
       <w:r>
         <w:rPr>
@@ -2823,6 +2829,7 @@
       </w:r>
       <w:r>
         <w:rPr>
+          <w:u w:val="single" w:color="0000ff"/>
           <w:rFonts w:ascii="Charis SIL Regular" w:hAnsi="Charis SIL Regular" w:eastAsia="Charis SIL Regular"/>
           <w:b w:val="0"/>
           <w:i w:val="0"/>
@@ -3213,7 +3220,6 @@
       </w:r>
       <w:r>
         <w:rPr>
-          <w:u w:val="single" w:color="0000ff"/>
           <w:rFonts w:ascii="Charis SIL Regular" w:hAnsi="Charis SIL Regular" w:eastAsia="Charis SIL Regular"/>
           <w:b w:val="0"/>
           <w:i w:val="0"/>
@@ -3878,7 +3884,7 @@
           <w:sz w:val="24"/>
           <w:u w:val="single"/>
         </w:rPr>
-        <w:hyperlink r:id="rId23" w:history="1">
+        <w:hyperlink r:id="rId22" w:history="1">
           <w:r>
             <w:rPr>
               <w:rStyle w:val="Hyperlink"/>
@@ -3907,7 +3913,7 @@
           <w:sz w:val="24"/>
           <w:u w:val="single"/>
         </w:rPr>
-        <w:hyperlink r:id="rId23" w:history="1">
+        <w:hyperlink r:id="rId22" w:history="1">
           <w:r>
             <w:rPr>
               <w:rStyle w:val="Hyperlink"/>
@@ -4121,37 +4127,8 @@
           <w:i w:val="0"/>
           <w:color w:val="0000FF"/>
           <w:sz w:val="24"/>
-          <w:u w:val="single"/>
-        </w:rPr>
-        <w:hyperlink r:id="rId24" w:history="1">
-          <w:r>
-            <w:rPr>
-              <w:rStyle w:val="Hyperlink"/>
-            </w:rPr>
-            <w:t>Museo</w:t>
-          </w:r>
-        </w:hyperlink>
-      </w:r>
-      <w:r>
-        <w:rPr>
-          <w:rFonts w:ascii="Charis SIL Regular" w:hAnsi="Charis SIL Regular" w:eastAsia="Charis SIL Regular"/>
-          <w:b w:val="0"/>
-          <w:i w:val="0"/>
-          <w:color w:val="0000FF"/>
-          <w:sz w:val="24"/>
-          <w:u w:val="single"/>
-        </w:rPr>
-        <w:t xml:space="preserve"> </w:t>
-      </w:r>
-      <w:r>
-        <w:rPr>
-          <w:rFonts w:ascii="Charis SIL Regular" w:hAnsi="Charis SIL Regular" w:eastAsia="Charis SIL Regular"/>
-          <w:b w:val="0"/>
-          <w:i w:val="0"/>
-          <w:color w:val="0000FF"/>
-          <w:sz w:val="24"/>
-        </w:rPr>
-        <w:t>A</w:t>
+        </w:rPr>
+        <w:t>Museo A</w:t>
       </w:r>
       <w:r>
         <w:rPr>
@@ -5554,13 +5531,29 @@
             <w:rPr>
               <w:rStyle w:val="Hyperlink"/>
             </w:rPr>
-            <w:t>eritage fie</w:t>
+            <w:t>eritage fi</w:t>
           </w:r>
         </w:hyperlink>
       </w:r>
       <w:r>
         <w:rPr>
-          <w:u w:val="single" w:color="0000ff"/>
+          <w:rFonts w:ascii="Charis SIL Regular" w:hAnsi="Charis SIL Regular" w:eastAsia="Charis SIL Regular"/>
+          <w:b w:val="0"/>
+          <w:i w:val="0"/>
+          <w:color w:val="000000"/>
+          <w:sz w:val="24"/>
+        </w:rPr>
+        <w:hyperlink r:id="rId28" w:history="1">
+          <w:r>
+            <w:rPr>
+              <w:rStyle w:val="Hyperlink"/>
+            </w:rPr>
+            <w:t>e</w:t>
+          </w:r>
+        </w:hyperlink>
+      </w:r>
+      <w:r>
+        <w:rPr>
           <w:rFonts w:ascii="Charis SIL Regular" w:hAnsi="Charis SIL Regular" w:eastAsia="Charis SIL Regular"/>
           <w:b w:val="0"/>
           <w:i w:val="0"/>
@@ -5655,7 +5648,7 @@
             <w:rPr>
               <w:rStyle w:val="Hyperlink"/>
             </w:rPr>
-            <w:t>98, the f</w:t>
+            <w:t>98, the fo</w:t>
           </w:r>
         </w:hyperlink>
       </w:r>
@@ -5667,7 +5660,7 @@
           <w:color w:val="000000"/>
           <w:sz w:val="24"/>
         </w:rPr>
-        <w:t xml:space="preserve">oundation aims to document, collect and </w:t>
+        <w:t xml:space="preserve">undation aims to document, collect and </w:t>
       </w:r>
       <w:r>
         <w:rPr>
@@ -7739,7 +7732,36 @@
           <w:color w:val="000000"/>
           <w:sz w:val="24"/>
         </w:rPr>
-        <w:t>cultural herita</w:t>
+        <w:t>cult</w:t>
+      </w:r>
+      <w:r>
+        <w:rPr>
+          <w:u w:val="single" w:color="0000ff"/>
+          <w:rFonts w:ascii="Charis SIL Regular" w:hAnsi="Charis SIL Regular" w:eastAsia="Charis SIL Regular"/>
+          <w:b w:val="0"/>
+          <w:i w:val="0"/>
+          <w:color w:val="000000"/>
+          <w:sz w:val="24"/>
+        </w:rPr>
+        <w:t>u</w:t>
+      </w:r>
+      <w:r>
+        <w:rPr>
+          <w:u w:val="single" w:color="0000ff"/>
+          <w:rFonts w:ascii="Charis SIL Regular" w:hAnsi="Charis SIL Regular" w:eastAsia="Charis SIL Regular"/>
+          <w:b w:val="0"/>
+          <w:i w:val="0"/>
+          <w:color w:val="000000"/>
+          <w:sz w:val="24"/>
+        </w:rPr>
+        <w:hyperlink r:id="rId20" w:history="1">
+          <w:r>
+            <w:rPr>
+              <w:rStyle w:val="Hyperlink"/>
+            </w:rPr>
+            <w:t>ral herita</w:t>
+          </w:r>
+        </w:hyperlink>
       </w:r>
       <w:r>
         <w:rPr>

--- a/EXPORTS/DOCX/published/niveau2/English/ArubaBonaireCuracao.docx
+++ b/EXPORTS/DOCX/published/niveau2/English/ArubaBonaireCuracao.docx
@@ -742,6 +742,7 @@
       </w:r>
       <w:r>
         <w:rPr>
+          <w:u w:val="single" w:color="0000ff"/>
           <w:rFonts w:ascii="Charis SIL Regular" w:hAnsi="Charis SIL Regular" w:eastAsia="Charis SIL Regular"/>
           <w:b w:val="0"/>
           <w:i w:val="0"/>
@@ -1435,7 +1436,7 @@
             <w:rPr>
               <w:rStyle w:val="Hyperlink"/>
             </w:rPr>
-            <w:t>offi</w:t>
+            <w:t>offic</w:t>
           </w:r>
         </w:hyperlink>
       </w:r>
@@ -1446,15 +1447,9 @@
           <w:i w:val="0"/>
           <w:color w:val="0000FF"/>
           <w:sz w:val="24"/>
-        </w:rPr>
-        <w:hyperlink r:id="rId14" w:history="1">
-          <w:r>
-            <w:rPr>
-              <w:rStyle w:val="Hyperlink"/>
-            </w:rPr>
-            <w:t>ce</w:t>
-          </w:r>
-        </w:hyperlink>
+          <w:u w:val="single"/>
+        </w:rPr>
+        <w:t>er</w:t>
       </w:r>
       <w:r>
         <w:rPr>
@@ -1464,18 +1459,7 @@
           <w:color w:val="0000FF"/>
           <w:sz w:val="24"/>
         </w:rPr>
-        <w:t>rs</w:t>
-      </w:r>
-      <w:r>
-        <w:rPr>
-          <w:rFonts w:ascii="Charis SIL Regular" w:hAnsi="Charis SIL Regular" w:eastAsia="Charis SIL Regular"/>
-          <w:b w:val="0"/>
-          <w:i w:val="0"/>
-          <w:color w:val="0000FF"/>
-          <w:sz w:val="24"/>
-          <w:u w:val="single"/>
-        </w:rPr>
-        <w:t xml:space="preserve"> </w:t>
+        <w:t xml:space="preserve">s </w:t>
       </w:r>
       <w:r>
         <w:rPr>
@@ -3302,7 +3286,7 @@
           <w:sz w:val="24"/>
           <w:u w:val="single"/>
         </w:rPr>
-        <w:hyperlink r:id="rId18" w:history="1">
+        <w:hyperlink r:id="rId20" w:history="1">
           <w:r>
             <w:rPr>
               <w:rStyle w:val="Hyperlink"/>
@@ -3864,7 +3848,6 @@
           <w:i w:val="0"/>
           <w:color w:val="0000FF"/>
           <w:sz w:val="24"/>
-          <w:u w:val="single"/>
         </w:rPr>
         <w:hyperlink r:id="rId23" w:history="1">
           <w:r>
@@ -4127,8 +4110,37 @@
           <w:i w:val="0"/>
           <w:color w:val="0000FF"/>
           <w:sz w:val="24"/>
-        </w:rPr>
-        <w:t>Museo A</w:t>
+          <w:u w:val="single"/>
+        </w:rPr>
+        <w:hyperlink r:id="rId24" w:history="1">
+          <w:r>
+            <w:rPr>
+              <w:rStyle w:val="Hyperlink"/>
+            </w:rPr>
+            <w:t>Museo</w:t>
+          </w:r>
+        </w:hyperlink>
+      </w:r>
+      <w:r>
+        <w:rPr>
+          <w:rFonts w:ascii="Charis SIL Regular" w:hAnsi="Charis SIL Regular" w:eastAsia="Charis SIL Regular"/>
+          <w:b w:val="0"/>
+          <w:i w:val="0"/>
+          <w:color w:val="0000FF"/>
+          <w:sz w:val="24"/>
+          <w:u w:val="single"/>
+        </w:rPr>
+        <w:t xml:space="preserve"> </w:t>
+      </w:r>
+      <w:r>
+        <w:rPr>
+          <w:rFonts w:ascii="Charis SIL Regular" w:hAnsi="Charis SIL Regular" w:eastAsia="Charis SIL Regular"/>
+          <w:b w:val="0"/>
+          <w:i w:val="0"/>
+          <w:color w:val="0000FF"/>
+          <w:sz w:val="24"/>
+        </w:rPr>
+        <w:t>A</w:t>
       </w:r>
       <w:r>
         <w:rPr>
@@ -5030,309 +5042,7 @@
           <w:color w:val="000000"/>
           <w:sz w:val="24"/>
         </w:rPr>
-        <w:t>' b</w:t>
-      </w:r>
-      <w:r>
-        <w:rPr>
-          <w:rFonts w:ascii="Charis SIL Regular" w:hAnsi="Charis SIL Regular" w:eastAsia="Charis SIL Regular"/>
-          <w:b w:val="0"/>
-          <w:i w:val="0"/>
-          <w:color w:val="000000"/>
-          <w:sz w:val="24"/>
-        </w:rPr>
-        <w:hyperlink r:id="rId27" w:history="1">
-          <w:r>
-            <w:rPr>
-              <w:rStyle w:val="Hyperlink"/>
-            </w:rPr>
-            <w:t>y h</w:t>
-          </w:r>
-        </w:hyperlink>
-      </w:r>
-      <w:r>
-        <w:rPr>
-          <w:rFonts w:ascii="Charis SIL Regular" w:hAnsi="Charis SIL Regular" w:eastAsia="Charis SIL Regular"/>
-          <w:b w:val="0"/>
-          <w:i w:val="0"/>
-          <w:color w:val="000000"/>
-          <w:sz w:val="24"/>
-        </w:rPr>
-        <w:hyperlink r:id="rId27" w:history="1">
-          <w:r>
-            <w:rPr>
-              <w:rStyle w:val="Hyperlink"/>
-            </w:rPr>
-            <w:t xml:space="preserve">istorian Adi </w:t>
-          </w:r>
-        </w:hyperlink>
-      </w:r>
-      <w:r>
-        <w:rPr>
-          <w:rFonts w:ascii="Charis SIL Regular" w:hAnsi="Charis SIL Regular" w:eastAsia="Charis SIL Regular"/>
-          <w:b w:val="0"/>
-          <w:i w:val="0"/>
-          <w:color w:val="000000"/>
-          <w:sz w:val="24"/>
-        </w:rPr>
-        <w:t>M</w:t>
-      </w:r>
-      <w:r>
-        <w:rPr>
-          <w:rFonts w:ascii="Charis SIL Regular" w:hAnsi="Charis SIL Regular" w:eastAsia="Charis SIL Regular"/>
-          <w:b w:val="0"/>
-          <w:i w:val="0"/>
-          <w:color w:val="000000"/>
-          <w:sz w:val="24"/>
-        </w:rPr>
-        <w:hyperlink r:id="rId27" w:history="1">
-          <w:r>
-            <w:rPr>
-              <w:rStyle w:val="Hyperlink"/>
-            </w:rPr>
-            <w:t>art</w:t>
-          </w:r>
-        </w:hyperlink>
-      </w:r>
-      <w:r>
-        <w:rPr>
-          <w:rFonts w:ascii="Charis SIL Regular" w:hAnsi="Charis SIL Regular" w:eastAsia="Charis SIL Regular"/>
-          <w:b w:val="0"/>
-          <w:i w:val="0"/>
-          <w:color w:val="000000"/>
-          <w:sz w:val="24"/>
-        </w:rPr>
-        <w:hyperlink r:id="rId27" w:history="1">
-          <w:r>
-            <w:rPr>
-              <w:rStyle w:val="Hyperlink"/>
-            </w:rPr>
-            <w:t>i</w:t>
-          </w:r>
-        </w:hyperlink>
-      </w:r>
-      <w:r>
-        <w:rPr>
-          <w:rFonts w:ascii="Charis SIL Regular" w:hAnsi="Charis SIL Regular" w:eastAsia="Charis SIL Regular"/>
-          <w:b w:val="0"/>
-          <w:i w:val="0"/>
-          <w:color w:val="000000"/>
-          <w:sz w:val="24"/>
-        </w:rPr>
-        <w:hyperlink r:id="rId27" w:history="1">
-          <w:r>
-            <w:rPr>
-              <w:rStyle w:val="Hyperlink"/>
-            </w:rPr>
-            <w:t>s desc</w:t>
-          </w:r>
-        </w:hyperlink>
-      </w:r>
-      <w:r>
-        <w:rPr>
-          <w:rFonts w:ascii="Charis SIL Regular" w:hAnsi="Charis SIL Regular" w:eastAsia="Charis SIL Regular"/>
-          <w:b w:val="0"/>
-          <w:i w:val="0"/>
-          <w:color w:val="000000"/>
-          <w:sz w:val="24"/>
-        </w:rPr>
-        <w:hyperlink r:id="rId27" w:history="1">
-          <w:r>
-            <w:rPr>
-              <w:rStyle w:val="Hyperlink"/>
-            </w:rPr>
-            <w:t>r</w:t>
-          </w:r>
-        </w:hyperlink>
-      </w:r>
-      <w:r>
-        <w:rPr>
-          <w:rFonts w:ascii="Charis SIL Regular" w:hAnsi="Charis SIL Regular" w:eastAsia="Charis SIL Regular"/>
-          <w:b w:val="0"/>
-          <w:i w:val="0"/>
-          <w:color w:val="000000"/>
-          <w:sz w:val="24"/>
-        </w:rPr>
-        <w:hyperlink r:id="rId27" w:history="1">
-          <w:r>
-            <w:rPr>
-              <w:rStyle w:val="Hyperlink"/>
-            </w:rPr>
-            <w:t>ibe</w:t>
-          </w:r>
-        </w:hyperlink>
-      </w:r>
-      <w:r>
-        <w:rPr>
-          <w:rFonts w:ascii="Charis SIL Regular" w:hAnsi="Charis SIL Regular" w:eastAsia="Charis SIL Regular"/>
-          <w:b w:val="0"/>
-          <w:i w:val="0"/>
-          <w:color w:val="000000"/>
-          <w:sz w:val="24"/>
-        </w:rPr>
-        <w:hyperlink r:id="rId27" w:history="1">
-          <w:r>
-            <w:rPr>
-              <w:rStyle w:val="Hyperlink"/>
-            </w:rPr>
-            <w:t xml:space="preserve">s the </w:t>
-          </w:r>
-        </w:hyperlink>
-      </w:r>
-      <w:r>
-        <w:rPr>
-          <w:rFonts w:ascii="Charis SIL Regular" w:hAnsi="Charis SIL Regular" w:eastAsia="Charis SIL Regular"/>
-          <w:b w:val="0"/>
-          <w:i w:val="0"/>
-          <w:color w:val="000000"/>
-          <w:sz w:val="24"/>
-        </w:rPr>
-        <w:hyperlink r:id="rId27" w:history="1">
-          <w:r>
-            <w:rPr>
-              <w:rStyle w:val="Hyperlink"/>
-            </w:rPr>
-            <w:t>p</w:t>
-          </w:r>
-        </w:hyperlink>
-      </w:r>
-      <w:r>
-        <w:rPr>
-          <w:rFonts w:ascii="Charis SIL Regular" w:hAnsi="Charis SIL Regular" w:eastAsia="Charis SIL Regular"/>
-          <w:b w:val="0"/>
-          <w:i w:val="0"/>
-          <w:color w:val="000000"/>
-          <w:sz w:val="24"/>
-        </w:rPr>
-        <w:hyperlink r:id="rId27" w:history="1">
-          <w:r>
-            <w:rPr>
-              <w:rStyle w:val="Hyperlink"/>
-            </w:rPr>
-            <w:t>r</w:t>
-          </w:r>
-        </w:hyperlink>
-      </w:r>
-      <w:r>
-        <w:rPr>
-          <w:rFonts w:ascii="Charis SIL Regular" w:hAnsi="Charis SIL Regular" w:eastAsia="Charis SIL Regular"/>
-          <w:b w:val="0"/>
-          <w:i w:val="0"/>
-          <w:color w:val="000000"/>
-          <w:sz w:val="24"/>
-        </w:rPr>
-        <w:hyperlink r:id="rId27" w:history="1">
-          <w:r>
-            <w:rPr>
-              <w:rStyle w:val="Hyperlink"/>
-            </w:rPr>
-            <w:t>eco</w:t>
-          </w:r>
-        </w:hyperlink>
-      </w:r>
-      <w:r>
-        <w:rPr>
-          <w:rFonts w:ascii="Charis SIL Regular" w:hAnsi="Charis SIL Regular" w:eastAsia="Charis SIL Regular"/>
-          <w:b w:val="0"/>
-          <w:i w:val="0"/>
-          <w:color w:val="000000"/>
-          <w:sz w:val="24"/>
-        </w:rPr>
-        <w:hyperlink r:id="rId27" w:history="1">
-          <w:r>
-            <w:rPr>
-              <w:rStyle w:val="Hyperlink"/>
-            </w:rPr>
-            <w:t>l</w:t>
-          </w:r>
-        </w:hyperlink>
-      </w:r>
-      <w:r>
-        <w:rPr>
-          <w:rFonts w:ascii="Charis SIL Regular" w:hAnsi="Charis SIL Regular" w:eastAsia="Charis SIL Regular"/>
-          <w:b w:val="0"/>
-          <w:i w:val="0"/>
-          <w:color w:val="000000"/>
-          <w:sz w:val="24"/>
-        </w:rPr>
-        <w:hyperlink r:id="rId27" w:history="1">
-          <w:r>
-            <w:rPr>
-              <w:rStyle w:val="Hyperlink"/>
-            </w:rPr>
-            <w:t>onial history</w:t>
-          </w:r>
-        </w:hyperlink>
-      </w:r>
-      <w:r>
-        <w:rPr>
-          <w:rFonts w:ascii="Charis SIL Regular" w:hAnsi="Charis SIL Regular" w:eastAsia="Charis SIL Regular"/>
-          <w:b w:val="0"/>
-          <w:i w:val="0"/>
-          <w:color w:val="000000"/>
-          <w:sz w:val="24"/>
-        </w:rPr>
-        <w:hyperlink r:id="rId27" w:history="1">
-          <w:r>
-            <w:rPr>
-              <w:rStyle w:val="Hyperlink"/>
-            </w:rPr>
-            <w:t xml:space="preserve"> of</w:t>
-          </w:r>
-        </w:hyperlink>
-      </w:r>
-      <w:r>
-        <w:rPr>
-          <w:rFonts w:ascii="Charis SIL Regular" w:hAnsi="Charis SIL Regular" w:eastAsia="Charis SIL Regular"/>
-          <w:b w:val="0"/>
-          <w:i w:val="0"/>
-          <w:color w:val="000000"/>
-          <w:sz w:val="24"/>
-        </w:rPr>
-        <w:t xml:space="preserve"> </w:t>
-      </w:r>
-      <w:r>
-        <w:rPr>
-          <w:rFonts w:ascii="Charis SIL Regular" w:hAnsi="Charis SIL Regular" w:eastAsia="Charis SIL Regular"/>
-          <w:b w:val="0"/>
-          <w:i w:val="0"/>
-          <w:color w:val="000000"/>
-          <w:sz w:val="24"/>
-        </w:rPr>
-        <w:hyperlink r:id="rId27" w:history="1">
-          <w:r>
-            <w:rPr>
-              <w:rStyle w:val="Hyperlink"/>
-            </w:rPr>
-            <w:t>Aruba and</w:t>
-          </w:r>
-        </w:hyperlink>
-      </w:r>
-      <w:r>
-        <w:rPr>
-          <w:rFonts w:ascii="Charis SIL Regular" w:hAnsi="Charis SIL Regular" w:eastAsia="Charis SIL Regular"/>
-          <w:b w:val="0"/>
-          <w:i w:val="0"/>
-          <w:color w:val="000000"/>
-          <w:sz w:val="24"/>
-        </w:rPr>
-        <w:hyperlink r:id="rId27" w:history="1">
-          <w:r>
-            <w:rPr>
-              <w:rStyle w:val="Hyperlink"/>
-            </w:rPr>
-            <w:t xml:space="preserve"> th</w:t>
-          </w:r>
-        </w:hyperlink>
-      </w:r>
-      <w:r>
-        <w:rPr>
-          <w:rFonts w:ascii="Charis SIL Regular" w:hAnsi="Charis SIL Regular" w:eastAsia="Charis SIL Regular"/>
-          <w:b w:val="0"/>
-          <w:i w:val="0"/>
-          <w:color w:val="000000"/>
-          <w:sz w:val="24"/>
-        </w:rPr>
-        <w:t xml:space="preserve">e </w:t>
+        <w:t xml:space="preserve">' by historian Adi Martis describes the precolonial history of Aruba and the </w:t>
       </w:r>
       <w:r>
         <w:rPr>
@@ -6759,14 +6469,7 @@
           <w:sz w:val="24"/>
           <w:u w:val="single"/>
         </w:rPr>
-        <w:hyperlink r:id="rId33" w:history="1">
-          <w:r>
-            <w:rPr>
-              <w:rStyle w:val="Hyperlink"/>
-            </w:rPr>
-            <w:t>Curaçao:</w:t>
-          </w:r>
-        </w:hyperlink>
+        <w:t>Curaçao: Free from Slavery (man</w:t>
       </w:r>
       <w:r>
         <w:rPr>
@@ -6777,123 +6480,7 @@
           <w:sz w:val="24"/>
           <w:u w:val="single"/>
         </w:rPr>
-        <w:t xml:space="preserve"> </w:t>
-      </w:r>
-      <w:r>
-        <w:rPr>
-          <w:rFonts w:ascii="Charis SIL Regular" w:hAnsi="Charis SIL Regular" w:eastAsia="Charis SIL Regular"/>
-          <w:b w:val="0"/>
-          <w:i w:val="0"/>
-          <w:color w:val="0000FF"/>
-          <w:sz w:val="24"/>
-          <w:u w:val="single"/>
-        </w:rPr>
-        <w:hyperlink r:id="rId33" w:history="1">
-          <w:r>
-            <w:rPr>
-              <w:rStyle w:val="Hyperlink"/>
-            </w:rPr>
-            <w:t>Free</w:t>
-          </w:r>
-        </w:hyperlink>
-      </w:r>
-      <w:r>
-        <w:rPr>
-          <w:rFonts w:ascii="Charis SIL Regular" w:hAnsi="Charis SIL Regular" w:eastAsia="Charis SIL Regular"/>
-          <w:b w:val="0"/>
-          <w:i w:val="0"/>
-          <w:color w:val="0000FF"/>
-          <w:sz w:val="24"/>
-          <w:u w:val="single"/>
-        </w:rPr>
-        <w:t xml:space="preserve"> </w:t>
-      </w:r>
-      <w:r>
-        <w:rPr>
-          <w:rFonts w:ascii="Charis SIL Regular" w:hAnsi="Charis SIL Regular" w:eastAsia="Charis SIL Regular"/>
-          <w:b w:val="0"/>
-          <w:i w:val="0"/>
-          <w:color w:val="0000FF"/>
-          <w:sz w:val="24"/>
-          <w:u w:val="single"/>
-        </w:rPr>
-        <w:hyperlink r:id="rId33" w:history="1">
-          <w:r>
-            <w:rPr>
-              <w:rStyle w:val="Hyperlink"/>
-            </w:rPr>
-            <w:t>from</w:t>
-          </w:r>
-        </w:hyperlink>
-      </w:r>
-      <w:r>
-        <w:rPr>
-          <w:rFonts w:ascii="Charis SIL Regular" w:hAnsi="Charis SIL Regular" w:eastAsia="Charis SIL Regular"/>
-          <w:b w:val="0"/>
-          <w:i w:val="0"/>
-          <w:color w:val="0000FF"/>
-          <w:sz w:val="24"/>
-          <w:u w:val="single"/>
-        </w:rPr>
-        <w:t xml:space="preserve"> </w:t>
-      </w:r>
-      <w:r>
-        <w:rPr>
-          <w:rFonts w:ascii="Charis SIL Regular" w:hAnsi="Charis SIL Regular" w:eastAsia="Charis SIL Regular"/>
-          <w:b w:val="0"/>
-          <w:i w:val="0"/>
-          <w:color w:val="0000FF"/>
-          <w:sz w:val="24"/>
-          <w:u w:val="single"/>
-        </w:rPr>
-        <w:hyperlink r:id="rId33" w:history="1">
-          <w:r>
-            <w:rPr>
-              <w:rStyle w:val="Hyperlink"/>
-            </w:rPr>
-            <w:t>Slavery</w:t>
-          </w:r>
-        </w:hyperlink>
-      </w:r>
-      <w:r>
-        <w:rPr>
-          <w:rFonts w:ascii="Charis SIL Regular" w:hAnsi="Charis SIL Regular" w:eastAsia="Charis SIL Regular"/>
-          <w:b w:val="0"/>
-          <w:i w:val="0"/>
-          <w:color w:val="0000FF"/>
-          <w:sz w:val="24"/>
-          <w:u w:val="single"/>
-        </w:rPr>
-        <w:t xml:space="preserve"> </w:t>
-      </w:r>
-      <w:r>
-        <w:rPr>
-          <w:rFonts w:ascii="Charis SIL Regular" w:hAnsi="Charis SIL Regular" w:eastAsia="Charis SIL Regular"/>
-          <w:b w:val="0"/>
-          <w:i w:val="0"/>
-          <w:color w:val="0000FF"/>
-          <w:sz w:val="24"/>
-          <w:u w:val="single"/>
-        </w:rPr>
-        <w:hyperlink r:id="rId33" w:history="1">
-          <w:r>
-            <w:rPr>
-              <w:rStyle w:val="Hyperlink"/>
-            </w:rPr>
-            <w:t>(man</w:t>
-          </w:r>
-        </w:hyperlink>
-      </w:r>
-      <w:r>
-        <w:rPr>
-          <w:rFonts w:ascii="Charis SIL Regular" w:hAnsi="Charis SIL Regular" w:eastAsia="Charis SIL Regular"/>
-          <w:b w:val="0"/>
-          <w:i w:val="0"/>
-          <w:color w:val="0000FF"/>
-          <w:sz w:val="24"/>
-          <w:u w:val="single"/>
-        </w:rPr>
-        <w:hyperlink r:id="rId33" w:history="1">
+        <w:hyperlink r:id="rId32" w:history="1">
           <w:r>
             <w:rPr>
               <w:rStyle w:val="Hyperlink"/>
@@ -6911,7 +6498,7 @@
           <w:sz w:val="24"/>
           <w:u w:val="single"/>
         </w:rPr>
-        <w:hyperlink r:id="rId33" w:history="1">
+        <w:hyperlink r:id="rId32" w:history="1">
           <w:r>
             <w:rPr>
               <w:rStyle w:val="Hyperlink"/>
@@ -6929,7 +6516,7 @@
           <w:sz w:val="24"/>
           <w:u w:val="single"/>
         </w:rPr>
-        <w:hyperlink r:id="rId33" w:history="1">
+        <w:hyperlink r:id="rId32" w:history="1">
           <w:r>
             <w:rPr>
               <w:rStyle w:val="Hyperlink"/>
@@ -6958,7 +6545,7 @@
           <w:sz w:val="24"/>
           <w:u w:val="single"/>
         </w:rPr>
-        <w:hyperlink r:id="rId33" w:history="1">
+        <w:hyperlink r:id="rId32" w:history="1">
           <w:r>
             <w:rPr>
               <w:rStyle w:val="Hyperlink"/>
@@ -6976,7 +6563,7 @@
           <w:sz w:val="24"/>
           <w:u w:val="single"/>
         </w:rPr>
-        <w:hyperlink r:id="rId33" w:history="1">
+        <w:hyperlink r:id="rId32" w:history="1">
           <w:r>
             <w:rPr>
               <w:rStyle w:val="Hyperlink"/>
@@ -6994,7 +6581,7 @@
           <w:sz w:val="24"/>
           <w:u w:val="single"/>
         </w:rPr>
-        <w:hyperlink r:id="rId33" w:history="1">
+        <w:hyperlink r:id="rId32" w:history="1">
           <w:r>
             <w:rPr>
               <w:rStyle w:val="Hyperlink"/>
@@ -7012,7 +6599,7 @@
           <w:sz w:val="24"/>
           <w:u w:val="single"/>
         </w:rPr>
-        <w:hyperlink r:id="rId33" w:history="1">
+        <w:hyperlink r:id="rId32" w:history="1">
           <w:r>
             <w:rPr>
               <w:rStyle w:val="Hyperlink"/>

--- a/EXPORTS/DOCX/published/niveau2/English/ArubaBonaireCuracao.docx
+++ b/EXPORTS/DOCX/published/niveau2/English/ArubaBonaireCuracao.docx
@@ -742,7 +742,6 @@
       </w:r>
       <w:r>
         <w:rPr>
-          <w:u w:val="single" w:color="0000ff"/>
           <w:rFonts w:ascii="Charis SIL Regular" w:hAnsi="Charis SIL Regular" w:eastAsia="Charis SIL Regular"/>
           <w:b w:val="0"/>
           <w:i w:val="0"/>
@@ -1436,7 +1435,7 @@
             <w:rPr>
               <w:rStyle w:val="Hyperlink"/>
             </w:rPr>
-            <w:t>offic</w:t>
+            <w:t>office</w:t>
           </w:r>
         </w:hyperlink>
       </w:r>
@@ -1449,7 +1448,7 @@
           <w:sz w:val="24"/>
           <w:u w:val="single"/>
         </w:rPr>
-        <w:t>er</w:t>
+        <w:t>rs</w:t>
       </w:r>
       <w:r>
         <w:rPr>
@@ -1458,8 +1457,9 @@
           <w:i w:val="0"/>
           <w:color w:val="0000FF"/>
           <w:sz w:val="24"/>
-        </w:rPr>
-        <w:t xml:space="preserve">s </w:t>
+          <w:u w:val="single"/>
+        </w:rPr>
+        <w:t xml:space="preserve"> </w:t>
       </w:r>
       <w:r>
         <w:rPr>
@@ -1504,9 +1504,19 @@
             <w:rPr>
               <w:rStyle w:val="Hyperlink"/>
             </w:rPr>
-            <w:t>soldiers</w:t>
+            <w:t>soldie</w:t>
           </w:r>
         </w:hyperlink>
+      </w:r>
+      <w:r>
+        <w:rPr>
+          <w:rFonts w:ascii="Charis SIL Regular" w:hAnsi="Charis SIL Regular" w:eastAsia="Charis SIL Regular"/>
+          <w:b w:val="0"/>
+          <w:i w:val="0"/>
+          <w:color w:val="0000FF"/>
+          <w:sz w:val="24"/>
+        </w:rPr>
+        <w:t>rs</w:t>
       </w:r>
       <w:r>
         <w:rPr>
@@ -2813,7 +2823,6 @@
       </w:r>
       <w:r>
         <w:rPr>
-          <w:u w:val="single" w:color="0000ff"/>
           <w:rFonts w:ascii="Charis SIL Regular" w:hAnsi="Charis SIL Regular" w:eastAsia="Charis SIL Regular"/>
           <w:b w:val="0"/>
           <w:i w:val="0"/>
@@ -3204,6 +3213,7 @@
       </w:r>
       <w:r>
         <w:rPr>
+          <w:u w:val="single" w:color="0000ff"/>
           <w:rFonts w:ascii="Charis SIL Regular" w:hAnsi="Charis SIL Regular" w:eastAsia="Charis SIL Regular"/>
           <w:b w:val="0"/>
           <w:i w:val="0"/>
@@ -4139,6 +4149,7 @@
           <w:i w:val="0"/>
           <w:color w:val="0000FF"/>
           <w:sz w:val="24"/>
+          <w:u w:val="single"/>
         </w:rPr>
         <w:t>A</w:t>
       </w:r>
@@ -4276,50 +4287,7 @@
           <w:color w:val="000000"/>
           <w:sz w:val="24"/>
         </w:rPr>
-        <w:hyperlink r:id="rId25" w:history="1">
-          <w:r>
-            <w:rPr>
-              <w:rStyle w:val="Hyperlink"/>
-            </w:rPr>
-            <w:t>The re</w:t>
-          </w:r>
-        </w:hyperlink>
-      </w:r>
-      <w:r>
-        <w:rPr>
-          <w:u w:val="single" w:color="0000ff"/>
-          <w:rFonts w:ascii="Charis SIL Regular" w:hAnsi="Charis SIL Regular" w:eastAsia="Charis SIL Regular"/>
-          <w:b w:val="0"/>
-          <w:i w:val="0"/>
-          <w:color w:val="000000"/>
-          <w:sz w:val="24"/>
-        </w:rPr>
-        <w:hyperlink r:id="rId25" w:history="1">
-          <w:r>
-            <w:rPr>
-              <w:rStyle w:val="Hyperlink"/>
-            </w:rPr>
-            <w:t>s</w:t>
-          </w:r>
-        </w:hyperlink>
-      </w:r>
-      <w:r>
-        <w:rPr>
-          <w:u w:val="single" w:color="0000ff"/>
-          <w:rFonts w:ascii="Charis SIL Regular" w:hAnsi="Charis SIL Regular" w:eastAsia="Charis SIL Regular"/>
-          <w:b w:val="0"/>
-          <w:i w:val="0"/>
-          <w:color w:val="000000"/>
-          <w:sz w:val="24"/>
-        </w:rPr>
-        <w:hyperlink r:id="rId25" w:history="1">
-          <w:r>
-            <w:rPr>
-              <w:rStyle w:val="Hyperlink"/>
-            </w:rPr>
-            <w:t xml:space="preserve">earch aid </w:t>
-          </w:r>
-        </w:hyperlink>
+        <w:t xml:space="preserve">The research aid </w:t>
       </w:r>
       <w:r>
         <w:rPr>
@@ -6469,7 +6437,130 @@
           <w:sz w:val="24"/>
           <w:u w:val="single"/>
         </w:rPr>
-        <w:t>Curaçao: Free from Slavery (man</w:t>
+        <w:hyperlink r:id="rId33" w:history="1">
+          <w:r>
+            <w:rPr>
+              <w:rStyle w:val="Hyperlink"/>
+            </w:rPr>
+            <w:t>Curaçao:</w:t>
+          </w:r>
+        </w:hyperlink>
+      </w:r>
+      <w:r>
+        <w:rPr>
+          <w:rFonts w:ascii="Charis SIL Regular" w:hAnsi="Charis SIL Regular" w:eastAsia="Charis SIL Regular"/>
+          <w:b w:val="0"/>
+          <w:i w:val="0"/>
+          <w:color w:val="0000FF"/>
+          <w:sz w:val="24"/>
+          <w:u w:val="single"/>
+        </w:rPr>
+        <w:t xml:space="preserve"> </w:t>
+      </w:r>
+      <w:r>
+        <w:rPr>
+          <w:rFonts w:ascii="Charis SIL Regular" w:hAnsi="Charis SIL Regular" w:eastAsia="Charis SIL Regular"/>
+          <w:b w:val="0"/>
+          <w:i w:val="0"/>
+          <w:color w:val="0000FF"/>
+          <w:sz w:val="24"/>
+          <w:u w:val="single"/>
+        </w:rPr>
+        <w:hyperlink r:id="rId33" w:history="1">
+          <w:r>
+            <w:rPr>
+              <w:rStyle w:val="Hyperlink"/>
+            </w:rPr>
+            <w:t>Free</w:t>
+          </w:r>
+        </w:hyperlink>
+      </w:r>
+      <w:r>
+        <w:rPr>
+          <w:rFonts w:ascii="Charis SIL Regular" w:hAnsi="Charis SIL Regular" w:eastAsia="Charis SIL Regular"/>
+          <w:b w:val="0"/>
+          <w:i w:val="0"/>
+          <w:color w:val="0000FF"/>
+          <w:sz w:val="24"/>
+          <w:u w:val="single"/>
+        </w:rPr>
+        <w:t xml:space="preserve"> </w:t>
+      </w:r>
+      <w:r>
+        <w:rPr>
+          <w:rFonts w:ascii="Charis SIL Regular" w:hAnsi="Charis SIL Regular" w:eastAsia="Charis SIL Regular"/>
+          <w:b w:val="0"/>
+          <w:i w:val="0"/>
+          <w:color w:val="0000FF"/>
+          <w:sz w:val="24"/>
+          <w:u w:val="single"/>
+        </w:rPr>
+        <w:hyperlink r:id="rId33" w:history="1">
+          <w:r>
+            <w:rPr>
+              <w:rStyle w:val="Hyperlink"/>
+            </w:rPr>
+            <w:t>from</w:t>
+          </w:r>
+        </w:hyperlink>
+      </w:r>
+      <w:r>
+        <w:rPr>
+          <w:rFonts w:ascii="Charis SIL Regular" w:hAnsi="Charis SIL Regular" w:eastAsia="Charis SIL Regular"/>
+          <w:b w:val="0"/>
+          <w:i w:val="0"/>
+          <w:color w:val="0000FF"/>
+          <w:sz w:val="24"/>
+          <w:u w:val="single"/>
+        </w:rPr>
+        <w:t xml:space="preserve"> </w:t>
+      </w:r>
+      <w:r>
+        <w:rPr>
+          <w:rFonts w:ascii="Charis SIL Regular" w:hAnsi="Charis SIL Regular" w:eastAsia="Charis SIL Regular"/>
+          <w:b w:val="0"/>
+          <w:i w:val="0"/>
+          <w:color w:val="0000FF"/>
+          <w:sz w:val="24"/>
+          <w:u w:val="single"/>
+        </w:rPr>
+        <w:hyperlink r:id="rId33" w:history="1">
+          <w:r>
+            <w:rPr>
+              <w:rStyle w:val="Hyperlink"/>
+            </w:rPr>
+            <w:t>Slavery</w:t>
+          </w:r>
+        </w:hyperlink>
+      </w:r>
+      <w:r>
+        <w:rPr>
+          <w:rFonts w:ascii="Charis SIL Regular" w:hAnsi="Charis SIL Regular" w:eastAsia="Charis SIL Regular"/>
+          <w:b w:val="0"/>
+          <w:i w:val="0"/>
+          <w:color w:val="0000FF"/>
+          <w:sz w:val="24"/>
+          <w:u w:val="single"/>
+        </w:rPr>
+        <w:t xml:space="preserve"> </w:t>
+      </w:r>
+      <w:r>
+        <w:rPr>
+          <w:rFonts w:ascii="Charis SIL Regular" w:hAnsi="Charis SIL Regular" w:eastAsia="Charis SIL Regular"/>
+          <w:b w:val="0"/>
+          <w:i w:val="0"/>
+          <w:color w:val="0000FF"/>
+          <w:sz w:val="24"/>
+          <w:u w:val="single"/>
+        </w:rPr>
+        <w:hyperlink r:id="rId33" w:history="1">
+          <w:r>
+            <w:rPr>
+              <w:rStyle w:val="Hyperlink"/>
+            </w:rPr>
+            <w:t>(man</w:t>
+          </w:r>
+        </w:hyperlink>
       </w:r>
       <w:r>
         <w:rPr>

--- a/EXPORTS/DOCX/published/niveau2/English/ArubaBonaireCuracao.docx
+++ b/EXPORTS/DOCX/published/niveau2/English/ArubaBonaireCuracao.docx
@@ -1435,7 +1435,7 @@
             <w:rPr>
               <w:rStyle w:val="Hyperlink"/>
             </w:rPr>
-            <w:t>office</w:t>
+            <w:t>offi</w:t>
           </w:r>
         </w:hyperlink>
       </w:r>
@@ -1446,7 +1446,23 @@
           <w:i w:val="0"/>
           <w:color w:val="0000FF"/>
           <w:sz w:val="24"/>
-          <w:u w:val="single"/>
+        </w:rPr>
+        <w:hyperlink r:id="rId14" w:history="1">
+          <w:r>
+            <w:rPr>
+              <w:rStyle w:val="Hyperlink"/>
+            </w:rPr>
+            <w:t>ce</w:t>
+          </w:r>
+        </w:hyperlink>
+      </w:r>
+      <w:r>
+        <w:rPr>
+          <w:rFonts w:ascii="Charis SIL Regular" w:hAnsi="Charis SIL Regular" w:eastAsia="Charis SIL Regular"/>
+          <w:b w:val="0"/>
+          <w:i w:val="0"/>
+          <w:color w:val="0000FF"/>
+          <w:sz w:val="24"/>
         </w:rPr>
         <w:t>rs</w:t>
       </w:r>
@@ -1504,19 +1520,9 @@
             <w:rPr>
               <w:rStyle w:val="Hyperlink"/>
             </w:rPr>
-            <w:t>soldie</w:t>
+            <w:t>soldiers</w:t>
           </w:r>
         </w:hyperlink>
-      </w:r>
-      <w:r>
-        <w:rPr>
-          <w:rFonts w:ascii="Charis SIL Regular" w:hAnsi="Charis SIL Regular" w:eastAsia="Charis SIL Regular"/>
-          <w:b w:val="0"/>
-          <w:i w:val="0"/>
-          <w:color w:val="0000FF"/>
-          <w:sz w:val="24"/>
-        </w:rPr>
-        <w:t>rs</w:t>
       </w:r>
       <w:r>
         <w:rPr>
@@ -2812,24 +2818,7 @@
           <w:color w:val="000000"/>
           <w:sz w:val="24"/>
         </w:rPr>
-        <w:hyperlink r:id="rId16" w:history="1">
-          <w:r>
-            <w:rPr>
-              <w:rStyle w:val="Hyperlink"/>
-            </w:rPr>
-            <w:t>versity</w:t>
-          </w:r>
-        </w:hyperlink>
-      </w:r>
-      <w:r>
-        <w:rPr>
-          <w:rFonts w:ascii="Charis SIL Regular" w:hAnsi="Charis SIL Regular" w:eastAsia="Charis SIL Regular"/>
-          <w:b w:val="0"/>
-          <w:i w:val="0"/>
-          <w:color w:val="000000"/>
-          <w:sz w:val="24"/>
-        </w:rPr>
-        <w:t>’</w:t>
+        <w:t>versity’</w:t>
       </w:r>
       <w:r>
         <w:rPr>
@@ -3220,7 +3209,31 @@
           <w:color w:val="000000"/>
           <w:sz w:val="24"/>
         </w:rPr>
-        <w:t xml:space="preserve">and the </w:t>
+        <w:hyperlink r:id="rId18" w:history="1">
+          <w:r>
+            <w:rPr>
+              <w:rStyle w:val="Hyperlink"/>
+            </w:rPr>
+            <w:t>and</w:t>
+          </w:r>
+        </w:hyperlink>
+      </w:r>
+      <w:r>
+        <w:rPr>
+          <w:rFonts w:ascii="Charis SIL Regular" w:hAnsi="Charis SIL Regular" w:eastAsia="Charis SIL Regular"/>
+          <w:b w:val="0"/>
+          <w:i w:val="0"/>
+          <w:color w:val="000000"/>
+          <w:sz w:val="24"/>
+        </w:rPr>
+        <w:hyperlink r:id="rId18" w:history="1">
+          <w:r>
+            <w:rPr>
+              <w:rStyle w:val="Hyperlink"/>
+            </w:rPr>
+            <w:t xml:space="preserve"> the </w:t>
+          </w:r>
+        </w:hyperlink>
       </w:r>
       <w:r>
         <w:rPr>
@@ -3296,7 +3309,7 @@
           <w:sz w:val="24"/>
           <w:u w:val="single"/>
         </w:rPr>
-        <w:hyperlink r:id="rId20" w:history="1">
+        <w:hyperlink r:id="rId18" w:history="1">
           <w:r>
             <w:rPr>
               <w:rStyle w:val="Hyperlink"/>
@@ -5010,7 +5023,309 @@
           <w:color w:val="000000"/>
           <w:sz w:val="24"/>
         </w:rPr>
-        <w:t xml:space="preserve">' by historian Adi Martis describes the precolonial history of Aruba and the </w:t>
+        <w:t>' b</w:t>
+      </w:r>
+      <w:r>
+        <w:rPr>
+          <w:rFonts w:ascii="Charis SIL Regular" w:hAnsi="Charis SIL Regular" w:eastAsia="Charis SIL Regular"/>
+          <w:b w:val="0"/>
+          <w:i w:val="0"/>
+          <w:color w:val="000000"/>
+          <w:sz w:val="24"/>
+        </w:rPr>
+        <w:hyperlink r:id="rId27" w:history="1">
+          <w:r>
+            <w:rPr>
+              <w:rStyle w:val="Hyperlink"/>
+            </w:rPr>
+            <w:t>y h</w:t>
+          </w:r>
+        </w:hyperlink>
+      </w:r>
+      <w:r>
+        <w:rPr>
+          <w:rFonts w:ascii="Charis SIL Regular" w:hAnsi="Charis SIL Regular" w:eastAsia="Charis SIL Regular"/>
+          <w:b w:val="0"/>
+          <w:i w:val="0"/>
+          <w:color w:val="000000"/>
+          <w:sz w:val="24"/>
+        </w:rPr>
+        <w:hyperlink r:id="rId27" w:history="1">
+          <w:r>
+            <w:rPr>
+              <w:rStyle w:val="Hyperlink"/>
+            </w:rPr>
+            <w:t xml:space="preserve">istorian Adi </w:t>
+          </w:r>
+        </w:hyperlink>
+      </w:r>
+      <w:r>
+        <w:rPr>
+          <w:rFonts w:ascii="Charis SIL Regular" w:hAnsi="Charis SIL Regular" w:eastAsia="Charis SIL Regular"/>
+          <w:b w:val="0"/>
+          <w:i w:val="0"/>
+          <w:color w:val="000000"/>
+          <w:sz w:val="24"/>
+        </w:rPr>
+        <w:t>M</w:t>
+      </w:r>
+      <w:r>
+        <w:rPr>
+          <w:rFonts w:ascii="Charis SIL Regular" w:hAnsi="Charis SIL Regular" w:eastAsia="Charis SIL Regular"/>
+          <w:b w:val="0"/>
+          <w:i w:val="0"/>
+          <w:color w:val="000000"/>
+          <w:sz w:val="24"/>
+        </w:rPr>
+        <w:hyperlink r:id="rId27" w:history="1">
+          <w:r>
+            <w:rPr>
+              <w:rStyle w:val="Hyperlink"/>
+            </w:rPr>
+            <w:t>art</w:t>
+          </w:r>
+        </w:hyperlink>
+      </w:r>
+      <w:r>
+        <w:rPr>
+          <w:rFonts w:ascii="Charis SIL Regular" w:hAnsi="Charis SIL Regular" w:eastAsia="Charis SIL Regular"/>
+          <w:b w:val="0"/>
+          <w:i w:val="0"/>
+          <w:color w:val="000000"/>
+          <w:sz w:val="24"/>
+        </w:rPr>
+        <w:hyperlink r:id="rId27" w:history="1">
+          <w:r>
+            <w:rPr>
+              <w:rStyle w:val="Hyperlink"/>
+            </w:rPr>
+            <w:t>i</w:t>
+          </w:r>
+        </w:hyperlink>
+      </w:r>
+      <w:r>
+        <w:rPr>
+          <w:rFonts w:ascii="Charis SIL Regular" w:hAnsi="Charis SIL Regular" w:eastAsia="Charis SIL Regular"/>
+          <w:b w:val="0"/>
+          <w:i w:val="0"/>
+          <w:color w:val="000000"/>
+          <w:sz w:val="24"/>
+        </w:rPr>
+        <w:hyperlink r:id="rId27" w:history="1">
+          <w:r>
+            <w:rPr>
+              <w:rStyle w:val="Hyperlink"/>
+            </w:rPr>
+            <w:t>s desc</w:t>
+          </w:r>
+        </w:hyperlink>
+      </w:r>
+      <w:r>
+        <w:rPr>
+          <w:rFonts w:ascii="Charis SIL Regular" w:hAnsi="Charis SIL Regular" w:eastAsia="Charis SIL Regular"/>
+          <w:b w:val="0"/>
+          <w:i w:val="0"/>
+          <w:color w:val="000000"/>
+          <w:sz w:val="24"/>
+        </w:rPr>
+        <w:hyperlink r:id="rId27" w:history="1">
+          <w:r>
+            <w:rPr>
+              <w:rStyle w:val="Hyperlink"/>
+            </w:rPr>
+            <w:t>r</w:t>
+          </w:r>
+        </w:hyperlink>
+      </w:r>
+      <w:r>
+        <w:rPr>
+          <w:rFonts w:ascii="Charis SIL Regular" w:hAnsi="Charis SIL Regular" w:eastAsia="Charis SIL Regular"/>
+          <w:b w:val="0"/>
+          <w:i w:val="0"/>
+          <w:color w:val="000000"/>
+          <w:sz w:val="24"/>
+        </w:rPr>
+        <w:hyperlink r:id="rId27" w:history="1">
+          <w:r>
+            <w:rPr>
+              <w:rStyle w:val="Hyperlink"/>
+            </w:rPr>
+            <w:t>ibe</w:t>
+          </w:r>
+        </w:hyperlink>
+      </w:r>
+      <w:r>
+        <w:rPr>
+          <w:rFonts w:ascii="Charis SIL Regular" w:hAnsi="Charis SIL Regular" w:eastAsia="Charis SIL Regular"/>
+          <w:b w:val="0"/>
+          <w:i w:val="0"/>
+          <w:color w:val="000000"/>
+          <w:sz w:val="24"/>
+        </w:rPr>
+        <w:hyperlink r:id="rId27" w:history="1">
+          <w:r>
+            <w:rPr>
+              <w:rStyle w:val="Hyperlink"/>
+            </w:rPr>
+            <w:t xml:space="preserve">s the </w:t>
+          </w:r>
+        </w:hyperlink>
+      </w:r>
+      <w:r>
+        <w:rPr>
+          <w:rFonts w:ascii="Charis SIL Regular" w:hAnsi="Charis SIL Regular" w:eastAsia="Charis SIL Regular"/>
+          <w:b w:val="0"/>
+          <w:i w:val="0"/>
+          <w:color w:val="000000"/>
+          <w:sz w:val="24"/>
+        </w:rPr>
+        <w:hyperlink r:id="rId27" w:history="1">
+          <w:r>
+            <w:rPr>
+              <w:rStyle w:val="Hyperlink"/>
+            </w:rPr>
+            <w:t>p</w:t>
+          </w:r>
+        </w:hyperlink>
+      </w:r>
+      <w:r>
+        <w:rPr>
+          <w:rFonts w:ascii="Charis SIL Regular" w:hAnsi="Charis SIL Regular" w:eastAsia="Charis SIL Regular"/>
+          <w:b w:val="0"/>
+          <w:i w:val="0"/>
+          <w:color w:val="000000"/>
+          <w:sz w:val="24"/>
+        </w:rPr>
+        <w:hyperlink r:id="rId27" w:history="1">
+          <w:r>
+            <w:rPr>
+              <w:rStyle w:val="Hyperlink"/>
+            </w:rPr>
+            <w:t>r</w:t>
+          </w:r>
+        </w:hyperlink>
+      </w:r>
+      <w:r>
+        <w:rPr>
+          <w:rFonts w:ascii="Charis SIL Regular" w:hAnsi="Charis SIL Regular" w:eastAsia="Charis SIL Regular"/>
+          <w:b w:val="0"/>
+          <w:i w:val="0"/>
+          <w:color w:val="000000"/>
+          <w:sz w:val="24"/>
+        </w:rPr>
+        <w:hyperlink r:id="rId27" w:history="1">
+          <w:r>
+            <w:rPr>
+              <w:rStyle w:val="Hyperlink"/>
+            </w:rPr>
+            <w:t>eco</w:t>
+          </w:r>
+        </w:hyperlink>
+      </w:r>
+      <w:r>
+        <w:rPr>
+          <w:rFonts w:ascii="Charis SIL Regular" w:hAnsi="Charis SIL Regular" w:eastAsia="Charis SIL Regular"/>
+          <w:b w:val="0"/>
+          <w:i w:val="0"/>
+          <w:color w:val="000000"/>
+          <w:sz w:val="24"/>
+        </w:rPr>
+        <w:hyperlink r:id="rId27" w:history="1">
+          <w:r>
+            <w:rPr>
+              <w:rStyle w:val="Hyperlink"/>
+            </w:rPr>
+            <w:t>l</w:t>
+          </w:r>
+        </w:hyperlink>
+      </w:r>
+      <w:r>
+        <w:rPr>
+          <w:rFonts w:ascii="Charis SIL Regular" w:hAnsi="Charis SIL Regular" w:eastAsia="Charis SIL Regular"/>
+          <w:b w:val="0"/>
+          <w:i w:val="0"/>
+          <w:color w:val="000000"/>
+          <w:sz w:val="24"/>
+        </w:rPr>
+        <w:hyperlink r:id="rId27" w:history="1">
+          <w:r>
+            <w:rPr>
+              <w:rStyle w:val="Hyperlink"/>
+            </w:rPr>
+            <w:t>onial history</w:t>
+          </w:r>
+        </w:hyperlink>
+      </w:r>
+      <w:r>
+        <w:rPr>
+          <w:rFonts w:ascii="Charis SIL Regular" w:hAnsi="Charis SIL Regular" w:eastAsia="Charis SIL Regular"/>
+          <w:b w:val="0"/>
+          <w:i w:val="0"/>
+          <w:color w:val="000000"/>
+          <w:sz w:val="24"/>
+        </w:rPr>
+        <w:hyperlink r:id="rId27" w:history="1">
+          <w:r>
+            <w:rPr>
+              <w:rStyle w:val="Hyperlink"/>
+            </w:rPr>
+            <w:t xml:space="preserve"> of</w:t>
+          </w:r>
+        </w:hyperlink>
+      </w:r>
+      <w:r>
+        <w:rPr>
+          <w:rFonts w:ascii="Charis SIL Regular" w:hAnsi="Charis SIL Regular" w:eastAsia="Charis SIL Regular"/>
+          <w:b w:val="0"/>
+          <w:i w:val="0"/>
+          <w:color w:val="000000"/>
+          <w:sz w:val="24"/>
+        </w:rPr>
+        <w:t xml:space="preserve"> </w:t>
+      </w:r>
+      <w:r>
+        <w:rPr>
+          <w:rFonts w:ascii="Charis SIL Regular" w:hAnsi="Charis SIL Regular" w:eastAsia="Charis SIL Regular"/>
+          <w:b w:val="0"/>
+          <w:i w:val="0"/>
+          <w:color w:val="000000"/>
+          <w:sz w:val="24"/>
+        </w:rPr>
+        <w:hyperlink r:id="rId27" w:history="1">
+          <w:r>
+            <w:rPr>
+              <w:rStyle w:val="Hyperlink"/>
+            </w:rPr>
+            <w:t>Aruba and</w:t>
+          </w:r>
+        </w:hyperlink>
+      </w:r>
+      <w:r>
+        <w:rPr>
+          <w:rFonts w:ascii="Charis SIL Regular" w:hAnsi="Charis SIL Regular" w:eastAsia="Charis SIL Regular"/>
+          <w:b w:val="0"/>
+          <w:i w:val="0"/>
+          <w:color w:val="000000"/>
+          <w:sz w:val="24"/>
+        </w:rPr>
+        <w:hyperlink r:id="rId27" w:history="1">
+          <w:r>
+            <w:rPr>
+              <w:rStyle w:val="Hyperlink"/>
+            </w:rPr>
+            <w:t xml:space="preserve"> th</w:t>
+          </w:r>
+        </w:hyperlink>
+      </w:r>
+      <w:r>
+        <w:rPr>
+          <w:rFonts w:ascii="Charis SIL Regular" w:hAnsi="Charis SIL Regular" w:eastAsia="Charis SIL Regular"/>
+          <w:b w:val="0"/>
+          <w:i w:val="0"/>
+          <w:color w:val="000000"/>
+          <w:sz w:val="24"/>
+        </w:rPr>
+        <w:t xml:space="preserve">e </w:t>
       </w:r>
       <w:r>
         <w:rPr>
@@ -5209,29 +5524,13 @@
             <w:rPr>
               <w:rStyle w:val="Hyperlink"/>
             </w:rPr>
-            <w:t>eritage fi</w:t>
+            <w:t>eritage fie</w:t>
           </w:r>
         </w:hyperlink>
       </w:r>
       <w:r>
         <w:rPr>
-          <w:rFonts w:ascii="Charis SIL Regular" w:hAnsi="Charis SIL Regular" w:eastAsia="Charis SIL Regular"/>
-          <w:b w:val="0"/>
-          <w:i w:val="0"/>
-          <w:color w:val="000000"/>
-          <w:sz w:val="24"/>
-        </w:rPr>
-        <w:hyperlink r:id="rId28" w:history="1">
-          <w:r>
-            <w:rPr>
-              <w:rStyle w:val="Hyperlink"/>
-            </w:rPr>
-            <w:t>e</w:t>
-          </w:r>
-        </w:hyperlink>
-      </w:r>
-      <w:r>
-        <w:rPr>
+          <w:u w:val="single" w:color="0000ff"/>
           <w:rFonts w:ascii="Charis SIL Regular" w:hAnsi="Charis SIL Regular" w:eastAsia="Charis SIL Regular"/>
           <w:b w:val="0"/>
           <w:i w:val="0"/>
@@ -5326,7 +5625,7 @@
             <w:rPr>
               <w:rStyle w:val="Hyperlink"/>
             </w:rPr>
-            <w:t>98, the fo</w:t>
+            <w:t>98, the f</w:t>
           </w:r>
         </w:hyperlink>
       </w:r>
@@ -5338,7 +5637,7 @@
           <w:color w:val="000000"/>
           <w:sz w:val="24"/>
         </w:rPr>
-        <w:t xml:space="preserve">undation aims to document, collect and </w:t>
+        <w:t xml:space="preserve">oundation aims to document, collect and </w:t>
       </w:r>
       <w:r>
         <w:rPr>
@@ -6464,103 +6763,8 @@
           <w:i w:val="0"/>
           <w:color w:val="0000FF"/>
           <w:sz w:val="24"/>
-          <w:u w:val="single"/>
-        </w:rPr>
-        <w:hyperlink r:id="rId33" w:history="1">
-          <w:r>
-            <w:rPr>
-              <w:rStyle w:val="Hyperlink"/>
-            </w:rPr>
-            <w:t>Free</w:t>
-          </w:r>
-        </w:hyperlink>
-      </w:r>
-      <w:r>
-        <w:rPr>
-          <w:rFonts w:ascii="Charis SIL Regular" w:hAnsi="Charis SIL Regular" w:eastAsia="Charis SIL Regular"/>
-          <w:b w:val="0"/>
-          <w:i w:val="0"/>
-          <w:color w:val="0000FF"/>
-          <w:sz w:val="24"/>
-          <w:u w:val="single"/>
-        </w:rPr>
-        <w:t xml:space="preserve"> </w:t>
-      </w:r>
-      <w:r>
-        <w:rPr>
-          <w:rFonts w:ascii="Charis SIL Regular" w:hAnsi="Charis SIL Regular" w:eastAsia="Charis SIL Regular"/>
-          <w:b w:val="0"/>
-          <w:i w:val="0"/>
-          <w:color w:val="0000FF"/>
-          <w:sz w:val="24"/>
-          <w:u w:val="single"/>
-        </w:rPr>
-        <w:hyperlink r:id="rId33" w:history="1">
-          <w:r>
-            <w:rPr>
-              <w:rStyle w:val="Hyperlink"/>
-            </w:rPr>
-            <w:t>from</w:t>
-          </w:r>
-        </w:hyperlink>
-      </w:r>
-      <w:r>
-        <w:rPr>
-          <w:rFonts w:ascii="Charis SIL Regular" w:hAnsi="Charis SIL Regular" w:eastAsia="Charis SIL Regular"/>
-          <w:b w:val="0"/>
-          <w:i w:val="0"/>
-          <w:color w:val="0000FF"/>
-          <w:sz w:val="24"/>
-          <w:u w:val="single"/>
-        </w:rPr>
-        <w:t xml:space="preserve"> </w:t>
-      </w:r>
-      <w:r>
-        <w:rPr>
-          <w:rFonts w:ascii="Charis SIL Regular" w:hAnsi="Charis SIL Regular" w:eastAsia="Charis SIL Regular"/>
-          <w:b w:val="0"/>
-          <w:i w:val="0"/>
-          <w:color w:val="0000FF"/>
-          <w:sz w:val="24"/>
-          <w:u w:val="single"/>
-        </w:rPr>
-        <w:hyperlink r:id="rId33" w:history="1">
-          <w:r>
-            <w:rPr>
-              <w:rStyle w:val="Hyperlink"/>
-            </w:rPr>
-            <w:t>Slavery</w:t>
-          </w:r>
-        </w:hyperlink>
-      </w:r>
-      <w:r>
-        <w:rPr>
-          <w:rFonts w:ascii="Charis SIL Regular" w:hAnsi="Charis SIL Regular" w:eastAsia="Charis SIL Regular"/>
-          <w:b w:val="0"/>
-          <w:i w:val="0"/>
-          <w:color w:val="0000FF"/>
-          <w:sz w:val="24"/>
-          <w:u w:val="single"/>
-        </w:rPr>
-        <w:t xml:space="preserve"> </w:t>
-      </w:r>
-      <w:r>
-        <w:rPr>
-          <w:rFonts w:ascii="Charis SIL Regular" w:hAnsi="Charis SIL Regular" w:eastAsia="Charis SIL Regular"/>
-          <w:b w:val="0"/>
-          <w:i w:val="0"/>
-          <w:color w:val="0000FF"/>
-          <w:sz w:val="24"/>
-          <w:u w:val="single"/>
-        </w:rPr>
-        <w:hyperlink r:id="rId33" w:history="1">
-          <w:r>
-            <w:rPr>
-              <w:rStyle w:val="Hyperlink"/>
-            </w:rPr>
-            <w:t>(man</w:t>
-          </w:r>
-        </w:hyperlink>
+        </w:rPr>
+        <w:t>Free from Slavery (man</w:t>
       </w:r>
       <w:r>
         <w:rPr>

--- a/EXPORTS/DOCX/published/niveau2/English/ArubaBonaireCuracao.docx
+++ b/EXPORTS/DOCX/published/niveau2/English/ArubaBonaireCuracao.docx
@@ -1435,7 +1435,7 @@
             <w:rPr>
               <w:rStyle w:val="Hyperlink"/>
             </w:rPr>
-            <w:t>offi</w:t>
+            <w:t>office</w:t>
           </w:r>
         </w:hyperlink>
       </w:r>
@@ -1446,13 +1446,36 @@
           <w:i w:val="0"/>
           <w:color w:val="0000FF"/>
           <w:sz w:val="24"/>
+          <w:u w:val="single"/>
+        </w:rPr>
+        <w:t>rs</w:t>
+      </w:r>
+      <w:r>
+        <w:rPr>
+          <w:rFonts w:ascii="Charis SIL Regular" w:hAnsi="Charis SIL Regular" w:eastAsia="Charis SIL Regular"/>
+          <w:b w:val="0"/>
+          <w:i w:val="0"/>
+          <w:color w:val="0000FF"/>
+          <w:sz w:val="24"/>
+          <w:u w:val="single"/>
+        </w:rPr>
+        <w:t xml:space="preserve"> </w:t>
+      </w:r>
+      <w:r>
+        <w:rPr>
+          <w:rFonts w:ascii="Charis SIL Regular" w:hAnsi="Charis SIL Regular" w:eastAsia="Charis SIL Regular"/>
+          <w:b w:val="0"/>
+          <w:i w:val="0"/>
+          <w:color w:val="0000FF"/>
+          <w:sz w:val="24"/>
+          <w:u w:val="single"/>
         </w:rPr>
         <w:hyperlink r:id="rId14" w:history="1">
           <w:r>
             <w:rPr>
               <w:rStyle w:val="Hyperlink"/>
             </w:rPr>
-            <w:t>ce</w:t>
+            <w:t>an</w:t>
           </w:r>
         </w:hyperlink>
       </w:r>
@@ -1464,47 +1487,7 @@
           <w:color w:val="0000FF"/>
           <w:sz w:val="24"/>
         </w:rPr>
-        <w:t>rs</w:t>
-      </w:r>
-      <w:r>
-        <w:rPr>
-          <w:rFonts w:ascii="Charis SIL Regular" w:hAnsi="Charis SIL Regular" w:eastAsia="Charis SIL Regular"/>
-          <w:b w:val="0"/>
-          <w:i w:val="0"/>
-          <w:color w:val="0000FF"/>
-          <w:sz w:val="24"/>
-          <w:u w:val="single"/>
-        </w:rPr>
-        <w:t xml:space="preserve"> </w:t>
-      </w:r>
-      <w:r>
-        <w:rPr>
-          <w:rFonts w:ascii="Charis SIL Regular" w:hAnsi="Charis SIL Regular" w:eastAsia="Charis SIL Regular"/>
-          <w:b w:val="0"/>
-          <w:i w:val="0"/>
-          <w:color w:val="0000FF"/>
-          <w:sz w:val="24"/>
-          <w:u w:val="single"/>
-        </w:rPr>
-        <w:hyperlink r:id="rId14" w:history="1">
-          <w:r>
-            <w:rPr>
-              <w:rStyle w:val="Hyperlink"/>
-            </w:rPr>
-            <w:t>and</w:t>
-          </w:r>
-        </w:hyperlink>
-      </w:r>
-      <w:r>
-        <w:rPr>
-          <w:rFonts w:ascii="Charis SIL Regular" w:hAnsi="Charis SIL Regular" w:eastAsia="Charis SIL Regular"/>
-          <w:b w:val="0"/>
-          <w:i w:val="0"/>
-          <w:color w:val="0000FF"/>
-          <w:sz w:val="24"/>
-          <w:u w:val="single"/>
-        </w:rPr>
-        <w:t xml:space="preserve"> </w:t>
+        <w:t xml:space="preserve">d </w:t>
       </w:r>
       <w:r>
         <w:rPr>
@@ -2204,205 +2187,7 @@
           <w:color w:val="000000"/>
           <w:sz w:val="24"/>
         </w:rPr>
-        <w:t>contains info</w:t>
-      </w:r>
-      <w:r>
-        <w:rPr>
-          <w:u w:val="single" w:color="0000ff"/>
-          <w:rFonts w:ascii="Charis SIL Regular" w:hAnsi="Charis SIL Regular" w:eastAsia="Charis SIL Regular"/>
-          <w:b w:val="0"/>
-          <w:i w:val="0"/>
-          <w:color w:val="000000"/>
-          <w:sz w:val="24"/>
-        </w:rPr>
-        <w:hyperlink r:id="rId15" w:history="1">
-          <w:r>
-            <w:rPr>
-              <w:rStyle w:val="Hyperlink"/>
-            </w:rPr>
-            <w:t>rmat</w:t>
-          </w:r>
-        </w:hyperlink>
-      </w:r>
-      <w:r>
-        <w:rPr>
-          <w:u w:val="single" w:color="0000ff"/>
-          <w:rFonts w:ascii="Charis SIL Regular" w:hAnsi="Charis SIL Regular" w:eastAsia="Charis SIL Regular"/>
-          <w:b w:val="0"/>
-          <w:i w:val="0"/>
-          <w:color w:val="000000"/>
-          <w:sz w:val="24"/>
-        </w:rPr>
-        <w:hyperlink r:id="rId15" w:history="1">
-          <w:r>
-            <w:rPr>
-              <w:rStyle w:val="Hyperlink"/>
-            </w:rPr>
-            <w:t>i</w:t>
-          </w:r>
-        </w:hyperlink>
-      </w:r>
-      <w:r>
-        <w:rPr>
-          <w:u w:val="single" w:color="0000ff"/>
-          <w:rFonts w:ascii="Charis SIL Regular" w:hAnsi="Charis SIL Regular" w:eastAsia="Charis SIL Regular"/>
-          <w:b w:val="0"/>
-          <w:i w:val="0"/>
-          <w:color w:val="000000"/>
-          <w:sz w:val="24"/>
-        </w:rPr>
-        <w:hyperlink r:id="rId15" w:history="1">
-          <w:r>
-            <w:rPr>
-              <w:rStyle w:val="Hyperlink"/>
-            </w:rPr>
-            <w:t>on abou</w:t>
-          </w:r>
-        </w:hyperlink>
-      </w:r>
-      <w:r>
-        <w:rPr>
-          <w:u w:val="single" w:color="0000ff"/>
-          <w:rFonts w:ascii="Charis SIL Regular" w:hAnsi="Charis SIL Regular" w:eastAsia="Charis SIL Regular"/>
-          <w:b w:val="0"/>
-          <w:i w:val="0"/>
-          <w:color w:val="000000"/>
-          <w:sz w:val="24"/>
-        </w:rPr>
-        <w:hyperlink r:id="rId15" w:history="1">
-          <w:r>
-            <w:rPr>
-              <w:rStyle w:val="Hyperlink"/>
-            </w:rPr>
-            <w:t>t</w:t>
-          </w:r>
-        </w:hyperlink>
-      </w:r>
-      <w:r>
-        <w:rPr>
-          <w:u w:val="single" w:color="0000ff"/>
-          <w:rFonts w:ascii="Charis SIL Regular" w:hAnsi="Charis SIL Regular" w:eastAsia="Charis SIL Regular"/>
-          <w:b w:val="0"/>
-          <w:i w:val="0"/>
-          <w:color w:val="000000"/>
-          <w:sz w:val="24"/>
-        </w:rPr>
-        <w:hyperlink r:id="rId15" w:history="1">
-          <w:r>
-            <w:rPr>
-              <w:rStyle w:val="Hyperlink"/>
-            </w:rPr>
-            <w:t xml:space="preserve"> D</w:t>
-          </w:r>
-        </w:hyperlink>
-      </w:r>
-      <w:r>
-        <w:rPr>
-          <w:u w:val="single" w:color="0000ff"/>
-          <w:rFonts w:ascii="Charis SIL Regular" w:hAnsi="Charis SIL Regular" w:eastAsia="Charis SIL Regular"/>
-          <w:b w:val="0"/>
-          <w:i w:val="0"/>
-          <w:color w:val="000000"/>
-          <w:sz w:val="24"/>
-        </w:rPr>
-        <w:hyperlink r:id="rId15" w:history="1">
-          <w:r>
-            <w:rPr>
-              <w:rStyle w:val="Hyperlink"/>
-            </w:rPr>
-            <w:t>utc</w:t>
-          </w:r>
-        </w:hyperlink>
-      </w:r>
-      <w:r>
-        <w:rPr>
-          <w:u w:val="single" w:color="0000ff"/>
-          <w:rFonts w:ascii="Charis SIL Regular" w:hAnsi="Charis SIL Regular" w:eastAsia="Charis SIL Regular"/>
-          <w:b w:val="0"/>
-          <w:i w:val="0"/>
-          <w:color w:val="000000"/>
-          <w:sz w:val="24"/>
-        </w:rPr>
-        <w:hyperlink r:id="rId15" w:history="1">
-          <w:r>
-            <w:rPr>
-              <w:rStyle w:val="Hyperlink"/>
-            </w:rPr>
-            <w:t>h</w:t>
-          </w:r>
-        </w:hyperlink>
-      </w:r>
-      <w:r>
-        <w:rPr>
-          <w:u w:val="single" w:color="0000ff"/>
-          <w:rFonts w:ascii="Charis SIL Regular" w:hAnsi="Charis SIL Regular" w:eastAsia="Charis SIL Regular"/>
-          <w:b w:val="0"/>
-          <w:i w:val="0"/>
-          <w:color w:val="000000"/>
-          <w:sz w:val="24"/>
-        </w:rPr>
-        <w:hyperlink r:id="rId15" w:history="1">
-          <w:r>
-            <w:rPr>
-              <w:rStyle w:val="Hyperlink"/>
-            </w:rPr>
-            <w:t xml:space="preserve"> colo</w:t>
-          </w:r>
-        </w:hyperlink>
-      </w:r>
-      <w:r>
-        <w:rPr>
-          <w:u w:val="single" w:color="0000ff"/>
-          <w:rFonts w:ascii="Charis SIL Regular" w:hAnsi="Charis SIL Regular" w:eastAsia="Charis SIL Regular"/>
-          <w:b w:val="0"/>
-          <w:i w:val="0"/>
-          <w:color w:val="000000"/>
-          <w:sz w:val="24"/>
-        </w:rPr>
-        <w:hyperlink r:id="rId15" w:history="1">
-          <w:r>
-            <w:rPr>
-              <w:rStyle w:val="Hyperlink"/>
-            </w:rPr>
-            <w:t>nial civ</w:t>
-          </w:r>
-        </w:hyperlink>
-      </w:r>
-      <w:r>
-        <w:rPr>
-          <w:u w:val="single" w:color="0000ff"/>
-          <w:rFonts w:ascii="Charis SIL Regular" w:hAnsi="Charis SIL Regular" w:eastAsia="Charis SIL Regular"/>
-          <w:b w:val="0"/>
-          <w:i w:val="0"/>
-          <w:color w:val="000000"/>
-          <w:sz w:val="24"/>
-        </w:rPr>
-        <w:hyperlink r:id="rId15" w:history="1">
-          <w:r>
-            <w:rPr>
-              <w:rStyle w:val="Hyperlink"/>
-            </w:rPr>
-            <w:t>il servants</w:t>
-          </w:r>
-        </w:hyperlink>
-      </w:r>
-      <w:r>
-        <w:rPr>
-          <w:u w:val="single" w:color="0000ff"/>
-          <w:rFonts w:ascii="Charis SIL Regular" w:hAnsi="Charis SIL Regular" w:eastAsia="Charis SIL Regular"/>
-          <w:b w:val="0"/>
-          <w:i w:val="0"/>
-          <w:color w:val="000000"/>
-          <w:sz w:val="24"/>
-        </w:rPr>
-        <w:hyperlink r:id="rId15" w:history="1">
-          <w:r>
-            <w:rPr>
-              <w:rStyle w:val="Hyperlink"/>
-            </w:rPr>
-            <w:t xml:space="preserve"> in S</w:t>
-          </w:r>
-        </w:hyperlink>
+        <w:t>contains information about Dutch colonial civil servants in S</w:t>
       </w:r>
       <w:r>
         <w:rPr>
@@ -2818,7 +2603,25 @@
           <w:color w:val="000000"/>
           <w:sz w:val="24"/>
         </w:rPr>
-        <w:t>versity’</w:t>
+        <w:hyperlink r:id="rId16" w:history="1">
+          <w:r>
+            <w:rPr>
+              <w:rStyle w:val="Hyperlink"/>
+            </w:rPr>
+            <w:t>versity</w:t>
+          </w:r>
+        </w:hyperlink>
+      </w:r>
+      <w:r>
+        <w:rPr>
+          <w:u w:val="single" w:color="0000ff"/>
+          <w:rFonts w:ascii="Charis SIL Regular" w:hAnsi="Charis SIL Regular" w:eastAsia="Charis SIL Regular"/>
+          <w:b w:val="0"/>
+          <w:i w:val="0"/>
+          <w:color w:val="000000"/>
+          <w:sz w:val="24"/>
+        </w:rPr>
+        <w:t>’</w:t>
       </w:r>
       <w:r>
         <w:rPr>
@@ -3220,6 +3023,7 @@
       </w:r>
       <w:r>
         <w:rPr>
+          <w:u w:val="single" w:color="0000ff"/>
           <w:rFonts w:ascii="Charis SIL Regular" w:hAnsi="Charis SIL Regular" w:eastAsia="Charis SIL Regular"/>
           <w:b w:val="0"/>
           <w:i w:val="0"/>
@@ -3871,6 +3675,7 @@
           <w:i w:val="0"/>
           <w:color w:val="0000FF"/>
           <w:sz w:val="24"/>
+          <w:u w:val="single"/>
         </w:rPr>
         <w:hyperlink r:id="rId23" w:history="1">
           <w:r>
@@ -3957,14 +3762,7 @@
           <w:color w:val="000000"/>
           <w:sz w:val="24"/>
         </w:rPr>
-        <w:hyperlink r:id="rId23" w:history="1">
-          <w:r>
-            <w:rPr>
-              <w:rStyle w:val="Hyperlink"/>
-            </w:rPr>
-            <w:t>le in Ar</w:t>
-          </w:r>
-        </w:hyperlink>
+        <w:t>le in Ar</w:t>
       </w:r>
       <w:r>
         <w:rPr>
@@ -4164,7 +3962,14 @@
           <w:sz w:val="24"/>
           <w:u w:val="single"/>
         </w:rPr>
-        <w:t>A</w:t>
+        <w:hyperlink r:id="rId25" w:history="1">
+          <w:r>
+            <w:rPr>
+              <w:rStyle w:val="Hyperlink"/>
+            </w:rPr>
+            <w:t>A</w:t>
+          </w:r>
+        </w:hyperlink>
       </w:r>
       <w:r>
         <w:rPr>
@@ -4175,7 +3980,7 @@
           <w:sz w:val="24"/>
           <w:u w:val="single"/>
         </w:rPr>
-        <w:hyperlink r:id="rId24" w:history="1">
+        <w:hyperlink r:id="rId25" w:history="1">
           <w:r>
             <w:rPr>
               <w:rStyle w:val="Hyperlink"/>
@@ -4193,7 +3998,7 @@
           <w:sz w:val="24"/>
           <w:u w:val="single"/>
         </w:rPr>
-        <w:hyperlink r:id="rId24" w:history="1">
+        <w:hyperlink r:id="rId25" w:history="1">
           <w:r>
             <w:rPr>
               <w:rStyle w:val="Hyperlink"/>
@@ -4222,7 +4027,7 @@
           <w:sz w:val="24"/>
           <w:u w:val="single"/>
         </w:rPr>
-        <w:hyperlink r:id="rId24" w:history="1">
+        <w:hyperlink r:id="rId25" w:history="1">
           <w:r>
             <w:rPr>
               <w:rStyle w:val="Hyperlink"/>
@@ -4311,7 +4116,7 @@
           <w:sz w:val="24"/>
           <w:u w:val="single"/>
         </w:rPr>
-        <w:hyperlink r:id="rId25" w:history="1">
+        <w:hyperlink r:id="rId13" w:history="1">
           <w:r>
             <w:rPr>
               <w:rStyle w:val="Hyperlink"/>
@@ -4329,7 +4134,7 @@
           <w:sz w:val="24"/>
           <w:u w:val="single"/>
         </w:rPr>
-        <w:hyperlink r:id="rId25" w:history="1">
+        <w:hyperlink r:id="rId13" w:history="1">
           <w:r>
             <w:rPr>
               <w:rStyle w:val="Hyperlink"/>
@@ -5524,13 +5329,29 @@
             <w:rPr>
               <w:rStyle w:val="Hyperlink"/>
             </w:rPr>
-            <w:t>eritage fie</w:t>
+            <w:t>eritage fi</w:t>
           </w:r>
         </w:hyperlink>
       </w:r>
       <w:r>
         <w:rPr>
-          <w:u w:val="single" w:color="0000ff"/>
+          <w:rFonts w:ascii="Charis SIL Regular" w:hAnsi="Charis SIL Regular" w:eastAsia="Charis SIL Regular"/>
+          <w:b w:val="0"/>
+          <w:i w:val="0"/>
+          <w:color w:val="000000"/>
+          <w:sz w:val="24"/>
+        </w:rPr>
+        <w:hyperlink r:id="rId28" w:history="1">
+          <w:r>
+            <w:rPr>
+              <w:rStyle w:val="Hyperlink"/>
+            </w:rPr>
+            <w:t>e</w:t>
+          </w:r>
+        </w:hyperlink>
+      </w:r>
+      <w:r>
+        <w:rPr>
           <w:rFonts w:ascii="Charis SIL Regular" w:hAnsi="Charis SIL Regular" w:eastAsia="Charis SIL Regular"/>
           <w:b w:val="0"/>
           <w:i w:val="0"/>
@@ -5559,21 +5380,13 @@
       </w:r>
       <w:r>
         <w:rPr>
-          <w:u w:val="single" w:color="0000ff"/>
-          <w:rFonts w:ascii="Charis SIL Regular" w:hAnsi="Charis SIL Regular" w:eastAsia="Charis SIL Regular"/>
-          <w:b w:val="0"/>
-          <w:i w:val="0"/>
-          <w:color w:val="000000"/>
-          <w:sz w:val="24"/>
-        </w:rPr>
-        <w:hyperlink r:id="rId28" w:history="1">
-          <w:r>
-            <w:rPr>
-              <w:rStyle w:val="Hyperlink"/>
-            </w:rPr>
-            <w:t>. Establis</w:t>
-          </w:r>
-        </w:hyperlink>
+          <w:rFonts w:ascii="Charis SIL Regular" w:hAnsi="Charis SIL Regular" w:eastAsia="Charis SIL Regular"/>
+          <w:b w:val="0"/>
+          <w:i w:val="0"/>
+          <w:color w:val="000000"/>
+          <w:sz w:val="24"/>
+        </w:rPr>
+        <w:t>. Establis</w:t>
       </w:r>
       <w:r>
         <w:rPr>
@@ -5625,7 +5438,7 @@
             <w:rPr>
               <w:rStyle w:val="Hyperlink"/>
             </w:rPr>
-            <w:t>98, the f</w:t>
+            <w:t>98, the fo</w:t>
           </w:r>
         </w:hyperlink>
       </w:r>
@@ -5637,7 +5450,7 @@
           <w:color w:val="000000"/>
           <w:sz w:val="24"/>
         </w:rPr>
-        <w:t xml:space="preserve">oundation aims to document, collect and </w:t>
+        <w:t xml:space="preserve">undation aims to document, collect and </w:t>
       </w:r>
       <w:r>
         <w:rPr>
@@ -6763,8 +6576,16 @@
           <w:i w:val="0"/>
           <w:color w:val="0000FF"/>
           <w:sz w:val="24"/>
-        </w:rPr>
-        <w:t>Free from Slavery (man</w:t>
+          <w:u w:val="single"/>
+        </w:rPr>
+        <w:hyperlink r:id="rId33" w:history="1">
+          <w:r>
+            <w:rPr>
+              <w:rStyle w:val="Hyperlink"/>
+            </w:rPr>
+            <w:t>Free</w:t>
+          </w:r>
+        </w:hyperlink>
       </w:r>
       <w:r>
         <w:rPr>
@@ -6775,7 +6596,94 @@
           <w:sz w:val="24"/>
           <w:u w:val="single"/>
         </w:rPr>
-        <w:hyperlink r:id="rId32" w:history="1">
+        <w:t xml:space="preserve"> </w:t>
+      </w:r>
+      <w:r>
+        <w:rPr>
+          <w:rFonts w:ascii="Charis SIL Regular" w:hAnsi="Charis SIL Regular" w:eastAsia="Charis SIL Regular"/>
+          <w:b w:val="0"/>
+          <w:i w:val="0"/>
+          <w:color w:val="0000FF"/>
+          <w:sz w:val="24"/>
+          <w:u w:val="single"/>
+        </w:rPr>
+        <w:hyperlink r:id="rId33" w:history="1">
+          <w:r>
+            <w:rPr>
+              <w:rStyle w:val="Hyperlink"/>
+            </w:rPr>
+            <w:t>from</w:t>
+          </w:r>
+        </w:hyperlink>
+      </w:r>
+      <w:r>
+        <w:rPr>
+          <w:rFonts w:ascii="Charis SIL Regular" w:hAnsi="Charis SIL Regular" w:eastAsia="Charis SIL Regular"/>
+          <w:b w:val="0"/>
+          <w:i w:val="0"/>
+          <w:color w:val="0000FF"/>
+          <w:sz w:val="24"/>
+          <w:u w:val="single"/>
+        </w:rPr>
+        <w:t xml:space="preserve"> </w:t>
+      </w:r>
+      <w:r>
+        <w:rPr>
+          <w:rFonts w:ascii="Charis SIL Regular" w:hAnsi="Charis SIL Regular" w:eastAsia="Charis SIL Regular"/>
+          <w:b w:val="0"/>
+          <w:i w:val="0"/>
+          <w:color w:val="0000FF"/>
+          <w:sz w:val="24"/>
+          <w:u w:val="single"/>
+        </w:rPr>
+        <w:hyperlink r:id="rId33" w:history="1">
+          <w:r>
+            <w:rPr>
+              <w:rStyle w:val="Hyperlink"/>
+            </w:rPr>
+            <w:t>Slavery</w:t>
+          </w:r>
+        </w:hyperlink>
+      </w:r>
+      <w:r>
+        <w:rPr>
+          <w:rFonts w:ascii="Charis SIL Regular" w:hAnsi="Charis SIL Regular" w:eastAsia="Charis SIL Regular"/>
+          <w:b w:val="0"/>
+          <w:i w:val="0"/>
+          <w:color w:val="0000FF"/>
+          <w:sz w:val="24"/>
+          <w:u w:val="single"/>
+        </w:rPr>
+        <w:t xml:space="preserve"> </w:t>
+      </w:r>
+      <w:r>
+        <w:rPr>
+          <w:rFonts w:ascii="Charis SIL Regular" w:hAnsi="Charis SIL Regular" w:eastAsia="Charis SIL Regular"/>
+          <w:b w:val="0"/>
+          <w:i w:val="0"/>
+          <w:color w:val="0000FF"/>
+          <w:sz w:val="24"/>
+          <w:u w:val="single"/>
+        </w:rPr>
+        <w:hyperlink r:id="rId33" w:history="1">
+          <w:r>
+            <w:rPr>
+              <w:rStyle w:val="Hyperlink"/>
+            </w:rPr>
+            <w:t>(man</w:t>
+          </w:r>
+        </w:hyperlink>
+      </w:r>
+      <w:r>
+        <w:rPr>
+          <w:rFonts w:ascii="Charis SIL Regular" w:hAnsi="Charis SIL Regular" w:eastAsia="Charis SIL Regular"/>
+          <w:b w:val="0"/>
+          <w:i w:val="0"/>
+          <w:color w:val="0000FF"/>
+          <w:sz w:val="24"/>
+          <w:u w:val="single"/>
+        </w:rPr>
+        <w:hyperlink r:id="rId33" w:history="1">
           <w:r>
             <w:rPr>
               <w:rStyle w:val="Hyperlink"/>
@@ -6793,7 +6701,7 @@
           <w:sz w:val="24"/>
           <w:u w:val="single"/>
         </w:rPr>
-        <w:hyperlink r:id="rId32" w:history="1">
+        <w:hyperlink r:id="rId33" w:history="1">
           <w:r>
             <w:rPr>
               <w:rStyle w:val="Hyperlink"/>
@@ -6811,7 +6719,7 @@
           <w:sz w:val="24"/>
           <w:u w:val="single"/>
         </w:rPr>
-        <w:hyperlink r:id="rId32" w:history="1">
+        <w:hyperlink r:id="rId33" w:history="1">
           <w:r>
             <w:rPr>
               <w:rStyle w:val="Hyperlink"/>
@@ -6840,7 +6748,7 @@
           <w:sz w:val="24"/>
           <w:u w:val="single"/>
         </w:rPr>
-        <w:hyperlink r:id="rId32" w:history="1">
+        <w:hyperlink r:id="rId33" w:history="1">
           <w:r>
             <w:rPr>
               <w:rStyle w:val="Hyperlink"/>
@@ -6858,7 +6766,7 @@
           <w:sz w:val="24"/>
           <w:u w:val="single"/>
         </w:rPr>
-        <w:hyperlink r:id="rId32" w:history="1">
+        <w:hyperlink r:id="rId33" w:history="1">
           <w:r>
             <w:rPr>
               <w:rStyle w:val="Hyperlink"/>
@@ -6876,7 +6784,7 @@
           <w:sz w:val="24"/>
           <w:u w:val="single"/>
         </w:rPr>
-        <w:hyperlink r:id="rId32" w:history="1">
+        <w:hyperlink r:id="rId33" w:history="1">
           <w:r>
             <w:rPr>
               <w:rStyle w:val="Hyperlink"/>
@@ -6894,7 +6802,7 @@
           <w:sz w:val="24"/>
           <w:u w:val="single"/>
         </w:rPr>
-        <w:hyperlink r:id="rId32" w:history="1">
+        <w:hyperlink r:id="rId33" w:history="1">
           <w:r>
             <w:rPr>
               <w:rStyle w:val="Hyperlink"/>

--- a/EXPORTS/DOCX/published/niveau2/English/ArubaBonaireCuracao.docx
+++ b/EXPORTS/DOCX/published/niveau2/English/ArubaBonaireCuracao.docx
@@ -1435,7 +1435,7 @@
             <w:rPr>
               <w:rStyle w:val="Hyperlink"/>
             </w:rPr>
-            <w:t>office</w:t>
+            <w:t>offic</w:t>
           </w:r>
         </w:hyperlink>
       </w:r>
@@ -1448,7 +1448,7 @@
           <w:sz w:val="24"/>
           <w:u w:val="single"/>
         </w:rPr>
-        <w:t>rs</w:t>
+        <w:t>er</w:t>
       </w:r>
       <w:r>
         <w:rPr>
@@ -1457,9 +1457,8 @@
           <w:i w:val="0"/>
           <w:color w:val="0000FF"/>
           <w:sz w:val="24"/>
-          <w:u w:val="single"/>
-        </w:rPr>
-        <w:t xml:space="preserve"> </w:t>
+        </w:rPr>
+        <w:t xml:space="preserve">s </w:t>
       </w:r>
       <w:r>
         <w:rPr>
@@ -1475,7 +1474,7 @@
             <w:rPr>
               <w:rStyle w:val="Hyperlink"/>
             </w:rPr>
-            <w:t>an</w:t>
+            <w:t>and</w:t>
           </w:r>
         </w:hyperlink>
       </w:r>
@@ -1486,8 +1485,9 @@
           <w:i w:val="0"/>
           <w:color w:val="0000FF"/>
           <w:sz w:val="24"/>
-        </w:rPr>
-        <w:t xml:space="preserve">d </w:t>
+          <w:u w:val="single"/>
+        </w:rPr>
+        <w:t xml:space="preserve"> </w:t>
       </w:r>
       <w:r>
         <w:rPr>
@@ -2187,7 +2187,205 @@
           <w:color w:val="000000"/>
           <w:sz w:val="24"/>
         </w:rPr>
-        <w:t>contains information about Dutch colonial civil servants in S</w:t>
+        <w:t>contains info</w:t>
+      </w:r>
+      <w:r>
+        <w:rPr>
+          <w:u w:val="single" w:color="0000ff"/>
+          <w:rFonts w:ascii="Charis SIL Regular" w:hAnsi="Charis SIL Regular" w:eastAsia="Charis SIL Regular"/>
+          <w:b w:val="0"/>
+          <w:i w:val="0"/>
+          <w:color w:val="000000"/>
+          <w:sz w:val="24"/>
+        </w:rPr>
+        <w:hyperlink r:id="rId15" w:history="1">
+          <w:r>
+            <w:rPr>
+              <w:rStyle w:val="Hyperlink"/>
+            </w:rPr>
+            <w:t>rmat</w:t>
+          </w:r>
+        </w:hyperlink>
+      </w:r>
+      <w:r>
+        <w:rPr>
+          <w:u w:val="single" w:color="0000ff"/>
+          <w:rFonts w:ascii="Charis SIL Regular" w:hAnsi="Charis SIL Regular" w:eastAsia="Charis SIL Regular"/>
+          <w:b w:val="0"/>
+          <w:i w:val="0"/>
+          <w:color w:val="000000"/>
+          <w:sz w:val="24"/>
+        </w:rPr>
+        <w:hyperlink r:id="rId15" w:history="1">
+          <w:r>
+            <w:rPr>
+              <w:rStyle w:val="Hyperlink"/>
+            </w:rPr>
+            <w:t>i</w:t>
+          </w:r>
+        </w:hyperlink>
+      </w:r>
+      <w:r>
+        <w:rPr>
+          <w:u w:val="single" w:color="0000ff"/>
+          <w:rFonts w:ascii="Charis SIL Regular" w:hAnsi="Charis SIL Regular" w:eastAsia="Charis SIL Regular"/>
+          <w:b w:val="0"/>
+          <w:i w:val="0"/>
+          <w:color w:val="000000"/>
+          <w:sz w:val="24"/>
+        </w:rPr>
+        <w:hyperlink r:id="rId15" w:history="1">
+          <w:r>
+            <w:rPr>
+              <w:rStyle w:val="Hyperlink"/>
+            </w:rPr>
+            <w:t>on abou</w:t>
+          </w:r>
+        </w:hyperlink>
+      </w:r>
+      <w:r>
+        <w:rPr>
+          <w:u w:val="single" w:color="0000ff"/>
+          <w:rFonts w:ascii="Charis SIL Regular" w:hAnsi="Charis SIL Regular" w:eastAsia="Charis SIL Regular"/>
+          <w:b w:val="0"/>
+          <w:i w:val="0"/>
+          <w:color w:val="000000"/>
+          <w:sz w:val="24"/>
+        </w:rPr>
+        <w:hyperlink r:id="rId15" w:history="1">
+          <w:r>
+            <w:rPr>
+              <w:rStyle w:val="Hyperlink"/>
+            </w:rPr>
+            <w:t>t</w:t>
+          </w:r>
+        </w:hyperlink>
+      </w:r>
+      <w:r>
+        <w:rPr>
+          <w:u w:val="single" w:color="0000ff"/>
+          <w:rFonts w:ascii="Charis SIL Regular" w:hAnsi="Charis SIL Regular" w:eastAsia="Charis SIL Regular"/>
+          <w:b w:val="0"/>
+          <w:i w:val="0"/>
+          <w:color w:val="000000"/>
+          <w:sz w:val="24"/>
+        </w:rPr>
+        <w:hyperlink r:id="rId15" w:history="1">
+          <w:r>
+            <w:rPr>
+              <w:rStyle w:val="Hyperlink"/>
+            </w:rPr>
+            <w:t xml:space="preserve"> D</w:t>
+          </w:r>
+        </w:hyperlink>
+      </w:r>
+      <w:r>
+        <w:rPr>
+          <w:u w:val="single" w:color="0000ff"/>
+          <w:rFonts w:ascii="Charis SIL Regular" w:hAnsi="Charis SIL Regular" w:eastAsia="Charis SIL Regular"/>
+          <w:b w:val="0"/>
+          <w:i w:val="0"/>
+          <w:color w:val="000000"/>
+          <w:sz w:val="24"/>
+        </w:rPr>
+        <w:hyperlink r:id="rId15" w:history="1">
+          <w:r>
+            <w:rPr>
+              <w:rStyle w:val="Hyperlink"/>
+            </w:rPr>
+            <w:t>utc</w:t>
+          </w:r>
+        </w:hyperlink>
+      </w:r>
+      <w:r>
+        <w:rPr>
+          <w:u w:val="single" w:color="0000ff"/>
+          <w:rFonts w:ascii="Charis SIL Regular" w:hAnsi="Charis SIL Regular" w:eastAsia="Charis SIL Regular"/>
+          <w:b w:val="0"/>
+          <w:i w:val="0"/>
+          <w:color w:val="000000"/>
+          <w:sz w:val="24"/>
+        </w:rPr>
+        <w:hyperlink r:id="rId15" w:history="1">
+          <w:r>
+            <w:rPr>
+              <w:rStyle w:val="Hyperlink"/>
+            </w:rPr>
+            <w:t>h</w:t>
+          </w:r>
+        </w:hyperlink>
+      </w:r>
+      <w:r>
+        <w:rPr>
+          <w:u w:val="single" w:color="0000ff"/>
+          <w:rFonts w:ascii="Charis SIL Regular" w:hAnsi="Charis SIL Regular" w:eastAsia="Charis SIL Regular"/>
+          <w:b w:val="0"/>
+          <w:i w:val="0"/>
+          <w:color w:val="000000"/>
+          <w:sz w:val="24"/>
+        </w:rPr>
+        <w:hyperlink r:id="rId15" w:history="1">
+          <w:r>
+            <w:rPr>
+              <w:rStyle w:val="Hyperlink"/>
+            </w:rPr>
+            <w:t xml:space="preserve"> colo</w:t>
+          </w:r>
+        </w:hyperlink>
+      </w:r>
+      <w:r>
+        <w:rPr>
+          <w:u w:val="single" w:color="0000ff"/>
+          <w:rFonts w:ascii="Charis SIL Regular" w:hAnsi="Charis SIL Regular" w:eastAsia="Charis SIL Regular"/>
+          <w:b w:val="0"/>
+          <w:i w:val="0"/>
+          <w:color w:val="000000"/>
+          <w:sz w:val="24"/>
+        </w:rPr>
+        <w:hyperlink r:id="rId15" w:history="1">
+          <w:r>
+            <w:rPr>
+              <w:rStyle w:val="Hyperlink"/>
+            </w:rPr>
+            <w:t>nial civ</w:t>
+          </w:r>
+        </w:hyperlink>
+      </w:r>
+      <w:r>
+        <w:rPr>
+          <w:u w:val="single" w:color="0000ff"/>
+          <w:rFonts w:ascii="Charis SIL Regular" w:hAnsi="Charis SIL Regular" w:eastAsia="Charis SIL Regular"/>
+          <w:b w:val="0"/>
+          <w:i w:val="0"/>
+          <w:color w:val="000000"/>
+          <w:sz w:val="24"/>
+        </w:rPr>
+        <w:hyperlink r:id="rId15" w:history="1">
+          <w:r>
+            <w:rPr>
+              <w:rStyle w:val="Hyperlink"/>
+            </w:rPr>
+            <w:t>il servants</w:t>
+          </w:r>
+        </w:hyperlink>
+      </w:r>
+      <w:r>
+        <w:rPr>
+          <w:u w:val="single" w:color="0000ff"/>
+          <w:rFonts w:ascii="Charis SIL Regular" w:hAnsi="Charis SIL Regular" w:eastAsia="Charis SIL Regular"/>
+          <w:b w:val="0"/>
+          <w:i w:val="0"/>
+          <w:color w:val="000000"/>
+          <w:sz w:val="24"/>
+        </w:rPr>
+        <w:hyperlink r:id="rId15" w:history="1">
+          <w:r>
+            <w:rPr>
+              <w:rStyle w:val="Hyperlink"/>
+            </w:rPr>
+            <w:t xml:space="preserve"> in S</w:t>
+          </w:r>
+        </w:hyperlink>
       </w:r>
       <w:r>
         <w:rPr>
@@ -2614,7 +2812,6 @@
       </w:r>
       <w:r>
         <w:rPr>
-          <w:u w:val="single" w:color="0000ff"/>
           <w:rFonts w:ascii="Charis SIL Regular" w:hAnsi="Charis SIL Regular" w:eastAsia="Charis SIL Regular"/>
           <w:b w:val="0"/>
           <w:i w:val="0"/>
@@ -3005,39 +3202,13 @@
       </w:r>
       <w:r>
         <w:rPr>
-          <w:u w:val="single" w:color="0000ff"/>
-          <w:rFonts w:ascii="Charis SIL Regular" w:hAnsi="Charis SIL Regular" w:eastAsia="Charis SIL Regular"/>
-          <w:b w:val="0"/>
-          <w:i w:val="0"/>
-          <w:color w:val="000000"/>
-          <w:sz w:val="24"/>
-        </w:rPr>
-        <w:hyperlink r:id="rId18" w:history="1">
-          <w:r>
-            <w:rPr>
-              <w:rStyle w:val="Hyperlink"/>
-            </w:rPr>
-            <w:t>and</w:t>
-          </w:r>
-        </w:hyperlink>
-      </w:r>
-      <w:r>
-        <w:rPr>
-          <w:u w:val="single" w:color="0000ff"/>
-          <w:rFonts w:ascii="Charis SIL Regular" w:hAnsi="Charis SIL Regular" w:eastAsia="Charis SIL Regular"/>
-          <w:b w:val="0"/>
-          <w:i w:val="0"/>
-          <w:color w:val="000000"/>
-          <w:sz w:val="24"/>
-        </w:rPr>
-        <w:hyperlink r:id="rId18" w:history="1">
-          <w:r>
-            <w:rPr>
-              <w:rStyle w:val="Hyperlink"/>
-            </w:rPr>
-            <w:t xml:space="preserve"> the </w:t>
-          </w:r>
-        </w:hyperlink>
+          <w:rFonts w:ascii="Charis SIL Regular" w:hAnsi="Charis SIL Regular" w:eastAsia="Charis SIL Regular"/>
+          <w:b w:val="0"/>
+          <w:i w:val="0"/>
+          <w:color w:val="000000"/>
+          <w:sz w:val="24"/>
+        </w:rPr>
+        <w:t xml:space="preserve">and the </w:t>
       </w:r>
       <w:r>
         <w:rPr>
@@ -3762,7 +3933,14 @@
           <w:color w:val="000000"/>
           <w:sz w:val="24"/>
         </w:rPr>
-        <w:t>le in Ar</w:t>
+        <w:hyperlink r:id="rId23" w:history="1">
+          <w:r>
+            <w:rPr>
+              <w:rStyle w:val="Hyperlink"/>
+            </w:rPr>
+            <w:t>le in Ar</w:t>
+          </w:r>
+        </w:hyperlink>
       </w:r>
       <w:r>
         <w:rPr>
@@ -3962,14 +4140,7 @@
           <w:sz w:val="24"/>
           <w:u w:val="single"/>
         </w:rPr>
-        <w:hyperlink r:id="rId25" w:history="1">
-          <w:r>
-            <w:rPr>
-              <w:rStyle w:val="Hyperlink"/>
-            </w:rPr>
-            <w:t>A</w:t>
-          </w:r>
-        </w:hyperlink>
+        <w:t>A</w:t>
       </w:r>
       <w:r>
         <w:rPr>
@@ -3980,7 +4151,7 @@
           <w:sz w:val="24"/>
           <w:u w:val="single"/>
         </w:rPr>
-        <w:hyperlink r:id="rId25" w:history="1">
+        <w:hyperlink r:id="rId24" w:history="1">
           <w:r>
             <w:rPr>
               <w:rStyle w:val="Hyperlink"/>
@@ -3998,7 +4169,7 @@
           <w:sz w:val="24"/>
           <w:u w:val="single"/>
         </w:rPr>
-        <w:hyperlink r:id="rId25" w:history="1">
+        <w:hyperlink r:id="rId24" w:history="1">
           <w:r>
             <w:rPr>
               <w:rStyle w:val="Hyperlink"/>
@@ -4027,7 +4198,7 @@
           <w:sz w:val="24"/>
           <w:u w:val="single"/>
         </w:rPr>
-        <w:hyperlink r:id="rId25" w:history="1">
+        <w:hyperlink r:id="rId24" w:history="1">
           <w:r>
             <w:rPr>
               <w:rStyle w:val="Hyperlink"/>
@@ -4105,7 +4276,50 @@
           <w:color w:val="000000"/>
           <w:sz w:val="24"/>
         </w:rPr>
-        <w:t xml:space="preserve">The research aid </w:t>
+        <w:hyperlink r:id="rId25" w:history="1">
+          <w:r>
+            <w:rPr>
+              <w:rStyle w:val="Hyperlink"/>
+            </w:rPr>
+            <w:t>The re</w:t>
+          </w:r>
+        </w:hyperlink>
+      </w:r>
+      <w:r>
+        <w:rPr>
+          <w:u w:val="single" w:color="0000ff"/>
+          <w:rFonts w:ascii="Charis SIL Regular" w:hAnsi="Charis SIL Regular" w:eastAsia="Charis SIL Regular"/>
+          <w:b w:val="0"/>
+          <w:i w:val="0"/>
+          <w:color w:val="000000"/>
+          <w:sz w:val="24"/>
+        </w:rPr>
+        <w:hyperlink r:id="rId25" w:history="1">
+          <w:r>
+            <w:rPr>
+              <w:rStyle w:val="Hyperlink"/>
+            </w:rPr>
+            <w:t>s</w:t>
+          </w:r>
+        </w:hyperlink>
+      </w:r>
+      <w:r>
+        <w:rPr>
+          <w:u w:val="single" w:color="0000ff"/>
+          <w:rFonts w:ascii="Charis SIL Regular" w:hAnsi="Charis SIL Regular" w:eastAsia="Charis SIL Regular"/>
+          <w:b w:val="0"/>
+          <w:i w:val="0"/>
+          <w:color w:val="000000"/>
+          <w:sz w:val="24"/>
+        </w:rPr>
+        <w:hyperlink r:id="rId25" w:history="1">
+          <w:r>
+            <w:rPr>
+              <w:rStyle w:val="Hyperlink"/>
+            </w:rPr>
+            <w:t xml:space="preserve">earch aid </w:t>
+          </w:r>
+        </w:hyperlink>
       </w:r>
       <w:r>
         <w:rPr>
@@ -4116,7 +4330,7 @@
           <w:sz w:val="24"/>
           <w:u w:val="single"/>
         </w:rPr>
-        <w:hyperlink r:id="rId13" w:history="1">
+        <w:hyperlink r:id="rId25" w:history="1">
           <w:r>
             <w:rPr>
               <w:rStyle w:val="Hyperlink"/>
@@ -4134,7 +4348,7 @@
           <w:sz w:val="24"/>
           <w:u w:val="single"/>
         </w:rPr>
-        <w:hyperlink r:id="rId13" w:history="1">
+        <w:hyperlink r:id="rId25" w:history="1">
           <w:r>
             <w:rPr>
               <w:rStyle w:val="Hyperlink"/>
@@ -4828,282 +5042,7 @@
           <w:color w:val="000000"/>
           <w:sz w:val="24"/>
         </w:rPr>
-        <w:t>' b</w:t>
-      </w:r>
-      <w:r>
-        <w:rPr>
-          <w:rFonts w:ascii="Charis SIL Regular" w:hAnsi="Charis SIL Regular" w:eastAsia="Charis SIL Regular"/>
-          <w:b w:val="0"/>
-          <w:i w:val="0"/>
-          <w:color w:val="000000"/>
-          <w:sz w:val="24"/>
-        </w:rPr>
-        <w:hyperlink r:id="rId27" w:history="1">
-          <w:r>
-            <w:rPr>
-              <w:rStyle w:val="Hyperlink"/>
-            </w:rPr>
-            <w:t>y h</w:t>
-          </w:r>
-        </w:hyperlink>
-      </w:r>
-      <w:r>
-        <w:rPr>
-          <w:rFonts w:ascii="Charis SIL Regular" w:hAnsi="Charis SIL Regular" w:eastAsia="Charis SIL Regular"/>
-          <w:b w:val="0"/>
-          <w:i w:val="0"/>
-          <w:color w:val="000000"/>
-          <w:sz w:val="24"/>
-        </w:rPr>
-        <w:hyperlink r:id="rId27" w:history="1">
-          <w:r>
-            <w:rPr>
-              <w:rStyle w:val="Hyperlink"/>
-            </w:rPr>
-            <w:t xml:space="preserve">istorian Adi </w:t>
-          </w:r>
-        </w:hyperlink>
-      </w:r>
-      <w:r>
-        <w:rPr>
-          <w:rFonts w:ascii="Charis SIL Regular" w:hAnsi="Charis SIL Regular" w:eastAsia="Charis SIL Regular"/>
-          <w:b w:val="0"/>
-          <w:i w:val="0"/>
-          <w:color w:val="000000"/>
-          <w:sz w:val="24"/>
-        </w:rPr>
-        <w:t>M</w:t>
-      </w:r>
-      <w:r>
-        <w:rPr>
-          <w:rFonts w:ascii="Charis SIL Regular" w:hAnsi="Charis SIL Regular" w:eastAsia="Charis SIL Regular"/>
-          <w:b w:val="0"/>
-          <w:i w:val="0"/>
-          <w:color w:val="000000"/>
-          <w:sz w:val="24"/>
-        </w:rPr>
-        <w:hyperlink r:id="rId27" w:history="1">
-          <w:r>
-            <w:rPr>
-              <w:rStyle w:val="Hyperlink"/>
-            </w:rPr>
-            <w:t>art</w:t>
-          </w:r>
-        </w:hyperlink>
-      </w:r>
-      <w:r>
-        <w:rPr>
-          <w:rFonts w:ascii="Charis SIL Regular" w:hAnsi="Charis SIL Regular" w:eastAsia="Charis SIL Regular"/>
-          <w:b w:val="0"/>
-          <w:i w:val="0"/>
-          <w:color w:val="000000"/>
-          <w:sz w:val="24"/>
-        </w:rPr>
-        <w:hyperlink r:id="rId27" w:history="1">
-          <w:r>
-            <w:rPr>
-              <w:rStyle w:val="Hyperlink"/>
-            </w:rPr>
-            <w:t>i</w:t>
-          </w:r>
-        </w:hyperlink>
-      </w:r>
-      <w:r>
-        <w:rPr>
-          <w:rFonts w:ascii="Charis SIL Regular" w:hAnsi="Charis SIL Regular" w:eastAsia="Charis SIL Regular"/>
-          <w:b w:val="0"/>
-          <w:i w:val="0"/>
-          <w:color w:val="000000"/>
-          <w:sz w:val="24"/>
-        </w:rPr>
-        <w:hyperlink r:id="rId27" w:history="1">
-          <w:r>
-            <w:rPr>
-              <w:rStyle w:val="Hyperlink"/>
-            </w:rPr>
-            <w:t>s desc</w:t>
-          </w:r>
-        </w:hyperlink>
-      </w:r>
-      <w:r>
-        <w:rPr>
-          <w:rFonts w:ascii="Charis SIL Regular" w:hAnsi="Charis SIL Regular" w:eastAsia="Charis SIL Regular"/>
-          <w:b w:val="0"/>
-          <w:i w:val="0"/>
-          <w:color w:val="000000"/>
-          <w:sz w:val="24"/>
-        </w:rPr>
-        <w:hyperlink r:id="rId27" w:history="1">
-          <w:r>
-            <w:rPr>
-              <w:rStyle w:val="Hyperlink"/>
-            </w:rPr>
-            <w:t>r</w:t>
-          </w:r>
-        </w:hyperlink>
-      </w:r>
-      <w:r>
-        <w:rPr>
-          <w:rFonts w:ascii="Charis SIL Regular" w:hAnsi="Charis SIL Regular" w:eastAsia="Charis SIL Regular"/>
-          <w:b w:val="0"/>
-          <w:i w:val="0"/>
-          <w:color w:val="000000"/>
-          <w:sz w:val="24"/>
-        </w:rPr>
-        <w:hyperlink r:id="rId27" w:history="1">
-          <w:r>
-            <w:rPr>
-              <w:rStyle w:val="Hyperlink"/>
-            </w:rPr>
-            <w:t>ibe</w:t>
-          </w:r>
-        </w:hyperlink>
-      </w:r>
-      <w:r>
-        <w:rPr>
-          <w:rFonts w:ascii="Charis SIL Regular" w:hAnsi="Charis SIL Regular" w:eastAsia="Charis SIL Regular"/>
-          <w:b w:val="0"/>
-          <w:i w:val="0"/>
-          <w:color w:val="000000"/>
-          <w:sz w:val="24"/>
-        </w:rPr>
-        <w:hyperlink r:id="rId27" w:history="1">
-          <w:r>
-            <w:rPr>
-              <w:rStyle w:val="Hyperlink"/>
-            </w:rPr>
-            <w:t xml:space="preserve">s the </w:t>
-          </w:r>
-        </w:hyperlink>
-      </w:r>
-      <w:r>
-        <w:rPr>
-          <w:rFonts w:ascii="Charis SIL Regular" w:hAnsi="Charis SIL Regular" w:eastAsia="Charis SIL Regular"/>
-          <w:b w:val="0"/>
-          <w:i w:val="0"/>
-          <w:color w:val="000000"/>
-          <w:sz w:val="24"/>
-        </w:rPr>
-        <w:hyperlink r:id="rId27" w:history="1">
-          <w:r>
-            <w:rPr>
-              <w:rStyle w:val="Hyperlink"/>
-            </w:rPr>
-            <w:t>p</w:t>
-          </w:r>
-        </w:hyperlink>
-      </w:r>
-      <w:r>
-        <w:rPr>
-          <w:rFonts w:ascii="Charis SIL Regular" w:hAnsi="Charis SIL Regular" w:eastAsia="Charis SIL Regular"/>
-          <w:b w:val="0"/>
-          <w:i w:val="0"/>
-          <w:color w:val="000000"/>
-          <w:sz w:val="24"/>
-        </w:rPr>
-        <w:hyperlink r:id="rId27" w:history="1">
-          <w:r>
-            <w:rPr>
-              <w:rStyle w:val="Hyperlink"/>
-            </w:rPr>
-            <w:t>r</w:t>
-          </w:r>
-        </w:hyperlink>
-      </w:r>
-      <w:r>
-        <w:rPr>
-          <w:rFonts w:ascii="Charis SIL Regular" w:hAnsi="Charis SIL Regular" w:eastAsia="Charis SIL Regular"/>
-          <w:b w:val="0"/>
-          <w:i w:val="0"/>
-          <w:color w:val="000000"/>
-          <w:sz w:val="24"/>
-        </w:rPr>
-        <w:hyperlink r:id="rId27" w:history="1">
-          <w:r>
-            <w:rPr>
-              <w:rStyle w:val="Hyperlink"/>
-            </w:rPr>
-            <w:t>eco</w:t>
-          </w:r>
-        </w:hyperlink>
-      </w:r>
-      <w:r>
-        <w:rPr>
-          <w:rFonts w:ascii="Charis SIL Regular" w:hAnsi="Charis SIL Regular" w:eastAsia="Charis SIL Regular"/>
-          <w:b w:val="0"/>
-          <w:i w:val="0"/>
-          <w:color w:val="000000"/>
-          <w:sz w:val="24"/>
-        </w:rPr>
-        <w:hyperlink r:id="rId27" w:history="1">
-          <w:r>
-            <w:rPr>
-              <w:rStyle w:val="Hyperlink"/>
-            </w:rPr>
-            <w:t>l</w:t>
-          </w:r>
-        </w:hyperlink>
-      </w:r>
-      <w:r>
-        <w:rPr>
-          <w:rFonts w:ascii="Charis SIL Regular" w:hAnsi="Charis SIL Regular" w:eastAsia="Charis SIL Regular"/>
-          <w:b w:val="0"/>
-          <w:i w:val="0"/>
-          <w:color w:val="000000"/>
-          <w:sz w:val="24"/>
-        </w:rPr>
-        <w:hyperlink r:id="rId27" w:history="1">
-          <w:r>
-            <w:rPr>
-              <w:rStyle w:val="Hyperlink"/>
-            </w:rPr>
-            <w:t>onial history</w:t>
-          </w:r>
-        </w:hyperlink>
-      </w:r>
-      <w:r>
-        <w:rPr>
-          <w:rFonts w:ascii="Charis SIL Regular" w:hAnsi="Charis SIL Regular" w:eastAsia="Charis SIL Regular"/>
-          <w:b w:val="0"/>
-          <w:i w:val="0"/>
-          <w:color w:val="000000"/>
-          <w:sz w:val="24"/>
-        </w:rPr>
-        <w:hyperlink r:id="rId27" w:history="1">
-          <w:r>
-            <w:rPr>
-              <w:rStyle w:val="Hyperlink"/>
-            </w:rPr>
-            <w:t xml:space="preserve"> of</w:t>
-          </w:r>
-        </w:hyperlink>
-      </w:r>
-      <w:r>
-        <w:rPr>
-          <w:rFonts w:ascii="Charis SIL Regular" w:hAnsi="Charis SIL Regular" w:eastAsia="Charis SIL Regular"/>
-          <w:b w:val="0"/>
-          <w:i w:val="0"/>
-          <w:color w:val="000000"/>
-          <w:sz w:val="24"/>
-        </w:rPr>
-        <w:t xml:space="preserve"> </w:t>
-      </w:r>
-      <w:r>
-        <w:rPr>
-          <w:rFonts w:ascii="Charis SIL Regular" w:hAnsi="Charis SIL Regular" w:eastAsia="Charis SIL Regular"/>
-          <w:b w:val="0"/>
-          <w:i w:val="0"/>
-          <w:color w:val="000000"/>
-          <w:sz w:val="24"/>
-        </w:rPr>
-        <w:hyperlink r:id="rId27" w:history="1">
-          <w:r>
-            <w:rPr>
-              <w:rStyle w:val="Hyperlink"/>
-            </w:rPr>
-            <w:t>Aruba and</w:t>
-          </w:r>
-        </w:hyperlink>
+        <w:t>' by historian Adi Martis describes the precolonial history of Aruba and</w:t>
       </w:r>
       <w:r>
         <w:rPr>
@@ -5380,13 +5319,21 @@
       </w:r>
       <w:r>
         <w:rPr>
-          <w:rFonts w:ascii="Charis SIL Regular" w:hAnsi="Charis SIL Regular" w:eastAsia="Charis SIL Regular"/>
-          <w:b w:val="0"/>
-          <w:i w:val="0"/>
-          <w:color w:val="000000"/>
-          <w:sz w:val="24"/>
-        </w:rPr>
-        <w:t>. Establis</w:t>
+          <w:u w:val="single" w:color="0000ff"/>
+          <w:rFonts w:ascii="Charis SIL Regular" w:hAnsi="Charis SIL Regular" w:eastAsia="Charis SIL Regular"/>
+          <w:b w:val="0"/>
+          <w:i w:val="0"/>
+          <w:color w:val="000000"/>
+          <w:sz w:val="24"/>
+        </w:rPr>
+        <w:hyperlink r:id="rId28" w:history="1">
+          <w:r>
+            <w:rPr>
+              <w:rStyle w:val="Hyperlink"/>
+            </w:rPr>
+            <w:t>. Establis</w:t>
+          </w:r>
+        </w:hyperlink>
       </w:r>
       <w:r>
         <w:rPr>
@@ -6719,7 +6666,7 @@
           <w:sz w:val="24"/>
           <w:u w:val="single"/>
         </w:rPr>
-        <w:hyperlink r:id="rId33" w:history="1">
+        <w:hyperlink r:id="rId32" w:history="1">
           <w:r>
             <w:rPr>
               <w:rStyle w:val="Hyperlink"/>
@@ -6748,7 +6695,7 @@
           <w:sz w:val="24"/>
           <w:u w:val="single"/>
         </w:rPr>
-        <w:hyperlink r:id="rId33" w:history="1">
+        <w:hyperlink r:id="rId32" w:history="1">
           <w:r>
             <w:rPr>
               <w:rStyle w:val="Hyperlink"/>
@@ -6766,7 +6713,7 @@
           <w:sz w:val="24"/>
           <w:u w:val="single"/>
         </w:rPr>
-        <w:hyperlink r:id="rId33" w:history="1">
+        <w:hyperlink r:id="rId32" w:history="1">
           <w:r>
             <w:rPr>
               <w:rStyle w:val="Hyperlink"/>
@@ -6784,7 +6731,7 @@
           <w:sz w:val="24"/>
           <w:u w:val="single"/>
         </w:rPr>
-        <w:hyperlink r:id="rId33" w:history="1">
+        <w:hyperlink r:id="rId32" w:history="1">
           <w:r>
             <w:rPr>
               <w:rStyle w:val="Hyperlink"/>
@@ -6802,7 +6749,7 @@
           <w:sz w:val="24"/>
           <w:u w:val="single"/>
         </w:rPr>
-        <w:hyperlink r:id="rId33" w:history="1">
+        <w:hyperlink r:id="rId32" w:history="1">
           <w:r>
             <w:rPr>
               <w:rStyle w:val="Hyperlink"/>

--- a/EXPORTS/DOCX/published/niveau2/English/ArubaBonaireCuracao.docx
+++ b/EXPORTS/DOCX/published/niveau2/English/ArubaBonaireCuracao.docx
@@ -648,43 +648,7 @@
           <w:color w:val="000000"/>
           <w:sz w:val="24"/>
         </w:rPr>
-        <w:t>islands under the authority of the newly found</w:t>
-      </w:r>
-      <w:r>
-        <w:rPr>
-          <w:u w:val="single" w:color="0000ff"/>
-          <w:rFonts w:ascii="Charis SIL Regular" w:hAnsi="Charis SIL Regular" w:eastAsia="Charis SIL Regular"/>
-          <w:b w:val="0"/>
-          <w:i w:val="0"/>
-          <w:color w:val="000000"/>
-          <w:sz w:val="24"/>
-        </w:rPr>
-        <w:hyperlink r:id="rId10" w:history="1">
-          <w:r>
-            <w:rPr>
-              <w:rStyle w:val="Hyperlink"/>
-            </w:rPr>
-            <w:t>ed Kin</w:t>
-          </w:r>
-        </w:hyperlink>
-      </w:r>
-      <w:r>
-        <w:rPr>
-          <w:u w:val="single" w:color="0000ff"/>
-          <w:rFonts w:ascii="Charis SIL Regular" w:hAnsi="Charis SIL Regular" w:eastAsia="Charis SIL Regular"/>
-          <w:b w:val="0"/>
-          <w:i w:val="0"/>
-          <w:color w:val="000000"/>
-          <w:sz w:val="24"/>
-        </w:rPr>
-        <w:hyperlink r:id="rId10" w:history="1">
-          <w:r>
-            <w:rPr>
-              <w:rStyle w:val="Hyperlink"/>
-            </w:rPr>
-            <w:t>gd</w:t>
-          </w:r>
-        </w:hyperlink>
+        <w:t>islands under the authority of the newly founded Kingd</w:t>
       </w:r>
       <w:r>
         <w:rPr>
@@ -1435,7 +1399,7 @@
             <w:rPr>
               <w:rStyle w:val="Hyperlink"/>
             </w:rPr>
-            <w:t>offic</w:t>
+            <w:t>offi</w:t>
           </w:r>
         </w:hyperlink>
       </w:r>
@@ -1446,19 +1410,36 @@
           <w:i w:val="0"/>
           <w:color w:val="0000FF"/>
           <w:sz w:val="24"/>
+        </w:rPr>
+        <w:hyperlink r:id="rId14" w:history="1">
+          <w:r>
+            <w:rPr>
+              <w:rStyle w:val="Hyperlink"/>
+            </w:rPr>
+            <w:t>ce</w:t>
+          </w:r>
+        </w:hyperlink>
+      </w:r>
+      <w:r>
+        <w:rPr>
+          <w:rFonts w:ascii="Charis SIL Regular" w:hAnsi="Charis SIL Regular" w:eastAsia="Charis SIL Regular"/>
+          <w:b w:val="0"/>
+          <w:i w:val="0"/>
+          <w:color w:val="0000FF"/>
+          <w:sz w:val="24"/>
+        </w:rPr>
+        <w:t>rs</w:t>
+      </w:r>
+      <w:r>
+        <w:rPr>
+          <w:rFonts w:ascii="Charis SIL Regular" w:hAnsi="Charis SIL Regular" w:eastAsia="Charis SIL Regular"/>
+          <w:b w:val="0"/>
+          <w:i w:val="0"/>
+          <w:color w:val="0000FF"/>
+          <w:sz w:val="24"/>
           <w:u w:val="single"/>
         </w:rPr>
-        <w:t>er</w:t>
-      </w:r>
-      <w:r>
-        <w:rPr>
-          <w:rFonts w:ascii="Charis SIL Regular" w:hAnsi="Charis SIL Regular" w:eastAsia="Charis SIL Regular"/>
-          <w:b w:val="0"/>
-          <w:i w:val="0"/>
-          <w:color w:val="0000FF"/>
-          <w:sz w:val="24"/>
-        </w:rPr>
-        <w:t xml:space="preserve">s </w:t>
+        <w:t xml:space="preserve"> </w:t>
       </w:r>
       <w:r>
         <w:rPr>
@@ -2187,205 +2168,7 @@
           <w:color w:val="000000"/>
           <w:sz w:val="24"/>
         </w:rPr>
-        <w:t>contains info</w:t>
-      </w:r>
-      <w:r>
-        <w:rPr>
-          <w:u w:val="single" w:color="0000ff"/>
-          <w:rFonts w:ascii="Charis SIL Regular" w:hAnsi="Charis SIL Regular" w:eastAsia="Charis SIL Regular"/>
-          <w:b w:val="0"/>
-          <w:i w:val="0"/>
-          <w:color w:val="000000"/>
-          <w:sz w:val="24"/>
-        </w:rPr>
-        <w:hyperlink r:id="rId15" w:history="1">
-          <w:r>
-            <w:rPr>
-              <w:rStyle w:val="Hyperlink"/>
-            </w:rPr>
-            <w:t>rmat</w:t>
-          </w:r>
-        </w:hyperlink>
-      </w:r>
-      <w:r>
-        <w:rPr>
-          <w:u w:val="single" w:color="0000ff"/>
-          <w:rFonts w:ascii="Charis SIL Regular" w:hAnsi="Charis SIL Regular" w:eastAsia="Charis SIL Regular"/>
-          <w:b w:val="0"/>
-          <w:i w:val="0"/>
-          <w:color w:val="000000"/>
-          <w:sz w:val="24"/>
-        </w:rPr>
-        <w:hyperlink r:id="rId15" w:history="1">
-          <w:r>
-            <w:rPr>
-              <w:rStyle w:val="Hyperlink"/>
-            </w:rPr>
-            <w:t>i</w:t>
-          </w:r>
-        </w:hyperlink>
-      </w:r>
-      <w:r>
-        <w:rPr>
-          <w:u w:val="single" w:color="0000ff"/>
-          <w:rFonts w:ascii="Charis SIL Regular" w:hAnsi="Charis SIL Regular" w:eastAsia="Charis SIL Regular"/>
-          <w:b w:val="0"/>
-          <w:i w:val="0"/>
-          <w:color w:val="000000"/>
-          <w:sz w:val="24"/>
-        </w:rPr>
-        <w:hyperlink r:id="rId15" w:history="1">
-          <w:r>
-            <w:rPr>
-              <w:rStyle w:val="Hyperlink"/>
-            </w:rPr>
-            <w:t>on abou</w:t>
-          </w:r>
-        </w:hyperlink>
-      </w:r>
-      <w:r>
-        <w:rPr>
-          <w:u w:val="single" w:color="0000ff"/>
-          <w:rFonts w:ascii="Charis SIL Regular" w:hAnsi="Charis SIL Regular" w:eastAsia="Charis SIL Regular"/>
-          <w:b w:val="0"/>
-          <w:i w:val="0"/>
-          <w:color w:val="000000"/>
-          <w:sz w:val="24"/>
-        </w:rPr>
-        <w:hyperlink r:id="rId15" w:history="1">
-          <w:r>
-            <w:rPr>
-              <w:rStyle w:val="Hyperlink"/>
-            </w:rPr>
-            <w:t>t</w:t>
-          </w:r>
-        </w:hyperlink>
-      </w:r>
-      <w:r>
-        <w:rPr>
-          <w:u w:val="single" w:color="0000ff"/>
-          <w:rFonts w:ascii="Charis SIL Regular" w:hAnsi="Charis SIL Regular" w:eastAsia="Charis SIL Regular"/>
-          <w:b w:val="0"/>
-          <w:i w:val="0"/>
-          <w:color w:val="000000"/>
-          <w:sz w:val="24"/>
-        </w:rPr>
-        <w:hyperlink r:id="rId15" w:history="1">
-          <w:r>
-            <w:rPr>
-              <w:rStyle w:val="Hyperlink"/>
-            </w:rPr>
-            <w:t xml:space="preserve"> D</w:t>
-          </w:r>
-        </w:hyperlink>
-      </w:r>
-      <w:r>
-        <w:rPr>
-          <w:u w:val="single" w:color="0000ff"/>
-          <w:rFonts w:ascii="Charis SIL Regular" w:hAnsi="Charis SIL Regular" w:eastAsia="Charis SIL Regular"/>
-          <w:b w:val="0"/>
-          <w:i w:val="0"/>
-          <w:color w:val="000000"/>
-          <w:sz w:val="24"/>
-        </w:rPr>
-        <w:hyperlink r:id="rId15" w:history="1">
-          <w:r>
-            <w:rPr>
-              <w:rStyle w:val="Hyperlink"/>
-            </w:rPr>
-            <w:t>utc</w:t>
-          </w:r>
-        </w:hyperlink>
-      </w:r>
-      <w:r>
-        <w:rPr>
-          <w:u w:val="single" w:color="0000ff"/>
-          <w:rFonts w:ascii="Charis SIL Regular" w:hAnsi="Charis SIL Regular" w:eastAsia="Charis SIL Regular"/>
-          <w:b w:val="0"/>
-          <w:i w:val="0"/>
-          <w:color w:val="000000"/>
-          <w:sz w:val="24"/>
-        </w:rPr>
-        <w:hyperlink r:id="rId15" w:history="1">
-          <w:r>
-            <w:rPr>
-              <w:rStyle w:val="Hyperlink"/>
-            </w:rPr>
-            <w:t>h</w:t>
-          </w:r>
-        </w:hyperlink>
-      </w:r>
-      <w:r>
-        <w:rPr>
-          <w:u w:val="single" w:color="0000ff"/>
-          <w:rFonts w:ascii="Charis SIL Regular" w:hAnsi="Charis SIL Regular" w:eastAsia="Charis SIL Regular"/>
-          <w:b w:val="0"/>
-          <w:i w:val="0"/>
-          <w:color w:val="000000"/>
-          <w:sz w:val="24"/>
-        </w:rPr>
-        <w:hyperlink r:id="rId15" w:history="1">
-          <w:r>
-            <w:rPr>
-              <w:rStyle w:val="Hyperlink"/>
-            </w:rPr>
-            <w:t xml:space="preserve"> colo</w:t>
-          </w:r>
-        </w:hyperlink>
-      </w:r>
-      <w:r>
-        <w:rPr>
-          <w:u w:val="single" w:color="0000ff"/>
-          <w:rFonts w:ascii="Charis SIL Regular" w:hAnsi="Charis SIL Regular" w:eastAsia="Charis SIL Regular"/>
-          <w:b w:val="0"/>
-          <w:i w:val="0"/>
-          <w:color w:val="000000"/>
-          <w:sz w:val="24"/>
-        </w:rPr>
-        <w:hyperlink r:id="rId15" w:history="1">
-          <w:r>
-            <w:rPr>
-              <w:rStyle w:val="Hyperlink"/>
-            </w:rPr>
-            <w:t>nial civ</w:t>
-          </w:r>
-        </w:hyperlink>
-      </w:r>
-      <w:r>
-        <w:rPr>
-          <w:u w:val="single" w:color="0000ff"/>
-          <w:rFonts w:ascii="Charis SIL Regular" w:hAnsi="Charis SIL Regular" w:eastAsia="Charis SIL Regular"/>
-          <w:b w:val="0"/>
-          <w:i w:val="0"/>
-          <w:color w:val="000000"/>
-          <w:sz w:val="24"/>
-        </w:rPr>
-        <w:hyperlink r:id="rId15" w:history="1">
-          <w:r>
-            <w:rPr>
-              <w:rStyle w:val="Hyperlink"/>
-            </w:rPr>
-            <w:t>il servants</w:t>
-          </w:r>
-        </w:hyperlink>
-      </w:r>
-      <w:r>
-        <w:rPr>
-          <w:u w:val="single" w:color="0000ff"/>
-          <w:rFonts w:ascii="Charis SIL Regular" w:hAnsi="Charis SIL Regular" w:eastAsia="Charis SIL Regular"/>
-          <w:b w:val="0"/>
-          <w:i w:val="0"/>
-          <w:color w:val="000000"/>
-          <w:sz w:val="24"/>
-        </w:rPr>
-        <w:hyperlink r:id="rId15" w:history="1">
-          <w:r>
-            <w:rPr>
-              <w:rStyle w:val="Hyperlink"/>
-            </w:rPr>
-            <w:t xml:space="preserve"> in S</w:t>
-          </w:r>
-        </w:hyperlink>
+        <w:t>contains information about Dutch colonial civil servants in S</w:t>
       </w:r>
       <w:r>
         <w:rPr>
@@ -2432,14 +2215,7 @@
           <w:color w:val="000000"/>
           <w:sz w:val="24"/>
         </w:rPr>
-        <w:hyperlink r:id="rId15" w:history="1">
-          <w:r>
-            <w:rPr>
-              <w:rStyle w:val="Hyperlink"/>
-            </w:rPr>
-            <w:t>ame, Ar</w:t>
-          </w:r>
-        </w:hyperlink>
+        <w:t>ame, Ar</w:t>
       </w:r>
       <w:r>
         <w:rPr>
@@ -2812,6 +2588,7 @@
       </w:r>
       <w:r>
         <w:rPr>
+          <w:u w:val="single" w:color="0000ff"/>
           <w:rFonts w:ascii="Charis SIL Regular" w:hAnsi="Charis SIL Regular" w:eastAsia="Charis SIL Regular"/>
           <w:b w:val="0"/>
           <w:i w:val="0"/>
@@ -3202,13 +2979,39 @@
       </w:r>
       <w:r>
         <w:rPr>
+          <w:u w:val="single" w:color="0000ff"/>
           <w:rFonts w:ascii="Charis SIL Regular" w:hAnsi="Charis SIL Regular" w:eastAsia="Charis SIL Regular"/>
           <w:b w:val="0"/>
           <w:i w:val="0"/>
           <w:color w:val="000000"/>
           <w:sz w:val="24"/>
         </w:rPr>
-        <w:t xml:space="preserve">and the </w:t>
+        <w:hyperlink r:id="rId18" w:history="1">
+          <w:r>
+            <w:rPr>
+              <w:rStyle w:val="Hyperlink"/>
+            </w:rPr>
+            <w:t>and</w:t>
+          </w:r>
+        </w:hyperlink>
+      </w:r>
+      <w:r>
+        <w:rPr>
+          <w:u w:val="single" w:color="0000ff"/>
+          <w:rFonts w:ascii="Charis SIL Regular" w:hAnsi="Charis SIL Regular" w:eastAsia="Charis SIL Regular"/>
+          <w:b w:val="0"/>
+          <w:i w:val="0"/>
+          <w:color w:val="000000"/>
+          <w:sz w:val="24"/>
+        </w:rPr>
+        <w:hyperlink r:id="rId18" w:history="1">
+          <w:r>
+            <w:rPr>
+              <w:rStyle w:val="Hyperlink"/>
+            </w:rPr>
+            <w:t xml:space="preserve"> the </w:t>
+          </w:r>
+        </w:hyperlink>
       </w:r>
       <w:r>
         <w:rPr>
@@ -3759,39 +3562,13 @@
       </w:r>
       <w:r>
         <w:rPr>
-          <w:u w:val="single" w:color="0000ff"/>
           <w:rFonts w:ascii="Charis SIL Regular" w:hAnsi="Charis SIL Regular" w:eastAsia="Charis SIL Regular"/>
           <w:b w:val="0"/>
           <w:i w:val="0"/>
           <w:color w:val="000000"/>
           <w:sz w:val="24"/>
         </w:rPr>
-        <w:hyperlink r:id="rId21" w:history="1">
-          <w:r>
-            <w:rPr>
-              <w:rStyle w:val="Hyperlink"/>
-            </w:rPr>
-            <w:t>itutions i</w:t>
-          </w:r>
-        </w:hyperlink>
-      </w:r>
-      <w:r>
-        <w:rPr>
-          <w:u w:val="single" w:color="0000ff"/>
-          <w:rFonts w:ascii="Charis SIL Regular" w:hAnsi="Charis SIL Regular" w:eastAsia="Charis SIL Regular"/>
-          <w:b w:val="0"/>
-          <w:i w:val="0"/>
-          <w:color w:val="000000"/>
-          <w:sz w:val="24"/>
-        </w:rPr>
-        <w:hyperlink r:id="rId21" w:history="1">
-          <w:r>
-            <w:rPr>
-              <w:rStyle w:val="Hyperlink"/>
-            </w:rPr>
-            <w:t>n t</w:t>
-          </w:r>
-        </w:hyperlink>
+        <w:t>itutions in t</w:t>
       </w:r>
       <w:r>
         <w:rPr>
@@ -3813,31 +3590,13 @@
       </w:r>
       <w:r>
         <w:rPr>
-          <w:u w:val="single" w:color="0000ff"/>
           <w:rFonts w:ascii="Charis SIL Regular" w:hAnsi="Charis SIL Regular" w:eastAsia="Charis SIL Regular"/>
           <w:b w:val="0"/>
           <w:i w:val="0"/>
           <w:color w:val="000000"/>
           <w:sz w:val="24"/>
         </w:rPr>
-        <w:hyperlink r:id="rId21" w:history="1">
-          <w:r>
-            <w:rPr>
-              <w:rStyle w:val="Hyperlink"/>
-            </w:rPr>
-            <w:t>Netherlands</w:t>
-          </w:r>
-        </w:hyperlink>
-      </w:r>
-      <w:r>
-        <w:rPr>
-          <w:rFonts w:ascii="Charis SIL Regular" w:hAnsi="Charis SIL Regular" w:eastAsia="Charis SIL Regular"/>
-          <w:b w:val="0"/>
-          <w:i w:val="0"/>
-          <w:color w:val="000000"/>
-          <w:sz w:val="24"/>
-        </w:rPr>
-        <w:t xml:space="preserve">. There is also a specific </w:t>
+        <w:t xml:space="preserve">Netherlands. There is also a specific </w:t>
       </w:r>
       <w:r>
         <w:rPr>
@@ -3933,14 +3692,7 @@
           <w:color w:val="000000"/>
           <w:sz w:val="24"/>
         </w:rPr>
-        <w:hyperlink r:id="rId23" w:history="1">
-          <w:r>
-            <w:rPr>
-              <w:rStyle w:val="Hyperlink"/>
-            </w:rPr>
-            <w:t>le in Ar</w:t>
-          </w:r>
-        </w:hyperlink>
+        <w:t>le in Ar</w:t>
       </w:r>
       <w:r>
         <w:rPr>
@@ -4140,7 +3892,14 @@
           <w:sz w:val="24"/>
           <w:u w:val="single"/>
         </w:rPr>
-        <w:t>A</w:t>
+        <w:hyperlink r:id="rId25" w:history="1">
+          <w:r>
+            <w:rPr>
+              <w:rStyle w:val="Hyperlink"/>
+            </w:rPr>
+            <w:t>A</w:t>
+          </w:r>
+        </w:hyperlink>
       </w:r>
       <w:r>
         <w:rPr>
@@ -4151,7 +3910,7 @@
           <w:sz w:val="24"/>
           <w:u w:val="single"/>
         </w:rPr>
-        <w:hyperlink r:id="rId24" w:history="1">
+        <w:hyperlink r:id="rId25" w:history="1">
           <w:r>
             <w:rPr>
               <w:rStyle w:val="Hyperlink"/>
@@ -4169,7 +3928,7 @@
           <w:sz w:val="24"/>
           <w:u w:val="single"/>
         </w:rPr>
-        <w:hyperlink r:id="rId24" w:history="1">
+        <w:hyperlink r:id="rId25" w:history="1">
           <w:r>
             <w:rPr>
               <w:rStyle w:val="Hyperlink"/>
@@ -4198,7 +3957,7 @@
           <w:sz w:val="24"/>
           <w:u w:val="single"/>
         </w:rPr>
-        <w:hyperlink r:id="rId24" w:history="1">
+        <w:hyperlink r:id="rId25" w:history="1">
           <w:r>
             <w:rPr>
               <w:rStyle w:val="Hyperlink"/>
@@ -4498,25 +4257,7 @@
           <w:color w:val="000000"/>
           <w:sz w:val="24"/>
         </w:rPr>
-        <w:t>contains relevant</w:t>
-      </w:r>
-      <w:r>
-        <w:rPr>
-          <w:u w:val="single" w:color="0000ff"/>
-          <w:rFonts w:ascii="Charis SIL Regular" w:hAnsi="Charis SIL Regular" w:eastAsia="Charis SIL Regular"/>
-          <w:b w:val="0"/>
-          <w:i w:val="0"/>
-          <w:color w:val="000000"/>
-          <w:sz w:val="24"/>
-        </w:rPr>
-        <w:hyperlink r:id="rId13" w:history="1">
-          <w:r>
-            <w:rPr>
-              <w:rStyle w:val="Hyperlink"/>
-            </w:rPr>
-            <w:t xml:space="preserve"> inform</w:t>
-          </w:r>
-        </w:hyperlink>
+        <w:t>contains relevant inform</w:t>
       </w:r>
       <w:r>
         <w:rPr>
@@ -5042,7 +4783,112 @@
           <w:color w:val="000000"/>
           <w:sz w:val="24"/>
         </w:rPr>
-        <w:t>' by historian Adi Martis describes the precolonial history of Aruba and</w:t>
+        <w:t>' by h</w:t>
+      </w:r>
+      <w:r>
+        <w:rPr>
+          <w:rFonts w:ascii="Charis SIL Regular" w:hAnsi="Charis SIL Regular" w:eastAsia="Charis SIL Regular"/>
+          <w:b w:val="0"/>
+          <w:i w:val="0"/>
+          <w:color w:val="000000"/>
+          <w:sz w:val="24"/>
+        </w:rPr>
+        <w:hyperlink r:id="rId27" w:history="1">
+          <w:r>
+            <w:rPr>
+              <w:rStyle w:val="Hyperlink"/>
+            </w:rPr>
+            <w:t xml:space="preserve">istorian Adi </w:t>
+          </w:r>
+        </w:hyperlink>
+      </w:r>
+      <w:r>
+        <w:rPr>
+          <w:rFonts w:ascii="Charis SIL Regular" w:hAnsi="Charis SIL Regular" w:eastAsia="Charis SIL Regular"/>
+          <w:b w:val="0"/>
+          <w:i w:val="0"/>
+          <w:color w:val="000000"/>
+          <w:sz w:val="24"/>
+        </w:rPr>
+        <w:t>M</w:t>
+      </w:r>
+      <w:r>
+        <w:rPr>
+          <w:rFonts w:ascii="Charis SIL Regular" w:hAnsi="Charis SIL Regular" w:eastAsia="Charis SIL Regular"/>
+          <w:b w:val="0"/>
+          <w:i w:val="0"/>
+          <w:color w:val="000000"/>
+          <w:sz w:val="24"/>
+        </w:rPr>
+        <w:hyperlink r:id="rId27" w:history="1">
+          <w:r>
+            <w:rPr>
+              <w:rStyle w:val="Hyperlink"/>
+            </w:rPr>
+            <w:t>art</w:t>
+          </w:r>
+        </w:hyperlink>
+      </w:r>
+      <w:r>
+        <w:rPr>
+          <w:rFonts w:ascii="Charis SIL Regular" w:hAnsi="Charis SIL Regular" w:eastAsia="Charis SIL Regular"/>
+          <w:b w:val="0"/>
+          <w:i w:val="0"/>
+          <w:color w:val="000000"/>
+          <w:sz w:val="24"/>
+        </w:rPr>
+        <w:hyperlink r:id="rId27" w:history="1">
+          <w:r>
+            <w:rPr>
+              <w:rStyle w:val="Hyperlink"/>
+            </w:rPr>
+            <w:t>i</w:t>
+          </w:r>
+        </w:hyperlink>
+      </w:r>
+      <w:r>
+        <w:rPr>
+          <w:rFonts w:ascii="Charis SIL Regular" w:hAnsi="Charis SIL Regular" w:eastAsia="Charis SIL Regular"/>
+          <w:b w:val="0"/>
+          <w:i w:val="0"/>
+          <w:color w:val="000000"/>
+          <w:sz w:val="24"/>
+        </w:rPr>
+        <w:hyperlink r:id="rId27" w:history="1">
+          <w:r>
+            <w:rPr>
+              <w:rStyle w:val="Hyperlink"/>
+            </w:rPr>
+            <w:t>s desc</w:t>
+          </w:r>
+        </w:hyperlink>
+      </w:r>
+      <w:r>
+        <w:rPr>
+          <w:rFonts w:ascii="Charis SIL Regular" w:hAnsi="Charis SIL Regular" w:eastAsia="Charis SIL Regular"/>
+          <w:b w:val="0"/>
+          <w:i w:val="0"/>
+          <w:color w:val="000000"/>
+          <w:sz w:val="24"/>
+        </w:rPr>
+        <w:hyperlink r:id="rId27" w:history="1">
+          <w:r>
+            <w:rPr>
+              <w:rStyle w:val="Hyperlink"/>
+            </w:rPr>
+            <w:t>r</w:t>
+          </w:r>
+        </w:hyperlink>
+      </w:r>
+      <w:r>
+        <w:rPr>
+          <w:rFonts w:ascii="Charis SIL Regular" w:hAnsi="Charis SIL Regular" w:eastAsia="Charis SIL Regular"/>
+          <w:b w:val="0"/>
+          <w:i w:val="0"/>
+          <w:color w:val="000000"/>
+          <w:sz w:val="24"/>
+        </w:rPr>
+        <w:t>ibes the precolonial history of Aruba and</w:t>
       </w:r>
       <w:r>
         <w:rPr>
@@ -6494,143 +6340,19 @@
           <w:i w:val="0"/>
           <w:color w:val="0000FF"/>
           <w:sz w:val="24"/>
+        </w:rPr>
+        <w:t>Curaçao: Free from Slavery (man</w:t>
+      </w:r>
+      <w:r>
+        <w:rPr>
+          <w:rFonts w:ascii="Charis SIL Regular" w:hAnsi="Charis SIL Regular" w:eastAsia="Charis SIL Regular"/>
+          <w:b w:val="0"/>
+          <w:i w:val="0"/>
+          <w:color w:val="0000FF"/>
+          <w:sz w:val="24"/>
           <w:u w:val="single"/>
         </w:rPr>
-        <w:hyperlink r:id="rId33" w:history="1">
-          <w:r>
-            <w:rPr>
-              <w:rStyle w:val="Hyperlink"/>
-            </w:rPr>
-            <w:t>Curaçao:</w:t>
-          </w:r>
-        </w:hyperlink>
-      </w:r>
-      <w:r>
-        <w:rPr>
-          <w:rFonts w:ascii="Charis SIL Regular" w:hAnsi="Charis SIL Regular" w:eastAsia="Charis SIL Regular"/>
-          <w:b w:val="0"/>
-          <w:i w:val="0"/>
-          <w:color w:val="0000FF"/>
-          <w:sz w:val="24"/>
-          <w:u w:val="single"/>
-        </w:rPr>
-        <w:t xml:space="preserve"> </w:t>
-      </w:r>
-      <w:r>
-        <w:rPr>
-          <w:rFonts w:ascii="Charis SIL Regular" w:hAnsi="Charis SIL Regular" w:eastAsia="Charis SIL Regular"/>
-          <w:b w:val="0"/>
-          <w:i w:val="0"/>
-          <w:color w:val="0000FF"/>
-          <w:sz w:val="24"/>
-          <w:u w:val="single"/>
-        </w:rPr>
-        <w:hyperlink r:id="rId33" w:history="1">
-          <w:r>
-            <w:rPr>
-              <w:rStyle w:val="Hyperlink"/>
-            </w:rPr>
-            <w:t>Free</w:t>
-          </w:r>
-        </w:hyperlink>
-      </w:r>
-      <w:r>
-        <w:rPr>
-          <w:rFonts w:ascii="Charis SIL Regular" w:hAnsi="Charis SIL Regular" w:eastAsia="Charis SIL Regular"/>
-          <w:b w:val="0"/>
-          <w:i w:val="0"/>
-          <w:color w:val="0000FF"/>
-          <w:sz w:val="24"/>
-          <w:u w:val="single"/>
-        </w:rPr>
-        <w:t xml:space="preserve"> </w:t>
-      </w:r>
-      <w:r>
-        <w:rPr>
-          <w:rFonts w:ascii="Charis SIL Regular" w:hAnsi="Charis SIL Regular" w:eastAsia="Charis SIL Regular"/>
-          <w:b w:val="0"/>
-          <w:i w:val="0"/>
-          <w:color w:val="0000FF"/>
-          <w:sz w:val="24"/>
-          <w:u w:val="single"/>
-        </w:rPr>
-        <w:hyperlink r:id="rId33" w:history="1">
-          <w:r>
-            <w:rPr>
-              <w:rStyle w:val="Hyperlink"/>
-            </w:rPr>
-            <w:t>from</w:t>
-          </w:r>
-        </w:hyperlink>
-      </w:r>
-      <w:r>
-        <w:rPr>
-          <w:rFonts w:ascii="Charis SIL Regular" w:hAnsi="Charis SIL Regular" w:eastAsia="Charis SIL Regular"/>
-          <w:b w:val="0"/>
-          <w:i w:val="0"/>
-          <w:color w:val="0000FF"/>
-          <w:sz w:val="24"/>
-          <w:u w:val="single"/>
-        </w:rPr>
-        <w:t xml:space="preserve"> </w:t>
-      </w:r>
-      <w:r>
-        <w:rPr>
-          <w:rFonts w:ascii="Charis SIL Regular" w:hAnsi="Charis SIL Regular" w:eastAsia="Charis SIL Regular"/>
-          <w:b w:val="0"/>
-          <w:i w:val="0"/>
-          <w:color w:val="0000FF"/>
-          <w:sz w:val="24"/>
-          <w:u w:val="single"/>
-        </w:rPr>
-        <w:hyperlink r:id="rId33" w:history="1">
-          <w:r>
-            <w:rPr>
-              <w:rStyle w:val="Hyperlink"/>
-            </w:rPr>
-            <w:t>Slavery</w:t>
-          </w:r>
-        </w:hyperlink>
-      </w:r>
-      <w:r>
-        <w:rPr>
-          <w:rFonts w:ascii="Charis SIL Regular" w:hAnsi="Charis SIL Regular" w:eastAsia="Charis SIL Regular"/>
-          <w:b w:val="0"/>
-          <w:i w:val="0"/>
-          <w:color w:val="0000FF"/>
-          <w:sz w:val="24"/>
-          <w:u w:val="single"/>
-        </w:rPr>
-        <w:t xml:space="preserve"> </w:t>
-      </w:r>
-      <w:r>
-        <w:rPr>
-          <w:rFonts w:ascii="Charis SIL Regular" w:hAnsi="Charis SIL Regular" w:eastAsia="Charis SIL Regular"/>
-          <w:b w:val="0"/>
-          <w:i w:val="0"/>
-          <w:color w:val="0000FF"/>
-          <w:sz w:val="24"/>
-          <w:u w:val="single"/>
-        </w:rPr>
-        <w:hyperlink r:id="rId33" w:history="1">
-          <w:r>
-            <w:rPr>
-              <w:rStyle w:val="Hyperlink"/>
-            </w:rPr>
-            <w:t>(man</w:t>
-          </w:r>
-        </w:hyperlink>
-      </w:r>
-      <w:r>
-        <w:rPr>
-          <w:rFonts w:ascii="Charis SIL Regular" w:hAnsi="Charis SIL Regular" w:eastAsia="Charis SIL Regular"/>
-          <w:b w:val="0"/>
-          <w:i w:val="0"/>
-          <w:color w:val="0000FF"/>
-          <w:sz w:val="24"/>
-          <w:u w:val="single"/>
-        </w:rPr>
-        <w:hyperlink r:id="rId33" w:history="1">
+        <w:hyperlink r:id="rId32" w:history="1">
           <w:r>
             <w:rPr>
               <w:rStyle w:val="Hyperlink"/>
@@ -6648,7 +6370,7 @@
           <w:sz w:val="24"/>
           <w:u w:val="single"/>
         </w:rPr>
-        <w:hyperlink r:id="rId33" w:history="1">
+        <w:hyperlink r:id="rId32" w:history="1">
           <w:r>
             <w:rPr>
               <w:rStyle w:val="Hyperlink"/>

--- a/EXPORTS/DOCX/published/niveau2/English/ArubaBonaireCuracao.docx
+++ b/EXPORTS/DOCX/published/niveau2/English/ArubaBonaireCuracao.docx
@@ -648,7 +648,43 @@
           <w:color w:val="000000"/>
           <w:sz w:val="24"/>
         </w:rPr>
-        <w:t>islands under the authority of the newly founded Kingd</w:t>
+        <w:t>islands under the authority of the newly found</w:t>
+      </w:r>
+      <w:r>
+        <w:rPr>
+          <w:u w:val="single" w:color="0000ff"/>
+          <w:rFonts w:ascii="Charis SIL Regular" w:hAnsi="Charis SIL Regular" w:eastAsia="Charis SIL Regular"/>
+          <w:b w:val="0"/>
+          <w:i w:val="0"/>
+          <w:color w:val="000000"/>
+          <w:sz w:val="24"/>
+        </w:rPr>
+        <w:hyperlink r:id="rId10" w:history="1">
+          <w:r>
+            <w:rPr>
+              <w:rStyle w:val="Hyperlink"/>
+            </w:rPr>
+            <w:t>ed Kin</w:t>
+          </w:r>
+        </w:hyperlink>
+      </w:r>
+      <w:r>
+        <w:rPr>
+          <w:u w:val="single" w:color="0000ff"/>
+          <w:rFonts w:ascii="Charis SIL Regular" w:hAnsi="Charis SIL Regular" w:eastAsia="Charis SIL Regular"/>
+          <w:b w:val="0"/>
+          <w:i w:val="0"/>
+          <w:color w:val="000000"/>
+          <w:sz w:val="24"/>
+        </w:rPr>
+        <w:hyperlink r:id="rId10" w:history="1">
+          <w:r>
+            <w:rPr>
+              <w:rStyle w:val="Hyperlink"/>
+            </w:rPr>
+            <w:t>gd</w:t>
+          </w:r>
+        </w:hyperlink>
       </w:r>
       <w:r>
         <w:rPr>
@@ -706,6 +742,7 @@
       </w:r>
       <w:r>
         <w:rPr>
+          <w:u w:val="single" w:color="0000ff"/>
           <w:rFonts w:ascii="Charis SIL Regular" w:hAnsi="Charis SIL Regular" w:eastAsia="Charis SIL Regular"/>
           <w:b w:val="0"/>
           <w:i w:val="0"/>
@@ -1410,15 +1447,9 @@
           <w:i w:val="0"/>
           <w:color w:val="0000FF"/>
           <w:sz w:val="24"/>
-        </w:rPr>
-        <w:hyperlink r:id="rId14" w:history="1">
-          <w:r>
-            <w:rPr>
-              <w:rStyle w:val="Hyperlink"/>
-            </w:rPr>
-            <w:t>ce</w:t>
-          </w:r>
-        </w:hyperlink>
+          <w:u w:val="single"/>
+        </w:rPr>
+        <w:t>ce</w:t>
       </w:r>
       <w:r>
         <w:rPr>
@@ -2168,7 +2199,205 @@
           <w:color w:val="000000"/>
           <w:sz w:val="24"/>
         </w:rPr>
-        <w:t>contains information about Dutch colonial civil servants in S</w:t>
+        <w:t>contains info</w:t>
+      </w:r>
+      <w:r>
+        <w:rPr>
+          <w:u w:val="single" w:color="0000ff"/>
+          <w:rFonts w:ascii="Charis SIL Regular" w:hAnsi="Charis SIL Regular" w:eastAsia="Charis SIL Regular"/>
+          <w:b w:val="0"/>
+          <w:i w:val="0"/>
+          <w:color w:val="000000"/>
+          <w:sz w:val="24"/>
+        </w:rPr>
+        <w:hyperlink r:id="rId15" w:history="1">
+          <w:r>
+            <w:rPr>
+              <w:rStyle w:val="Hyperlink"/>
+            </w:rPr>
+            <w:t>rmat</w:t>
+          </w:r>
+        </w:hyperlink>
+      </w:r>
+      <w:r>
+        <w:rPr>
+          <w:u w:val="single" w:color="0000ff"/>
+          <w:rFonts w:ascii="Charis SIL Regular" w:hAnsi="Charis SIL Regular" w:eastAsia="Charis SIL Regular"/>
+          <w:b w:val="0"/>
+          <w:i w:val="0"/>
+          <w:color w:val="000000"/>
+          <w:sz w:val="24"/>
+        </w:rPr>
+        <w:hyperlink r:id="rId15" w:history="1">
+          <w:r>
+            <w:rPr>
+              <w:rStyle w:val="Hyperlink"/>
+            </w:rPr>
+            <w:t>i</w:t>
+          </w:r>
+        </w:hyperlink>
+      </w:r>
+      <w:r>
+        <w:rPr>
+          <w:u w:val="single" w:color="0000ff"/>
+          <w:rFonts w:ascii="Charis SIL Regular" w:hAnsi="Charis SIL Regular" w:eastAsia="Charis SIL Regular"/>
+          <w:b w:val="0"/>
+          <w:i w:val="0"/>
+          <w:color w:val="000000"/>
+          <w:sz w:val="24"/>
+        </w:rPr>
+        <w:hyperlink r:id="rId15" w:history="1">
+          <w:r>
+            <w:rPr>
+              <w:rStyle w:val="Hyperlink"/>
+            </w:rPr>
+            <w:t>on abou</w:t>
+          </w:r>
+        </w:hyperlink>
+      </w:r>
+      <w:r>
+        <w:rPr>
+          <w:u w:val="single" w:color="0000ff"/>
+          <w:rFonts w:ascii="Charis SIL Regular" w:hAnsi="Charis SIL Regular" w:eastAsia="Charis SIL Regular"/>
+          <w:b w:val="0"/>
+          <w:i w:val="0"/>
+          <w:color w:val="000000"/>
+          <w:sz w:val="24"/>
+        </w:rPr>
+        <w:hyperlink r:id="rId15" w:history="1">
+          <w:r>
+            <w:rPr>
+              <w:rStyle w:val="Hyperlink"/>
+            </w:rPr>
+            <w:t>t</w:t>
+          </w:r>
+        </w:hyperlink>
+      </w:r>
+      <w:r>
+        <w:rPr>
+          <w:u w:val="single" w:color="0000ff"/>
+          <w:rFonts w:ascii="Charis SIL Regular" w:hAnsi="Charis SIL Regular" w:eastAsia="Charis SIL Regular"/>
+          <w:b w:val="0"/>
+          <w:i w:val="0"/>
+          <w:color w:val="000000"/>
+          <w:sz w:val="24"/>
+        </w:rPr>
+        <w:hyperlink r:id="rId15" w:history="1">
+          <w:r>
+            <w:rPr>
+              <w:rStyle w:val="Hyperlink"/>
+            </w:rPr>
+            <w:t xml:space="preserve"> D</w:t>
+          </w:r>
+        </w:hyperlink>
+      </w:r>
+      <w:r>
+        <w:rPr>
+          <w:u w:val="single" w:color="0000ff"/>
+          <w:rFonts w:ascii="Charis SIL Regular" w:hAnsi="Charis SIL Regular" w:eastAsia="Charis SIL Regular"/>
+          <w:b w:val="0"/>
+          <w:i w:val="0"/>
+          <w:color w:val="000000"/>
+          <w:sz w:val="24"/>
+        </w:rPr>
+        <w:hyperlink r:id="rId15" w:history="1">
+          <w:r>
+            <w:rPr>
+              <w:rStyle w:val="Hyperlink"/>
+            </w:rPr>
+            <w:t>utc</w:t>
+          </w:r>
+        </w:hyperlink>
+      </w:r>
+      <w:r>
+        <w:rPr>
+          <w:u w:val="single" w:color="0000ff"/>
+          <w:rFonts w:ascii="Charis SIL Regular" w:hAnsi="Charis SIL Regular" w:eastAsia="Charis SIL Regular"/>
+          <w:b w:val="0"/>
+          <w:i w:val="0"/>
+          <w:color w:val="000000"/>
+          <w:sz w:val="24"/>
+        </w:rPr>
+        <w:hyperlink r:id="rId15" w:history="1">
+          <w:r>
+            <w:rPr>
+              <w:rStyle w:val="Hyperlink"/>
+            </w:rPr>
+            <w:t>h</w:t>
+          </w:r>
+        </w:hyperlink>
+      </w:r>
+      <w:r>
+        <w:rPr>
+          <w:u w:val="single" w:color="0000ff"/>
+          <w:rFonts w:ascii="Charis SIL Regular" w:hAnsi="Charis SIL Regular" w:eastAsia="Charis SIL Regular"/>
+          <w:b w:val="0"/>
+          <w:i w:val="0"/>
+          <w:color w:val="000000"/>
+          <w:sz w:val="24"/>
+        </w:rPr>
+        <w:hyperlink r:id="rId15" w:history="1">
+          <w:r>
+            <w:rPr>
+              <w:rStyle w:val="Hyperlink"/>
+            </w:rPr>
+            <w:t xml:space="preserve"> colo</w:t>
+          </w:r>
+        </w:hyperlink>
+      </w:r>
+      <w:r>
+        <w:rPr>
+          <w:u w:val="single" w:color="0000ff"/>
+          <w:rFonts w:ascii="Charis SIL Regular" w:hAnsi="Charis SIL Regular" w:eastAsia="Charis SIL Regular"/>
+          <w:b w:val="0"/>
+          <w:i w:val="0"/>
+          <w:color w:val="000000"/>
+          <w:sz w:val="24"/>
+        </w:rPr>
+        <w:hyperlink r:id="rId15" w:history="1">
+          <w:r>
+            <w:rPr>
+              <w:rStyle w:val="Hyperlink"/>
+            </w:rPr>
+            <w:t>nial civ</w:t>
+          </w:r>
+        </w:hyperlink>
+      </w:r>
+      <w:r>
+        <w:rPr>
+          <w:u w:val="single" w:color="0000ff"/>
+          <w:rFonts w:ascii="Charis SIL Regular" w:hAnsi="Charis SIL Regular" w:eastAsia="Charis SIL Regular"/>
+          <w:b w:val="0"/>
+          <w:i w:val="0"/>
+          <w:color w:val="000000"/>
+          <w:sz w:val="24"/>
+        </w:rPr>
+        <w:hyperlink r:id="rId15" w:history="1">
+          <w:r>
+            <w:rPr>
+              <w:rStyle w:val="Hyperlink"/>
+            </w:rPr>
+            <w:t>il servants</w:t>
+          </w:r>
+        </w:hyperlink>
+      </w:r>
+      <w:r>
+        <w:rPr>
+          <w:u w:val="single" w:color="0000ff"/>
+          <w:rFonts w:ascii="Charis SIL Regular" w:hAnsi="Charis SIL Regular" w:eastAsia="Charis SIL Regular"/>
+          <w:b w:val="0"/>
+          <w:i w:val="0"/>
+          <w:color w:val="000000"/>
+          <w:sz w:val="24"/>
+        </w:rPr>
+        <w:hyperlink r:id="rId15" w:history="1">
+          <w:r>
+            <w:rPr>
+              <w:rStyle w:val="Hyperlink"/>
+            </w:rPr>
+            <w:t xml:space="preserve"> in S</w:t>
+          </w:r>
+        </w:hyperlink>
       </w:r>
       <w:r>
         <w:rPr>
@@ -2215,7 +2444,14 @@
           <w:color w:val="000000"/>
           <w:sz w:val="24"/>
         </w:rPr>
-        <w:t>ame, Ar</w:t>
+        <w:hyperlink r:id="rId15" w:history="1">
+          <w:r>
+            <w:rPr>
+              <w:rStyle w:val="Hyperlink"/>
+            </w:rPr>
+            <w:t>ame, Ar</w:t>
+          </w:r>
+        </w:hyperlink>
       </w:r>
       <w:r>
         <w:rPr>
@@ -2979,39 +3215,13 @@
       </w:r>
       <w:r>
         <w:rPr>
-          <w:u w:val="single" w:color="0000ff"/>
-          <w:rFonts w:ascii="Charis SIL Regular" w:hAnsi="Charis SIL Regular" w:eastAsia="Charis SIL Regular"/>
-          <w:b w:val="0"/>
-          <w:i w:val="0"/>
-          <w:color w:val="000000"/>
-          <w:sz w:val="24"/>
-        </w:rPr>
-        <w:hyperlink r:id="rId18" w:history="1">
-          <w:r>
-            <w:rPr>
-              <w:rStyle w:val="Hyperlink"/>
-            </w:rPr>
-            <w:t>and</w:t>
-          </w:r>
-        </w:hyperlink>
-      </w:r>
-      <w:r>
-        <w:rPr>
-          <w:u w:val="single" w:color="0000ff"/>
-          <w:rFonts w:ascii="Charis SIL Regular" w:hAnsi="Charis SIL Regular" w:eastAsia="Charis SIL Regular"/>
-          <w:b w:val="0"/>
-          <w:i w:val="0"/>
-          <w:color w:val="000000"/>
-          <w:sz w:val="24"/>
-        </w:rPr>
-        <w:hyperlink r:id="rId18" w:history="1">
-          <w:r>
-            <w:rPr>
-              <w:rStyle w:val="Hyperlink"/>
-            </w:rPr>
-            <w:t xml:space="preserve"> the </w:t>
-          </w:r>
-        </w:hyperlink>
+          <w:rFonts w:ascii="Charis SIL Regular" w:hAnsi="Charis SIL Regular" w:eastAsia="Charis SIL Regular"/>
+          <w:b w:val="0"/>
+          <w:i w:val="0"/>
+          <w:color w:val="000000"/>
+          <w:sz w:val="24"/>
+        </w:rPr>
+        <w:t xml:space="preserve">and the </w:t>
       </w:r>
       <w:r>
         <w:rPr>
@@ -3022,7 +3232,7 @@
           <w:sz w:val="24"/>
           <w:u w:val="single"/>
         </w:rPr>
-        <w:hyperlink r:id="rId18" w:history="1">
+        <w:hyperlink r:id="rId20" w:history="1">
           <w:r>
             <w:rPr>
               <w:rStyle w:val="Hyperlink"/>
@@ -3040,7 +3250,7 @@
           <w:sz w:val="24"/>
           <w:u w:val="single"/>
         </w:rPr>
-        <w:hyperlink r:id="rId18" w:history="1">
+        <w:hyperlink r:id="rId20" w:history="1">
           <w:r>
             <w:rPr>
               <w:rStyle w:val="Hyperlink"/>
@@ -3058,7 +3268,7 @@
           <w:sz w:val="24"/>
           <w:u w:val="single"/>
         </w:rPr>
-        <w:hyperlink r:id="rId18" w:history="1">
+        <w:hyperlink r:id="rId20" w:history="1">
           <w:r>
             <w:rPr>
               <w:rStyle w:val="Hyperlink"/>
@@ -3087,7 +3297,7 @@
           <w:sz w:val="24"/>
           <w:u w:val="single"/>
         </w:rPr>
-        <w:hyperlink r:id="rId18" w:history="1">
+        <w:hyperlink r:id="rId20" w:history="1">
           <w:r>
             <w:rPr>
               <w:rStyle w:val="Hyperlink"/>
@@ -3562,13 +3772,39 @@
       </w:r>
       <w:r>
         <w:rPr>
-          <w:rFonts w:ascii="Charis SIL Regular" w:hAnsi="Charis SIL Regular" w:eastAsia="Charis SIL Regular"/>
-          <w:b w:val="0"/>
-          <w:i w:val="0"/>
-          <w:color w:val="000000"/>
-          <w:sz w:val="24"/>
-        </w:rPr>
-        <w:t>itutions in t</w:t>
+          <w:u w:val="single" w:color="0000ff"/>
+          <w:rFonts w:ascii="Charis SIL Regular" w:hAnsi="Charis SIL Regular" w:eastAsia="Charis SIL Regular"/>
+          <w:b w:val="0"/>
+          <w:i w:val="0"/>
+          <w:color w:val="000000"/>
+          <w:sz w:val="24"/>
+        </w:rPr>
+        <w:hyperlink r:id="rId21" w:history="1">
+          <w:r>
+            <w:rPr>
+              <w:rStyle w:val="Hyperlink"/>
+            </w:rPr>
+            <w:t>itutions i</w:t>
+          </w:r>
+        </w:hyperlink>
+      </w:r>
+      <w:r>
+        <w:rPr>
+          <w:u w:val="single" w:color="0000ff"/>
+          <w:rFonts w:ascii="Charis SIL Regular" w:hAnsi="Charis SIL Regular" w:eastAsia="Charis SIL Regular"/>
+          <w:b w:val="0"/>
+          <w:i w:val="0"/>
+          <w:color w:val="000000"/>
+          <w:sz w:val="24"/>
+        </w:rPr>
+        <w:hyperlink r:id="rId21" w:history="1">
+          <w:r>
+            <w:rPr>
+              <w:rStyle w:val="Hyperlink"/>
+            </w:rPr>
+            <w:t>n t</w:t>
+          </w:r>
+        </w:hyperlink>
       </w:r>
       <w:r>
         <w:rPr>
@@ -3590,13 +3826,31 @@
       </w:r>
       <w:r>
         <w:rPr>
-          <w:rFonts w:ascii="Charis SIL Regular" w:hAnsi="Charis SIL Regular" w:eastAsia="Charis SIL Regular"/>
-          <w:b w:val="0"/>
-          <w:i w:val="0"/>
-          <w:color w:val="000000"/>
-          <w:sz w:val="24"/>
-        </w:rPr>
-        <w:t xml:space="preserve">Netherlands. There is also a specific </w:t>
+          <w:u w:val="single" w:color="0000ff"/>
+          <w:rFonts w:ascii="Charis SIL Regular" w:hAnsi="Charis SIL Regular" w:eastAsia="Charis SIL Regular"/>
+          <w:b w:val="0"/>
+          <w:i w:val="0"/>
+          <w:color w:val="000000"/>
+          <w:sz w:val="24"/>
+        </w:rPr>
+        <w:hyperlink r:id="rId21" w:history="1">
+          <w:r>
+            <w:rPr>
+              <w:rStyle w:val="Hyperlink"/>
+            </w:rPr>
+            <w:t>Netherlands</w:t>
+          </w:r>
+        </w:hyperlink>
+      </w:r>
+      <w:r>
+        <w:rPr>
+          <w:rFonts w:ascii="Charis SIL Regular" w:hAnsi="Charis SIL Regular" w:eastAsia="Charis SIL Regular"/>
+          <w:b w:val="0"/>
+          <w:i w:val="0"/>
+          <w:color w:val="000000"/>
+          <w:sz w:val="24"/>
+        </w:rPr>
+        <w:t xml:space="preserve">. There is also a specific </w:t>
       </w:r>
       <w:r>
         <w:rPr>
@@ -3605,7 +3859,6 @@
           <w:i w:val="0"/>
           <w:color w:val="0000FF"/>
           <w:sz w:val="24"/>
-          <w:u w:val="single"/>
         </w:rPr>
         <w:hyperlink r:id="rId23" w:history="1">
           <w:r>
@@ -3692,7 +3945,14 @@
           <w:color w:val="000000"/>
           <w:sz w:val="24"/>
         </w:rPr>
-        <w:t>le in Ar</w:t>
+        <w:hyperlink r:id="rId23" w:history="1">
+          <w:r>
+            <w:rPr>
+              <w:rStyle w:val="Hyperlink"/>
+            </w:rPr>
+            <w:t>le in Ar</w:t>
+          </w:r>
+        </w:hyperlink>
       </w:r>
       <w:r>
         <w:rPr>
@@ -3890,27 +4150,19 @@
           <w:i w:val="0"/>
           <w:color w:val="0000FF"/>
           <w:sz w:val="24"/>
+        </w:rPr>
+        <w:t>A</w:t>
+      </w:r>
+      <w:r>
+        <w:rPr>
+          <w:rFonts w:ascii="Charis SIL Regular" w:hAnsi="Charis SIL Regular" w:eastAsia="Charis SIL Regular"/>
+          <w:b w:val="0"/>
+          <w:i w:val="0"/>
+          <w:color w:val="0000FF"/>
+          <w:sz w:val="24"/>
           <w:u w:val="single"/>
         </w:rPr>
-        <w:hyperlink r:id="rId25" w:history="1">
-          <w:r>
-            <w:rPr>
-              <w:rStyle w:val="Hyperlink"/>
-            </w:rPr>
-            <w:t>A</w:t>
-          </w:r>
-        </w:hyperlink>
-      </w:r>
-      <w:r>
-        <w:rPr>
-          <w:rFonts w:ascii="Charis SIL Regular" w:hAnsi="Charis SIL Regular" w:eastAsia="Charis SIL Regular"/>
-          <w:b w:val="0"/>
-          <w:i w:val="0"/>
-          <w:color w:val="0000FF"/>
-          <w:sz w:val="24"/>
-          <w:u w:val="single"/>
-        </w:rPr>
-        <w:hyperlink r:id="rId25" w:history="1">
+        <w:hyperlink r:id="rId24" w:history="1">
           <w:r>
             <w:rPr>
               <w:rStyle w:val="Hyperlink"/>
@@ -3928,7 +4180,7 @@
           <w:sz w:val="24"/>
           <w:u w:val="single"/>
         </w:rPr>
-        <w:hyperlink r:id="rId25" w:history="1">
+        <w:hyperlink r:id="rId24" w:history="1">
           <w:r>
             <w:rPr>
               <w:rStyle w:val="Hyperlink"/>
@@ -3957,7 +4209,7 @@
           <w:sz w:val="24"/>
           <w:u w:val="single"/>
         </w:rPr>
-        <w:hyperlink r:id="rId25" w:history="1">
+        <w:hyperlink r:id="rId24" w:history="1">
           <w:r>
             <w:rPr>
               <w:rStyle w:val="Hyperlink"/>
@@ -4257,7 +4509,25 @@
           <w:color w:val="000000"/>
           <w:sz w:val="24"/>
         </w:rPr>
-        <w:t>contains relevant inform</w:t>
+        <w:t>contains relevant</w:t>
+      </w:r>
+      <w:r>
+        <w:rPr>
+          <w:u w:val="single" w:color="0000ff"/>
+          <w:rFonts w:ascii="Charis SIL Regular" w:hAnsi="Charis SIL Regular" w:eastAsia="Charis SIL Regular"/>
+          <w:b w:val="0"/>
+          <w:i w:val="0"/>
+          <w:color w:val="000000"/>
+          <w:sz w:val="24"/>
+        </w:rPr>
+        <w:hyperlink r:id="rId13" w:history="1">
+          <w:r>
+            <w:rPr>
+              <w:rStyle w:val="Hyperlink"/>
+            </w:rPr>
+            <w:t xml:space="preserve"> inform</w:t>
+          </w:r>
+        </w:hyperlink>
       </w:r>
       <w:r>
         <w:rPr>
@@ -4783,7 +5053,24 @@
           <w:color w:val="000000"/>
           <w:sz w:val="24"/>
         </w:rPr>
-        <w:t>' by h</w:t>
+        <w:t>' b</w:t>
+      </w:r>
+      <w:r>
+        <w:rPr>
+          <w:rFonts w:ascii="Charis SIL Regular" w:hAnsi="Charis SIL Regular" w:eastAsia="Charis SIL Regular"/>
+          <w:b w:val="0"/>
+          <w:i w:val="0"/>
+          <w:color w:val="000000"/>
+          <w:sz w:val="24"/>
+        </w:rPr>
+        <w:hyperlink r:id="rId27" w:history="1">
+          <w:r>
+            <w:rPr>
+              <w:rStyle w:val="Hyperlink"/>
+            </w:rPr>
+            <w:t>y h</w:t>
+          </w:r>
+        </w:hyperlink>
       </w:r>
       <w:r>
         <w:rPr>
@@ -4888,7 +5175,160 @@
           <w:color w:val="000000"/>
           <w:sz w:val="24"/>
         </w:rPr>
-        <w:t>ibes the precolonial history of Aruba and</w:t>
+        <w:hyperlink r:id="rId27" w:history="1">
+          <w:r>
+            <w:rPr>
+              <w:rStyle w:val="Hyperlink"/>
+            </w:rPr>
+            <w:t>ibe</w:t>
+          </w:r>
+        </w:hyperlink>
+      </w:r>
+      <w:r>
+        <w:rPr>
+          <w:rFonts w:ascii="Charis SIL Regular" w:hAnsi="Charis SIL Regular" w:eastAsia="Charis SIL Regular"/>
+          <w:b w:val="0"/>
+          <w:i w:val="0"/>
+          <w:color w:val="000000"/>
+          <w:sz w:val="24"/>
+        </w:rPr>
+        <w:hyperlink r:id="rId27" w:history="1">
+          <w:r>
+            <w:rPr>
+              <w:rStyle w:val="Hyperlink"/>
+            </w:rPr>
+            <w:t xml:space="preserve">s the </w:t>
+          </w:r>
+        </w:hyperlink>
+      </w:r>
+      <w:r>
+        <w:rPr>
+          <w:rFonts w:ascii="Charis SIL Regular" w:hAnsi="Charis SIL Regular" w:eastAsia="Charis SIL Regular"/>
+          <w:b w:val="0"/>
+          <w:i w:val="0"/>
+          <w:color w:val="000000"/>
+          <w:sz w:val="24"/>
+        </w:rPr>
+        <w:hyperlink r:id="rId27" w:history="1">
+          <w:r>
+            <w:rPr>
+              <w:rStyle w:val="Hyperlink"/>
+            </w:rPr>
+            <w:t>p</w:t>
+          </w:r>
+        </w:hyperlink>
+      </w:r>
+      <w:r>
+        <w:rPr>
+          <w:rFonts w:ascii="Charis SIL Regular" w:hAnsi="Charis SIL Regular" w:eastAsia="Charis SIL Regular"/>
+          <w:b w:val="0"/>
+          <w:i w:val="0"/>
+          <w:color w:val="000000"/>
+          <w:sz w:val="24"/>
+        </w:rPr>
+        <w:hyperlink r:id="rId27" w:history="1">
+          <w:r>
+            <w:rPr>
+              <w:rStyle w:val="Hyperlink"/>
+            </w:rPr>
+            <w:t>r</w:t>
+          </w:r>
+        </w:hyperlink>
+      </w:r>
+      <w:r>
+        <w:rPr>
+          <w:rFonts w:ascii="Charis SIL Regular" w:hAnsi="Charis SIL Regular" w:eastAsia="Charis SIL Regular"/>
+          <w:b w:val="0"/>
+          <w:i w:val="0"/>
+          <w:color w:val="000000"/>
+          <w:sz w:val="24"/>
+        </w:rPr>
+        <w:hyperlink r:id="rId27" w:history="1">
+          <w:r>
+            <w:rPr>
+              <w:rStyle w:val="Hyperlink"/>
+            </w:rPr>
+            <w:t>eco</w:t>
+          </w:r>
+        </w:hyperlink>
+      </w:r>
+      <w:r>
+        <w:rPr>
+          <w:rFonts w:ascii="Charis SIL Regular" w:hAnsi="Charis SIL Regular" w:eastAsia="Charis SIL Regular"/>
+          <w:b w:val="0"/>
+          <w:i w:val="0"/>
+          <w:color w:val="000000"/>
+          <w:sz w:val="24"/>
+        </w:rPr>
+        <w:hyperlink r:id="rId27" w:history="1">
+          <w:r>
+            <w:rPr>
+              <w:rStyle w:val="Hyperlink"/>
+            </w:rPr>
+            <w:t>l</w:t>
+          </w:r>
+        </w:hyperlink>
+      </w:r>
+      <w:r>
+        <w:rPr>
+          <w:rFonts w:ascii="Charis SIL Regular" w:hAnsi="Charis SIL Regular" w:eastAsia="Charis SIL Regular"/>
+          <w:b w:val="0"/>
+          <w:i w:val="0"/>
+          <w:color w:val="000000"/>
+          <w:sz w:val="24"/>
+        </w:rPr>
+        <w:hyperlink r:id="rId27" w:history="1">
+          <w:r>
+            <w:rPr>
+              <w:rStyle w:val="Hyperlink"/>
+            </w:rPr>
+            <w:t>onial history</w:t>
+          </w:r>
+        </w:hyperlink>
+      </w:r>
+      <w:r>
+        <w:rPr>
+          <w:rFonts w:ascii="Charis SIL Regular" w:hAnsi="Charis SIL Regular" w:eastAsia="Charis SIL Regular"/>
+          <w:b w:val="0"/>
+          <w:i w:val="0"/>
+          <w:color w:val="000000"/>
+          <w:sz w:val="24"/>
+        </w:rPr>
+        <w:hyperlink r:id="rId27" w:history="1">
+          <w:r>
+            <w:rPr>
+              <w:rStyle w:val="Hyperlink"/>
+            </w:rPr>
+            <w:t xml:space="preserve"> of</w:t>
+          </w:r>
+        </w:hyperlink>
+      </w:r>
+      <w:r>
+        <w:rPr>
+          <w:rFonts w:ascii="Charis SIL Regular" w:hAnsi="Charis SIL Regular" w:eastAsia="Charis SIL Regular"/>
+          <w:b w:val="0"/>
+          <w:i w:val="0"/>
+          <w:color w:val="000000"/>
+          <w:sz w:val="24"/>
+        </w:rPr>
+        <w:t xml:space="preserve"> </w:t>
+      </w:r>
+      <w:r>
+        <w:rPr>
+          <w:rFonts w:ascii="Charis SIL Regular" w:hAnsi="Charis SIL Regular" w:eastAsia="Charis SIL Regular"/>
+          <w:b w:val="0"/>
+          <w:i w:val="0"/>
+          <w:color w:val="000000"/>
+          <w:sz w:val="24"/>
+        </w:rPr>
+        <w:hyperlink r:id="rId27" w:history="1">
+          <w:r>
+            <w:rPr>
+              <w:rStyle w:val="Hyperlink"/>
+            </w:rPr>
+            <w:t>Aruba and</w:t>
+          </w:r>
+        </w:hyperlink>
       </w:r>
       <w:r>
         <w:rPr>
@@ -6340,8 +6780,16 @@
           <w:i w:val="0"/>
           <w:color w:val="0000FF"/>
           <w:sz w:val="24"/>
-        </w:rPr>
-        <w:t>Curaçao: Free from Slavery (man</w:t>
+          <w:u w:val="single"/>
+        </w:rPr>
+        <w:hyperlink r:id="rId33" w:history="1">
+          <w:r>
+            <w:rPr>
+              <w:rStyle w:val="Hyperlink"/>
+            </w:rPr>
+            <w:t>Curaçao:</w:t>
+          </w:r>
+        </w:hyperlink>
       </w:r>
       <w:r>
         <w:rPr>
@@ -6352,7 +6800,123 @@
           <w:sz w:val="24"/>
           <w:u w:val="single"/>
         </w:rPr>
-        <w:hyperlink r:id="rId32" w:history="1">
+        <w:t xml:space="preserve"> </w:t>
+      </w:r>
+      <w:r>
+        <w:rPr>
+          <w:rFonts w:ascii="Charis SIL Regular" w:hAnsi="Charis SIL Regular" w:eastAsia="Charis SIL Regular"/>
+          <w:b w:val="0"/>
+          <w:i w:val="0"/>
+          <w:color w:val="0000FF"/>
+          <w:sz w:val="24"/>
+          <w:u w:val="single"/>
+        </w:rPr>
+        <w:hyperlink r:id="rId33" w:history="1">
+          <w:r>
+            <w:rPr>
+              <w:rStyle w:val="Hyperlink"/>
+            </w:rPr>
+            <w:t>Free</w:t>
+          </w:r>
+        </w:hyperlink>
+      </w:r>
+      <w:r>
+        <w:rPr>
+          <w:rFonts w:ascii="Charis SIL Regular" w:hAnsi="Charis SIL Regular" w:eastAsia="Charis SIL Regular"/>
+          <w:b w:val="0"/>
+          <w:i w:val="0"/>
+          <w:color w:val="0000FF"/>
+          <w:sz w:val="24"/>
+          <w:u w:val="single"/>
+        </w:rPr>
+        <w:t xml:space="preserve"> </w:t>
+      </w:r>
+      <w:r>
+        <w:rPr>
+          <w:rFonts w:ascii="Charis SIL Regular" w:hAnsi="Charis SIL Regular" w:eastAsia="Charis SIL Regular"/>
+          <w:b w:val="0"/>
+          <w:i w:val="0"/>
+          <w:color w:val="0000FF"/>
+          <w:sz w:val="24"/>
+          <w:u w:val="single"/>
+        </w:rPr>
+        <w:hyperlink r:id="rId33" w:history="1">
+          <w:r>
+            <w:rPr>
+              <w:rStyle w:val="Hyperlink"/>
+            </w:rPr>
+            <w:t>from</w:t>
+          </w:r>
+        </w:hyperlink>
+      </w:r>
+      <w:r>
+        <w:rPr>
+          <w:rFonts w:ascii="Charis SIL Regular" w:hAnsi="Charis SIL Regular" w:eastAsia="Charis SIL Regular"/>
+          <w:b w:val="0"/>
+          <w:i w:val="0"/>
+          <w:color w:val="0000FF"/>
+          <w:sz w:val="24"/>
+          <w:u w:val="single"/>
+        </w:rPr>
+        <w:t xml:space="preserve"> </w:t>
+      </w:r>
+      <w:r>
+        <w:rPr>
+          <w:rFonts w:ascii="Charis SIL Regular" w:hAnsi="Charis SIL Regular" w:eastAsia="Charis SIL Regular"/>
+          <w:b w:val="0"/>
+          <w:i w:val="0"/>
+          <w:color w:val="0000FF"/>
+          <w:sz w:val="24"/>
+          <w:u w:val="single"/>
+        </w:rPr>
+        <w:hyperlink r:id="rId33" w:history="1">
+          <w:r>
+            <w:rPr>
+              <w:rStyle w:val="Hyperlink"/>
+            </w:rPr>
+            <w:t>Slavery</w:t>
+          </w:r>
+        </w:hyperlink>
+      </w:r>
+      <w:r>
+        <w:rPr>
+          <w:rFonts w:ascii="Charis SIL Regular" w:hAnsi="Charis SIL Regular" w:eastAsia="Charis SIL Regular"/>
+          <w:b w:val="0"/>
+          <w:i w:val="0"/>
+          <w:color w:val="0000FF"/>
+          <w:sz w:val="24"/>
+          <w:u w:val="single"/>
+        </w:rPr>
+        <w:t xml:space="preserve"> </w:t>
+      </w:r>
+      <w:r>
+        <w:rPr>
+          <w:rFonts w:ascii="Charis SIL Regular" w:hAnsi="Charis SIL Regular" w:eastAsia="Charis SIL Regular"/>
+          <w:b w:val="0"/>
+          <w:i w:val="0"/>
+          <w:color w:val="0000FF"/>
+          <w:sz w:val="24"/>
+          <w:u w:val="single"/>
+        </w:rPr>
+        <w:hyperlink r:id="rId33" w:history="1">
+          <w:r>
+            <w:rPr>
+              <w:rStyle w:val="Hyperlink"/>
+            </w:rPr>
+            <w:t>(man</w:t>
+          </w:r>
+        </w:hyperlink>
+      </w:r>
+      <w:r>
+        <w:rPr>
+          <w:rFonts w:ascii="Charis SIL Regular" w:hAnsi="Charis SIL Regular" w:eastAsia="Charis SIL Regular"/>
+          <w:b w:val="0"/>
+          <w:i w:val="0"/>
+          <w:color w:val="0000FF"/>
+          <w:sz w:val="24"/>
+          <w:u w:val="single"/>
+        </w:rPr>
+        <w:hyperlink r:id="rId33" w:history="1">
           <w:r>
             <w:rPr>
               <w:rStyle w:val="Hyperlink"/>

--- a/EXPORTS/DOCX/published/niveau2/English/ArubaBonaireCuracao.docx
+++ b/EXPORTS/DOCX/published/niveau2/English/ArubaBonaireCuracao.docx
@@ -742,7 +742,6 @@
       </w:r>
       <w:r>
         <w:rPr>
-          <w:u w:val="single" w:color="0000ff"/>
           <w:rFonts w:ascii="Charis SIL Regular" w:hAnsi="Charis SIL Regular" w:eastAsia="Charis SIL Regular"/>
           <w:b w:val="0"/>
           <w:i w:val="0"/>
@@ -1447,9 +1446,15 @@
           <w:i w:val="0"/>
           <w:color w:val="0000FF"/>
           <w:sz w:val="24"/>
-          <w:u w:val="single"/>
-        </w:rPr>
-        <w:t>ce</w:t>
+        </w:rPr>
+        <w:hyperlink r:id="rId14" w:history="1">
+          <w:r>
+            <w:rPr>
+              <w:rStyle w:val="Hyperlink"/>
+            </w:rPr>
+            <w:t>ce</w:t>
+          </w:r>
+        </w:hyperlink>
       </w:r>
       <w:r>
         <w:rPr>
@@ -3215,13 +3220,39 @@
       </w:r>
       <w:r>
         <w:rPr>
-          <w:rFonts w:ascii="Charis SIL Regular" w:hAnsi="Charis SIL Regular" w:eastAsia="Charis SIL Regular"/>
-          <w:b w:val="0"/>
-          <w:i w:val="0"/>
-          <w:color w:val="000000"/>
-          <w:sz w:val="24"/>
-        </w:rPr>
-        <w:t xml:space="preserve">and the </w:t>
+          <w:u w:val="single" w:color="0000ff"/>
+          <w:rFonts w:ascii="Charis SIL Regular" w:hAnsi="Charis SIL Regular" w:eastAsia="Charis SIL Regular"/>
+          <w:b w:val="0"/>
+          <w:i w:val="0"/>
+          <w:color w:val="000000"/>
+          <w:sz w:val="24"/>
+        </w:rPr>
+        <w:hyperlink r:id="rId18" w:history="1">
+          <w:r>
+            <w:rPr>
+              <w:rStyle w:val="Hyperlink"/>
+            </w:rPr>
+            <w:t>and</w:t>
+          </w:r>
+        </w:hyperlink>
+      </w:r>
+      <w:r>
+        <w:rPr>
+          <w:u w:val="single" w:color="0000ff"/>
+          <w:rFonts w:ascii="Charis SIL Regular" w:hAnsi="Charis SIL Regular" w:eastAsia="Charis SIL Regular"/>
+          <w:b w:val="0"/>
+          <w:i w:val="0"/>
+          <w:color w:val="000000"/>
+          <w:sz w:val="24"/>
+        </w:rPr>
+        <w:hyperlink r:id="rId18" w:history="1">
+          <w:r>
+            <w:rPr>
+              <w:rStyle w:val="Hyperlink"/>
+            </w:rPr>
+            <w:t xml:space="preserve"> the </w:t>
+          </w:r>
+        </w:hyperlink>
       </w:r>
       <w:r>
         <w:rPr>
@@ -3232,7 +3263,7 @@
           <w:sz w:val="24"/>
           <w:u w:val="single"/>
         </w:rPr>
-        <w:hyperlink r:id="rId20" w:history="1">
+        <w:hyperlink r:id="rId18" w:history="1">
           <w:r>
             <w:rPr>
               <w:rStyle w:val="Hyperlink"/>
@@ -3250,7 +3281,7 @@
           <w:sz w:val="24"/>
           <w:u w:val="single"/>
         </w:rPr>
-        <w:hyperlink r:id="rId20" w:history="1">
+        <w:hyperlink r:id="rId18" w:history="1">
           <w:r>
             <w:rPr>
               <w:rStyle w:val="Hyperlink"/>
@@ -3268,7 +3299,7 @@
           <w:sz w:val="24"/>
           <w:u w:val="single"/>
         </w:rPr>
-        <w:hyperlink r:id="rId20" w:history="1">
+        <w:hyperlink r:id="rId18" w:history="1">
           <w:r>
             <w:rPr>
               <w:rStyle w:val="Hyperlink"/>
@@ -3297,7 +3328,7 @@
           <w:sz w:val="24"/>
           <w:u w:val="single"/>
         </w:rPr>
-        <w:hyperlink r:id="rId20" w:history="1">
+        <w:hyperlink r:id="rId18" w:history="1">
           <w:r>
             <w:rPr>
               <w:rStyle w:val="Hyperlink"/>
@@ -4150,6 +4181,7 @@
           <w:i w:val="0"/>
           <w:color w:val="0000FF"/>
           <w:sz w:val="24"/>
+          <w:u w:val="single"/>
         </w:rPr>
         <w:t>A</w:t>
       </w:r>
@@ -4287,50 +4319,7 @@
           <w:color w:val="000000"/>
           <w:sz w:val="24"/>
         </w:rPr>
-        <w:hyperlink r:id="rId25" w:history="1">
-          <w:r>
-            <w:rPr>
-              <w:rStyle w:val="Hyperlink"/>
-            </w:rPr>
-            <w:t>The re</w:t>
-          </w:r>
-        </w:hyperlink>
-      </w:r>
-      <w:r>
-        <w:rPr>
-          <w:u w:val="single" w:color="0000ff"/>
-          <w:rFonts w:ascii="Charis SIL Regular" w:hAnsi="Charis SIL Regular" w:eastAsia="Charis SIL Regular"/>
-          <w:b w:val="0"/>
-          <w:i w:val="0"/>
-          <w:color w:val="000000"/>
-          <w:sz w:val="24"/>
-        </w:rPr>
-        <w:hyperlink r:id="rId25" w:history="1">
-          <w:r>
-            <w:rPr>
-              <w:rStyle w:val="Hyperlink"/>
-            </w:rPr>
-            <w:t>s</w:t>
-          </w:r>
-        </w:hyperlink>
-      </w:r>
-      <w:r>
-        <w:rPr>
-          <w:u w:val="single" w:color="0000ff"/>
-          <w:rFonts w:ascii="Charis SIL Regular" w:hAnsi="Charis SIL Regular" w:eastAsia="Charis SIL Regular"/>
-          <w:b w:val="0"/>
-          <w:i w:val="0"/>
-          <w:color w:val="000000"/>
-          <w:sz w:val="24"/>
-        </w:rPr>
-        <w:hyperlink r:id="rId25" w:history="1">
-          <w:r>
-            <w:rPr>
-              <w:rStyle w:val="Hyperlink"/>
-            </w:rPr>
-            <w:t xml:space="preserve">earch aid </w:t>
-          </w:r>
-        </w:hyperlink>
+        <w:t xml:space="preserve">The research aid </w:t>
       </w:r>
       <w:r>
         <w:rPr>
@@ -5554,29 +5543,13 @@
             <w:rPr>
               <w:rStyle w:val="Hyperlink"/>
             </w:rPr>
-            <w:t>eritage fi</w:t>
+            <w:t>eritage fie</w:t>
           </w:r>
         </w:hyperlink>
       </w:r>
       <w:r>
         <w:rPr>
-          <w:rFonts w:ascii="Charis SIL Regular" w:hAnsi="Charis SIL Regular" w:eastAsia="Charis SIL Regular"/>
-          <w:b w:val="0"/>
-          <w:i w:val="0"/>
-          <w:color w:val="000000"/>
-          <w:sz w:val="24"/>
-        </w:rPr>
-        <w:hyperlink r:id="rId28" w:history="1">
-          <w:r>
-            <w:rPr>
-              <w:rStyle w:val="Hyperlink"/>
-            </w:rPr>
-            <w:t>e</w:t>
-          </w:r>
-        </w:hyperlink>
-      </w:r>
-      <w:r>
-        <w:rPr>
+          <w:u w:val="single" w:color="0000ff"/>
           <w:rFonts w:ascii="Charis SIL Regular" w:hAnsi="Charis SIL Regular" w:eastAsia="Charis SIL Regular"/>
           <w:b w:val="0"/>
           <w:i w:val="0"/>
@@ -5671,7 +5644,7 @@
             <w:rPr>
               <w:rStyle w:val="Hyperlink"/>
             </w:rPr>
-            <w:t>98, the fo</w:t>
+            <w:t>98, the f</w:t>
           </w:r>
         </w:hyperlink>
       </w:r>
@@ -5683,7 +5656,7 @@
           <w:color w:val="000000"/>
           <w:sz w:val="24"/>
         </w:rPr>
-        <w:t xml:space="preserve">undation aims to document, collect and </w:t>
+        <w:t xml:space="preserve">oundation aims to document, collect and </w:t>
       </w:r>
       <w:r>
         <w:rPr>
@@ -6916,7 +6889,7 @@
           <w:sz w:val="24"/>
           <w:u w:val="single"/>
         </w:rPr>
-        <w:hyperlink r:id="rId33" w:history="1">
+        <w:hyperlink r:id="rId32" w:history="1">
           <w:r>
             <w:rPr>
               <w:rStyle w:val="Hyperlink"/>

--- a/EXPORTS/DOCX/published/niveau2/English/ArubaBonaireCuracao.docx
+++ b/EXPORTS/DOCX/published/niveau2/English/ArubaBonaireCuracao.docx
@@ -1435,7 +1435,7 @@
             <w:rPr>
               <w:rStyle w:val="Hyperlink"/>
             </w:rPr>
-            <w:t>offi</w:t>
+            <w:t>offic</w:t>
           </w:r>
         </w:hyperlink>
       </w:r>
@@ -1446,15 +1446,9 @@
           <w:i w:val="0"/>
           <w:color w:val="0000FF"/>
           <w:sz w:val="24"/>
-        </w:rPr>
-        <w:hyperlink r:id="rId14" w:history="1">
-          <w:r>
-            <w:rPr>
-              <w:rStyle w:val="Hyperlink"/>
-            </w:rPr>
-            <w:t>ce</w:t>
-          </w:r>
-        </w:hyperlink>
+          <w:u w:val="single"/>
+        </w:rPr>
+        <w:t>er</w:t>
       </w:r>
       <w:r>
         <w:rPr>
@@ -1464,18 +1458,7 @@
           <w:color w:val="0000FF"/>
           <w:sz w:val="24"/>
         </w:rPr>
-        <w:t>rs</w:t>
-      </w:r>
-      <w:r>
-        <w:rPr>
-          <w:rFonts w:ascii="Charis SIL Regular" w:hAnsi="Charis SIL Regular" w:eastAsia="Charis SIL Regular"/>
-          <w:b w:val="0"/>
-          <w:i w:val="0"/>
-          <w:color w:val="0000FF"/>
-          <w:sz w:val="24"/>
-          <w:u w:val="single"/>
-        </w:rPr>
-        <w:t xml:space="preserve"> </w:t>
+        <w:t xml:space="preserve">s </w:t>
       </w:r>
       <w:r>
         <w:rPr>
@@ -4181,7 +4164,6 @@
           <w:i w:val="0"/>
           <w:color w:val="0000FF"/>
           <w:sz w:val="24"/>
-          <w:u w:val="single"/>
         </w:rPr>
         <w:t>A</w:t>
       </w:r>
@@ -4319,7 +4301,50 @@
           <w:color w:val="000000"/>
           <w:sz w:val="24"/>
         </w:rPr>
-        <w:t xml:space="preserve">The research aid </w:t>
+        <w:hyperlink r:id="rId25" w:history="1">
+          <w:r>
+            <w:rPr>
+              <w:rStyle w:val="Hyperlink"/>
+            </w:rPr>
+            <w:t>The re</w:t>
+          </w:r>
+        </w:hyperlink>
+      </w:r>
+      <w:r>
+        <w:rPr>
+          <w:u w:val="single" w:color="0000ff"/>
+          <w:rFonts w:ascii="Charis SIL Regular" w:hAnsi="Charis SIL Regular" w:eastAsia="Charis SIL Regular"/>
+          <w:b w:val="0"/>
+          <w:i w:val="0"/>
+          <w:color w:val="000000"/>
+          <w:sz w:val="24"/>
+        </w:rPr>
+        <w:hyperlink r:id="rId25" w:history="1">
+          <w:r>
+            <w:rPr>
+              <w:rStyle w:val="Hyperlink"/>
+            </w:rPr>
+            <w:t>s</w:t>
+          </w:r>
+        </w:hyperlink>
+      </w:r>
+      <w:r>
+        <w:rPr>
+          <w:u w:val="single" w:color="0000ff"/>
+          <w:rFonts w:ascii="Charis SIL Regular" w:hAnsi="Charis SIL Regular" w:eastAsia="Charis SIL Regular"/>
+          <w:b w:val="0"/>
+          <w:i w:val="0"/>
+          <w:color w:val="000000"/>
+          <w:sz w:val="24"/>
+        </w:rPr>
+        <w:hyperlink r:id="rId25" w:history="1">
+          <w:r>
+            <w:rPr>
+              <w:rStyle w:val="Hyperlink"/>
+            </w:rPr>
+            <w:t xml:space="preserve">earch aid </w:t>
+          </w:r>
+        </w:hyperlink>
       </w:r>
       <w:r>
         <w:rPr>
@@ -6889,7 +6914,7 @@
           <w:sz w:val="24"/>
           <w:u w:val="single"/>
         </w:rPr>
-        <w:hyperlink r:id="rId32" w:history="1">
+        <w:hyperlink r:id="rId33" w:history="1">
           <w:r>
             <w:rPr>
               <w:rStyle w:val="Hyperlink"/>
@@ -6907,7 +6932,7 @@
           <w:sz w:val="24"/>
           <w:u w:val="single"/>
         </w:rPr>
-        <w:hyperlink r:id="rId32" w:history="1">
+        <w:hyperlink r:id="rId33" w:history="1">
           <w:r>
             <w:rPr>
               <w:rStyle w:val="Hyperlink"/>
@@ -6925,7 +6950,7 @@
           <w:sz w:val="24"/>
           <w:u w:val="single"/>
         </w:rPr>
-        <w:hyperlink r:id="rId32" w:history="1">
+        <w:hyperlink r:id="rId33" w:history="1">
           <w:r>
             <w:rPr>
               <w:rStyle w:val="Hyperlink"/>
@@ -6954,7 +6979,7 @@
           <w:sz w:val="24"/>
           <w:u w:val="single"/>
         </w:rPr>
-        <w:hyperlink r:id="rId32" w:history="1">
+        <w:hyperlink r:id="rId33" w:history="1">
           <w:r>
             <w:rPr>
               <w:rStyle w:val="Hyperlink"/>
@@ -6972,7 +6997,7 @@
           <w:sz w:val="24"/>
           <w:u w:val="single"/>
         </w:rPr>
-        <w:hyperlink r:id="rId32" w:history="1">
+        <w:hyperlink r:id="rId33" w:history="1">
           <w:r>
             <w:rPr>
               <w:rStyle w:val="Hyperlink"/>
@@ -6990,7 +7015,7 @@
           <w:sz w:val="24"/>
           <w:u w:val="single"/>
         </w:rPr>
-        <w:hyperlink r:id="rId32" w:history="1">
+        <w:hyperlink r:id="rId33" w:history="1">
           <w:r>
             <w:rPr>
               <w:rStyle w:val="Hyperlink"/>
@@ -7008,7 +7033,7 @@
           <w:sz w:val="24"/>
           <w:u w:val="single"/>
         </w:rPr>
-        <w:hyperlink r:id="rId32" w:history="1">
+        <w:hyperlink r:id="rId33" w:history="1">
           <w:r>
             <w:rPr>
               <w:rStyle w:val="Hyperlink"/>

--- a/EXPORTS/DOCX/published/niveau2/English/ArubaBonaireCuracao.docx
+++ b/EXPORTS/DOCX/published/niveau2/English/ArubaBonaireCuracao.docx
@@ -1435,7 +1435,7 @@
             <w:rPr>
               <w:rStyle w:val="Hyperlink"/>
             </w:rPr>
-            <w:t>offic</w:t>
+            <w:t>offi</w:t>
           </w:r>
         </w:hyperlink>
       </w:r>
@@ -1446,19 +1446,36 @@
           <w:i w:val="0"/>
           <w:color w:val="0000FF"/>
           <w:sz w:val="24"/>
+        </w:rPr>
+        <w:hyperlink r:id="rId14" w:history="1">
+          <w:r>
+            <w:rPr>
+              <w:rStyle w:val="Hyperlink"/>
+            </w:rPr>
+            <w:t>ce</w:t>
+          </w:r>
+        </w:hyperlink>
+      </w:r>
+      <w:r>
+        <w:rPr>
+          <w:rFonts w:ascii="Charis SIL Regular" w:hAnsi="Charis SIL Regular" w:eastAsia="Charis SIL Regular"/>
+          <w:b w:val="0"/>
+          <w:i w:val="0"/>
+          <w:color w:val="0000FF"/>
+          <w:sz w:val="24"/>
+        </w:rPr>
+        <w:t>rs</w:t>
+      </w:r>
+      <w:r>
+        <w:rPr>
+          <w:rFonts w:ascii="Charis SIL Regular" w:hAnsi="Charis SIL Regular" w:eastAsia="Charis SIL Regular"/>
+          <w:b w:val="0"/>
+          <w:i w:val="0"/>
+          <w:color w:val="0000FF"/>
+          <w:sz w:val="24"/>
           <w:u w:val="single"/>
         </w:rPr>
-        <w:t>er</w:t>
-      </w:r>
-      <w:r>
-        <w:rPr>
-          <w:rFonts w:ascii="Charis SIL Regular" w:hAnsi="Charis SIL Regular" w:eastAsia="Charis SIL Regular"/>
-          <w:b w:val="0"/>
-          <w:i w:val="0"/>
-          <w:color w:val="0000FF"/>
-          <w:sz w:val="24"/>
-        </w:rPr>
-        <w:t xml:space="preserve">s </w:t>
+        <w:t xml:space="preserve"> </w:t>
       </w:r>
       <w:r>
         <w:rPr>
@@ -3840,31 +3857,13 @@
       </w:r>
       <w:r>
         <w:rPr>
-          <w:u w:val="single" w:color="0000ff"/>
-          <w:rFonts w:ascii="Charis SIL Regular" w:hAnsi="Charis SIL Regular" w:eastAsia="Charis SIL Regular"/>
-          <w:b w:val="0"/>
-          <w:i w:val="0"/>
-          <w:color w:val="000000"/>
-          <w:sz w:val="24"/>
-        </w:rPr>
-        <w:hyperlink r:id="rId21" w:history="1">
-          <w:r>
-            <w:rPr>
-              <w:rStyle w:val="Hyperlink"/>
-            </w:rPr>
-            <w:t>Netherlands</w:t>
-          </w:r>
-        </w:hyperlink>
-      </w:r>
-      <w:r>
-        <w:rPr>
-          <w:rFonts w:ascii="Charis SIL Regular" w:hAnsi="Charis SIL Regular" w:eastAsia="Charis SIL Regular"/>
-          <w:b w:val="0"/>
-          <w:i w:val="0"/>
-          <w:color w:val="000000"/>
-          <w:sz w:val="24"/>
-        </w:rPr>
-        <w:t xml:space="preserve">. There is also a specific </w:t>
+          <w:rFonts w:ascii="Charis SIL Regular" w:hAnsi="Charis SIL Regular" w:eastAsia="Charis SIL Regular"/>
+          <w:b w:val="0"/>
+          <w:i w:val="0"/>
+          <w:color w:val="000000"/>
+          <w:sz w:val="24"/>
+        </w:rPr>
+        <w:t xml:space="preserve">Netherlands. There is also a specific </w:t>
       </w:r>
       <w:r>
         <w:rPr>
@@ -3873,6 +3872,7 @@
           <w:i w:val="0"/>
           <w:color w:val="0000FF"/>
           <w:sz w:val="24"/>
+          <w:u w:val="single"/>
         </w:rPr>
         <w:hyperlink r:id="rId23" w:history="1">
           <w:r>
@@ -4137,7 +4137,7 @@
           <w:sz w:val="24"/>
           <w:u w:val="single"/>
         </w:rPr>
-        <w:hyperlink r:id="rId24" w:history="1">
+        <w:hyperlink r:id="rId25" w:history="1">
           <w:r>
             <w:rPr>
               <w:rStyle w:val="Hyperlink"/>
@@ -4164,8 +4164,16 @@
           <w:i w:val="0"/>
           <w:color w:val="0000FF"/>
           <w:sz w:val="24"/>
-        </w:rPr>
-        <w:t>A</w:t>
+          <w:u w:val="single"/>
+        </w:rPr>
+        <w:hyperlink r:id="rId25" w:history="1">
+          <w:r>
+            <w:rPr>
+              <w:rStyle w:val="Hyperlink"/>
+            </w:rPr>
+            <w:t>A</w:t>
+          </w:r>
+        </w:hyperlink>
       </w:r>
       <w:r>
         <w:rPr>
@@ -4176,7 +4184,7 @@
           <w:sz w:val="24"/>
           <w:u w:val="single"/>
         </w:rPr>
-        <w:hyperlink r:id="rId24" w:history="1">
+        <w:hyperlink r:id="rId25" w:history="1">
           <w:r>
             <w:rPr>
               <w:rStyle w:val="Hyperlink"/>
@@ -4194,7 +4202,7 @@
           <w:sz w:val="24"/>
           <w:u w:val="single"/>
         </w:rPr>
-        <w:hyperlink r:id="rId24" w:history="1">
+        <w:hyperlink r:id="rId25" w:history="1">
           <w:r>
             <w:rPr>
               <w:rStyle w:val="Hyperlink"/>
@@ -4223,7 +4231,7 @@
           <w:sz w:val="24"/>
           <w:u w:val="single"/>
         </w:rPr>
-        <w:hyperlink r:id="rId24" w:history="1">
+        <w:hyperlink r:id="rId25" w:history="1">
           <w:r>
             <w:rPr>
               <w:rStyle w:val="Hyperlink"/>
@@ -6914,7 +6922,7 @@
           <w:sz w:val="24"/>
           <w:u w:val="single"/>
         </w:rPr>
-        <w:hyperlink r:id="rId33" w:history="1">
+        <w:hyperlink r:id="rId32" w:history="1">
           <w:r>
             <w:rPr>
               <w:rStyle w:val="Hyperlink"/>
@@ -6932,7 +6940,7 @@
           <w:sz w:val="24"/>
           <w:u w:val="single"/>
         </w:rPr>
-        <w:hyperlink r:id="rId33" w:history="1">
+        <w:hyperlink r:id="rId32" w:history="1">
           <w:r>
             <w:rPr>
               <w:rStyle w:val="Hyperlink"/>
@@ -6950,7 +6958,7 @@
           <w:sz w:val="24"/>
           <w:u w:val="single"/>
         </w:rPr>
-        <w:hyperlink r:id="rId33" w:history="1">
+        <w:hyperlink r:id="rId32" w:history="1">
           <w:r>
             <w:rPr>
               <w:rStyle w:val="Hyperlink"/>

--- a/EXPORTS/DOCX/published/niveau2/English/ArubaBonaireCuracao.docx
+++ b/EXPORTS/DOCX/published/niveau2/English/ArubaBonaireCuracao.docx
@@ -3857,13 +3857,31 @@
       </w:r>
       <w:r>
         <w:rPr>
-          <w:rFonts w:ascii="Charis SIL Regular" w:hAnsi="Charis SIL Regular" w:eastAsia="Charis SIL Regular"/>
-          <w:b w:val="0"/>
-          <w:i w:val="0"/>
-          <w:color w:val="000000"/>
-          <w:sz w:val="24"/>
-        </w:rPr>
-        <w:t xml:space="preserve">Netherlands. There is also a specific </w:t>
+          <w:u w:val="single" w:color="0000ff"/>
+          <w:rFonts w:ascii="Charis SIL Regular" w:hAnsi="Charis SIL Regular" w:eastAsia="Charis SIL Regular"/>
+          <w:b w:val="0"/>
+          <w:i w:val="0"/>
+          <w:color w:val="000000"/>
+          <w:sz w:val="24"/>
+        </w:rPr>
+        <w:hyperlink r:id="rId21" w:history="1">
+          <w:r>
+            <w:rPr>
+              <w:rStyle w:val="Hyperlink"/>
+            </w:rPr>
+            <w:t>Netherlands</w:t>
+          </w:r>
+        </w:hyperlink>
+      </w:r>
+      <w:r>
+        <w:rPr>
+          <w:rFonts w:ascii="Charis SIL Regular" w:hAnsi="Charis SIL Regular" w:eastAsia="Charis SIL Regular"/>
+          <w:b w:val="0"/>
+          <w:i w:val="0"/>
+          <w:color w:val="000000"/>
+          <w:sz w:val="24"/>
+        </w:rPr>
+        <w:t xml:space="preserve">. There is also a specific </w:t>
       </w:r>
       <w:r>
         <w:rPr>
@@ -4184,12 +4202,12 @@
           <w:sz w:val="24"/>
           <w:u w:val="single"/>
         </w:rPr>
-        <w:hyperlink r:id="rId25" w:history="1">
+        <w:hyperlink r:id="rId24" w:history="1">
           <w:r>
             <w:rPr>
               <w:rStyle w:val="Hyperlink"/>
             </w:rPr>
-            <w:t>rkeologic</w:t>
+            <w:t>rkeologi</w:t>
           </w:r>
         </w:hyperlink>
       </w:r>
@@ -4202,7 +4220,25 @@
           <w:sz w:val="24"/>
           <w:u w:val="single"/>
         </w:rPr>
-        <w:hyperlink r:id="rId25" w:history="1">
+        <w:hyperlink r:id="rId24" w:history="1">
+          <w:r>
+            <w:rPr>
+              <w:rStyle w:val="Hyperlink"/>
+            </w:rPr>
+            <w:t>c</w:t>
+          </w:r>
+        </w:hyperlink>
+      </w:r>
+      <w:r>
+        <w:rPr>
+          <w:rFonts w:ascii="Charis SIL Regular" w:hAnsi="Charis SIL Regular" w:eastAsia="Charis SIL Regular"/>
+          <w:b w:val="0"/>
+          <w:i w:val="0"/>
+          <w:color w:val="0000FF"/>
+          <w:sz w:val="24"/>
+          <w:u w:val="single"/>
+        </w:rPr>
+        <w:hyperlink r:id="rId24" w:history="1">
           <w:r>
             <w:rPr>
               <w:rStyle w:val="Hyperlink"/>
@@ -4231,7 +4267,7 @@
           <w:sz w:val="24"/>
           <w:u w:val="single"/>
         </w:rPr>
-        <w:hyperlink r:id="rId25" w:history="1">
+        <w:hyperlink r:id="rId24" w:history="1">
           <w:r>
             <w:rPr>
               <w:rStyle w:val="Hyperlink"/>
@@ -4309,50 +4345,7 @@
           <w:color w:val="000000"/>
           <w:sz w:val="24"/>
         </w:rPr>
-        <w:hyperlink r:id="rId25" w:history="1">
-          <w:r>
-            <w:rPr>
-              <w:rStyle w:val="Hyperlink"/>
-            </w:rPr>
-            <w:t>The re</w:t>
-          </w:r>
-        </w:hyperlink>
-      </w:r>
-      <w:r>
-        <w:rPr>
-          <w:u w:val="single" w:color="0000ff"/>
-          <w:rFonts w:ascii="Charis SIL Regular" w:hAnsi="Charis SIL Regular" w:eastAsia="Charis SIL Regular"/>
-          <w:b w:val="0"/>
-          <w:i w:val="0"/>
-          <w:color w:val="000000"/>
-          <w:sz w:val="24"/>
-        </w:rPr>
-        <w:hyperlink r:id="rId25" w:history="1">
-          <w:r>
-            <w:rPr>
-              <w:rStyle w:val="Hyperlink"/>
-            </w:rPr>
-            <w:t>s</w:t>
-          </w:r>
-        </w:hyperlink>
-      </w:r>
-      <w:r>
-        <w:rPr>
-          <w:u w:val="single" w:color="0000ff"/>
-          <w:rFonts w:ascii="Charis SIL Regular" w:hAnsi="Charis SIL Regular" w:eastAsia="Charis SIL Regular"/>
-          <w:b w:val="0"/>
-          <w:i w:val="0"/>
-          <w:color w:val="000000"/>
-          <w:sz w:val="24"/>
-        </w:rPr>
-        <w:hyperlink r:id="rId25" w:history="1">
-          <w:r>
-            <w:rPr>
-              <w:rStyle w:val="Hyperlink"/>
-            </w:rPr>
-            <w:t xml:space="preserve">earch aid </w:t>
-          </w:r>
-        </w:hyperlink>
+        <w:t xml:space="preserve">The research aid </w:t>
       </w:r>
       <w:r>
         <w:rPr>
@@ -4363,7 +4356,7 @@
           <w:sz w:val="24"/>
           <w:u w:val="single"/>
         </w:rPr>
-        <w:hyperlink r:id="rId25" w:history="1">
+        <w:hyperlink r:id="rId13" w:history="1">
           <w:r>
             <w:rPr>
               <w:rStyle w:val="Hyperlink"/>
@@ -4428,7 +4421,7 @@
           <w:sz w:val="24"/>
           <w:u w:val="single"/>
         </w:rPr>
-        <w:hyperlink r:id="rId25" w:history="1">
+        <w:hyperlink r:id="rId13" w:history="1">
           <w:r>
             <w:rPr>
               <w:rStyle w:val="Hyperlink"/>
@@ -4493,7 +4486,7 @@
           <w:sz w:val="24"/>
           <w:u w:val="single"/>
         </w:rPr>
-        <w:hyperlink r:id="rId25" w:history="1">
+        <w:hyperlink r:id="rId13" w:history="1">
           <w:r>
             <w:rPr>
               <w:rStyle w:val="Hyperlink"/>
@@ -5075,24 +5068,7 @@
           <w:color w:val="000000"/>
           <w:sz w:val="24"/>
         </w:rPr>
-        <w:t>' b</w:t>
-      </w:r>
-      <w:r>
-        <w:rPr>
-          <w:rFonts w:ascii="Charis SIL Regular" w:hAnsi="Charis SIL Regular" w:eastAsia="Charis SIL Regular"/>
-          <w:b w:val="0"/>
-          <w:i w:val="0"/>
-          <w:color w:val="000000"/>
-          <w:sz w:val="24"/>
-        </w:rPr>
-        <w:hyperlink r:id="rId27" w:history="1">
-          <w:r>
-            <w:rPr>
-              <w:rStyle w:val="Hyperlink"/>
-            </w:rPr>
-            <w:t>y h</w:t>
-          </w:r>
-        </w:hyperlink>
+        <w:t>' by h</w:t>
       </w:r>
       <w:r>
         <w:rPr>
@@ -5180,6 +5156,50 @@
           <w:color w:val="000000"/>
           <w:sz w:val="24"/>
         </w:rPr>
+        <w:t>ribe</w:t>
+      </w:r>
+      <w:r>
+        <w:rPr>
+          <w:rFonts w:ascii="Charis SIL Regular" w:hAnsi="Charis SIL Regular" w:eastAsia="Charis SIL Regular"/>
+          <w:b w:val="0"/>
+          <w:i w:val="0"/>
+          <w:color w:val="000000"/>
+          <w:sz w:val="24"/>
+        </w:rPr>
+        <w:hyperlink r:id="rId27" w:history="1">
+          <w:r>
+            <w:rPr>
+              <w:rStyle w:val="Hyperlink"/>
+            </w:rPr>
+            <w:t xml:space="preserve">s the </w:t>
+          </w:r>
+        </w:hyperlink>
+      </w:r>
+      <w:r>
+        <w:rPr>
+          <w:rFonts w:ascii="Charis SIL Regular" w:hAnsi="Charis SIL Regular" w:eastAsia="Charis SIL Regular"/>
+          <w:b w:val="0"/>
+          <w:i w:val="0"/>
+          <w:color w:val="000000"/>
+          <w:sz w:val="24"/>
+        </w:rPr>
+        <w:hyperlink r:id="rId27" w:history="1">
+          <w:r>
+            <w:rPr>
+              <w:rStyle w:val="Hyperlink"/>
+            </w:rPr>
+            <w:t>p</w:t>
+          </w:r>
+        </w:hyperlink>
+      </w:r>
+      <w:r>
+        <w:rPr>
+          <w:rFonts w:ascii="Charis SIL Regular" w:hAnsi="Charis SIL Regular" w:eastAsia="Charis SIL Regular"/>
+          <w:b w:val="0"/>
+          <w:i w:val="0"/>
+          <w:color w:val="000000"/>
+          <w:sz w:val="24"/>
+        </w:rPr>
         <w:hyperlink r:id="rId27" w:history="1">
           <w:r>
             <w:rPr>
@@ -5202,74 +5222,6 @@
             <w:rPr>
               <w:rStyle w:val="Hyperlink"/>
             </w:rPr>
-            <w:t>ibe</w:t>
-          </w:r>
-        </w:hyperlink>
-      </w:r>
-      <w:r>
-        <w:rPr>
-          <w:rFonts w:ascii="Charis SIL Regular" w:hAnsi="Charis SIL Regular" w:eastAsia="Charis SIL Regular"/>
-          <w:b w:val="0"/>
-          <w:i w:val="0"/>
-          <w:color w:val="000000"/>
-          <w:sz w:val="24"/>
-        </w:rPr>
-        <w:hyperlink r:id="rId27" w:history="1">
-          <w:r>
-            <w:rPr>
-              <w:rStyle w:val="Hyperlink"/>
-            </w:rPr>
-            <w:t xml:space="preserve">s the </w:t>
-          </w:r>
-        </w:hyperlink>
-      </w:r>
-      <w:r>
-        <w:rPr>
-          <w:rFonts w:ascii="Charis SIL Regular" w:hAnsi="Charis SIL Regular" w:eastAsia="Charis SIL Regular"/>
-          <w:b w:val="0"/>
-          <w:i w:val="0"/>
-          <w:color w:val="000000"/>
-          <w:sz w:val="24"/>
-        </w:rPr>
-        <w:hyperlink r:id="rId27" w:history="1">
-          <w:r>
-            <w:rPr>
-              <w:rStyle w:val="Hyperlink"/>
-            </w:rPr>
-            <w:t>p</w:t>
-          </w:r>
-        </w:hyperlink>
-      </w:r>
-      <w:r>
-        <w:rPr>
-          <w:rFonts w:ascii="Charis SIL Regular" w:hAnsi="Charis SIL Regular" w:eastAsia="Charis SIL Regular"/>
-          <w:b w:val="0"/>
-          <w:i w:val="0"/>
-          <w:color w:val="000000"/>
-          <w:sz w:val="24"/>
-        </w:rPr>
-        <w:hyperlink r:id="rId27" w:history="1">
-          <w:r>
-            <w:rPr>
-              <w:rStyle w:val="Hyperlink"/>
-            </w:rPr>
-            <w:t>r</w:t>
-          </w:r>
-        </w:hyperlink>
-      </w:r>
-      <w:r>
-        <w:rPr>
-          <w:rFonts w:ascii="Charis SIL Regular" w:hAnsi="Charis SIL Regular" w:eastAsia="Charis SIL Regular"/>
-          <w:b w:val="0"/>
-          <w:i w:val="0"/>
-          <w:color w:val="000000"/>
-          <w:sz w:val="24"/>
-        </w:rPr>
-        <w:hyperlink r:id="rId27" w:history="1">
-          <w:r>
-            <w:rPr>
-              <w:rStyle w:val="Hyperlink"/>
-            </w:rPr>
             <w:t>eco</w:t>
           </w:r>
         </w:hyperlink>
@@ -5299,14 +5251,7 @@
           <w:color w:val="000000"/>
           <w:sz w:val="24"/>
         </w:rPr>
-        <w:hyperlink r:id="rId27" w:history="1">
-          <w:r>
-            <w:rPr>
-              <w:rStyle w:val="Hyperlink"/>
-            </w:rPr>
-            <w:t>onial history</w:t>
-          </w:r>
-        </w:hyperlink>
+        <w:t>onial history</w:t>
       </w:r>
       <w:r>
         <w:rPr>
@@ -5360,24 +5305,7 @@
           <w:color w:val="000000"/>
           <w:sz w:val="24"/>
         </w:rPr>
-        <w:hyperlink r:id="rId27" w:history="1">
-          <w:r>
-            <w:rPr>
-              <w:rStyle w:val="Hyperlink"/>
-            </w:rPr>
-            <w:t xml:space="preserve"> th</w:t>
-          </w:r>
-        </w:hyperlink>
-      </w:r>
-      <w:r>
-        <w:rPr>
-          <w:rFonts w:ascii="Charis SIL Regular" w:hAnsi="Charis SIL Regular" w:eastAsia="Charis SIL Regular"/>
-          <w:b w:val="0"/>
-          <w:i w:val="0"/>
-          <w:color w:val="000000"/>
-          <w:sz w:val="24"/>
-        </w:rPr>
-        <w:t xml:space="preserve">e </w:t>
+        <w:t xml:space="preserve"> the </w:t>
       </w:r>
       <w:r>
         <w:rPr>
@@ -5576,13 +5504,29 @@
             <w:rPr>
               <w:rStyle w:val="Hyperlink"/>
             </w:rPr>
-            <w:t>eritage fie</w:t>
+            <w:t>eritage fi</w:t>
           </w:r>
         </w:hyperlink>
       </w:r>
       <w:r>
         <w:rPr>
-          <w:u w:val="single" w:color="0000ff"/>
+          <w:rFonts w:ascii="Charis SIL Regular" w:hAnsi="Charis SIL Regular" w:eastAsia="Charis SIL Regular"/>
+          <w:b w:val="0"/>
+          <w:i w:val="0"/>
+          <w:color w:val="000000"/>
+          <w:sz w:val="24"/>
+        </w:rPr>
+        <w:hyperlink r:id="rId28" w:history="1">
+          <w:r>
+            <w:rPr>
+              <w:rStyle w:val="Hyperlink"/>
+            </w:rPr>
+            <w:t>e</w:t>
+          </w:r>
+        </w:hyperlink>
+      </w:r>
+      <w:r>
+        <w:rPr>
           <w:rFonts w:ascii="Charis SIL Regular" w:hAnsi="Charis SIL Regular" w:eastAsia="Charis SIL Regular"/>
           <w:b w:val="0"/>
           <w:i w:val="0"/>
@@ -5618,14 +5562,7 @@
           <w:color w:val="000000"/>
           <w:sz w:val="24"/>
         </w:rPr>
-        <w:hyperlink r:id="rId28" w:history="1">
-          <w:r>
-            <w:rPr>
-              <w:rStyle w:val="Hyperlink"/>
-            </w:rPr>
-            <w:t>. Establis</w:t>
-          </w:r>
-        </w:hyperlink>
+        <w:t>. Establis</w:t>
       </w:r>
       <w:r>
         <w:rPr>
@@ -5677,7 +5614,7 @@
             <w:rPr>
               <w:rStyle w:val="Hyperlink"/>
             </w:rPr>
-            <w:t>98, the f</w:t>
+            <w:t>98, the fo</w:t>
           </w:r>
         </w:hyperlink>
       </w:r>
@@ -5689,7 +5626,7 @@
           <w:color w:val="000000"/>
           <w:sz w:val="24"/>
         </w:rPr>
-        <w:t xml:space="preserve">oundation aims to document, collect and </w:t>
+        <w:t xml:space="preserve">undation aims to document, collect and </w:t>
       </w:r>
       <w:r>
         <w:rPr>
@@ -6544,67 +6481,13 @@
       </w:r>
       <w:r>
         <w:rPr>
-          <w:u w:val="single" w:color="0000ff"/>
-          <w:rFonts w:ascii="Charis SIL Regular" w:hAnsi="Charis SIL Regular" w:eastAsia="Charis SIL Regular"/>
-          <w:b w:val="0"/>
-          <w:i w:val="0"/>
-          <w:color w:val="000000"/>
-          <w:sz w:val="24"/>
-        </w:rPr>
-        <w:hyperlink r:id="rId13" w:history="1">
-          <w:r>
-            <w:rPr>
-              <w:rStyle w:val="Hyperlink"/>
-            </w:rPr>
-            <w:t>h</w:t>
-          </w:r>
-        </w:hyperlink>
-      </w:r>
-      <w:r>
-        <w:rPr>
-          <w:u w:val="single" w:color="0000ff"/>
-          <w:rFonts w:ascii="Charis SIL Regular" w:hAnsi="Charis SIL Regular" w:eastAsia="Charis SIL Regular"/>
-          <w:b w:val="0"/>
-          <w:i w:val="0"/>
-          <w:color w:val="000000"/>
-          <w:sz w:val="24"/>
-        </w:rPr>
-        <w:hyperlink r:id="rId13" w:history="1">
-          <w:r>
-            <w:rPr>
-              <w:rStyle w:val="Hyperlink"/>
-            </w:rPr>
-            <w:t>i</w:t>
-          </w:r>
-        </w:hyperlink>
-      </w:r>
-      <w:r>
-        <w:rPr>
-          <w:u w:val="single" w:color="0000ff"/>
-          <w:rFonts w:ascii="Charis SIL Regular" w:hAnsi="Charis SIL Regular" w:eastAsia="Charis SIL Regular"/>
-          <w:b w:val="0"/>
-          <w:i w:val="0"/>
-          <w:color w:val="000000"/>
-          <w:sz w:val="24"/>
-        </w:rPr>
-        <w:hyperlink r:id="rId13" w:history="1">
-          <w:r>
-            <w:rPr>
-              <w:rStyle w:val="Hyperlink"/>
-            </w:rPr>
-            <w:t xml:space="preserve">story of </w:t>
-          </w:r>
-        </w:hyperlink>
-      </w:r>
-      <w:r>
-        <w:rPr>
-          <w:rFonts w:ascii="Charis SIL Regular" w:hAnsi="Charis SIL Regular" w:eastAsia="Charis SIL Regular"/>
-          <w:b w:val="0"/>
-          <w:i w:val="0"/>
-          <w:color w:val="000000"/>
-          <w:sz w:val="24"/>
-        </w:rPr>
-        <w:t xml:space="preserve">Curaçao. The research aids </w:t>
+          <w:rFonts w:ascii="Charis SIL Regular" w:hAnsi="Charis SIL Regular" w:eastAsia="Charis SIL Regular"/>
+          <w:b w:val="0"/>
+          <w:i w:val="0"/>
+          <w:color w:val="000000"/>
+          <w:sz w:val="24"/>
+        </w:rPr>
+        <w:t xml:space="preserve">history of Curaçao. The research aids </w:t>
       </w:r>
       <w:r>
         <w:rPr>
@@ -6922,7 +6805,7 @@
           <w:sz w:val="24"/>
           <w:u w:val="single"/>
         </w:rPr>
-        <w:hyperlink r:id="rId32" w:history="1">
+        <w:hyperlink r:id="rId33" w:history="1">
           <w:r>
             <w:rPr>
               <w:rStyle w:val="Hyperlink"/>
@@ -6958,7 +6841,7 @@
           <w:sz w:val="24"/>
           <w:u w:val="single"/>
         </w:rPr>
-        <w:hyperlink r:id="rId32" w:history="1">
+        <w:hyperlink r:id="rId33" w:history="1">
           <w:r>
             <w:rPr>
               <w:rStyle w:val="Hyperlink"/>
@@ -6992,43 +6875,7 @@
             <w:rPr>
               <w:rStyle w:val="Hyperlink"/>
             </w:rPr>
-            <w:t>172</w:t>
-          </w:r>
-        </w:hyperlink>
-      </w:r>
-      <w:r>
-        <w:rPr>
-          <w:rFonts w:ascii="Charis SIL Regular" w:hAnsi="Charis SIL Regular" w:eastAsia="Charis SIL Regular"/>
-          <w:b w:val="0"/>
-          <w:i w:val="0"/>
-          <w:color w:val="0000FF"/>
-          <w:sz w:val="24"/>
-          <w:u w:val="single"/>
-        </w:rPr>
-        <w:hyperlink r:id="rId33" w:history="1">
-          <w:r>
-            <w:rPr>
-              <w:rStyle w:val="Hyperlink"/>
-            </w:rPr>
-            <w:t>2</w:t>
-          </w:r>
-        </w:hyperlink>
-      </w:r>
-      <w:r>
-        <w:rPr>
-          <w:rFonts w:ascii="Charis SIL Regular" w:hAnsi="Charis SIL Regular" w:eastAsia="Charis SIL Regular"/>
-          <w:b w:val="0"/>
-          <w:i w:val="0"/>
-          <w:color w:val="0000FF"/>
-          <w:sz w:val="24"/>
-          <w:u w:val="single"/>
-        </w:rPr>
-        <w:hyperlink r:id="rId33" w:history="1">
-          <w:r>
-            <w:rPr>
-              <w:rStyle w:val="Hyperlink"/>
-            </w:rPr>
-            <w:t>-18</w:t>
+            <w:t>1722-18</w:t>
           </w:r>
         </w:hyperlink>
       </w:r>

--- a/EXPORTS/DOCX/published/niveau2/English/ArubaBonaireCuracao.docx
+++ b/EXPORTS/DOCX/published/niveau2/English/ArubaBonaireCuracao.docx
@@ -1435,7 +1435,7 @@
             <w:rPr>
               <w:rStyle w:val="Hyperlink"/>
             </w:rPr>
-            <w:t>offi</w:t>
+            <w:t>offic</w:t>
           </w:r>
         </w:hyperlink>
       </w:r>
@@ -1446,15 +1446,9 @@
           <w:i w:val="0"/>
           <w:color w:val="0000FF"/>
           <w:sz w:val="24"/>
-        </w:rPr>
-        <w:hyperlink r:id="rId14" w:history="1">
-          <w:r>
-            <w:rPr>
-              <w:rStyle w:val="Hyperlink"/>
-            </w:rPr>
-            <w:t>ce</w:t>
-          </w:r>
-        </w:hyperlink>
+          <w:u w:val="single"/>
+        </w:rPr>
+        <w:t>er</w:t>
       </w:r>
       <w:r>
         <w:rPr>
@@ -1464,18 +1458,7 @@
           <w:color w:val="0000FF"/>
           <w:sz w:val="24"/>
         </w:rPr>
-        <w:t>rs</w:t>
-      </w:r>
-      <w:r>
-        <w:rPr>
-          <w:rFonts w:ascii="Charis SIL Regular" w:hAnsi="Charis SIL Regular" w:eastAsia="Charis SIL Regular"/>
-          <w:b w:val="0"/>
-          <w:i w:val="0"/>
-          <w:color w:val="0000FF"/>
-          <w:sz w:val="24"/>
-          <w:u w:val="single"/>
-        </w:rPr>
-        <w:t xml:space="preserve"> </w:t>
+        <w:t xml:space="preserve">s </w:t>
       </w:r>
       <w:r>
         <w:rPr>
@@ -3890,7 +3873,6 @@
           <w:i w:val="0"/>
           <w:color w:val="0000FF"/>
           <w:sz w:val="24"/>
-          <w:u w:val="single"/>
         </w:rPr>
         <w:hyperlink r:id="rId23" w:history="1">
           <w:r>
@@ -4155,7 +4137,7 @@
           <w:sz w:val="24"/>
           <w:u w:val="single"/>
         </w:rPr>
-        <w:hyperlink r:id="rId25" w:history="1">
+        <w:hyperlink r:id="rId24" w:history="1">
           <w:r>
             <w:rPr>
               <w:rStyle w:val="Hyperlink"/>
@@ -4182,16 +4164,8 @@
           <w:i w:val="0"/>
           <w:color w:val="0000FF"/>
           <w:sz w:val="24"/>
-          <w:u w:val="single"/>
-        </w:rPr>
-        <w:hyperlink r:id="rId25" w:history="1">
-          <w:r>
-            <w:rPr>
-              <w:rStyle w:val="Hyperlink"/>
-            </w:rPr>
-            <w:t>A</w:t>
-          </w:r>
-        </w:hyperlink>
+        </w:rPr>
+        <w:t>A</w:t>
       </w:r>
       <w:r>
         <w:rPr>
@@ -4207,25 +4181,7 @@
             <w:rPr>
               <w:rStyle w:val="Hyperlink"/>
             </w:rPr>
-            <w:t>rkeologi</w:t>
-          </w:r>
-        </w:hyperlink>
-      </w:r>
-      <w:r>
-        <w:rPr>
-          <w:rFonts w:ascii="Charis SIL Regular" w:hAnsi="Charis SIL Regular" w:eastAsia="Charis SIL Regular"/>
-          <w:b w:val="0"/>
-          <w:i w:val="0"/>
-          <w:color w:val="0000FF"/>
-          <w:sz w:val="24"/>
-          <w:u w:val="single"/>
-        </w:rPr>
-        <w:hyperlink r:id="rId24" w:history="1">
-          <w:r>
-            <w:rPr>
-              <w:rStyle w:val="Hyperlink"/>
-            </w:rPr>
-            <w:t>c</w:t>
+            <w:t>rkeologic</w:t>
           </w:r>
         </w:hyperlink>
       </w:r>
@@ -4345,7 +4301,50 @@
           <w:color w:val="000000"/>
           <w:sz w:val="24"/>
         </w:rPr>
-        <w:t xml:space="preserve">The research aid </w:t>
+        <w:hyperlink r:id="rId25" w:history="1">
+          <w:r>
+            <w:rPr>
+              <w:rStyle w:val="Hyperlink"/>
+            </w:rPr>
+            <w:t>The re</w:t>
+          </w:r>
+        </w:hyperlink>
+      </w:r>
+      <w:r>
+        <w:rPr>
+          <w:u w:val="single" w:color="0000ff"/>
+          <w:rFonts w:ascii="Charis SIL Regular" w:hAnsi="Charis SIL Regular" w:eastAsia="Charis SIL Regular"/>
+          <w:b w:val="0"/>
+          <w:i w:val="0"/>
+          <w:color w:val="000000"/>
+          <w:sz w:val="24"/>
+        </w:rPr>
+        <w:hyperlink r:id="rId25" w:history="1">
+          <w:r>
+            <w:rPr>
+              <w:rStyle w:val="Hyperlink"/>
+            </w:rPr>
+            <w:t>s</w:t>
+          </w:r>
+        </w:hyperlink>
+      </w:r>
+      <w:r>
+        <w:rPr>
+          <w:u w:val="single" w:color="0000ff"/>
+          <w:rFonts w:ascii="Charis SIL Regular" w:hAnsi="Charis SIL Regular" w:eastAsia="Charis SIL Regular"/>
+          <w:b w:val="0"/>
+          <w:i w:val="0"/>
+          <w:color w:val="000000"/>
+          <w:sz w:val="24"/>
+        </w:rPr>
+        <w:hyperlink r:id="rId25" w:history="1">
+          <w:r>
+            <w:rPr>
+              <w:rStyle w:val="Hyperlink"/>
+            </w:rPr>
+            <w:t xml:space="preserve">earch aid </w:t>
+          </w:r>
+        </w:hyperlink>
       </w:r>
       <w:r>
         <w:rPr>
@@ -4356,7 +4355,7 @@
           <w:sz w:val="24"/>
           <w:u w:val="single"/>
         </w:rPr>
-        <w:hyperlink r:id="rId13" w:history="1">
+        <w:hyperlink r:id="rId25" w:history="1">
           <w:r>
             <w:rPr>
               <w:rStyle w:val="Hyperlink"/>
@@ -4421,7 +4420,7 @@
           <w:sz w:val="24"/>
           <w:u w:val="single"/>
         </w:rPr>
-        <w:hyperlink r:id="rId13" w:history="1">
+        <w:hyperlink r:id="rId25" w:history="1">
           <w:r>
             <w:rPr>
               <w:rStyle w:val="Hyperlink"/>
@@ -4486,7 +4485,7 @@
           <w:sz w:val="24"/>
           <w:u w:val="single"/>
         </w:rPr>
-        <w:hyperlink r:id="rId13" w:history="1">
+        <w:hyperlink r:id="rId25" w:history="1">
           <w:r>
             <w:rPr>
               <w:rStyle w:val="Hyperlink"/>
@@ -5068,7 +5067,24 @@
           <w:color w:val="000000"/>
           <w:sz w:val="24"/>
         </w:rPr>
-        <w:t>' by h</w:t>
+        <w:t>' b</w:t>
+      </w:r>
+      <w:r>
+        <w:rPr>
+          <w:rFonts w:ascii="Charis SIL Regular" w:hAnsi="Charis SIL Regular" w:eastAsia="Charis SIL Regular"/>
+          <w:b w:val="0"/>
+          <w:i w:val="0"/>
+          <w:color w:val="000000"/>
+          <w:sz w:val="24"/>
+        </w:rPr>
+        <w:hyperlink r:id="rId27" w:history="1">
+          <w:r>
+            <w:rPr>
+              <w:rStyle w:val="Hyperlink"/>
+            </w:rPr>
+            <w:t>y h</w:t>
+          </w:r>
+        </w:hyperlink>
       </w:r>
       <w:r>
         <w:rPr>
@@ -5156,7 +5172,31 @@
           <w:color w:val="000000"/>
           <w:sz w:val="24"/>
         </w:rPr>
-        <w:t>ribe</w:t>
+        <w:hyperlink r:id="rId27" w:history="1">
+          <w:r>
+            <w:rPr>
+              <w:rStyle w:val="Hyperlink"/>
+            </w:rPr>
+            <w:t>r</w:t>
+          </w:r>
+        </w:hyperlink>
+      </w:r>
+      <w:r>
+        <w:rPr>
+          <w:rFonts w:ascii="Charis SIL Regular" w:hAnsi="Charis SIL Regular" w:eastAsia="Charis SIL Regular"/>
+          <w:b w:val="0"/>
+          <w:i w:val="0"/>
+          <w:color w:val="000000"/>
+          <w:sz w:val="24"/>
+        </w:rPr>
+        <w:hyperlink r:id="rId27" w:history="1">
+          <w:r>
+            <w:rPr>
+              <w:rStyle w:val="Hyperlink"/>
+            </w:rPr>
+            <w:t>ibe</w:t>
+          </w:r>
+        </w:hyperlink>
       </w:r>
       <w:r>
         <w:rPr>
@@ -5251,7 +5291,14 @@
           <w:color w:val="000000"/>
           <w:sz w:val="24"/>
         </w:rPr>
-        <w:t>onial history</w:t>
+        <w:hyperlink r:id="rId27" w:history="1">
+          <w:r>
+            <w:rPr>
+              <w:rStyle w:val="Hyperlink"/>
+            </w:rPr>
+            <w:t>onial history</w:t>
+          </w:r>
+        </w:hyperlink>
       </w:r>
       <w:r>
         <w:rPr>
@@ -5305,7 +5352,24 @@
           <w:color w:val="000000"/>
           <w:sz w:val="24"/>
         </w:rPr>
-        <w:t xml:space="preserve"> the </w:t>
+        <w:hyperlink r:id="rId27" w:history="1">
+          <w:r>
+            <w:rPr>
+              <w:rStyle w:val="Hyperlink"/>
+            </w:rPr>
+            <w:t xml:space="preserve"> th</w:t>
+          </w:r>
+        </w:hyperlink>
+      </w:r>
+      <w:r>
+        <w:rPr>
+          <w:rFonts w:ascii="Charis SIL Regular" w:hAnsi="Charis SIL Regular" w:eastAsia="Charis SIL Regular"/>
+          <w:b w:val="0"/>
+          <w:i w:val="0"/>
+          <w:color w:val="000000"/>
+          <w:sz w:val="24"/>
+        </w:rPr>
+        <w:t xml:space="preserve">e </w:t>
       </w:r>
       <w:r>
         <w:rPr>
@@ -5504,29 +5568,13 @@
             <w:rPr>
               <w:rStyle w:val="Hyperlink"/>
             </w:rPr>
-            <w:t>eritage fi</w:t>
+            <w:t>eritage fie</w:t>
           </w:r>
         </w:hyperlink>
       </w:r>
       <w:r>
         <w:rPr>
-          <w:rFonts w:ascii="Charis SIL Regular" w:hAnsi="Charis SIL Regular" w:eastAsia="Charis SIL Regular"/>
-          <w:b w:val="0"/>
-          <w:i w:val="0"/>
-          <w:color w:val="000000"/>
-          <w:sz w:val="24"/>
-        </w:rPr>
-        <w:hyperlink r:id="rId28" w:history="1">
-          <w:r>
-            <w:rPr>
-              <w:rStyle w:val="Hyperlink"/>
-            </w:rPr>
-            <w:t>e</w:t>
-          </w:r>
-        </w:hyperlink>
-      </w:r>
-      <w:r>
-        <w:rPr>
+          <w:u w:val="single" w:color="0000ff"/>
           <w:rFonts w:ascii="Charis SIL Regular" w:hAnsi="Charis SIL Regular" w:eastAsia="Charis SIL Regular"/>
           <w:b w:val="0"/>
           <w:i w:val="0"/>
@@ -5562,7 +5610,14 @@
           <w:color w:val="000000"/>
           <w:sz w:val="24"/>
         </w:rPr>
-        <w:t>. Establis</w:t>
+        <w:hyperlink r:id="rId28" w:history="1">
+          <w:r>
+            <w:rPr>
+              <w:rStyle w:val="Hyperlink"/>
+            </w:rPr>
+            <w:t>. Establis</w:t>
+          </w:r>
+        </w:hyperlink>
       </w:r>
       <w:r>
         <w:rPr>
@@ -5584,21 +5639,13 @@
       </w:r>
       <w:r>
         <w:rPr>
-          <w:u w:val="single" w:color="0000ff"/>
-          <w:rFonts w:ascii="Charis SIL Regular" w:hAnsi="Charis SIL Regular" w:eastAsia="Charis SIL Regular"/>
-          <w:b w:val="0"/>
-          <w:i w:val="0"/>
-          <w:color w:val="000000"/>
-          <w:sz w:val="24"/>
-        </w:rPr>
-        <w:hyperlink r:id="rId28" w:history="1">
-          <w:r>
-            <w:rPr>
-              <w:rStyle w:val="Hyperlink"/>
-            </w:rPr>
-            <w:t>9</w:t>
-          </w:r>
-        </w:hyperlink>
+          <w:rFonts w:ascii="Charis SIL Regular" w:hAnsi="Charis SIL Regular" w:eastAsia="Charis SIL Regular"/>
+          <w:b w:val="0"/>
+          <w:i w:val="0"/>
+          <w:color w:val="000000"/>
+          <w:sz w:val="24"/>
+        </w:rPr>
+        <w:t>9</w:t>
       </w:r>
       <w:r>
         <w:rPr>
@@ -6481,13 +6528,67 @@
       </w:r>
       <w:r>
         <w:rPr>
-          <w:rFonts w:ascii="Charis SIL Regular" w:hAnsi="Charis SIL Regular" w:eastAsia="Charis SIL Regular"/>
-          <w:b w:val="0"/>
-          <w:i w:val="0"/>
-          <w:color w:val="000000"/>
-          <w:sz w:val="24"/>
-        </w:rPr>
-        <w:t xml:space="preserve">history of Curaçao. The research aids </w:t>
+          <w:u w:val="single" w:color="0000ff"/>
+          <w:rFonts w:ascii="Charis SIL Regular" w:hAnsi="Charis SIL Regular" w:eastAsia="Charis SIL Regular"/>
+          <w:b w:val="0"/>
+          <w:i w:val="0"/>
+          <w:color w:val="000000"/>
+          <w:sz w:val="24"/>
+        </w:rPr>
+        <w:hyperlink r:id="rId13" w:history="1">
+          <w:r>
+            <w:rPr>
+              <w:rStyle w:val="Hyperlink"/>
+            </w:rPr>
+            <w:t>h</w:t>
+          </w:r>
+        </w:hyperlink>
+      </w:r>
+      <w:r>
+        <w:rPr>
+          <w:u w:val="single" w:color="0000ff"/>
+          <w:rFonts w:ascii="Charis SIL Regular" w:hAnsi="Charis SIL Regular" w:eastAsia="Charis SIL Regular"/>
+          <w:b w:val="0"/>
+          <w:i w:val="0"/>
+          <w:color w:val="000000"/>
+          <w:sz w:val="24"/>
+        </w:rPr>
+        <w:hyperlink r:id="rId13" w:history="1">
+          <w:r>
+            <w:rPr>
+              <w:rStyle w:val="Hyperlink"/>
+            </w:rPr>
+            <w:t>i</w:t>
+          </w:r>
+        </w:hyperlink>
+      </w:r>
+      <w:r>
+        <w:rPr>
+          <w:u w:val="single" w:color="0000ff"/>
+          <w:rFonts w:ascii="Charis SIL Regular" w:hAnsi="Charis SIL Regular" w:eastAsia="Charis SIL Regular"/>
+          <w:b w:val="0"/>
+          <w:i w:val="0"/>
+          <w:color w:val="000000"/>
+          <w:sz w:val="24"/>
+        </w:rPr>
+        <w:hyperlink r:id="rId13" w:history="1">
+          <w:r>
+            <w:rPr>
+              <w:rStyle w:val="Hyperlink"/>
+            </w:rPr>
+            <w:t xml:space="preserve">story of </w:t>
+          </w:r>
+        </w:hyperlink>
+      </w:r>
+      <w:r>
+        <w:rPr>
+          <w:rFonts w:ascii="Charis SIL Regular" w:hAnsi="Charis SIL Regular" w:eastAsia="Charis SIL Regular"/>
+          <w:b w:val="0"/>
+          <w:i w:val="0"/>
+          <w:color w:val="000000"/>
+          <w:sz w:val="24"/>
+        </w:rPr>
+        <w:t xml:space="preserve">Curaçao. The research aids </w:t>
       </w:r>
       <w:r>
         <w:rPr>
@@ -6823,7 +6924,7 @@
           <w:sz w:val="24"/>
           <w:u w:val="single"/>
         </w:rPr>
-        <w:hyperlink r:id="rId32" w:history="1">
+        <w:hyperlink r:id="rId33" w:history="1">
           <w:r>
             <w:rPr>
               <w:rStyle w:val="Hyperlink"/>
@@ -6875,7 +6976,43 @@
             <w:rPr>
               <w:rStyle w:val="Hyperlink"/>
             </w:rPr>
-            <w:t>1722-18</w:t>
+            <w:t>172</w:t>
+          </w:r>
+        </w:hyperlink>
+      </w:r>
+      <w:r>
+        <w:rPr>
+          <w:rFonts w:ascii="Charis SIL Regular" w:hAnsi="Charis SIL Regular" w:eastAsia="Charis SIL Regular"/>
+          <w:b w:val="0"/>
+          <w:i w:val="0"/>
+          <w:color w:val="0000FF"/>
+          <w:sz w:val="24"/>
+          <w:u w:val="single"/>
+        </w:rPr>
+        <w:hyperlink r:id="rId33" w:history="1">
+          <w:r>
+            <w:rPr>
+              <w:rStyle w:val="Hyperlink"/>
+            </w:rPr>
+            <w:t>2</w:t>
+          </w:r>
+        </w:hyperlink>
+      </w:r>
+      <w:r>
+        <w:rPr>
+          <w:rFonts w:ascii="Charis SIL Regular" w:hAnsi="Charis SIL Regular" w:eastAsia="Charis SIL Regular"/>
+          <w:b w:val="0"/>
+          <w:i w:val="0"/>
+          <w:color w:val="0000FF"/>
+          <w:sz w:val="24"/>
+          <w:u w:val="single"/>
+        </w:rPr>
+        <w:hyperlink r:id="rId33" w:history="1">
+          <w:r>
+            <w:rPr>
+              <w:rStyle w:val="Hyperlink"/>
+            </w:rPr>
+            <w:t>-18</w:t>
           </w:r>
         </w:hyperlink>
       </w:r>
@@ -7608,36 +7745,7 @@
           <w:color w:val="000000"/>
           <w:sz w:val="24"/>
         </w:rPr>
-        <w:t>cult</w:t>
-      </w:r>
-      <w:r>
-        <w:rPr>
-          <w:u w:val="single" w:color="0000ff"/>
-          <w:rFonts w:ascii="Charis SIL Regular" w:hAnsi="Charis SIL Regular" w:eastAsia="Charis SIL Regular"/>
-          <w:b w:val="0"/>
-          <w:i w:val="0"/>
-          <w:color w:val="000000"/>
-          <w:sz w:val="24"/>
-        </w:rPr>
-        <w:t>u</w:t>
-      </w:r>
-      <w:r>
-        <w:rPr>
-          <w:u w:val="single" w:color="0000ff"/>
-          <w:rFonts w:ascii="Charis SIL Regular" w:hAnsi="Charis SIL Regular" w:eastAsia="Charis SIL Regular"/>
-          <w:b w:val="0"/>
-          <w:i w:val="0"/>
-          <w:color w:val="000000"/>
-          <w:sz w:val="24"/>
-        </w:rPr>
-        <w:hyperlink r:id="rId20" w:history="1">
-          <w:r>
-            <w:rPr>
-              <w:rStyle w:val="Hyperlink"/>
-            </w:rPr>
-            <w:t>ral herita</w:t>
-          </w:r>
-        </w:hyperlink>
+        <w:t>cultural herita</w:t>
       </w:r>
       <w:r>
         <w:rPr>

--- a/EXPORTS/DOCX/published/niveau2/English/ArubaBonaireCuracao.docx
+++ b/EXPORTS/DOCX/published/niveau2/English/ArubaBonaireCuracao.docx
@@ -648,107 +648,7 @@
           <w:color w:val="000000"/>
           <w:sz w:val="24"/>
         </w:rPr>
-        <w:t>islands under the authority of the newly found</w:t>
-      </w:r>
-      <w:r>
-        <w:rPr>
-          <w:u w:val="single" w:color="0000ff"/>
-          <w:rFonts w:ascii="Charis SIL Regular" w:hAnsi="Charis SIL Regular" w:eastAsia="Charis SIL Regular"/>
-          <w:b w:val="0"/>
-          <w:i w:val="0"/>
-          <w:color w:val="000000"/>
-          <w:sz w:val="24"/>
-        </w:rPr>
-        <w:hyperlink r:id="rId10" w:history="1">
-          <w:r>
-            <w:rPr>
-              <w:rStyle w:val="Hyperlink"/>
-            </w:rPr>
-            <w:t>ed Kin</w:t>
-          </w:r>
-        </w:hyperlink>
-      </w:r>
-      <w:r>
-        <w:rPr>
-          <w:u w:val="single" w:color="0000ff"/>
-          <w:rFonts w:ascii="Charis SIL Regular" w:hAnsi="Charis SIL Regular" w:eastAsia="Charis SIL Regular"/>
-          <w:b w:val="0"/>
-          <w:i w:val="0"/>
-          <w:color w:val="000000"/>
-          <w:sz w:val="24"/>
-        </w:rPr>
-        <w:hyperlink r:id="rId10" w:history="1">
-          <w:r>
-            <w:rPr>
-              <w:rStyle w:val="Hyperlink"/>
-            </w:rPr>
-            <w:t>gd</w:t>
-          </w:r>
-        </w:hyperlink>
-      </w:r>
-      <w:r>
-        <w:rPr>
-          <w:u w:val="single" w:color="0000ff"/>
-          <w:rFonts w:ascii="Charis SIL Regular" w:hAnsi="Charis SIL Regular" w:eastAsia="Charis SIL Regular"/>
-          <w:b w:val="0"/>
-          <w:i w:val="0"/>
-          <w:color w:val="000000"/>
-          <w:sz w:val="24"/>
-        </w:rPr>
-        <w:hyperlink r:id="rId10" w:history="1">
-          <w:r>
-            <w:rPr>
-              <w:rStyle w:val="Hyperlink"/>
-            </w:rPr>
-            <w:t>om of t</w:t>
-          </w:r>
-        </w:hyperlink>
-      </w:r>
-      <w:r>
-        <w:rPr>
-          <w:u w:val="single" w:color="0000ff"/>
-          <w:rFonts w:ascii="Charis SIL Regular" w:hAnsi="Charis SIL Regular" w:eastAsia="Charis SIL Regular"/>
-          <w:b w:val="0"/>
-          <w:i w:val="0"/>
-          <w:color w:val="000000"/>
-          <w:sz w:val="24"/>
-        </w:rPr>
-        <w:hyperlink r:id="rId10" w:history="1">
-          <w:r>
-            <w:rPr>
-              <w:rStyle w:val="Hyperlink"/>
-            </w:rPr>
-            <w:t>h</w:t>
-          </w:r>
-        </w:hyperlink>
-      </w:r>
-      <w:r>
-        <w:rPr>
-          <w:u w:val="single" w:color="0000ff"/>
-          <w:rFonts w:ascii="Charis SIL Regular" w:hAnsi="Charis SIL Regular" w:eastAsia="Charis SIL Regular"/>
-          <w:b w:val="0"/>
-          <w:i w:val="0"/>
-          <w:color w:val="000000"/>
-          <w:sz w:val="24"/>
-        </w:rPr>
-        <w:hyperlink r:id="rId10" w:history="1">
-          <w:r>
-            <w:rPr>
-              <w:rStyle w:val="Hyperlink"/>
-            </w:rPr>
-            <w:t xml:space="preserve">e </w:t>
-          </w:r>
-        </w:hyperlink>
-      </w:r>
-      <w:r>
-        <w:rPr>
-          <w:rFonts w:ascii="Charis SIL Regular" w:hAnsi="Charis SIL Regular" w:eastAsia="Charis SIL Regular"/>
-          <w:b w:val="0"/>
-          <w:i w:val="0"/>
-          <w:color w:val="000000"/>
-          <w:sz w:val="24"/>
-        </w:rPr>
-        <w:t>N</w:t>
+        <w:t>islands under the authority of the newly founded Kingdom of the N</w:t>
       </w:r>
       <w:r>
         <w:rPr>
@@ -1435,7 +1335,7 @@
             <w:rPr>
               <w:rStyle w:val="Hyperlink"/>
             </w:rPr>
-            <w:t>offic</w:t>
+            <w:t>offi</w:t>
           </w:r>
         </w:hyperlink>
       </w:r>
@@ -1446,19 +1346,36 @@
           <w:i w:val="0"/>
           <w:color w:val="0000FF"/>
           <w:sz w:val="24"/>
+        </w:rPr>
+        <w:hyperlink r:id="rId14" w:history="1">
+          <w:r>
+            <w:rPr>
+              <w:rStyle w:val="Hyperlink"/>
+            </w:rPr>
+            <w:t>ce</w:t>
+          </w:r>
+        </w:hyperlink>
+      </w:r>
+      <w:r>
+        <w:rPr>
+          <w:rFonts w:ascii="Charis SIL Regular" w:hAnsi="Charis SIL Regular" w:eastAsia="Charis SIL Regular"/>
+          <w:b w:val="0"/>
+          <w:i w:val="0"/>
+          <w:color w:val="0000FF"/>
+          <w:sz w:val="24"/>
+        </w:rPr>
+        <w:t>rs</w:t>
+      </w:r>
+      <w:r>
+        <w:rPr>
+          <w:rFonts w:ascii="Charis SIL Regular" w:hAnsi="Charis SIL Regular" w:eastAsia="Charis SIL Regular"/>
+          <w:b w:val="0"/>
+          <w:i w:val="0"/>
+          <w:color w:val="0000FF"/>
+          <w:sz w:val="24"/>
           <w:u w:val="single"/>
         </w:rPr>
-        <w:t>er</w:t>
-      </w:r>
-      <w:r>
-        <w:rPr>
-          <w:rFonts w:ascii="Charis SIL Regular" w:hAnsi="Charis SIL Regular" w:eastAsia="Charis SIL Regular"/>
-          <w:b w:val="0"/>
-          <w:i w:val="0"/>
-          <w:color w:val="0000FF"/>
-          <w:sz w:val="24"/>
-        </w:rPr>
-        <w:t xml:space="preserve">s </w:t>
+        <w:t xml:space="preserve"> </w:t>
       </w:r>
       <w:r>
         <w:rPr>
@@ -2198,86 +2115,7 @@
           <w:color w:val="000000"/>
           <w:sz w:val="24"/>
         </w:rPr>
-        <w:hyperlink r:id="rId15" w:history="1">
-          <w:r>
-            <w:rPr>
-              <w:rStyle w:val="Hyperlink"/>
-            </w:rPr>
-            <w:t>rmat</w:t>
-          </w:r>
-        </w:hyperlink>
-      </w:r>
-      <w:r>
-        <w:rPr>
-          <w:u w:val="single" w:color="0000ff"/>
-          <w:rFonts w:ascii="Charis SIL Regular" w:hAnsi="Charis SIL Regular" w:eastAsia="Charis SIL Regular"/>
-          <w:b w:val="0"/>
-          <w:i w:val="0"/>
-          <w:color w:val="000000"/>
-          <w:sz w:val="24"/>
-        </w:rPr>
-        <w:hyperlink r:id="rId15" w:history="1">
-          <w:r>
-            <w:rPr>
-              <w:rStyle w:val="Hyperlink"/>
-            </w:rPr>
-            <w:t>i</w:t>
-          </w:r>
-        </w:hyperlink>
-      </w:r>
-      <w:r>
-        <w:rPr>
-          <w:u w:val="single" w:color="0000ff"/>
-          <w:rFonts w:ascii="Charis SIL Regular" w:hAnsi="Charis SIL Regular" w:eastAsia="Charis SIL Regular"/>
-          <w:b w:val="0"/>
-          <w:i w:val="0"/>
-          <w:color w:val="000000"/>
-          <w:sz w:val="24"/>
-        </w:rPr>
-        <w:hyperlink r:id="rId15" w:history="1">
-          <w:r>
-            <w:rPr>
-              <w:rStyle w:val="Hyperlink"/>
-            </w:rPr>
-            <w:t>on abou</w:t>
-          </w:r>
-        </w:hyperlink>
-      </w:r>
-      <w:r>
-        <w:rPr>
-          <w:u w:val="single" w:color="0000ff"/>
-          <w:rFonts w:ascii="Charis SIL Regular" w:hAnsi="Charis SIL Regular" w:eastAsia="Charis SIL Regular"/>
-          <w:b w:val="0"/>
-          <w:i w:val="0"/>
-          <w:color w:val="000000"/>
-          <w:sz w:val="24"/>
-        </w:rPr>
-        <w:hyperlink r:id="rId15" w:history="1">
-          <w:r>
-            <w:rPr>
-              <w:rStyle w:val="Hyperlink"/>
-            </w:rPr>
-            <w:t>t</w:t>
-          </w:r>
-        </w:hyperlink>
-      </w:r>
-      <w:r>
-        <w:rPr>
-          <w:u w:val="single" w:color="0000ff"/>
-          <w:rFonts w:ascii="Charis SIL Regular" w:hAnsi="Charis SIL Regular" w:eastAsia="Charis SIL Regular"/>
-          <w:b w:val="0"/>
-          <w:i w:val="0"/>
-          <w:color w:val="000000"/>
-          <w:sz w:val="24"/>
-        </w:rPr>
-        <w:hyperlink r:id="rId15" w:history="1">
-          <w:r>
-            <w:rPr>
-              <w:rStyle w:val="Hyperlink"/>
-            </w:rPr>
-            <w:t xml:space="preserve"> D</w:t>
-          </w:r>
-        </w:hyperlink>
+        <w:t>rmation about D</w:t>
       </w:r>
       <w:r>
         <w:rPr>
@@ -2790,36 +2628,7 @@
           <w:color w:val="000000"/>
           <w:sz w:val="24"/>
         </w:rPr>
-        <w:t xml:space="preserve"> contains a lot of useful information regarding the uni</w:t>
-      </w:r>
-      <w:r>
-        <w:rPr>
-          <w:u w:val="single" w:color="0000ff"/>
-          <w:rFonts w:ascii="Charis SIL Regular" w:hAnsi="Charis SIL Regular" w:eastAsia="Charis SIL Regular"/>
-          <w:b w:val="0"/>
-          <w:i w:val="0"/>
-          <w:color w:val="000000"/>
-          <w:sz w:val="24"/>
-        </w:rPr>
-        <w:hyperlink r:id="rId16" w:history="1">
-          <w:r>
-            <w:rPr>
-              <w:rStyle w:val="Hyperlink"/>
-            </w:rPr>
-            <w:t>versity</w:t>
-          </w:r>
-        </w:hyperlink>
-      </w:r>
-      <w:r>
-        <w:rPr>
-          <w:u w:val="single" w:color="0000ff"/>
-          <w:rFonts w:ascii="Charis SIL Regular" w:hAnsi="Charis SIL Regular" w:eastAsia="Charis SIL Regular"/>
-          <w:b w:val="0"/>
-          <w:i w:val="0"/>
-          <w:color w:val="000000"/>
-          <w:sz w:val="24"/>
-        </w:rPr>
-        <w:t>’</w:t>
+        <w:t xml:space="preserve"> contains a lot of useful information regarding the university’</w:t>
       </w:r>
       <w:r>
         <w:rPr>
@@ -2859,49 +2668,13 @@
       </w:r>
       <w:r>
         <w:rPr>
-          <w:u w:val="single" w:color="0000ff"/>
-          <w:rFonts w:ascii="Charis SIL Regular" w:hAnsi="Charis SIL Regular" w:eastAsia="Charis SIL Regular"/>
-          <w:b w:val="0"/>
-          <w:i w:val="0"/>
-          <w:color w:val="000000"/>
-          <w:sz w:val="24"/>
-        </w:rPr>
-        <w:hyperlink r:id="rId16" w:history="1">
-          <w:r>
-            <w:rPr>
-              <w:rStyle w:val="Hyperlink"/>
-            </w:rPr>
-            <w:t>be</w:t>
-          </w:r>
-        </w:hyperlink>
-      </w:r>
-      <w:r>
-        <w:rPr>
-          <w:u w:val="single" w:color="0000ff"/>
-          <w:rFonts w:ascii="Charis SIL Regular" w:hAnsi="Charis SIL Regular" w:eastAsia="Charis SIL Regular"/>
-          <w:b w:val="0"/>
-          <w:i w:val="0"/>
-          <w:color w:val="000000"/>
-          <w:sz w:val="24"/>
-        </w:rPr>
-        <w:hyperlink r:id="rId16" w:history="1">
-          <w:r>
-            <w:rPr>
-              <w:rStyle w:val="Hyperlink"/>
-            </w:rPr>
-            <w:t>an c</w:t>
-          </w:r>
-        </w:hyperlink>
-      </w:r>
-      <w:r>
-        <w:rPr>
-          <w:rFonts w:ascii="Charis SIL Regular" w:hAnsi="Charis SIL Regular" w:eastAsia="Charis SIL Regular"/>
-          <w:b w:val="0"/>
-          <w:i w:val="0"/>
-          <w:color w:val="000000"/>
-          <w:sz w:val="24"/>
-        </w:rPr>
-        <w:t xml:space="preserve">ollection </w:t>
+          <w:rFonts w:ascii="Charis SIL Regular" w:hAnsi="Charis SIL Regular" w:eastAsia="Charis SIL Regular"/>
+          <w:b w:val="0"/>
+          <w:i w:val="0"/>
+          <w:color w:val="000000"/>
+          <w:sz w:val="24"/>
+        </w:rPr>
+        <w:t xml:space="preserve">bean collection </w:t>
       </w:r>
       <w:r>
         <w:rPr>
@@ -3210,32 +2983,7 @@
           <w:color w:val="000000"/>
           <w:sz w:val="24"/>
         </w:rPr>
-        <w:hyperlink r:id="rId18" w:history="1">
-          <w:r>
-            <w:rPr>
-              <w:rStyle w:val="Hyperlink"/>
-            </w:rPr>
-            <w:t>and</w:t>
-          </w:r>
-        </w:hyperlink>
-      </w:r>
-      <w:r>
-        <w:rPr>
-          <w:u w:val="single" w:color="0000ff"/>
-          <w:rFonts w:ascii="Charis SIL Regular" w:hAnsi="Charis SIL Regular" w:eastAsia="Charis SIL Regular"/>
-          <w:b w:val="0"/>
-          <w:i w:val="0"/>
-          <w:color w:val="000000"/>
-          <w:sz w:val="24"/>
-        </w:rPr>
-        <w:hyperlink r:id="rId18" w:history="1">
-          <w:r>
-            <w:rPr>
-              <w:rStyle w:val="Hyperlink"/>
-            </w:rPr>
-            <w:t xml:space="preserve"> the </w:t>
-          </w:r>
-        </w:hyperlink>
+        <w:t xml:space="preserve">and the </w:t>
       </w:r>
       <w:r>
         <w:rPr>
@@ -3246,7 +2994,7 @@
           <w:sz w:val="24"/>
           <w:u w:val="single"/>
         </w:rPr>
-        <w:hyperlink r:id="rId18" w:history="1">
+        <w:hyperlink r:id="rId20" w:history="1">
           <w:r>
             <w:rPr>
               <w:rStyle w:val="Hyperlink"/>
@@ -3264,7 +3012,7 @@
           <w:sz w:val="24"/>
           <w:u w:val="single"/>
         </w:rPr>
-        <w:hyperlink r:id="rId18" w:history="1">
+        <w:hyperlink r:id="rId20" w:history="1">
           <w:r>
             <w:rPr>
               <w:rStyle w:val="Hyperlink"/>
@@ -3282,7 +3030,7 @@
           <w:sz w:val="24"/>
           <w:u w:val="single"/>
         </w:rPr>
-        <w:hyperlink r:id="rId18" w:history="1">
+        <w:hyperlink r:id="rId20" w:history="1">
           <w:r>
             <w:rPr>
               <w:rStyle w:val="Hyperlink"/>
@@ -3804,21 +3552,13 @@
       </w:r>
       <w:r>
         <w:rPr>
-          <w:u w:val="single" w:color="0000ff"/>
-          <w:rFonts w:ascii="Charis SIL Regular" w:hAnsi="Charis SIL Regular" w:eastAsia="Charis SIL Regular"/>
-          <w:b w:val="0"/>
-          <w:i w:val="0"/>
-          <w:color w:val="000000"/>
-          <w:sz w:val="24"/>
-        </w:rPr>
-        <w:hyperlink r:id="rId21" w:history="1">
-          <w:r>
-            <w:rPr>
-              <w:rStyle w:val="Hyperlink"/>
-            </w:rPr>
-            <w:t>n t</w:t>
-          </w:r>
-        </w:hyperlink>
+          <w:rFonts w:ascii="Charis SIL Regular" w:hAnsi="Charis SIL Regular" w:eastAsia="Charis SIL Regular"/>
+          <w:b w:val="0"/>
+          <w:i w:val="0"/>
+          <w:color w:val="000000"/>
+          <w:sz w:val="24"/>
+        </w:rPr>
+        <w:t>n t</w:t>
       </w:r>
       <w:r>
         <w:rPr>
@@ -3948,25 +3688,7 @@
           <w:color w:val="000000"/>
           <w:sz w:val="24"/>
         </w:rPr>
-        <w:t>collections relating to enslaved peop</w:t>
-      </w:r>
-      <w:r>
-        <w:rPr>
-          <w:u w:val="single" w:color="0000ff"/>
-          <w:rFonts w:ascii="Charis SIL Regular" w:hAnsi="Charis SIL Regular" w:eastAsia="Charis SIL Regular"/>
-          <w:b w:val="0"/>
-          <w:i w:val="0"/>
-          <w:color w:val="000000"/>
-          <w:sz w:val="24"/>
-        </w:rPr>
-        <w:hyperlink r:id="rId23" w:history="1">
-          <w:r>
-            <w:rPr>
-              <w:rStyle w:val="Hyperlink"/>
-            </w:rPr>
-            <w:t>le in Ar</w:t>
-          </w:r>
-        </w:hyperlink>
+        <w:t>collections relating to enslaved people in Ar</w:t>
       </w:r>
       <w:r>
         <w:rPr>
@@ -4137,7 +3859,7 @@
           <w:sz w:val="24"/>
           <w:u w:val="single"/>
         </w:rPr>
-        <w:hyperlink r:id="rId24" w:history="1">
+        <w:hyperlink r:id="rId25" w:history="1">
           <w:r>
             <w:rPr>
               <w:rStyle w:val="Hyperlink"/>
@@ -4164,8 +3886,16 @@
           <w:i w:val="0"/>
           <w:color w:val="0000FF"/>
           <w:sz w:val="24"/>
-        </w:rPr>
-        <w:t>A</w:t>
+          <w:u w:val="single"/>
+        </w:rPr>
+        <w:hyperlink r:id="rId25" w:history="1">
+          <w:r>
+            <w:rPr>
+              <w:rStyle w:val="Hyperlink"/>
+            </w:rPr>
+            <w:t>A</w:t>
+          </w:r>
+        </w:hyperlink>
       </w:r>
       <w:r>
         <w:rPr>
@@ -4176,7 +3906,7 @@
           <w:sz w:val="24"/>
           <w:u w:val="single"/>
         </w:rPr>
-        <w:hyperlink r:id="rId24" w:history="1">
+        <w:hyperlink r:id="rId25" w:history="1">
           <w:r>
             <w:rPr>
               <w:rStyle w:val="Hyperlink"/>
@@ -4194,7 +3924,7 @@
           <w:sz w:val="24"/>
           <w:u w:val="single"/>
         </w:rPr>
-        <w:hyperlink r:id="rId24" w:history="1">
+        <w:hyperlink r:id="rId25" w:history="1">
           <w:r>
             <w:rPr>
               <w:rStyle w:val="Hyperlink"/>
@@ -4223,7 +3953,7 @@
           <w:sz w:val="24"/>
           <w:u w:val="single"/>
         </w:rPr>
-        <w:hyperlink r:id="rId24" w:history="1">
+        <w:hyperlink r:id="rId25" w:history="1">
           <w:r>
             <w:rPr>
               <w:rStyle w:val="Hyperlink"/>
@@ -4319,32 +4049,7 @@
           <w:color w:val="000000"/>
           <w:sz w:val="24"/>
         </w:rPr>
-        <w:hyperlink r:id="rId25" w:history="1">
-          <w:r>
-            <w:rPr>
-              <w:rStyle w:val="Hyperlink"/>
-            </w:rPr>
-            <w:t>s</w:t>
-          </w:r>
-        </w:hyperlink>
-      </w:r>
-      <w:r>
-        <w:rPr>
-          <w:u w:val="single" w:color="0000ff"/>
-          <w:rFonts w:ascii="Charis SIL Regular" w:hAnsi="Charis SIL Regular" w:eastAsia="Charis SIL Regular"/>
-          <w:b w:val="0"/>
-          <w:i w:val="0"/>
-          <w:color w:val="000000"/>
-          <w:sz w:val="24"/>
-        </w:rPr>
-        <w:hyperlink r:id="rId25" w:history="1">
-          <w:r>
-            <w:rPr>
-              <w:rStyle w:val="Hyperlink"/>
-            </w:rPr>
-            <w:t xml:space="preserve">earch aid </w:t>
-          </w:r>
-        </w:hyperlink>
+        <w:t xml:space="preserve">search aid </w:t>
       </w:r>
       <w:r>
         <w:rPr>
@@ -4373,7 +4078,7 @@
           <w:sz w:val="24"/>
           <w:u w:val="single"/>
         </w:rPr>
-        <w:hyperlink r:id="rId25" w:history="1">
+        <w:hyperlink r:id="rId13" w:history="1">
           <w:r>
             <w:rPr>
               <w:rStyle w:val="Hyperlink"/>
@@ -4391,7 +4096,7 @@
           <w:sz w:val="24"/>
           <w:u w:val="single"/>
         </w:rPr>
-        <w:hyperlink r:id="rId25" w:history="1">
+        <w:hyperlink r:id="rId13" w:history="1">
           <w:r>
             <w:rPr>
               <w:rStyle w:val="Hyperlink"/>
@@ -4420,7 +4125,7 @@
           <w:sz w:val="24"/>
           <w:u w:val="single"/>
         </w:rPr>
-        <w:hyperlink r:id="rId25" w:history="1">
+        <w:hyperlink r:id="rId13" w:history="1">
           <w:r>
             <w:rPr>
               <w:rStyle w:val="Hyperlink"/>
@@ -4467,7 +4172,7 @@
           <w:sz w:val="24"/>
           <w:u w:val="single"/>
         </w:rPr>
-        <w:hyperlink r:id="rId25" w:history="1">
+        <w:hyperlink r:id="rId13" w:history="1">
           <w:r>
             <w:rPr>
               <w:rStyle w:val="Hyperlink"/>
@@ -4534,14 +4239,7 @@
           <w:color w:val="000000"/>
           <w:sz w:val="24"/>
         </w:rPr>
-        <w:hyperlink r:id="rId13" w:history="1">
-          <w:r>
-            <w:rPr>
-              <w:rStyle w:val="Hyperlink"/>
-            </w:rPr>
-            <w:t xml:space="preserve"> inform</w:t>
-          </w:r>
-        </w:hyperlink>
+        <w:t xml:space="preserve"> inform</w:t>
       </w:r>
       <w:r>
         <w:rPr>
@@ -5067,51 +4765,7 @@
           <w:color w:val="000000"/>
           <w:sz w:val="24"/>
         </w:rPr>
-        <w:t>' b</w:t>
-      </w:r>
-      <w:r>
-        <w:rPr>
-          <w:rFonts w:ascii="Charis SIL Regular" w:hAnsi="Charis SIL Regular" w:eastAsia="Charis SIL Regular"/>
-          <w:b w:val="0"/>
-          <w:i w:val="0"/>
-          <w:color w:val="000000"/>
-          <w:sz w:val="24"/>
-        </w:rPr>
-        <w:hyperlink r:id="rId27" w:history="1">
-          <w:r>
-            <w:rPr>
-              <w:rStyle w:val="Hyperlink"/>
-            </w:rPr>
-            <w:t>y h</w:t>
-          </w:r>
-        </w:hyperlink>
-      </w:r>
-      <w:r>
-        <w:rPr>
-          <w:rFonts w:ascii="Charis SIL Regular" w:hAnsi="Charis SIL Regular" w:eastAsia="Charis SIL Regular"/>
-          <w:b w:val="0"/>
-          <w:i w:val="0"/>
-          <w:color w:val="000000"/>
-          <w:sz w:val="24"/>
-        </w:rPr>
-        <w:hyperlink r:id="rId27" w:history="1">
-          <w:r>
-            <w:rPr>
-              <w:rStyle w:val="Hyperlink"/>
-            </w:rPr>
-            <w:t xml:space="preserve">istorian Adi </w:t>
-          </w:r>
-        </w:hyperlink>
-      </w:r>
-      <w:r>
-        <w:rPr>
-          <w:rFonts w:ascii="Charis SIL Regular" w:hAnsi="Charis SIL Regular" w:eastAsia="Charis SIL Regular"/>
-          <w:b w:val="0"/>
-          <w:i w:val="0"/>
-          <w:color w:val="000000"/>
-          <w:sz w:val="24"/>
-        </w:rPr>
-        <w:t>M</w:t>
+        <w:t>' by historian Adi M</w:t>
       </w:r>
       <w:r>
         <w:rPr>
@@ -5610,14 +5264,7 @@
           <w:color w:val="000000"/>
           <w:sz w:val="24"/>
         </w:rPr>
-        <w:hyperlink r:id="rId28" w:history="1">
-          <w:r>
-            <w:rPr>
-              <w:rStyle w:val="Hyperlink"/>
-            </w:rPr>
-            <w:t>. Establis</w:t>
-          </w:r>
-        </w:hyperlink>
+        <w:t>. Establis</w:t>
       </w:r>
       <w:r>
         <w:rPr>
@@ -5639,16 +5286,6 @@
       </w:r>
       <w:r>
         <w:rPr>
-          <w:rFonts w:ascii="Charis SIL Regular" w:hAnsi="Charis SIL Regular" w:eastAsia="Charis SIL Regular"/>
-          <w:b w:val="0"/>
-          <w:i w:val="0"/>
-          <w:color w:val="000000"/>
-          <w:sz w:val="24"/>
-        </w:rPr>
-        <w:t>9</w:t>
-      </w:r>
-      <w:r>
-        <w:rPr>
           <w:u w:val="single" w:color="0000ff"/>
           <w:rFonts w:ascii="Charis SIL Regular" w:hAnsi="Charis SIL Regular" w:eastAsia="Charis SIL Regular"/>
           <w:b w:val="0"/>
@@ -5661,19 +5298,37 @@
             <w:rPr>
               <w:rStyle w:val="Hyperlink"/>
             </w:rPr>
-            <w:t>98, the fo</w:t>
+            <w:t>9</w:t>
           </w:r>
         </w:hyperlink>
       </w:r>
       <w:r>
         <w:rPr>
-          <w:rFonts w:ascii="Charis SIL Regular" w:hAnsi="Charis SIL Regular" w:eastAsia="Charis SIL Regular"/>
-          <w:b w:val="0"/>
-          <w:i w:val="0"/>
-          <w:color w:val="000000"/>
-          <w:sz w:val="24"/>
-        </w:rPr>
-        <w:t xml:space="preserve">undation aims to document, collect and </w:t>
+          <w:u w:val="single" w:color="0000ff"/>
+          <w:rFonts w:ascii="Charis SIL Regular" w:hAnsi="Charis SIL Regular" w:eastAsia="Charis SIL Regular"/>
+          <w:b w:val="0"/>
+          <w:i w:val="0"/>
+          <w:color w:val="000000"/>
+          <w:sz w:val="24"/>
+        </w:rPr>
+        <w:hyperlink r:id="rId28" w:history="1">
+          <w:r>
+            <w:rPr>
+              <w:rStyle w:val="Hyperlink"/>
+            </w:rPr>
+            <w:t>98, the f</w:t>
+          </w:r>
+        </w:hyperlink>
+      </w:r>
+      <w:r>
+        <w:rPr>
+          <w:rFonts w:ascii="Charis SIL Regular" w:hAnsi="Charis SIL Regular" w:eastAsia="Charis SIL Regular"/>
+          <w:b w:val="0"/>
+          <w:i w:val="0"/>
+          <w:color w:val="000000"/>
+          <w:sz w:val="24"/>
+        </w:rPr>
+        <w:t xml:space="preserve">oundation aims to document, collect and </w:t>
       </w:r>
       <w:r>
         <w:rPr>
@@ -6770,143 +6425,19 @@
           <w:i w:val="0"/>
           <w:color w:val="0000FF"/>
           <w:sz w:val="24"/>
+        </w:rPr>
+        <w:t>Curaçao: Free from Slavery (man</w:t>
+      </w:r>
+      <w:r>
+        <w:rPr>
+          <w:rFonts w:ascii="Charis SIL Regular" w:hAnsi="Charis SIL Regular" w:eastAsia="Charis SIL Regular"/>
+          <w:b w:val="0"/>
+          <w:i w:val="0"/>
+          <w:color w:val="0000FF"/>
+          <w:sz w:val="24"/>
           <w:u w:val="single"/>
         </w:rPr>
-        <w:hyperlink r:id="rId33" w:history="1">
-          <w:r>
-            <w:rPr>
-              <w:rStyle w:val="Hyperlink"/>
-            </w:rPr>
-            <w:t>Curaçao:</w:t>
-          </w:r>
-        </w:hyperlink>
-      </w:r>
-      <w:r>
-        <w:rPr>
-          <w:rFonts w:ascii="Charis SIL Regular" w:hAnsi="Charis SIL Regular" w:eastAsia="Charis SIL Regular"/>
-          <w:b w:val="0"/>
-          <w:i w:val="0"/>
-          <w:color w:val="0000FF"/>
-          <w:sz w:val="24"/>
-          <w:u w:val="single"/>
-        </w:rPr>
-        <w:t xml:space="preserve"> </w:t>
-      </w:r>
-      <w:r>
-        <w:rPr>
-          <w:rFonts w:ascii="Charis SIL Regular" w:hAnsi="Charis SIL Regular" w:eastAsia="Charis SIL Regular"/>
-          <w:b w:val="0"/>
-          <w:i w:val="0"/>
-          <w:color w:val="0000FF"/>
-          <w:sz w:val="24"/>
-          <w:u w:val="single"/>
-        </w:rPr>
-        <w:hyperlink r:id="rId33" w:history="1">
-          <w:r>
-            <w:rPr>
-              <w:rStyle w:val="Hyperlink"/>
-            </w:rPr>
-            <w:t>Free</w:t>
-          </w:r>
-        </w:hyperlink>
-      </w:r>
-      <w:r>
-        <w:rPr>
-          <w:rFonts w:ascii="Charis SIL Regular" w:hAnsi="Charis SIL Regular" w:eastAsia="Charis SIL Regular"/>
-          <w:b w:val="0"/>
-          <w:i w:val="0"/>
-          <w:color w:val="0000FF"/>
-          <w:sz w:val="24"/>
-          <w:u w:val="single"/>
-        </w:rPr>
-        <w:t xml:space="preserve"> </w:t>
-      </w:r>
-      <w:r>
-        <w:rPr>
-          <w:rFonts w:ascii="Charis SIL Regular" w:hAnsi="Charis SIL Regular" w:eastAsia="Charis SIL Regular"/>
-          <w:b w:val="0"/>
-          <w:i w:val="0"/>
-          <w:color w:val="0000FF"/>
-          <w:sz w:val="24"/>
-          <w:u w:val="single"/>
-        </w:rPr>
-        <w:hyperlink r:id="rId33" w:history="1">
-          <w:r>
-            <w:rPr>
-              <w:rStyle w:val="Hyperlink"/>
-            </w:rPr>
-            <w:t>from</w:t>
-          </w:r>
-        </w:hyperlink>
-      </w:r>
-      <w:r>
-        <w:rPr>
-          <w:rFonts w:ascii="Charis SIL Regular" w:hAnsi="Charis SIL Regular" w:eastAsia="Charis SIL Regular"/>
-          <w:b w:val="0"/>
-          <w:i w:val="0"/>
-          <w:color w:val="0000FF"/>
-          <w:sz w:val="24"/>
-          <w:u w:val="single"/>
-        </w:rPr>
-        <w:t xml:space="preserve"> </w:t>
-      </w:r>
-      <w:r>
-        <w:rPr>
-          <w:rFonts w:ascii="Charis SIL Regular" w:hAnsi="Charis SIL Regular" w:eastAsia="Charis SIL Regular"/>
-          <w:b w:val="0"/>
-          <w:i w:val="0"/>
-          <w:color w:val="0000FF"/>
-          <w:sz w:val="24"/>
-          <w:u w:val="single"/>
-        </w:rPr>
-        <w:hyperlink r:id="rId33" w:history="1">
-          <w:r>
-            <w:rPr>
-              <w:rStyle w:val="Hyperlink"/>
-            </w:rPr>
-            <w:t>Slavery</w:t>
-          </w:r>
-        </w:hyperlink>
-      </w:r>
-      <w:r>
-        <w:rPr>
-          <w:rFonts w:ascii="Charis SIL Regular" w:hAnsi="Charis SIL Regular" w:eastAsia="Charis SIL Regular"/>
-          <w:b w:val="0"/>
-          <w:i w:val="0"/>
-          <w:color w:val="0000FF"/>
-          <w:sz w:val="24"/>
-          <w:u w:val="single"/>
-        </w:rPr>
-        <w:t xml:space="preserve"> </w:t>
-      </w:r>
-      <w:r>
-        <w:rPr>
-          <w:rFonts w:ascii="Charis SIL Regular" w:hAnsi="Charis SIL Regular" w:eastAsia="Charis SIL Regular"/>
-          <w:b w:val="0"/>
-          <w:i w:val="0"/>
-          <w:color w:val="0000FF"/>
-          <w:sz w:val="24"/>
-          <w:u w:val="single"/>
-        </w:rPr>
-        <w:hyperlink r:id="rId33" w:history="1">
-          <w:r>
-            <w:rPr>
-              <w:rStyle w:val="Hyperlink"/>
-            </w:rPr>
-            <w:t>(man</w:t>
-          </w:r>
-        </w:hyperlink>
-      </w:r>
-      <w:r>
-        <w:rPr>
-          <w:rFonts w:ascii="Charis SIL Regular" w:hAnsi="Charis SIL Regular" w:eastAsia="Charis SIL Regular"/>
-          <w:b w:val="0"/>
-          <w:i w:val="0"/>
-          <w:color w:val="0000FF"/>
-          <w:sz w:val="24"/>
-          <w:u w:val="single"/>
-        </w:rPr>
-        <w:hyperlink r:id="rId33" w:history="1">
+        <w:hyperlink r:id="rId32" w:history="1">
           <w:r>
             <w:rPr>
               <w:rStyle w:val="Hyperlink"/>
@@ -6924,7 +6455,7 @@
           <w:sz w:val="24"/>
           <w:u w:val="single"/>
         </w:rPr>
-        <w:hyperlink r:id="rId33" w:history="1">
+        <w:hyperlink r:id="rId32" w:history="1">
           <w:r>
             <w:rPr>
               <w:rStyle w:val="Hyperlink"/>
@@ -6942,7 +6473,7 @@
           <w:sz w:val="24"/>
           <w:u w:val="single"/>
         </w:rPr>
-        <w:hyperlink r:id="rId33" w:history="1">
+        <w:hyperlink r:id="rId32" w:history="1">
           <w:r>
             <w:rPr>
               <w:rStyle w:val="Hyperlink"/>
@@ -6971,7 +6502,7 @@
           <w:sz w:val="24"/>
           <w:u w:val="single"/>
         </w:rPr>
-        <w:hyperlink r:id="rId33" w:history="1">
+        <w:hyperlink r:id="rId32" w:history="1">
           <w:r>
             <w:rPr>
               <w:rStyle w:val="Hyperlink"/>
@@ -6989,7 +6520,7 @@
           <w:sz w:val="24"/>
           <w:u w:val="single"/>
         </w:rPr>
-        <w:hyperlink r:id="rId33" w:history="1">
+        <w:hyperlink r:id="rId32" w:history="1">
           <w:r>
             <w:rPr>
               <w:rStyle w:val="Hyperlink"/>
@@ -7007,7 +6538,7 @@
           <w:sz w:val="24"/>
           <w:u w:val="single"/>
         </w:rPr>
-        <w:hyperlink r:id="rId33" w:history="1">
+        <w:hyperlink r:id="rId32" w:history="1">
           <w:r>
             <w:rPr>
               <w:rStyle w:val="Hyperlink"/>
@@ -7025,7 +6556,7 @@
           <w:sz w:val="24"/>
           <w:u w:val="single"/>
         </w:rPr>
-        <w:hyperlink r:id="rId33" w:history="1">
+        <w:hyperlink r:id="rId32" w:history="1">
           <w:r>
             <w:rPr>
               <w:rStyle w:val="Hyperlink"/>
@@ -7745,7 +7276,36 @@
           <w:color w:val="000000"/>
           <w:sz w:val="24"/>
         </w:rPr>
-        <w:t>cultural herita</w:t>
+        <w:t>cult</w:t>
+      </w:r>
+      <w:r>
+        <w:rPr>
+          <w:u w:val="single" w:color="0000ff"/>
+          <w:rFonts w:ascii="Charis SIL Regular" w:hAnsi="Charis SIL Regular" w:eastAsia="Charis SIL Regular"/>
+          <w:b w:val="0"/>
+          <w:i w:val="0"/>
+          <w:color w:val="000000"/>
+          <w:sz w:val="24"/>
+        </w:rPr>
+        <w:t>u</w:t>
+      </w:r>
+      <w:r>
+        <w:rPr>
+          <w:u w:val="single" w:color="0000ff"/>
+          <w:rFonts w:ascii="Charis SIL Regular" w:hAnsi="Charis SIL Regular" w:eastAsia="Charis SIL Regular"/>
+          <w:b w:val="0"/>
+          <w:i w:val="0"/>
+          <w:color w:val="000000"/>
+          <w:sz w:val="24"/>
+        </w:rPr>
+        <w:hyperlink r:id="rId20" w:history="1">
+          <w:r>
+            <w:rPr>
+              <w:rStyle w:val="Hyperlink"/>
+            </w:rPr>
+            <w:t>ral herita</w:t>
+          </w:r>
+        </w:hyperlink>
       </w:r>
       <w:r>
         <w:rPr>

--- a/EXPORTS/DOCX/published/niveau2/English/ArubaBonaireCuracao.docx
+++ b/EXPORTS/DOCX/published/niveau2/English/ArubaBonaireCuracao.docx
@@ -648,7 +648,71 @@
           <w:color w:val="000000"/>
           <w:sz w:val="24"/>
         </w:rPr>
-        <w:t>islands under the authority of the newly founded Kingdom of the N</w:t>
+        <w:t>islands under the authority of the newly founded Kingd</w:t>
+      </w:r>
+      <w:r>
+        <w:rPr>
+          <w:u w:val="single" w:color="0000ff"/>
+          <w:rFonts w:ascii="Charis SIL Regular" w:hAnsi="Charis SIL Regular" w:eastAsia="Charis SIL Regular"/>
+          <w:b w:val="0"/>
+          <w:i w:val="0"/>
+          <w:color w:val="000000"/>
+          <w:sz w:val="24"/>
+        </w:rPr>
+        <w:hyperlink r:id="rId10" w:history="1">
+          <w:r>
+            <w:rPr>
+              <w:rStyle w:val="Hyperlink"/>
+            </w:rPr>
+            <w:t>om of t</w:t>
+          </w:r>
+        </w:hyperlink>
+      </w:r>
+      <w:r>
+        <w:rPr>
+          <w:u w:val="single" w:color="0000ff"/>
+          <w:rFonts w:ascii="Charis SIL Regular" w:hAnsi="Charis SIL Regular" w:eastAsia="Charis SIL Regular"/>
+          <w:b w:val="0"/>
+          <w:i w:val="0"/>
+          <w:color w:val="000000"/>
+          <w:sz w:val="24"/>
+        </w:rPr>
+        <w:hyperlink r:id="rId10" w:history="1">
+          <w:r>
+            <w:rPr>
+              <w:rStyle w:val="Hyperlink"/>
+            </w:rPr>
+            <w:t>h</w:t>
+          </w:r>
+        </w:hyperlink>
+      </w:r>
+      <w:r>
+        <w:rPr>
+          <w:u w:val="single" w:color="0000ff"/>
+          <w:rFonts w:ascii="Charis SIL Regular" w:hAnsi="Charis SIL Regular" w:eastAsia="Charis SIL Regular"/>
+          <w:b w:val="0"/>
+          <w:i w:val="0"/>
+          <w:color w:val="000000"/>
+          <w:sz w:val="24"/>
+        </w:rPr>
+        <w:hyperlink r:id="rId10" w:history="1">
+          <w:r>
+            <w:rPr>
+              <w:rStyle w:val="Hyperlink"/>
+            </w:rPr>
+            <w:t xml:space="preserve">e </w:t>
+          </w:r>
+        </w:hyperlink>
+      </w:r>
+      <w:r>
+        <w:rPr>
+          <w:rFonts w:ascii="Charis SIL Regular" w:hAnsi="Charis SIL Regular" w:eastAsia="Charis SIL Regular"/>
+          <w:b w:val="0"/>
+          <w:i w:val="0"/>
+          <w:color w:val="000000"/>
+          <w:sz w:val="24"/>
+        </w:rPr>
+        <w:t>N</w:t>
       </w:r>
       <w:r>
         <w:rPr>
@@ -1335,7 +1399,7 @@
             <w:rPr>
               <w:rStyle w:val="Hyperlink"/>
             </w:rPr>
-            <w:t>offi</w:t>
+            <w:t>office</w:t>
           </w:r>
         </w:hyperlink>
       </w:r>
@@ -1346,15 +1410,9 @@
           <w:i w:val="0"/>
           <w:color w:val="0000FF"/>
           <w:sz w:val="24"/>
-        </w:rPr>
-        <w:hyperlink r:id="rId14" w:history="1">
-          <w:r>
-            <w:rPr>
-              <w:rStyle w:val="Hyperlink"/>
-            </w:rPr>
-            <w:t>ce</w:t>
-          </w:r>
-        </w:hyperlink>
+          <w:u w:val="single"/>
+        </w:rPr>
+        <w:t xml:space="preserve">rs and soldiers </w:t>
       </w:r>
       <w:r>
         <w:rPr>
@@ -1364,94 +1422,7 @@
           <w:color w:val="0000FF"/>
           <w:sz w:val="24"/>
         </w:rPr>
-        <w:t>rs</w:t>
-      </w:r>
-      <w:r>
-        <w:rPr>
-          <w:rFonts w:ascii="Charis SIL Regular" w:hAnsi="Charis SIL Regular" w:eastAsia="Charis SIL Regular"/>
-          <w:b w:val="0"/>
-          <w:i w:val="0"/>
-          <w:color w:val="0000FF"/>
-          <w:sz w:val="24"/>
-          <w:u w:val="single"/>
-        </w:rPr>
-        <w:t xml:space="preserve"> </w:t>
-      </w:r>
-      <w:r>
-        <w:rPr>
-          <w:rFonts w:ascii="Charis SIL Regular" w:hAnsi="Charis SIL Regular" w:eastAsia="Charis SIL Regular"/>
-          <w:b w:val="0"/>
-          <w:i w:val="0"/>
-          <w:color w:val="0000FF"/>
-          <w:sz w:val="24"/>
-          <w:u w:val="single"/>
-        </w:rPr>
-        <w:hyperlink r:id="rId14" w:history="1">
-          <w:r>
-            <w:rPr>
-              <w:rStyle w:val="Hyperlink"/>
-            </w:rPr>
-            <w:t>and</w:t>
-          </w:r>
-        </w:hyperlink>
-      </w:r>
-      <w:r>
-        <w:rPr>
-          <w:rFonts w:ascii="Charis SIL Regular" w:hAnsi="Charis SIL Regular" w:eastAsia="Charis SIL Regular"/>
-          <w:b w:val="0"/>
-          <w:i w:val="0"/>
-          <w:color w:val="0000FF"/>
-          <w:sz w:val="24"/>
-          <w:u w:val="single"/>
-        </w:rPr>
-        <w:t xml:space="preserve"> </w:t>
-      </w:r>
-      <w:r>
-        <w:rPr>
-          <w:rFonts w:ascii="Charis SIL Regular" w:hAnsi="Charis SIL Regular" w:eastAsia="Charis SIL Regular"/>
-          <w:b w:val="0"/>
-          <w:i w:val="0"/>
-          <w:color w:val="0000FF"/>
-          <w:sz w:val="24"/>
-          <w:u w:val="single"/>
-        </w:rPr>
-        <w:hyperlink r:id="rId14" w:history="1">
-          <w:r>
-            <w:rPr>
-              <w:rStyle w:val="Hyperlink"/>
-            </w:rPr>
-            <w:t>soldiers</w:t>
-          </w:r>
-        </w:hyperlink>
-      </w:r>
-      <w:r>
-        <w:rPr>
-          <w:rFonts w:ascii="Charis SIL Regular" w:hAnsi="Charis SIL Regular" w:eastAsia="Charis SIL Regular"/>
-          <w:b w:val="0"/>
-          <w:i w:val="0"/>
-          <w:color w:val="0000FF"/>
-          <w:sz w:val="24"/>
-          <w:u w:val="single"/>
-        </w:rPr>
-        <w:t xml:space="preserve"> </w:t>
-      </w:r>
-      <w:r>
-        <w:rPr>
-          <w:rFonts w:ascii="Charis SIL Regular" w:hAnsi="Charis SIL Regular" w:eastAsia="Charis SIL Regular"/>
-          <w:b w:val="0"/>
-          <w:i w:val="0"/>
-          <w:color w:val="0000FF"/>
-          <w:sz w:val="24"/>
-          <w:u w:val="single"/>
-        </w:rPr>
-        <w:hyperlink r:id="rId14" w:history="1">
-          <w:r>
-            <w:rPr>
-              <w:rStyle w:val="Hyperlink"/>
-            </w:rPr>
-            <w:t>in</w:t>
-          </w:r>
-        </w:hyperlink>
+        <w:t>in</w:t>
       </w:r>
       <w:r>
         <w:rPr>
@@ -2115,7 +2086,86 @@
           <w:color w:val="000000"/>
           <w:sz w:val="24"/>
         </w:rPr>
-        <w:t>rmation about D</w:t>
+        <w:hyperlink r:id="rId15" w:history="1">
+          <w:r>
+            <w:rPr>
+              <w:rStyle w:val="Hyperlink"/>
+            </w:rPr>
+            <w:t>rmat</w:t>
+          </w:r>
+        </w:hyperlink>
+      </w:r>
+      <w:r>
+        <w:rPr>
+          <w:u w:val="single" w:color="0000ff"/>
+          <w:rFonts w:ascii="Charis SIL Regular" w:hAnsi="Charis SIL Regular" w:eastAsia="Charis SIL Regular"/>
+          <w:b w:val="0"/>
+          <w:i w:val="0"/>
+          <w:color w:val="000000"/>
+          <w:sz w:val="24"/>
+        </w:rPr>
+        <w:hyperlink r:id="rId15" w:history="1">
+          <w:r>
+            <w:rPr>
+              <w:rStyle w:val="Hyperlink"/>
+            </w:rPr>
+            <w:t>i</w:t>
+          </w:r>
+        </w:hyperlink>
+      </w:r>
+      <w:r>
+        <w:rPr>
+          <w:u w:val="single" w:color="0000ff"/>
+          <w:rFonts w:ascii="Charis SIL Regular" w:hAnsi="Charis SIL Regular" w:eastAsia="Charis SIL Regular"/>
+          <w:b w:val="0"/>
+          <w:i w:val="0"/>
+          <w:color w:val="000000"/>
+          <w:sz w:val="24"/>
+        </w:rPr>
+        <w:hyperlink r:id="rId15" w:history="1">
+          <w:r>
+            <w:rPr>
+              <w:rStyle w:val="Hyperlink"/>
+            </w:rPr>
+            <w:t>on abou</w:t>
+          </w:r>
+        </w:hyperlink>
+      </w:r>
+      <w:r>
+        <w:rPr>
+          <w:u w:val="single" w:color="0000ff"/>
+          <w:rFonts w:ascii="Charis SIL Regular" w:hAnsi="Charis SIL Regular" w:eastAsia="Charis SIL Regular"/>
+          <w:b w:val="0"/>
+          <w:i w:val="0"/>
+          <w:color w:val="000000"/>
+          <w:sz w:val="24"/>
+        </w:rPr>
+        <w:hyperlink r:id="rId15" w:history="1">
+          <w:r>
+            <w:rPr>
+              <w:rStyle w:val="Hyperlink"/>
+            </w:rPr>
+            <w:t>t</w:t>
+          </w:r>
+        </w:hyperlink>
+      </w:r>
+      <w:r>
+        <w:rPr>
+          <w:u w:val="single" w:color="0000ff"/>
+          <w:rFonts w:ascii="Charis SIL Regular" w:hAnsi="Charis SIL Regular" w:eastAsia="Charis SIL Regular"/>
+          <w:b w:val="0"/>
+          <w:i w:val="0"/>
+          <w:color w:val="000000"/>
+          <w:sz w:val="24"/>
+        </w:rPr>
+        <w:hyperlink r:id="rId15" w:history="1">
+          <w:r>
+            <w:rPr>
+              <w:rStyle w:val="Hyperlink"/>
+            </w:rPr>
+            <w:t xml:space="preserve"> D</w:t>
+          </w:r>
+        </w:hyperlink>
       </w:r>
       <w:r>
         <w:rPr>
@@ -2628,53 +2678,7 @@
           <w:color w:val="000000"/>
           <w:sz w:val="24"/>
         </w:rPr>
-        <w:t xml:space="preserve"> contains a lot of useful information regarding the university’</w:t>
-      </w:r>
-      <w:r>
-        <w:rPr>
-          <w:u w:val="single" w:color="0000ff"/>
-          <w:rFonts w:ascii="Charis SIL Regular" w:hAnsi="Charis SIL Regular" w:eastAsia="Charis SIL Regular"/>
-          <w:b w:val="0"/>
-          <w:i w:val="0"/>
-          <w:color w:val="000000"/>
-          <w:sz w:val="24"/>
-        </w:rPr>
-        <w:hyperlink r:id="rId16" w:history="1">
-          <w:r>
-            <w:rPr>
-              <w:rStyle w:val="Hyperlink"/>
-            </w:rPr>
-            <w:t>s Cari</w:t>
-          </w:r>
-        </w:hyperlink>
-      </w:r>
-      <w:r>
-        <w:rPr>
-          <w:u w:val="single" w:color="0000ff"/>
-          <w:rFonts w:ascii="Charis SIL Regular" w:hAnsi="Charis SIL Regular" w:eastAsia="Charis SIL Regular"/>
-          <w:b w:val="0"/>
-          <w:i w:val="0"/>
-          <w:color w:val="000000"/>
-          <w:sz w:val="24"/>
-        </w:rPr>
-        <w:hyperlink r:id="rId16" w:history="1">
-          <w:r>
-            <w:rPr>
-              <w:rStyle w:val="Hyperlink"/>
-            </w:rPr>
-            <w:t>b</w:t>
-          </w:r>
-        </w:hyperlink>
-      </w:r>
-      <w:r>
-        <w:rPr>
-          <w:rFonts w:ascii="Charis SIL Regular" w:hAnsi="Charis SIL Regular" w:eastAsia="Charis SIL Regular"/>
-          <w:b w:val="0"/>
-          <w:i w:val="0"/>
-          <w:color w:val="000000"/>
-          <w:sz w:val="24"/>
-        </w:rPr>
-        <w:t xml:space="preserve">bean collection </w:t>
+        <w:t xml:space="preserve"> contains a lot of useful information regarding the university’s Caribbean collection </w:t>
       </w:r>
       <w:r>
         <w:rPr>
@@ -2983,7 +2987,32 @@
           <w:color w:val="000000"/>
           <w:sz w:val="24"/>
         </w:rPr>
-        <w:t xml:space="preserve">and the </w:t>
+        <w:hyperlink r:id="rId18" w:history="1">
+          <w:r>
+            <w:rPr>
+              <w:rStyle w:val="Hyperlink"/>
+            </w:rPr>
+            <w:t>and</w:t>
+          </w:r>
+        </w:hyperlink>
+      </w:r>
+      <w:r>
+        <w:rPr>
+          <w:u w:val="single" w:color="0000ff"/>
+          <w:rFonts w:ascii="Charis SIL Regular" w:hAnsi="Charis SIL Regular" w:eastAsia="Charis SIL Regular"/>
+          <w:b w:val="0"/>
+          <w:i w:val="0"/>
+          <w:color w:val="000000"/>
+          <w:sz w:val="24"/>
+        </w:rPr>
+        <w:hyperlink r:id="rId18" w:history="1">
+          <w:r>
+            <w:rPr>
+              <w:rStyle w:val="Hyperlink"/>
+            </w:rPr>
+            <w:t xml:space="preserve"> the </w:t>
+          </w:r>
+        </w:hyperlink>
       </w:r>
       <w:r>
         <w:rPr>
@@ -2994,7 +3023,7 @@
           <w:sz w:val="24"/>
           <w:u w:val="single"/>
         </w:rPr>
-        <w:hyperlink r:id="rId20" w:history="1">
+        <w:hyperlink r:id="rId18" w:history="1">
           <w:r>
             <w:rPr>
               <w:rStyle w:val="Hyperlink"/>
@@ -3012,7 +3041,7 @@
           <w:sz w:val="24"/>
           <w:u w:val="single"/>
         </w:rPr>
-        <w:hyperlink r:id="rId20" w:history="1">
+        <w:hyperlink r:id="rId18" w:history="1">
           <w:r>
             <w:rPr>
               <w:rStyle w:val="Hyperlink"/>
@@ -3030,7 +3059,7 @@
           <w:sz w:val="24"/>
           <w:u w:val="single"/>
         </w:rPr>
-        <w:hyperlink r:id="rId20" w:history="1">
+        <w:hyperlink r:id="rId18" w:history="1">
           <w:r>
             <w:rPr>
               <w:rStyle w:val="Hyperlink"/>
@@ -3552,13 +3581,21 @@
       </w:r>
       <w:r>
         <w:rPr>
-          <w:rFonts w:ascii="Charis SIL Regular" w:hAnsi="Charis SIL Regular" w:eastAsia="Charis SIL Regular"/>
-          <w:b w:val="0"/>
-          <w:i w:val="0"/>
-          <w:color w:val="000000"/>
-          <w:sz w:val="24"/>
-        </w:rPr>
-        <w:t>n t</w:t>
+          <w:u w:val="single" w:color="0000ff"/>
+          <w:rFonts w:ascii="Charis SIL Regular" w:hAnsi="Charis SIL Regular" w:eastAsia="Charis SIL Regular"/>
+          <w:b w:val="0"/>
+          <w:i w:val="0"/>
+          <w:color w:val="000000"/>
+          <w:sz w:val="24"/>
+        </w:rPr>
+        <w:hyperlink r:id="rId21" w:history="1">
+          <w:r>
+            <w:rPr>
+              <w:rStyle w:val="Hyperlink"/>
+            </w:rPr>
+            <w:t>n t</w:t>
+          </w:r>
+        </w:hyperlink>
       </w:r>
       <w:r>
         <w:rPr>
@@ -3688,7 +3725,25 @@
           <w:color w:val="000000"/>
           <w:sz w:val="24"/>
         </w:rPr>
-        <w:t>collections relating to enslaved people in Ar</w:t>
+        <w:t>collections relating to enslaved peop</w:t>
+      </w:r>
+      <w:r>
+        <w:rPr>
+          <w:u w:val="single" w:color="0000ff"/>
+          <w:rFonts w:ascii="Charis SIL Regular" w:hAnsi="Charis SIL Regular" w:eastAsia="Charis SIL Regular"/>
+          <w:b w:val="0"/>
+          <w:i w:val="0"/>
+          <w:color w:val="000000"/>
+          <w:sz w:val="24"/>
+        </w:rPr>
+        <w:hyperlink r:id="rId23" w:history="1">
+          <w:r>
+            <w:rPr>
+              <w:rStyle w:val="Hyperlink"/>
+            </w:rPr>
+            <w:t>le in Ar</w:t>
+          </w:r>
+        </w:hyperlink>
       </w:r>
       <w:r>
         <w:rPr>
@@ -3859,7 +3914,7 @@
           <w:sz w:val="24"/>
           <w:u w:val="single"/>
         </w:rPr>
-        <w:hyperlink r:id="rId25" w:history="1">
+        <w:hyperlink r:id="rId24" w:history="1">
           <w:r>
             <w:rPr>
               <w:rStyle w:val="Hyperlink"/>
@@ -3888,14 +3943,7 @@
           <w:sz w:val="24"/>
           <w:u w:val="single"/>
         </w:rPr>
-        <w:hyperlink r:id="rId25" w:history="1">
-          <w:r>
-            <w:rPr>
-              <w:rStyle w:val="Hyperlink"/>
-            </w:rPr>
-            <w:t>A</w:t>
-          </w:r>
-        </w:hyperlink>
+        <w:t>A</w:t>
       </w:r>
       <w:r>
         <w:rPr>
@@ -3906,7 +3954,7 @@
           <w:sz w:val="24"/>
           <w:u w:val="single"/>
         </w:rPr>
-        <w:hyperlink r:id="rId25" w:history="1">
+        <w:hyperlink r:id="rId24" w:history="1">
           <w:r>
             <w:rPr>
               <w:rStyle w:val="Hyperlink"/>
@@ -3924,7 +3972,7 @@
           <w:sz w:val="24"/>
           <w:u w:val="single"/>
         </w:rPr>
-        <w:hyperlink r:id="rId25" w:history="1">
+        <w:hyperlink r:id="rId24" w:history="1">
           <w:r>
             <w:rPr>
               <w:rStyle w:val="Hyperlink"/>
@@ -3953,7 +4001,7 @@
           <w:sz w:val="24"/>
           <w:u w:val="single"/>
         </w:rPr>
-        <w:hyperlink r:id="rId25" w:history="1">
+        <w:hyperlink r:id="rId24" w:history="1">
           <w:r>
             <w:rPr>
               <w:rStyle w:val="Hyperlink"/>
@@ -4031,25 +4079,7 @@
           <w:color w:val="000000"/>
           <w:sz w:val="24"/>
         </w:rPr>
-        <w:hyperlink r:id="rId25" w:history="1">
-          <w:r>
-            <w:rPr>
-              <w:rStyle w:val="Hyperlink"/>
-            </w:rPr>
-            <w:t>The re</w:t>
-          </w:r>
-        </w:hyperlink>
-      </w:r>
-      <w:r>
-        <w:rPr>
-          <w:u w:val="single" w:color="0000ff"/>
-          <w:rFonts w:ascii="Charis SIL Regular" w:hAnsi="Charis SIL Regular" w:eastAsia="Charis SIL Regular"/>
-          <w:b w:val="0"/>
-          <w:i w:val="0"/>
-          <w:color w:val="000000"/>
-          <w:sz w:val="24"/>
-        </w:rPr>
-        <w:t xml:space="preserve">search aid </w:t>
+        <w:t xml:space="preserve">The research aid </w:t>
       </w:r>
       <w:r>
         <w:rPr>
@@ -4078,7 +4108,7 @@
           <w:sz w:val="24"/>
           <w:u w:val="single"/>
         </w:rPr>
-        <w:hyperlink r:id="rId13" w:history="1">
+        <w:hyperlink r:id="rId25" w:history="1">
           <w:r>
             <w:rPr>
               <w:rStyle w:val="Hyperlink"/>
@@ -4096,7 +4126,7 @@
           <w:sz w:val="24"/>
           <w:u w:val="single"/>
         </w:rPr>
-        <w:hyperlink r:id="rId13" w:history="1">
+        <w:hyperlink r:id="rId25" w:history="1">
           <w:r>
             <w:rPr>
               <w:rStyle w:val="Hyperlink"/>
@@ -4125,7 +4155,7 @@
           <w:sz w:val="24"/>
           <w:u w:val="single"/>
         </w:rPr>
-        <w:hyperlink r:id="rId13" w:history="1">
+        <w:hyperlink r:id="rId25" w:history="1">
           <w:r>
             <w:rPr>
               <w:rStyle w:val="Hyperlink"/>
@@ -4172,7 +4202,7 @@
           <w:sz w:val="24"/>
           <w:u w:val="single"/>
         </w:rPr>
-        <w:hyperlink r:id="rId13" w:history="1">
+        <w:hyperlink r:id="rId25" w:history="1">
           <w:r>
             <w:rPr>
               <w:rStyle w:val="Hyperlink"/>
@@ -4239,7 +4269,14 @@
           <w:color w:val="000000"/>
           <w:sz w:val="24"/>
         </w:rPr>
-        <w:t xml:space="preserve"> inform</w:t>
+        <w:hyperlink r:id="rId13" w:history="1">
+          <w:r>
+            <w:rPr>
+              <w:rStyle w:val="Hyperlink"/>
+            </w:rPr>
+            <w:t xml:space="preserve"> inform</w:t>
+          </w:r>
+        </w:hyperlink>
       </w:r>
       <w:r>
         <w:rPr>
@@ -4765,7 +4802,51 @@
           <w:color w:val="000000"/>
           <w:sz w:val="24"/>
         </w:rPr>
-        <w:t>' by historian Adi M</w:t>
+        <w:t>' b</w:t>
+      </w:r>
+      <w:r>
+        <w:rPr>
+          <w:rFonts w:ascii="Charis SIL Regular" w:hAnsi="Charis SIL Regular" w:eastAsia="Charis SIL Regular"/>
+          <w:b w:val="0"/>
+          <w:i w:val="0"/>
+          <w:color w:val="000000"/>
+          <w:sz w:val="24"/>
+        </w:rPr>
+        <w:hyperlink r:id="rId27" w:history="1">
+          <w:r>
+            <w:rPr>
+              <w:rStyle w:val="Hyperlink"/>
+            </w:rPr>
+            <w:t>y h</w:t>
+          </w:r>
+        </w:hyperlink>
+      </w:r>
+      <w:r>
+        <w:rPr>
+          <w:rFonts w:ascii="Charis SIL Regular" w:hAnsi="Charis SIL Regular" w:eastAsia="Charis SIL Regular"/>
+          <w:b w:val="0"/>
+          <w:i w:val="0"/>
+          <w:color w:val="000000"/>
+          <w:sz w:val="24"/>
+        </w:rPr>
+        <w:hyperlink r:id="rId27" w:history="1">
+          <w:r>
+            <w:rPr>
+              <w:rStyle w:val="Hyperlink"/>
+            </w:rPr>
+            <w:t xml:space="preserve">istorian Adi </w:t>
+          </w:r>
+        </w:hyperlink>
+      </w:r>
+      <w:r>
+        <w:rPr>
+          <w:rFonts w:ascii="Charis SIL Regular" w:hAnsi="Charis SIL Regular" w:eastAsia="Charis SIL Regular"/>
+          <w:b w:val="0"/>
+          <w:i w:val="0"/>
+          <w:color w:val="000000"/>
+          <w:sz w:val="24"/>
+        </w:rPr>
+        <w:t>M</w:t>
       </w:r>
       <w:r>
         <w:rPr>
@@ -5264,7 +5345,14 @@
           <w:color w:val="000000"/>
           <w:sz w:val="24"/>
         </w:rPr>
-        <w:t>. Establis</w:t>
+        <w:hyperlink r:id="rId28" w:history="1">
+          <w:r>
+            <w:rPr>
+              <w:rStyle w:val="Hyperlink"/>
+            </w:rPr>
+            <w:t>. Establis</w:t>
+          </w:r>
+        </w:hyperlink>
       </w:r>
       <w:r>
         <w:rPr>
@@ -6425,8 +6513,132 @@
           <w:i w:val="0"/>
           <w:color w:val="0000FF"/>
           <w:sz w:val="24"/>
-        </w:rPr>
-        <w:t>Curaçao: Free from Slavery (man</w:t>
+          <w:u w:val="single"/>
+        </w:rPr>
+        <w:hyperlink r:id="rId33" w:history="1">
+          <w:r>
+            <w:rPr>
+              <w:rStyle w:val="Hyperlink"/>
+            </w:rPr>
+            <w:t>Curaçao:</w:t>
+          </w:r>
+        </w:hyperlink>
+      </w:r>
+      <w:r>
+        <w:rPr>
+          <w:rFonts w:ascii="Charis SIL Regular" w:hAnsi="Charis SIL Regular" w:eastAsia="Charis SIL Regular"/>
+          <w:b w:val="0"/>
+          <w:i w:val="0"/>
+          <w:color w:val="0000FF"/>
+          <w:sz w:val="24"/>
+          <w:u w:val="single"/>
+        </w:rPr>
+        <w:t xml:space="preserve"> </w:t>
+      </w:r>
+      <w:r>
+        <w:rPr>
+          <w:rFonts w:ascii="Charis SIL Regular" w:hAnsi="Charis SIL Regular" w:eastAsia="Charis SIL Regular"/>
+          <w:b w:val="0"/>
+          <w:i w:val="0"/>
+          <w:color w:val="0000FF"/>
+          <w:sz w:val="24"/>
+          <w:u w:val="single"/>
+        </w:rPr>
+        <w:hyperlink r:id="rId33" w:history="1">
+          <w:r>
+            <w:rPr>
+              <w:rStyle w:val="Hyperlink"/>
+            </w:rPr>
+            <w:t>Free</w:t>
+          </w:r>
+        </w:hyperlink>
+      </w:r>
+      <w:r>
+        <w:rPr>
+          <w:rFonts w:ascii="Charis SIL Regular" w:hAnsi="Charis SIL Regular" w:eastAsia="Charis SIL Regular"/>
+          <w:b w:val="0"/>
+          <w:i w:val="0"/>
+          <w:color w:val="0000FF"/>
+          <w:sz w:val="24"/>
+          <w:u w:val="single"/>
+        </w:rPr>
+        <w:t xml:space="preserve"> </w:t>
+      </w:r>
+      <w:r>
+        <w:rPr>
+          <w:rFonts w:ascii="Charis SIL Regular" w:hAnsi="Charis SIL Regular" w:eastAsia="Charis SIL Regular"/>
+          <w:b w:val="0"/>
+          <w:i w:val="0"/>
+          <w:color w:val="0000FF"/>
+          <w:sz w:val="24"/>
+          <w:u w:val="single"/>
+        </w:rPr>
+        <w:hyperlink r:id="rId33" w:history="1">
+          <w:r>
+            <w:rPr>
+              <w:rStyle w:val="Hyperlink"/>
+            </w:rPr>
+            <w:t>from</w:t>
+          </w:r>
+        </w:hyperlink>
+      </w:r>
+      <w:r>
+        <w:rPr>
+          <w:rFonts w:ascii="Charis SIL Regular" w:hAnsi="Charis SIL Regular" w:eastAsia="Charis SIL Regular"/>
+          <w:b w:val="0"/>
+          <w:i w:val="0"/>
+          <w:color w:val="0000FF"/>
+          <w:sz w:val="24"/>
+          <w:u w:val="single"/>
+        </w:rPr>
+        <w:t xml:space="preserve"> </w:t>
+      </w:r>
+      <w:r>
+        <w:rPr>
+          <w:rFonts w:ascii="Charis SIL Regular" w:hAnsi="Charis SIL Regular" w:eastAsia="Charis SIL Regular"/>
+          <w:b w:val="0"/>
+          <w:i w:val="0"/>
+          <w:color w:val="0000FF"/>
+          <w:sz w:val="24"/>
+          <w:u w:val="single"/>
+        </w:rPr>
+        <w:hyperlink r:id="rId33" w:history="1">
+          <w:r>
+            <w:rPr>
+              <w:rStyle w:val="Hyperlink"/>
+            </w:rPr>
+            <w:t>Slavery</w:t>
+          </w:r>
+        </w:hyperlink>
+      </w:r>
+      <w:r>
+        <w:rPr>
+          <w:rFonts w:ascii="Charis SIL Regular" w:hAnsi="Charis SIL Regular" w:eastAsia="Charis SIL Regular"/>
+          <w:b w:val="0"/>
+          <w:i w:val="0"/>
+          <w:color w:val="0000FF"/>
+          <w:sz w:val="24"/>
+          <w:u w:val="single"/>
+        </w:rPr>
+        <w:t xml:space="preserve"> </w:t>
+      </w:r>
+      <w:r>
+        <w:rPr>
+          <w:rFonts w:ascii="Charis SIL Regular" w:hAnsi="Charis SIL Regular" w:eastAsia="Charis SIL Regular"/>
+          <w:b w:val="0"/>
+          <w:i w:val="0"/>
+          <w:color w:val="0000FF"/>
+          <w:sz w:val="24"/>
+          <w:u w:val="single"/>
+        </w:rPr>
+        <w:hyperlink r:id="rId33" w:history="1">
+          <w:r>
+            <w:rPr>
+              <w:rStyle w:val="Hyperlink"/>
+            </w:rPr>
+            <w:t>(man</w:t>
+          </w:r>
+        </w:hyperlink>
       </w:r>
       <w:r>
         <w:rPr>

--- a/EXPORTS/DOCX/published/niveau2/English/ArubaBonaireCuracao.docx
+++ b/EXPORTS/DOCX/published/niveau2/English/ArubaBonaireCuracao.docx
@@ -648,7 +648,43 @@
           <w:color w:val="000000"/>
           <w:sz w:val="24"/>
         </w:rPr>
-        <w:t>islands under the authority of the newly founded Kingd</w:t>
+        <w:t>islands under the authority of the newly found</w:t>
+      </w:r>
+      <w:r>
+        <w:rPr>
+          <w:u w:val="single" w:color="0000ff"/>
+          <w:rFonts w:ascii="Charis SIL Regular" w:hAnsi="Charis SIL Regular" w:eastAsia="Charis SIL Regular"/>
+          <w:b w:val="0"/>
+          <w:i w:val="0"/>
+          <w:color w:val="000000"/>
+          <w:sz w:val="24"/>
+        </w:rPr>
+        <w:hyperlink r:id="rId10" w:history="1">
+          <w:r>
+            <w:rPr>
+              <w:rStyle w:val="Hyperlink"/>
+            </w:rPr>
+            <w:t>ed Kin</w:t>
+          </w:r>
+        </w:hyperlink>
+      </w:r>
+      <w:r>
+        <w:rPr>
+          <w:u w:val="single" w:color="0000ff"/>
+          <w:rFonts w:ascii="Charis SIL Regular" w:hAnsi="Charis SIL Regular" w:eastAsia="Charis SIL Regular"/>
+          <w:b w:val="0"/>
+          <w:i w:val="0"/>
+          <w:color w:val="000000"/>
+          <w:sz w:val="24"/>
+        </w:rPr>
+        <w:hyperlink r:id="rId10" w:history="1">
+          <w:r>
+            <w:rPr>
+              <w:rStyle w:val="Hyperlink"/>
+            </w:rPr>
+            <w:t>gd</w:t>
+          </w:r>
+        </w:hyperlink>
       </w:r>
       <w:r>
         <w:rPr>
@@ -1399,7 +1435,7 @@
             <w:rPr>
               <w:rStyle w:val="Hyperlink"/>
             </w:rPr>
-            <w:t>office</w:t>
+            <w:t>offic</w:t>
           </w:r>
         </w:hyperlink>
       </w:r>
@@ -1412,7 +1448,7 @@
           <w:sz w:val="24"/>
           <w:u w:val="single"/>
         </w:rPr>
-        <w:t xml:space="preserve">rs and soldiers </w:t>
+        <w:t>er</w:t>
       </w:r>
       <w:r>
         <w:rPr>
@@ -1422,7 +1458,83 @@
           <w:color w:val="0000FF"/>
           <w:sz w:val="24"/>
         </w:rPr>
-        <w:t>in</w:t>
+        <w:t xml:space="preserve">s </w:t>
+      </w:r>
+      <w:r>
+        <w:rPr>
+          <w:rFonts w:ascii="Charis SIL Regular" w:hAnsi="Charis SIL Regular" w:eastAsia="Charis SIL Regular"/>
+          <w:b w:val="0"/>
+          <w:i w:val="0"/>
+          <w:color w:val="0000FF"/>
+          <w:sz w:val="24"/>
+          <w:u w:val="single"/>
+        </w:rPr>
+        <w:hyperlink r:id="rId14" w:history="1">
+          <w:r>
+            <w:rPr>
+              <w:rStyle w:val="Hyperlink"/>
+            </w:rPr>
+            <w:t>and</w:t>
+          </w:r>
+        </w:hyperlink>
+      </w:r>
+      <w:r>
+        <w:rPr>
+          <w:rFonts w:ascii="Charis SIL Regular" w:hAnsi="Charis SIL Regular" w:eastAsia="Charis SIL Regular"/>
+          <w:b w:val="0"/>
+          <w:i w:val="0"/>
+          <w:color w:val="0000FF"/>
+          <w:sz w:val="24"/>
+          <w:u w:val="single"/>
+        </w:rPr>
+        <w:t xml:space="preserve"> </w:t>
+      </w:r>
+      <w:r>
+        <w:rPr>
+          <w:rFonts w:ascii="Charis SIL Regular" w:hAnsi="Charis SIL Regular" w:eastAsia="Charis SIL Regular"/>
+          <w:b w:val="0"/>
+          <w:i w:val="0"/>
+          <w:color w:val="0000FF"/>
+          <w:sz w:val="24"/>
+          <w:u w:val="single"/>
+        </w:rPr>
+        <w:hyperlink r:id="rId14" w:history="1">
+          <w:r>
+            <w:rPr>
+              <w:rStyle w:val="Hyperlink"/>
+            </w:rPr>
+            <w:t>soldiers</w:t>
+          </w:r>
+        </w:hyperlink>
+      </w:r>
+      <w:r>
+        <w:rPr>
+          <w:rFonts w:ascii="Charis SIL Regular" w:hAnsi="Charis SIL Regular" w:eastAsia="Charis SIL Regular"/>
+          <w:b w:val="0"/>
+          <w:i w:val="0"/>
+          <w:color w:val="0000FF"/>
+          <w:sz w:val="24"/>
+          <w:u w:val="single"/>
+        </w:rPr>
+        <w:t xml:space="preserve"> </w:t>
+      </w:r>
+      <w:r>
+        <w:rPr>
+          <w:rFonts w:ascii="Charis SIL Regular" w:hAnsi="Charis SIL Regular" w:eastAsia="Charis SIL Regular"/>
+          <w:b w:val="0"/>
+          <w:i w:val="0"/>
+          <w:color w:val="0000FF"/>
+          <w:sz w:val="24"/>
+          <w:u w:val="single"/>
+        </w:rPr>
+        <w:hyperlink r:id="rId14" w:history="1">
+          <w:r>
+            <w:rPr>
+              <w:rStyle w:val="Hyperlink"/>
+            </w:rPr>
+            <w:t>in</w:t>
+          </w:r>
+        </w:hyperlink>
       </w:r>
       <w:r>
         <w:rPr>
@@ -2678,7 +2790,117 @@
           <w:color w:val="000000"/>
           <w:sz w:val="24"/>
         </w:rPr>
-        <w:t xml:space="preserve"> contains a lot of useful information regarding the university’s Caribbean collection </w:t>
+        <w:t xml:space="preserve"> contains a lot of useful information regarding the uni</w:t>
+      </w:r>
+      <w:r>
+        <w:rPr>
+          <w:u w:val="single" w:color="0000ff"/>
+          <w:rFonts w:ascii="Charis SIL Regular" w:hAnsi="Charis SIL Regular" w:eastAsia="Charis SIL Regular"/>
+          <w:b w:val="0"/>
+          <w:i w:val="0"/>
+          <w:color w:val="000000"/>
+          <w:sz w:val="24"/>
+        </w:rPr>
+        <w:hyperlink r:id="rId16" w:history="1">
+          <w:r>
+            <w:rPr>
+              <w:rStyle w:val="Hyperlink"/>
+            </w:rPr>
+            <w:t>versity</w:t>
+          </w:r>
+        </w:hyperlink>
+      </w:r>
+      <w:r>
+        <w:rPr>
+          <w:rFonts w:ascii="Charis SIL Regular" w:hAnsi="Charis SIL Regular" w:eastAsia="Charis SIL Regular"/>
+          <w:b w:val="0"/>
+          <w:i w:val="0"/>
+          <w:color w:val="000000"/>
+          <w:sz w:val="24"/>
+        </w:rPr>
+        <w:t>’</w:t>
+      </w:r>
+      <w:r>
+        <w:rPr>
+          <w:u w:val="single" w:color="0000ff"/>
+          <w:rFonts w:ascii="Charis SIL Regular" w:hAnsi="Charis SIL Regular" w:eastAsia="Charis SIL Regular"/>
+          <w:b w:val="0"/>
+          <w:i w:val="0"/>
+          <w:color w:val="000000"/>
+          <w:sz w:val="24"/>
+        </w:rPr>
+        <w:hyperlink r:id="rId16" w:history="1">
+          <w:r>
+            <w:rPr>
+              <w:rStyle w:val="Hyperlink"/>
+            </w:rPr>
+            <w:t>s Cari</w:t>
+          </w:r>
+        </w:hyperlink>
+      </w:r>
+      <w:r>
+        <w:rPr>
+          <w:u w:val="single" w:color="0000ff"/>
+          <w:rFonts w:ascii="Charis SIL Regular" w:hAnsi="Charis SIL Regular" w:eastAsia="Charis SIL Regular"/>
+          <w:b w:val="0"/>
+          <w:i w:val="0"/>
+          <w:color w:val="000000"/>
+          <w:sz w:val="24"/>
+        </w:rPr>
+        <w:hyperlink r:id="rId16" w:history="1">
+          <w:r>
+            <w:rPr>
+              <w:rStyle w:val="Hyperlink"/>
+            </w:rPr>
+            <w:t>b</w:t>
+          </w:r>
+        </w:hyperlink>
+      </w:r>
+      <w:r>
+        <w:rPr>
+          <w:u w:val="single" w:color="0000ff"/>
+          <w:rFonts w:ascii="Charis SIL Regular" w:hAnsi="Charis SIL Regular" w:eastAsia="Charis SIL Regular"/>
+          <w:b w:val="0"/>
+          <w:i w:val="0"/>
+          <w:color w:val="000000"/>
+          <w:sz w:val="24"/>
+        </w:rPr>
+        <w:hyperlink r:id="rId16" w:history="1">
+          <w:r>
+            <w:rPr>
+              <w:rStyle w:val="Hyperlink"/>
+            </w:rPr>
+            <w:t>be</w:t>
+          </w:r>
+        </w:hyperlink>
+      </w:r>
+      <w:r>
+        <w:rPr>
+          <w:u w:val="single" w:color="0000ff"/>
+          <w:rFonts w:ascii="Charis SIL Regular" w:hAnsi="Charis SIL Regular" w:eastAsia="Charis SIL Regular"/>
+          <w:b w:val="0"/>
+          <w:i w:val="0"/>
+          <w:color w:val="000000"/>
+          <w:sz w:val="24"/>
+        </w:rPr>
+        <w:hyperlink r:id="rId16" w:history="1">
+          <w:r>
+            <w:rPr>
+              <w:rStyle w:val="Hyperlink"/>
+            </w:rPr>
+            <w:t>an c</w:t>
+          </w:r>
+        </w:hyperlink>
+      </w:r>
+      <w:r>
+        <w:rPr>
+          <w:rFonts w:ascii="Charis SIL Regular" w:hAnsi="Charis SIL Regular" w:eastAsia="Charis SIL Regular"/>
+          <w:b w:val="0"/>
+          <w:i w:val="0"/>
+          <w:color w:val="000000"/>
+          <w:sz w:val="24"/>
+        </w:rPr>
+        <w:t xml:space="preserve">ollection </w:t>
       </w:r>
       <w:r>
         <w:rPr>
@@ -2980,39 +3202,13 @@
       </w:r>
       <w:r>
         <w:rPr>
-          <w:u w:val="single" w:color="0000ff"/>
-          <w:rFonts w:ascii="Charis SIL Regular" w:hAnsi="Charis SIL Regular" w:eastAsia="Charis SIL Regular"/>
-          <w:b w:val="0"/>
-          <w:i w:val="0"/>
-          <w:color w:val="000000"/>
-          <w:sz w:val="24"/>
-        </w:rPr>
-        <w:hyperlink r:id="rId18" w:history="1">
-          <w:r>
-            <w:rPr>
-              <w:rStyle w:val="Hyperlink"/>
-            </w:rPr>
-            <w:t>and</w:t>
-          </w:r>
-        </w:hyperlink>
-      </w:r>
-      <w:r>
-        <w:rPr>
-          <w:u w:val="single" w:color="0000ff"/>
-          <w:rFonts w:ascii="Charis SIL Regular" w:hAnsi="Charis SIL Regular" w:eastAsia="Charis SIL Regular"/>
-          <w:b w:val="0"/>
-          <w:i w:val="0"/>
-          <w:color w:val="000000"/>
-          <w:sz w:val="24"/>
-        </w:rPr>
-        <w:hyperlink r:id="rId18" w:history="1">
-          <w:r>
-            <w:rPr>
-              <w:rStyle w:val="Hyperlink"/>
-            </w:rPr>
-            <w:t xml:space="preserve"> the </w:t>
-          </w:r>
-        </w:hyperlink>
+          <w:rFonts w:ascii="Charis SIL Regular" w:hAnsi="Charis SIL Regular" w:eastAsia="Charis SIL Regular"/>
+          <w:b w:val="0"/>
+          <w:i w:val="0"/>
+          <w:color w:val="000000"/>
+          <w:sz w:val="24"/>
+        </w:rPr>
+        <w:t xml:space="preserve">and the </w:t>
       </w:r>
       <w:r>
         <w:rPr>
@@ -3650,6 +3846,7 @@
           <w:i w:val="0"/>
           <w:color w:val="0000FF"/>
           <w:sz w:val="24"/>
+          <w:u w:val="single"/>
         </w:rPr>
         <w:hyperlink r:id="rId23" w:history="1">
           <w:r>
@@ -4079,7 +4276,50 @@
           <w:color w:val="000000"/>
           <w:sz w:val="24"/>
         </w:rPr>
-        <w:t xml:space="preserve">The research aid </w:t>
+        <w:hyperlink r:id="rId25" w:history="1">
+          <w:r>
+            <w:rPr>
+              <w:rStyle w:val="Hyperlink"/>
+            </w:rPr>
+            <w:t>The re</w:t>
+          </w:r>
+        </w:hyperlink>
+      </w:r>
+      <w:r>
+        <w:rPr>
+          <w:u w:val="single" w:color="0000ff"/>
+          <w:rFonts w:ascii="Charis SIL Regular" w:hAnsi="Charis SIL Regular" w:eastAsia="Charis SIL Regular"/>
+          <w:b w:val="0"/>
+          <w:i w:val="0"/>
+          <w:color w:val="000000"/>
+          <w:sz w:val="24"/>
+        </w:rPr>
+        <w:hyperlink r:id="rId25" w:history="1">
+          <w:r>
+            <w:rPr>
+              <w:rStyle w:val="Hyperlink"/>
+            </w:rPr>
+            <w:t>s</w:t>
+          </w:r>
+        </w:hyperlink>
+      </w:r>
+      <w:r>
+        <w:rPr>
+          <w:u w:val="single" w:color="0000ff"/>
+          <w:rFonts w:ascii="Charis SIL Regular" w:hAnsi="Charis SIL Regular" w:eastAsia="Charis SIL Regular"/>
+          <w:b w:val="0"/>
+          <w:i w:val="0"/>
+          <w:color w:val="000000"/>
+          <w:sz w:val="24"/>
+        </w:rPr>
+        <w:hyperlink r:id="rId25" w:history="1">
+          <w:r>
+            <w:rPr>
+              <w:rStyle w:val="Hyperlink"/>
+            </w:rPr>
+            <w:t xml:space="preserve">earch aid </w:t>
+          </w:r>
+        </w:hyperlink>
       </w:r>
       <w:r>
         <w:rPr>
@@ -4090,7 +4330,7 @@
           <w:sz w:val="24"/>
           <w:u w:val="single"/>
         </w:rPr>
-        <w:hyperlink r:id="rId25" w:history="1">
+        <w:hyperlink r:id="rId13" w:history="1">
           <w:r>
             <w:rPr>
               <w:rStyle w:val="Hyperlink"/>
@@ -4108,7 +4348,7 @@
           <w:sz w:val="24"/>
           <w:u w:val="single"/>
         </w:rPr>
-        <w:hyperlink r:id="rId25" w:history="1">
+        <w:hyperlink r:id="rId13" w:history="1">
           <w:r>
             <w:rPr>
               <w:rStyle w:val="Hyperlink"/>
@@ -4126,7 +4366,7 @@
           <w:sz w:val="24"/>
           <w:u w:val="single"/>
         </w:rPr>
-        <w:hyperlink r:id="rId25" w:history="1">
+        <w:hyperlink r:id="rId13" w:history="1">
           <w:r>
             <w:rPr>
               <w:rStyle w:val="Hyperlink"/>
@@ -4155,7 +4395,7 @@
           <w:sz w:val="24"/>
           <w:u w:val="single"/>
         </w:rPr>
-        <w:hyperlink r:id="rId25" w:history="1">
+        <w:hyperlink r:id="rId13" w:history="1">
           <w:r>
             <w:rPr>
               <w:rStyle w:val="Hyperlink"/>
@@ -4184,7 +4424,7 @@
           <w:sz w:val="24"/>
           <w:u w:val="single"/>
         </w:rPr>
-        <w:hyperlink r:id="rId25" w:history="1">
+        <w:hyperlink r:id="rId13" w:history="1">
           <w:r>
             <w:rPr>
               <w:rStyle w:val="Hyperlink"/>
@@ -4202,7 +4442,7 @@
           <w:sz w:val="24"/>
           <w:u w:val="single"/>
         </w:rPr>
-        <w:hyperlink r:id="rId25" w:history="1">
+        <w:hyperlink r:id="rId13" w:history="1">
           <w:r>
             <w:rPr>
               <w:rStyle w:val="Hyperlink"/>
@@ -4220,7 +4460,7 @@
           <w:sz w:val="24"/>
           <w:u w:val="single"/>
         </w:rPr>
-        <w:hyperlink r:id="rId25" w:history="1">
+        <w:hyperlink r:id="rId13" w:history="1">
           <w:r>
             <w:rPr>
               <w:rStyle w:val="Hyperlink"/>
@@ -4258,25 +4498,7 @@
           <w:color w:val="000000"/>
           <w:sz w:val="24"/>
         </w:rPr>
-        <w:t>contains relevant</w:t>
-      </w:r>
-      <w:r>
-        <w:rPr>
-          <w:u w:val="single" w:color="0000ff"/>
-          <w:rFonts w:ascii="Charis SIL Regular" w:hAnsi="Charis SIL Regular" w:eastAsia="Charis SIL Regular"/>
-          <w:b w:val="0"/>
-          <w:i w:val="0"/>
-          <w:color w:val="000000"/>
-          <w:sz w:val="24"/>
-        </w:rPr>
-        <w:hyperlink r:id="rId13" w:history="1">
-          <w:r>
-            <w:rPr>
-              <w:rStyle w:val="Hyperlink"/>
-            </w:rPr>
-            <w:t xml:space="preserve"> inform</w:t>
-          </w:r>
-        </w:hyperlink>
+        <w:t>contains relevant inform</w:t>
       </w:r>
       <w:r>
         <w:rPr>
@@ -4802,238 +5024,7 @@
           <w:color w:val="000000"/>
           <w:sz w:val="24"/>
         </w:rPr>
-        <w:t>' b</w:t>
-      </w:r>
-      <w:r>
-        <w:rPr>
-          <w:rFonts w:ascii="Charis SIL Regular" w:hAnsi="Charis SIL Regular" w:eastAsia="Charis SIL Regular"/>
-          <w:b w:val="0"/>
-          <w:i w:val="0"/>
-          <w:color w:val="000000"/>
-          <w:sz w:val="24"/>
-        </w:rPr>
-        <w:hyperlink r:id="rId27" w:history="1">
-          <w:r>
-            <w:rPr>
-              <w:rStyle w:val="Hyperlink"/>
-            </w:rPr>
-            <w:t>y h</w:t>
-          </w:r>
-        </w:hyperlink>
-      </w:r>
-      <w:r>
-        <w:rPr>
-          <w:rFonts w:ascii="Charis SIL Regular" w:hAnsi="Charis SIL Regular" w:eastAsia="Charis SIL Regular"/>
-          <w:b w:val="0"/>
-          <w:i w:val="0"/>
-          <w:color w:val="000000"/>
-          <w:sz w:val="24"/>
-        </w:rPr>
-        <w:hyperlink r:id="rId27" w:history="1">
-          <w:r>
-            <w:rPr>
-              <w:rStyle w:val="Hyperlink"/>
-            </w:rPr>
-            <w:t xml:space="preserve">istorian Adi </w:t>
-          </w:r>
-        </w:hyperlink>
-      </w:r>
-      <w:r>
-        <w:rPr>
-          <w:rFonts w:ascii="Charis SIL Regular" w:hAnsi="Charis SIL Regular" w:eastAsia="Charis SIL Regular"/>
-          <w:b w:val="0"/>
-          <w:i w:val="0"/>
-          <w:color w:val="000000"/>
-          <w:sz w:val="24"/>
-        </w:rPr>
-        <w:t>M</w:t>
-      </w:r>
-      <w:r>
-        <w:rPr>
-          <w:rFonts w:ascii="Charis SIL Regular" w:hAnsi="Charis SIL Regular" w:eastAsia="Charis SIL Regular"/>
-          <w:b w:val="0"/>
-          <w:i w:val="0"/>
-          <w:color w:val="000000"/>
-          <w:sz w:val="24"/>
-        </w:rPr>
-        <w:hyperlink r:id="rId27" w:history="1">
-          <w:r>
-            <w:rPr>
-              <w:rStyle w:val="Hyperlink"/>
-            </w:rPr>
-            <w:t>art</w:t>
-          </w:r>
-        </w:hyperlink>
-      </w:r>
-      <w:r>
-        <w:rPr>
-          <w:rFonts w:ascii="Charis SIL Regular" w:hAnsi="Charis SIL Regular" w:eastAsia="Charis SIL Regular"/>
-          <w:b w:val="0"/>
-          <w:i w:val="0"/>
-          <w:color w:val="000000"/>
-          <w:sz w:val="24"/>
-        </w:rPr>
-        <w:hyperlink r:id="rId27" w:history="1">
-          <w:r>
-            <w:rPr>
-              <w:rStyle w:val="Hyperlink"/>
-            </w:rPr>
-            <w:t>i</w:t>
-          </w:r>
-        </w:hyperlink>
-      </w:r>
-      <w:r>
-        <w:rPr>
-          <w:rFonts w:ascii="Charis SIL Regular" w:hAnsi="Charis SIL Regular" w:eastAsia="Charis SIL Regular"/>
-          <w:b w:val="0"/>
-          <w:i w:val="0"/>
-          <w:color w:val="000000"/>
-          <w:sz w:val="24"/>
-        </w:rPr>
-        <w:hyperlink r:id="rId27" w:history="1">
-          <w:r>
-            <w:rPr>
-              <w:rStyle w:val="Hyperlink"/>
-            </w:rPr>
-            <w:t>s desc</w:t>
-          </w:r>
-        </w:hyperlink>
-      </w:r>
-      <w:r>
-        <w:rPr>
-          <w:rFonts w:ascii="Charis SIL Regular" w:hAnsi="Charis SIL Regular" w:eastAsia="Charis SIL Regular"/>
-          <w:b w:val="0"/>
-          <w:i w:val="0"/>
-          <w:color w:val="000000"/>
-          <w:sz w:val="24"/>
-        </w:rPr>
-        <w:hyperlink r:id="rId27" w:history="1">
-          <w:r>
-            <w:rPr>
-              <w:rStyle w:val="Hyperlink"/>
-            </w:rPr>
-            <w:t>r</w:t>
-          </w:r>
-        </w:hyperlink>
-      </w:r>
-      <w:r>
-        <w:rPr>
-          <w:rFonts w:ascii="Charis SIL Regular" w:hAnsi="Charis SIL Regular" w:eastAsia="Charis SIL Regular"/>
-          <w:b w:val="0"/>
-          <w:i w:val="0"/>
-          <w:color w:val="000000"/>
-          <w:sz w:val="24"/>
-        </w:rPr>
-        <w:hyperlink r:id="rId27" w:history="1">
-          <w:r>
-            <w:rPr>
-              <w:rStyle w:val="Hyperlink"/>
-            </w:rPr>
-            <w:t>ibe</w:t>
-          </w:r>
-        </w:hyperlink>
-      </w:r>
-      <w:r>
-        <w:rPr>
-          <w:rFonts w:ascii="Charis SIL Regular" w:hAnsi="Charis SIL Regular" w:eastAsia="Charis SIL Regular"/>
-          <w:b w:val="0"/>
-          <w:i w:val="0"/>
-          <w:color w:val="000000"/>
-          <w:sz w:val="24"/>
-        </w:rPr>
-        <w:hyperlink r:id="rId27" w:history="1">
-          <w:r>
-            <w:rPr>
-              <w:rStyle w:val="Hyperlink"/>
-            </w:rPr>
-            <w:t xml:space="preserve">s the </w:t>
-          </w:r>
-        </w:hyperlink>
-      </w:r>
-      <w:r>
-        <w:rPr>
-          <w:rFonts w:ascii="Charis SIL Regular" w:hAnsi="Charis SIL Regular" w:eastAsia="Charis SIL Regular"/>
-          <w:b w:val="0"/>
-          <w:i w:val="0"/>
-          <w:color w:val="000000"/>
-          <w:sz w:val="24"/>
-        </w:rPr>
-        <w:hyperlink r:id="rId27" w:history="1">
-          <w:r>
-            <w:rPr>
-              <w:rStyle w:val="Hyperlink"/>
-            </w:rPr>
-            <w:t>p</w:t>
-          </w:r>
-        </w:hyperlink>
-      </w:r>
-      <w:r>
-        <w:rPr>
-          <w:rFonts w:ascii="Charis SIL Regular" w:hAnsi="Charis SIL Regular" w:eastAsia="Charis SIL Regular"/>
-          <w:b w:val="0"/>
-          <w:i w:val="0"/>
-          <w:color w:val="000000"/>
-          <w:sz w:val="24"/>
-        </w:rPr>
-        <w:hyperlink r:id="rId27" w:history="1">
-          <w:r>
-            <w:rPr>
-              <w:rStyle w:val="Hyperlink"/>
-            </w:rPr>
-            <w:t>r</w:t>
-          </w:r>
-        </w:hyperlink>
-      </w:r>
-      <w:r>
-        <w:rPr>
-          <w:rFonts w:ascii="Charis SIL Regular" w:hAnsi="Charis SIL Regular" w:eastAsia="Charis SIL Regular"/>
-          <w:b w:val="0"/>
-          <w:i w:val="0"/>
-          <w:color w:val="000000"/>
-          <w:sz w:val="24"/>
-        </w:rPr>
-        <w:hyperlink r:id="rId27" w:history="1">
-          <w:r>
-            <w:rPr>
-              <w:rStyle w:val="Hyperlink"/>
-            </w:rPr>
-            <w:t>eco</w:t>
-          </w:r>
-        </w:hyperlink>
-      </w:r>
-      <w:r>
-        <w:rPr>
-          <w:rFonts w:ascii="Charis SIL Regular" w:hAnsi="Charis SIL Regular" w:eastAsia="Charis SIL Regular"/>
-          <w:b w:val="0"/>
-          <w:i w:val="0"/>
-          <w:color w:val="000000"/>
-          <w:sz w:val="24"/>
-        </w:rPr>
-        <w:hyperlink r:id="rId27" w:history="1">
-          <w:r>
-            <w:rPr>
-              <w:rStyle w:val="Hyperlink"/>
-            </w:rPr>
-            <w:t>l</w:t>
-          </w:r>
-        </w:hyperlink>
-      </w:r>
-      <w:r>
-        <w:rPr>
-          <w:rFonts w:ascii="Charis SIL Regular" w:hAnsi="Charis SIL Regular" w:eastAsia="Charis SIL Regular"/>
-          <w:b w:val="0"/>
-          <w:i w:val="0"/>
-          <w:color w:val="000000"/>
-          <w:sz w:val="24"/>
-        </w:rPr>
-        <w:hyperlink r:id="rId27" w:history="1">
-          <w:r>
-            <w:rPr>
-              <w:rStyle w:val="Hyperlink"/>
-            </w:rPr>
-            <w:t>onial history</w:t>
-          </w:r>
-        </w:hyperlink>
+        <w:t>' by historian Adi Martis describes the precolonial history</w:t>
       </w:r>
       <w:r>
         <w:rPr>
@@ -5303,13 +5294,29 @@
             <w:rPr>
               <w:rStyle w:val="Hyperlink"/>
             </w:rPr>
-            <w:t>eritage fie</w:t>
+            <w:t>eritage fi</w:t>
           </w:r>
         </w:hyperlink>
       </w:r>
       <w:r>
         <w:rPr>
-          <w:u w:val="single" w:color="0000ff"/>
+          <w:rFonts w:ascii="Charis SIL Regular" w:hAnsi="Charis SIL Regular" w:eastAsia="Charis SIL Regular"/>
+          <w:b w:val="0"/>
+          <w:i w:val="0"/>
+          <w:color w:val="000000"/>
+          <w:sz w:val="24"/>
+        </w:rPr>
+        <w:hyperlink r:id="rId28" w:history="1">
+          <w:r>
+            <w:rPr>
+              <w:rStyle w:val="Hyperlink"/>
+            </w:rPr>
+            <w:t>e</w:t>
+          </w:r>
+        </w:hyperlink>
+      </w:r>
+      <w:r>
+        <w:rPr>
           <w:rFonts w:ascii="Charis SIL Regular" w:hAnsi="Charis SIL Regular" w:eastAsia="Charis SIL Regular"/>
           <w:b w:val="0"/>
           <w:i w:val="0"/>
@@ -5404,7 +5411,7 @@
             <w:rPr>
               <w:rStyle w:val="Hyperlink"/>
             </w:rPr>
-            <w:t>98, the f</w:t>
+            <w:t>98, the fo</w:t>
           </w:r>
         </w:hyperlink>
       </w:r>
@@ -5416,7 +5423,7 @@
           <w:color w:val="000000"/>
           <w:sz w:val="24"/>
         </w:rPr>
-        <w:t xml:space="preserve">oundation aims to document, collect and </w:t>
+        <w:t xml:space="preserve">undation aims to document, collect and </w:t>
       </w:r>
       <w:r>
         <w:rPr>
@@ -7499,25 +7506,7 @@
           <w:color w:val="000000"/>
           <w:sz w:val="24"/>
         </w:rPr>
-        <w:t>u</w:t>
-      </w:r>
-      <w:r>
-        <w:rPr>
-          <w:u w:val="single" w:color="0000ff"/>
-          <w:rFonts w:ascii="Charis SIL Regular" w:hAnsi="Charis SIL Regular" w:eastAsia="Charis SIL Regular"/>
-          <w:b w:val="0"/>
-          <w:i w:val="0"/>
-          <w:color w:val="000000"/>
-          <w:sz w:val="24"/>
-        </w:rPr>
-        <w:hyperlink r:id="rId20" w:history="1">
-          <w:r>
-            <w:rPr>
-              <w:rStyle w:val="Hyperlink"/>
-            </w:rPr>
-            <w:t>ral herita</w:t>
-          </w:r>
-        </w:hyperlink>
+        <w:t>ural herita</w:t>
       </w:r>
       <w:r>
         <w:rPr>

--- a/EXPORTS/DOCX/published/niveau2/English/ArubaBonaireCuracao.docx
+++ b/EXPORTS/DOCX/published/niveau2/English/ArubaBonaireCuracao.docx
@@ -1435,7 +1435,7 @@
             <w:rPr>
               <w:rStyle w:val="Hyperlink"/>
             </w:rPr>
-            <w:t>offic</w:t>
+            <w:t>offi</w:t>
           </w:r>
         </w:hyperlink>
       </w:r>
@@ -1446,19 +1446,36 @@
           <w:i w:val="0"/>
           <w:color w:val="0000FF"/>
           <w:sz w:val="24"/>
+        </w:rPr>
+        <w:hyperlink r:id="rId14" w:history="1">
+          <w:r>
+            <w:rPr>
+              <w:rStyle w:val="Hyperlink"/>
+            </w:rPr>
+            <w:t>ce</w:t>
+          </w:r>
+        </w:hyperlink>
+      </w:r>
+      <w:r>
+        <w:rPr>
+          <w:rFonts w:ascii="Charis SIL Regular" w:hAnsi="Charis SIL Regular" w:eastAsia="Charis SIL Regular"/>
+          <w:b w:val="0"/>
+          <w:i w:val="0"/>
+          <w:color w:val="0000FF"/>
+          <w:sz w:val="24"/>
+        </w:rPr>
+        <w:t>rs</w:t>
+      </w:r>
+      <w:r>
+        <w:rPr>
+          <w:rFonts w:ascii="Charis SIL Regular" w:hAnsi="Charis SIL Regular" w:eastAsia="Charis SIL Regular"/>
+          <w:b w:val="0"/>
+          <w:i w:val="0"/>
+          <w:color w:val="0000FF"/>
+          <w:sz w:val="24"/>
           <w:u w:val="single"/>
         </w:rPr>
-        <w:t>er</w:t>
-      </w:r>
-      <w:r>
-        <w:rPr>
-          <w:rFonts w:ascii="Charis SIL Regular" w:hAnsi="Charis SIL Regular" w:eastAsia="Charis SIL Regular"/>
-          <w:b w:val="0"/>
-          <w:i w:val="0"/>
-          <w:color w:val="0000FF"/>
-          <w:sz w:val="24"/>
-        </w:rPr>
-        <w:t xml:space="preserve">s </w:t>
+        <w:t xml:space="preserve"> </w:t>
       </w:r>
       <w:r>
         <w:rPr>
@@ -2812,6 +2829,7 @@
       </w:r>
       <w:r>
         <w:rPr>
+          <w:u w:val="single" w:color="0000ff"/>
           <w:rFonts w:ascii="Charis SIL Regular" w:hAnsi="Charis SIL Regular" w:eastAsia="Charis SIL Regular"/>
           <w:b w:val="0"/>
           <w:i w:val="0"/>
@@ -3202,13 +3220,39 @@
       </w:r>
       <w:r>
         <w:rPr>
-          <w:rFonts w:ascii="Charis SIL Regular" w:hAnsi="Charis SIL Regular" w:eastAsia="Charis SIL Regular"/>
-          <w:b w:val="0"/>
-          <w:i w:val="0"/>
-          <w:color w:val="000000"/>
-          <w:sz w:val="24"/>
-        </w:rPr>
-        <w:t xml:space="preserve">and the </w:t>
+          <w:u w:val="single" w:color="0000ff"/>
+          <w:rFonts w:ascii="Charis SIL Regular" w:hAnsi="Charis SIL Regular" w:eastAsia="Charis SIL Regular"/>
+          <w:b w:val="0"/>
+          <w:i w:val="0"/>
+          <w:color w:val="000000"/>
+          <w:sz w:val="24"/>
+        </w:rPr>
+        <w:hyperlink r:id="rId18" w:history="1">
+          <w:r>
+            <w:rPr>
+              <w:rStyle w:val="Hyperlink"/>
+            </w:rPr>
+            <w:t>and</w:t>
+          </w:r>
+        </w:hyperlink>
+      </w:r>
+      <w:r>
+        <w:rPr>
+          <w:u w:val="single" w:color="0000ff"/>
+          <w:rFonts w:ascii="Charis SIL Regular" w:hAnsi="Charis SIL Regular" w:eastAsia="Charis SIL Regular"/>
+          <w:b w:val="0"/>
+          <w:i w:val="0"/>
+          <w:color w:val="000000"/>
+          <w:sz w:val="24"/>
+        </w:rPr>
+        <w:hyperlink r:id="rId18" w:history="1">
+          <w:r>
+            <w:rPr>
+              <w:rStyle w:val="Hyperlink"/>
+            </w:rPr>
+            <w:t xml:space="preserve"> the </w:t>
+          </w:r>
+        </w:hyperlink>
       </w:r>
       <w:r>
         <w:rPr>
@@ -4140,7 +4184,14 @@
           <w:sz w:val="24"/>
           <w:u w:val="single"/>
         </w:rPr>
-        <w:t>A</w:t>
+        <w:hyperlink r:id="rId25" w:history="1">
+          <w:r>
+            <w:rPr>
+              <w:rStyle w:val="Hyperlink"/>
+            </w:rPr>
+            <w:t>A</w:t>
+          </w:r>
+        </w:hyperlink>
       </w:r>
       <w:r>
         <w:rPr>
@@ -4151,7 +4202,7 @@
           <w:sz w:val="24"/>
           <w:u w:val="single"/>
         </w:rPr>
-        <w:hyperlink r:id="rId24" w:history="1">
+        <w:hyperlink r:id="rId25" w:history="1">
           <w:r>
             <w:rPr>
               <w:rStyle w:val="Hyperlink"/>
@@ -4169,7 +4220,7 @@
           <w:sz w:val="24"/>
           <w:u w:val="single"/>
         </w:rPr>
-        <w:hyperlink r:id="rId24" w:history="1">
+        <w:hyperlink r:id="rId25" w:history="1">
           <w:r>
             <w:rPr>
               <w:rStyle w:val="Hyperlink"/>
@@ -4198,7 +4249,7 @@
           <w:sz w:val="24"/>
           <w:u w:val="single"/>
         </w:rPr>
-        <w:hyperlink r:id="rId24" w:history="1">
+        <w:hyperlink r:id="rId25" w:history="1">
           <w:r>
             <w:rPr>
               <w:rStyle w:val="Hyperlink"/>
@@ -4305,7 +4356,6 @@
       </w:r>
       <w:r>
         <w:rPr>
-          <w:u w:val="single" w:color="0000ff"/>
           <w:rFonts w:ascii="Charis SIL Regular" w:hAnsi="Charis SIL Regular" w:eastAsia="Charis SIL Regular"/>
           <w:b w:val="0"/>
           <w:i w:val="0"/>
@@ -4330,7 +4380,7 @@
           <w:sz w:val="24"/>
           <w:u w:val="single"/>
         </w:rPr>
-        <w:hyperlink r:id="rId13" w:history="1">
+        <w:hyperlink r:id="rId25" w:history="1">
           <w:r>
             <w:rPr>
               <w:rStyle w:val="Hyperlink"/>
@@ -4348,7 +4398,7 @@
           <w:sz w:val="24"/>
           <w:u w:val="single"/>
         </w:rPr>
-        <w:hyperlink r:id="rId13" w:history="1">
+        <w:hyperlink r:id="rId25" w:history="1">
           <w:r>
             <w:rPr>
               <w:rStyle w:val="Hyperlink"/>
@@ -4366,7 +4416,7 @@
           <w:sz w:val="24"/>
           <w:u w:val="single"/>
         </w:rPr>
-        <w:hyperlink r:id="rId13" w:history="1">
+        <w:hyperlink r:id="rId25" w:history="1">
           <w:r>
             <w:rPr>
               <w:rStyle w:val="Hyperlink"/>
@@ -4395,7 +4445,7 @@
           <w:sz w:val="24"/>
           <w:u w:val="single"/>
         </w:rPr>
-        <w:hyperlink r:id="rId13" w:history="1">
+        <w:hyperlink r:id="rId25" w:history="1">
           <w:r>
             <w:rPr>
               <w:rStyle w:val="Hyperlink"/>
@@ -4424,7 +4474,7 @@
           <w:sz w:val="24"/>
           <w:u w:val="single"/>
         </w:rPr>
-        <w:hyperlink r:id="rId13" w:history="1">
+        <w:hyperlink r:id="rId25" w:history="1">
           <w:r>
             <w:rPr>
               <w:rStyle w:val="Hyperlink"/>
@@ -4442,7 +4492,7 @@
           <w:sz w:val="24"/>
           <w:u w:val="single"/>
         </w:rPr>
-        <w:hyperlink r:id="rId13" w:history="1">
+        <w:hyperlink r:id="rId25" w:history="1">
           <w:r>
             <w:rPr>
               <w:rStyle w:val="Hyperlink"/>
@@ -4460,7 +4510,7 @@
           <w:sz w:val="24"/>
           <w:u w:val="single"/>
         </w:rPr>
-        <w:hyperlink r:id="rId13" w:history="1">
+        <w:hyperlink r:id="rId25" w:history="1">
           <w:r>
             <w:rPr>
               <w:rStyle w:val="Hyperlink"/>
@@ -4498,7 +4548,25 @@
           <w:color w:val="000000"/>
           <w:sz w:val="24"/>
         </w:rPr>
-        <w:t>contains relevant inform</w:t>
+        <w:t>contains relevant</w:t>
+      </w:r>
+      <w:r>
+        <w:rPr>
+          <w:u w:val="single" w:color="0000ff"/>
+          <w:rFonts w:ascii="Charis SIL Regular" w:hAnsi="Charis SIL Regular" w:eastAsia="Charis SIL Regular"/>
+          <w:b w:val="0"/>
+          <w:i w:val="0"/>
+          <w:color w:val="000000"/>
+          <w:sz w:val="24"/>
+        </w:rPr>
+        <w:hyperlink r:id="rId13" w:history="1">
+          <w:r>
+            <w:rPr>
+              <w:rStyle w:val="Hyperlink"/>
+            </w:rPr>
+            <w:t xml:space="preserve"> inform</w:t>
+          </w:r>
+        </w:hyperlink>
       </w:r>
       <w:r>
         <w:rPr>
@@ -5024,7 +5092,238 @@
           <w:color w:val="000000"/>
           <w:sz w:val="24"/>
         </w:rPr>
-        <w:t>' by historian Adi Martis describes the precolonial history</w:t>
+        <w:t>' b</w:t>
+      </w:r>
+      <w:r>
+        <w:rPr>
+          <w:rFonts w:ascii="Charis SIL Regular" w:hAnsi="Charis SIL Regular" w:eastAsia="Charis SIL Regular"/>
+          <w:b w:val="0"/>
+          <w:i w:val="0"/>
+          <w:color w:val="000000"/>
+          <w:sz w:val="24"/>
+        </w:rPr>
+        <w:hyperlink r:id="rId27" w:history="1">
+          <w:r>
+            <w:rPr>
+              <w:rStyle w:val="Hyperlink"/>
+            </w:rPr>
+            <w:t>y h</w:t>
+          </w:r>
+        </w:hyperlink>
+      </w:r>
+      <w:r>
+        <w:rPr>
+          <w:rFonts w:ascii="Charis SIL Regular" w:hAnsi="Charis SIL Regular" w:eastAsia="Charis SIL Regular"/>
+          <w:b w:val="0"/>
+          <w:i w:val="0"/>
+          <w:color w:val="000000"/>
+          <w:sz w:val="24"/>
+        </w:rPr>
+        <w:hyperlink r:id="rId27" w:history="1">
+          <w:r>
+            <w:rPr>
+              <w:rStyle w:val="Hyperlink"/>
+            </w:rPr>
+            <w:t xml:space="preserve">istorian Adi </w:t>
+          </w:r>
+        </w:hyperlink>
+      </w:r>
+      <w:r>
+        <w:rPr>
+          <w:rFonts w:ascii="Charis SIL Regular" w:hAnsi="Charis SIL Regular" w:eastAsia="Charis SIL Regular"/>
+          <w:b w:val="0"/>
+          <w:i w:val="0"/>
+          <w:color w:val="000000"/>
+          <w:sz w:val="24"/>
+        </w:rPr>
+        <w:t>M</w:t>
+      </w:r>
+      <w:r>
+        <w:rPr>
+          <w:rFonts w:ascii="Charis SIL Regular" w:hAnsi="Charis SIL Regular" w:eastAsia="Charis SIL Regular"/>
+          <w:b w:val="0"/>
+          <w:i w:val="0"/>
+          <w:color w:val="000000"/>
+          <w:sz w:val="24"/>
+        </w:rPr>
+        <w:hyperlink r:id="rId27" w:history="1">
+          <w:r>
+            <w:rPr>
+              <w:rStyle w:val="Hyperlink"/>
+            </w:rPr>
+            <w:t>art</w:t>
+          </w:r>
+        </w:hyperlink>
+      </w:r>
+      <w:r>
+        <w:rPr>
+          <w:rFonts w:ascii="Charis SIL Regular" w:hAnsi="Charis SIL Regular" w:eastAsia="Charis SIL Regular"/>
+          <w:b w:val="0"/>
+          <w:i w:val="0"/>
+          <w:color w:val="000000"/>
+          <w:sz w:val="24"/>
+        </w:rPr>
+        <w:hyperlink r:id="rId27" w:history="1">
+          <w:r>
+            <w:rPr>
+              <w:rStyle w:val="Hyperlink"/>
+            </w:rPr>
+            <w:t>i</w:t>
+          </w:r>
+        </w:hyperlink>
+      </w:r>
+      <w:r>
+        <w:rPr>
+          <w:rFonts w:ascii="Charis SIL Regular" w:hAnsi="Charis SIL Regular" w:eastAsia="Charis SIL Regular"/>
+          <w:b w:val="0"/>
+          <w:i w:val="0"/>
+          <w:color w:val="000000"/>
+          <w:sz w:val="24"/>
+        </w:rPr>
+        <w:hyperlink r:id="rId27" w:history="1">
+          <w:r>
+            <w:rPr>
+              <w:rStyle w:val="Hyperlink"/>
+            </w:rPr>
+            <w:t>s desc</w:t>
+          </w:r>
+        </w:hyperlink>
+      </w:r>
+      <w:r>
+        <w:rPr>
+          <w:rFonts w:ascii="Charis SIL Regular" w:hAnsi="Charis SIL Regular" w:eastAsia="Charis SIL Regular"/>
+          <w:b w:val="0"/>
+          <w:i w:val="0"/>
+          <w:color w:val="000000"/>
+          <w:sz w:val="24"/>
+        </w:rPr>
+        <w:hyperlink r:id="rId27" w:history="1">
+          <w:r>
+            <w:rPr>
+              <w:rStyle w:val="Hyperlink"/>
+            </w:rPr>
+            <w:t>r</w:t>
+          </w:r>
+        </w:hyperlink>
+      </w:r>
+      <w:r>
+        <w:rPr>
+          <w:rFonts w:ascii="Charis SIL Regular" w:hAnsi="Charis SIL Regular" w:eastAsia="Charis SIL Regular"/>
+          <w:b w:val="0"/>
+          <w:i w:val="0"/>
+          <w:color w:val="000000"/>
+          <w:sz w:val="24"/>
+        </w:rPr>
+        <w:hyperlink r:id="rId27" w:history="1">
+          <w:r>
+            <w:rPr>
+              <w:rStyle w:val="Hyperlink"/>
+            </w:rPr>
+            <w:t>ibe</w:t>
+          </w:r>
+        </w:hyperlink>
+      </w:r>
+      <w:r>
+        <w:rPr>
+          <w:rFonts w:ascii="Charis SIL Regular" w:hAnsi="Charis SIL Regular" w:eastAsia="Charis SIL Regular"/>
+          <w:b w:val="0"/>
+          <w:i w:val="0"/>
+          <w:color w:val="000000"/>
+          <w:sz w:val="24"/>
+        </w:rPr>
+        <w:hyperlink r:id="rId27" w:history="1">
+          <w:r>
+            <w:rPr>
+              <w:rStyle w:val="Hyperlink"/>
+            </w:rPr>
+            <w:t xml:space="preserve">s the </w:t>
+          </w:r>
+        </w:hyperlink>
+      </w:r>
+      <w:r>
+        <w:rPr>
+          <w:rFonts w:ascii="Charis SIL Regular" w:hAnsi="Charis SIL Regular" w:eastAsia="Charis SIL Regular"/>
+          <w:b w:val="0"/>
+          <w:i w:val="0"/>
+          <w:color w:val="000000"/>
+          <w:sz w:val="24"/>
+        </w:rPr>
+        <w:hyperlink r:id="rId27" w:history="1">
+          <w:r>
+            <w:rPr>
+              <w:rStyle w:val="Hyperlink"/>
+            </w:rPr>
+            <w:t>p</w:t>
+          </w:r>
+        </w:hyperlink>
+      </w:r>
+      <w:r>
+        <w:rPr>
+          <w:rFonts w:ascii="Charis SIL Regular" w:hAnsi="Charis SIL Regular" w:eastAsia="Charis SIL Regular"/>
+          <w:b w:val="0"/>
+          <w:i w:val="0"/>
+          <w:color w:val="000000"/>
+          <w:sz w:val="24"/>
+        </w:rPr>
+        <w:hyperlink r:id="rId27" w:history="1">
+          <w:r>
+            <w:rPr>
+              <w:rStyle w:val="Hyperlink"/>
+            </w:rPr>
+            <w:t>r</w:t>
+          </w:r>
+        </w:hyperlink>
+      </w:r>
+      <w:r>
+        <w:rPr>
+          <w:rFonts w:ascii="Charis SIL Regular" w:hAnsi="Charis SIL Regular" w:eastAsia="Charis SIL Regular"/>
+          <w:b w:val="0"/>
+          <w:i w:val="0"/>
+          <w:color w:val="000000"/>
+          <w:sz w:val="24"/>
+        </w:rPr>
+        <w:hyperlink r:id="rId27" w:history="1">
+          <w:r>
+            <w:rPr>
+              <w:rStyle w:val="Hyperlink"/>
+            </w:rPr>
+            <w:t>eco</w:t>
+          </w:r>
+        </w:hyperlink>
+      </w:r>
+      <w:r>
+        <w:rPr>
+          <w:rFonts w:ascii="Charis SIL Regular" w:hAnsi="Charis SIL Regular" w:eastAsia="Charis SIL Regular"/>
+          <w:b w:val="0"/>
+          <w:i w:val="0"/>
+          <w:color w:val="000000"/>
+          <w:sz w:val="24"/>
+        </w:rPr>
+        <w:hyperlink r:id="rId27" w:history="1">
+          <w:r>
+            <w:rPr>
+              <w:rStyle w:val="Hyperlink"/>
+            </w:rPr>
+            <w:t>l</w:t>
+          </w:r>
+        </w:hyperlink>
+      </w:r>
+      <w:r>
+        <w:rPr>
+          <w:rFonts w:ascii="Charis SIL Regular" w:hAnsi="Charis SIL Regular" w:eastAsia="Charis SIL Regular"/>
+          <w:b w:val="0"/>
+          <w:i w:val="0"/>
+          <w:color w:val="000000"/>
+          <w:sz w:val="24"/>
+        </w:rPr>
+        <w:hyperlink r:id="rId27" w:history="1">
+          <w:r>
+            <w:rPr>
+              <w:rStyle w:val="Hyperlink"/>
+            </w:rPr>
+            <w:t>onial history</w:t>
+          </w:r>
+        </w:hyperlink>
       </w:r>
       <w:r>
         <w:rPr>
@@ -5294,29 +5593,13 @@
             <w:rPr>
               <w:rStyle w:val="Hyperlink"/>
             </w:rPr>
-            <w:t>eritage fi</w:t>
+            <w:t>eritage fie</w:t>
           </w:r>
         </w:hyperlink>
       </w:r>
       <w:r>
         <w:rPr>
-          <w:rFonts w:ascii="Charis SIL Regular" w:hAnsi="Charis SIL Regular" w:eastAsia="Charis SIL Regular"/>
-          <w:b w:val="0"/>
-          <w:i w:val="0"/>
-          <w:color w:val="000000"/>
-          <w:sz w:val="24"/>
-        </w:rPr>
-        <w:hyperlink r:id="rId28" w:history="1">
-          <w:r>
-            <w:rPr>
-              <w:rStyle w:val="Hyperlink"/>
-            </w:rPr>
-            <w:t>e</w:t>
-          </w:r>
-        </w:hyperlink>
-      </w:r>
-      <w:r>
-        <w:rPr>
+          <w:u w:val="single" w:color="0000ff"/>
           <w:rFonts w:ascii="Charis SIL Regular" w:hAnsi="Charis SIL Regular" w:eastAsia="Charis SIL Regular"/>
           <w:b w:val="0"/>
           <w:i w:val="0"/>
@@ -5411,7 +5694,7 @@
             <w:rPr>
               <w:rStyle w:val="Hyperlink"/>
             </w:rPr>
-            <w:t>98, the fo</w:t>
+            <w:t>98, the f</w:t>
           </w:r>
         </w:hyperlink>
       </w:r>
@@ -5423,7 +5706,7 @@
           <w:color w:val="000000"/>
           <w:sz w:val="24"/>
         </w:rPr>
-        <w:t xml:space="preserve">undation aims to document, collect and </w:t>
+        <w:t xml:space="preserve">oundation aims to document, collect and </w:t>
       </w:r>
       <w:r>
         <w:rPr>
@@ -7506,7 +7789,25 @@
           <w:color w:val="000000"/>
           <w:sz w:val="24"/>
         </w:rPr>
-        <w:t>ural herita</w:t>
+        <w:t>u</w:t>
+      </w:r>
+      <w:r>
+        <w:rPr>
+          <w:u w:val="single" w:color="0000ff"/>
+          <w:rFonts w:ascii="Charis SIL Regular" w:hAnsi="Charis SIL Regular" w:eastAsia="Charis SIL Regular"/>
+          <w:b w:val="0"/>
+          <w:i w:val="0"/>
+          <w:color w:val="000000"/>
+          <w:sz w:val="24"/>
+        </w:rPr>
+        <w:hyperlink r:id="rId20" w:history="1">
+          <w:r>
+            <w:rPr>
+              <w:rStyle w:val="Hyperlink"/>
+            </w:rPr>
+            <w:t>ral herita</w:t>
+          </w:r>
+        </w:hyperlink>
       </w:r>
       <w:r>
         <w:rPr>
